--- a/docs/data/reports/weekly/latest/weekly_report.docx
+++ b/docs/data/reports/weekly/latest/weekly_report.docx
@@ -26,7 +26,7 @@
           <w:rFonts w:ascii="Kaiti SC" w:hAnsi="Kaiti SC" w:eastAsia="Kaiti SC" w:cs="Kaiti SC"/>
           <w:sz w:val="21"/>
         </w:rPr>
-        <w:t>2026-07-17 至 2026-07-23</w:t>
+        <w:t>2026-07-21 至 2026-07-27</w:t>
       </w:r>
     </w:p>
     <w:tbl>
@@ -81,7 +81,7 @@
                 <w:b w:val="0"/>
                 <w:sz w:val="19"/>
               </w:rPr>
-              <w:t>2026-07-17 至 2026-07-23</w:t>
+              <w:t>2026-07-21 至 2026-07-27</w:t>
             </w:r>
           </w:p>
         </w:tc>
@@ -127,7 +127,7 @@
                 <w:b w:val="0"/>
                 <w:sz w:val="19"/>
               </w:rPr>
-              <w:t>76 条 / 46 个</w:t>
+              <w:t>282 条 / 59 个</w:t>
             </w:r>
           </w:p>
         </w:tc>
@@ -173,7 +173,7 @@
                 <w:b w:val="0"/>
                 <w:sz w:val="19"/>
               </w:rPr>
-              <w:t>10 家 / 32 个</w:t>
+              <w:t>9 家 / 74 个</w:t>
             </w:r>
           </w:p>
         </w:tc>
@@ -219,7 +219,7 @@
                 <w:b w:val="0"/>
                 <w:sz w:val="19"/>
               </w:rPr>
-              <w:t>2026-07-23</w:t>
+              <w:t>2026-07-27</w:t>
             </w:r>
           </w:p>
         </w:tc>
@@ -245,7 +245,7 @@
     </w:p>
     <w:p>
       <w:r>
-        <w:t>2026-07-17 至 2026-07-23 共归档 76 条新闻，形成 46 个事件，覆盖 10 家公司和 32 个来源。 新闻量较多的公司包括 SpaceX、垣信卫星、星河动力、Blue Origin、蓝箭航天。 其中 6 项动态可与更早的同公司同类事件关联回看。</w:t>
+        <w:t>2026-07-21 至 2026-07-27 共归档 282 条新闻，形成 59 个事件，覆盖 9 家公司和 74 个来源。 新闻量较多的公司包括 SpaceX、中科宇航、Blue Origin、蓝箭航天、微纳星空。 其中 6 项动态可与更早的同公司同类事件关联回看。</w:t>
       </w:r>
     </w:p>
     <w:p>
@@ -266,7 +266,7 @@
           <w:rFonts w:ascii="Kaiti SC" w:hAnsi="Kaiti SC" w:eastAsia="Kaiti SC" w:cs="Kaiti SC"/>
           <w:sz w:val="21"/>
         </w:rPr>
-        <w:t>发射与任务：19 个事件。</w:t>
+        <w:t>发射与任务：27 个事件。</w:t>
       </w:r>
     </w:p>
     <w:p>
@@ -287,7 +287,28 @@
           <w:rFonts w:ascii="Kaiti SC" w:hAnsi="Kaiti SC" w:eastAsia="Kaiti SC" w:cs="Kaiti SC"/>
           <w:sz w:val="21"/>
         </w:rPr>
-        <w:t>融资与资本：2 个事件。</w:t>
+        <w:t>订单与合作：2 个事件。</w:t>
+      </w:r>
+    </w:p>
+    <w:p>
+      <w:pPr>
+        <w:keepLines/>
+        <w:spacing w:after="60"/>
+        <w:ind w:left="369" w:hanging="227"/>
+      </w:pPr>
+      <w:r>
+        <w:rPr>
+          <w:rFonts w:ascii="Kaiti SC" w:hAnsi="Kaiti SC" w:eastAsia="Kaiti SC" w:cs="Kaiti SC"/>
+          <w:sz w:val="21"/>
+        </w:rPr>
+        <w:t xml:space="preserve">✓ </w:t>
+      </w:r>
+      <w:r>
+        <w:rPr>
+          <w:rFonts w:ascii="Kaiti SC" w:hAnsi="Kaiti SC" w:eastAsia="Kaiti SC" w:cs="Kaiti SC"/>
+          <w:sz w:val="21"/>
+        </w:rPr>
+        <w:t>融资与资本：1 个事件。</w:t>
       </w:r>
     </w:p>
     <w:p>
@@ -329,7 +350,7 @@
           <w:rFonts w:ascii="Kaiti SC" w:hAnsi="Kaiti SC" w:eastAsia="Kaiti SC" w:cs="Kaiti SC"/>
           <w:sz w:val="21"/>
         </w:rPr>
-        <w:t>市场与股价：3 个事件。</w:t>
+        <w:t>市场与股价：4 个事件。</w:t>
       </w:r>
     </w:p>
     <w:p>
@@ -350,28 +371,7 @@
           <w:rFonts w:ascii="Kaiti SC" w:hAnsi="Kaiti SC" w:eastAsia="Kaiti SC" w:cs="Kaiti SC"/>
           <w:sz w:val="21"/>
         </w:rPr>
-        <w:t>产品与技术：2 个事件。</w:t>
-      </w:r>
-    </w:p>
-    <w:p>
-      <w:pPr>
-        <w:keepLines/>
-        <w:spacing w:after="60"/>
-        <w:ind w:left="369" w:hanging="227"/>
-      </w:pPr>
-      <w:r>
-        <w:rPr>
-          <w:rFonts w:ascii="Kaiti SC" w:hAnsi="Kaiti SC" w:eastAsia="Kaiti SC" w:cs="Kaiti SC"/>
-          <w:sz w:val="21"/>
-        </w:rPr>
-        <w:t xml:space="preserve">✓ </w:t>
-      </w:r>
-      <w:r>
-        <w:rPr>
-          <w:rFonts w:ascii="Kaiti SC" w:hAnsi="Kaiti SC" w:eastAsia="Kaiti SC" w:cs="Kaiti SC"/>
-          <w:sz w:val="21"/>
-        </w:rPr>
-        <w:t>其他动态：19 个事件。</w:t>
+        <w:t>其他动态：24 个事件。</w:t>
       </w:r>
     </w:p>
     <w:p>
@@ -510,6 +510,534 @@
                 <w:b w:val="0"/>
                 <w:sz w:val="19"/>
               </w:rPr>
+              <w:t>2026-07-26</w:t>
+            </w:r>
+          </w:p>
+        </w:tc>
+        <w:tc>
+          <w:tcPr>
+            <w:tcW w:type="dxa" w:w="2075"/>
+            <w:vAlign w:val="center"/>
+          </w:tcPr>
+          <w:p>
+            <w:pPr>
+              <w:spacing w:after="0" w:line="252" w:lineRule="auto"/>
+              <w:jc w:val="center"/>
+            </w:pPr>
+            <w:r/>
+            <w:r>
+              <w:rPr>
+                <w:rFonts w:ascii="Kaiti SC" w:hAnsi="Kaiti SC" w:eastAsia="Kaiti SC" w:cs="Kaiti SC"/>
+                <w:b w:val="0"/>
+                <w:sz w:val="19"/>
+              </w:rPr>
+              <w:t>SpaceX</w:t>
+            </w:r>
+          </w:p>
+        </w:tc>
+        <w:tc>
+          <w:tcPr>
+            <w:tcW w:type="dxa" w:w="2075"/>
+            <w:vAlign w:val="center"/>
+          </w:tcPr>
+          <w:p>
+            <w:pPr>
+              <w:spacing w:after="0" w:line="252" w:lineRule="auto"/>
+              <w:jc w:val="center"/>
+            </w:pPr>
+            <w:r/>
+            <w:r>
+              <w:rPr>
+                <w:rFonts w:ascii="Kaiti SC" w:hAnsi="Kaiti SC" w:eastAsia="Kaiti SC" w:cs="Kaiti SC"/>
+                <w:b w:val="0"/>
+                <w:sz w:val="19"/>
+              </w:rPr>
+              <w:t>发射与任务</w:t>
+            </w:r>
+          </w:p>
+        </w:tc>
+        <w:tc>
+          <w:tcPr>
+            <w:tcW w:type="dxa" w:w="2075"/>
+            <w:vAlign w:val="center"/>
+          </w:tcPr>
+          <w:p>
+            <w:pPr>
+              <w:spacing w:after="0" w:line="252" w:lineRule="auto"/>
+            </w:pPr>
+            <w:r/>
+            <w:r>
+              <w:rPr>
+                <w:rFonts w:ascii="Kaiti SC" w:hAnsi="Kaiti SC" w:eastAsia="Kaiti SC" w:cs="Kaiti SC"/>
+                <w:b w:val="0"/>
+                <w:sz w:val="19"/>
+              </w:rPr>
+              <w:t>Successful Flight for Starship IFT-13</w:t>
+            </w:r>
+          </w:p>
+        </w:tc>
+      </w:tr>
+      <w:tr>
+        <w:trPr>
+          <w:cantSplit/>
+        </w:trPr>
+        <w:tc>
+          <w:tcPr>
+            <w:tcW w:type="dxa" w:w="2075"/>
+            <w:vAlign w:val="center"/>
+          </w:tcPr>
+          <w:p>
+            <w:pPr>
+              <w:spacing w:after="0" w:line="252" w:lineRule="auto"/>
+              <w:jc w:val="center"/>
+            </w:pPr>
+            <w:r/>
+            <w:r>
+              <w:rPr>
+                <w:rFonts w:ascii="Kaiti SC" w:hAnsi="Kaiti SC" w:eastAsia="Kaiti SC" w:cs="Kaiti SC"/>
+                <w:b w:val="0"/>
+                <w:sz w:val="19"/>
+              </w:rPr>
+              <w:t>2026-07-25</w:t>
+            </w:r>
+          </w:p>
+        </w:tc>
+        <w:tc>
+          <w:tcPr>
+            <w:tcW w:type="dxa" w:w="2075"/>
+            <w:vAlign w:val="center"/>
+          </w:tcPr>
+          <w:p>
+            <w:pPr>
+              <w:spacing w:after="0" w:line="252" w:lineRule="auto"/>
+              <w:jc w:val="center"/>
+            </w:pPr>
+            <w:r/>
+            <w:r>
+              <w:rPr>
+                <w:rFonts w:ascii="Kaiti SC" w:hAnsi="Kaiti SC" w:eastAsia="Kaiti SC" w:cs="Kaiti SC"/>
+                <w:b w:val="0"/>
+                <w:sz w:val="19"/>
+              </w:rPr>
+              <w:t>SpaceX</w:t>
+            </w:r>
+          </w:p>
+        </w:tc>
+        <w:tc>
+          <w:tcPr>
+            <w:tcW w:type="dxa" w:w="2075"/>
+            <w:vAlign w:val="center"/>
+          </w:tcPr>
+          <w:p>
+            <w:pPr>
+              <w:spacing w:after="0" w:line="252" w:lineRule="auto"/>
+              <w:jc w:val="center"/>
+            </w:pPr>
+            <w:r/>
+            <w:r>
+              <w:rPr>
+                <w:rFonts w:ascii="Kaiti SC" w:hAnsi="Kaiti SC" w:eastAsia="Kaiti SC" w:cs="Kaiti SC"/>
+                <w:b w:val="0"/>
+                <w:sz w:val="19"/>
+              </w:rPr>
+              <w:t>发射与任务</w:t>
+            </w:r>
+          </w:p>
+        </w:tc>
+        <w:tc>
+          <w:tcPr>
+            <w:tcW w:type="dxa" w:w="2075"/>
+            <w:vAlign w:val="center"/>
+          </w:tcPr>
+          <w:p>
+            <w:pPr>
+              <w:spacing w:after="0" w:line="252" w:lineRule="auto"/>
+            </w:pPr>
+            <w:r/>
+            <w:r>
+              <w:rPr>
+                <w:rFonts w:ascii="Kaiti SC" w:hAnsi="Kaiti SC" w:eastAsia="Kaiti SC" w:cs="Kaiti SC"/>
+                <w:b w:val="0"/>
+                <w:sz w:val="19"/>
+              </w:rPr>
+              <w:t>Live Coverage: SpaceX Falcon 9 to launch Starlink satellites from West Coast</w:t>
+            </w:r>
+          </w:p>
+        </w:tc>
+      </w:tr>
+      <w:tr>
+        <w:trPr>
+          <w:cantSplit/>
+        </w:trPr>
+        <w:tc>
+          <w:tcPr>
+            <w:tcW w:type="dxa" w:w="2075"/>
+            <w:vAlign w:val="center"/>
+          </w:tcPr>
+          <w:p>
+            <w:pPr>
+              <w:spacing w:after="0" w:line="252" w:lineRule="auto"/>
+              <w:jc w:val="center"/>
+            </w:pPr>
+            <w:r/>
+            <w:r>
+              <w:rPr>
+                <w:rFonts w:ascii="Kaiti SC" w:hAnsi="Kaiti SC" w:eastAsia="Kaiti SC" w:cs="Kaiti SC"/>
+                <w:b w:val="0"/>
+                <w:sz w:val="19"/>
+              </w:rPr>
+              <w:t>2026-07-25</w:t>
+            </w:r>
+          </w:p>
+        </w:tc>
+        <w:tc>
+          <w:tcPr>
+            <w:tcW w:type="dxa" w:w="2075"/>
+            <w:vAlign w:val="center"/>
+          </w:tcPr>
+          <w:p>
+            <w:pPr>
+              <w:spacing w:after="0" w:line="252" w:lineRule="auto"/>
+              <w:jc w:val="center"/>
+            </w:pPr>
+            <w:r/>
+            <w:r>
+              <w:rPr>
+                <w:rFonts w:ascii="Kaiti SC" w:hAnsi="Kaiti SC" w:eastAsia="Kaiti SC" w:cs="Kaiti SC"/>
+                <w:b w:val="0"/>
+                <w:sz w:val="19"/>
+              </w:rPr>
+              <w:t>中科宇航</w:t>
+            </w:r>
+          </w:p>
+        </w:tc>
+        <w:tc>
+          <w:tcPr>
+            <w:tcW w:type="dxa" w:w="2075"/>
+            <w:vAlign w:val="center"/>
+          </w:tcPr>
+          <w:p>
+            <w:pPr>
+              <w:spacing w:after="0" w:line="252" w:lineRule="auto"/>
+              <w:jc w:val="center"/>
+            </w:pPr>
+            <w:r/>
+            <w:r>
+              <w:rPr>
+                <w:rFonts w:ascii="Kaiti SC" w:hAnsi="Kaiti SC" w:eastAsia="Kaiti SC" w:cs="Kaiti SC"/>
+                <w:b w:val="0"/>
+                <w:sz w:val="19"/>
+              </w:rPr>
+              <w:t>发射与任务</w:t>
+            </w:r>
+          </w:p>
+        </w:tc>
+        <w:tc>
+          <w:tcPr>
+            <w:tcW w:type="dxa" w:w="2075"/>
+            <w:vAlign w:val="center"/>
+          </w:tcPr>
+          <w:p>
+            <w:pPr>
+              <w:spacing w:after="0" w:line="252" w:lineRule="auto"/>
+            </w:pPr>
+            <w:r/>
+            <w:r>
+              <w:rPr>
+                <w:rFonts w:ascii="Kaiti SC" w:hAnsi="Kaiti SC" w:eastAsia="Kaiti SC" w:cs="Kaiti SC"/>
+                <w:b w:val="0"/>
+                <w:sz w:val="19"/>
+              </w:rPr>
+              <w:t>一箭五星！力箭一号遥十五运载火箭成功发射 - 新浪财经</w:t>
+            </w:r>
+          </w:p>
+        </w:tc>
+      </w:tr>
+      <w:tr>
+        <w:trPr>
+          <w:cantSplit/>
+        </w:trPr>
+        <w:tc>
+          <w:tcPr>
+            <w:tcW w:type="dxa" w:w="2075"/>
+            <w:vAlign w:val="center"/>
+          </w:tcPr>
+          <w:p>
+            <w:pPr>
+              <w:spacing w:after="0" w:line="252" w:lineRule="auto"/>
+              <w:jc w:val="center"/>
+            </w:pPr>
+            <w:r/>
+            <w:r>
+              <w:rPr>
+                <w:rFonts w:ascii="Kaiti SC" w:hAnsi="Kaiti SC" w:eastAsia="Kaiti SC" w:cs="Kaiti SC"/>
+                <w:b w:val="0"/>
+                <w:sz w:val="19"/>
+              </w:rPr>
+              <w:t>2026-07-25</w:t>
+            </w:r>
+          </w:p>
+        </w:tc>
+        <w:tc>
+          <w:tcPr>
+            <w:tcW w:type="dxa" w:w="2075"/>
+            <w:vAlign w:val="center"/>
+          </w:tcPr>
+          <w:p>
+            <w:pPr>
+              <w:spacing w:after="0" w:line="252" w:lineRule="auto"/>
+              <w:jc w:val="center"/>
+            </w:pPr>
+            <w:r/>
+            <w:r>
+              <w:rPr>
+                <w:rFonts w:ascii="Kaiti SC" w:hAnsi="Kaiti SC" w:eastAsia="Kaiti SC" w:cs="Kaiti SC"/>
+                <w:b w:val="0"/>
+                <w:sz w:val="19"/>
+              </w:rPr>
+              <w:t>SpaceX</w:t>
+            </w:r>
+          </w:p>
+        </w:tc>
+        <w:tc>
+          <w:tcPr>
+            <w:tcW w:type="dxa" w:w="2075"/>
+            <w:vAlign w:val="center"/>
+          </w:tcPr>
+          <w:p>
+            <w:pPr>
+              <w:spacing w:after="0" w:line="252" w:lineRule="auto"/>
+              <w:jc w:val="center"/>
+            </w:pPr>
+            <w:r/>
+            <w:r>
+              <w:rPr>
+                <w:rFonts w:ascii="Kaiti SC" w:hAnsi="Kaiti SC" w:eastAsia="Kaiti SC" w:cs="Kaiti SC"/>
+                <w:b w:val="0"/>
+                <w:sz w:val="19"/>
+              </w:rPr>
+              <w:t>发射与任务</w:t>
+            </w:r>
+          </w:p>
+        </w:tc>
+        <w:tc>
+          <w:tcPr>
+            <w:tcW w:type="dxa" w:w="2075"/>
+            <w:vAlign w:val="center"/>
+          </w:tcPr>
+          <w:p>
+            <w:pPr>
+              <w:spacing w:after="0" w:line="252" w:lineRule="auto"/>
+            </w:pPr>
+            <w:r/>
+            <w:r>
+              <w:rPr>
+                <w:rFonts w:ascii="Kaiti SC" w:hAnsi="Kaiti SC" w:eastAsia="Kaiti SC" w:cs="Kaiti SC"/>
+                <w:b w:val="0"/>
+                <w:sz w:val="19"/>
+              </w:rPr>
+              <w:t>SpaceX launches Northrop mission to extend the life of aging satellites</w:t>
+            </w:r>
+          </w:p>
+        </w:tc>
+      </w:tr>
+      <w:tr>
+        <w:trPr>
+          <w:cantSplit/>
+        </w:trPr>
+        <w:tc>
+          <w:tcPr>
+            <w:tcW w:type="dxa" w:w="2075"/>
+            <w:vAlign w:val="center"/>
+          </w:tcPr>
+          <w:p>
+            <w:pPr>
+              <w:spacing w:after="0" w:line="252" w:lineRule="auto"/>
+              <w:jc w:val="center"/>
+            </w:pPr>
+            <w:r/>
+            <w:r>
+              <w:rPr>
+                <w:rFonts w:ascii="Kaiti SC" w:hAnsi="Kaiti SC" w:eastAsia="Kaiti SC" w:cs="Kaiti SC"/>
+                <w:b w:val="0"/>
+                <w:sz w:val="19"/>
+              </w:rPr>
+              <w:t>2026-07-25</w:t>
+            </w:r>
+          </w:p>
+        </w:tc>
+        <w:tc>
+          <w:tcPr>
+            <w:tcW w:type="dxa" w:w="2075"/>
+            <w:vAlign w:val="center"/>
+          </w:tcPr>
+          <w:p>
+            <w:pPr>
+              <w:spacing w:after="0" w:line="252" w:lineRule="auto"/>
+              <w:jc w:val="center"/>
+            </w:pPr>
+            <w:r/>
+            <w:r>
+              <w:rPr>
+                <w:rFonts w:ascii="Kaiti SC" w:hAnsi="Kaiti SC" w:eastAsia="Kaiti SC" w:cs="Kaiti SC"/>
+                <w:b w:val="0"/>
+                <w:sz w:val="19"/>
+              </w:rPr>
+              <w:t>Blue Origin</w:t>
+            </w:r>
+          </w:p>
+        </w:tc>
+        <w:tc>
+          <w:tcPr>
+            <w:tcW w:type="dxa" w:w="2075"/>
+            <w:vAlign w:val="center"/>
+          </w:tcPr>
+          <w:p>
+            <w:pPr>
+              <w:spacing w:after="0" w:line="252" w:lineRule="auto"/>
+              <w:jc w:val="center"/>
+            </w:pPr>
+            <w:r/>
+            <w:r>
+              <w:rPr>
+                <w:rFonts w:ascii="Kaiti SC" w:hAnsi="Kaiti SC" w:eastAsia="Kaiti SC" w:cs="Kaiti SC"/>
+                <w:b w:val="0"/>
+                <w:sz w:val="19"/>
+              </w:rPr>
+              <w:t>发射与任务</w:t>
+            </w:r>
+          </w:p>
+        </w:tc>
+        <w:tc>
+          <w:tcPr>
+            <w:tcW w:type="dxa" w:w="2075"/>
+            <w:vAlign w:val="center"/>
+          </w:tcPr>
+          <w:p>
+            <w:pPr>
+              <w:spacing w:after="0" w:line="252" w:lineRule="auto"/>
+            </w:pPr>
+            <w:r/>
+            <w:r>
+              <w:rPr>
+                <w:rFonts w:ascii="Kaiti SC" w:hAnsi="Kaiti SC" w:eastAsia="Kaiti SC" w:cs="Kaiti SC"/>
+                <w:b w:val="0"/>
+                <w:sz w:val="19"/>
+              </w:rPr>
+              <w:t>After Blue Origin's Huge Explosion, Will It Be Able To Launch To The Moon This Year? - Yahoo</w:t>
+            </w:r>
+          </w:p>
+        </w:tc>
+      </w:tr>
+      <w:tr>
+        <w:trPr>
+          <w:cantSplit/>
+        </w:trPr>
+        <w:tc>
+          <w:tcPr>
+            <w:tcW w:type="dxa" w:w="2075"/>
+            <w:vAlign w:val="center"/>
+          </w:tcPr>
+          <w:p>
+            <w:pPr>
+              <w:spacing w:after="0" w:line="252" w:lineRule="auto"/>
+              <w:jc w:val="center"/>
+            </w:pPr>
+            <w:r/>
+            <w:r>
+              <w:rPr>
+                <w:rFonts w:ascii="Kaiti SC" w:hAnsi="Kaiti SC" w:eastAsia="Kaiti SC" w:cs="Kaiti SC"/>
+                <w:b w:val="0"/>
+                <w:sz w:val="19"/>
+              </w:rPr>
+              <w:t>2026-07-25</w:t>
+            </w:r>
+          </w:p>
+        </w:tc>
+        <w:tc>
+          <w:tcPr>
+            <w:tcW w:type="dxa" w:w="2075"/>
+            <w:vAlign w:val="center"/>
+          </w:tcPr>
+          <w:p>
+            <w:pPr>
+              <w:spacing w:after="0" w:line="252" w:lineRule="auto"/>
+              <w:jc w:val="center"/>
+            </w:pPr>
+            <w:r/>
+            <w:r>
+              <w:rPr>
+                <w:rFonts w:ascii="Kaiti SC" w:hAnsi="Kaiti SC" w:eastAsia="Kaiti SC" w:cs="Kaiti SC"/>
+                <w:b w:val="0"/>
+                <w:sz w:val="19"/>
+              </w:rPr>
+              <w:t>中科宇航</w:t>
+            </w:r>
+          </w:p>
+        </w:tc>
+        <w:tc>
+          <w:tcPr>
+            <w:tcW w:type="dxa" w:w="2075"/>
+            <w:vAlign w:val="center"/>
+          </w:tcPr>
+          <w:p>
+            <w:pPr>
+              <w:spacing w:after="0" w:line="252" w:lineRule="auto"/>
+              <w:jc w:val="center"/>
+            </w:pPr>
+            <w:r/>
+            <w:r>
+              <w:rPr>
+                <w:rFonts w:ascii="Kaiti SC" w:hAnsi="Kaiti SC" w:eastAsia="Kaiti SC" w:cs="Kaiti SC"/>
+                <w:b w:val="0"/>
+                <w:sz w:val="19"/>
+              </w:rPr>
+              <w:t>发射与任务</w:t>
+            </w:r>
+          </w:p>
+        </w:tc>
+        <w:tc>
+          <w:tcPr>
+            <w:tcW w:type="dxa" w:w="2075"/>
+            <w:vAlign w:val="center"/>
+          </w:tcPr>
+          <w:p>
+            <w:pPr>
+              <w:spacing w:after="0" w:line="252" w:lineRule="auto"/>
+            </w:pPr>
+            <w:r/>
+            <w:r>
+              <w:rPr>
+                <w:rFonts w:ascii="Kaiti SC" w:hAnsi="Kaiti SC" w:eastAsia="Kaiti SC" w:cs="Kaiti SC"/>
+                <w:b w:val="0"/>
+                <w:sz w:val="19"/>
+              </w:rPr>
+              <w:t>CAS Space Locks In Monthly Kinetica-1 Launches as China’s 2026 Surge Accelerates - Tech Times</w:t>
+            </w:r>
+          </w:p>
+        </w:tc>
+      </w:tr>
+      <w:tr>
+        <w:trPr>
+          <w:cantSplit/>
+        </w:trPr>
+        <w:tc>
+          <w:tcPr>
+            <w:tcW w:type="dxa" w:w="2075"/>
+            <w:vAlign w:val="center"/>
+          </w:tcPr>
+          <w:p>
+            <w:pPr>
+              <w:spacing w:after="0" w:line="252" w:lineRule="auto"/>
+              <w:jc w:val="center"/>
+            </w:pPr>
+            <w:r/>
+            <w:r>
+              <w:rPr>
+                <w:rFonts w:ascii="Kaiti SC" w:hAnsi="Kaiti SC" w:eastAsia="Kaiti SC" w:cs="Kaiti SC"/>
+                <w:b w:val="0"/>
+                <w:sz w:val="19"/>
+              </w:rPr>
               <w:t>2026-07-22</w:t>
             </w:r>
           </w:p>
@@ -598,270 +1126,6 @@
                 <w:b w:val="0"/>
                 <w:sz w:val="19"/>
               </w:rPr>
-              <w:t>2026-07-22</w:t>
-            </w:r>
-          </w:p>
-        </w:tc>
-        <w:tc>
-          <w:tcPr>
-            <w:tcW w:type="dxa" w:w="2075"/>
-            <w:vAlign w:val="center"/>
-          </w:tcPr>
-          <w:p>
-            <w:pPr>
-              <w:spacing w:after="0" w:line="252" w:lineRule="auto"/>
-              <w:jc w:val="center"/>
-            </w:pPr>
-            <w:r/>
-            <w:r>
-              <w:rPr>
-                <w:rFonts w:ascii="Kaiti SC" w:hAnsi="Kaiti SC" w:eastAsia="Kaiti SC" w:cs="Kaiti SC"/>
-                <w:b w:val="0"/>
-                <w:sz w:val="19"/>
-              </w:rPr>
-              <w:t>SpaceX</w:t>
-            </w:r>
-          </w:p>
-        </w:tc>
-        <w:tc>
-          <w:tcPr>
-            <w:tcW w:type="dxa" w:w="2075"/>
-            <w:vAlign w:val="center"/>
-          </w:tcPr>
-          <w:p>
-            <w:pPr>
-              <w:spacing w:after="0" w:line="252" w:lineRule="auto"/>
-              <w:jc w:val="center"/>
-            </w:pPr>
-            <w:r/>
-            <w:r>
-              <w:rPr>
-                <w:rFonts w:ascii="Kaiti SC" w:hAnsi="Kaiti SC" w:eastAsia="Kaiti SC" w:cs="Kaiti SC"/>
-                <w:b w:val="0"/>
-                <w:sz w:val="19"/>
-              </w:rPr>
-              <w:t>发射与任务</w:t>
-            </w:r>
-          </w:p>
-        </w:tc>
-        <w:tc>
-          <w:tcPr>
-            <w:tcW w:type="dxa" w:w="2075"/>
-            <w:vAlign w:val="center"/>
-          </w:tcPr>
-          <w:p>
-            <w:pPr>
-              <w:spacing w:after="0" w:line="252" w:lineRule="auto"/>
-            </w:pPr>
-            <w:r/>
-            <w:r>
-              <w:rPr>
-                <w:rFonts w:ascii="Kaiti SC" w:hAnsi="Kaiti SC" w:eastAsia="Kaiti SC" w:cs="Kaiti SC"/>
-                <w:b w:val="0"/>
-                <w:sz w:val="19"/>
-              </w:rPr>
-              <w:t>SpaceX launches Northrop mission to extend the life of aging satellites</w:t>
-            </w:r>
-          </w:p>
-        </w:tc>
-      </w:tr>
-      <w:tr>
-        <w:trPr>
-          <w:cantSplit/>
-        </w:trPr>
-        <w:tc>
-          <w:tcPr>
-            <w:tcW w:type="dxa" w:w="2075"/>
-            <w:vAlign w:val="center"/>
-          </w:tcPr>
-          <w:p>
-            <w:pPr>
-              <w:spacing w:after="0" w:line="252" w:lineRule="auto"/>
-              <w:jc w:val="center"/>
-            </w:pPr>
-            <w:r/>
-            <w:r>
-              <w:rPr>
-                <w:rFonts w:ascii="Kaiti SC" w:hAnsi="Kaiti SC" w:eastAsia="Kaiti SC" w:cs="Kaiti SC"/>
-                <w:b w:val="0"/>
-                <w:sz w:val="19"/>
-              </w:rPr>
-              <w:t>2026-07-20</w:t>
-            </w:r>
-          </w:p>
-        </w:tc>
-        <w:tc>
-          <w:tcPr>
-            <w:tcW w:type="dxa" w:w="2075"/>
-            <w:vAlign w:val="center"/>
-          </w:tcPr>
-          <w:p>
-            <w:pPr>
-              <w:spacing w:after="0" w:line="252" w:lineRule="auto"/>
-              <w:jc w:val="center"/>
-            </w:pPr>
-            <w:r/>
-            <w:r>
-              <w:rPr>
-                <w:rFonts w:ascii="Kaiti SC" w:hAnsi="Kaiti SC" w:eastAsia="Kaiti SC" w:cs="Kaiti SC"/>
-                <w:b w:val="0"/>
-                <w:sz w:val="19"/>
-              </w:rPr>
-              <w:t>SpaceX</w:t>
-            </w:r>
-          </w:p>
-        </w:tc>
-        <w:tc>
-          <w:tcPr>
-            <w:tcW w:type="dxa" w:w="2075"/>
-            <w:vAlign w:val="center"/>
-          </w:tcPr>
-          <w:p>
-            <w:pPr>
-              <w:spacing w:after="0" w:line="252" w:lineRule="auto"/>
-              <w:jc w:val="center"/>
-            </w:pPr>
-            <w:r/>
-            <w:r>
-              <w:rPr>
-                <w:rFonts w:ascii="Kaiti SC" w:hAnsi="Kaiti SC" w:eastAsia="Kaiti SC" w:cs="Kaiti SC"/>
-                <w:b w:val="0"/>
-                <w:sz w:val="19"/>
-              </w:rPr>
-              <w:t>发射与任务</w:t>
-            </w:r>
-          </w:p>
-        </w:tc>
-        <w:tc>
-          <w:tcPr>
-            <w:tcW w:type="dxa" w:w="2075"/>
-            <w:vAlign w:val="center"/>
-          </w:tcPr>
-          <w:p>
-            <w:pPr>
-              <w:spacing w:after="0" w:line="252" w:lineRule="auto"/>
-            </w:pPr>
-            <w:r/>
-            <w:r>
-              <w:rPr>
-                <w:rFonts w:ascii="Kaiti SC" w:hAnsi="Kaiti SC" w:eastAsia="Kaiti SC" w:cs="Kaiti SC"/>
-                <w:b w:val="0"/>
-                <w:sz w:val="19"/>
-              </w:rPr>
-              <w:t>California to hit 50th rocket launch with SpaceX liftoff. Watch live - The Desert Sun</w:t>
-            </w:r>
-          </w:p>
-        </w:tc>
-      </w:tr>
-      <w:tr>
-        <w:trPr>
-          <w:cantSplit/>
-        </w:trPr>
-        <w:tc>
-          <w:tcPr>
-            <w:tcW w:type="dxa" w:w="2075"/>
-            <w:vAlign w:val="center"/>
-          </w:tcPr>
-          <w:p>
-            <w:pPr>
-              <w:spacing w:after="0" w:line="252" w:lineRule="auto"/>
-              <w:jc w:val="center"/>
-            </w:pPr>
-            <w:r/>
-            <w:r>
-              <w:rPr>
-                <w:rFonts w:ascii="Kaiti SC" w:hAnsi="Kaiti SC" w:eastAsia="Kaiti SC" w:cs="Kaiti SC"/>
-                <w:b w:val="0"/>
-                <w:sz w:val="19"/>
-              </w:rPr>
-              <w:t>2026-07-17</w:t>
-            </w:r>
-          </w:p>
-        </w:tc>
-        <w:tc>
-          <w:tcPr>
-            <w:tcW w:type="dxa" w:w="2075"/>
-            <w:vAlign w:val="center"/>
-          </w:tcPr>
-          <w:p>
-            <w:pPr>
-              <w:spacing w:after="0" w:line="252" w:lineRule="auto"/>
-              <w:jc w:val="center"/>
-            </w:pPr>
-            <w:r/>
-            <w:r>
-              <w:rPr>
-                <w:rFonts w:ascii="Kaiti SC" w:hAnsi="Kaiti SC" w:eastAsia="Kaiti SC" w:cs="Kaiti SC"/>
-                <w:b w:val="0"/>
-                <w:sz w:val="19"/>
-              </w:rPr>
-              <w:t>银河航天</w:t>
-            </w:r>
-          </w:p>
-        </w:tc>
-        <w:tc>
-          <w:tcPr>
-            <w:tcW w:type="dxa" w:w="2075"/>
-            <w:vAlign w:val="center"/>
-          </w:tcPr>
-          <w:p>
-            <w:pPr>
-              <w:spacing w:after="0" w:line="252" w:lineRule="auto"/>
-              <w:jc w:val="center"/>
-            </w:pPr>
-            <w:r/>
-            <w:r>
-              <w:rPr>
-                <w:rFonts w:ascii="Kaiti SC" w:hAnsi="Kaiti SC" w:eastAsia="Kaiti SC" w:cs="Kaiti SC"/>
-                <w:b w:val="0"/>
-                <w:sz w:val="19"/>
-              </w:rPr>
-              <w:t>产品与技术</w:t>
-            </w:r>
-          </w:p>
-        </w:tc>
-        <w:tc>
-          <w:tcPr>
-            <w:tcW w:type="dxa" w:w="2075"/>
-            <w:vAlign w:val="center"/>
-          </w:tcPr>
-          <w:p>
-            <w:pPr>
-              <w:spacing w:after="0" w:line="252" w:lineRule="auto"/>
-            </w:pPr>
-            <w:r/>
-            <w:r>
-              <w:rPr>
-                <w:rFonts w:ascii="Kaiti SC" w:hAnsi="Kaiti SC" w:eastAsia="Kaiti SC" w:cs="Kaiti SC"/>
-                <w:b w:val="0"/>
-                <w:sz w:val="19"/>
-              </w:rPr>
-              <w:t>银河航天 合肥载荷中心首套通信卫星载荷下线 年产适配50至100颗卫星 - 未来天玑</w:t>
-            </w:r>
-          </w:p>
-        </w:tc>
-      </w:tr>
-      <w:tr>
-        <w:trPr>
-          <w:cantSplit/>
-        </w:trPr>
-        <w:tc>
-          <w:tcPr>
-            <w:tcW w:type="dxa" w:w="2075"/>
-            <w:vAlign w:val="center"/>
-          </w:tcPr>
-          <w:p>
-            <w:pPr>
-              <w:spacing w:after="0" w:line="252" w:lineRule="auto"/>
-              <w:jc w:val="center"/>
-            </w:pPr>
-            <w:r/>
-            <w:r>
-              <w:rPr>
-                <w:rFonts w:ascii="Kaiti SC" w:hAnsi="Kaiti SC" w:eastAsia="Kaiti SC" w:cs="Kaiti SC"/>
-                <w:b w:val="0"/>
-                <w:sz w:val="19"/>
-              </w:rPr>
               <w:t>2026-07-21</w:t>
             </w:r>
           </w:p>
@@ -924,7 +1188,535 @@
                 <w:b w:val="0"/>
                 <w:sz w:val="19"/>
               </w:rPr>
-              <w:t>可复用国产民营中大型液体火箭！星河动力智神星一号8月下旬首飞 - 凤凰网科技</w:t>
+              <w:t>可复用国产民营中大型液体火箭星河动力智神星一号8月下旬首飞- 科学探索 - cnBeta.COM</w:t>
+            </w:r>
+          </w:p>
+        </w:tc>
+      </w:tr>
+      <w:tr>
+        <w:trPr>
+          <w:cantSplit/>
+        </w:trPr>
+        <w:tc>
+          <w:tcPr>
+            <w:tcW w:type="dxa" w:w="2075"/>
+            <w:vAlign w:val="center"/>
+          </w:tcPr>
+          <w:p>
+            <w:pPr>
+              <w:spacing w:after="0" w:line="252" w:lineRule="auto"/>
+              <w:jc w:val="center"/>
+            </w:pPr>
+            <w:r/>
+            <w:r>
+              <w:rPr>
+                <w:rFonts w:ascii="Kaiti SC" w:hAnsi="Kaiti SC" w:eastAsia="Kaiti SC" w:cs="Kaiti SC"/>
+                <w:b w:val="0"/>
+                <w:sz w:val="19"/>
+              </w:rPr>
+              <w:t>2026-07-25</w:t>
+            </w:r>
+          </w:p>
+        </w:tc>
+        <w:tc>
+          <w:tcPr>
+            <w:tcW w:type="dxa" w:w="2075"/>
+            <w:vAlign w:val="center"/>
+          </w:tcPr>
+          <w:p>
+            <w:pPr>
+              <w:spacing w:after="0" w:line="252" w:lineRule="auto"/>
+              <w:jc w:val="center"/>
+            </w:pPr>
+            <w:r/>
+            <w:r>
+              <w:rPr>
+                <w:rFonts w:ascii="Kaiti SC" w:hAnsi="Kaiti SC" w:eastAsia="Kaiti SC" w:cs="Kaiti SC"/>
+                <w:b w:val="0"/>
+                <w:sz w:val="19"/>
+              </w:rPr>
+              <w:t>Blue Origin</w:t>
+            </w:r>
+          </w:p>
+        </w:tc>
+        <w:tc>
+          <w:tcPr>
+            <w:tcW w:type="dxa" w:w="2075"/>
+            <w:vAlign w:val="center"/>
+          </w:tcPr>
+          <w:p>
+            <w:pPr>
+              <w:spacing w:after="0" w:line="252" w:lineRule="auto"/>
+              <w:jc w:val="center"/>
+            </w:pPr>
+            <w:r/>
+            <w:r>
+              <w:rPr>
+                <w:rFonts w:ascii="Kaiti SC" w:hAnsi="Kaiti SC" w:eastAsia="Kaiti SC" w:cs="Kaiti SC"/>
+                <w:b w:val="0"/>
+                <w:sz w:val="19"/>
+              </w:rPr>
+              <w:t>融资与资本</w:t>
+            </w:r>
+          </w:p>
+        </w:tc>
+        <w:tc>
+          <w:tcPr>
+            <w:tcW w:type="dxa" w:w="2075"/>
+            <w:vAlign w:val="center"/>
+          </w:tcPr>
+          <w:p>
+            <w:pPr>
+              <w:spacing w:after="0" w:line="252" w:lineRule="auto"/>
+            </w:pPr>
+            <w:r/>
+            <w:r>
+              <w:rPr>
+                <w:rFonts w:ascii="Kaiti SC" w:hAnsi="Kaiti SC" w:eastAsia="Kaiti SC" w:cs="Kaiti SC"/>
+                <w:b w:val="0"/>
+                <w:sz w:val="19"/>
+              </w:rPr>
+              <w:t>Jeff Bezos Put $2 Billion of His Own Money Into Blue Origin's First Outside Funding Round</w:t>
+            </w:r>
+          </w:p>
+        </w:tc>
+      </w:tr>
+      <w:tr>
+        <w:trPr>
+          <w:cantSplit/>
+        </w:trPr>
+        <w:tc>
+          <w:tcPr>
+            <w:tcW w:type="dxa" w:w="2075"/>
+            <w:vAlign w:val="center"/>
+          </w:tcPr>
+          <w:p>
+            <w:pPr>
+              <w:spacing w:after="0" w:line="252" w:lineRule="auto"/>
+              <w:jc w:val="center"/>
+            </w:pPr>
+            <w:r/>
+            <w:r>
+              <w:rPr>
+                <w:rFonts w:ascii="Kaiti SC" w:hAnsi="Kaiti SC" w:eastAsia="Kaiti SC" w:cs="Kaiti SC"/>
+                <w:b w:val="0"/>
+                <w:sz w:val="19"/>
+              </w:rPr>
+              <w:t>2026-07-25</w:t>
+            </w:r>
+          </w:p>
+        </w:tc>
+        <w:tc>
+          <w:tcPr>
+            <w:tcW w:type="dxa" w:w="2075"/>
+            <w:vAlign w:val="center"/>
+          </w:tcPr>
+          <w:p>
+            <w:pPr>
+              <w:spacing w:after="0" w:line="252" w:lineRule="auto"/>
+              <w:jc w:val="center"/>
+            </w:pPr>
+            <w:r/>
+            <w:r>
+              <w:rPr>
+                <w:rFonts w:ascii="Kaiti SC" w:hAnsi="Kaiti SC" w:eastAsia="Kaiti SC" w:cs="Kaiti SC"/>
+                <w:b w:val="0"/>
+                <w:sz w:val="19"/>
+              </w:rPr>
+              <w:t>Blue Origin</w:t>
+            </w:r>
+          </w:p>
+        </w:tc>
+        <w:tc>
+          <w:tcPr>
+            <w:tcW w:type="dxa" w:w="2075"/>
+            <w:vAlign w:val="center"/>
+          </w:tcPr>
+          <w:p>
+            <w:pPr>
+              <w:spacing w:after="0" w:line="252" w:lineRule="auto"/>
+              <w:jc w:val="center"/>
+            </w:pPr>
+            <w:r/>
+            <w:r>
+              <w:rPr>
+                <w:rFonts w:ascii="Kaiti SC" w:hAnsi="Kaiti SC" w:eastAsia="Kaiti SC" w:cs="Kaiti SC"/>
+                <w:b w:val="0"/>
+                <w:sz w:val="19"/>
+              </w:rPr>
+              <w:t>其他动态</w:t>
+            </w:r>
+          </w:p>
+        </w:tc>
+        <w:tc>
+          <w:tcPr>
+            <w:tcW w:type="dxa" w:w="2075"/>
+            <w:vAlign w:val="center"/>
+          </w:tcPr>
+          <w:p>
+            <w:pPr>
+              <w:spacing w:after="0" w:line="252" w:lineRule="auto"/>
+            </w:pPr>
+            <w:r/>
+            <w:r>
+              <w:rPr>
+                <w:rFonts w:ascii="Kaiti SC" w:hAnsi="Kaiti SC" w:eastAsia="Kaiti SC" w:cs="Kaiti SC"/>
+                <w:b w:val="0"/>
+                <w:sz w:val="19"/>
+              </w:rPr>
+              <w:t>Blue Origin to conduct New Glenn second stage hot fires on Stennis B-2 stand</w:t>
+            </w:r>
+          </w:p>
+        </w:tc>
+      </w:tr>
+      <w:tr>
+        <w:trPr>
+          <w:cantSplit/>
+        </w:trPr>
+        <w:tc>
+          <w:tcPr>
+            <w:tcW w:type="dxa" w:w="2075"/>
+            <w:vAlign w:val="center"/>
+          </w:tcPr>
+          <w:p>
+            <w:pPr>
+              <w:spacing w:after="0" w:line="252" w:lineRule="auto"/>
+              <w:jc w:val="center"/>
+            </w:pPr>
+            <w:r/>
+            <w:r>
+              <w:rPr>
+                <w:rFonts w:ascii="Kaiti SC" w:hAnsi="Kaiti SC" w:eastAsia="Kaiti SC" w:cs="Kaiti SC"/>
+                <w:b w:val="0"/>
+                <w:sz w:val="19"/>
+              </w:rPr>
+              <w:t>2026-07-24</w:t>
+            </w:r>
+          </w:p>
+        </w:tc>
+        <w:tc>
+          <w:tcPr>
+            <w:tcW w:type="dxa" w:w="2075"/>
+            <w:vAlign w:val="center"/>
+          </w:tcPr>
+          <w:p>
+            <w:pPr>
+              <w:spacing w:after="0" w:line="252" w:lineRule="auto"/>
+              <w:jc w:val="center"/>
+            </w:pPr>
+            <w:r/>
+            <w:r>
+              <w:rPr>
+                <w:rFonts w:ascii="Kaiti SC" w:hAnsi="Kaiti SC" w:eastAsia="Kaiti SC" w:cs="Kaiti SC"/>
+                <w:b w:val="0"/>
+                <w:sz w:val="19"/>
+              </w:rPr>
+              <w:t>中科宇航</w:t>
+            </w:r>
+          </w:p>
+        </w:tc>
+        <w:tc>
+          <w:tcPr>
+            <w:tcW w:type="dxa" w:w="2075"/>
+            <w:vAlign w:val="center"/>
+          </w:tcPr>
+          <w:p>
+            <w:pPr>
+              <w:spacing w:after="0" w:line="252" w:lineRule="auto"/>
+              <w:jc w:val="center"/>
+            </w:pPr>
+            <w:r/>
+            <w:r>
+              <w:rPr>
+                <w:rFonts w:ascii="Kaiti SC" w:hAnsi="Kaiti SC" w:eastAsia="Kaiti SC" w:cs="Kaiti SC"/>
+                <w:b w:val="0"/>
+                <w:sz w:val="19"/>
+              </w:rPr>
+              <w:t>发射与任务</w:t>
+            </w:r>
+          </w:p>
+        </w:tc>
+        <w:tc>
+          <w:tcPr>
+            <w:tcW w:type="dxa" w:w="2075"/>
+            <w:vAlign w:val="center"/>
+          </w:tcPr>
+          <w:p>
+            <w:pPr>
+              <w:spacing w:after="0" w:line="252" w:lineRule="auto"/>
+            </w:pPr>
+            <w:r/>
+            <w:r>
+              <w:rPr>
+                <w:rFonts w:ascii="Kaiti SC" w:hAnsi="Kaiti SC" w:eastAsia="Kaiti SC" w:cs="Kaiti SC"/>
+                <w:b w:val="0"/>
+                <w:sz w:val="19"/>
+              </w:rPr>
+              <w:t>力箭一号送GPU上天、算力入轨 商业航天产业化持续提速 - 搜狐网</w:t>
+            </w:r>
+          </w:p>
+        </w:tc>
+      </w:tr>
+      <w:tr>
+        <w:trPr>
+          <w:cantSplit/>
+        </w:trPr>
+        <w:tc>
+          <w:tcPr>
+            <w:tcW w:type="dxa" w:w="2075"/>
+            <w:vAlign w:val="center"/>
+          </w:tcPr>
+          <w:p>
+            <w:pPr>
+              <w:spacing w:after="0" w:line="252" w:lineRule="auto"/>
+              <w:jc w:val="center"/>
+            </w:pPr>
+            <w:r/>
+            <w:r>
+              <w:rPr>
+                <w:rFonts w:ascii="Kaiti SC" w:hAnsi="Kaiti SC" w:eastAsia="Kaiti SC" w:cs="Kaiti SC"/>
+                <w:b w:val="0"/>
+                <w:sz w:val="19"/>
+              </w:rPr>
+              <w:t>2026-07-25</w:t>
+            </w:r>
+          </w:p>
+        </w:tc>
+        <w:tc>
+          <w:tcPr>
+            <w:tcW w:type="dxa" w:w="2075"/>
+            <w:vAlign w:val="center"/>
+          </w:tcPr>
+          <w:p>
+            <w:pPr>
+              <w:spacing w:after="0" w:line="252" w:lineRule="auto"/>
+              <w:jc w:val="center"/>
+            </w:pPr>
+            <w:r/>
+            <w:r>
+              <w:rPr>
+                <w:rFonts w:ascii="Kaiti SC" w:hAnsi="Kaiti SC" w:eastAsia="Kaiti SC" w:cs="Kaiti SC"/>
+                <w:b w:val="0"/>
+                <w:sz w:val="19"/>
+              </w:rPr>
+              <w:t>Blue Origin</w:t>
+            </w:r>
+          </w:p>
+        </w:tc>
+        <w:tc>
+          <w:tcPr>
+            <w:tcW w:type="dxa" w:w="2075"/>
+            <w:vAlign w:val="center"/>
+          </w:tcPr>
+          <w:p>
+            <w:pPr>
+              <w:spacing w:after="0" w:line="252" w:lineRule="auto"/>
+              <w:jc w:val="center"/>
+            </w:pPr>
+            <w:r/>
+            <w:r>
+              <w:rPr>
+                <w:rFonts w:ascii="Kaiti SC" w:hAnsi="Kaiti SC" w:eastAsia="Kaiti SC" w:cs="Kaiti SC"/>
+                <w:b w:val="0"/>
+                <w:sz w:val="19"/>
+              </w:rPr>
+              <w:t>订单与合作</w:t>
+            </w:r>
+          </w:p>
+        </w:tc>
+        <w:tc>
+          <w:tcPr>
+            <w:tcW w:type="dxa" w:w="2075"/>
+            <w:vAlign w:val="center"/>
+          </w:tcPr>
+          <w:p>
+            <w:pPr>
+              <w:spacing w:after="0" w:line="252" w:lineRule="auto"/>
+            </w:pPr>
+            <w:r/>
+            <w:r>
+              <w:rPr>
+                <w:rFonts w:ascii="Kaiti SC" w:hAnsi="Kaiti SC" w:eastAsia="Kaiti SC" w:cs="Kaiti SC"/>
+                <w:b w:val="0"/>
+                <w:sz w:val="19"/>
+              </w:rPr>
+              <w:t>NASA, Blue Origin partnership to include testing at Stennis Space Center - fox10tv.com</w:t>
+            </w:r>
+          </w:p>
+        </w:tc>
+      </w:tr>
+      <w:tr>
+        <w:trPr>
+          <w:cantSplit/>
+        </w:trPr>
+        <w:tc>
+          <w:tcPr>
+            <w:tcW w:type="dxa" w:w="2075"/>
+            <w:vAlign w:val="center"/>
+          </w:tcPr>
+          <w:p>
+            <w:pPr>
+              <w:spacing w:after="0" w:line="252" w:lineRule="auto"/>
+              <w:jc w:val="center"/>
+            </w:pPr>
+            <w:r/>
+            <w:r>
+              <w:rPr>
+                <w:rFonts w:ascii="Kaiti SC" w:hAnsi="Kaiti SC" w:eastAsia="Kaiti SC" w:cs="Kaiti SC"/>
+                <w:b w:val="0"/>
+                <w:sz w:val="19"/>
+              </w:rPr>
+              <w:t>2026-07-24</w:t>
+            </w:r>
+          </w:p>
+        </w:tc>
+        <w:tc>
+          <w:tcPr>
+            <w:tcW w:type="dxa" w:w="2075"/>
+            <w:vAlign w:val="center"/>
+          </w:tcPr>
+          <w:p>
+            <w:pPr>
+              <w:spacing w:after="0" w:line="252" w:lineRule="auto"/>
+              <w:jc w:val="center"/>
+            </w:pPr>
+            <w:r/>
+            <w:r>
+              <w:rPr>
+                <w:rFonts w:ascii="Kaiti SC" w:hAnsi="Kaiti SC" w:eastAsia="Kaiti SC" w:cs="Kaiti SC"/>
+                <w:b w:val="0"/>
+                <w:sz w:val="19"/>
+              </w:rPr>
+              <w:t>SpaceX</w:t>
+            </w:r>
+          </w:p>
+        </w:tc>
+        <w:tc>
+          <w:tcPr>
+            <w:tcW w:type="dxa" w:w="2075"/>
+            <w:vAlign w:val="center"/>
+          </w:tcPr>
+          <w:p>
+            <w:pPr>
+              <w:spacing w:after="0" w:line="252" w:lineRule="auto"/>
+              <w:jc w:val="center"/>
+            </w:pPr>
+            <w:r/>
+            <w:r>
+              <w:rPr>
+                <w:rFonts w:ascii="Kaiti SC" w:hAnsi="Kaiti SC" w:eastAsia="Kaiti SC" w:cs="Kaiti SC"/>
+                <w:b w:val="0"/>
+                <w:sz w:val="19"/>
+              </w:rPr>
+              <w:t>其他动态</w:t>
+            </w:r>
+          </w:p>
+        </w:tc>
+        <w:tc>
+          <w:tcPr>
+            <w:tcW w:type="dxa" w:w="2075"/>
+            <w:vAlign w:val="center"/>
+          </w:tcPr>
+          <w:p>
+            <w:pPr>
+              <w:spacing w:after="0" w:line="252" w:lineRule="auto"/>
+            </w:pPr>
+            <w:r/>
+            <w:r>
+              <w:rPr>
+                <w:rFonts w:ascii="Kaiti SC" w:hAnsi="Kaiti SC" w:eastAsia="Kaiti SC" w:cs="Kaiti SC"/>
+                <w:b w:val="0"/>
+                <w:sz w:val="19"/>
+              </w:rPr>
+              <w:t>Here's how SpaceX's Starlink satellites are helping find lost dogs - Florida Today</w:t>
+            </w:r>
+          </w:p>
+        </w:tc>
+      </w:tr>
+      <w:tr>
+        <w:trPr>
+          <w:cantSplit/>
+        </w:trPr>
+        <w:tc>
+          <w:tcPr>
+            <w:tcW w:type="dxa" w:w="2075"/>
+            <w:vAlign w:val="center"/>
+          </w:tcPr>
+          <w:p>
+            <w:pPr>
+              <w:spacing w:after="0" w:line="252" w:lineRule="auto"/>
+              <w:jc w:val="center"/>
+            </w:pPr>
+            <w:r/>
+            <w:r>
+              <w:rPr>
+                <w:rFonts w:ascii="Kaiti SC" w:hAnsi="Kaiti SC" w:eastAsia="Kaiti SC" w:cs="Kaiti SC"/>
+                <w:b w:val="0"/>
+                <w:sz w:val="19"/>
+              </w:rPr>
+              <w:t>2026-07-24</w:t>
+            </w:r>
+          </w:p>
+        </w:tc>
+        <w:tc>
+          <w:tcPr>
+            <w:tcW w:type="dxa" w:w="2075"/>
+            <w:vAlign w:val="center"/>
+          </w:tcPr>
+          <w:p>
+            <w:pPr>
+              <w:spacing w:after="0" w:line="252" w:lineRule="auto"/>
+              <w:jc w:val="center"/>
+            </w:pPr>
+            <w:r/>
+            <w:r>
+              <w:rPr>
+                <w:rFonts w:ascii="Kaiti SC" w:hAnsi="Kaiti SC" w:eastAsia="Kaiti SC" w:cs="Kaiti SC"/>
+                <w:b w:val="0"/>
+                <w:sz w:val="19"/>
+              </w:rPr>
+              <w:t>SpaceX</w:t>
+            </w:r>
+          </w:p>
+        </w:tc>
+        <w:tc>
+          <w:tcPr>
+            <w:tcW w:type="dxa" w:w="2075"/>
+            <w:vAlign w:val="center"/>
+          </w:tcPr>
+          <w:p>
+            <w:pPr>
+              <w:spacing w:after="0" w:line="252" w:lineRule="auto"/>
+              <w:jc w:val="center"/>
+            </w:pPr>
+            <w:r/>
+            <w:r>
+              <w:rPr>
+                <w:rFonts w:ascii="Kaiti SC" w:hAnsi="Kaiti SC" w:eastAsia="Kaiti SC" w:cs="Kaiti SC"/>
+                <w:b w:val="0"/>
+                <w:sz w:val="19"/>
+              </w:rPr>
+              <w:t>其他动态</w:t>
+            </w:r>
+          </w:p>
+        </w:tc>
+        <w:tc>
+          <w:tcPr>
+            <w:tcW w:type="dxa" w:w="2075"/>
+            <w:vAlign w:val="center"/>
+          </w:tcPr>
+          <w:p>
+            <w:pPr>
+              <w:spacing w:after="0" w:line="252" w:lineRule="auto"/>
+            </w:pPr>
+            <w:r/>
+            <w:r>
+              <w:rPr>
+                <w:rFonts w:ascii="Kaiti SC" w:hAnsi="Kaiti SC" w:eastAsia="Kaiti SC" w:cs="Kaiti SC"/>
+                <w:b w:val="0"/>
+                <w:sz w:val="19"/>
+              </w:rPr>
+              <w:t>Path to Starship Flight 13 requires additional Booster 20 test</w:t>
             </w:r>
           </w:p>
         </w:tc>
@@ -1038,270 +1830,6 @@
                 <w:b w:val="0"/>
                 <w:sz w:val="19"/>
               </w:rPr>
-              <w:t>2026-07-17</w:t>
-            </w:r>
-          </w:p>
-        </w:tc>
-        <w:tc>
-          <w:tcPr>
-            <w:tcW w:type="dxa" w:w="2075"/>
-            <w:vAlign w:val="center"/>
-          </w:tcPr>
-          <w:p>
-            <w:pPr>
-              <w:spacing w:after="0" w:line="252" w:lineRule="auto"/>
-              <w:jc w:val="center"/>
-            </w:pPr>
-            <w:r/>
-            <w:r>
-              <w:rPr>
-                <w:rFonts w:ascii="Kaiti SC" w:hAnsi="Kaiti SC" w:eastAsia="Kaiti SC" w:cs="Kaiti SC"/>
-                <w:b w:val="0"/>
-                <w:sz w:val="19"/>
-              </w:rPr>
-              <w:t>SpaceX</w:t>
-            </w:r>
-          </w:p>
-        </w:tc>
-        <w:tc>
-          <w:tcPr>
-            <w:tcW w:type="dxa" w:w="2075"/>
-            <w:vAlign w:val="center"/>
-          </w:tcPr>
-          <w:p>
-            <w:pPr>
-              <w:spacing w:after="0" w:line="252" w:lineRule="auto"/>
-              <w:jc w:val="center"/>
-            </w:pPr>
-            <w:r/>
-            <w:r>
-              <w:rPr>
-                <w:rFonts w:ascii="Kaiti SC" w:hAnsi="Kaiti SC" w:eastAsia="Kaiti SC" w:cs="Kaiti SC"/>
-                <w:b w:val="0"/>
-                <w:sz w:val="19"/>
-              </w:rPr>
-              <w:t>发射与任务</w:t>
-            </w:r>
-          </w:p>
-        </w:tc>
-        <w:tc>
-          <w:tcPr>
-            <w:tcW w:type="dxa" w:w="2075"/>
-            <w:vAlign w:val="center"/>
-          </w:tcPr>
-          <w:p>
-            <w:pPr>
-              <w:spacing w:after="0" w:line="252" w:lineRule="auto"/>
-            </w:pPr>
-            <w:r/>
-            <w:r>
-              <w:rPr>
-                <w:rFonts w:ascii="Kaiti SC" w:hAnsi="Kaiti SC" w:eastAsia="Kaiti SC" w:cs="Kaiti SC"/>
-                <w:b w:val="0"/>
-                <w:sz w:val="19"/>
-              </w:rPr>
-              <w:t>SpaceX aborts Starship Flight 13 launch attempt</w:t>
-            </w:r>
-          </w:p>
-        </w:tc>
-      </w:tr>
-      <w:tr>
-        <w:trPr>
-          <w:cantSplit/>
-        </w:trPr>
-        <w:tc>
-          <w:tcPr>
-            <w:tcW w:type="dxa" w:w="2075"/>
-            <w:vAlign w:val="center"/>
-          </w:tcPr>
-          <w:p>
-            <w:pPr>
-              <w:spacing w:after="0" w:line="252" w:lineRule="auto"/>
-              <w:jc w:val="center"/>
-            </w:pPr>
-            <w:r/>
-            <w:r>
-              <w:rPr>
-                <w:rFonts w:ascii="Kaiti SC" w:hAnsi="Kaiti SC" w:eastAsia="Kaiti SC" w:cs="Kaiti SC"/>
-                <w:b w:val="0"/>
-                <w:sz w:val="19"/>
-              </w:rPr>
-              <w:t>2026-07-21</w:t>
-            </w:r>
-          </w:p>
-        </w:tc>
-        <w:tc>
-          <w:tcPr>
-            <w:tcW w:type="dxa" w:w="2075"/>
-            <w:vAlign w:val="center"/>
-          </w:tcPr>
-          <w:p>
-            <w:pPr>
-              <w:spacing w:after="0" w:line="252" w:lineRule="auto"/>
-              <w:jc w:val="center"/>
-            </w:pPr>
-            <w:r/>
-            <w:r>
-              <w:rPr>
-                <w:rFonts w:ascii="Kaiti SC" w:hAnsi="Kaiti SC" w:eastAsia="Kaiti SC" w:cs="Kaiti SC"/>
-                <w:b w:val="0"/>
-                <w:sz w:val="19"/>
-              </w:rPr>
-              <w:t>SpaceX</w:t>
-            </w:r>
-          </w:p>
-        </w:tc>
-        <w:tc>
-          <w:tcPr>
-            <w:tcW w:type="dxa" w:w="2075"/>
-            <w:vAlign w:val="center"/>
-          </w:tcPr>
-          <w:p>
-            <w:pPr>
-              <w:spacing w:after="0" w:line="252" w:lineRule="auto"/>
-              <w:jc w:val="center"/>
-            </w:pPr>
-            <w:r/>
-            <w:r>
-              <w:rPr>
-                <w:rFonts w:ascii="Kaiti SC" w:hAnsi="Kaiti SC" w:eastAsia="Kaiti SC" w:cs="Kaiti SC"/>
-                <w:b w:val="0"/>
-                <w:sz w:val="19"/>
-              </w:rPr>
-              <w:t>发射与任务</w:t>
-            </w:r>
-          </w:p>
-        </w:tc>
-        <w:tc>
-          <w:tcPr>
-            <w:tcW w:type="dxa" w:w="2075"/>
-            <w:vAlign w:val="center"/>
-          </w:tcPr>
-          <w:p>
-            <w:pPr>
-              <w:spacing w:after="0" w:line="252" w:lineRule="auto"/>
-            </w:pPr>
-            <w:r/>
-            <w:r>
-              <w:rPr>
-                <w:rFonts w:ascii="Kaiti SC" w:hAnsi="Kaiti SC" w:eastAsia="Kaiti SC" w:cs="Kaiti SC"/>
-                <w:b w:val="0"/>
-                <w:sz w:val="19"/>
-              </w:rPr>
-              <w:t>Starlink launches satellite internet services in Seychelles - SatellitePro ME</w:t>
-            </w:r>
-          </w:p>
-        </w:tc>
-      </w:tr>
-      <w:tr>
-        <w:trPr>
-          <w:cantSplit/>
-        </w:trPr>
-        <w:tc>
-          <w:tcPr>
-            <w:tcW w:type="dxa" w:w="2075"/>
-            <w:vAlign w:val="center"/>
-          </w:tcPr>
-          <w:p>
-            <w:pPr>
-              <w:spacing w:after="0" w:line="252" w:lineRule="auto"/>
-              <w:jc w:val="center"/>
-            </w:pPr>
-            <w:r/>
-            <w:r>
-              <w:rPr>
-                <w:rFonts w:ascii="Kaiti SC" w:hAnsi="Kaiti SC" w:eastAsia="Kaiti SC" w:cs="Kaiti SC"/>
-                <w:b w:val="0"/>
-                <w:sz w:val="19"/>
-              </w:rPr>
-              <w:t>2026-07-22</w:t>
-            </w:r>
-          </w:p>
-        </w:tc>
-        <w:tc>
-          <w:tcPr>
-            <w:tcW w:type="dxa" w:w="2075"/>
-            <w:vAlign w:val="center"/>
-          </w:tcPr>
-          <w:p>
-            <w:pPr>
-              <w:spacing w:after="0" w:line="252" w:lineRule="auto"/>
-              <w:jc w:val="center"/>
-            </w:pPr>
-            <w:r/>
-            <w:r>
-              <w:rPr>
-                <w:rFonts w:ascii="Kaiti SC" w:hAnsi="Kaiti SC" w:eastAsia="Kaiti SC" w:cs="Kaiti SC"/>
-                <w:b w:val="0"/>
-                <w:sz w:val="19"/>
-              </w:rPr>
-              <w:t>SpaceX</w:t>
-            </w:r>
-          </w:p>
-        </w:tc>
-        <w:tc>
-          <w:tcPr>
-            <w:tcW w:type="dxa" w:w="2075"/>
-            <w:vAlign w:val="center"/>
-          </w:tcPr>
-          <w:p>
-            <w:pPr>
-              <w:spacing w:after="0" w:line="252" w:lineRule="auto"/>
-              <w:jc w:val="center"/>
-            </w:pPr>
-            <w:r/>
-            <w:r>
-              <w:rPr>
-                <w:rFonts w:ascii="Kaiti SC" w:hAnsi="Kaiti SC" w:eastAsia="Kaiti SC" w:cs="Kaiti SC"/>
-                <w:b w:val="0"/>
-                <w:sz w:val="19"/>
-              </w:rPr>
-              <w:t>其他动态</w:t>
-            </w:r>
-          </w:p>
-        </w:tc>
-        <w:tc>
-          <w:tcPr>
-            <w:tcW w:type="dxa" w:w="2075"/>
-            <w:vAlign w:val="center"/>
-          </w:tcPr>
-          <w:p>
-            <w:pPr>
-              <w:spacing w:after="0" w:line="252" w:lineRule="auto"/>
-            </w:pPr>
-            <w:r/>
-            <w:r>
-              <w:rPr>
-                <w:rFonts w:ascii="Kaiti SC" w:hAnsi="Kaiti SC" w:eastAsia="Kaiti SC" w:cs="Kaiti SC"/>
-                <w:b w:val="0"/>
-                <w:sz w:val="19"/>
-              </w:rPr>
-              <w:t>Path to Starship Flight 13 requires additional Booster 20 test</w:t>
-            </w:r>
-          </w:p>
-        </w:tc>
-      </w:tr>
-      <w:tr>
-        <w:trPr>
-          <w:cantSplit/>
-        </w:trPr>
-        <w:tc>
-          <w:tcPr>
-            <w:tcW w:type="dxa" w:w="2075"/>
-            <w:vAlign w:val="center"/>
-          </w:tcPr>
-          <w:p>
-            <w:pPr>
-              <w:spacing w:after="0" w:line="252" w:lineRule="auto"/>
-              <w:jc w:val="center"/>
-            </w:pPr>
-            <w:r/>
-            <w:r>
-              <w:rPr>
-                <w:rFonts w:ascii="Kaiti SC" w:hAnsi="Kaiti SC" w:eastAsia="Kaiti SC" w:cs="Kaiti SC"/>
-                <w:b w:val="0"/>
-                <w:sz w:val="19"/>
-              </w:rPr>
               <w:t>2026-07-22</w:t>
             </w:r>
           </w:p>
@@ -1364,183 +1892,7 @@
                 <w:b w:val="0"/>
                 <w:sz w:val="19"/>
               </w:rPr>
-              <w:t>引力一号遥四运载火箭发射成功，微纳星空“东坡”系列卫星 1.5 小时完成首批遥感影像回传 - 新浪财经</w:t>
-            </w:r>
-          </w:p>
-        </w:tc>
-      </w:tr>
-      <w:tr>
-        <w:trPr>
-          <w:cantSplit/>
-        </w:trPr>
-        <w:tc>
-          <w:tcPr>
-            <w:tcW w:type="dxa" w:w="2075"/>
-            <w:vAlign w:val="center"/>
-          </w:tcPr>
-          <w:p>
-            <w:pPr>
-              <w:spacing w:after="0" w:line="252" w:lineRule="auto"/>
-              <w:jc w:val="center"/>
-            </w:pPr>
-            <w:r/>
-            <w:r>
-              <w:rPr>
-                <w:rFonts w:ascii="Kaiti SC" w:hAnsi="Kaiti SC" w:eastAsia="Kaiti SC" w:cs="Kaiti SC"/>
-                <w:b w:val="0"/>
-                <w:sz w:val="19"/>
-              </w:rPr>
-              <w:t>2026-07-22</w:t>
-            </w:r>
-          </w:p>
-        </w:tc>
-        <w:tc>
-          <w:tcPr>
-            <w:tcW w:type="dxa" w:w="2075"/>
-            <w:vAlign w:val="center"/>
-          </w:tcPr>
-          <w:p>
-            <w:pPr>
-              <w:spacing w:after="0" w:line="252" w:lineRule="auto"/>
-              <w:jc w:val="center"/>
-            </w:pPr>
-            <w:r/>
-            <w:r>
-              <w:rPr>
-                <w:rFonts w:ascii="Kaiti SC" w:hAnsi="Kaiti SC" w:eastAsia="Kaiti SC" w:cs="Kaiti SC"/>
-                <w:b w:val="0"/>
-                <w:sz w:val="19"/>
-              </w:rPr>
-              <w:t>SpaceX</w:t>
-            </w:r>
-          </w:p>
-        </w:tc>
-        <w:tc>
-          <w:tcPr>
-            <w:tcW w:type="dxa" w:w="2075"/>
-            <w:vAlign w:val="center"/>
-          </w:tcPr>
-          <w:p>
-            <w:pPr>
-              <w:spacing w:after="0" w:line="252" w:lineRule="auto"/>
-              <w:jc w:val="center"/>
-            </w:pPr>
-            <w:r/>
-            <w:r>
-              <w:rPr>
-                <w:rFonts w:ascii="Kaiti SC" w:hAnsi="Kaiti SC" w:eastAsia="Kaiti SC" w:cs="Kaiti SC"/>
-                <w:b w:val="0"/>
-                <w:sz w:val="19"/>
-              </w:rPr>
-              <w:t>监管与政策</w:t>
-            </w:r>
-          </w:p>
-        </w:tc>
-        <w:tc>
-          <w:tcPr>
-            <w:tcW w:type="dxa" w:w="2075"/>
-            <w:vAlign w:val="center"/>
-          </w:tcPr>
-          <w:p>
-            <w:pPr>
-              <w:spacing w:after="0" w:line="252" w:lineRule="auto"/>
-            </w:pPr>
-            <w:r/>
-            <w:r>
-              <w:rPr>
-                <w:rFonts w:ascii="Kaiti SC" w:hAnsi="Kaiti SC" w:eastAsia="Kaiti SC" w:cs="Kaiti SC"/>
-                <w:b w:val="0"/>
-                <w:sz w:val="19"/>
-              </w:rPr>
-              <w:t>FCC Scraps Decades-Old Satellite Rules, But SpaceX's Million-Satellite AI Plan Waits in Line - Tech Times</w:t>
-            </w:r>
-          </w:p>
-        </w:tc>
-      </w:tr>
-      <w:tr>
-        <w:trPr>
-          <w:cantSplit/>
-        </w:trPr>
-        <w:tc>
-          <w:tcPr>
-            <w:tcW w:type="dxa" w:w="2075"/>
-            <w:vAlign w:val="center"/>
-          </w:tcPr>
-          <w:p>
-            <w:pPr>
-              <w:spacing w:after="0" w:line="252" w:lineRule="auto"/>
-              <w:jc w:val="center"/>
-            </w:pPr>
-            <w:r/>
-            <w:r>
-              <w:rPr>
-                <w:rFonts w:ascii="Kaiti SC" w:hAnsi="Kaiti SC" w:eastAsia="Kaiti SC" w:cs="Kaiti SC"/>
-                <w:b w:val="0"/>
-                <w:sz w:val="19"/>
-              </w:rPr>
-              <w:t>2026-07-22</w:t>
-            </w:r>
-          </w:p>
-        </w:tc>
-        <w:tc>
-          <w:tcPr>
-            <w:tcW w:type="dxa" w:w="2075"/>
-            <w:vAlign w:val="center"/>
-          </w:tcPr>
-          <w:p>
-            <w:pPr>
-              <w:spacing w:after="0" w:line="252" w:lineRule="auto"/>
-              <w:jc w:val="center"/>
-            </w:pPr>
-            <w:r/>
-            <w:r>
-              <w:rPr>
-                <w:rFonts w:ascii="Kaiti SC" w:hAnsi="Kaiti SC" w:eastAsia="Kaiti SC" w:cs="Kaiti SC"/>
-                <w:b w:val="0"/>
-                <w:sz w:val="19"/>
-              </w:rPr>
-              <w:t>SpaceX</w:t>
-            </w:r>
-          </w:p>
-        </w:tc>
-        <w:tc>
-          <w:tcPr>
-            <w:tcW w:type="dxa" w:w="2075"/>
-            <w:vAlign w:val="center"/>
-          </w:tcPr>
-          <w:p>
-            <w:pPr>
-              <w:spacing w:after="0" w:line="252" w:lineRule="auto"/>
-              <w:jc w:val="center"/>
-            </w:pPr>
-            <w:r/>
-            <w:r>
-              <w:rPr>
-                <w:rFonts w:ascii="Kaiti SC" w:hAnsi="Kaiti SC" w:eastAsia="Kaiti SC" w:cs="Kaiti SC"/>
-                <w:b w:val="0"/>
-                <w:sz w:val="19"/>
-              </w:rPr>
-              <w:t>发射与任务</w:t>
-            </w:r>
-          </w:p>
-        </w:tc>
-        <w:tc>
-          <w:tcPr>
-            <w:tcW w:type="dxa" w:w="2075"/>
-            <w:vAlign w:val="center"/>
-          </w:tcPr>
-          <w:p>
-            <w:pPr>
-              <w:spacing w:after="0" w:line="252" w:lineRule="auto"/>
-            </w:pPr>
-            <w:r/>
-            <w:r>
-              <w:rPr>
-                <w:rFonts w:ascii="Kaiti SC" w:hAnsi="Kaiti SC" w:eastAsia="Kaiti SC" w:cs="Kaiti SC"/>
-                <w:b w:val="0"/>
-                <w:sz w:val="19"/>
-              </w:rPr>
-              <w:t>SpaceX Starlink Mini 2 Leak Reinforces Built-In Battery And Portability Upgrade</w:t>
+              <w:t>引力一号遥四运载火箭发射成功，微纳星空“东坡”系列卫星 1.5 小时完成首批遥感影像回传 - finance.sina.com.cn</w:t>
             </w:r>
           </w:p>
         </w:tc>
@@ -1654,7 +2006,7 @@
                 <w:b w:val="0"/>
                 <w:sz w:val="19"/>
               </w:rPr>
-              <w:t>2026-07-22</w:t>
+              <w:t>2026-07-25</w:t>
             </w:r>
           </w:p>
         </w:tc>
@@ -1696,7 +2048,7 @@
                 <w:b w:val="0"/>
                 <w:sz w:val="19"/>
               </w:rPr>
-              <w:t>发射与任务</w:t>
+              <w:t>市场与股价</w:t>
             </w:r>
           </w:p>
         </w:tc>
@@ -1716,359 +2068,7 @@
                 <w:b w:val="0"/>
                 <w:sz w:val="19"/>
               </w:rPr>
-              <w:t>SpaceX targets July 23 for crucial Starship Flight 13 test launch after abort - Space</w:t>
-            </w:r>
-          </w:p>
-        </w:tc>
-      </w:tr>
-      <w:tr>
-        <w:trPr>
-          <w:cantSplit/>
-        </w:trPr>
-        <w:tc>
-          <w:tcPr>
-            <w:tcW w:type="dxa" w:w="2075"/>
-            <w:vAlign w:val="center"/>
-          </w:tcPr>
-          <w:p>
-            <w:pPr>
-              <w:spacing w:after="0" w:line="252" w:lineRule="auto"/>
-              <w:jc w:val="center"/>
-            </w:pPr>
-            <w:r/>
-            <w:r>
-              <w:rPr>
-                <w:rFonts w:ascii="Kaiti SC" w:hAnsi="Kaiti SC" w:eastAsia="Kaiti SC" w:cs="Kaiti SC"/>
-                <w:b w:val="0"/>
-                <w:sz w:val="19"/>
-              </w:rPr>
-              <w:t>2026-07-22</w:t>
-            </w:r>
-          </w:p>
-        </w:tc>
-        <w:tc>
-          <w:tcPr>
-            <w:tcW w:type="dxa" w:w="2075"/>
-            <w:vAlign w:val="center"/>
-          </w:tcPr>
-          <w:p>
-            <w:pPr>
-              <w:spacing w:after="0" w:line="252" w:lineRule="auto"/>
-              <w:jc w:val="center"/>
-            </w:pPr>
-            <w:r/>
-            <w:r>
-              <w:rPr>
-                <w:rFonts w:ascii="Kaiti SC" w:hAnsi="Kaiti SC" w:eastAsia="Kaiti SC" w:cs="Kaiti SC"/>
-                <w:b w:val="0"/>
-                <w:sz w:val="19"/>
-              </w:rPr>
-              <w:t>Blue Origin</w:t>
-            </w:r>
-          </w:p>
-        </w:tc>
-        <w:tc>
-          <w:tcPr>
-            <w:tcW w:type="dxa" w:w="2075"/>
-            <w:vAlign w:val="center"/>
-          </w:tcPr>
-          <w:p>
-            <w:pPr>
-              <w:spacing w:after="0" w:line="252" w:lineRule="auto"/>
-              <w:jc w:val="center"/>
-            </w:pPr>
-            <w:r/>
-            <w:r>
-              <w:rPr>
-                <w:rFonts w:ascii="Kaiti SC" w:hAnsi="Kaiti SC" w:eastAsia="Kaiti SC" w:cs="Kaiti SC"/>
-                <w:b w:val="0"/>
-                <w:sz w:val="19"/>
-              </w:rPr>
-              <w:t>发射与任务</w:t>
-            </w:r>
-          </w:p>
-        </w:tc>
-        <w:tc>
-          <w:tcPr>
-            <w:tcW w:type="dxa" w:w="2075"/>
-            <w:vAlign w:val="center"/>
-          </w:tcPr>
-          <w:p>
-            <w:pPr>
-              <w:spacing w:after="0" w:line="252" w:lineRule="auto"/>
-            </w:pPr>
-            <w:r/>
-            <w:r>
-              <w:rPr>
-                <w:rFonts w:ascii="Kaiti SC" w:hAnsi="Kaiti SC" w:eastAsia="Kaiti SC" w:cs="Kaiti SC"/>
-                <w:b w:val="0"/>
-                <w:sz w:val="19"/>
-              </w:rPr>
-              <w:t>US Space Force Triples NSSL Phase 3 Lane 1 Capacity to $17B as Total Launch Budget Reaches $30B</w:t>
-            </w:r>
-          </w:p>
-        </w:tc>
-      </w:tr>
-      <w:tr>
-        <w:trPr>
-          <w:cantSplit/>
-        </w:trPr>
-        <w:tc>
-          <w:tcPr>
-            <w:tcW w:type="dxa" w:w="2075"/>
-            <w:vAlign w:val="center"/>
-          </w:tcPr>
-          <w:p>
-            <w:pPr>
-              <w:spacing w:after="0" w:line="252" w:lineRule="auto"/>
-              <w:jc w:val="center"/>
-            </w:pPr>
-            <w:r/>
-            <w:r>
-              <w:rPr>
-                <w:rFonts w:ascii="Kaiti SC" w:hAnsi="Kaiti SC" w:eastAsia="Kaiti SC" w:cs="Kaiti SC"/>
-                <w:b w:val="0"/>
-                <w:sz w:val="19"/>
-              </w:rPr>
-              <w:t>2026-07-21</w:t>
-            </w:r>
-          </w:p>
-        </w:tc>
-        <w:tc>
-          <w:tcPr>
-            <w:tcW w:type="dxa" w:w="2075"/>
-            <w:vAlign w:val="center"/>
-          </w:tcPr>
-          <w:p>
-            <w:pPr>
-              <w:spacing w:after="0" w:line="252" w:lineRule="auto"/>
-              <w:jc w:val="center"/>
-            </w:pPr>
-            <w:r/>
-            <w:r>
-              <w:rPr>
-                <w:rFonts w:ascii="Kaiti SC" w:hAnsi="Kaiti SC" w:eastAsia="Kaiti SC" w:cs="Kaiti SC"/>
-                <w:b w:val="0"/>
-                <w:sz w:val="19"/>
-              </w:rPr>
-              <w:t>星河动力</w:t>
-            </w:r>
-          </w:p>
-        </w:tc>
-        <w:tc>
-          <w:tcPr>
-            <w:tcW w:type="dxa" w:w="2075"/>
-            <w:vAlign w:val="center"/>
-          </w:tcPr>
-          <w:p>
-            <w:pPr>
-              <w:spacing w:after="0" w:line="252" w:lineRule="auto"/>
-              <w:jc w:val="center"/>
-            </w:pPr>
-            <w:r/>
-            <w:r>
-              <w:rPr>
-                <w:rFonts w:ascii="Kaiti SC" w:hAnsi="Kaiti SC" w:eastAsia="Kaiti SC" w:cs="Kaiti SC"/>
-                <w:b w:val="0"/>
-                <w:sz w:val="19"/>
-              </w:rPr>
-              <w:t>发射与任务</w:t>
-            </w:r>
-          </w:p>
-        </w:tc>
-        <w:tc>
-          <w:tcPr>
-            <w:tcW w:type="dxa" w:w="2075"/>
-            <w:vAlign w:val="center"/>
-          </w:tcPr>
-          <w:p>
-            <w:pPr>
-              <w:spacing w:after="0" w:line="252" w:lineRule="auto"/>
-            </w:pPr>
-            <w:r/>
-            <w:r>
-              <w:rPr>
-                <w:rFonts w:ascii="Kaiti SC" w:hAnsi="Kaiti SC" w:eastAsia="Kaiti SC" w:cs="Kaiti SC"/>
-                <w:b w:val="0"/>
-                <w:sz w:val="19"/>
-              </w:rPr>
-              <w:t>智神星一号8月首飞：民营商业航天的又一次“稳健”落子 - 手机网易网</w:t>
-            </w:r>
-          </w:p>
-        </w:tc>
-      </w:tr>
-      <w:tr>
-        <w:trPr>
-          <w:cantSplit/>
-        </w:trPr>
-        <w:tc>
-          <w:tcPr>
-            <w:tcW w:type="dxa" w:w="2075"/>
-            <w:vAlign w:val="center"/>
-          </w:tcPr>
-          <w:p>
-            <w:pPr>
-              <w:spacing w:after="0" w:line="252" w:lineRule="auto"/>
-              <w:jc w:val="center"/>
-            </w:pPr>
-            <w:r/>
-            <w:r>
-              <w:rPr>
-                <w:rFonts w:ascii="Kaiti SC" w:hAnsi="Kaiti SC" w:eastAsia="Kaiti SC" w:cs="Kaiti SC"/>
-                <w:b w:val="0"/>
-                <w:sz w:val="19"/>
-              </w:rPr>
-              <w:t>2026-07-21</w:t>
-            </w:r>
-          </w:p>
-        </w:tc>
-        <w:tc>
-          <w:tcPr>
-            <w:tcW w:type="dxa" w:w="2075"/>
-            <w:vAlign w:val="center"/>
-          </w:tcPr>
-          <w:p>
-            <w:pPr>
-              <w:spacing w:after="0" w:line="252" w:lineRule="auto"/>
-              <w:jc w:val="center"/>
-            </w:pPr>
-            <w:r/>
-            <w:r>
-              <w:rPr>
-                <w:rFonts w:ascii="Kaiti SC" w:hAnsi="Kaiti SC" w:eastAsia="Kaiti SC" w:cs="Kaiti SC"/>
-                <w:b w:val="0"/>
-                <w:sz w:val="19"/>
-              </w:rPr>
-              <w:t>Blue Origin</w:t>
-            </w:r>
-          </w:p>
-        </w:tc>
-        <w:tc>
-          <w:tcPr>
-            <w:tcW w:type="dxa" w:w="2075"/>
-            <w:vAlign w:val="center"/>
-          </w:tcPr>
-          <w:p>
-            <w:pPr>
-              <w:spacing w:after="0" w:line="252" w:lineRule="auto"/>
-              <w:jc w:val="center"/>
-            </w:pPr>
-            <w:r/>
-            <w:r>
-              <w:rPr>
-                <w:rFonts w:ascii="Kaiti SC" w:hAnsi="Kaiti SC" w:eastAsia="Kaiti SC" w:cs="Kaiti SC"/>
-                <w:b w:val="0"/>
-                <w:sz w:val="19"/>
-              </w:rPr>
-              <w:t>发射与任务</w:t>
-            </w:r>
-          </w:p>
-        </w:tc>
-        <w:tc>
-          <w:tcPr>
-            <w:tcW w:type="dxa" w:w="2075"/>
-            <w:vAlign w:val="center"/>
-          </w:tcPr>
-          <w:p>
-            <w:pPr>
-              <w:spacing w:after="0" w:line="252" w:lineRule="auto"/>
-            </w:pPr>
-            <w:r/>
-            <w:r>
-              <w:rPr>
-                <w:rFonts w:ascii="Kaiti SC" w:hAnsi="Kaiti SC" w:eastAsia="Kaiti SC" w:cs="Kaiti SC"/>
-                <w:b w:val="0"/>
-                <w:sz w:val="19"/>
-              </w:rPr>
-              <w:t>Blue Origin begins rebuilding Launch Complex 36 after New Glenn explosion - Yahoo</w:t>
-            </w:r>
-          </w:p>
-        </w:tc>
-      </w:tr>
-      <w:tr>
-        <w:trPr>
-          <w:cantSplit/>
-        </w:trPr>
-        <w:tc>
-          <w:tcPr>
-            <w:tcW w:type="dxa" w:w="2075"/>
-            <w:vAlign w:val="center"/>
-          </w:tcPr>
-          <w:p>
-            <w:pPr>
-              <w:spacing w:after="0" w:line="252" w:lineRule="auto"/>
-              <w:jc w:val="center"/>
-            </w:pPr>
-            <w:r/>
-            <w:r>
-              <w:rPr>
-                <w:rFonts w:ascii="Kaiti SC" w:hAnsi="Kaiti SC" w:eastAsia="Kaiti SC" w:cs="Kaiti SC"/>
-                <w:b w:val="0"/>
-                <w:sz w:val="19"/>
-              </w:rPr>
-              <w:t>2026-07-21</w:t>
-            </w:r>
-          </w:p>
-        </w:tc>
-        <w:tc>
-          <w:tcPr>
-            <w:tcW w:type="dxa" w:w="2075"/>
-            <w:vAlign w:val="center"/>
-          </w:tcPr>
-          <w:p>
-            <w:pPr>
-              <w:spacing w:after="0" w:line="252" w:lineRule="auto"/>
-              <w:jc w:val="center"/>
-            </w:pPr>
-            <w:r/>
-            <w:r>
-              <w:rPr>
-                <w:rFonts w:ascii="Kaiti SC" w:hAnsi="Kaiti SC" w:eastAsia="Kaiti SC" w:cs="Kaiti SC"/>
-                <w:b w:val="0"/>
-                <w:sz w:val="19"/>
-              </w:rPr>
-              <w:t>SpaceX</w:t>
-            </w:r>
-          </w:p>
-        </w:tc>
-        <w:tc>
-          <w:tcPr>
-            <w:tcW w:type="dxa" w:w="2075"/>
-            <w:vAlign w:val="center"/>
-          </w:tcPr>
-          <w:p>
-            <w:pPr>
-              <w:spacing w:after="0" w:line="252" w:lineRule="auto"/>
-              <w:jc w:val="center"/>
-            </w:pPr>
-            <w:r/>
-            <w:r>
-              <w:rPr>
-                <w:rFonts w:ascii="Kaiti SC" w:hAnsi="Kaiti SC" w:eastAsia="Kaiti SC" w:cs="Kaiti SC"/>
-                <w:b w:val="0"/>
-                <w:sz w:val="19"/>
-              </w:rPr>
-              <w:t>发射与任务</w:t>
-            </w:r>
-          </w:p>
-        </w:tc>
-        <w:tc>
-          <w:tcPr>
-            <w:tcW w:type="dxa" w:w="2075"/>
-            <w:vAlign w:val="center"/>
-          </w:tcPr>
-          <w:p>
-            <w:pPr>
-              <w:spacing w:after="0" w:line="252" w:lineRule="auto"/>
-            </w:pPr>
-            <w:r/>
-            <w:r>
-              <w:rPr>
-                <w:rFonts w:ascii="Kaiti SC" w:hAnsi="Kaiti SC" w:eastAsia="Kaiti SC" w:cs="Kaiti SC"/>
-                <w:b w:val="0"/>
-                <w:sz w:val="19"/>
-              </w:rPr>
-              <w:t>Launch Preview: Falcon 9, Starship, and Chinese rockets scheduled to launch</w:t>
+              <w:t>SpaceX launches massive Starship rocket in first test flight since IPO - CNBC</w:t>
             </w:r>
           </w:p>
         </w:tc>
@@ -2085,6 +2085,132 @@
           <w:sz w:val="21"/>
         </w:rPr>
         <w:t>3. 发射与任务</w:t>
+      </w:r>
+    </w:p>
+    <w:p>
+      <w:pPr>
+        <w:keepLines/>
+        <w:spacing w:after="60"/>
+        <w:ind w:left="369" w:hanging="227"/>
+      </w:pPr>
+      <w:r>
+        <w:rPr>
+          <w:rFonts w:ascii="Kaiti SC" w:hAnsi="Kaiti SC" w:eastAsia="Kaiti SC" w:cs="Kaiti SC"/>
+          <w:sz w:val="21"/>
+        </w:rPr>
+        <w:t xml:space="preserve">➢ </w:t>
+      </w:r>
+      <w:r>
+        <w:rPr>
+          <w:rFonts w:ascii="Kaiti SC" w:hAnsi="Kaiti SC" w:eastAsia="Kaiti SC" w:cs="Kaiti SC"/>
+          <w:sz w:val="21"/>
+        </w:rPr>
+        <w:t>SpaceX：Successful Flight for Starship IFT-13 （2026-07-26；Broadband Breakfast、KeepTrack、SatellitePro ME）</w:t>
+      </w:r>
+    </w:p>
+    <w:p>
+      <w:pPr>
+        <w:keepLines/>
+        <w:spacing w:after="60"/>
+        <w:ind w:left="369" w:hanging="227"/>
+      </w:pPr>
+      <w:r>
+        <w:rPr>
+          <w:rFonts w:ascii="Kaiti SC" w:hAnsi="Kaiti SC" w:eastAsia="Kaiti SC" w:cs="Kaiti SC"/>
+          <w:sz w:val="21"/>
+        </w:rPr>
+        <w:t xml:space="preserve">➢ </w:t>
+      </w:r>
+      <w:r>
+        <w:rPr>
+          <w:rFonts w:ascii="Kaiti SC" w:hAnsi="Kaiti SC" w:eastAsia="Kaiti SC" w:cs="Kaiti SC"/>
+          <w:sz w:val="21"/>
+        </w:rPr>
+        <w:t>SpaceX：Live Coverage: SpaceX Falcon 9 to launch Starlink satellites from West Coast （2026-07-25；Curated RSS provider contract.、Space、Spaceflight Now）</w:t>
+      </w:r>
+    </w:p>
+    <w:p>
+      <w:pPr>
+        <w:keepLines/>
+        <w:spacing w:after="60"/>
+        <w:ind w:left="369" w:hanging="227"/>
+      </w:pPr>
+      <w:r>
+        <w:rPr>
+          <w:rFonts w:ascii="Kaiti SC" w:hAnsi="Kaiti SC" w:eastAsia="Kaiti SC" w:cs="Kaiti SC"/>
+          <w:sz w:val="21"/>
+        </w:rPr>
+        <w:t xml:space="preserve">➢ </w:t>
+      </w:r>
+      <w:r>
+        <w:rPr>
+          <w:rFonts w:ascii="Kaiti SC" w:hAnsi="Kaiti SC" w:eastAsia="Kaiti SC" w:cs="Kaiti SC"/>
+          <w:sz w:val="21"/>
+        </w:rPr>
+        <w:t>中科宇航：一箭五星！力箭一号遥十五运载火箭成功发射 - 新浪财经 （2026-07-25；21财经、CCTV、China Daily）</w:t>
+      </w:r>
+    </w:p>
+    <w:p>
+      <w:pPr>
+        <w:keepLines/>
+        <w:spacing w:after="60"/>
+        <w:ind w:left="369" w:hanging="227"/>
+      </w:pPr>
+      <w:r>
+        <w:rPr>
+          <w:rFonts w:ascii="Kaiti SC" w:hAnsi="Kaiti SC" w:eastAsia="Kaiti SC" w:cs="Kaiti SC"/>
+          <w:sz w:val="21"/>
+        </w:rPr>
+        <w:t xml:space="preserve">➢ </w:t>
+      </w:r>
+      <w:r>
+        <w:rPr>
+          <w:rFonts w:ascii="Kaiti SC" w:hAnsi="Kaiti SC" w:eastAsia="Kaiti SC" w:cs="Kaiti SC"/>
+          <w:sz w:val="21"/>
+        </w:rPr>
+        <w:t>SpaceX：SpaceX launches Northrop mission to extend the life of aging satellites （2026-07-25；Curated RSS provider contract.、Florida Today、KSBY News）</w:t>
+      </w:r>
+    </w:p>
+    <w:p>
+      <w:pPr>
+        <w:keepLines/>
+        <w:spacing w:after="60"/>
+        <w:ind w:left="369" w:hanging="227"/>
+      </w:pPr>
+      <w:r>
+        <w:rPr>
+          <w:rFonts w:ascii="Kaiti SC" w:hAnsi="Kaiti SC" w:eastAsia="Kaiti SC" w:cs="Kaiti SC"/>
+          <w:sz w:val="21"/>
+        </w:rPr>
+        <w:t xml:space="preserve">➢ </w:t>
+      </w:r>
+      <w:r>
+        <w:rPr>
+          <w:rFonts w:ascii="Kaiti SC" w:hAnsi="Kaiti SC" w:eastAsia="Kaiti SC" w:cs="Kaiti SC"/>
+          <w:sz w:val="21"/>
+        </w:rPr>
+        <w:t>Blue Origin：After Blue Origin's Huge Explosion, Will It Be Able To Launch To The Moon This Year? - Yahoo （2026-07-25；Yahoo、bing.com）</w:t>
+      </w:r>
+    </w:p>
+    <w:p>
+      <w:pPr>
+        <w:keepLines/>
+        <w:spacing w:after="60"/>
+        <w:ind w:left="369" w:hanging="227"/>
+      </w:pPr>
+      <w:r>
+        <w:rPr>
+          <w:rFonts w:ascii="Kaiti SC" w:hAnsi="Kaiti SC" w:eastAsia="Kaiti SC" w:cs="Kaiti SC"/>
+          <w:sz w:val="21"/>
+        </w:rPr>
+        <w:t xml:space="preserve">➢ </w:t>
+      </w:r>
+      <w:r>
+        <w:rPr>
+          <w:rFonts w:ascii="Kaiti SC" w:hAnsi="Kaiti SC" w:eastAsia="Kaiti SC" w:cs="Kaiti SC"/>
+          <w:sz w:val="21"/>
+        </w:rPr>
+        <w:t>中科宇航：CAS Space Locks In Monthly Kinetica-1 Launches as China’s 2026 Surge Accelerates - Tech Times （2026-07-25；Tech Times、bing.com）</w:t>
       </w:r>
     </w:p>
     <w:p>
@@ -2126,7 +2252,20 @@
           <w:rFonts w:ascii="Kaiti SC" w:hAnsi="Kaiti SC" w:eastAsia="Kaiti SC" w:cs="Kaiti SC"/>
           <w:sz w:val="21"/>
         </w:rPr>
-        <w:t>SpaceX：SpaceX launches Northrop mission to extend the life of aging satellites （2026-07-22；Curated RSS provider contract.、NASASpaceflight、Space）</w:t>
+        <w:t>星河动力：可复用国产民营中大型液体火箭星河动力智神星一号8月下旬首飞- 科学探索 - cnBeta.COM （2026-07-21；QQ News、cnBeta.COM、finance.sina.com.cn）</w:t>
+      </w:r>
+    </w:p>
+    <w:p>
+      <w:pPr>
+        <w:pStyle w:val="Heading1"/>
+      </w:pPr>
+      <w:r>
+        <w:rPr>
+          <w:rFonts w:ascii="Kaiti SC" w:hAnsi="Kaiti SC" w:eastAsia="Kaiti SC" w:cs="Kaiti SC"/>
+          <w:b/>
+          <w:sz w:val="21"/>
+        </w:rPr>
+        <w:t>4. 订单与合作</w:t>
       </w:r>
     </w:p>
     <w:p>
@@ -2147,7 +2286,20 @@
           <w:rFonts w:ascii="Kaiti SC" w:hAnsi="Kaiti SC" w:eastAsia="Kaiti SC" w:cs="Kaiti SC"/>
           <w:sz w:val="21"/>
         </w:rPr>
-        <w:t>SpaceX：California to hit 50th rocket launch with SpaceX liftoff. Watch live - The Desert Sun （2026-07-20；Curated RSS provider contract.、The Desert Sun）</w:t>
+        <w:t>Blue Origin：NASA, Blue Origin partnership to include testing at Stennis Space Center - fox10tv.com （2026-07-25；WDAM-TV、WLOX、bing.com）</w:t>
+      </w:r>
+    </w:p>
+    <w:p>
+      <w:pPr>
+        <w:pStyle w:val="Heading1"/>
+      </w:pPr>
+      <w:r>
+        <w:rPr>
+          <w:rFonts w:ascii="Kaiti SC" w:hAnsi="Kaiti SC" w:eastAsia="Kaiti SC" w:cs="Kaiti SC"/>
+          <w:b/>
+          <w:sz w:val="21"/>
+        </w:rPr>
+        <w:t>5. 融资与资本</w:t>
       </w:r>
     </w:p>
     <w:p>
@@ -2168,180 +2320,7 @@
           <w:rFonts w:ascii="Kaiti SC" w:hAnsi="Kaiti SC" w:eastAsia="Kaiti SC" w:cs="Kaiti SC"/>
           <w:sz w:val="21"/>
         </w:rPr>
-        <w:t>星河动力：可复用国产民营中大型液体火箭！星河动力智神星一号8月下旬首飞 - 凤凰网科技 （2026-07-21；QQ News、凤凰网科技、新浪财经）</w:t>
-      </w:r>
-    </w:p>
-    <w:p>
-      <w:pPr>
-        <w:keepLines/>
-        <w:spacing w:after="60"/>
-        <w:ind w:left="369" w:hanging="227"/>
-      </w:pPr>
-      <w:r>
-        <w:rPr>
-          <w:rFonts w:ascii="Kaiti SC" w:hAnsi="Kaiti SC" w:eastAsia="Kaiti SC" w:cs="Kaiti SC"/>
-          <w:sz w:val="21"/>
-        </w:rPr>
-        <w:t xml:space="preserve">➢ </w:t>
-      </w:r>
-      <w:r>
-        <w:rPr>
-          <w:rFonts w:ascii="Kaiti SC" w:hAnsi="Kaiti SC" w:eastAsia="Kaiti SC" w:cs="Kaiti SC"/>
-          <w:sz w:val="21"/>
-        </w:rPr>
-        <w:t>SpaceX：Artemis III Mission to feature live 4K video powered by Starlink lasers （2026-07-23；space.com、spaceq.ca）</w:t>
-      </w:r>
-    </w:p>
-    <w:p>
-      <w:pPr>
-        <w:keepLines/>
-        <w:spacing w:after="60"/>
-        <w:ind w:left="369" w:hanging="227"/>
-      </w:pPr>
-      <w:r>
-        <w:rPr>
-          <w:rFonts w:ascii="Kaiti SC" w:hAnsi="Kaiti SC" w:eastAsia="Kaiti SC" w:cs="Kaiti SC"/>
-          <w:sz w:val="21"/>
-        </w:rPr>
-        <w:t xml:space="preserve">➢ </w:t>
-      </w:r>
-      <w:r>
-        <w:rPr>
-          <w:rFonts w:ascii="Kaiti SC" w:hAnsi="Kaiti SC" w:eastAsia="Kaiti SC" w:cs="Kaiti SC"/>
-          <w:sz w:val="21"/>
-        </w:rPr>
-        <w:t>SpaceX：SpaceX aborts Starship Flight 13 launch attempt （2026-07-17；SpaceNews、arstechnica.com）</w:t>
-      </w:r>
-    </w:p>
-    <w:p>
-      <w:pPr>
-        <w:keepLines/>
-        <w:spacing w:after="60"/>
-        <w:ind w:left="369" w:hanging="227"/>
-      </w:pPr>
-      <w:r>
-        <w:rPr>
-          <w:rFonts w:ascii="Kaiti SC" w:hAnsi="Kaiti SC" w:eastAsia="Kaiti SC" w:cs="Kaiti SC"/>
-          <w:sz w:val="21"/>
-        </w:rPr>
-        <w:t xml:space="preserve">➢ </w:t>
-      </w:r>
-      <w:r>
-        <w:rPr>
-          <w:rFonts w:ascii="Kaiti SC" w:hAnsi="Kaiti SC" w:eastAsia="Kaiti SC" w:cs="Kaiti SC"/>
-          <w:sz w:val="21"/>
-        </w:rPr>
-        <w:t>SpaceX：Starlink launches satellite internet services in Seychelles - SatellitePro ME （2026-07-21；Curated RSS provider contract.）</w:t>
-      </w:r>
-    </w:p>
-    <w:p>
-      <w:pPr>
-        <w:keepLines/>
-        <w:spacing w:after="60"/>
-        <w:ind w:left="369" w:hanging="227"/>
-      </w:pPr>
-      <w:r>
-        <w:rPr>
-          <w:rFonts w:ascii="Kaiti SC" w:hAnsi="Kaiti SC" w:eastAsia="Kaiti SC" w:cs="Kaiti SC"/>
-          <w:sz w:val="21"/>
-        </w:rPr>
-        <w:t xml:space="preserve">➢ </w:t>
-      </w:r>
-      <w:r>
-        <w:rPr>
-          <w:rFonts w:ascii="Kaiti SC" w:hAnsi="Kaiti SC" w:eastAsia="Kaiti SC" w:cs="Kaiti SC"/>
-          <w:sz w:val="21"/>
-        </w:rPr>
-        <w:t>微纳星空：引力一号遥四运载火箭发射成功，微纳星空“东坡”系列卫星 1.5 小时完成首批遥感影像回传 - 新浪财经 （2026-07-22；新浪财经）</w:t>
-      </w:r>
-    </w:p>
-    <w:p>
-      <w:pPr>
-        <w:pStyle w:val="Heading1"/>
-      </w:pPr>
-      <w:r>
-        <w:rPr>
-          <w:rFonts w:ascii="Kaiti SC" w:hAnsi="Kaiti SC" w:eastAsia="Kaiti SC" w:cs="Kaiti SC"/>
-          <w:b/>
-          <w:sz w:val="21"/>
-        </w:rPr>
-        <w:t>4. 融资与资本</w:t>
-      </w:r>
-    </w:p>
-    <w:p>
-      <w:pPr>
-        <w:keepLines/>
-        <w:spacing w:after="60"/>
-        <w:ind w:left="369" w:hanging="227"/>
-      </w:pPr>
-      <w:r>
-        <w:rPr>
-          <w:rFonts w:ascii="Kaiti SC" w:hAnsi="Kaiti SC" w:eastAsia="Kaiti SC" w:cs="Kaiti SC"/>
-          <w:sz w:val="21"/>
-        </w:rPr>
-        <w:t xml:space="preserve">➢ </w:t>
-      </w:r>
-      <w:r>
-        <w:rPr>
-          <w:rFonts w:ascii="Kaiti SC" w:hAnsi="Kaiti SC" w:eastAsia="Kaiti SC" w:cs="Kaiti SC"/>
-          <w:sz w:val="21"/>
-        </w:rPr>
-        <w:t>垣信卫星：蓝色起源首次外部融资100亿美元，估值1300亿美元，商业航天竞争加剧 （2026-07-18；</w:t>
-      </w:r>
-    </w:p>
-    <w:p>
-      <w:pPr>
-        <w:keepLines/>
-        <w:spacing w:after="60"/>
-        <w:ind w:left="369" w:hanging="227"/>
-      </w:pPr>
-      <w:r>
-        <w:rPr>
-          <w:rFonts w:ascii="Kaiti SC" w:hAnsi="Kaiti SC" w:eastAsia="Kaiti SC" w:cs="Kaiti SC"/>
-          <w:sz w:val="21"/>
-        </w:rPr>
-        <w:t xml:space="preserve">➢ </w:t>
-      </w:r>
-      <w:r>
-        <w:rPr>
-          <w:rFonts w:ascii="Kaiti SC" w:hAnsi="Kaiti SC" w:eastAsia="Kaiti SC" w:cs="Kaiti SC"/>
-          <w:sz w:val="21"/>
-        </w:rPr>
-        <w:t>垣信卫星：千帆星座百亿融资窗口期收官在即，东方明珠深度绑定垣信卫星，构筑算力+航天双科创价 - 财富号 （2026-07-17；财富号）</w:t>
-      </w:r>
-    </w:p>
-    <w:p>
-      <w:pPr>
-        <w:pStyle w:val="Heading1"/>
-      </w:pPr>
-      <w:r>
-        <w:rPr>
-          <w:rFonts w:ascii="Kaiti SC" w:hAnsi="Kaiti SC" w:eastAsia="Kaiti SC" w:cs="Kaiti SC"/>
-          <w:b/>
-          <w:sz w:val="21"/>
-        </w:rPr>
-        <w:t>5. 监管与政策</w:t>
-      </w:r>
-    </w:p>
-    <w:p>
-      <w:pPr>
-        <w:keepLines/>
-        <w:spacing w:after="60"/>
-        <w:ind w:left="369" w:hanging="227"/>
-      </w:pPr>
-      <w:r>
-        <w:rPr>
-          <w:rFonts w:ascii="Kaiti SC" w:hAnsi="Kaiti SC" w:eastAsia="Kaiti SC" w:cs="Kaiti SC"/>
-          <w:sz w:val="21"/>
-        </w:rPr>
-        <w:t xml:space="preserve">➢ </w:t>
-      </w:r>
-      <w:r>
-        <w:rPr>
-          <w:rFonts w:ascii="Kaiti SC" w:hAnsi="Kaiti SC" w:eastAsia="Kaiti SC" w:cs="Kaiti SC"/>
-          <w:sz w:val="21"/>
-        </w:rPr>
-        <w:t>SpaceX：FCC Scraps Decades-Old Satellite Rules, But SpaceX's Million-Satellite AI Plan Waits in Line - Tech Times （2026-07-22；Curated RSS provider contract.）</w:t>
+        <w:t>Blue Origin：Jeff Bezos Put $2 Billion of His Own Money Into Blue Origin's First Outside Funding Round （2026-07-25；bing.com）</w:t>
       </w:r>
     </w:p>
     <w:p>
@@ -2375,7 +2354,7 @@
           <w:rFonts w:ascii="Kaiti SC" w:hAnsi="Kaiti SC" w:eastAsia="Kaiti SC" w:cs="Kaiti SC"/>
           <w:sz w:val="21"/>
         </w:rPr>
-        <w:t>SpaceX：Jamie Dimon Says He Has Seen the Numbers and SpaceX’s Orbital Data Centers ‘Could Actually Work’ Despite Technical, Valuation Risks （2026-07-22；bing.com）</w:t>
+        <w:t>SpaceX：SpaceX launches massive Starship rocket in first test flight since IPO - CNBC （2026-07-25；CNBC、bing.com）</w:t>
       </w:r>
     </w:p>
     <w:p>
@@ -2388,7 +2367,7 @@
           <w:b/>
           <w:sz w:val="21"/>
         </w:rPr>
-        <w:t>7. 产品与技术</w:t>
+        <w:t>7. 其他动态</w:t>
       </w:r>
     </w:p>
     <w:p>
@@ -2409,20 +2388,7 @@
           <w:rFonts w:ascii="Kaiti SC" w:hAnsi="Kaiti SC" w:eastAsia="Kaiti SC" w:cs="Kaiti SC"/>
           <w:sz w:val="21"/>
         </w:rPr>
-        <w:t>银河航天：银河航天 合肥载荷中心首套通信卫星载荷下线 年产适配50至100颗卫星 - 未来天玑 （2026-07-17；Sohu、东方财富、新浪财经）</w:t>
-      </w:r>
-    </w:p>
-    <w:p>
-      <w:pPr>
-        <w:pStyle w:val="Heading1"/>
-      </w:pPr>
-      <w:r>
-        <w:rPr>
-          <w:rFonts w:ascii="Kaiti SC" w:hAnsi="Kaiti SC" w:eastAsia="Kaiti SC" w:cs="Kaiti SC"/>
-          <w:b/>
-          <w:sz w:val="21"/>
-        </w:rPr>
-        <w:t>8. 其他动态</w:t>
+        <w:t>Blue Origin：Blue Origin to conduct New Glenn second stage hot fires on Stennis B-2 stand （2026-07-25；Blue Origin、NASASpaceflight、Yahoo）</w:t>
       </w:r>
     </w:p>
     <w:p>
@@ -2443,7 +2409,7 @@
           <w:rFonts w:ascii="Kaiti SC" w:hAnsi="Kaiti SC" w:eastAsia="Kaiti SC" w:cs="Kaiti SC"/>
           <w:sz w:val="21"/>
         </w:rPr>
-        <w:t>SpaceX：Path to Starship Flight 13 requires additional Booster 20 test （2026-07-22；Curated RSS provider contract.、NASASpaceflight）</w:t>
+        <w:t>SpaceX：Here's how SpaceX's Starlink satellites are helping find lost dogs - Florida Today （2026-07-24；Florida Today、bing.com）</w:t>
       </w:r>
     </w:p>
     <w:p>
@@ -2464,7 +2430,7 @@
           <w:rFonts w:ascii="Kaiti SC" w:hAnsi="Kaiti SC" w:eastAsia="Kaiti SC" w:cs="Kaiti SC"/>
           <w:sz w:val="21"/>
         </w:rPr>
-        <w:t>SpaceX：SpaceX Falcon 9 Engine Startup Abort Grounds Starlink 17-39 at Vandenberg Space Force Base - Tech Times （2026-07-21；Curated RSS provider contract.）</w:t>
+        <w:t>SpaceX：Path to Starship Flight 13 requires additional Booster 20 test （2026-07-24；Curated RSS provider contract.、NASASpaceflight、bing.com）</w:t>
       </w:r>
     </w:p>
     <w:p>
@@ -2485,7 +2451,7 @@
           <w:rFonts w:ascii="Kaiti SC" w:hAnsi="Kaiti SC" w:eastAsia="Kaiti SC" w:cs="Kaiti SC"/>
           <w:sz w:val="21"/>
         </w:rPr>
-        <w:t>SpaceX：Elon Musk’s Starlink enters one of Africa’s most connected countries as SpaceX expands to its 28th market - Business Insider Africa （2026-07-23；Business Insider Africa）</w:t>
+        <w:t>星际荣耀：四川星际荣耀航天动力有限责任公司注册资本增至1.5亿元 - 东方财富 （2026-07-22；finance.sina.com.cn、东方财富）</w:t>
       </w:r>
     </w:p>
     <w:p>
@@ -2506,7 +2472,7 @@
           <w:rFonts w:ascii="Kaiti SC" w:hAnsi="Kaiti SC" w:eastAsia="Kaiti SC" w:cs="Kaiti SC"/>
           <w:sz w:val="21"/>
         </w:rPr>
-        <w:t>蓝箭航天：$金风科技(HK|02208)$ 蓝箭航天马上有消息，要信早信 - 股吧 （2026-07-22；股吧）</w:t>
+        <w:t>SpaceX：SpaceX Has a $1.6 Trillion Opportunity That May Eclipse Its AI Business （2026-07-24；bing.com）</w:t>
       </w:r>
     </w:p>
     <w:p>
@@ -2527,28 +2493,7 @@
           <w:rFonts w:ascii="Kaiti SC" w:hAnsi="Kaiti SC" w:eastAsia="Kaiti SC" w:cs="Kaiti SC"/>
           <w:sz w:val="21"/>
         </w:rPr>
-        <w:t>SpaceX：Charter stock might not be 'Starlink roadkill' as SpaceX threat dims （2026-07-22；bing.com）</w:t>
-      </w:r>
-    </w:p>
-    <w:p>
-      <w:pPr>
-        <w:keepLines/>
-        <w:spacing w:after="60"/>
-        <w:ind w:left="369" w:hanging="227"/>
-      </w:pPr>
-      <w:r>
-        <w:rPr>
-          <w:rFonts w:ascii="Kaiti SC" w:hAnsi="Kaiti SC" w:eastAsia="Kaiti SC" w:cs="Kaiti SC"/>
-          <w:sz w:val="21"/>
-        </w:rPr>
-        <w:t xml:space="preserve">➢ </w:t>
-      </w:r>
-      <w:r>
-        <w:rPr>
-          <w:rFonts w:ascii="Kaiti SC" w:hAnsi="Kaiti SC" w:eastAsia="Kaiti SC" w:cs="Kaiti SC"/>
-          <w:sz w:val="21"/>
-        </w:rPr>
-        <w:t>星际荣耀：四川星际荣耀航天动力有限责任公司注册资本增至1.5亿元 - 东方财富 （2026-07-21；东方财富）</w:t>
+        <w:t>SpaceX：SpaceX Drops 5%, Rocket Lab Falls 7%, AST SpaceMobile Slides 4% as Jittery Market Awaits Tonight’s Crucial Test Flight （2026-07-25；SpaceX、bing.com）</w:t>
       </w:r>
     </w:p>
     <w:p>
@@ -2561,7 +2506,7 @@
           <w:b/>
           <w:sz w:val="21"/>
         </w:rPr>
-        <w:t>9. 公司动态概览</w:t>
+        <w:t>8. 公司动态概览</w:t>
       </w:r>
     </w:p>
     <w:tbl>
@@ -2707,7 +2652,7 @@
                 <w:b w:val="0"/>
                 <w:sz w:val="19"/>
               </w:rPr>
-              <w:t>54</w:t>
+              <w:t>149</w:t>
             </w:r>
           </w:p>
         </w:tc>
@@ -2728,7 +2673,7 @@
                 <w:b w:val="0"/>
                 <w:sz w:val="19"/>
               </w:rPr>
-              <w:t>市场与股价、发射与任务、监管与政策、其他动态、产品与技术</w:t>
+              <w:t>发射与任务、市场与股价、其他动态、监管与政策</w:t>
             </w:r>
           </w:p>
         </w:tc>
@@ -2748,7 +2693,7 @@
                 <w:b w:val="0"/>
                 <w:sz w:val="19"/>
               </w:rPr>
-              <w:t>SpaceX’s only problem is finding more space to work with</w:t>
+              <w:t>Successful Flight for Starship IFT-13</w:t>
             </w:r>
           </w:p>
         </w:tc>
@@ -2773,7 +2718,7 @@
                 <w:b w:val="0"/>
                 <w:sz w:val="19"/>
               </w:rPr>
-              <w:t>垣信卫星</w:t>
+              <w:t>中科宇航</w:t>
             </w:r>
           </w:p>
         </w:tc>
@@ -2794,7 +2739,7 @@
                 <w:b w:val="0"/>
                 <w:sz w:val="19"/>
               </w:rPr>
-              <w:t>6</w:t>
+              <w:t>85</w:t>
             </w:r>
           </w:p>
         </w:tc>
@@ -2815,7 +2760,7 @@
                 <w:b w:val="0"/>
                 <w:sz w:val="19"/>
               </w:rPr>
-              <w:t>其他动态、融资与资本、发射与任务</w:t>
+              <w:t>发射与任务、其他动态</w:t>
             </w:r>
           </w:p>
         </w:tc>
@@ -2835,7 +2780,7 @@
                 <w:b w:val="0"/>
                 <w:sz w:val="19"/>
               </w:rPr>
-              <w:t>【黎明将至，长夜终尽】1/垣信卫星的星链已经完成现有手机无改造联网，即将配合明珠 - 东方财富</w:t>
+              <w:t>一箭五星！力箭一号遥十五运载火箭成功发射 - 新浪财经</w:t>
             </w:r>
           </w:p>
         </w:tc>
@@ -2860,7 +2805,94 @@
                 <w:b w:val="0"/>
                 <w:sz w:val="19"/>
               </w:rPr>
-              <w:t>星河动力</w:t>
+              <w:t>Blue Origin</w:t>
+            </w:r>
+          </w:p>
+        </w:tc>
+        <w:tc>
+          <w:tcPr>
+            <w:tcW w:type="dxa" w:w="2075"/>
+            <w:vAlign w:val="center"/>
+          </w:tcPr>
+          <w:p>
+            <w:pPr>
+              <w:spacing w:after="0" w:line="252" w:lineRule="auto"/>
+              <w:jc w:val="center"/>
+            </w:pPr>
+            <w:r/>
+            <w:r>
+              <w:rPr>
+                <w:rFonts w:ascii="Kaiti SC" w:hAnsi="Kaiti SC" w:eastAsia="Kaiti SC" w:cs="Kaiti SC"/>
+                <w:b w:val="0"/>
+                <w:sz w:val="19"/>
+              </w:rPr>
+              <w:t>31</w:t>
+            </w:r>
+          </w:p>
+        </w:tc>
+        <w:tc>
+          <w:tcPr>
+            <w:tcW w:type="dxa" w:w="2075"/>
+            <w:vAlign w:val="center"/>
+          </w:tcPr>
+          <w:p>
+            <w:pPr>
+              <w:spacing w:after="0" w:line="252" w:lineRule="auto"/>
+              <w:jc w:val="center"/>
+            </w:pPr>
+            <w:r/>
+            <w:r>
+              <w:rPr>
+                <w:rFonts w:ascii="Kaiti SC" w:hAnsi="Kaiti SC" w:eastAsia="Kaiti SC" w:cs="Kaiti SC"/>
+                <w:b w:val="0"/>
+                <w:sz w:val="19"/>
+              </w:rPr>
+              <w:t>其他动态、融资与资本、订单与合作、发射与任务</w:t>
+            </w:r>
+          </w:p>
+        </w:tc>
+        <w:tc>
+          <w:tcPr>
+            <w:tcW w:type="dxa" w:w="2075"/>
+            <w:vAlign w:val="center"/>
+          </w:tcPr>
+          <w:p>
+            <w:pPr>
+              <w:spacing w:after="0" w:line="252" w:lineRule="auto"/>
+            </w:pPr>
+            <w:r/>
+            <w:r>
+              <w:rPr>
+                <w:rFonts w:ascii="Kaiti SC" w:hAnsi="Kaiti SC" w:eastAsia="Kaiti SC" w:cs="Kaiti SC"/>
+                <w:b w:val="0"/>
+                <w:sz w:val="19"/>
+              </w:rPr>
+              <w:t>NASA to Support Blue Origin New Glenn Rocket Testing, Advance Artemis</w:t>
+            </w:r>
+          </w:p>
+        </w:tc>
+      </w:tr>
+      <w:tr>
+        <w:trPr>
+          <w:cantSplit/>
+        </w:trPr>
+        <w:tc>
+          <w:tcPr>
+            <w:tcW w:type="dxa" w:w="2075"/>
+            <w:vAlign w:val="center"/>
+          </w:tcPr>
+          <w:p>
+            <w:pPr>
+              <w:spacing w:after="0" w:line="252" w:lineRule="auto"/>
+            </w:pPr>
+            <w:r/>
+            <w:r>
+              <w:rPr>
+                <w:rFonts w:ascii="Kaiti SC" w:hAnsi="Kaiti SC" w:eastAsia="Kaiti SC" w:cs="Kaiti SC"/>
+                <w:b w:val="0"/>
+                <w:sz w:val="19"/>
+              </w:rPr>
+              <w:t>蓝箭航天</w:t>
             </w:r>
           </w:p>
         </w:tc>
@@ -2922,7 +2954,7 @@
                 <w:b w:val="0"/>
                 <w:sz w:val="19"/>
               </w:rPr>
-              <w:t>智神星一号8月首飞：民营商业航天的又一次“稳健”落子 - 手机网易网</w:t>
+              <w:t>朱雀三号遥一运载火箭飞行试验任务完成第一阶段工作『航天视窗』 - finance.sina.com.cn</w:t>
             </w:r>
           </w:p>
         </w:tc>
@@ -2947,7 +2979,7 @@
                 <w:b w:val="0"/>
                 <w:sz w:val="19"/>
               </w:rPr>
-              <w:t>Blue Origin</w:t>
+              <w:t>微纳星空</w:t>
             </w:r>
           </w:p>
         </w:tc>
@@ -3009,7 +3041,7 @@
                 <w:b w:val="0"/>
                 <w:sz w:val="19"/>
               </w:rPr>
-              <w:t>US Space Force Triples NSSL Phase 3 Lane 1 Capacity to $17B as Total Launch Budget Reaches $30B</w:t>
+              <w:t>微纳星空与环天智慧联合研制的六颗“东坡”系列卫星在东海海域成功发射央广网2026 - 财富号</w:t>
             </w:r>
           </w:p>
         </w:tc>
@@ -3034,7 +3066,7 @@
                 <w:b w:val="0"/>
                 <w:sz w:val="19"/>
               </w:rPr>
-              <w:t>蓝箭航天</w:t>
+              <w:t>星河动力</w:t>
             </w:r>
           </w:p>
         </w:tc>
@@ -3055,7 +3087,7 @@
                 <w:b w:val="0"/>
                 <w:sz w:val="19"/>
               </w:rPr>
-              <w:t>2</w:t>
+              <w:t>3</w:t>
             </w:r>
           </w:p>
         </w:tc>
@@ -3076,7 +3108,7 @@
                 <w:b w:val="0"/>
                 <w:sz w:val="19"/>
               </w:rPr>
-              <w:t>市场与股价、其他动态</w:t>
+              <w:t>发射与任务</w:t>
             </w:r>
           </w:p>
         </w:tc>
@@ -3096,7 +3128,94 @@
                 <w:b w:val="0"/>
                 <w:sz w:val="19"/>
               </w:rPr>
-              <w:t>蓝箭航天IPO，新进展 - 凤凰网</w:t>
+              <w:t>智神星一号8月首飞：民营商业航天的又一次“稳健”落子 - 手机网易网</w:t>
+            </w:r>
+          </w:p>
+        </w:tc>
+      </w:tr>
+      <w:tr>
+        <w:trPr>
+          <w:cantSplit/>
+        </w:trPr>
+        <w:tc>
+          <w:tcPr>
+            <w:tcW w:type="dxa" w:w="2075"/>
+            <w:vAlign w:val="center"/>
+          </w:tcPr>
+          <w:p>
+            <w:pPr>
+              <w:spacing w:after="0" w:line="252" w:lineRule="auto"/>
+            </w:pPr>
+            <w:r/>
+            <w:r>
+              <w:rPr>
+                <w:rFonts w:ascii="Kaiti SC" w:hAnsi="Kaiti SC" w:eastAsia="Kaiti SC" w:cs="Kaiti SC"/>
+                <w:b w:val="0"/>
+                <w:sz w:val="19"/>
+              </w:rPr>
+              <w:t>星际荣耀</w:t>
+            </w:r>
+          </w:p>
+        </w:tc>
+        <w:tc>
+          <w:tcPr>
+            <w:tcW w:type="dxa" w:w="2075"/>
+            <w:vAlign w:val="center"/>
+          </w:tcPr>
+          <w:p>
+            <w:pPr>
+              <w:spacing w:after="0" w:line="252" w:lineRule="auto"/>
+              <w:jc w:val="center"/>
+            </w:pPr>
+            <w:r/>
+            <w:r>
+              <w:rPr>
+                <w:rFonts w:ascii="Kaiti SC" w:hAnsi="Kaiti SC" w:eastAsia="Kaiti SC" w:cs="Kaiti SC"/>
+                <w:b w:val="0"/>
+                <w:sz w:val="19"/>
+              </w:rPr>
+              <w:t>3</w:t>
+            </w:r>
+          </w:p>
+        </w:tc>
+        <w:tc>
+          <w:tcPr>
+            <w:tcW w:type="dxa" w:w="2075"/>
+            <w:vAlign w:val="center"/>
+          </w:tcPr>
+          <w:p>
+            <w:pPr>
+              <w:spacing w:after="0" w:line="252" w:lineRule="auto"/>
+              <w:jc w:val="center"/>
+            </w:pPr>
+            <w:r/>
+            <w:r>
+              <w:rPr>
+                <w:rFonts w:ascii="Kaiti SC" w:hAnsi="Kaiti SC" w:eastAsia="Kaiti SC" w:cs="Kaiti SC"/>
+                <w:b w:val="0"/>
+                <w:sz w:val="19"/>
+              </w:rPr>
+              <w:t>其他动态</w:t>
+            </w:r>
+          </w:p>
+        </w:tc>
+        <w:tc>
+          <w:tcPr>
+            <w:tcW w:type="dxa" w:w="2075"/>
+            <w:vAlign w:val="center"/>
+          </w:tcPr>
+          <w:p>
+            <w:pPr>
+              <w:spacing w:after="0" w:line="252" w:lineRule="auto"/>
+            </w:pPr>
+            <w:r/>
+            <w:r>
+              <w:rPr>
+                <w:rFonts w:ascii="Kaiti SC" w:hAnsi="Kaiti SC" w:eastAsia="Kaiti SC" w:cs="Kaiti SC"/>
+                <w:b w:val="0"/>
+                <w:sz w:val="19"/>
+              </w:rPr>
+              <w:t>四川星际荣耀航天动力有限责任公司注册资本增至1.5亿元 - 东方财富</w:t>
             </w:r>
           </w:p>
         </w:tc>
@@ -3163,7 +3282,7 @@
                 <w:b w:val="0"/>
                 <w:sz w:val="19"/>
               </w:rPr>
-              <w:t>其他动态</w:t>
+              <w:t>发射与任务、其他动态</w:t>
             </w:r>
           </w:p>
         </w:tc>
@@ -3183,7 +3302,7 @@
                 <w:b w:val="0"/>
                 <w:sz w:val="19"/>
               </w:rPr>
-              <w:t>鸿擎科技入选中国潜在独角兽企业，卫星组网综合服务能力获关注 - hongqing.tech</w:t>
+              <w:t>影响市场重大事件：太空算力大动作！中国星网数科与蓝箭鸿擎等三方共建的太空算力技术创新中心揭牌；美“星舰”完成第13次试飞，成功发射20颗新一代“星链”卫星；脑机接口迎重大突破 - 21财经</w:t>
             </w:r>
           </w:p>
         </w:tc>
@@ -3208,7 +3327,7 @@
                 <w:b w:val="0"/>
                 <w:sz w:val="19"/>
               </w:rPr>
-              <w:t>中科宇航</w:t>
+              <w:t>垣信卫星</w:t>
             </w:r>
           </w:p>
         </w:tc>
@@ -3250,7 +3369,7 @@
                 <w:b w:val="0"/>
                 <w:sz w:val="19"/>
               </w:rPr>
-              <w:t>发射与任务</w:t>
+              <w:t>订单与合作</w:t>
             </w:r>
           </w:p>
         </w:tc>
@@ -3270,268 +3389,7 @@
                 <w:b w:val="0"/>
                 <w:sz w:val="19"/>
               </w:rPr>
-              <w:t>中国商业航天玩大了！2026下半年月月上天，还将首次挑战海上发射！ 力箭一号又立功：首颗文物卫星发射升空！下半年挑战首次海上发射？ - 手机网易网</w:t>
-            </w:r>
-          </w:p>
-        </w:tc>
-      </w:tr>
-      <w:tr>
-        <w:trPr>
-          <w:cantSplit/>
-        </w:trPr>
-        <w:tc>
-          <w:tcPr>
-            <w:tcW w:type="dxa" w:w="2075"/>
-            <w:vAlign w:val="center"/>
-          </w:tcPr>
-          <w:p>
-            <w:pPr>
-              <w:spacing w:after="0" w:line="252" w:lineRule="auto"/>
-            </w:pPr>
-            <w:r/>
-            <w:r>
-              <w:rPr>
-                <w:rFonts w:ascii="Kaiti SC" w:hAnsi="Kaiti SC" w:eastAsia="Kaiti SC" w:cs="Kaiti SC"/>
-                <w:b w:val="0"/>
-                <w:sz w:val="19"/>
-              </w:rPr>
-              <w:t>微纳星空</w:t>
-            </w:r>
-          </w:p>
-        </w:tc>
-        <w:tc>
-          <w:tcPr>
-            <w:tcW w:type="dxa" w:w="2075"/>
-            <w:vAlign w:val="center"/>
-          </w:tcPr>
-          <w:p>
-            <w:pPr>
-              <w:spacing w:after="0" w:line="252" w:lineRule="auto"/>
-              <w:jc w:val="center"/>
-            </w:pPr>
-            <w:r/>
-            <w:r>
-              <w:rPr>
-                <w:rFonts w:ascii="Kaiti SC" w:hAnsi="Kaiti SC" w:eastAsia="Kaiti SC" w:cs="Kaiti SC"/>
-                <w:b w:val="0"/>
-                <w:sz w:val="19"/>
-              </w:rPr>
-              <w:t>1</w:t>
-            </w:r>
-          </w:p>
-        </w:tc>
-        <w:tc>
-          <w:tcPr>
-            <w:tcW w:type="dxa" w:w="2075"/>
-            <w:vAlign w:val="center"/>
-          </w:tcPr>
-          <w:p>
-            <w:pPr>
-              <w:spacing w:after="0" w:line="252" w:lineRule="auto"/>
-              <w:jc w:val="center"/>
-            </w:pPr>
-            <w:r/>
-            <w:r>
-              <w:rPr>
-                <w:rFonts w:ascii="Kaiti SC" w:hAnsi="Kaiti SC" w:eastAsia="Kaiti SC" w:cs="Kaiti SC"/>
-                <w:b w:val="0"/>
-                <w:sz w:val="19"/>
-              </w:rPr>
-              <w:t>发射与任务</w:t>
-            </w:r>
-          </w:p>
-        </w:tc>
-        <w:tc>
-          <w:tcPr>
-            <w:tcW w:type="dxa" w:w="2075"/>
-            <w:vAlign w:val="center"/>
-          </w:tcPr>
-          <w:p>
-            <w:pPr>
-              <w:spacing w:after="0" w:line="252" w:lineRule="auto"/>
-            </w:pPr>
-            <w:r/>
-            <w:r>
-              <w:rPr>
-                <w:rFonts w:ascii="Kaiti SC" w:hAnsi="Kaiti SC" w:eastAsia="Kaiti SC" w:cs="Kaiti SC"/>
-                <w:b w:val="0"/>
-                <w:sz w:val="19"/>
-              </w:rPr>
-              <w:t>引力一号遥四运载火箭发射成功，微纳星空“东坡”系列卫星 1.5 小时完成首批遥感影像回传 - 新浪财经</w:t>
-            </w:r>
-          </w:p>
-        </w:tc>
-      </w:tr>
-      <w:tr>
-        <w:trPr>
-          <w:cantSplit/>
-        </w:trPr>
-        <w:tc>
-          <w:tcPr>
-            <w:tcW w:type="dxa" w:w="2075"/>
-            <w:vAlign w:val="center"/>
-          </w:tcPr>
-          <w:p>
-            <w:pPr>
-              <w:spacing w:after="0" w:line="252" w:lineRule="auto"/>
-            </w:pPr>
-            <w:r/>
-            <w:r>
-              <w:rPr>
-                <w:rFonts w:ascii="Kaiti SC" w:hAnsi="Kaiti SC" w:eastAsia="Kaiti SC" w:cs="Kaiti SC"/>
-                <w:b w:val="0"/>
-                <w:sz w:val="19"/>
-              </w:rPr>
-              <w:t>星际荣耀</w:t>
-            </w:r>
-          </w:p>
-        </w:tc>
-        <w:tc>
-          <w:tcPr>
-            <w:tcW w:type="dxa" w:w="2075"/>
-            <w:vAlign w:val="center"/>
-          </w:tcPr>
-          <w:p>
-            <w:pPr>
-              <w:spacing w:after="0" w:line="252" w:lineRule="auto"/>
-              <w:jc w:val="center"/>
-            </w:pPr>
-            <w:r/>
-            <w:r>
-              <w:rPr>
-                <w:rFonts w:ascii="Kaiti SC" w:hAnsi="Kaiti SC" w:eastAsia="Kaiti SC" w:cs="Kaiti SC"/>
-                <w:b w:val="0"/>
-                <w:sz w:val="19"/>
-              </w:rPr>
-              <w:t>1</w:t>
-            </w:r>
-          </w:p>
-        </w:tc>
-        <w:tc>
-          <w:tcPr>
-            <w:tcW w:type="dxa" w:w="2075"/>
-            <w:vAlign w:val="center"/>
-          </w:tcPr>
-          <w:p>
-            <w:pPr>
-              <w:spacing w:after="0" w:line="252" w:lineRule="auto"/>
-              <w:jc w:val="center"/>
-            </w:pPr>
-            <w:r/>
-            <w:r>
-              <w:rPr>
-                <w:rFonts w:ascii="Kaiti SC" w:hAnsi="Kaiti SC" w:eastAsia="Kaiti SC" w:cs="Kaiti SC"/>
-                <w:b w:val="0"/>
-                <w:sz w:val="19"/>
-              </w:rPr>
-              <w:t>其他动态</w:t>
-            </w:r>
-          </w:p>
-        </w:tc>
-        <w:tc>
-          <w:tcPr>
-            <w:tcW w:type="dxa" w:w="2075"/>
-            <w:vAlign w:val="center"/>
-          </w:tcPr>
-          <w:p>
-            <w:pPr>
-              <w:spacing w:after="0" w:line="252" w:lineRule="auto"/>
-            </w:pPr>
-            <w:r/>
-            <w:r>
-              <w:rPr>
-                <w:rFonts w:ascii="Kaiti SC" w:hAnsi="Kaiti SC" w:eastAsia="Kaiti SC" w:cs="Kaiti SC"/>
-                <w:b w:val="0"/>
-                <w:sz w:val="19"/>
-              </w:rPr>
-              <w:t>四川星际荣耀航天动力有限责任公司注册资本增至1.5亿元 - 东方财富</w:t>
-            </w:r>
-          </w:p>
-        </w:tc>
-      </w:tr>
-      <w:tr>
-        <w:trPr>
-          <w:cantSplit/>
-        </w:trPr>
-        <w:tc>
-          <w:tcPr>
-            <w:tcW w:type="dxa" w:w="2075"/>
-            <w:vAlign w:val="center"/>
-          </w:tcPr>
-          <w:p>
-            <w:pPr>
-              <w:spacing w:after="0" w:line="252" w:lineRule="auto"/>
-            </w:pPr>
-            <w:r/>
-            <w:r>
-              <w:rPr>
-                <w:rFonts w:ascii="Kaiti SC" w:hAnsi="Kaiti SC" w:eastAsia="Kaiti SC" w:cs="Kaiti SC"/>
-                <w:b w:val="0"/>
-                <w:sz w:val="19"/>
-              </w:rPr>
-              <w:t>银河航天</w:t>
-            </w:r>
-          </w:p>
-        </w:tc>
-        <w:tc>
-          <w:tcPr>
-            <w:tcW w:type="dxa" w:w="2075"/>
-            <w:vAlign w:val="center"/>
-          </w:tcPr>
-          <w:p>
-            <w:pPr>
-              <w:spacing w:after="0" w:line="252" w:lineRule="auto"/>
-              <w:jc w:val="center"/>
-            </w:pPr>
-            <w:r/>
-            <w:r>
-              <w:rPr>
-                <w:rFonts w:ascii="Kaiti SC" w:hAnsi="Kaiti SC" w:eastAsia="Kaiti SC" w:cs="Kaiti SC"/>
-                <w:b w:val="0"/>
-                <w:sz w:val="19"/>
-              </w:rPr>
-              <w:t>1</w:t>
-            </w:r>
-          </w:p>
-        </w:tc>
-        <w:tc>
-          <w:tcPr>
-            <w:tcW w:type="dxa" w:w="2075"/>
-            <w:vAlign w:val="center"/>
-          </w:tcPr>
-          <w:p>
-            <w:pPr>
-              <w:spacing w:after="0" w:line="252" w:lineRule="auto"/>
-              <w:jc w:val="center"/>
-            </w:pPr>
-            <w:r/>
-            <w:r>
-              <w:rPr>
-                <w:rFonts w:ascii="Kaiti SC" w:hAnsi="Kaiti SC" w:eastAsia="Kaiti SC" w:cs="Kaiti SC"/>
-                <w:b w:val="0"/>
-                <w:sz w:val="19"/>
-              </w:rPr>
-              <w:t>产品与技术</w:t>
-            </w:r>
-          </w:p>
-        </w:tc>
-        <w:tc>
-          <w:tcPr>
-            <w:tcW w:type="dxa" w:w="2075"/>
-            <w:vAlign w:val="center"/>
-          </w:tcPr>
-          <w:p>
-            <w:pPr>
-              <w:spacing w:after="0" w:line="252" w:lineRule="auto"/>
-            </w:pPr>
-            <w:r/>
-            <w:r>
-              <w:rPr>
-                <w:rFonts w:ascii="Kaiti SC" w:hAnsi="Kaiti SC" w:eastAsia="Kaiti SC" w:cs="Kaiti SC"/>
-                <w:b w:val="0"/>
-                <w:sz w:val="19"/>
-              </w:rPr>
-              <w:t>银河航天 合肥载荷中心首套通信卫星载荷下线 年产适配50至100颗卫星 - 未来天玑</w:t>
+              <w:t>柬埔寨首相会见上海垣信卫星董事：中柬低轨卫星互联网合作迎来战略新窗口原创星星瞭望 - 财富号</w:t>
             </w:r>
           </w:p>
         </w:tc>
@@ -3547,7 +3405,70 @@
           <w:b/>
           <w:sz w:val="21"/>
         </w:rPr>
-        <w:t>10. 关联历史回看</w:t>
+        <w:t>9. 关联历史回看</w:t>
+      </w:r>
+    </w:p>
+    <w:p>
+      <w:pPr>
+        <w:keepLines/>
+        <w:spacing w:after="60"/>
+        <w:ind w:left="369" w:hanging="227"/>
+      </w:pPr>
+      <w:r>
+        <w:rPr>
+          <w:rFonts w:ascii="Kaiti SC" w:hAnsi="Kaiti SC" w:eastAsia="Kaiti SC" w:cs="Kaiti SC"/>
+          <w:sz w:val="21"/>
+        </w:rPr>
+        <w:t xml:space="preserve">✓ </w:t>
+      </w:r>
+      <w:r>
+        <w:rPr>
+          <w:rFonts w:ascii="Kaiti SC" w:hAnsi="Kaiti SC" w:eastAsia="Kaiti SC" w:cs="Kaiti SC"/>
+          <w:sz w:val="21"/>
+        </w:rPr>
+        <w:t>SpaceX：本周“Successful Flight for Starship IFT-13”；关联回看 2026-07-14 的“SpaceX is gearing up for Starship's 13th test flight later this week”。</w:t>
+      </w:r>
+    </w:p>
+    <w:p>
+      <w:pPr>
+        <w:keepLines/>
+        <w:spacing w:after="60"/>
+        <w:ind w:left="369" w:hanging="227"/>
+      </w:pPr>
+      <w:r>
+        <w:rPr>
+          <w:rFonts w:ascii="Kaiti SC" w:hAnsi="Kaiti SC" w:eastAsia="Kaiti SC" w:cs="Kaiti SC"/>
+          <w:sz w:val="21"/>
+        </w:rPr>
+        <w:t xml:space="preserve">✓ </w:t>
+      </w:r>
+      <w:r>
+        <w:rPr>
+          <w:rFonts w:ascii="Kaiti SC" w:hAnsi="Kaiti SC" w:eastAsia="Kaiti SC" w:cs="Kaiti SC"/>
+          <w:sz w:val="21"/>
+        </w:rPr>
+        <w:t>SpaceX：本周“Live Coverage: SpaceX Falcon 9 to launch Starlink satellites from West Coast”；关联回看 2026-04-15 的“West Coast SpaceX Falcon 9 mission launches 25 Starlink satellites - Spaceflight Now”。</w:t>
+      </w:r>
+    </w:p>
+    <w:p>
+      <w:pPr>
+        <w:keepLines/>
+        <w:spacing w:after="60"/>
+        <w:ind w:left="369" w:hanging="227"/>
+      </w:pPr>
+      <w:r>
+        <w:rPr>
+          <w:rFonts w:ascii="Kaiti SC" w:hAnsi="Kaiti SC" w:eastAsia="Kaiti SC" w:cs="Kaiti SC"/>
+          <w:sz w:val="21"/>
+        </w:rPr>
+        <w:t xml:space="preserve">✓ </w:t>
+      </w:r>
+      <w:r>
+        <w:rPr>
+          <w:rFonts w:ascii="Kaiti SC" w:hAnsi="Kaiti SC" w:eastAsia="Kaiti SC" w:cs="Kaiti SC"/>
+          <w:sz w:val="21"/>
+        </w:rPr>
+        <w:t>中科宇航：本周“一箭五星！力箭一号遥十五运载火箭成功发射 - 新浪财经”；关联回看 2026-04-14 的“力箭一号遥十二运载火箭成功发射 开始实现航班化运行 - 新华网”。</w:t>
       </w:r>
     </w:p>
     <w:p>
@@ -3589,28 +3510,7 @@
           <w:rFonts w:ascii="Kaiti SC" w:hAnsi="Kaiti SC" w:eastAsia="Kaiti SC" w:cs="Kaiti SC"/>
           <w:sz w:val="21"/>
         </w:rPr>
-        <w:t>SpaceX：本周“California to hit 50th rocket launch with SpaceX liftoff. Watch live - The Desert Sun”；关联回看 2026-06-25 的“SpaceX plans nighttime rocket launch in California. How to watch - The Desert Sun”。</w:t>
-      </w:r>
-    </w:p>
-    <w:p>
-      <w:pPr>
-        <w:keepLines/>
-        <w:spacing w:after="60"/>
-        <w:ind w:left="369" w:hanging="227"/>
-      </w:pPr>
-      <w:r>
-        <w:rPr>
-          <w:rFonts w:ascii="Kaiti SC" w:hAnsi="Kaiti SC" w:eastAsia="Kaiti SC" w:cs="Kaiti SC"/>
-          <w:sz w:val="21"/>
-        </w:rPr>
-        <w:t xml:space="preserve">✓ </w:t>
-      </w:r>
-      <w:r>
-        <w:rPr>
-          <w:rFonts w:ascii="Kaiti SC" w:hAnsi="Kaiti SC" w:eastAsia="Kaiti SC" w:cs="Kaiti SC"/>
-          <w:sz w:val="21"/>
-        </w:rPr>
-        <w:t>星河动力：本周“可复用国产民营中大型液体火箭！星河动力智神星一号8月下旬首飞 - 凤凰网科技”；关联回看 2025-12-31 的“星河动力：智神星一号中大型可重复使用液体火箭即将首飞 - Sina finance”。</w:t>
+        <w:t>星河动力：本周“可复用国产民营中大型液体火箭星河动力智神星一号8月下旬首飞- 科学探索 - cnBeta.COM”；关联回看 2025-12-31 的“星河动力：智神星一号中大型可重复使用液体火箭即将首飞 - Sina finance”。</w:t>
       </w:r>
     </w:p>
     <w:p>
@@ -3635,48 +3535,6 @@
       </w:r>
     </w:p>
     <w:p>
-      <w:pPr>
-        <w:keepLines/>
-        <w:spacing w:after="60"/>
-        <w:ind w:left="369" w:hanging="227"/>
-      </w:pPr>
-      <w:r>
-        <w:rPr>
-          <w:rFonts w:ascii="Kaiti SC" w:hAnsi="Kaiti SC" w:eastAsia="Kaiti SC" w:cs="Kaiti SC"/>
-          <w:sz w:val="21"/>
-        </w:rPr>
-        <w:t xml:space="preserve">✓ </w:t>
-      </w:r>
-      <w:r>
-        <w:rPr>
-          <w:rFonts w:ascii="Kaiti SC" w:hAnsi="Kaiti SC" w:eastAsia="Kaiti SC" w:cs="Kaiti SC"/>
-          <w:sz w:val="21"/>
-        </w:rPr>
-        <w:t>微纳星空：本周“引力一号遥四运载火箭发射成功，微纳星空“东坡”系列卫星 1.5 小时完成首批遥感影像回传 - 新浪财经”；关联回看 2026-06-14 的“微纳星空6颗“东坡”系列卫星出征，将搭乘引力一号Y4运载火箭_手机新浪网 - 新浪财经”。</w:t>
-      </w:r>
-    </w:p>
-    <w:p>
-      <w:pPr>
-        <w:keepLines/>
-        <w:spacing w:after="60"/>
-        <w:ind w:left="369" w:hanging="227"/>
-      </w:pPr>
-      <w:r>
-        <w:rPr>
-          <w:rFonts w:ascii="Kaiti SC" w:hAnsi="Kaiti SC" w:eastAsia="Kaiti SC" w:cs="Kaiti SC"/>
-          <w:sz w:val="21"/>
-        </w:rPr>
-        <w:t xml:space="preserve">✓ </w:t>
-      </w:r>
-      <w:r>
-        <w:rPr>
-          <w:rFonts w:ascii="Kaiti SC" w:hAnsi="Kaiti SC" w:eastAsia="Kaiti SC" w:cs="Kaiti SC"/>
-          <w:sz w:val="21"/>
-        </w:rPr>
-        <w:t>SpaceX：本周“SpaceX targets July 23 for crucial Starship Flight 13 test launch after abort - Space”；关联回看 2026-06-24 的“SpaceX targets booster catch and Starlink test in Starship flight”。</w:t>
-      </w:r>
-    </w:p>
-    <w:p>
       <w:r>
         <w:t>说明：以上按同公司、同事件类别及标题主题相近建立线索，仅供连续观察，不代表已确认因果关系。</w:t>
       </w:r>
@@ -3691,7 +3549,7 @@
           <w:b/>
           <w:sz w:val="21"/>
         </w:rPr>
-        <w:t>11. 下周关注</w:t>
+        <w:t>10. 下周关注</w:t>
       </w:r>
     </w:p>
     <w:p>
@@ -3754,28 +3612,7 @@
           <w:rFonts w:ascii="Kaiti SC" w:hAnsi="Kaiti SC" w:eastAsia="Kaiti SC" w:cs="Kaiti SC"/>
           <w:sz w:val="21"/>
         </w:rPr>
-        <w:t>关注 垣信卫星 的后续披露与多来源交叉验证。</w:t>
-      </w:r>
-    </w:p>
-    <w:p>
-      <w:pPr>
-        <w:keepLines/>
-        <w:spacing w:after="60"/>
-        <w:ind w:left="369" w:hanging="227"/>
-      </w:pPr>
-      <w:r>
-        <w:rPr>
-          <w:rFonts w:ascii="Kaiti SC" w:hAnsi="Kaiti SC" w:eastAsia="Kaiti SC" w:cs="Kaiti SC"/>
-          <w:sz w:val="21"/>
-        </w:rPr>
-        <w:t xml:space="preserve">✓ </w:t>
-      </w:r>
-      <w:r>
-        <w:rPr>
-          <w:rFonts w:ascii="Kaiti SC" w:hAnsi="Kaiti SC" w:eastAsia="Kaiti SC" w:cs="Kaiti SC"/>
-          <w:sz w:val="21"/>
-        </w:rPr>
-        <w:t>关注 星河动力 的后续披露与多来源交叉验证。</w:t>
+        <w:t>关注 中科宇航 的后续披露与多来源交叉验证。</w:t>
       </w:r>
     </w:p>
     <w:p>
@@ -3818,6 +3655,27 @@
           <w:sz w:val="21"/>
         </w:rPr>
         <w:t>关注 蓝箭航天 的后续披露与多来源交叉验证。</w:t>
+      </w:r>
+    </w:p>
+    <w:p>
+      <w:pPr>
+        <w:keepLines/>
+        <w:spacing w:after="60"/>
+        <w:ind w:left="369" w:hanging="227"/>
+      </w:pPr>
+      <w:r>
+        <w:rPr>
+          <w:rFonts w:ascii="Kaiti SC" w:hAnsi="Kaiti SC" w:eastAsia="Kaiti SC" w:cs="Kaiti SC"/>
+          <w:sz w:val="21"/>
+        </w:rPr>
+        <w:t xml:space="preserve">✓ </w:t>
+      </w:r>
+      <w:r>
+        <w:rPr>
+          <w:rFonts w:ascii="Kaiti SC" w:hAnsi="Kaiti SC" w:eastAsia="Kaiti SC" w:cs="Kaiti SC"/>
+          <w:sz w:val="21"/>
+        </w:rPr>
+        <w:t>关注 微纳星空 的后续披露与多来源交叉验证。</w:t>
       </w:r>
     </w:p>
     <w:sectPr>

--- a/docs/data/reports/weekly/latest/weekly_report.docx
+++ b/docs/data/reports/weekly/latest/weekly_report.docx
@@ -26,7 +26,7 @@
           <w:rFonts w:ascii="Kaiti SC" w:hAnsi="Kaiti SC" w:eastAsia="Kaiti SC" w:cs="Kaiti SC"/>
           <w:sz w:val="21"/>
         </w:rPr>
-        <w:t>2026-07-21 至 2026-07-27</w:t>
+        <w:t>2026-07-28 至 2026-08-03</w:t>
       </w:r>
     </w:p>
     <w:tbl>
@@ -81,7 +81,7 @@
                 <w:b w:val="0"/>
                 <w:sz w:val="19"/>
               </w:rPr>
-              <w:t>2026-07-21 至 2026-07-27</w:t>
+              <w:t>2026-07-28 至 2026-08-03</w:t>
             </w:r>
           </w:p>
         </w:tc>
@@ -127,7 +127,7 @@
                 <w:b w:val="0"/>
                 <w:sz w:val="19"/>
               </w:rPr>
-              <w:t>282 条 / 59 个</w:t>
+              <w:t>147 条 / 52 个</w:t>
             </w:r>
           </w:p>
         </w:tc>
@@ -173,7 +173,7 @@
                 <w:b w:val="0"/>
                 <w:sz w:val="19"/>
               </w:rPr>
-              <w:t>9 家 / 74 个</w:t>
+              <w:t>10 家 / 45 个</w:t>
             </w:r>
           </w:p>
         </w:tc>
@@ -219,7 +219,7 @@
                 <w:b w:val="0"/>
                 <w:sz w:val="19"/>
               </w:rPr>
-              <w:t>2026-07-27</w:t>
+              <w:t>2026-08-03</w:t>
             </w:r>
           </w:p>
         </w:tc>
@@ -245,7 +245,7 @@
     </w:p>
     <w:p>
       <w:r>
-        <w:t>2026-07-21 至 2026-07-27 共归档 282 条新闻，形成 59 个事件，覆盖 9 家公司和 74 个来源。 新闻量较多的公司包括 SpaceX、中科宇航、Blue Origin、蓝箭航天、微纳星空。 其中 6 项动态可与更早的同公司同类事件关联回看。</w:t>
+        <w:t>2026-07-28 至 2026-08-03 共归档 147 条新闻，形成 52 个事件，覆盖 10 家公司和 45 个来源。 新闻量较多的公司包括 SpaceX、Blue Origin、中科宇航、蓝箭航天、蓝箭鸿擎。 其中 6 项动态可与更早的同公司同类事件关联回看。</w:t>
       </w:r>
     </w:p>
     <w:p>
@@ -266,7 +266,7 @@
           <w:rFonts w:ascii="Kaiti SC" w:hAnsi="Kaiti SC" w:eastAsia="Kaiti SC" w:cs="Kaiti SC"/>
           <w:sz w:val="21"/>
         </w:rPr>
-        <w:t>发射与任务：27 个事件。</w:t>
+        <w:t>发射与任务：18 个事件。</w:t>
       </w:r>
     </w:p>
     <w:p>
@@ -329,7 +329,7 @@
           <w:rFonts w:ascii="Kaiti SC" w:hAnsi="Kaiti SC" w:eastAsia="Kaiti SC" w:cs="Kaiti SC"/>
           <w:sz w:val="21"/>
         </w:rPr>
-        <w:t>监管与政策：1 个事件。</w:t>
+        <w:t>市场与股价：9 个事件。</w:t>
       </w:r>
     </w:p>
     <w:p>
@@ -350,7 +350,7 @@
           <w:rFonts w:ascii="Kaiti SC" w:hAnsi="Kaiti SC" w:eastAsia="Kaiti SC" w:cs="Kaiti SC"/>
           <w:sz w:val="21"/>
         </w:rPr>
-        <w:t>市场与股价：4 个事件。</w:t>
+        <w:t>产品与技术：2 个事件。</w:t>
       </w:r>
     </w:p>
     <w:p>
@@ -371,7 +371,7 @@
           <w:rFonts w:ascii="Kaiti SC" w:hAnsi="Kaiti SC" w:eastAsia="Kaiti SC" w:cs="Kaiti SC"/>
           <w:sz w:val="21"/>
         </w:rPr>
-        <w:t>其他动态：24 个事件。</w:t>
+        <w:t>其他动态：20 个事件。</w:t>
       </w:r>
     </w:p>
     <w:p>
@@ -510,7 +510,95 @@
                 <w:b w:val="0"/>
                 <w:sz w:val="19"/>
               </w:rPr>
-              <w:t>2026-07-26</w:t>
+              <w:t>2026-08-02</w:t>
+            </w:r>
+          </w:p>
+        </w:tc>
+        <w:tc>
+          <w:tcPr>
+            <w:tcW w:type="dxa" w:w="2075"/>
+            <w:vAlign w:val="center"/>
+          </w:tcPr>
+          <w:p>
+            <w:pPr>
+              <w:spacing w:after="0" w:line="252" w:lineRule="auto"/>
+              <w:jc w:val="center"/>
+            </w:pPr>
+            <w:r/>
+            <w:r>
+              <w:rPr>
+                <w:rFonts w:ascii="Kaiti SC" w:hAnsi="Kaiti SC" w:eastAsia="Kaiti SC" w:cs="Kaiti SC"/>
+                <w:b w:val="0"/>
+                <w:sz w:val="19"/>
+              </w:rPr>
+              <w:t>中科宇航</w:t>
+            </w:r>
+          </w:p>
+        </w:tc>
+        <w:tc>
+          <w:tcPr>
+            <w:tcW w:type="dxa" w:w="2075"/>
+            <w:vAlign w:val="center"/>
+          </w:tcPr>
+          <w:p>
+            <w:pPr>
+              <w:spacing w:after="0" w:line="252" w:lineRule="auto"/>
+              <w:jc w:val="center"/>
+            </w:pPr>
+            <w:r/>
+            <w:r>
+              <w:rPr>
+                <w:rFonts w:ascii="Kaiti SC" w:hAnsi="Kaiti SC" w:eastAsia="Kaiti SC" w:cs="Kaiti SC"/>
+                <w:b w:val="0"/>
+                <w:sz w:val="19"/>
+              </w:rPr>
+              <w:t>发射与任务</w:t>
+            </w:r>
+          </w:p>
+        </w:tc>
+        <w:tc>
+          <w:tcPr>
+            <w:tcW w:type="dxa" w:w="2075"/>
+            <w:vAlign w:val="center"/>
+          </w:tcPr>
+          <w:p>
+            <w:pPr>
+              <w:spacing w:after="0" w:line="252" w:lineRule="auto"/>
+            </w:pPr>
+            <w:r/>
+            <w:r>
+              <w:rPr>
+                <w:rFonts w:ascii="Kaiti SC" w:hAnsi="Kaiti SC" w:eastAsia="Kaiti SC" w:cs="Kaiti SC"/>
+                <w:b w:val="0"/>
+                <w:sz w:val="19"/>
+              </w:rPr>
+              <w:t>中科宇航与星际数链签署高轨发射意向合同 力箭二号运载火箭高轨发射任务启动 - 证券时报</w:t>
+            </w:r>
+          </w:p>
+        </w:tc>
+      </w:tr>
+      <w:tr>
+        <w:trPr>
+          <w:cantSplit/>
+        </w:trPr>
+        <w:tc>
+          <w:tcPr>
+            <w:tcW w:type="dxa" w:w="2075"/>
+            <w:vAlign w:val="center"/>
+          </w:tcPr>
+          <w:p>
+            <w:pPr>
+              <w:spacing w:after="0" w:line="252" w:lineRule="auto"/>
+              <w:jc w:val="center"/>
+            </w:pPr>
+            <w:r/>
+            <w:r>
+              <w:rPr>
+                <w:rFonts w:ascii="Kaiti SC" w:hAnsi="Kaiti SC" w:eastAsia="Kaiti SC" w:cs="Kaiti SC"/>
+                <w:b w:val="0"/>
+                <w:sz w:val="19"/>
+              </w:rPr>
+              <w:t>2026-08-02</w:t>
             </w:r>
           </w:p>
         </w:tc>
@@ -572,7 +660,7 @@
                 <w:b w:val="0"/>
                 <w:sz w:val="19"/>
               </w:rPr>
-              <w:t>Successful Flight for Starship IFT-13</w:t>
+              <w:t>NASA, SpaceX Advance Wind Tunnel Tests for Starship Rocket</w:t>
             </w:r>
           </w:p>
         </w:tc>
@@ -598,7 +686,711 @@
                 <w:b w:val="0"/>
                 <w:sz w:val="19"/>
               </w:rPr>
-              <w:t>2026-07-25</w:t>
+              <w:t>2026-08-01</w:t>
+            </w:r>
+          </w:p>
+        </w:tc>
+        <w:tc>
+          <w:tcPr>
+            <w:tcW w:type="dxa" w:w="2075"/>
+            <w:vAlign w:val="center"/>
+          </w:tcPr>
+          <w:p>
+            <w:pPr>
+              <w:spacing w:after="0" w:line="252" w:lineRule="auto"/>
+              <w:jc w:val="center"/>
+            </w:pPr>
+            <w:r/>
+            <w:r>
+              <w:rPr>
+                <w:rFonts w:ascii="Kaiti SC" w:hAnsi="Kaiti SC" w:eastAsia="Kaiti SC" w:cs="Kaiti SC"/>
+                <w:b w:val="0"/>
+                <w:sz w:val="19"/>
+              </w:rPr>
+              <w:t>SpaceX</w:t>
+            </w:r>
+          </w:p>
+        </w:tc>
+        <w:tc>
+          <w:tcPr>
+            <w:tcW w:type="dxa" w:w="2075"/>
+            <w:vAlign w:val="center"/>
+          </w:tcPr>
+          <w:p>
+            <w:pPr>
+              <w:spacing w:after="0" w:line="252" w:lineRule="auto"/>
+              <w:jc w:val="center"/>
+            </w:pPr>
+            <w:r/>
+            <w:r>
+              <w:rPr>
+                <w:rFonts w:ascii="Kaiti SC" w:hAnsi="Kaiti SC" w:eastAsia="Kaiti SC" w:cs="Kaiti SC"/>
+                <w:b w:val="0"/>
+                <w:sz w:val="19"/>
+              </w:rPr>
+              <w:t>其他动态</w:t>
+            </w:r>
+          </w:p>
+        </w:tc>
+        <w:tc>
+          <w:tcPr>
+            <w:tcW w:type="dxa" w:w="2075"/>
+            <w:vAlign w:val="center"/>
+          </w:tcPr>
+          <w:p>
+            <w:pPr>
+              <w:spacing w:after="0" w:line="252" w:lineRule="auto"/>
+            </w:pPr>
+            <w:r/>
+            <w:r>
+              <w:rPr>
+                <w:rFonts w:ascii="Kaiti SC" w:hAnsi="Kaiti SC" w:eastAsia="Kaiti SC" w:cs="Kaiti SC"/>
+                <w:b w:val="0"/>
+                <w:sz w:val="19"/>
+              </w:rPr>
+              <w:t>Jim Cramer Says ‘Never Count This Man Out’ as Elon Musk Calls Starlink V3 a ‘Gamechanger’ After SpaceX’s Next-Generation Satellites Reach Space</w:t>
+            </w:r>
+          </w:p>
+        </w:tc>
+      </w:tr>
+      <w:tr>
+        <w:trPr>
+          <w:cantSplit/>
+        </w:trPr>
+        <w:tc>
+          <w:tcPr>
+            <w:tcW w:type="dxa" w:w="2075"/>
+            <w:vAlign w:val="center"/>
+          </w:tcPr>
+          <w:p>
+            <w:pPr>
+              <w:spacing w:after="0" w:line="252" w:lineRule="auto"/>
+              <w:jc w:val="center"/>
+            </w:pPr>
+            <w:r/>
+            <w:r>
+              <w:rPr>
+                <w:rFonts w:ascii="Kaiti SC" w:hAnsi="Kaiti SC" w:eastAsia="Kaiti SC" w:cs="Kaiti SC"/>
+                <w:b w:val="0"/>
+                <w:sz w:val="19"/>
+              </w:rPr>
+              <w:t>2026-07-31</w:t>
+            </w:r>
+          </w:p>
+        </w:tc>
+        <w:tc>
+          <w:tcPr>
+            <w:tcW w:type="dxa" w:w="2075"/>
+            <w:vAlign w:val="center"/>
+          </w:tcPr>
+          <w:p>
+            <w:pPr>
+              <w:spacing w:after="0" w:line="252" w:lineRule="auto"/>
+              <w:jc w:val="center"/>
+            </w:pPr>
+            <w:r/>
+            <w:r>
+              <w:rPr>
+                <w:rFonts w:ascii="Kaiti SC" w:hAnsi="Kaiti SC" w:eastAsia="Kaiti SC" w:cs="Kaiti SC"/>
+                <w:b w:val="0"/>
+                <w:sz w:val="19"/>
+              </w:rPr>
+              <w:t>Blue Origin</w:t>
+            </w:r>
+          </w:p>
+        </w:tc>
+        <w:tc>
+          <w:tcPr>
+            <w:tcW w:type="dxa" w:w="2075"/>
+            <w:vAlign w:val="center"/>
+          </w:tcPr>
+          <w:p>
+            <w:pPr>
+              <w:spacing w:after="0" w:line="252" w:lineRule="auto"/>
+              <w:jc w:val="center"/>
+            </w:pPr>
+            <w:r/>
+            <w:r>
+              <w:rPr>
+                <w:rFonts w:ascii="Kaiti SC" w:hAnsi="Kaiti SC" w:eastAsia="Kaiti SC" w:cs="Kaiti SC"/>
+                <w:b w:val="0"/>
+                <w:sz w:val="19"/>
+              </w:rPr>
+              <w:t>其他动态</w:t>
+            </w:r>
+          </w:p>
+        </w:tc>
+        <w:tc>
+          <w:tcPr>
+            <w:tcW w:type="dxa" w:w="2075"/>
+            <w:vAlign w:val="center"/>
+          </w:tcPr>
+          <w:p>
+            <w:pPr>
+              <w:spacing w:after="0" w:line="252" w:lineRule="auto"/>
+            </w:pPr>
+            <w:r/>
+            <w:r>
+              <w:rPr>
+                <w:rFonts w:ascii="Kaiti SC" w:hAnsi="Kaiti SC" w:eastAsia="Kaiti SC" w:cs="Kaiti SC"/>
+                <w:b w:val="0"/>
+                <w:sz w:val="19"/>
+              </w:rPr>
+              <w:t>Blue Origin continues rebuilding LC-36, prepares testing alternatives for New Glenn second stage</w:t>
+            </w:r>
+          </w:p>
+        </w:tc>
+      </w:tr>
+      <w:tr>
+        <w:trPr>
+          <w:cantSplit/>
+        </w:trPr>
+        <w:tc>
+          <w:tcPr>
+            <w:tcW w:type="dxa" w:w="2075"/>
+            <w:vAlign w:val="center"/>
+          </w:tcPr>
+          <w:p>
+            <w:pPr>
+              <w:spacing w:after="0" w:line="252" w:lineRule="auto"/>
+              <w:jc w:val="center"/>
+            </w:pPr>
+            <w:r/>
+            <w:r>
+              <w:rPr>
+                <w:rFonts w:ascii="Kaiti SC" w:hAnsi="Kaiti SC" w:eastAsia="Kaiti SC" w:cs="Kaiti SC"/>
+                <w:b w:val="0"/>
+                <w:sz w:val="19"/>
+              </w:rPr>
+              <w:t>2026-07-31</w:t>
+            </w:r>
+          </w:p>
+        </w:tc>
+        <w:tc>
+          <w:tcPr>
+            <w:tcW w:type="dxa" w:w="2075"/>
+            <w:vAlign w:val="center"/>
+          </w:tcPr>
+          <w:p>
+            <w:pPr>
+              <w:spacing w:after="0" w:line="252" w:lineRule="auto"/>
+              <w:jc w:val="center"/>
+            </w:pPr>
+            <w:r/>
+            <w:r>
+              <w:rPr>
+                <w:rFonts w:ascii="Kaiti SC" w:hAnsi="Kaiti SC" w:eastAsia="Kaiti SC" w:cs="Kaiti SC"/>
+                <w:b w:val="0"/>
+                <w:sz w:val="19"/>
+              </w:rPr>
+              <w:t>中科宇航</w:t>
+            </w:r>
+          </w:p>
+        </w:tc>
+        <w:tc>
+          <w:tcPr>
+            <w:tcW w:type="dxa" w:w="2075"/>
+            <w:vAlign w:val="center"/>
+          </w:tcPr>
+          <w:p>
+            <w:pPr>
+              <w:spacing w:after="0" w:line="252" w:lineRule="auto"/>
+              <w:jc w:val="center"/>
+            </w:pPr>
+            <w:r/>
+            <w:r>
+              <w:rPr>
+                <w:rFonts w:ascii="Kaiti SC" w:hAnsi="Kaiti SC" w:eastAsia="Kaiti SC" w:cs="Kaiti SC"/>
+                <w:b w:val="0"/>
+                <w:sz w:val="19"/>
+              </w:rPr>
+              <w:t>发射与任务</w:t>
+            </w:r>
+          </w:p>
+        </w:tc>
+        <w:tc>
+          <w:tcPr>
+            <w:tcW w:type="dxa" w:w="2075"/>
+            <w:vAlign w:val="center"/>
+          </w:tcPr>
+          <w:p>
+            <w:pPr>
+              <w:spacing w:after="0" w:line="252" w:lineRule="auto"/>
+            </w:pPr>
+            <w:r/>
+            <w:r>
+              <w:rPr>
+                <w:rFonts w:ascii="Kaiti SC" w:hAnsi="Kaiti SC" w:eastAsia="Kaiti SC" w:cs="Kaiti SC"/>
+                <w:b w:val="0"/>
+                <w:sz w:val="19"/>
+              </w:rPr>
+              <w:t>力箭一号遥十八运载火箭顺利出厂 - 证券时报</w:t>
+            </w:r>
+          </w:p>
+        </w:tc>
+      </w:tr>
+      <w:tr>
+        <w:trPr>
+          <w:cantSplit/>
+        </w:trPr>
+        <w:tc>
+          <w:tcPr>
+            <w:tcW w:type="dxa" w:w="2075"/>
+            <w:vAlign w:val="center"/>
+          </w:tcPr>
+          <w:p>
+            <w:pPr>
+              <w:spacing w:after="0" w:line="252" w:lineRule="auto"/>
+              <w:jc w:val="center"/>
+            </w:pPr>
+            <w:r/>
+            <w:r>
+              <w:rPr>
+                <w:rFonts w:ascii="Kaiti SC" w:hAnsi="Kaiti SC" w:eastAsia="Kaiti SC" w:cs="Kaiti SC"/>
+                <w:b w:val="0"/>
+                <w:sz w:val="19"/>
+              </w:rPr>
+              <w:t>2026-07-28</w:t>
+            </w:r>
+          </w:p>
+        </w:tc>
+        <w:tc>
+          <w:tcPr>
+            <w:tcW w:type="dxa" w:w="2075"/>
+            <w:vAlign w:val="center"/>
+          </w:tcPr>
+          <w:p>
+            <w:pPr>
+              <w:spacing w:after="0" w:line="252" w:lineRule="auto"/>
+              <w:jc w:val="center"/>
+            </w:pPr>
+            <w:r/>
+            <w:r>
+              <w:rPr>
+                <w:rFonts w:ascii="Kaiti SC" w:hAnsi="Kaiti SC" w:eastAsia="Kaiti SC" w:cs="Kaiti SC"/>
+                <w:b w:val="0"/>
+                <w:sz w:val="19"/>
+              </w:rPr>
+              <w:t>Blue Origin</w:t>
+            </w:r>
+          </w:p>
+        </w:tc>
+        <w:tc>
+          <w:tcPr>
+            <w:tcW w:type="dxa" w:w="2075"/>
+            <w:vAlign w:val="center"/>
+          </w:tcPr>
+          <w:p>
+            <w:pPr>
+              <w:spacing w:after="0" w:line="252" w:lineRule="auto"/>
+              <w:jc w:val="center"/>
+            </w:pPr>
+            <w:r/>
+            <w:r>
+              <w:rPr>
+                <w:rFonts w:ascii="Kaiti SC" w:hAnsi="Kaiti SC" w:eastAsia="Kaiti SC" w:cs="Kaiti SC"/>
+                <w:b w:val="0"/>
+                <w:sz w:val="19"/>
+              </w:rPr>
+              <w:t>发射与任务</w:t>
+            </w:r>
+          </w:p>
+        </w:tc>
+        <w:tc>
+          <w:tcPr>
+            <w:tcW w:type="dxa" w:w="2075"/>
+            <w:vAlign w:val="center"/>
+          </w:tcPr>
+          <w:p>
+            <w:pPr>
+              <w:spacing w:after="0" w:line="252" w:lineRule="auto"/>
+            </w:pPr>
+            <w:r/>
+            <w:r>
+              <w:rPr>
+                <w:rFonts w:ascii="Kaiti SC" w:hAnsi="Kaiti SC" w:eastAsia="Kaiti SC" w:cs="Kaiti SC"/>
+                <w:b w:val="0"/>
+                <w:sz w:val="19"/>
+              </w:rPr>
+              <w:t>Blue Origin to test New Glenn upper stages at Stennis</w:t>
+            </w:r>
+          </w:p>
+        </w:tc>
+      </w:tr>
+      <w:tr>
+        <w:trPr>
+          <w:cantSplit/>
+        </w:trPr>
+        <w:tc>
+          <w:tcPr>
+            <w:tcW w:type="dxa" w:w="2075"/>
+            <w:vAlign w:val="center"/>
+          </w:tcPr>
+          <w:p>
+            <w:pPr>
+              <w:spacing w:after="0" w:line="252" w:lineRule="auto"/>
+              <w:jc w:val="center"/>
+            </w:pPr>
+            <w:r/>
+            <w:r>
+              <w:rPr>
+                <w:rFonts w:ascii="Kaiti SC" w:hAnsi="Kaiti SC" w:eastAsia="Kaiti SC" w:cs="Kaiti SC"/>
+                <w:b w:val="0"/>
+                <w:sz w:val="19"/>
+              </w:rPr>
+              <w:t>2026-07-30</w:t>
+            </w:r>
+          </w:p>
+        </w:tc>
+        <w:tc>
+          <w:tcPr>
+            <w:tcW w:type="dxa" w:w="2075"/>
+            <w:vAlign w:val="center"/>
+          </w:tcPr>
+          <w:p>
+            <w:pPr>
+              <w:spacing w:after="0" w:line="252" w:lineRule="auto"/>
+              <w:jc w:val="center"/>
+            </w:pPr>
+            <w:r/>
+            <w:r>
+              <w:rPr>
+                <w:rFonts w:ascii="Kaiti SC" w:hAnsi="Kaiti SC" w:eastAsia="Kaiti SC" w:cs="Kaiti SC"/>
+                <w:b w:val="0"/>
+                <w:sz w:val="19"/>
+              </w:rPr>
+              <w:t>蓝箭鸿擎</w:t>
+            </w:r>
+          </w:p>
+        </w:tc>
+        <w:tc>
+          <w:tcPr>
+            <w:tcW w:type="dxa" w:w="2075"/>
+            <w:vAlign w:val="center"/>
+          </w:tcPr>
+          <w:p>
+            <w:pPr>
+              <w:spacing w:after="0" w:line="252" w:lineRule="auto"/>
+              <w:jc w:val="center"/>
+            </w:pPr>
+            <w:r/>
+            <w:r>
+              <w:rPr>
+                <w:rFonts w:ascii="Kaiti SC" w:hAnsi="Kaiti SC" w:eastAsia="Kaiti SC" w:cs="Kaiti SC"/>
+                <w:b w:val="0"/>
+                <w:sz w:val="19"/>
+              </w:rPr>
+              <w:t>其他动态</w:t>
+            </w:r>
+          </w:p>
+        </w:tc>
+        <w:tc>
+          <w:tcPr>
+            <w:tcW w:type="dxa" w:w="2075"/>
+            <w:vAlign w:val="center"/>
+          </w:tcPr>
+          <w:p>
+            <w:pPr>
+              <w:spacing w:after="0" w:line="252" w:lineRule="auto"/>
+            </w:pPr>
+            <w:r/>
+            <w:r>
+              <w:rPr>
+                <w:rFonts w:ascii="Kaiti SC" w:hAnsi="Kaiti SC" w:eastAsia="Kaiti SC" w:cs="Kaiti SC"/>
+                <w:b w:val="0"/>
+                <w:sz w:val="19"/>
+              </w:rPr>
+              <w:t>乾照光电联合发起产业基金投资鸿擎科技，深化卫星互联网产业链布局 - 投影时代</w:t>
+            </w:r>
+          </w:p>
+        </w:tc>
+      </w:tr>
+      <w:tr>
+        <w:trPr>
+          <w:cantSplit/>
+        </w:trPr>
+        <w:tc>
+          <w:tcPr>
+            <w:tcW w:type="dxa" w:w="2075"/>
+            <w:vAlign w:val="center"/>
+          </w:tcPr>
+          <w:p>
+            <w:pPr>
+              <w:spacing w:after="0" w:line="252" w:lineRule="auto"/>
+              <w:jc w:val="center"/>
+            </w:pPr>
+            <w:r/>
+            <w:r>
+              <w:rPr>
+                <w:rFonts w:ascii="Kaiti SC" w:hAnsi="Kaiti SC" w:eastAsia="Kaiti SC" w:cs="Kaiti SC"/>
+                <w:b w:val="0"/>
+                <w:sz w:val="19"/>
+              </w:rPr>
+              <w:t>2026-07-29</w:t>
+            </w:r>
+          </w:p>
+        </w:tc>
+        <w:tc>
+          <w:tcPr>
+            <w:tcW w:type="dxa" w:w="2075"/>
+            <w:vAlign w:val="center"/>
+          </w:tcPr>
+          <w:p>
+            <w:pPr>
+              <w:spacing w:after="0" w:line="252" w:lineRule="auto"/>
+              <w:jc w:val="center"/>
+            </w:pPr>
+            <w:r/>
+            <w:r>
+              <w:rPr>
+                <w:rFonts w:ascii="Kaiti SC" w:hAnsi="Kaiti SC" w:eastAsia="Kaiti SC" w:cs="Kaiti SC"/>
+                <w:b w:val="0"/>
+                <w:sz w:val="19"/>
+              </w:rPr>
+              <w:t>蓝箭鸿擎</w:t>
+            </w:r>
+          </w:p>
+        </w:tc>
+        <w:tc>
+          <w:tcPr>
+            <w:tcW w:type="dxa" w:w="2075"/>
+            <w:vAlign w:val="center"/>
+          </w:tcPr>
+          <w:p>
+            <w:pPr>
+              <w:spacing w:after="0" w:line="252" w:lineRule="auto"/>
+              <w:jc w:val="center"/>
+            </w:pPr>
+            <w:r/>
+            <w:r>
+              <w:rPr>
+                <w:rFonts w:ascii="Kaiti SC" w:hAnsi="Kaiti SC" w:eastAsia="Kaiti SC" w:cs="Kaiti SC"/>
+                <w:b w:val="0"/>
+                <w:sz w:val="19"/>
+              </w:rPr>
+              <w:t>融资与资本</w:t>
+            </w:r>
+          </w:p>
+        </w:tc>
+        <w:tc>
+          <w:tcPr>
+            <w:tcW w:type="dxa" w:w="2075"/>
+            <w:vAlign w:val="center"/>
+          </w:tcPr>
+          <w:p>
+            <w:pPr>
+              <w:spacing w:after="0" w:line="252" w:lineRule="auto"/>
+            </w:pPr>
+            <w:r/>
+            <w:r>
+              <w:rPr>
+                <w:rFonts w:ascii="Kaiti SC" w:hAnsi="Kaiti SC" w:eastAsia="Kaiti SC" w:cs="Kaiti SC"/>
+                <w:b w:val="0"/>
+                <w:sz w:val="19"/>
+              </w:rPr>
+              <w:t>乾照光电：旗下商业航天基金参与鸿擎科技Pre-B轮融资 - 新浪财经</w:t>
+            </w:r>
+          </w:p>
+        </w:tc>
+      </w:tr>
+      <w:tr>
+        <w:trPr>
+          <w:cantSplit/>
+        </w:trPr>
+        <w:tc>
+          <w:tcPr>
+            <w:tcW w:type="dxa" w:w="2075"/>
+            <w:vAlign w:val="center"/>
+          </w:tcPr>
+          <w:p>
+            <w:pPr>
+              <w:spacing w:after="0" w:line="252" w:lineRule="auto"/>
+              <w:jc w:val="center"/>
+            </w:pPr>
+            <w:r/>
+            <w:r>
+              <w:rPr>
+                <w:rFonts w:ascii="Kaiti SC" w:hAnsi="Kaiti SC" w:eastAsia="Kaiti SC" w:cs="Kaiti SC"/>
+                <w:b w:val="0"/>
+                <w:sz w:val="19"/>
+              </w:rPr>
+              <w:t>2026-07-31</w:t>
+            </w:r>
+          </w:p>
+        </w:tc>
+        <w:tc>
+          <w:tcPr>
+            <w:tcW w:type="dxa" w:w="2075"/>
+            <w:vAlign w:val="center"/>
+          </w:tcPr>
+          <w:p>
+            <w:pPr>
+              <w:spacing w:after="0" w:line="252" w:lineRule="auto"/>
+              <w:jc w:val="center"/>
+            </w:pPr>
+            <w:r/>
+            <w:r>
+              <w:rPr>
+                <w:rFonts w:ascii="Kaiti SC" w:hAnsi="Kaiti SC" w:eastAsia="Kaiti SC" w:cs="Kaiti SC"/>
+                <w:b w:val="0"/>
+                <w:sz w:val="19"/>
+              </w:rPr>
+              <w:t>Blue Origin</w:t>
+            </w:r>
+          </w:p>
+        </w:tc>
+        <w:tc>
+          <w:tcPr>
+            <w:tcW w:type="dxa" w:w="2075"/>
+            <w:vAlign w:val="center"/>
+          </w:tcPr>
+          <w:p>
+            <w:pPr>
+              <w:spacing w:after="0" w:line="252" w:lineRule="auto"/>
+              <w:jc w:val="center"/>
+            </w:pPr>
+            <w:r/>
+            <w:r>
+              <w:rPr>
+                <w:rFonts w:ascii="Kaiti SC" w:hAnsi="Kaiti SC" w:eastAsia="Kaiti SC" w:cs="Kaiti SC"/>
+                <w:b w:val="0"/>
+                <w:sz w:val="19"/>
+              </w:rPr>
+              <w:t>发射与任务</w:t>
+            </w:r>
+          </w:p>
+        </w:tc>
+        <w:tc>
+          <w:tcPr>
+            <w:tcW w:type="dxa" w:w="2075"/>
+            <w:vAlign w:val="center"/>
+          </w:tcPr>
+          <w:p>
+            <w:pPr>
+              <w:spacing w:after="0" w:line="252" w:lineRule="auto"/>
+            </w:pPr>
+            <w:r/>
+            <w:r>
+              <w:rPr>
+                <w:rFonts w:ascii="Kaiti SC" w:hAnsi="Kaiti SC" w:eastAsia="Kaiti SC" w:cs="Kaiti SC"/>
+                <w:b w:val="0"/>
+                <w:sz w:val="19"/>
+              </w:rPr>
+              <w:t>Blue Origin Blew Up Its Launch Pad, So NASA Will Invite Its Rockets Over For Testing - Jalopnik</w:t>
+            </w:r>
+          </w:p>
+        </w:tc>
+      </w:tr>
+      <w:tr>
+        <w:trPr>
+          <w:cantSplit/>
+        </w:trPr>
+        <w:tc>
+          <w:tcPr>
+            <w:tcW w:type="dxa" w:w="2075"/>
+            <w:vAlign w:val="center"/>
+          </w:tcPr>
+          <w:p>
+            <w:pPr>
+              <w:spacing w:after="0" w:line="252" w:lineRule="auto"/>
+              <w:jc w:val="center"/>
+            </w:pPr>
+            <w:r/>
+            <w:r>
+              <w:rPr>
+                <w:rFonts w:ascii="Kaiti SC" w:hAnsi="Kaiti SC" w:eastAsia="Kaiti SC" w:cs="Kaiti SC"/>
+                <w:b w:val="0"/>
+                <w:sz w:val="19"/>
+              </w:rPr>
+              <w:t>2026-07-31</w:t>
+            </w:r>
+          </w:p>
+        </w:tc>
+        <w:tc>
+          <w:tcPr>
+            <w:tcW w:type="dxa" w:w="2075"/>
+            <w:vAlign w:val="center"/>
+          </w:tcPr>
+          <w:p>
+            <w:pPr>
+              <w:spacing w:after="0" w:line="252" w:lineRule="auto"/>
+              <w:jc w:val="center"/>
+            </w:pPr>
+            <w:r/>
+            <w:r>
+              <w:rPr>
+                <w:rFonts w:ascii="Kaiti SC" w:hAnsi="Kaiti SC" w:eastAsia="Kaiti SC" w:cs="Kaiti SC"/>
+                <w:b w:val="0"/>
+                <w:sz w:val="19"/>
+              </w:rPr>
+              <w:t>SpaceX</w:t>
+            </w:r>
+          </w:p>
+        </w:tc>
+        <w:tc>
+          <w:tcPr>
+            <w:tcW w:type="dxa" w:w="2075"/>
+            <w:vAlign w:val="center"/>
+          </w:tcPr>
+          <w:p>
+            <w:pPr>
+              <w:spacing w:after="0" w:line="252" w:lineRule="auto"/>
+              <w:jc w:val="center"/>
+            </w:pPr>
+            <w:r/>
+            <w:r>
+              <w:rPr>
+                <w:rFonts w:ascii="Kaiti SC" w:hAnsi="Kaiti SC" w:eastAsia="Kaiti SC" w:cs="Kaiti SC"/>
+                <w:b w:val="0"/>
+                <w:sz w:val="19"/>
+              </w:rPr>
+              <w:t>其他动态</w:t>
+            </w:r>
+          </w:p>
+        </w:tc>
+        <w:tc>
+          <w:tcPr>
+            <w:tcW w:type="dxa" w:w="2075"/>
+            <w:vAlign w:val="center"/>
+          </w:tcPr>
+          <w:p>
+            <w:pPr>
+              <w:spacing w:after="0" w:line="252" w:lineRule="auto"/>
+            </w:pPr>
+            <w:r/>
+            <w:r>
+              <w:rPr>
+                <w:rFonts w:ascii="Kaiti SC" w:hAnsi="Kaiti SC" w:eastAsia="Kaiti SC" w:cs="Kaiti SC"/>
+                <w:b w:val="0"/>
+                <w:sz w:val="19"/>
+              </w:rPr>
+              <w:t>Billionaire Bill Ackman called SpaceX's Starlink a "near monopoly" in global satellite internet, but said he won't buy the stock</w:t>
+            </w:r>
+          </w:p>
+        </w:tc>
+      </w:tr>
+      <w:tr>
+        <w:trPr>
+          <w:cantSplit/>
+        </w:trPr>
+        <w:tc>
+          <w:tcPr>
+            <w:tcW w:type="dxa" w:w="2075"/>
+            <w:vAlign w:val="center"/>
+          </w:tcPr>
+          <w:p>
+            <w:pPr>
+              <w:spacing w:after="0" w:line="252" w:lineRule="auto"/>
+              <w:jc w:val="center"/>
+            </w:pPr>
+            <w:r/>
+            <w:r>
+              <w:rPr>
+                <w:rFonts w:ascii="Kaiti SC" w:hAnsi="Kaiti SC" w:eastAsia="Kaiti SC" w:cs="Kaiti SC"/>
+                <w:b w:val="0"/>
+                <w:sz w:val="19"/>
+              </w:rPr>
+              <w:t>2026-07-30</w:t>
             </w:r>
           </w:p>
         </w:tc>
@@ -660,7 +1452,7 @@
                 <w:b w:val="0"/>
                 <w:sz w:val="19"/>
               </w:rPr>
-              <w:t>Live Coverage: SpaceX Falcon 9 to launch Starlink satellites from West Coast</w:t>
+              <w:t>Recent photos show SpaceX Falcon 9 rocket launching in US - USA Today</w:t>
             </w:r>
           </w:p>
         </w:tc>
@@ -686,7 +1478,95 @@
                 <w:b w:val="0"/>
                 <w:sz w:val="19"/>
               </w:rPr>
-              <w:t>2026-07-25</w:t>
+              <w:t>2026-08-01</w:t>
+            </w:r>
+          </w:p>
+        </w:tc>
+        <w:tc>
+          <w:tcPr>
+            <w:tcW w:type="dxa" w:w="2075"/>
+            <w:vAlign w:val="center"/>
+          </w:tcPr>
+          <w:p>
+            <w:pPr>
+              <w:spacing w:after="0" w:line="252" w:lineRule="auto"/>
+              <w:jc w:val="center"/>
+            </w:pPr>
+            <w:r/>
+            <w:r>
+              <w:rPr>
+                <w:rFonts w:ascii="Kaiti SC" w:hAnsi="Kaiti SC" w:eastAsia="Kaiti SC" w:cs="Kaiti SC"/>
+                <w:b w:val="0"/>
+                <w:sz w:val="19"/>
+              </w:rPr>
+              <w:t>SpaceX</w:t>
+            </w:r>
+          </w:p>
+        </w:tc>
+        <w:tc>
+          <w:tcPr>
+            <w:tcW w:type="dxa" w:w="2075"/>
+            <w:vAlign w:val="center"/>
+          </w:tcPr>
+          <w:p>
+            <w:pPr>
+              <w:spacing w:after="0" w:line="252" w:lineRule="auto"/>
+              <w:jc w:val="center"/>
+            </w:pPr>
+            <w:r/>
+            <w:r>
+              <w:rPr>
+                <w:rFonts w:ascii="Kaiti SC" w:hAnsi="Kaiti SC" w:eastAsia="Kaiti SC" w:cs="Kaiti SC"/>
+                <w:b w:val="0"/>
+                <w:sz w:val="19"/>
+              </w:rPr>
+              <w:t>其他动态</w:t>
+            </w:r>
+          </w:p>
+        </w:tc>
+        <w:tc>
+          <w:tcPr>
+            <w:tcW w:type="dxa" w:w="2075"/>
+            <w:vAlign w:val="center"/>
+          </w:tcPr>
+          <w:p>
+            <w:pPr>
+              <w:spacing w:after="0" w:line="252" w:lineRule="auto"/>
+            </w:pPr>
+            <w:r/>
+            <w:r>
+              <w:rPr>
+                <w:rFonts w:ascii="Kaiti SC" w:hAnsi="Kaiti SC" w:eastAsia="Kaiti SC" w:cs="Kaiti SC"/>
+                <w:b w:val="0"/>
+                <w:sz w:val="19"/>
+              </w:rPr>
+              <w:t>SpaceX's Starship seen in space by next-gen Starlink satellite (video) - space.com</w:t>
+            </w:r>
+          </w:p>
+        </w:tc>
+      </w:tr>
+      <w:tr>
+        <w:trPr>
+          <w:cantSplit/>
+        </w:trPr>
+        <w:tc>
+          <w:tcPr>
+            <w:tcW w:type="dxa" w:w="2075"/>
+            <w:vAlign w:val="center"/>
+          </w:tcPr>
+          <w:p>
+            <w:pPr>
+              <w:spacing w:after="0" w:line="252" w:lineRule="auto"/>
+              <w:jc w:val="center"/>
+            </w:pPr>
+            <w:r/>
+            <w:r>
+              <w:rPr>
+                <w:rFonts w:ascii="Kaiti SC" w:hAnsi="Kaiti SC" w:eastAsia="Kaiti SC" w:cs="Kaiti SC"/>
+                <w:b w:val="0"/>
+                <w:sz w:val="19"/>
+              </w:rPr>
+              <w:t>2026-07-28</w:t>
             </w:r>
           </w:p>
         </w:tc>
@@ -748,7 +1628,7 @@
                 <w:b w:val="0"/>
                 <w:sz w:val="19"/>
               </w:rPr>
-              <w:t>一箭五星！力箭一号遥十五运载火箭成功发射 - 新浪财经</w:t>
+              <w:t>中科宇航全面攻坚可复用运载器研发：力鸿二号年内完成回收首飞 - 新浪财经</w:t>
             </w:r>
           </w:p>
         </w:tc>
@@ -774,7 +1654,95 @@
                 <w:b w:val="0"/>
                 <w:sz w:val="19"/>
               </w:rPr>
-              <w:t>2026-07-25</w:t>
+              <w:t>2026-07-28</w:t>
+            </w:r>
+          </w:p>
+        </w:tc>
+        <w:tc>
+          <w:tcPr>
+            <w:tcW w:type="dxa" w:w="2075"/>
+            <w:vAlign w:val="center"/>
+          </w:tcPr>
+          <w:p>
+            <w:pPr>
+              <w:spacing w:after="0" w:line="252" w:lineRule="auto"/>
+              <w:jc w:val="center"/>
+            </w:pPr>
+            <w:r/>
+            <w:r>
+              <w:rPr>
+                <w:rFonts w:ascii="Kaiti SC" w:hAnsi="Kaiti SC" w:eastAsia="Kaiti SC" w:cs="Kaiti SC"/>
+                <w:b w:val="0"/>
+                <w:sz w:val="19"/>
+              </w:rPr>
+              <w:t>中科宇航</w:t>
+            </w:r>
+          </w:p>
+        </w:tc>
+        <w:tc>
+          <w:tcPr>
+            <w:tcW w:type="dxa" w:w="2075"/>
+            <w:vAlign w:val="center"/>
+          </w:tcPr>
+          <w:p>
+            <w:pPr>
+              <w:spacing w:after="0" w:line="252" w:lineRule="auto"/>
+              <w:jc w:val="center"/>
+            </w:pPr>
+            <w:r/>
+            <w:r>
+              <w:rPr>
+                <w:rFonts w:ascii="Kaiti SC" w:hAnsi="Kaiti SC" w:eastAsia="Kaiti SC" w:cs="Kaiti SC"/>
+                <w:b w:val="0"/>
+                <w:sz w:val="19"/>
+              </w:rPr>
+              <w:t>发射与任务</w:t>
+            </w:r>
+          </w:p>
+        </w:tc>
+        <w:tc>
+          <w:tcPr>
+            <w:tcW w:type="dxa" w:w="2075"/>
+            <w:vAlign w:val="center"/>
+          </w:tcPr>
+          <w:p>
+            <w:pPr>
+              <w:spacing w:after="0" w:line="252" w:lineRule="auto"/>
+            </w:pPr>
+            <w:r/>
+            <w:r>
+              <w:rPr>
+                <w:rFonts w:ascii="Kaiti SC" w:hAnsi="Kaiti SC" w:eastAsia="Kaiti SC" w:cs="Kaiti SC"/>
+                <w:b w:val="0"/>
+                <w:sz w:val="19"/>
+              </w:rPr>
+              <w:t>中科宇航力鸿二号计划今年完成首飞及百公里级回收验证，将搭载太空旅游可穿戴监测设备 - 新浪财经</w:t>
+            </w:r>
+          </w:p>
+        </w:tc>
+      </w:tr>
+      <w:tr>
+        <w:trPr>
+          <w:cantSplit/>
+        </w:trPr>
+        <w:tc>
+          <w:tcPr>
+            <w:tcW w:type="dxa" w:w="2075"/>
+            <w:vAlign w:val="center"/>
+          </w:tcPr>
+          <w:p>
+            <w:pPr>
+              <w:spacing w:after="0" w:line="252" w:lineRule="auto"/>
+              <w:jc w:val="center"/>
+            </w:pPr>
+            <w:r/>
+            <w:r>
+              <w:rPr>
+                <w:rFonts w:ascii="Kaiti SC" w:hAnsi="Kaiti SC" w:eastAsia="Kaiti SC" w:cs="Kaiti SC"/>
+                <w:b w:val="0"/>
+                <w:sz w:val="19"/>
+              </w:rPr>
+              <w:t>2026-07-30</w:t>
             </w:r>
           </w:p>
         </w:tc>
@@ -816,7 +1784,7 @@
                 <w:b w:val="0"/>
                 <w:sz w:val="19"/>
               </w:rPr>
-              <w:t>发射与任务</w:t>
+              <w:t>市场与股价</w:t>
             </w:r>
           </w:p>
         </w:tc>
@@ -836,7 +1804,7 @@
                 <w:b w:val="0"/>
                 <w:sz w:val="19"/>
               </w:rPr>
-              <w:t>SpaceX launches Northrop mission to extend the life of aging satellites</w:t>
+              <w:t>What a $1,000 Investment in SpaceX at IPO Would Be Worth Today and What Comes Next</w:t>
             </w:r>
           </w:p>
         </w:tc>
@@ -862,7 +1830,183 @@
                 <w:b w:val="0"/>
                 <w:sz w:val="19"/>
               </w:rPr>
-              <w:t>2026-07-25</w:t>
+              <w:t>2026-08-02</w:t>
+            </w:r>
+          </w:p>
+        </w:tc>
+        <w:tc>
+          <w:tcPr>
+            <w:tcW w:type="dxa" w:w="2075"/>
+            <w:vAlign w:val="center"/>
+          </w:tcPr>
+          <w:p>
+            <w:pPr>
+              <w:spacing w:after="0" w:line="252" w:lineRule="auto"/>
+              <w:jc w:val="center"/>
+            </w:pPr>
+            <w:r/>
+            <w:r>
+              <w:rPr>
+                <w:rFonts w:ascii="Kaiti SC" w:hAnsi="Kaiti SC" w:eastAsia="Kaiti SC" w:cs="Kaiti SC"/>
+                <w:b w:val="0"/>
+                <w:sz w:val="19"/>
+              </w:rPr>
+              <w:t>Blue Origin</w:t>
+            </w:r>
+          </w:p>
+        </w:tc>
+        <w:tc>
+          <w:tcPr>
+            <w:tcW w:type="dxa" w:w="2075"/>
+            <w:vAlign w:val="center"/>
+          </w:tcPr>
+          <w:p>
+            <w:pPr>
+              <w:spacing w:after="0" w:line="252" w:lineRule="auto"/>
+              <w:jc w:val="center"/>
+            </w:pPr>
+            <w:r/>
+            <w:r>
+              <w:rPr>
+                <w:rFonts w:ascii="Kaiti SC" w:hAnsi="Kaiti SC" w:eastAsia="Kaiti SC" w:cs="Kaiti SC"/>
+                <w:b w:val="0"/>
+                <w:sz w:val="19"/>
+              </w:rPr>
+              <w:t>订单与合作</w:t>
+            </w:r>
+          </w:p>
+        </w:tc>
+        <w:tc>
+          <w:tcPr>
+            <w:tcW w:type="dxa" w:w="2075"/>
+            <w:vAlign w:val="center"/>
+          </w:tcPr>
+          <w:p>
+            <w:pPr>
+              <w:spacing w:after="0" w:line="252" w:lineRule="auto"/>
+            </w:pPr>
+            <w:r/>
+            <w:r>
+              <w:rPr>
+                <w:rFonts w:ascii="Kaiti SC" w:hAnsi="Kaiti SC" w:eastAsia="Kaiti SC" w:cs="Kaiti SC"/>
+                <w:b w:val="0"/>
+                <w:sz w:val="19"/>
+              </w:rPr>
+              <w:t>U.S. Air Force expands Blue Origin rocket cargo contract</w:t>
+            </w:r>
+          </w:p>
+        </w:tc>
+      </w:tr>
+      <w:tr>
+        <w:trPr>
+          <w:cantSplit/>
+        </w:trPr>
+        <w:tc>
+          <w:tcPr>
+            <w:tcW w:type="dxa" w:w="2075"/>
+            <w:vAlign w:val="center"/>
+          </w:tcPr>
+          <w:p>
+            <w:pPr>
+              <w:spacing w:after="0" w:line="252" w:lineRule="auto"/>
+              <w:jc w:val="center"/>
+            </w:pPr>
+            <w:r/>
+            <w:r>
+              <w:rPr>
+                <w:rFonts w:ascii="Kaiti SC" w:hAnsi="Kaiti SC" w:eastAsia="Kaiti SC" w:cs="Kaiti SC"/>
+                <w:b w:val="0"/>
+                <w:sz w:val="19"/>
+              </w:rPr>
+              <w:t>2026-08-01</w:t>
+            </w:r>
+          </w:p>
+        </w:tc>
+        <w:tc>
+          <w:tcPr>
+            <w:tcW w:type="dxa" w:w="2075"/>
+            <w:vAlign w:val="center"/>
+          </w:tcPr>
+          <w:p>
+            <w:pPr>
+              <w:spacing w:after="0" w:line="252" w:lineRule="auto"/>
+              <w:jc w:val="center"/>
+            </w:pPr>
+            <w:r/>
+            <w:r>
+              <w:rPr>
+                <w:rFonts w:ascii="Kaiti SC" w:hAnsi="Kaiti SC" w:eastAsia="Kaiti SC" w:cs="Kaiti SC"/>
+                <w:b w:val="0"/>
+                <w:sz w:val="19"/>
+              </w:rPr>
+              <w:t>垣信卫星</w:t>
+            </w:r>
+          </w:p>
+        </w:tc>
+        <w:tc>
+          <w:tcPr>
+            <w:tcW w:type="dxa" w:w="2075"/>
+            <w:vAlign w:val="center"/>
+          </w:tcPr>
+          <w:p>
+            <w:pPr>
+              <w:spacing w:after="0" w:line="252" w:lineRule="auto"/>
+              <w:jc w:val="center"/>
+            </w:pPr>
+            <w:r/>
+            <w:r>
+              <w:rPr>
+                <w:rFonts w:ascii="Kaiti SC" w:hAnsi="Kaiti SC" w:eastAsia="Kaiti SC" w:cs="Kaiti SC"/>
+                <w:b w:val="0"/>
+                <w:sz w:val="19"/>
+              </w:rPr>
+              <w:t>产品与技术</w:t>
+            </w:r>
+          </w:p>
+        </w:tc>
+        <w:tc>
+          <w:tcPr>
+            <w:tcW w:type="dxa" w:w="2075"/>
+            <w:vAlign w:val="center"/>
+          </w:tcPr>
+          <w:p>
+            <w:pPr>
+              <w:spacing w:after="0" w:line="252" w:lineRule="auto"/>
+            </w:pPr>
+            <w:r/>
+            <w:r>
+              <w:rPr>
+                <w:rFonts w:ascii="Kaiti SC" w:hAnsi="Kaiti SC" w:eastAsia="Kaiti SC" w:cs="Kaiti SC"/>
+                <w:b w:val="0"/>
+                <w:sz w:val="19"/>
+              </w:rPr>
+              <w:t>“千帆星座”卫星终端产品首次亮相，飞机乘客能看直播，手机能直连卫星通话 - eastmoney.com</w:t>
+            </w:r>
+          </w:p>
+        </w:tc>
+      </w:tr>
+      <w:tr>
+        <w:trPr>
+          <w:cantSplit/>
+        </w:trPr>
+        <w:tc>
+          <w:tcPr>
+            <w:tcW w:type="dxa" w:w="2075"/>
+            <w:vAlign w:val="center"/>
+          </w:tcPr>
+          <w:p>
+            <w:pPr>
+              <w:spacing w:after="0" w:line="252" w:lineRule="auto"/>
+              <w:jc w:val="center"/>
+            </w:pPr>
+            <w:r/>
+            <w:r>
+              <w:rPr>
+                <w:rFonts w:ascii="Kaiti SC" w:hAnsi="Kaiti SC" w:eastAsia="Kaiti SC" w:cs="Kaiti SC"/>
+                <w:b w:val="0"/>
+                <w:sz w:val="19"/>
+              </w:rPr>
+              <w:t>2026-08-01</w:t>
             </w:r>
           </w:p>
         </w:tc>
@@ -924,1151 +2068,7 @@
                 <w:b w:val="0"/>
                 <w:sz w:val="19"/>
               </w:rPr>
-              <w:t>After Blue Origin's Huge Explosion, Will It Be Able To Launch To The Moon This Year? - Yahoo</w:t>
-            </w:r>
-          </w:p>
-        </w:tc>
-      </w:tr>
-      <w:tr>
-        <w:trPr>
-          <w:cantSplit/>
-        </w:trPr>
-        <w:tc>
-          <w:tcPr>
-            <w:tcW w:type="dxa" w:w="2075"/>
-            <w:vAlign w:val="center"/>
-          </w:tcPr>
-          <w:p>
-            <w:pPr>
-              <w:spacing w:after="0" w:line="252" w:lineRule="auto"/>
-              <w:jc w:val="center"/>
-            </w:pPr>
-            <w:r/>
-            <w:r>
-              <w:rPr>
-                <w:rFonts w:ascii="Kaiti SC" w:hAnsi="Kaiti SC" w:eastAsia="Kaiti SC" w:cs="Kaiti SC"/>
-                <w:b w:val="0"/>
-                <w:sz w:val="19"/>
-              </w:rPr>
-              <w:t>2026-07-25</w:t>
-            </w:r>
-          </w:p>
-        </w:tc>
-        <w:tc>
-          <w:tcPr>
-            <w:tcW w:type="dxa" w:w="2075"/>
-            <w:vAlign w:val="center"/>
-          </w:tcPr>
-          <w:p>
-            <w:pPr>
-              <w:spacing w:after="0" w:line="252" w:lineRule="auto"/>
-              <w:jc w:val="center"/>
-            </w:pPr>
-            <w:r/>
-            <w:r>
-              <w:rPr>
-                <w:rFonts w:ascii="Kaiti SC" w:hAnsi="Kaiti SC" w:eastAsia="Kaiti SC" w:cs="Kaiti SC"/>
-                <w:b w:val="0"/>
-                <w:sz w:val="19"/>
-              </w:rPr>
-              <w:t>中科宇航</w:t>
-            </w:r>
-          </w:p>
-        </w:tc>
-        <w:tc>
-          <w:tcPr>
-            <w:tcW w:type="dxa" w:w="2075"/>
-            <w:vAlign w:val="center"/>
-          </w:tcPr>
-          <w:p>
-            <w:pPr>
-              <w:spacing w:after="0" w:line="252" w:lineRule="auto"/>
-              <w:jc w:val="center"/>
-            </w:pPr>
-            <w:r/>
-            <w:r>
-              <w:rPr>
-                <w:rFonts w:ascii="Kaiti SC" w:hAnsi="Kaiti SC" w:eastAsia="Kaiti SC" w:cs="Kaiti SC"/>
-                <w:b w:val="0"/>
-                <w:sz w:val="19"/>
-              </w:rPr>
-              <w:t>发射与任务</w:t>
-            </w:r>
-          </w:p>
-        </w:tc>
-        <w:tc>
-          <w:tcPr>
-            <w:tcW w:type="dxa" w:w="2075"/>
-            <w:vAlign w:val="center"/>
-          </w:tcPr>
-          <w:p>
-            <w:pPr>
-              <w:spacing w:after="0" w:line="252" w:lineRule="auto"/>
-            </w:pPr>
-            <w:r/>
-            <w:r>
-              <w:rPr>
-                <w:rFonts w:ascii="Kaiti SC" w:hAnsi="Kaiti SC" w:eastAsia="Kaiti SC" w:cs="Kaiti SC"/>
-                <w:b w:val="0"/>
-                <w:sz w:val="19"/>
-              </w:rPr>
-              <w:t>CAS Space Locks In Monthly Kinetica-1 Launches as China’s 2026 Surge Accelerates - Tech Times</w:t>
-            </w:r>
-          </w:p>
-        </w:tc>
-      </w:tr>
-      <w:tr>
-        <w:trPr>
-          <w:cantSplit/>
-        </w:trPr>
-        <w:tc>
-          <w:tcPr>
-            <w:tcW w:type="dxa" w:w="2075"/>
-            <w:vAlign w:val="center"/>
-          </w:tcPr>
-          <w:p>
-            <w:pPr>
-              <w:spacing w:after="0" w:line="252" w:lineRule="auto"/>
-              <w:jc w:val="center"/>
-            </w:pPr>
-            <w:r/>
-            <w:r>
-              <w:rPr>
-                <w:rFonts w:ascii="Kaiti SC" w:hAnsi="Kaiti SC" w:eastAsia="Kaiti SC" w:cs="Kaiti SC"/>
-                <w:b w:val="0"/>
-                <w:sz w:val="19"/>
-              </w:rPr>
-              <w:t>2026-07-22</w:t>
-            </w:r>
-          </w:p>
-        </w:tc>
-        <w:tc>
-          <w:tcPr>
-            <w:tcW w:type="dxa" w:w="2075"/>
-            <w:vAlign w:val="center"/>
-          </w:tcPr>
-          <w:p>
-            <w:pPr>
-              <w:spacing w:after="0" w:line="252" w:lineRule="auto"/>
-              <w:jc w:val="center"/>
-            </w:pPr>
-            <w:r/>
-            <w:r>
-              <w:rPr>
-                <w:rFonts w:ascii="Kaiti SC" w:hAnsi="Kaiti SC" w:eastAsia="Kaiti SC" w:cs="Kaiti SC"/>
-                <w:b w:val="0"/>
-                <w:sz w:val="19"/>
-              </w:rPr>
-              <w:t>SpaceX</w:t>
-            </w:r>
-          </w:p>
-        </w:tc>
-        <w:tc>
-          <w:tcPr>
-            <w:tcW w:type="dxa" w:w="2075"/>
-            <w:vAlign w:val="center"/>
-          </w:tcPr>
-          <w:p>
-            <w:pPr>
-              <w:spacing w:after="0" w:line="252" w:lineRule="auto"/>
-              <w:jc w:val="center"/>
-            </w:pPr>
-            <w:r/>
-            <w:r>
-              <w:rPr>
-                <w:rFonts w:ascii="Kaiti SC" w:hAnsi="Kaiti SC" w:eastAsia="Kaiti SC" w:cs="Kaiti SC"/>
-                <w:b w:val="0"/>
-                <w:sz w:val="19"/>
-              </w:rPr>
-              <w:t>发射与任务</w:t>
-            </w:r>
-          </w:p>
-        </w:tc>
-        <w:tc>
-          <w:tcPr>
-            <w:tcW w:type="dxa" w:w="2075"/>
-            <w:vAlign w:val="center"/>
-          </w:tcPr>
-          <w:p>
-            <w:pPr>
-              <w:spacing w:after="0" w:line="252" w:lineRule="auto"/>
-            </w:pPr>
-            <w:r/>
-            <w:r>
-              <w:rPr>
-                <w:rFonts w:ascii="Kaiti SC" w:hAnsi="Kaiti SC" w:eastAsia="Kaiti SC" w:cs="Kaiti SC"/>
-                <w:b w:val="0"/>
-                <w:sz w:val="19"/>
-              </w:rPr>
-              <w:t>Falcon 9’s rare upper stage failure left 20 Starlink satellites stranded</w:t>
-            </w:r>
-          </w:p>
-        </w:tc>
-      </w:tr>
-      <w:tr>
-        <w:trPr>
-          <w:cantSplit/>
-        </w:trPr>
-        <w:tc>
-          <w:tcPr>
-            <w:tcW w:type="dxa" w:w="2075"/>
-            <w:vAlign w:val="center"/>
-          </w:tcPr>
-          <w:p>
-            <w:pPr>
-              <w:spacing w:after="0" w:line="252" w:lineRule="auto"/>
-              <w:jc w:val="center"/>
-            </w:pPr>
-            <w:r/>
-            <w:r>
-              <w:rPr>
-                <w:rFonts w:ascii="Kaiti SC" w:hAnsi="Kaiti SC" w:eastAsia="Kaiti SC" w:cs="Kaiti SC"/>
-                <w:b w:val="0"/>
-                <w:sz w:val="19"/>
-              </w:rPr>
-              <w:t>2026-07-21</w:t>
-            </w:r>
-          </w:p>
-        </w:tc>
-        <w:tc>
-          <w:tcPr>
-            <w:tcW w:type="dxa" w:w="2075"/>
-            <w:vAlign w:val="center"/>
-          </w:tcPr>
-          <w:p>
-            <w:pPr>
-              <w:spacing w:after="0" w:line="252" w:lineRule="auto"/>
-              <w:jc w:val="center"/>
-            </w:pPr>
-            <w:r/>
-            <w:r>
-              <w:rPr>
-                <w:rFonts w:ascii="Kaiti SC" w:hAnsi="Kaiti SC" w:eastAsia="Kaiti SC" w:cs="Kaiti SC"/>
-                <w:b w:val="0"/>
-                <w:sz w:val="19"/>
-              </w:rPr>
-              <w:t>星河动力</w:t>
-            </w:r>
-          </w:p>
-        </w:tc>
-        <w:tc>
-          <w:tcPr>
-            <w:tcW w:type="dxa" w:w="2075"/>
-            <w:vAlign w:val="center"/>
-          </w:tcPr>
-          <w:p>
-            <w:pPr>
-              <w:spacing w:after="0" w:line="252" w:lineRule="auto"/>
-              <w:jc w:val="center"/>
-            </w:pPr>
-            <w:r/>
-            <w:r>
-              <w:rPr>
-                <w:rFonts w:ascii="Kaiti SC" w:hAnsi="Kaiti SC" w:eastAsia="Kaiti SC" w:cs="Kaiti SC"/>
-                <w:b w:val="0"/>
-                <w:sz w:val="19"/>
-              </w:rPr>
-              <w:t>发射与任务</w:t>
-            </w:r>
-          </w:p>
-        </w:tc>
-        <w:tc>
-          <w:tcPr>
-            <w:tcW w:type="dxa" w:w="2075"/>
-            <w:vAlign w:val="center"/>
-          </w:tcPr>
-          <w:p>
-            <w:pPr>
-              <w:spacing w:after="0" w:line="252" w:lineRule="auto"/>
-            </w:pPr>
-            <w:r/>
-            <w:r>
-              <w:rPr>
-                <w:rFonts w:ascii="Kaiti SC" w:hAnsi="Kaiti SC" w:eastAsia="Kaiti SC" w:cs="Kaiti SC"/>
-                <w:b w:val="0"/>
-                <w:sz w:val="19"/>
-              </w:rPr>
-              <w:t>可复用国产民营中大型液体火箭星河动力智神星一号8月下旬首飞- 科学探索 - cnBeta.COM</w:t>
-            </w:r>
-          </w:p>
-        </w:tc>
-      </w:tr>
-      <w:tr>
-        <w:trPr>
-          <w:cantSplit/>
-        </w:trPr>
-        <w:tc>
-          <w:tcPr>
-            <w:tcW w:type="dxa" w:w="2075"/>
-            <w:vAlign w:val="center"/>
-          </w:tcPr>
-          <w:p>
-            <w:pPr>
-              <w:spacing w:after="0" w:line="252" w:lineRule="auto"/>
-              <w:jc w:val="center"/>
-            </w:pPr>
-            <w:r/>
-            <w:r>
-              <w:rPr>
-                <w:rFonts w:ascii="Kaiti SC" w:hAnsi="Kaiti SC" w:eastAsia="Kaiti SC" w:cs="Kaiti SC"/>
-                <w:b w:val="0"/>
-                <w:sz w:val="19"/>
-              </w:rPr>
-              <w:t>2026-07-25</w:t>
-            </w:r>
-          </w:p>
-        </w:tc>
-        <w:tc>
-          <w:tcPr>
-            <w:tcW w:type="dxa" w:w="2075"/>
-            <w:vAlign w:val="center"/>
-          </w:tcPr>
-          <w:p>
-            <w:pPr>
-              <w:spacing w:after="0" w:line="252" w:lineRule="auto"/>
-              <w:jc w:val="center"/>
-            </w:pPr>
-            <w:r/>
-            <w:r>
-              <w:rPr>
-                <w:rFonts w:ascii="Kaiti SC" w:hAnsi="Kaiti SC" w:eastAsia="Kaiti SC" w:cs="Kaiti SC"/>
-                <w:b w:val="0"/>
-                <w:sz w:val="19"/>
-              </w:rPr>
-              <w:t>Blue Origin</w:t>
-            </w:r>
-          </w:p>
-        </w:tc>
-        <w:tc>
-          <w:tcPr>
-            <w:tcW w:type="dxa" w:w="2075"/>
-            <w:vAlign w:val="center"/>
-          </w:tcPr>
-          <w:p>
-            <w:pPr>
-              <w:spacing w:after="0" w:line="252" w:lineRule="auto"/>
-              <w:jc w:val="center"/>
-            </w:pPr>
-            <w:r/>
-            <w:r>
-              <w:rPr>
-                <w:rFonts w:ascii="Kaiti SC" w:hAnsi="Kaiti SC" w:eastAsia="Kaiti SC" w:cs="Kaiti SC"/>
-                <w:b w:val="0"/>
-                <w:sz w:val="19"/>
-              </w:rPr>
-              <w:t>融资与资本</w:t>
-            </w:r>
-          </w:p>
-        </w:tc>
-        <w:tc>
-          <w:tcPr>
-            <w:tcW w:type="dxa" w:w="2075"/>
-            <w:vAlign w:val="center"/>
-          </w:tcPr>
-          <w:p>
-            <w:pPr>
-              <w:spacing w:after="0" w:line="252" w:lineRule="auto"/>
-            </w:pPr>
-            <w:r/>
-            <w:r>
-              <w:rPr>
-                <w:rFonts w:ascii="Kaiti SC" w:hAnsi="Kaiti SC" w:eastAsia="Kaiti SC" w:cs="Kaiti SC"/>
-                <w:b w:val="0"/>
-                <w:sz w:val="19"/>
-              </w:rPr>
-              <w:t>Jeff Bezos Put $2 Billion of His Own Money Into Blue Origin's First Outside Funding Round</w:t>
-            </w:r>
-          </w:p>
-        </w:tc>
-      </w:tr>
-      <w:tr>
-        <w:trPr>
-          <w:cantSplit/>
-        </w:trPr>
-        <w:tc>
-          <w:tcPr>
-            <w:tcW w:type="dxa" w:w="2075"/>
-            <w:vAlign w:val="center"/>
-          </w:tcPr>
-          <w:p>
-            <w:pPr>
-              <w:spacing w:after="0" w:line="252" w:lineRule="auto"/>
-              <w:jc w:val="center"/>
-            </w:pPr>
-            <w:r/>
-            <w:r>
-              <w:rPr>
-                <w:rFonts w:ascii="Kaiti SC" w:hAnsi="Kaiti SC" w:eastAsia="Kaiti SC" w:cs="Kaiti SC"/>
-                <w:b w:val="0"/>
-                <w:sz w:val="19"/>
-              </w:rPr>
-              <w:t>2026-07-25</w:t>
-            </w:r>
-          </w:p>
-        </w:tc>
-        <w:tc>
-          <w:tcPr>
-            <w:tcW w:type="dxa" w:w="2075"/>
-            <w:vAlign w:val="center"/>
-          </w:tcPr>
-          <w:p>
-            <w:pPr>
-              <w:spacing w:after="0" w:line="252" w:lineRule="auto"/>
-              <w:jc w:val="center"/>
-            </w:pPr>
-            <w:r/>
-            <w:r>
-              <w:rPr>
-                <w:rFonts w:ascii="Kaiti SC" w:hAnsi="Kaiti SC" w:eastAsia="Kaiti SC" w:cs="Kaiti SC"/>
-                <w:b w:val="0"/>
-                <w:sz w:val="19"/>
-              </w:rPr>
-              <w:t>Blue Origin</w:t>
-            </w:r>
-          </w:p>
-        </w:tc>
-        <w:tc>
-          <w:tcPr>
-            <w:tcW w:type="dxa" w:w="2075"/>
-            <w:vAlign w:val="center"/>
-          </w:tcPr>
-          <w:p>
-            <w:pPr>
-              <w:spacing w:after="0" w:line="252" w:lineRule="auto"/>
-              <w:jc w:val="center"/>
-            </w:pPr>
-            <w:r/>
-            <w:r>
-              <w:rPr>
-                <w:rFonts w:ascii="Kaiti SC" w:hAnsi="Kaiti SC" w:eastAsia="Kaiti SC" w:cs="Kaiti SC"/>
-                <w:b w:val="0"/>
-                <w:sz w:val="19"/>
-              </w:rPr>
-              <w:t>其他动态</w:t>
-            </w:r>
-          </w:p>
-        </w:tc>
-        <w:tc>
-          <w:tcPr>
-            <w:tcW w:type="dxa" w:w="2075"/>
-            <w:vAlign w:val="center"/>
-          </w:tcPr>
-          <w:p>
-            <w:pPr>
-              <w:spacing w:after="0" w:line="252" w:lineRule="auto"/>
-            </w:pPr>
-            <w:r/>
-            <w:r>
-              <w:rPr>
-                <w:rFonts w:ascii="Kaiti SC" w:hAnsi="Kaiti SC" w:eastAsia="Kaiti SC" w:cs="Kaiti SC"/>
-                <w:b w:val="0"/>
-                <w:sz w:val="19"/>
-              </w:rPr>
-              <w:t>Blue Origin to conduct New Glenn second stage hot fires on Stennis B-2 stand</w:t>
-            </w:r>
-          </w:p>
-        </w:tc>
-      </w:tr>
-      <w:tr>
-        <w:trPr>
-          <w:cantSplit/>
-        </w:trPr>
-        <w:tc>
-          <w:tcPr>
-            <w:tcW w:type="dxa" w:w="2075"/>
-            <w:vAlign w:val="center"/>
-          </w:tcPr>
-          <w:p>
-            <w:pPr>
-              <w:spacing w:after="0" w:line="252" w:lineRule="auto"/>
-              <w:jc w:val="center"/>
-            </w:pPr>
-            <w:r/>
-            <w:r>
-              <w:rPr>
-                <w:rFonts w:ascii="Kaiti SC" w:hAnsi="Kaiti SC" w:eastAsia="Kaiti SC" w:cs="Kaiti SC"/>
-                <w:b w:val="0"/>
-                <w:sz w:val="19"/>
-              </w:rPr>
-              <w:t>2026-07-24</w:t>
-            </w:r>
-          </w:p>
-        </w:tc>
-        <w:tc>
-          <w:tcPr>
-            <w:tcW w:type="dxa" w:w="2075"/>
-            <w:vAlign w:val="center"/>
-          </w:tcPr>
-          <w:p>
-            <w:pPr>
-              <w:spacing w:after="0" w:line="252" w:lineRule="auto"/>
-              <w:jc w:val="center"/>
-            </w:pPr>
-            <w:r/>
-            <w:r>
-              <w:rPr>
-                <w:rFonts w:ascii="Kaiti SC" w:hAnsi="Kaiti SC" w:eastAsia="Kaiti SC" w:cs="Kaiti SC"/>
-                <w:b w:val="0"/>
-                <w:sz w:val="19"/>
-              </w:rPr>
-              <w:t>中科宇航</w:t>
-            </w:r>
-          </w:p>
-        </w:tc>
-        <w:tc>
-          <w:tcPr>
-            <w:tcW w:type="dxa" w:w="2075"/>
-            <w:vAlign w:val="center"/>
-          </w:tcPr>
-          <w:p>
-            <w:pPr>
-              <w:spacing w:after="0" w:line="252" w:lineRule="auto"/>
-              <w:jc w:val="center"/>
-            </w:pPr>
-            <w:r/>
-            <w:r>
-              <w:rPr>
-                <w:rFonts w:ascii="Kaiti SC" w:hAnsi="Kaiti SC" w:eastAsia="Kaiti SC" w:cs="Kaiti SC"/>
-                <w:b w:val="0"/>
-                <w:sz w:val="19"/>
-              </w:rPr>
-              <w:t>发射与任务</w:t>
-            </w:r>
-          </w:p>
-        </w:tc>
-        <w:tc>
-          <w:tcPr>
-            <w:tcW w:type="dxa" w:w="2075"/>
-            <w:vAlign w:val="center"/>
-          </w:tcPr>
-          <w:p>
-            <w:pPr>
-              <w:spacing w:after="0" w:line="252" w:lineRule="auto"/>
-            </w:pPr>
-            <w:r/>
-            <w:r>
-              <w:rPr>
-                <w:rFonts w:ascii="Kaiti SC" w:hAnsi="Kaiti SC" w:eastAsia="Kaiti SC" w:cs="Kaiti SC"/>
-                <w:b w:val="0"/>
-                <w:sz w:val="19"/>
-              </w:rPr>
-              <w:t>力箭一号送GPU上天、算力入轨 商业航天产业化持续提速 - 搜狐网</w:t>
-            </w:r>
-          </w:p>
-        </w:tc>
-      </w:tr>
-      <w:tr>
-        <w:trPr>
-          <w:cantSplit/>
-        </w:trPr>
-        <w:tc>
-          <w:tcPr>
-            <w:tcW w:type="dxa" w:w="2075"/>
-            <w:vAlign w:val="center"/>
-          </w:tcPr>
-          <w:p>
-            <w:pPr>
-              <w:spacing w:after="0" w:line="252" w:lineRule="auto"/>
-              <w:jc w:val="center"/>
-            </w:pPr>
-            <w:r/>
-            <w:r>
-              <w:rPr>
-                <w:rFonts w:ascii="Kaiti SC" w:hAnsi="Kaiti SC" w:eastAsia="Kaiti SC" w:cs="Kaiti SC"/>
-                <w:b w:val="0"/>
-                <w:sz w:val="19"/>
-              </w:rPr>
-              <w:t>2026-07-25</w:t>
-            </w:r>
-          </w:p>
-        </w:tc>
-        <w:tc>
-          <w:tcPr>
-            <w:tcW w:type="dxa" w:w="2075"/>
-            <w:vAlign w:val="center"/>
-          </w:tcPr>
-          <w:p>
-            <w:pPr>
-              <w:spacing w:after="0" w:line="252" w:lineRule="auto"/>
-              <w:jc w:val="center"/>
-            </w:pPr>
-            <w:r/>
-            <w:r>
-              <w:rPr>
-                <w:rFonts w:ascii="Kaiti SC" w:hAnsi="Kaiti SC" w:eastAsia="Kaiti SC" w:cs="Kaiti SC"/>
-                <w:b w:val="0"/>
-                <w:sz w:val="19"/>
-              </w:rPr>
-              <w:t>Blue Origin</w:t>
-            </w:r>
-          </w:p>
-        </w:tc>
-        <w:tc>
-          <w:tcPr>
-            <w:tcW w:type="dxa" w:w="2075"/>
-            <w:vAlign w:val="center"/>
-          </w:tcPr>
-          <w:p>
-            <w:pPr>
-              <w:spacing w:after="0" w:line="252" w:lineRule="auto"/>
-              <w:jc w:val="center"/>
-            </w:pPr>
-            <w:r/>
-            <w:r>
-              <w:rPr>
-                <w:rFonts w:ascii="Kaiti SC" w:hAnsi="Kaiti SC" w:eastAsia="Kaiti SC" w:cs="Kaiti SC"/>
-                <w:b w:val="0"/>
-                <w:sz w:val="19"/>
-              </w:rPr>
-              <w:t>订单与合作</w:t>
-            </w:r>
-          </w:p>
-        </w:tc>
-        <w:tc>
-          <w:tcPr>
-            <w:tcW w:type="dxa" w:w="2075"/>
-            <w:vAlign w:val="center"/>
-          </w:tcPr>
-          <w:p>
-            <w:pPr>
-              <w:spacing w:after="0" w:line="252" w:lineRule="auto"/>
-            </w:pPr>
-            <w:r/>
-            <w:r>
-              <w:rPr>
-                <w:rFonts w:ascii="Kaiti SC" w:hAnsi="Kaiti SC" w:eastAsia="Kaiti SC" w:cs="Kaiti SC"/>
-                <w:b w:val="0"/>
-                <w:sz w:val="19"/>
-              </w:rPr>
-              <w:t>NASA, Blue Origin partnership to include testing at Stennis Space Center - fox10tv.com</w:t>
-            </w:r>
-          </w:p>
-        </w:tc>
-      </w:tr>
-      <w:tr>
-        <w:trPr>
-          <w:cantSplit/>
-        </w:trPr>
-        <w:tc>
-          <w:tcPr>
-            <w:tcW w:type="dxa" w:w="2075"/>
-            <w:vAlign w:val="center"/>
-          </w:tcPr>
-          <w:p>
-            <w:pPr>
-              <w:spacing w:after="0" w:line="252" w:lineRule="auto"/>
-              <w:jc w:val="center"/>
-            </w:pPr>
-            <w:r/>
-            <w:r>
-              <w:rPr>
-                <w:rFonts w:ascii="Kaiti SC" w:hAnsi="Kaiti SC" w:eastAsia="Kaiti SC" w:cs="Kaiti SC"/>
-                <w:b w:val="0"/>
-                <w:sz w:val="19"/>
-              </w:rPr>
-              <w:t>2026-07-24</w:t>
-            </w:r>
-          </w:p>
-        </w:tc>
-        <w:tc>
-          <w:tcPr>
-            <w:tcW w:type="dxa" w:w="2075"/>
-            <w:vAlign w:val="center"/>
-          </w:tcPr>
-          <w:p>
-            <w:pPr>
-              <w:spacing w:after="0" w:line="252" w:lineRule="auto"/>
-              <w:jc w:val="center"/>
-            </w:pPr>
-            <w:r/>
-            <w:r>
-              <w:rPr>
-                <w:rFonts w:ascii="Kaiti SC" w:hAnsi="Kaiti SC" w:eastAsia="Kaiti SC" w:cs="Kaiti SC"/>
-                <w:b w:val="0"/>
-                <w:sz w:val="19"/>
-              </w:rPr>
-              <w:t>SpaceX</w:t>
-            </w:r>
-          </w:p>
-        </w:tc>
-        <w:tc>
-          <w:tcPr>
-            <w:tcW w:type="dxa" w:w="2075"/>
-            <w:vAlign w:val="center"/>
-          </w:tcPr>
-          <w:p>
-            <w:pPr>
-              <w:spacing w:after="0" w:line="252" w:lineRule="auto"/>
-              <w:jc w:val="center"/>
-            </w:pPr>
-            <w:r/>
-            <w:r>
-              <w:rPr>
-                <w:rFonts w:ascii="Kaiti SC" w:hAnsi="Kaiti SC" w:eastAsia="Kaiti SC" w:cs="Kaiti SC"/>
-                <w:b w:val="0"/>
-                <w:sz w:val="19"/>
-              </w:rPr>
-              <w:t>其他动态</w:t>
-            </w:r>
-          </w:p>
-        </w:tc>
-        <w:tc>
-          <w:tcPr>
-            <w:tcW w:type="dxa" w:w="2075"/>
-            <w:vAlign w:val="center"/>
-          </w:tcPr>
-          <w:p>
-            <w:pPr>
-              <w:spacing w:after="0" w:line="252" w:lineRule="auto"/>
-            </w:pPr>
-            <w:r/>
-            <w:r>
-              <w:rPr>
-                <w:rFonts w:ascii="Kaiti SC" w:hAnsi="Kaiti SC" w:eastAsia="Kaiti SC" w:cs="Kaiti SC"/>
-                <w:b w:val="0"/>
-                <w:sz w:val="19"/>
-              </w:rPr>
-              <w:t>Here's how SpaceX's Starlink satellites are helping find lost dogs - Florida Today</w:t>
-            </w:r>
-          </w:p>
-        </w:tc>
-      </w:tr>
-      <w:tr>
-        <w:trPr>
-          <w:cantSplit/>
-        </w:trPr>
-        <w:tc>
-          <w:tcPr>
-            <w:tcW w:type="dxa" w:w="2075"/>
-            <w:vAlign w:val="center"/>
-          </w:tcPr>
-          <w:p>
-            <w:pPr>
-              <w:spacing w:after="0" w:line="252" w:lineRule="auto"/>
-              <w:jc w:val="center"/>
-            </w:pPr>
-            <w:r/>
-            <w:r>
-              <w:rPr>
-                <w:rFonts w:ascii="Kaiti SC" w:hAnsi="Kaiti SC" w:eastAsia="Kaiti SC" w:cs="Kaiti SC"/>
-                <w:b w:val="0"/>
-                <w:sz w:val="19"/>
-              </w:rPr>
-              <w:t>2026-07-24</w:t>
-            </w:r>
-          </w:p>
-        </w:tc>
-        <w:tc>
-          <w:tcPr>
-            <w:tcW w:type="dxa" w:w="2075"/>
-            <w:vAlign w:val="center"/>
-          </w:tcPr>
-          <w:p>
-            <w:pPr>
-              <w:spacing w:after="0" w:line="252" w:lineRule="auto"/>
-              <w:jc w:val="center"/>
-            </w:pPr>
-            <w:r/>
-            <w:r>
-              <w:rPr>
-                <w:rFonts w:ascii="Kaiti SC" w:hAnsi="Kaiti SC" w:eastAsia="Kaiti SC" w:cs="Kaiti SC"/>
-                <w:b w:val="0"/>
-                <w:sz w:val="19"/>
-              </w:rPr>
-              <w:t>SpaceX</w:t>
-            </w:r>
-          </w:p>
-        </w:tc>
-        <w:tc>
-          <w:tcPr>
-            <w:tcW w:type="dxa" w:w="2075"/>
-            <w:vAlign w:val="center"/>
-          </w:tcPr>
-          <w:p>
-            <w:pPr>
-              <w:spacing w:after="0" w:line="252" w:lineRule="auto"/>
-              <w:jc w:val="center"/>
-            </w:pPr>
-            <w:r/>
-            <w:r>
-              <w:rPr>
-                <w:rFonts w:ascii="Kaiti SC" w:hAnsi="Kaiti SC" w:eastAsia="Kaiti SC" w:cs="Kaiti SC"/>
-                <w:b w:val="0"/>
-                <w:sz w:val="19"/>
-              </w:rPr>
-              <w:t>其他动态</w:t>
-            </w:r>
-          </w:p>
-        </w:tc>
-        <w:tc>
-          <w:tcPr>
-            <w:tcW w:type="dxa" w:w="2075"/>
-            <w:vAlign w:val="center"/>
-          </w:tcPr>
-          <w:p>
-            <w:pPr>
-              <w:spacing w:after="0" w:line="252" w:lineRule="auto"/>
-            </w:pPr>
-            <w:r/>
-            <w:r>
-              <w:rPr>
-                <w:rFonts w:ascii="Kaiti SC" w:hAnsi="Kaiti SC" w:eastAsia="Kaiti SC" w:cs="Kaiti SC"/>
-                <w:b w:val="0"/>
-                <w:sz w:val="19"/>
-              </w:rPr>
-              <w:t>Path to Starship Flight 13 requires additional Booster 20 test</w:t>
-            </w:r>
-          </w:p>
-        </w:tc>
-      </w:tr>
-      <w:tr>
-        <w:trPr>
-          <w:cantSplit/>
-        </w:trPr>
-        <w:tc>
-          <w:tcPr>
-            <w:tcW w:type="dxa" w:w="2075"/>
-            <w:vAlign w:val="center"/>
-          </w:tcPr>
-          <w:p>
-            <w:pPr>
-              <w:spacing w:after="0" w:line="252" w:lineRule="auto"/>
-              <w:jc w:val="center"/>
-            </w:pPr>
-            <w:r/>
-            <w:r>
-              <w:rPr>
-                <w:rFonts w:ascii="Kaiti SC" w:hAnsi="Kaiti SC" w:eastAsia="Kaiti SC" w:cs="Kaiti SC"/>
-                <w:b w:val="0"/>
-                <w:sz w:val="19"/>
-              </w:rPr>
-              <w:t>2026-07-23</w:t>
-            </w:r>
-          </w:p>
-        </w:tc>
-        <w:tc>
-          <w:tcPr>
-            <w:tcW w:type="dxa" w:w="2075"/>
-            <w:vAlign w:val="center"/>
-          </w:tcPr>
-          <w:p>
-            <w:pPr>
-              <w:spacing w:after="0" w:line="252" w:lineRule="auto"/>
-              <w:jc w:val="center"/>
-            </w:pPr>
-            <w:r/>
-            <w:r>
-              <w:rPr>
-                <w:rFonts w:ascii="Kaiti SC" w:hAnsi="Kaiti SC" w:eastAsia="Kaiti SC" w:cs="Kaiti SC"/>
-                <w:b w:val="0"/>
-                <w:sz w:val="19"/>
-              </w:rPr>
-              <w:t>SpaceX</w:t>
-            </w:r>
-          </w:p>
-        </w:tc>
-        <w:tc>
-          <w:tcPr>
-            <w:tcW w:type="dxa" w:w="2075"/>
-            <w:vAlign w:val="center"/>
-          </w:tcPr>
-          <w:p>
-            <w:pPr>
-              <w:spacing w:after="0" w:line="252" w:lineRule="auto"/>
-              <w:jc w:val="center"/>
-            </w:pPr>
-            <w:r/>
-            <w:r>
-              <w:rPr>
-                <w:rFonts w:ascii="Kaiti SC" w:hAnsi="Kaiti SC" w:eastAsia="Kaiti SC" w:cs="Kaiti SC"/>
-                <w:b w:val="0"/>
-                <w:sz w:val="19"/>
-              </w:rPr>
-              <w:t>发射与任务</w:t>
-            </w:r>
-          </w:p>
-        </w:tc>
-        <w:tc>
-          <w:tcPr>
-            <w:tcW w:type="dxa" w:w="2075"/>
-            <w:vAlign w:val="center"/>
-          </w:tcPr>
-          <w:p>
-            <w:pPr>
-              <w:spacing w:after="0" w:line="252" w:lineRule="auto"/>
-            </w:pPr>
-            <w:r/>
-            <w:r>
-              <w:rPr>
-                <w:rFonts w:ascii="Kaiti SC" w:hAnsi="Kaiti SC" w:eastAsia="Kaiti SC" w:cs="Kaiti SC"/>
-                <w:b w:val="0"/>
-                <w:sz w:val="19"/>
-              </w:rPr>
-              <w:t>Artemis III Mission to feature live 4K video powered by Starlink lasers</w:t>
-            </w:r>
-          </w:p>
-        </w:tc>
-      </w:tr>
-      <w:tr>
-        <w:trPr>
-          <w:cantSplit/>
-        </w:trPr>
-        <w:tc>
-          <w:tcPr>
-            <w:tcW w:type="dxa" w:w="2075"/>
-            <w:vAlign w:val="center"/>
-          </w:tcPr>
-          <w:p>
-            <w:pPr>
-              <w:spacing w:after="0" w:line="252" w:lineRule="auto"/>
-              <w:jc w:val="center"/>
-            </w:pPr>
-            <w:r/>
-            <w:r>
-              <w:rPr>
-                <w:rFonts w:ascii="Kaiti SC" w:hAnsi="Kaiti SC" w:eastAsia="Kaiti SC" w:cs="Kaiti SC"/>
-                <w:b w:val="0"/>
-                <w:sz w:val="19"/>
-              </w:rPr>
-              <w:t>2026-07-22</w:t>
-            </w:r>
-          </w:p>
-        </w:tc>
-        <w:tc>
-          <w:tcPr>
-            <w:tcW w:type="dxa" w:w="2075"/>
-            <w:vAlign w:val="center"/>
-          </w:tcPr>
-          <w:p>
-            <w:pPr>
-              <w:spacing w:after="0" w:line="252" w:lineRule="auto"/>
-              <w:jc w:val="center"/>
-            </w:pPr>
-            <w:r/>
-            <w:r>
-              <w:rPr>
-                <w:rFonts w:ascii="Kaiti SC" w:hAnsi="Kaiti SC" w:eastAsia="Kaiti SC" w:cs="Kaiti SC"/>
-                <w:b w:val="0"/>
-                <w:sz w:val="19"/>
-              </w:rPr>
-              <w:t>微纳星空</w:t>
-            </w:r>
-          </w:p>
-        </w:tc>
-        <w:tc>
-          <w:tcPr>
-            <w:tcW w:type="dxa" w:w="2075"/>
-            <w:vAlign w:val="center"/>
-          </w:tcPr>
-          <w:p>
-            <w:pPr>
-              <w:spacing w:after="0" w:line="252" w:lineRule="auto"/>
-              <w:jc w:val="center"/>
-            </w:pPr>
-            <w:r/>
-            <w:r>
-              <w:rPr>
-                <w:rFonts w:ascii="Kaiti SC" w:hAnsi="Kaiti SC" w:eastAsia="Kaiti SC" w:cs="Kaiti SC"/>
-                <w:b w:val="0"/>
-                <w:sz w:val="19"/>
-              </w:rPr>
-              <w:t>发射与任务</w:t>
-            </w:r>
-          </w:p>
-        </w:tc>
-        <w:tc>
-          <w:tcPr>
-            <w:tcW w:type="dxa" w:w="2075"/>
-            <w:vAlign w:val="center"/>
-          </w:tcPr>
-          <w:p>
-            <w:pPr>
-              <w:spacing w:after="0" w:line="252" w:lineRule="auto"/>
-            </w:pPr>
-            <w:r/>
-            <w:r>
-              <w:rPr>
-                <w:rFonts w:ascii="Kaiti SC" w:hAnsi="Kaiti SC" w:eastAsia="Kaiti SC" w:cs="Kaiti SC"/>
-                <w:b w:val="0"/>
-                <w:sz w:val="19"/>
-              </w:rPr>
-              <w:t>引力一号遥四运载火箭发射成功，微纳星空“东坡”系列卫星 1.5 小时完成首批遥感影像回传 - finance.sina.com.cn</w:t>
-            </w:r>
-          </w:p>
-        </w:tc>
-      </w:tr>
-      <w:tr>
-        <w:trPr>
-          <w:cantSplit/>
-        </w:trPr>
-        <w:tc>
-          <w:tcPr>
-            <w:tcW w:type="dxa" w:w="2075"/>
-            <w:vAlign w:val="center"/>
-          </w:tcPr>
-          <w:p>
-            <w:pPr>
-              <w:spacing w:after="0" w:line="252" w:lineRule="auto"/>
-              <w:jc w:val="center"/>
-            </w:pPr>
-            <w:r/>
-            <w:r>
-              <w:rPr>
-                <w:rFonts w:ascii="Kaiti SC" w:hAnsi="Kaiti SC" w:eastAsia="Kaiti SC" w:cs="Kaiti SC"/>
-                <w:b w:val="0"/>
-                <w:sz w:val="19"/>
-              </w:rPr>
-              <w:t>2026-07-22</w:t>
-            </w:r>
-          </w:p>
-        </w:tc>
-        <w:tc>
-          <w:tcPr>
-            <w:tcW w:type="dxa" w:w="2075"/>
-            <w:vAlign w:val="center"/>
-          </w:tcPr>
-          <w:p>
-            <w:pPr>
-              <w:spacing w:after="0" w:line="252" w:lineRule="auto"/>
-              <w:jc w:val="center"/>
-            </w:pPr>
-            <w:r/>
-            <w:r>
-              <w:rPr>
-                <w:rFonts w:ascii="Kaiti SC" w:hAnsi="Kaiti SC" w:eastAsia="Kaiti SC" w:cs="Kaiti SC"/>
-                <w:b w:val="0"/>
-                <w:sz w:val="19"/>
-              </w:rPr>
-              <w:t>SpaceX</w:t>
-            </w:r>
-          </w:p>
-        </w:tc>
-        <w:tc>
-          <w:tcPr>
-            <w:tcW w:type="dxa" w:w="2075"/>
-            <w:vAlign w:val="center"/>
-          </w:tcPr>
-          <w:p>
-            <w:pPr>
-              <w:spacing w:after="0" w:line="252" w:lineRule="auto"/>
-              <w:jc w:val="center"/>
-            </w:pPr>
-            <w:r/>
-            <w:r>
-              <w:rPr>
-                <w:rFonts w:ascii="Kaiti SC" w:hAnsi="Kaiti SC" w:eastAsia="Kaiti SC" w:cs="Kaiti SC"/>
-                <w:b w:val="0"/>
-                <w:sz w:val="19"/>
-              </w:rPr>
-              <w:t>发射与任务</w:t>
-            </w:r>
-          </w:p>
-        </w:tc>
-        <w:tc>
-          <w:tcPr>
-            <w:tcW w:type="dxa" w:w="2075"/>
-            <w:vAlign w:val="center"/>
-          </w:tcPr>
-          <w:p>
-            <w:pPr>
-              <w:spacing w:after="0" w:line="252" w:lineRule="auto"/>
-            </w:pPr>
-            <w:r/>
-            <w:r>
-              <w:rPr>
-                <w:rFonts w:ascii="Kaiti SC" w:hAnsi="Kaiti SC" w:eastAsia="Kaiti SC" w:cs="Kaiti SC"/>
-                <w:b w:val="0"/>
-                <w:sz w:val="19"/>
-              </w:rPr>
-              <w:t>SpaceX launches satellite repair drone with 10-foot robotic arms to Earth orbit (video) - Space</w:t>
-            </w:r>
-          </w:p>
-        </w:tc>
-      </w:tr>
-      <w:tr>
-        <w:trPr>
-          <w:cantSplit/>
-        </w:trPr>
-        <w:tc>
-          <w:tcPr>
-            <w:tcW w:type="dxa" w:w="2075"/>
-            <w:vAlign w:val="center"/>
-          </w:tcPr>
-          <w:p>
-            <w:pPr>
-              <w:spacing w:after="0" w:line="252" w:lineRule="auto"/>
-              <w:jc w:val="center"/>
-            </w:pPr>
-            <w:r/>
-            <w:r>
-              <w:rPr>
-                <w:rFonts w:ascii="Kaiti SC" w:hAnsi="Kaiti SC" w:eastAsia="Kaiti SC" w:cs="Kaiti SC"/>
-                <w:b w:val="0"/>
-                <w:sz w:val="19"/>
-              </w:rPr>
-              <w:t>2026-07-25</w:t>
-            </w:r>
-          </w:p>
-        </w:tc>
-        <w:tc>
-          <w:tcPr>
-            <w:tcW w:type="dxa" w:w="2075"/>
-            <w:vAlign w:val="center"/>
-          </w:tcPr>
-          <w:p>
-            <w:pPr>
-              <w:spacing w:after="0" w:line="252" w:lineRule="auto"/>
-              <w:jc w:val="center"/>
-            </w:pPr>
-            <w:r/>
-            <w:r>
-              <w:rPr>
-                <w:rFonts w:ascii="Kaiti SC" w:hAnsi="Kaiti SC" w:eastAsia="Kaiti SC" w:cs="Kaiti SC"/>
-                <w:b w:val="0"/>
-                <w:sz w:val="19"/>
-              </w:rPr>
-              <w:t>SpaceX</w:t>
-            </w:r>
-          </w:p>
-        </w:tc>
-        <w:tc>
-          <w:tcPr>
-            <w:tcW w:type="dxa" w:w="2075"/>
-            <w:vAlign w:val="center"/>
-          </w:tcPr>
-          <w:p>
-            <w:pPr>
-              <w:spacing w:after="0" w:line="252" w:lineRule="auto"/>
-              <w:jc w:val="center"/>
-            </w:pPr>
-            <w:r/>
-            <w:r>
-              <w:rPr>
-                <w:rFonts w:ascii="Kaiti SC" w:hAnsi="Kaiti SC" w:eastAsia="Kaiti SC" w:cs="Kaiti SC"/>
-                <w:b w:val="0"/>
-                <w:sz w:val="19"/>
-              </w:rPr>
-              <w:t>市场与股价</w:t>
-            </w:r>
-          </w:p>
-        </w:tc>
-        <w:tc>
-          <w:tcPr>
-            <w:tcW w:type="dxa" w:w="2075"/>
-            <w:vAlign w:val="center"/>
-          </w:tcPr>
-          <w:p>
-            <w:pPr>
-              <w:spacing w:after="0" w:line="252" w:lineRule="auto"/>
-            </w:pPr>
-            <w:r/>
-            <w:r>
-              <w:rPr>
-                <w:rFonts w:ascii="Kaiti SC" w:hAnsi="Kaiti SC" w:eastAsia="Kaiti SC" w:cs="Kaiti SC"/>
-                <w:b w:val="0"/>
-                <w:sz w:val="19"/>
-              </w:rPr>
-              <w:t>SpaceX launches massive Starship rocket in first test flight since IPO - CNBC</w:t>
+              <w:t>Rebuild after explosion: When we could see a Blue Origin launch from Florida's Space Coast - WESH</w:t>
             </w:r>
           </w:p>
         </w:tc>
@@ -2105,7 +2105,7 @@
           <w:rFonts w:ascii="Kaiti SC" w:hAnsi="Kaiti SC" w:eastAsia="Kaiti SC" w:cs="Kaiti SC"/>
           <w:sz w:val="21"/>
         </w:rPr>
-        <w:t>SpaceX：Successful Flight for Starship IFT-13 （2026-07-26；Broadband Breakfast、KeepTrack、SatellitePro ME）</w:t>
+        <w:t>中科宇航：中科宇航与星际数链签署高轨发射意向合同 力箭二号运载火箭高轨发射任务启动 - 证券时报 （2026-08-02；DoNews、Jiemian.com、SOHU）</w:t>
       </w:r>
     </w:p>
     <w:p>
@@ -2126,7 +2126,7 @@
           <w:rFonts w:ascii="Kaiti SC" w:hAnsi="Kaiti SC" w:eastAsia="Kaiti SC" w:cs="Kaiti SC"/>
           <w:sz w:val="21"/>
         </w:rPr>
-        <w:t>SpaceX：Live Coverage: SpaceX Falcon 9 to launch Starlink satellites from West Coast （2026-07-25；Curated RSS provider contract.、Space、Spaceflight Now）</w:t>
+        <w:t>SpaceX：NASA, SpaceX Advance Wind Tunnel Tests for Starship Rocket （2026-08-02；Breakingthenews.net、Broadband Breakfast、Fox Business）</w:t>
       </w:r>
     </w:p>
     <w:p>
@@ -2147,7 +2147,7 @@
           <w:rFonts w:ascii="Kaiti SC" w:hAnsi="Kaiti SC" w:eastAsia="Kaiti SC" w:cs="Kaiti SC"/>
           <w:sz w:val="21"/>
         </w:rPr>
-        <w:t>中科宇航：一箭五星！力箭一号遥十五运载火箭成功发射 - 新浪财经 （2026-07-25；21财经、CCTV、China Daily）</w:t>
+        <w:t>中科宇航：力箭一号遥十八运载火箭顺利出厂 - 证券时报 （2026-07-31；凤凰网、凤凰网科技、观点网）</w:t>
       </w:r>
     </w:p>
     <w:p>
@@ -2168,7 +2168,7 @@
           <w:rFonts w:ascii="Kaiti SC" w:hAnsi="Kaiti SC" w:eastAsia="Kaiti SC" w:cs="Kaiti SC"/>
           <w:sz w:val="21"/>
         </w:rPr>
-        <w:t>SpaceX：SpaceX launches Northrop mission to extend the life of aging satellites （2026-07-25；Curated RSS provider contract.、Florida Today、KSBY News）</w:t>
+        <w:t>Blue Origin：Blue Origin to test New Glenn upper stages at Stennis （2026-07-28；SpaceNews、bing.com）</w:t>
       </w:r>
     </w:p>
     <w:p>
@@ -2189,7 +2189,7 @@
           <w:rFonts w:ascii="Kaiti SC" w:hAnsi="Kaiti SC" w:eastAsia="Kaiti SC" w:cs="Kaiti SC"/>
           <w:sz w:val="21"/>
         </w:rPr>
-        <w:t>Blue Origin：After Blue Origin's Huge Explosion, Will It Be Able To Launch To The Moon This Year? - Yahoo （2026-07-25；Yahoo、bing.com）</w:t>
+        <w:t>Blue Origin：Blue Origin Blew Up Its Launch Pad, So NASA Will Invite Its Rockets Over For Testing - Jalopnik （2026-07-31；Jalopnik、Yahoo）</w:t>
       </w:r>
     </w:p>
     <w:p>
@@ -2210,7 +2210,7 @@
           <w:rFonts w:ascii="Kaiti SC" w:hAnsi="Kaiti SC" w:eastAsia="Kaiti SC" w:cs="Kaiti SC"/>
           <w:sz w:val="21"/>
         </w:rPr>
-        <w:t>中科宇航：CAS Space Locks In Monthly Kinetica-1 Launches as China’s 2026 Surge Accelerates - Tech Times （2026-07-25；Tech Times、bing.com）</w:t>
+        <w:t>SpaceX：Recent photos show SpaceX Falcon 9 rocket launching in US - USA Today （2026-07-30；The Desert Sun、USA Today）</w:t>
       </w:r>
     </w:p>
     <w:p>
@@ -2231,7 +2231,7 @@
           <w:rFonts w:ascii="Kaiti SC" w:hAnsi="Kaiti SC" w:eastAsia="Kaiti SC" w:cs="Kaiti SC"/>
           <w:sz w:val="21"/>
         </w:rPr>
-        <w:t>SpaceX：Falcon 9’s rare upper stage failure left 20 Starlink satellites stranded （2026-07-22；KeepTrack、Space、Spaceflight Now）</w:t>
+        <w:t>中科宇航：中科宇航全面攻坚可复用运载器研发：力鸿二号年内完成回收首飞 - 新浪财经 （2026-07-28；新浪财经）</w:t>
       </w:r>
     </w:p>
     <w:p>
@@ -2252,7 +2252,7 @@
           <w:rFonts w:ascii="Kaiti SC" w:hAnsi="Kaiti SC" w:eastAsia="Kaiti SC" w:cs="Kaiti SC"/>
           <w:sz w:val="21"/>
         </w:rPr>
-        <w:t>星河动力：可复用国产民营中大型液体火箭星河动力智神星一号8月下旬首飞- 科学探索 - cnBeta.COM （2026-07-21；QQ News、cnBeta.COM、finance.sina.com.cn）</w:t>
+        <w:t>中科宇航：中科宇航力鸿二号计划今年完成首飞及百公里级回收验证，将搭载太空旅游可穿戴监测设备 - 新浪财经 （2026-07-28；新浪财经）</w:t>
       </w:r>
     </w:p>
     <w:p>
@@ -2286,7 +2286,7 @@
           <w:rFonts w:ascii="Kaiti SC" w:hAnsi="Kaiti SC" w:eastAsia="Kaiti SC" w:cs="Kaiti SC"/>
           <w:sz w:val="21"/>
         </w:rPr>
-        <w:t>Blue Origin：NASA, Blue Origin partnership to include testing at Stennis Space Center - fox10tv.com （2026-07-25；WDAM-TV、WLOX、bing.com）</w:t>
+        <w:t>Blue Origin：U.S. Air Force expands Blue Origin rocket cargo contract （2026-08-02；SpaceNews）</w:t>
       </w:r>
     </w:p>
     <w:p>
@@ -2320,7 +2320,7 @@
           <w:rFonts w:ascii="Kaiti SC" w:hAnsi="Kaiti SC" w:eastAsia="Kaiti SC" w:cs="Kaiti SC"/>
           <w:sz w:val="21"/>
         </w:rPr>
-        <w:t>Blue Origin：Jeff Bezos Put $2 Billion of His Own Money Into Blue Origin's First Outside Funding Round （2026-07-25；bing.com）</w:t>
+        <w:t>蓝箭鸿擎：乾照光电：旗下商业航天基金参与鸿擎科技Pre-B轮融资 - 新浪财经 （2026-07-29；中证网、新浪财经）</w:t>
       </w:r>
     </w:p>
     <w:p>
@@ -2354,20 +2354,7 @@
           <w:rFonts w:ascii="Kaiti SC" w:hAnsi="Kaiti SC" w:eastAsia="Kaiti SC" w:cs="Kaiti SC"/>
           <w:sz w:val="21"/>
         </w:rPr>
-        <w:t>SpaceX：SpaceX launches massive Starship rocket in first test flight since IPO - CNBC （2026-07-25；CNBC、bing.com）</w:t>
-      </w:r>
-    </w:p>
-    <w:p>
-      <w:pPr>
-        <w:pStyle w:val="Heading1"/>
-      </w:pPr>
-      <w:r>
-        <w:rPr>
-          <w:rFonts w:ascii="Kaiti SC" w:hAnsi="Kaiti SC" w:eastAsia="Kaiti SC" w:cs="Kaiti SC"/>
-          <w:b/>
-          <w:sz w:val="21"/>
-        </w:rPr>
-        <w:t>7. 其他动态</w:t>
+        <w:t>SpaceX：What a $1,000 Investment in SpaceX at IPO Would Be Worth Today and What Comes Next （2026-07-30；bing.com）</w:t>
       </w:r>
     </w:p>
     <w:p>
@@ -2388,7 +2375,7 @@
           <w:rFonts w:ascii="Kaiti SC" w:hAnsi="Kaiti SC" w:eastAsia="Kaiti SC" w:cs="Kaiti SC"/>
           <w:sz w:val="21"/>
         </w:rPr>
-        <w:t>Blue Origin：Blue Origin to conduct New Glenn second stage hot fires on Stennis B-2 stand （2026-07-25；Blue Origin、NASASpaceflight、Yahoo）</w:t>
+        <w:t>SpaceX：As SpaceX Shares Continue To Plummet, One Analyst Says Now Is the Time To Buy With 110% Upside （2026-07-28；bing.com）</w:t>
       </w:r>
     </w:p>
     <w:p>
@@ -2409,7 +2396,20 @@
           <w:rFonts w:ascii="Kaiti SC" w:hAnsi="Kaiti SC" w:eastAsia="Kaiti SC" w:cs="Kaiti SC"/>
           <w:sz w:val="21"/>
         </w:rPr>
-        <w:t>SpaceX：Here's how SpaceX's Starlink satellites are helping find lost dogs - Florida Today （2026-07-24；Florida Today、bing.com）</w:t>
+        <w:t>SpaceX：SpaceX Demonstrates Starfall Capsule as Liquidity Event Accelerates In-Space Manufacturing Ventures （2026-08-02；satnews.com）</w:t>
+      </w:r>
+    </w:p>
+    <w:p>
+      <w:pPr>
+        <w:pStyle w:val="Heading1"/>
+      </w:pPr>
+      <w:r>
+        <w:rPr>
+          <w:rFonts w:ascii="Kaiti SC" w:hAnsi="Kaiti SC" w:eastAsia="Kaiti SC" w:cs="Kaiti SC"/>
+          <w:b/>
+          <w:sz w:val="21"/>
+        </w:rPr>
+        <w:t>7. 产品与技术</w:t>
       </w:r>
     </w:p>
     <w:p>
@@ -2430,7 +2430,20 @@
           <w:rFonts w:ascii="Kaiti SC" w:hAnsi="Kaiti SC" w:eastAsia="Kaiti SC" w:cs="Kaiti SC"/>
           <w:sz w:val="21"/>
         </w:rPr>
-        <w:t>SpaceX：Path to Starship Flight 13 requires additional Booster 20 test （2026-07-24；Curated RSS provider contract.、NASASpaceflight、bing.com）</w:t>
+        <w:t>垣信卫星：“千帆星座”卫星终端产品首次亮相，飞机乘客能看直播，手机能直连卫星通话 - eastmoney.com （2026-08-01；eastmoney.com、东方财富）</w:t>
+      </w:r>
+    </w:p>
+    <w:p>
+      <w:pPr>
+        <w:pStyle w:val="Heading1"/>
+      </w:pPr>
+      <w:r>
+        <w:rPr>
+          <w:rFonts w:ascii="Kaiti SC" w:hAnsi="Kaiti SC" w:eastAsia="Kaiti SC" w:cs="Kaiti SC"/>
+          <w:b/>
+          <w:sz w:val="21"/>
+        </w:rPr>
+        <w:t>8. 其他动态</w:t>
       </w:r>
     </w:p>
     <w:p>
@@ -2451,7 +2464,7 @@
           <w:rFonts w:ascii="Kaiti SC" w:hAnsi="Kaiti SC" w:eastAsia="Kaiti SC" w:cs="Kaiti SC"/>
           <w:sz w:val="21"/>
         </w:rPr>
-        <w:t>星际荣耀：四川星际荣耀航天动力有限责任公司注册资本增至1.5亿元 - 东方财富 （2026-07-22；finance.sina.com.cn、东方财富）</w:t>
+        <w:t>SpaceX：Jim Cramer Says ‘Never Count This Man Out’ as Elon Musk Calls Starlink V3 a ‘Gamechanger’ After SpaceX’s Next-Generation Satellites Reach Space （2026-08-01；Fortune、Latest news from Azerbaijan、Phys.org）</w:t>
       </w:r>
     </w:p>
     <w:p>
@@ -2472,7 +2485,7 @@
           <w:rFonts w:ascii="Kaiti SC" w:hAnsi="Kaiti SC" w:eastAsia="Kaiti SC" w:cs="Kaiti SC"/>
           <w:sz w:val="21"/>
         </w:rPr>
-        <w:t>SpaceX：SpaceX Has a $1.6 Trillion Opportunity That May Eclipse Its AI Business （2026-07-24；bing.com）</w:t>
+        <w:t>Blue Origin：Blue Origin continues rebuilding LC-36, prepares testing alternatives for New Glenn second stage （2026-07-31；425business.com、NASASpaceflight、autoevolution）</w:t>
       </w:r>
     </w:p>
     <w:p>
@@ -2493,7 +2506,70 @@
           <w:rFonts w:ascii="Kaiti SC" w:hAnsi="Kaiti SC" w:eastAsia="Kaiti SC" w:cs="Kaiti SC"/>
           <w:sz w:val="21"/>
         </w:rPr>
-        <w:t>SpaceX：SpaceX Drops 5%, Rocket Lab Falls 7%, AST SpaceMobile Slides 4% as Jittery Market Awaits Tonight’s Crucial Test Flight （2026-07-25；SpaceX、bing.com）</w:t>
+        <w:t>蓝箭鸿擎：乾照光电联合发起产业基金投资鸿擎科技，深化卫星互联网产业链布局 - 投影时代 （2026-07-30；finance.sina.com.cn、投影时代、新浪财经）</w:t>
+      </w:r>
+    </w:p>
+    <w:p>
+      <w:pPr>
+        <w:keepLines/>
+        <w:spacing w:after="60"/>
+        <w:ind w:left="369" w:hanging="227"/>
+      </w:pPr>
+      <w:r>
+        <w:rPr>
+          <w:rFonts w:ascii="Kaiti SC" w:hAnsi="Kaiti SC" w:eastAsia="Kaiti SC" w:cs="Kaiti SC"/>
+          <w:sz w:val="21"/>
+        </w:rPr>
+        <w:t xml:space="preserve">➢ </w:t>
+      </w:r>
+      <w:r>
+        <w:rPr>
+          <w:rFonts w:ascii="Kaiti SC" w:hAnsi="Kaiti SC" w:eastAsia="Kaiti SC" w:cs="Kaiti SC"/>
+          <w:sz w:val="21"/>
+        </w:rPr>
+        <w:t>SpaceX：Billionaire Bill Ackman called SpaceX's Starlink a "near monopoly" in global satellite internet, but said he won't buy the stock （2026-07-31；bing.com）</w:t>
+      </w:r>
+    </w:p>
+    <w:p>
+      <w:pPr>
+        <w:keepLines/>
+        <w:spacing w:after="60"/>
+        <w:ind w:left="369" w:hanging="227"/>
+      </w:pPr>
+      <w:r>
+        <w:rPr>
+          <w:rFonts w:ascii="Kaiti SC" w:hAnsi="Kaiti SC" w:eastAsia="Kaiti SC" w:cs="Kaiti SC"/>
+          <w:sz w:val="21"/>
+        </w:rPr>
+        <w:t xml:space="preserve">➢ </w:t>
+      </w:r>
+      <w:r>
+        <w:rPr>
+          <w:rFonts w:ascii="Kaiti SC" w:hAnsi="Kaiti SC" w:eastAsia="Kaiti SC" w:cs="Kaiti SC"/>
+          <w:sz w:val="21"/>
+        </w:rPr>
+        <w:t>SpaceX：SpaceX's Starship seen in space by next-gen Starlink satellite (video) - space.com （2026-08-01；Encyclopedia Britannica、space.com）</w:t>
+      </w:r>
+    </w:p>
+    <w:p>
+      <w:pPr>
+        <w:keepLines/>
+        <w:spacing w:after="60"/>
+        <w:ind w:left="369" w:hanging="227"/>
+      </w:pPr>
+      <w:r>
+        <w:rPr>
+          <w:rFonts w:ascii="Kaiti SC" w:hAnsi="Kaiti SC" w:eastAsia="Kaiti SC" w:cs="Kaiti SC"/>
+          <w:sz w:val="21"/>
+        </w:rPr>
+        <w:t xml:space="preserve">➢ </w:t>
+      </w:r>
+      <w:r>
+        <w:rPr>
+          <w:rFonts w:ascii="Kaiti SC" w:hAnsi="Kaiti SC" w:eastAsia="Kaiti SC" w:cs="Kaiti SC"/>
+          <w:sz w:val="21"/>
+        </w:rPr>
+        <w:t>宇石空间：极擎动力获宇石空间天使轮投资 - 东方财富 （2026-07-28；东方财富）</w:t>
       </w:r>
     </w:p>
     <w:p>
@@ -2506,7 +2582,7 @@
           <w:b/>
           <w:sz w:val="21"/>
         </w:rPr>
-        <w:t>8. 公司动态概览</w:t>
+        <w:t>9. 公司动态概览</w:t>
       </w:r>
     </w:p>
     <w:tbl>
@@ -2652,7 +2728,7 @@
                 <w:b w:val="0"/>
                 <w:sz w:val="19"/>
               </w:rPr>
-              <w:t>149</w:t>
+              <w:t>75</w:t>
             </w:r>
           </w:p>
         </w:tc>
@@ -2673,7 +2749,7 @@
                 <w:b w:val="0"/>
                 <w:sz w:val="19"/>
               </w:rPr>
-              <w:t>发射与任务、市场与股价、其他动态、监管与政策</w:t>
+              <w:t>发射与任务、市场与股价、其他动态</w:t>
             </w:r>
           </w:p>
         </w:tc>
@@ -2693,7 +2769,94 @@
                 <w:b w:val="0"/>
                 <w:sz w:val="19"/>
               </w:rPr>
-              <w:t>Successful Flight for Starship IFT-13</w:t>
+              <w:t>NASA, SpaceX Advance Wind Tunnel Tests for Starship Rocket</w:t>
+            </w:r>
+          </w:p>
+        </w:tc>
+      </w:tr>
+      <w:tr>
+        <w:trPr>
+          <w:cantSplit/>
+        </w:trPr>
+        <w:tc>
+          <w:tcPr>
+            <w:tcW w:type="dxa" w:w="2075"/>
+            <w:vAlign w:val="center"/>
+          </w:tcPr>
+          <w:p>
+            <w:pPr>
+              <w:spacing w:after="0" w:line="252" w:lineRule="auto"/>
+            </w:pPr>
+            <w:r/>
+            <w:r>
+              <w:rPr>
+                <w:rFonts w:ascii="Kaiti SC" w:hAnsi="Kaiti SC" w:eastAsia="Kaiti SC" w:cs="Kaiti SC"/>
+                <w:b w:val="0"/>
+                <w:sz w:val="19"/>
+              </w:rPr>
+              <w:t>Blue Origin</w:t>
+            </w:r>
+          </w:p>
+        </w:tc>
+        <w:tc>
+          <w:tcPr>
+            <w:tcW w:type="dxa" w:w="2075"/>
+            <w:vAlign w:val="center"/>
+          </w:tcPr>
+          <w:p>
+            <w:pPr>
+              <w:spacing w:after="0" w:line="252" w:lineRule="auto"/>
+              <w:jc w:val="center"/>
+            </w:pPr>
+            <w:r/>
+            <w:r>
+              <w:rPr>
+                <w:rFonts w:ascii="Kaiti SC" w:hAnsi="Kaiti SC" w:eastAsia="Kaiti SC" w:cs="Kaiti SC"/>
+                <w:b w:val="0"/>
+                <w:sz w:val="19"/>
+              </w:rPr>
+              <w:t>33</w:t>
+            </w:r>
+          </w:p>
+        </w:tc>
+        <w:tc>
+          <w:tcPr>
+            <w:tcW w:type="dxa" w:w="2075"/>
+            <w:vAlign w:val="center"/>
+          </w:tcPr>
+          <w:p>
+            <w:pPr>
+              <w:spacing w:after="0" w:line="252" w:lineRule="auto"/>
+              <w:jc w:val="center"/>
+            </w:pPr>
+            <w:r/>
+            <w:r>
+              <w:rPr>
+                <w:rFonts w:ascii="Kaiti SC" w:hAnsi="Kaiti SC" w:eastAsia="Kaiti SC" w:cs="Kaiti SC"/>
+                <w:b w:val="0"/>
+                <w:sz w:val="19"/>
+              </w:rPr>
+              <w:t>订单与合作、其他动态、市场与股价、发射与任务</w:t>
+            </w:r>
+          </w:p>
+        </w:tc>
+        <w:tc>
+          <w:tcPr>
+            <w:tcW w:type="dxa" w:w="2075"/>
+            <w:vAlign w:val="center"/>
+          </w:tcPr>
+          <w:p>
+            <w:pPr>
+              <w:spacing w:after="0" w:line="252" w:lineRule="auto"/>
+            </w:pPr>
+            <w:r/>
+            <w:r>
+              <w:rPr>
+                <w:rFonts w:ascii="Kaiti SC" w:hAnsi="Kaiti SC" w:eastAsia="Kaiti SC" w:cs="Kaiti SC"/>
+                <w:b w:val="0"/>
+                <w:sz w:val="19"/>
+              </w:rPr>
+              <w:t>U.S. Air Force expands Blue Origin rocket cargo contract</w:t>
             </w:r>
           </w:p>
         </w:tc>
@@ -2739,7 +2902,7 @@
                 <w:b w:val="0"/>
                 <w:sz w:val="19"/>
               </w:rPr>
-              <w:t>85</w:t>
+              <w:t>18</w:t>
             </w:r>
           </w:p>
         </w:tc>
@@ -2760,7 +2923,7 @@
                 <w:b w:val="0"/>
                 <w:sz w:val="19"/>
               </w:rPr>
-              <w:t>发射与任务、其他动态</w:t>
+              <w:t>发射与任务、订单与合作</w:t>
             </w:r>
           </w:p>
         </w:tc>
@@ -2780,94 +2943,7 @@
                 <w:b w:val="0"/>
                 <w:sz w:val="19"/>
               </w:rPr>
-              <w:t>一箭五星！力箭一号遥十五运载火箭成功发射 - 新浪财经</w:t>
-            </w:r>
-          </w:p>
-        </w:tc>
-      </w:tr>
-      <w:tr>
-        <w:trPr>
-          <w:cantSplit/>
-        </w:trPr>
-        <w:tc>
-          <w:tcPr>
-            <w:tcW w:type="dxa" w:w="2075"/>
-            <w:vAlign w:val="center"/>
-          </w:tcPr>
-          <w:p>
-            <w:pPr>
-              <w:spacing w:after="0" w:line="252" w:lineRule="auto"/>
-            </w:pPr>
-            <w:r/>
-            <w:r>
-              <w:rPr>
-                <w:rFonts w:ascii="Kaiti SC" w:hAnsi="Kaiti SC" w:eastAsia="Kaiti SC" w:cs="Kaiti SC"/>
-                <w:b w:val="0"/>
-                <w:sz w:val="19"/>
-              </w:rPr>
-              <w:t>Blue Origin</w:t>
-            </w:r>
-          </w:p>
-        </w:tc>
-        <w:tc>
-          <w:tcPr>
-            <w:tcW w:type="dxa" w:w="2075"/>
-            <w:vAlign w:val="center"/>
-          </w:tcPr>
-          <w:p>
-            <w:pPr>
-              <w:spacing w:after="0" w:line="252" w:lineRule="auto"/>
-              <w:jc w:val="center"/>
-            </w:pPr>
-            <w:r/>
-            <w:r>
-              <w:rPr>
-                <w:rFonts w:ascii="Kaiti SC" w:hAnsi="Kaiti SC" w:eastAsia="Kaiti SC" w:cs="Kaiti SC"/>
-                <w:b w:val="0"/>
-                <w:sz w:val="19"/>
-              </w:rPr>
-              <w:t>31</w:t>
-            </w:r>
-          </w:p>
-        </w:tc>
-        <w:tc>
-          <w:tcPr>
-            <w:tcW w:type="dxa" w:w="2075"/>
-            <w:vAlign w:val="center"/>
-          </w:tcPr>
-          <w:p>
-            <w:pPr>
-              <w:spacing w:after="0" w:line="252" w:lineRule="auto"/>
-              <w:jc w:val="center"/>
-            </w:pPr>
-            <w:r/>
-            <w:r>
-              <w:rPr>
-                <w:rFonts w:ascii="Kaiti SC" w:hAnsi="Kaiti SC" w:eastAsia="Kaiti SC" w:cs="Kaiti SC"/>
-                <w:b w:val="0"/>
-                <w:sz w:val="19"/>
-              </w:rPr>
-              <w:t>其他动态、融资与资本、订单与合作、发射与任务</w:t>
-            </w:r>
-          </w:p>
-        </w:tc>
-        <w:tc>
-          <w:tcPr>
-            <w:tcW w:type="dxa" w:w="2075"/>
-            <w:vAlign w:val="center"/>
-          </w:tcPr>
-          <w:p>
-            <w:pPr>
-              <w:spacing w:after="0" w:line="252" w:lineRule="auto"/>
-            </w:pPr>
-            <w:r/>
-            <w:r>
-              <w:rPr>
-                <w:rFonts w:ascii="Kaiti SC" w:hAnsi="Kaiti SC" w:eastAsia="Kaiti SC" w:cs="Kaiti SC"/>
-                <w:b w:val="0"/>
-                <w:sz w:val="19"/>
-              </w:rPr>
-              <w:t>NASA to Support Blue Origin New Glenn Rocket Testing, Advance Artemis</w:t>
+              <w:t>中科宇航与星际数链签署高轨发射意向合同 力箭二号运载火箭高轨发射任务启动 - 证券时报</w:t>
             </w:r>
           </w:p>
         </w:tc>
@@ -2913,7 +2989,7 @@
                 <w:b w:val="0"/>
                 <w:sz w:val="19"/>
               </w:rPr>
-              <w:t>5</w:t>
+              <w:t>7</w:t>
             </w:r>
           </w:p>
         </w:tc>
@@ -2934,7 +3010,7 @@
                 <w:b w:val="0"/>
                 <w:sz w:val="19"/>
               </w:rPr>
-              <w:t>发射与任务、其他动态</w:t>
+              <w:t>产品与技术、市场与股价、其他动态</w:t>
             </w:r>
           </w:p>
         </w:tc>
@@ -2954,7 +3030,7 @@
                 <w:b w:val="0"/>
                 <w:sz w:val="19"/>
               </w:rPr>
-              <w:t>朱雀三号遥一运载火箭飞行试验任务完成第一阶段工作『航天视窗』 - finance.sina.com.cn</w:t>
+              <w:t>“朱雀三号”亮相火箭大街 - 新浪财经</w:t>
             </w:r>
           </w:p>
         </w:tc>
@@ -2979,7 +3055,7 @@
                 <w:b w:val="0"/>
                 <w:sz w:val="19"/>
               </w:rPr>
-              <w:t>微纳星空</w:t>
+              <w:t>蓝箭鸿擎</w:t>
             </w:r>
           </w:p>
         </w:tc>
@@ -3000,7 +3076,7 @@
                 <w:b w:val="0"/>
                 <w:sz w:val="19"/>
               </w:rPr>
-              <w:t>3</w:t>
+              <w:t>7</w:t>
             </w:r>
           </w:p>
         </w:tc>
@@ -3021,7 +3097,7 @@
                 <w:b w:val="0"/>
                 <w:sz w:val="19"/>
               </w:rPr>
-              <w:t>发射与任务</w:t>
+              <w:t>其他动态、融资与资本</w:t>
             </w:r>
           </w:p>
         </w:tc>
@@ -3041,7 +3117,355 @@
                 <w:b w:val="0"/>
                 <w:sz w:val="19"/>
               </w:rPr>
-              <w:t>微纳星空与环天智慧联合研制的六颗“东坡”系列卫星在东海海域成功发射央广网2026 - 财富号</w:t>
+              <w:t>乾照光电联合发起产业基金投资鸿擎科技，深化卫星互联网产业链布局 - 投影时代</w:t>
+            </w:r>
+          </w:p>
+        </w:tc>
+      </w:tr>
+      <w:tr>
+        <w:trPr>
+          <w:cantSplit/>
+        </w:trPr>
+        <w:tc>
+          <w:tcPr>
+            <w:tcW w:type="dxa" w:w="2075"/>
+            <w:vAlign w:val="center"/>
+          </w:tcPr>
+          <w:p>
+            <w:pPr>
+              <w:spacing w:after="0" w:line="252" w:lineRule="auto"/>
+            </w:pPr>
+            <w:r/>
+            <w:r>
+              <w:rPr>
+                <w:rFonts w:ascii="Kaiti SC" w:hAnsi="Kaiti SC" w:eastAsia="Kaiti SC" w:cs="Kaiti SC"/>
+                <w:b w:val="0"/>
+                <w:sz w:val="19"/>
+              </w:rPr>
+              <w:t>垣信卫星</w:t>
+            </w:r>
+          </w:p>
+        </w:tc>
+        <w:tc>
+          <w:tcPr>
+            <w:tcW w:type="dxa" w:w="2075"/>
+            <w:vAlign w:val="center"/>
+          </w:tcPr>
+          <w:p>
+            <w:pPr>
+              <w:spacing w:after="0" w:line="252" w:lineRule="auto"/>
+              <w:jc w:val="center"/>
+            </w:pPr>
+            <w:r/>
+            <w:r>
+              <w:rPr>
+                <w:rFonts w:ascii="Kaiti SC" w:hAnsi="Kaiti SC" w:eastAsia="Kaiti SC" w:cs="Kaiti SC"/>
+                <w:b w:val="0"/>
+                <w:sz w:val="19"/>
+              </w:rPr>
+              <w:t>2</w:t>
+            </w:r>
+          </w:p>
+        </w:tc>
+        <w:tc>
+          <w:tcPr>
+            <w:tcW w:type="dxa" w:w="2075"/>
+            <w:vAlign w:val="center"/>
+          </w:tcPr>
+          <w:p>
+            <w:pPr>
+              <w:spacing w:after="0" w:line="252" w:lineRule="auto"/>
+              <w:jc w:val="center"/>
+            </w:pPr>
+            <w:r/>
+            <w:r>
+              <w:rPr>
+                <w:rFonts w:ascii="Kaiti SC" w:hAnsi="Kaiti SC" w:eastAsia="Kaiti SC" w:cs="Kaiti SC"/>
+                <w:b w:val="0"/>
+                <w:sz w:val="19"/>
+              </w:rPr>
+              <w:t>产品与技术</w:t>
+            </w:r>
+          </w:p>
+        </w:tc>
+        <w:tc>
+          <w:tcPr>
+            <w:tcW w:type="dxa" w:w="2075"/>
+            <w:vAlign w:val="center"/>
+          </w:tcPr>
+          <w:p>
+            <w:pPr>
+              <w:spacing w:after="0" w:line="252" w:lineRule="auto"/>
+            </w:pPr>
+            <w:r/>
+            <w:r>
+              <w:rPr>
+                <w:rFonts w:ascii="Kaiti SC" w:hAnsi="Kaiti SC" w:eastAsia="Kaiti SC" w:cs="Kaiti SC"/>
+                <w:b w:val="0"/>
+                <w:sz w:val="19"/>
+              </w:rPr>
+              <w:t>“千帆星座”卫星终端产品首次亮相，飞机乘客能看直播，手机能直连卫星通话 - eastmoney.com</w:t>
+            </w:r>
+          </w:p>
+        </w:tc>
+      </w:tr>
+      <w:tr>
+        <w:trPr>
+          <w:cantSplit/>
+        </w:trPr>
+        <w:tc>
+          <w:tcPr>
+            <w:tcW w:type="dxa" w:w="2075"/>
+            <w:vAlign w:val="center"/>
+          </w:tcPr>
+          <w:p>
+            <w:pPr>
+              <w:spacing w:after="0" w:line="252" w:lineRule="auto"/>
+            </w:pPr>
+            <w:r/>
+            <w:r>
+              <w:rPr>
+                <w:rFonts w:ascii="Kaiti SC" w:hAnsi="Kaiti SC" w:eastAsia="Kaiti SC" w:cs="Kaiti SC"/>
+                <w:b w:val="0"/>
+                <w:sz w:val="19"/>
+              </w:rPr>
+              <w:t>星际荣耀</w:t>
+            </w:r>
+          </w:p>
+        </w:tc>
+        <w:tc>
+          <w:tcPr>
+            <w:tcW w:type="dxa" w:w="2075"/>
+            <w:vAlign w:val="center"/>
+          </w:tcPr>
+          <w:p>
+            <w:pPr>
+              <w:spacing w:after="0" w:line="252" w:lineRule="auto"/>
+              <w:jc w:val="center"/>
+            </w:pPr>
+            <w:r/>
+            <w:r>
+              <w:rPr>
+                <w:rFonts w:ascii="Kaiti SC" w:hAnsi="Kaiti SC" w:eastAsia="Kaiti SC" w:cs="Kaiti SC"/>
+                <w:b w:val="0"/>
+                <w:sz w:val="19"/>
+              </w:rPr>
+              <w:t>2</w:t>
+            </w:r>
+          </w:p>
+        </w:tc>
+        <w:tc>
+          <w:tcPr>
+            <w:tcW w:type="dxa" w:w="2075"/>
+            <w:vAlign w:val="center"/>
+          </w:tcPr>
+          <w:p>
+            <w:pPr>
+              <w:spacing w:after="0" w:line="252" w:lineRule="auto"/>
+              <w:jc w:val="center"/>
+            </w:pPr>
+            <w:r/>
+            <w:r>
+              <w:rPr>
+                <w:rFonts w:ascii="Kaiti SC" w:hAnsi="Kaiti SC" w:eastAsia="Kaiti SC" w:cs="Kaiti SC"/>
+                <w:b w:val="0"/>
+                <w:sz w:val="19"/>
+              </w:rPr>
+              <w:t>市场与股价、其他动态</w:t>
+            </w:r>
+          </w:p>
+        </w:tc>
+        <w:tc>
+          <w:tcPr>
+            <w:tcW w:type="dxa" w:w="2075"/>
+            <w:vAlign w:val="center"/>
+          </w:tcPr>
+          <w:p>
+            <w:pPr>
+              <w:spacing w:after="0" w:line="252" w:lineRule="auto"/>
+            </w:pPr>
+            <w:r/>
+            <w:r>
+              <w:rPr>
+                <w:rFonts w:ascii="Kaiti SC" w:hAnsi="Kaiti SC" w:eastAsia="Kaiti SC" w:cs="Kaiti SC"/>
+                <w:b w:val="0"/>
+                <w:sz w:val="19"/>
+              </w:rPr>
+              <w:t>星际荣耀近2000万股权被冻结，IPO辅导报告已披露24期 - 新浪财经</w:t>
+            </w:r>
+          </w:p>
+        </w:tc>
+      </w:tr>
+      <w:tr>
+        <w:trPr>
+          <w:cantSplit/>
+        </w:trPr>
+        <w:tc>
+          <w:tcPr>
+            <w:tcW w:type="dxa" w:w="2075"/>
+            <w:vAlign w:val="center"/>
+          </w:tcPr>
+          <w:p>
+            <w:pPr>
+              <w:spacing w:after="0" w:line="252" w:lineRule="auto"/>
+            </w:pPr>
+            <w:r/>
+            <w:r>
+              <w:rPr>
+                <w:rFonts w:ascii="Kaiti SC" w:hAnsi="Kaiti SC" w:eastAsia="Kaiti SC" w:cs="Kaiti SC"/>
+                <w:b w:val="0"/>
+                <w:sz w:val="19"/>
+              </w:rPr>
+              <w:t>天兵科技</w:t>
+            </w:r>
+          </w:p>
+        </w:tc>
+        <w:tc>
+          <w:tcPr>
+            <w:tcW w:type="dxa" w:w="2075"/>
+            <w:vAlign w:val="center"/>
+          </w:tcPr>
+          <w:p>
+            <w:pPr>
+              <w:spacing w:after="0" w:line="252" w:lineRule="auto"/>
+              <w:jc w:val="center"/>
+            </w:pPr>
+            <w:r/>
+            <w:r>
+              <w:rPr>
+                <w:rFonts w:ascii="Kaiti SC" w:hAnsi="Kaiti SC" w:eastAsia="Kaiti SC" w:cs="Kaiti SC"/>
+                <w:b w:val="0"/>
+                <w:sz w:val="19"/>
+              </w:rPr>
+              <w:t>1</w:t>
+            </w:r>
+          </w:p>
+        </w:tc>
+        <w:tc>
+          <w:tcPr>
+            <w:tcW w:type="dxa" w:w="2075"/>
+            <w:vAlign w:val="center"/>
+          </w:tcPr>
+          <w:p>
+            <w:pPr>
+              <w:spacing w:after="0" w:line="252" w:lineRule="auto"/>
+              <w:jc w:val="center"/>
+            </w:pPr>
+            <w:r/>
+            <w:r>
+              <w:rPr>
+                <w:rFonts w:ascii="Kaiti SC" w:hAnsi="Kaiti SC" w:eastAsia="Kaiti SC" w:cs="Kaiti SC"/>
+                <w:b w:val="0"/>
+                <w:sz w:val="19"/>
+              </w:rPr>
+              <w:t>其他动态</w:t>
+            </w:r>
+          </w:p>
+        </w:tc>
+        <w:tc>
+          <w:tcPr>
+            <w:tcW w:type="dxa" w:w="2075"/>
+            <w:vAlign w:val="center"/>
+          </w:tcPr>
+          <w:p>
+            <w:pPr>
+              <w:spacing w:after="0" w:line="252" w:lineRule="auto"/>
+            </w:pPr>
+            <w:r/>
+            <w:r>
+              <w:rPr>
+                <w:rFonts w:ascii="Kaiti SC" w:hAnsi="Kaiti SC" w:eastAsia="Kaiti SC" w:cs="Kaiti SC"/>
+                <w:b w:val="0"/>
+                <w:sz w:val="19"/>
+              </w:rPr>
+              <w:t>太空飞船中科宇航、蓝箭航天、天兵科技、星河动力和探路者 - 东方财富</w:t>
+            </w:r>
+          </w:p>
+        </w:tc>
+      </w:tr>
+      <w:tr>
+        <w:trPr>
+          <w:cantSplit/>
+        </w:trPr>
+        <w:tc>
+          <w:tcPr>
+            <w:tcW w:type="dxa" w:w="2075"/>
+            <w:vAlign w:val="center"/>
+          </w:tcPr>
+          <w:p>
+            <w:pPr>
+              <w:spacing w:after="0" w:line="252" w:lineRule="auto"/>
+            </w:pPr>
+            <w:r/>
+            <w:r>
+              <w:rPr>
+                <w:rFonts w:ascii="Kaiti SC" w:hAnsi="Kaiti SC" w:eastAsia="Kaiti SC" w:cs="Kaiti SC"/>
+                <w:b w:val="0"/>
+                <w:sz w:val="19"/>
+              </w:rPr>
+              <w:t>宇石空间</w:t>
+            </w:r>
+          </w:p>
+        </w:tc>
+        <w:tc>
+          <w:tcPr>
+            <w:tcW w:type="dxa" w:w="2075"/>
+            <w:vAlign w:val="center"/>
+          </w:tcPr>
+          <w:p>
+            <w:pPr>
+              <w:spacing w:after="0" w:line="252" w:lineRule="auto"/>
+              <w:jc w:val="center"/>
+            </w:pPr>
+            <w:r/>
+            <w:r>
+              <w:rPr>
+                <w:rFonts w:ascii="Kaiti SC" w:hAnsi="Kaiti SC" w:eastAsia="Kaiti SC" w:cs="Kaiti SC"/>
+                <w:b w:val="0"/>
+                <w:sz w:val="19"/>
+              </w:rPr>
+              <w:t>1</w:t>
+            </w:r>
+          </w:p>
+        </w:tc>
+        <w:tc>
+          <w:tcPr>
+            <w:tcW w:type="dxa" w:w="2075"/>
+            <w:vAlign w:val="center"/>
+          </w:tcPr>
+          <w:p>
+            <w:pPr>
+              <w:spacing w:after="0" w:line="252" w:lineRule="auto"/>
+              <w:jc w:val="center"/>
+            </w:pPr>
+            <w:r/>
+            <w:r>
+              <w:rPr>
+                <w:rFonts w:ascii="Kaiti SC" w:hAnsi="Kaiti SC" w:eastAsia="Kaiti SC" w:cs="Kaiti SC"/>
+                <w:b w:val="0"/>
+                <w:sz w:val="19"/>
+              </w:rPr>
+              <w:t>其他动态</w:t>
+            </w:r>
+          </w:p>
+        </w:tc>
+        <w:tc>
+          <w:tcPr>
+            <w:tcW w:type="dxa" w:w="2075"/>
+            <w:vAlign w:val="center"/>
+          </w:tcPr>
+          <w:p>
+            <w:pPr>
+              <w:spacing w:after="0" w:line="252" w:lineRule="auto"/>
+            </w:pPr>
+            <w:r/>
+            <w:r>
+              <w:rPr>
+                <w:rFonts w:ascii="Kaiti SC" w:hAnsi="Kaiti SC" w:eastAsia="Kaiti SC" w:cs="Kaiti SC"/>
+                <w:b w:val="0"/>
+                <w:sz w:val="19"/>
+              </w:rPr>
+              <w:t>极擎动力获宇石空间天使轮投资 - 东方财富</w:t>
             </w:r>
           </w:p>
         </w:tc>
@@ -3087,94 +3511,7 @@
                 <w:b w:val="0"/>
                 <w:sz w:val="19"/>
               </w:rPr>
-              <w:t>3</w:t>
-            </w:r>
-          </w:p>
-        </w:tc>
-        <w:tc>
-          <w:tcPr>
-            <w:tcW w:type="dxa" w:w="2075"/>
-            <w:vAlign w:val="center"/>
-          </w:tcPr>
-          <w:p>
-            <w:pPr>
-              <w:spacing w:after="0" w:line="252" w:lineRule="auto"/>
-              <w:jc w:val="center"/>
-            </w:pPr>
-            <w:r/>
-            <w:r>
-              <w:rPr>
-                <w:rFonts w:ascii="Kaiti SC" w:hAnsi="Kaiti SC" w:eastAsia="Kaiti SC" w:cs="Kaiti SC"/>
-                <w:b w:val="0"/>
-                <w:sz w:val="19"/>
-              </w:rPr>
-              <w:t>发射与任务</w:t>
-            </w:r>
-          </w:p>
-        </w:tc>
-        <w:tc>
-          <w:tcPr>
-            <w:tcW w:type="dxa" w:w="2075"/>
-            <w:vAlign w:val="center"/>
-          </w:tcPr>
-          <w:p>
-            <w:pPr>
-              <w:spacing w:after="0" w:line="252" w:lineRule="auto"/>
-            </w:pPr>
-            <w:r/>
-            <w:r>
-              <w:rPr>
-                <w:rFonts w:ascii="Kaiti SC" w:hAnsi="Kaiti SC" w:eastAsia="Kaiti SC" w:cs="Kaiti SC"/>
-                <w:b w:val="0"/>
-                <w:sz w:val="19"/>
-              </w:rPr>
-              <w:t>智神星一号8月首飞：民营商业航天的又一次“稳健”落子 - 手机网易网</w:t>
-            </w:r>
-          </w:p>
-        </w:tc>
-      </w:tr>
-      <w:tr>
-        <w:trPr>
-          <w:cantSplit/>
-        </w:trPr>
-        <w:tc>
-          <w:tcPr>
-            <w:tcW w:type="dxa" w:w="2075"/>
-            <w:vAlign w:val="center"/>
-          </w:tcPr>
-          <w:p>
-            <w:pPr>
-              <w:spacing w:after="0" w:line="252" w:lineRule="auto"/>
-            </w:pPr>
-            <w:r/>
-            <w:r>
-              <w:rPr>
-                <w:rFonts w:ascii="Kaiti SC" w:hAnsi="Kaiti SC" w:eastAsia="Kaiti SC" w:cs="Kaiti SC"/>
-                <w:b w:val="0"/>
-                <w:sz w:val="19"/>
-              </w:rPr>
-              <w:t>星际荣耀</w:t>
-            </w:r>
-          </w:p>
-        </w:tc>
-        <w:tc>
-          <w:tcPr>
-            <w:tcW w:type="dxa" w:w="2075"/>
-            <w:vAlign w:val="center"/>
-          </w:tcPr>
-          <w:p>
-            <w:pPr>
-              <w:spacing w:after="0" w:line="252" w:lineRule="auto"/>
-              <w:jc w:val="center"/>
-            </w:pPr>
-            <w:r/>
-            <w:r>
-              <w:rPr>
-                <w:rFonts w:ascii="Kaiti SC" w:hAnsi="Kaiti SC" w:eastAsia="Kaiti SC" w:cs="Kaiti SC"/>
-                <w:b w:val="0"/>
-                <w:sz w:val="19"/>
-              </w:rPr>
-              <w:t>3</w:t>
+              <w:t>1</w:t>
             </w:r>
           </w:p>
         </w:tc>
@@ -3215,181 +3552,7 @@
                 <w:b w:val="0"/>
                 <w:sz w:val="19"/>
               </w:rPr>
-              <w:t>四川星际荣耀航天动力有限责任公司注册资本增至1.5亿元 - 东方财富</w:t>
-            </w:r>
-          </w:p>
-        </w:tc>
-      </w:tr>
-      <w:tr>
-        <w:trPr>
-          <w:cantSplit/>
-        </w:trPr>
-        <w:tc>
-          <w:tcPr>
-            <w:tcW w:type="dxa" w:w="2075"/>
-            <w:vAlign w:val="center"/>
-          </w:tcPr>
-          <w:p>
-            <w:pPr>
-              <w:spacing w:after="0" w:line="252" w:lineRule="auto"/>
-            </w:pPr>
-            <w:r/>
-            <w:r>
-              <w:rPr>
-                <w:rFonts w:ascii="Kaiti SC" w:hAnsi="Kaiti SC" w:eastAsia="Kaiti SC" w:cs="Kaiti SC"/>
-                <w:b w:val="0"/>
-                <w:sz w:val="19"/>
-              </w:rPr>
-              <w:t>蓝箭鸿擎</w:t>
-            </w:r>
-          </w:p>
-        </w:tc>
-        <w:tc>
-          <w:tcPr>
-            <w:tcW w:type="dxa" w:w="2075"/>
-            <w:vAlign w:val="center"/>
-          </w:tcPr>
-          <w:p>
-            <w:pPr>
-              <w:spacing w:after="0" w:line="252" w:lineRule="auto"/>
-              <w:jc w:val="center"/>
-            </w:pPr>
-            <w:r/>
-            <w:r>
-              <w:rPr>
-                <w:rFonts w:ascii="Kaiti SC" w:hAnsi="Kaiti SC" w:eastAsia="Kaiti SC" w:cs="Kaiti SC"/>
-                <w:b w:val="0"/>
-                <w:sz w:val="19"/>
-              </w:rPr>
-              <w:t>2</w:t>
-            </w:r>
-          </w:p>
-        </w:tc>
-        <w:tc>
-          <w:tcPr>
-            <w:tcW w:type="dxa" w:w="2075"/>
-            <w:vAlign w:val="center"/>
-          </w:tcPr>
-          <w:p>
-            <w:pPr>
-              <w:spacing w:after="0" w:line="252" w:lineRule="auto"/>
-              <w:jc w:val="center"/>
-            </w:pPr>
-            <w:r/>
-            <w:r>
-              <w:rPr>
-                <w:rFonts w:ascii="Kaiti SC" w:hAnsi="Kaiti SC" w:eastAsia="Kaiti SC" w:cs="Kaiti SC"/>
-                <w:b w:val="0"/>
-                <w:sz w:val="19"/>
-              </w:rPr>
-              <w:t>发射与任务、其他动态</w:t>
-            </w:r>
-          </w:p>
-        </w:tc>
-        <w:tc>
-          <w:tcPr>
-            <w:tcW w:type="dxa" w:w="2075"/>
-            <w:vAlign w:val="center"/>
-          </w:tcPr>
-          <w:p>
-            <w:pPr>
-              <w:spacing w:after="0" w:line="252" w:lineRule="auto"/>
-            </w:pPr>
-            <w:r/>
-            <w:r>
-              <w:rPr>
-                <w:rFonts w:ascii="Kaiti SC" w:hAnsi="Kaiti SC" w:eastAsia="Kaiti SC" w:cs="Kaiti SC"/>
-                <w:b w:val="0"/>
-                <w:sz w:val="19"/>
-              </w:rPr>
-              <w:t>影响市场重大事件：太空算力大动作！中国星网数科与蓝箭鸿擎等三方共建的太空算力技术创新中心揭牌；美“星舰”完成第13次试飞，成功发射20颗新一代“星链”卫星；脑机接口迎重大突破 - 21财经</w:t>
-            </w:r>
-          </w:p>
-        </w:tc>
-      </w:tr>
-      <w:tr>
-        <w:trPr>
-          <w:cantSplit/>
-        </w:trPr>
-        <w:tc>
-          <w:tcPr>
-            <w:tcW w:type="dxa" w:w="2075"/>
-            <w:vAlign w:val="center"/>
-          </w:tcPr>
-          <w:p>
-            <w:pPr>
-              <w:spacing w:after="0" w:line="252" w:lineRule="auto"/>
-            </w:pPr>
-            <w:r/>
-            <w:r>
-              <w:rPr>
-                <w:rFonts w:ascii="Kaiti SC" w:hAnsi="Kaiti SC" w:eastAsia="Kaiti SC" w:cs="Kaiti SC"/>
-                <w:b w:val="0"/>
-                <w:sz w:val="19"/>
-              </w:rPr>
-              <w:t>垣信卫星</w:t>
-            </w:r>
-          </w:p>
-        </w:tc>
-        <w:tc>
-          <w:tcPr>
-            <w:tcW w:type="dxa" w:w="2075"/>
-            <w:vAlign w:val="center"/>
-          </w:tcPr>
-          <w:p>
-            <w:pPr>
-              <w:spacing w:after="0" w:line="252" w:lineRule="auto"/>
-              <w:jc w:val="center"/>
-            </w:pPr>
-            <w:r/>
-            <w:r>
-              <w:rPr>
-                <w:rFonts w:ascii="Kaiti SC" w:hAnsi="Kaiti SC" w:eastAsia="Kaiti SC" w:cs="Kaiti SC"/>
-                <w:b w:val="0"/>
-                <w:sz w:val="19"/>
-              </w:rPr>
-              <w:t>1</w:t>
-            </w:r>
-          </w:p>
-        </w:tc>
-        <w:tc>
-          <w:tcPr>
-            <w:tcW w:type="dxa" w:w="2075"/>
-            <w:vAlign w:val="center"/>
-          </w:tcPr>
-          <w:p>
-            <w:pPr>
-              <w:spacing w:after="0" w:line="252" w:lineRule="auto"/>
-              <w:jc w:val="center"/>
-            </w:pPr>
-            <w:r/>
-            <w:r>
-              <w:rPr>
-                <w:rFonts w:ascii="Kaiti SC" w:hAnsi="Kaiti SC" w:eastAsia="Kaiti SC" w:cs="Kaiti SC"/>
-                <w:b w:val="0"/>
-                <w:sz w:val="19"/>
-              </w:rPr>
-              <w:t>订单与合作</w:t>
-            </w:r>
-          </w:p>
-        </w:tc>
-        <w:tc>
-          <w:tcPr>
-            <w:tcW w:type="dxa" w:w="2075"/>
-            <w:vAlign w:val="center"/>
-          </w:tcPr>
-          <w:p>
-            <w:pPr>
-              <w:spacing w:after="0" w:line="252" w:lineRule="auto"/>
-            </w:pPr>
-            <w:r/>
-            <w:r>
-              <w:rPr>
-                <w:rFonts w:ascii="Kaiti SC" w:hAnsi="Kaiti SC" w:eastAsia="Kaiti SC" w:cs="Kaiti SC"/>
-                <w:b w:val="0"/>
-                <w:sz w:val="19"/>
-              </w:rPr>
-              <w:t>柬埔寨首相会见上海垣信卫星董事：中柬低轨卫星互联网合作迎来战略新窗口原创星星瞭望 - 财富号</w:t>
+              <w:t>太空飞船中科宇航、蓝箭航天、天兵科技、星河动力和探路者 - 东方财富</w:t>
             </w:r>
           </w:p>
         </w:tc>
@@ -3405,7 +3568,7 @@
           <w:b/>
           <w:sz w:val="21"/>
         </w:rPr>
-        <w:t>9. 关联历史回看</w:t>
+        <w:t>10. 关联历史回看</w:t>
       </w:r>
     </w:p>
     <w:p>
@@ -3426,7 +3589,7 @@
           <w:rFonts w:ascii="Kaiti SC" w:hAnsi="Kaiti SC" w:eastAsia="Kaiti SC" w:cs="Kaiti SC"/>
           <w:sz w:val="21"/>
         </w:rPr>
-        <w:t>SpaceX：本周“Successful Flight for Starship IFT-13”；关联回看 2026-07-14 的“SpaceX is gearing up for Starship's 13th test flight later this week”。</w:t>
+        <w:t>Blue Origin：本周“Blue Origin continues rebuilding LC-36, prepares testing alternatives for New Glenn second stage”；关联回看 2026-07-25 的“Blue Origin to conduct New Glenn second stage hot fires on Stennis B-2 stand”。</w:t>
       </w:r>
     </w:p>
     <w:p>
@@ -3447,7 +3610,7 @@
           <w:rFonts w:ascii="Kaiti SC" w:hAnsi="Kaiti SC" w:eastAsia="Kaiti SC" w:cs="Kaiti SC"/>
           <w:sz w:val="21"/>
         </w:rPr>
-        <w:t>SpaceX：本周“Live Coverage: SpaceX Falcon 9 to launch Starlink satellites from West Coast”；关联回看 2026-04-15 的“West Coast SpaceX Falcon 9 mission launches 25 Starlink satellites - Spaceflight Now”。</w:t>
+        <w:t>中科宇航：本周“力箭一号遥十八运载火箭顺利出厂 - 证券时报”；关联回看 2026-04-14 的“力箭一号遥十二运载火箭成功发射 开始实现航班化运行 - 新华网”。</w:t>
       </w:r>
     </w:p>
     <w:p>
@@ -3468,7 +3631,7 @@
           <w:rFonts w:ascii="Kaiti SC" w:hAnsi="Kaiti SC" w:eastAsia="Kaiti SC" w:cs="Kaiti SC"/>
           <w:sz w:val="21"/>
         </w:rPr>
-        <w:t>中科宇航：本周“一箭五星！力箭一号遥十五运载火箭成功发射 - 新浪财经”；关联回看 2026-04-14 的“力箭一号遥十二运载火箭成功发射 开始实现航班化运行 - 新华网”。</w:t>
+        <w:t>Blue Origin：本周“Blue Origin to test New Glenn upper stages at Stennis”；关联回看 2026-07-14 的“Blue Origin’s New Glenn rocket exploded during a ground test, gutting its launch pad”。</w:t>
       </w:r>
     </w:p>
     <w:p>
@@ -3489,7 +3652,7 @@
           <w:rFonts w:ascii="Kaiti SC" w:hAnsi="Kaiti SC" w:eastAsia="Kaiti SC" w:cs="Kaiti SC"/>
           <w:sz w:val="21"/>
         </w:rPr>
-        <w:t>SpaceX：本周“Falcon 9’s rare upper stage failure left 20 Starlink satellites stranded”；关联回看 2026-06-24 的“FAA grounds Falcon 9 after rare booster landing failure”。</w:t>
+        <w:t>垣信卫星：本周““千帆星座”卫星终端产品首次亮相，飞机乘客能看直播，手机能直连卫星通话 - eastmoney.com”；关联回看 2026-06-29 的““千帆星座”卫星终端产品首次亮相 用户未来可用普通手机连接卫星通话 - 证券时报”。</w:t>
       </w:r>
     </w:p>
     <w:p>
@@ -3510,7 +3673,7 @@
           <w:rFonts w:ascii="Kaiti SC" w:hAnsi="Kaiti SC" w:eastAsia="Kaiti SC" w:cs="Kaiti SC"/>
           <w:sz w:val="21"/>
         </w:rPr>
-        <w:t>星河动力：本周“可复用国产民营中大型液体火箭星河动力智神星一号8月下旬首飞- 科学探索 - cnBeta.COM”；关联回看 2025-12-31 的“星河动力：智神星一号中大型可重复使用液体火箭即将首飞 - Sina finance”。</w:t>
+        <w:t>SpaceX：本周“SpaceX plans late-night California rocket launch. Here's where to watch - Ventura County Star”；关联回看 2026-06-19 的“SpaceX plans Father's Day launch. Where to see rocket in California - Ventura County Star”。</w:t>
       </w:r>
     </w:p>
     <w:p>
@@ -3531,7 +3694,7 @@
           <w:rFonts w:ascii="Kaiti SC" w:hAnsi="Kaiti SC" w:eastAsia="Kaiti SC" w:cs="Kaiti SC"/>
           <w:sz w:val="21"/>
         </w:rPr>
-        <w:t>SpaceX：本周“Path to Starship Flight 13 requires additional Booster 20 test”；关联回看 2026-07-13 的“SpaceX to Briefly Test V3 Starlink Satellites on Next Starship Flight - PCMag”。</w:t>
+        <w:t>Blue Origin：本周“New Glenn's Maiden Flight Plan Put Blue Origin's Reusability to the Test”；关联回看 2026-07-02 的“Blue Origin outlines new launch pad approach as it pushes to return New Glenn to flight”。</w:t>
       </w:r>
     </w:p>
     <w:p>
@@ -3549,7 +3712,7 @@
           <w:b/>
           <w:sz w:val="21"/>
         </w:rPr>
-        <w:t>10. 下周关注</w:t>
+        <w:t>11. 下周关注</w:t>
       </w:r>
     </w:p>
     <w:p>
@@ -3570,7 +3733,7 @@
           <w:rFonts w:ascii="Kaiti SC" w:hAnsi="Kaiti SC" w:eastAsia="Kaiti SC" w:cs="Kaiti SC"/>
           <w:sz w:val="21"/>
         </w:rPr>
-        <w:t>继续跟踪本周高频类别：发射与任务、其他动态、融资与资本。</w:t>
+        <w:t>继续跟踪本周高频类别：发射与任务、其他动态、市场与股价。</w:t>
       </w:r>
     </w:p>
     <w:p>
@@ -3612,7 +3775,7 @@
           <w:rFonts w:ascii="Kaiti SC" w:hAnsi="Kaiti SC" w:eastAsia="Kaiti SC" w:cs="Kaiti SC"/>
           <w:sz w:val="21"/>
         </w:rPr>
-        <w:t>关注 中科宇航 的后续披露与多来源交叉验证。</w:t>
+        <w:t>关注 Blue Origin 的后续披露与多来源交叉验证。</w:t>
       </w:r>
     </w:p>
     <w:p>
@@ -3633,7 +3796,7 @@
           <w:rFonts w:ascii="Kaiti SC" w:hAnsi="Kaiti SC" w:eastAsia="Kaiti SC" w:cs="Kaiti SC"/>
           <w:sz w:val="21"/>
         </w:rPr>
-        <w:t>关注 Blue Origin 的后续披露与多来源交叉验证。</w:t>
+        <w:t>关注 中科宇航 的后续披露与多来源交叉验证。</w:t>
       </w:r>
     </w:p>
     <w:p>
@@ -3675,7 +3838,7 @@
           <w:rFonts w:ascii="Kaiti SC" w:hAnsi="Kaiti SC" w:eastAsia="Kaiti SC" w:cs="Kaiti SC"/>
           <w:sz w:val="21"/>
         </w:rPr>
-        <w:t>关注 微纳星空 的后续披露与多来源交叉验证。</w:t>
+        <w:t>关注 蓝箭鸿擎 的后续披露与多来源交叉验证。</w:t>
       </w:r>
     </w:p>
     <w:sectPr>

--- a/docs/data/reports/weekly/latest/weekly_report.docx
+++ b/docs/data/reports/weekly/latest/weekly_report.docx
@@ -26,7 +26,7 @@
           <w:rFonts w:ascii="Kaiti SC" w:hAnsi="Kaiti SC" w:eastAsia="Kaiti SC" w:cs="Kaiti SC"/>
           <w:sz w:val="21"/>
         </w:rPr>
-        <w:t>2026-07-28 至 2026-08-03</w:t>
+        <w:t>2026-08-04 至 2026-08-10</w:t>
       </w:r>
     </w:p>
     <w:tbl>
@@ -81,7 +81,7 @@
                 <w:b w:val="0"/>
                 <w:sz w:val="19"/>
               </w:rPr>
-              <w:t>2026-07-28 至 2026-08-03</w:t>
+              <w:t>2026-08-04 至 2026-08-10</w:t>
             </w:r>
           </w:p>
         </w:tc>
@@ -127,7 +127,7 @@
                 <w:b w:val="0"/>
                 <w:sz w:val="19"/>
               </w:rPr>
-              <w:t>147 条 / 52 个</w:t>
+              <w:t>370 条 / 84 个</w:t>
             </w:r>
           </w:p>
         </w:tc>
@@ -173,7 +173,7 @@
                 <w:b w:val="0"/>
                 <w:sz w:val="19"/>
               </w:rPr>
-              <w:t>10 家 / 45 个</w:t>
+              <w:t>8 家 / 73 个</w:t>
             </w:r>
           </w:p>
         </w:tc>
@@ -219,7 +219,7 @@
                 <w:b w:val="0"/>
                 <w:sz w:val="19"/>
               </w:rPr>
-              <w:t>2026-08-03</w:t>
+              <w:t>2026-08-10</w:t>
             </w:r>
           </w:p>
         </w:tc>
@@ -245,7 +245,7 @@
     </w:p>
     <w:p>
       <w:r>
-        <w:t>2026-07-28 至 2026-08-03 共归档 147 条新闻，形成 52 个事件，覆盖 10 家公司和 45 个来源。 新闻量较多的公司包括 SpaceX、Blue Origin、中科宇航、蓝箭航天、蓝箭鸿擎。 其中 6 项动态可与更早的同公司同类事件关联回看。</w:t>
+        <w:t>2026-08-04 至 2026-08-10 共归档 370 条新闻，形成 84 个事件，覆盖 8 家公司和 73 个来源。 新闻量较多的公司包括 SpaceX、Blue Origin、星际荣耀、蓝箭航天、垣信卫星。 其中 6 项动态可与更早的同公司同类事件关联回看。</w:t>
       </w:r>
     </w:p>
     <w:p>
@@ -266,7 +266,7 @@
           <w:rFonts w:ascii="Kaiti SC" w:hAnsi="Kaiti SC" w:eastAsia="Kaiti SC" w:cs="Kaiti SC"/>
           <w:sz w:val="21"/>
         </w:rPr>
-        <w:t>发射与任务：18 个事件。</w:t>
+        <w:t>发射与任务：23 个事件。</w:t>
       </w:r>
     </w:p>
     <w:p>
@@ -308,7 +308,28 @@
           <w:rFonts w:ascii="Kaiti SC" w:hAnsi="Kaiti SC" w:eastAsia="Kaiti SC" w:cs="Kaiti SC"/>
           <w:sz w:val="21"/>
         </w:rPr>
-        <w:t>融资与资本：1 个事件。</w:t>
+        <w:t>融资与资本：7 个事件。</w:t>
+      </w:r>
+    </w:p>
+    <w:p>
+      <w:pPr>
+        <w:keepLines/>
+        <w:spacing w:after="60"/>
+        <w:ind w:left="369" w:hanging="227"/>
+      </w:pPr>
+      <w:r>
+        <w:rPr>
+          <w:rFonts w:ascii="Kaiti SC" w:hAnsi="Kaiti SC" w:eastAsia="Kaiti SC" w:cs="Kaiti SC"/>
+          <w:sz w:val="21"/>
+        </w:rPr>
+        <w:t xml:space="preserve">✓ </w:t>
+      </w:r>
+      <w:r>
+        <w:rPr>
+          <w:rFonts w:ascii="Kaiti SC" w:hAnsi="Kaiti SC" w:eastAsia="Kaiti SC" w:cs="Kaiti SC"/>
+          <w:sz w:val="21"/>
+        </w:rPr>
+        <w:t>监管与政策：1 个事件。</w:t>
       </w:r>
     </w:p>
     <w:p>
@@ -350,7 +371,7 @@
           <w:rFonts w:ascii="Kaiti SC" w:hAnsi="Kaiti SC" w:eastAsia="Kaiti SC" w:cs="Kaiti SC"/>
           <w:sz w:val="21"/>
         </w:rPr>
-        <w:t>产品与技术：2 个事件。</w:t>
+        <w:t>产品与技术：3 个事件。</w:t>
       </w:r>
     </w:p>
     <w:p>
@@ -371,7 +392,7 @@
           <w:rFonts w:ascii="Kaiti SC" w:hAnsi="Kaiti SC" w:eastAsia="Kaiti SC" w:cs="Kaiti SC"/>
           <w:sz w:val="21"/>
         </w:rPr>
-        <w:t>其他动态：20 个事件。</w:t>
+        <w:t>其他动态：39 个事件。</w:t>
       </w:r>
     </w:p>
     <w:p>
@@ -510,7 +531,7 @@
                 <w:b w:val="0"/>
                 <w:sz w:val="19"/>
               </w:rPr>
-              <w:t>2026-08-02</w:t>
+              <w:t>2026-08-09</w:t>
             </w:r>
           </w:p>
         </w:tc>
@@ -531,7 +552,7 @@
                 <w:b w:val="0"/>
                 <w:sz w:val="19"/>
               </w:rPr>
-              <w:t>中科宇航</w:t>
+              <w:t>SpaceX</w:t>
             </w:r>
           </w:p>
         </w:tc>
@@ -552,7 +573,7 @@
                 <w:b w:val="0"/>
                 <w:sz w:val="19"/>
               </w:rPr>
-              <w:t>发射与任务</w:t>
+              <w:t>其他动态</w:t>
             </w:r>
           </w:p>
         </w:tc>
@@ -572,7 +593,7 @@
                 <w:b w:val="0"/>
                 <w:sz w:val="19"/>
               </w:rPr>
-              <w:t>中科宇航与星际数链签署高轨发射意向合同 力箭二号运载火箭高轨发射任务启动 - 证券时报</w:t>
+              <w:t>SpaceX Outlines Starlink Mobile Plans in First Earnings Report</w:t>
             </w:r>
           </w:p>
         </w:tc>
@@ -598,7 +619,7 @@
                 <w:b w:val="0"/>
                 <w:sz w:val="19"/>
               </w:rPr>
-              <w:t>2026-08-02</w:t>
+              <w:t>2026-08-09</w:t>
             </w:r>
           </w:p>
         </w:tc>
@@ -660,7 +681,7 @@
                 <w:b w:val="0"/>
                 <w:sz w:val="19"/>
               </w:rPr>
-              <w:t>NASA, SpaceX Advance Wind Tunnel Tests for Starship Rocket</w:t>
+              <w:t>Live Coverage: SpaceX West Coast launch surge continues with Starlink mission</w:t>
             </w:r>
           </w:p>
         </w:tc>
@@ -686,7 +707,359 @@
                 <w:b w:val="0"/>
                 <w:sz w:val="19"/>
               </w:rPr>
-              <w:t>2026-08-01</w:t>
+              <w:t>2026-08-07</w:t>
+            </w:r>
+          </w:p>
+        </w:tc>
+        <w:tc>
+          <w:tcPr>
+            <w:tcW w:type="dxa" w:w="2075"/>
+            <w:vAlign w:val="center"/>
+          </w:tcPr>
+          <w:p>
+            <w:pPr>
+              <w:spacing w:after="0" w:line="252" w:lineRule="auto"/>
+              <w:jc w:val="center"/>
+            </w:pPr>
+            <w:r/>
+            <w:r>
+              <w:rPr>
+                <w:rFonts w:ascii="Kaiti SC" w:hAnsi="Kaiti SC" w:eastAsia="Kaiti SC" w:cs="Kaiti SC"/>
+                <w:b w:val="0"/>
+                <w:sz w:val="19"/>
+              </w:rPr>
+              <w:t>Blue Origin</w:t>
+            </w:r>
+          </w:p>
+        </w:tc>
+        <w:tc>
+          <w:tcPr>
+            <w:tcW w:type="dxa" w:w="2075"/>
+            <w:vAlign w:val="center"/>
+          </w:tcPr>
+          <w:p>
+            <w:pPr>
+              <w:spacing w:after="0" w:line="252" w:lineRule="auto"/>
+              <w:jc w:val="center"/>
+            </w:pPr>
+            <w:r/>
+            <w:r>
+              <w:rPr>
+                <w:rFonts w:ascii="Kaiti SC" w:hAnsi="Kaiti SC" w:eastAsia="Kaiti SC" w:cs="Kaiti SC"/>
+                <w:b w:val="0"/>
+                <w:sz w:val="19"/>
+              </w:rPr>
+              <w:t>其他动态</w:t>
+            </w:r>
+          </w:p>
+        </w:tc>
+        <w:tc>
+          <w:tcPr>
+            <w:tcW w:type="dxa" w:w="2075"/>
+            <w:vAlign w:val="center"/>
+          </w:tcPr>
+          <w:p>
+            <w:pPr>
+              <w:spacing w:after="0" w:line="252" w:lineRule="auto"/>
+            </w:pPr>
+            <w:r/>
+            <w:r>
+              <w:rPr>
+                <w:rFonts w:ascii="Kaiti SC" w:hAnsi="Kaiti SC" w:eastAsia="Kaiti SC" w:cs="Kaiti SC"/>
+                <w:b w:val="0"/>
+                <w:sz w:val="19"/>
+              </w:rPr>
+              <w:t>New Glenn explosion linked to rocket engine valve</w:t>
+            </w:r>
+          </w:p>
+        </w:tc>
+      </w:tr>
+      <w:tr>
+        <w:trPr>
+          <w:cantSplit/>
+        </w:trPr>
+        <w:tc>
+          <w:tcPr>
+            <w:tcW w:type="dxa" w:w="2075"/>
+            <w:vAlign w:val="center"/>
+          </w:tcPr>
+          <w:p>
+            <w:pPr>
+              <w:spacing w:after="0" w:line="252" w:lineRule="auto"/>
+              <w:jc w:val="center"/>
+            </w:pPr>
+            <w:r/>
+            <w:r>
+              <w:rPr>
+                <w:rFonts w:ascii="Kaiti SC" w:hAnsi="Kaiti SC" w:eastAsia="Kaiti SC" w:cs="Kaiti SC"/>
+                <w:b w:val="0"/>
+                <w:sz w:val="19"/>
+              </w:rPr>
+              <w:t>2026-08-07</w:t>
+            </w:r>
+          </w:p>
+        </w:tc>
+        <w:tc>
+          <w:tcPr>
+            <w:tcW w:type="dxa" w:w="2075"/>
+            <w:vAlign w:val="center"/>
+          </w:tcPr>
+          <w:p>
+            <w:pPr>
+              <w:spacing w:after="0" w:line="252" w:lineRule="auto"/>
+              <w:jc w:val="center"/>
+            </w:pPr>
+            <w:r/>
+            <w:r>
+              <w:rPr>
+                <w:rFonts w:ascii="Kaiti SC" w:hAnsi="Kaiti SC" w:eastAsia="Kaiti SC" w:cs="Kaiti SC"/>
+                <w:b w:val="0"/>
+                <w:sz w:val="19"/>
+              </w:rPr>
+              <w:t>Blue Origin</w:t>
+            </w:r>
+          </w:p>
+        </w:tc>
+        <w:tc>
+          <w:tcPr>
+            <w:tcW w:type="dxa" w:w="2075"/>
+            <w:vAlign w:val="center"/>
+          </w:tcPr>
+          <w:p>
+            <w:pPr>
+              <w:spacing w:after="0" w:line="252" w:lineRule="auto"/>
+              <w:jc w:val="center"/>
+            </w:pPr>
+            <w:r/>
+            <w:r>
+              <w:rPr>
+                <w:rFonts w:ascii="Kaiti SC" w:hAnsi="Kaiti SC" w:eastAsia="Kaiti SC" w:cs="Kaiti SC"/>
+                <w:b w:val="0"/>
+                <w:sz w:val="19"/>
+              </w:rPr>
+              <w:t>发射与任务</w:t>
+            </w:r>
+          </w:p>
+        </w:tc>
+        <w:tc>
+          <w:tcPr>
+            <w:tcW w:type="dxa" w:w="2075"/>
+            <w:vAlign w:val="center"/>
+          </w:tcPr>
+          <w:p>
+            <w:pPr>
+              <w:spacing w:after="0" w:line="252" w:lineRule="auto"/>
+            </w:pPr>
+            <w:r/>
+            <w:r>
+              <w:rPr>
+                <w:rFonts w:ascii="Kaiti SC" w:hAnsi="Kaiti SC" w:eastAsia="Kaiti SC" w:cs="Kaiti SC"/>
+                <w:b w:val="0"/>
+                <w:sz w:val="19"/>
+              </w:rPr>
+              <w:t>Blue Origin Traces Cause of New Glenn’s Explosion, as the Company Targets a Return-to-Flight this Year</w:t>
+            </w:r>
+          </w:p>
+        </w:tc>
+      </w:tr>
+      <w:tr>
+        <w:trPr>
+          <w:cantSplit/>
+        </w:trPr>
+        <w:tc>
+          <w:tcPr>
+            <w:tcW w:type="dxa" w:w="2075"/>
+            <w:vAlign w:val="center"/>
+          </w:tcPr>
+          <w:p>
+            <w:pPr>
+              <w:spacing w:after="0" w:line="252" w:lineRule="auto"/>
+              <w:jc w:val="center"/>
+            </w:pPr>
+            <w:r/>
+            <w:r>
+              <w:rPr>
+                <w:rFonts w:ascii="Kaiti SC" w:hAnsi="Kaiti SC" w:eastAsia="Kaiti SC" w:cs="Kaiti SC"/>
+                <w:b w:val="0"/>
+                <w:sz w:val="19"/>
+              </w:rPr>
+              <w:t>2026-08-06</w:t>
+            </w:r>
+          </w:p>
+        </w:tc>
+        <w:tc>
+          <w:tcPr>
+            <w:tcW w:type="dxa" w:w="2075"/>
+            <w:vAlign w:val="center"/>
+          </w:tcPr>
+          <w:p>
+            <w:pPr>
+              <w:spacing w:after="0" w:line="252" w:lineRule="auto"/>
+              <w:jc w:val="center"/>
+            </w:pPr>
+            <w:r/>
+            <w:r>
+              <w:rPr>
+                <w:rFonts w:ascii="Kaiti SC" w:hAnsi="Kaiti SC" w:eastAsia="Kaiti SC" w:cs="Kaiti SC"/>
+                <w:b w:val="0"/>
+                <w:sz w:val="19"/>
+              </w:rPr>
+              <w:t>Blue Origin</w:t>
+            </w:r>
+          </w:p>
+        </w:tc>
+        <w:tc>
+          <w:tcPr>
+            <w:tcW w:type="dxa" w:w="2075"/>
+            <w:vAlign w:val="center"/>
+          </w:tcPr>
+          <w:p>
+            <w:pPr>
+              <w:spacing w:after="0" w:line="252" w:lineRule="auto"/>
+              <w:jc w:val="center"/>
+            </w:pPr>
+            <w:r/>
+            <w:r>
+              <w:rPr>
+                <w:rFonts w:ascii="Kaiti SC" w:hAnsi="Kaiti SC" w:eastAsia="Kaiti SC" w:cs="Kaiti SC"/>
+                <w:b w:val="0"/>
+                <w:sz w:val="19"/>
+              </w:rPr>
+              <w:t>其他动态</w:t>
+            </w:r>
+          </w:p>
+        </w:tc>
+        <w:tc>
+          <w:tcPr>
+            <w:tcW w:type="dxa" w:w="2075"/>
+            <w:vAlign w:val="center"/>
+          </w:tcPr>
+          <w:p>
+            <w:pPr>
+              <w:spacing w:after="0" w:line="252" w:lineRule="auto"/>
+            </w:pPr>
+            <w:r/>
+            <w:r>
+              <w:rPr>
+                <w:rFonts w:ascii="Kaiti SC" w:hAnsi="Kaiti SC" w:eastAsia="Kaiti SC" w:cs="Kaiti SC"/>
+                <w:b w:val="0"/>
+                <w:sz w:val="19"/>
+              </w:rPr>
+              <w:t>Blue Origin reveals cause of Cape Canaveral rocket explosion - yahoo.com</w:t>
+            </w:r>
+          </w:p>
+        </w:tc>
+      </w:tr>
+      <w:tr>
+        <w:trPr>
+          <w:cantSplit/>
+        </w:trPr>
+        <w:tc>
+          <w:tcPr>
+            <w:tcW w:type="dxa" w:w="2075"/>
+            <w:vAlign w:val="center"/>
+          </w:tcPr>
+          <w:p>
+            <w:pPr>
+              <w:spacing w:after="0" w:line="252" w:lineRule="auto"/>
+              <w:jc w:val="center"/>
+            </w:pPr>
+            <w:r/>
+            <w:r>
+              <w:rPr>
+                <w:rFonts w:ascii="Kaiti SC" w:hAnsi="Kaiti SC" w:eastAsia="Kaiti SC" w:cs="Kaiti SC"/>
+                <w:b w:val="0"/>
+                <w:sz w:val="19"/>
+              </w:rPr>
+              <w:t>2026-08-06</w:t>
+            </w:r>
+          </w:p>
+        </w:tc>
+        <w:tc>
+          <w:tcPr>
+            <w:tcW w:type="dxa" w:w="2075"/>
+            <w:vAlign w:val="center"/>
+          </w:tcPr>
+          <w:p>
+            <w:pPr>
+              <w:spacing w:after="0" w:line="252" w:lineRule="auto"/>
+              <w:jc w:val="center"/>
+            </w:pPr>
+            <w:r/>
+            <w:r>
+              <w:rPr>
+                <w:rFonts w:ascii="Kaiti SC" w:hAnsi="Kaiti SC" w:eastAsia="Kaiti SC" w:cs="Kaiti SC"/>
+                <w:b w:val="0"/>
+                <w:sz w:val="19"/>
+              </w:rPr>
+              <w:t>星际荣耀</w:t>
+            </w:r>
+          </w:p>
+        </w:tc>
+        <w:tc>
+          <w:tcPr>
+            <w:tcW w:type="dxa" w:w="2075"/>
+            <w:vAlign w:val="center"/>
+          </w:tcPr>
+          <w:p>
+            <w:pPr>
+              <w:spacing w:after="0" w:line="252" w:lineRule="auto"/>
+              <w:jc w:val="center"/>
+            </w:pPr>
+            <w:r/>
+            <w:r>
+              <w:rPr>
+                <w:rFonts w:ascii="Kaiti SC" w:hAnsi="Kaiti SC" w:eastAsia="Kaiti SC" w:cs="Kaiti SC"/>
+                <w:b w:val="0"/>
+                <w:sz w:val="19"/>
+              </w:rPr>
+              <w:t>其他动态</w:t>
+            </w:r>
+          </w:p>
+        </w:tc>
+        <w:tc>
+          <w:tcPr>
+            <w:tcW w:type="dxa" w:w="2075"/>
+            <w:vAlign w:val="center"/>
+          </w:tcPr>
+          <w:p>
+            <w:pPr>
+              <w:spacing w:after="0" w:line="252" w:lineRule="auto"/>
+            </w:pPr>
+            <w:r/>
+            <w:r>
+              <w:rPr>
+                <w:rFonts w:ascii="Kaiti SC" w:hAnsi="Kaiti SC" w:eastAsia="Kaiti SC" w:cs="Kaiti SC"/>
+                <w:b w:val="0"/>
+                <w:sz w:val="19"/>
+              </w:rPr>
+              <w:t>商业火箭独角兽星际荣耀完成E轮近10亿元首批交割 - 东方财富</w:t>
+            </w:r>
+          </w:p>
+        </w:tc>
+      </w:tr>
+      <w:tr>
+        <w:trPr>
+          <w:cantSplit/>
+        </w:trPr>
+        <w:tc>
+          <w:tcPr>
+            <w:tcW w:type="dxa" w:w="2075"/>
+            <w:vAlign w:val="center"/>
+          </w:tcPr>
+          <w:p>
+            <w:pPr>
+              <w:spacing w:after="0" w:line="252" w:lineRule="auto"/>
+              <w:jc w:val="center"/>
+            </w:pPr>
+            <w:r/>
+            <w:r>
+              <w:rPr>
+                <w:rFonts w:ascii="Kaiti SC" w:hAnsi="Kaiti SC" w:eastAsia="Kaiti SC" w:cs="Kaiti SC"/>
+                <w:b w:val="0"/>
+                <w:sz w:val="19"/>
+              </w:rPr>
+              <w:t>2026-08-05</w:t>
             </w:r>
           </w:p>
         </w:tc>
@@ -748,7 +1121,7 @@
                 <w:b w:val="0"/>
                 <w:sz w:val="19"/>
               </w:rPr>
-              <w:t>Jim Cramer Says ‘Never Count This Man Out’ as Elon Musk Calls Starlink V3 a ‘Gamechanger’ After SpaceX’s Next-Generation Satellites Reach Space</w:t>
+              <w:t>SpaceX’s Starlink Dominates Satellite Internet. Its 55-Year-Old Rival Just Filed for Bankruptcy</w:t>
             </w:r>
           </w:p>
         </w:tc>
@@ -774,7 +1147,7 @@
                 <w:b w:val="0"/>
                 <w:sz w:val="19"/>
               </w:rPr>
-              <w:t>2026-07-31</w:t>
+              <w:t>2026-08-05</w:t>
             </w:r>
           </w:p>
         </w:tc>
@@ -795,7 +1168,183 @@
                 <w:b w:val="0"/>
                 <w:sz w:val="19"/>
               </w:rPr>
-              <w:t>Blue Origin</w:t>
+              <w:t>星河动力</w:t>
+            </w:r>
+          </w:p>
+        </w:tc>
+        <w:tc>
+          <w:tcPr>
+            <w:tcW w:type="dxa" w:w="2075"/>
+            <w:vAlign w:val="center"/>
+          </w:tcPr>
+          <w:p>
+            <w:pPr>
+              <w:spacing w:after="0" w:line="252" w:lineRule="auto"/>
+              <w:jc w:val="center"/>
+            </w:pPr>
+            <w:r/>
+            <w:r>
+              <w:rPr>
+                <w:rFonts w:ascii="Kaiti SC" w:hAnsi="Kaiti SC" w:eastAsia="Kaiti SC" w:cs="Kaiti SC"/>
+                <w:b w:val="0"/>
+                <w:sz w:val="19"/>
+              </w:rPr>
+              <w:t>发射与任务</w:t>
+            </w:r>
+          </w:p>
+        </w:tc>
+        <w:tc>
+          <w:tcPr>
+            <w:tcW w:type="dxa" w:w="2075"/>
+            <w:vAlign w:val="center"/>
+          </w:tcPr>
+          <w:p>
+            <w:pPr>
+              <w:spacing w:after="0" w:line="252" w:lineRule="auto"/>
+            </w:pPr>
+            <w:r/>
+            <w:r>
+              <w:rPr>
+                <w:rFonts w:ascii="Kaiti SC" w:hAnsi="Kaiti SC" w:eastAsia="Kaiti SC" w:cs="Kaiti SC"/>
+                <w:b w:val="0"/>
+                <w:sz w:val="19"/>
+              </w:rPr>
+              <w:t>可重复使用火箭新进展！星河动力航天将择机发射智神星一号 - 证券时报</w:t>
+            </w:r>
+          </w:p>
+        </w:tc>
+      </w:tr>
+      <w:tr>
+        <w:trPr>
+          <w:cantSplit/>
+        </w:trPr>
+        <w:tc>
+          <w:tcPr>
+            <w:tcW w:type="dxa" w:w="2075"/>
+            <w:vAlign w:val="center"/>
+          </w:tcPr>
+          <w:p>
+            <w:pPr>
+              <w:spacing w:after="0" w:line="252" w:lineRule="auto"/>
+              <w:jc w:val="center"/>
+            </w:pPr>
+            <w:r/>
+            <w:r>
+              <w:rPr>
+                <w:rFonts w:ascii="Kaiti SC" w:hAnsi="Kaiti SC" w:eastAsia="Kaiti SC" w:cs="Kaiti SC"/>
+                <w:b w:val="0"/>
+                <w:sz w:val="19"/>
+              </w:rPr>
+              <w:t>2026-08-05</w:t>
+            </w:r>
+          </w:p>
+        </w:tc>
+        <w:tc>
+          <w:tcPr>
+            <w:tcW w:type="dxa" w:w="2075"/>
+            <w:vAlign w:val="center"/>
+          </w:tcPr>
+          <w:p>
+            <w:pPr>
+              <w:spacing w:after="0" w:line="252" w:lineRule="auto"/>
+              <w:jc w:val="center"/>
+            </w:pPr>
+            <w:r/>
+            <w:r>
+              <w:rPr>
+                <w:rFonts w:ascii="Kaiti SC" w:hAnsi="Kaiti SC" w:eastAsia="Kaiti SC" w:cs="Kaiti SC"/>
+                <w:b w:val="0"/>
+                <w:sz w:val="19"/>
+              </w:rPr>
+              <w:t>SpaceX</w:t>
+            </w:r>
+          </w:p>
+        </w:tc>
+        <w:tc>
+          <w:tcPr>
+            <w:tcW w:type="dxa" w:w="2075"/>
+            <w:vAlign w:val="center"/>
+          </w:tcPr>
+          <w:p>
+            <w:pPr>
+              <w:spacing w:after="0" w:line="252" w:lineRule="auto"/>
+              <w:jc w:val="center"/>
+            </w:pPr>
+            <w:r/>
+            <w:r>
+              <w:rPr>
+                <w:rFonts w:ascii="Kaiti SC" w:hAnsi="Kaiti SC" w:eastAsia="Kaiti SC" w:cs="Kaiti SC"/>
+                <w:b w:val="0"/>
+                <w:sz w:val="19"/>
+              </w:rPr>
+              <w:t>市场与股价</w:t>
+            </w:r>
+          </w:p>
+        </w:tc>
+        <w:tc>
+          <w:tcPr>
+            <w:tcW w:type="dxa" w:w="2075"/>
+            <w:vAlign w:val="center"/>
+          </w:tcPr>
+          <w:p>
+            <w:pPr>
+              <w:spacing w:after="0" w:line="252" w:lineRule="auto"/>
+            </w:pPr>
+            <w:r/>
+            <w:r>
+              <w:rPr>
+                <w:rFonts w:ascii="Kaiti SC" w:hAnsi="Kaiti SC" w:eastAsia="Kaiti SC" w:cs="Kaiti SC"/>
+                <w:b w:val="0"/>
+                <w:sz w:val="19"/>
+              </w:rPr>
+              <w:t>SpaceX’s Future Plans Hinge Heavily on Starlink and Grok</w:t>
+            </w:r>
+          </w:p>
+        </w:tc>
+      </w:tr>
+      <w:tr>
+        <w:trPr>
+          <w:cantSplit/>
+        </w:trPr>
+        <w:tc>
+          <w:tcPr>
+            <w:tcW w:type="dxa" w:w="2075"/>
+            <w:vAlign w:val="center"/>
+          </w:tcPr>
+          <w:p>
+            <w:pPr>
+              <w:spacing w:after="0" w:line="252" w:lineRule="auto"/>
+              <w:jc w:val="center"/>
+            </w:pPr>
+            <w:r/>
+            <w:r>
+              <w:rPr>
+                <w:rFonts w:ascii="Kaiti SC" w:hAnsi="Kaiti SC" w:eastAsia="Kaiti SC" w:cs="Kaiti SC"/>
+                <w:b w:val="0"/>
+                <w:sz w:val="19"/>
+              </w:rPr>
+              <w:t>2026-08-05</w:t>
+            </w:r>
+          </w:p>
+        </w:tc>
+        <w:tc>
+          <w:tcPr>
+            <w:tcW w:type="dxa" w:w="2075"/>
+            <w:vAlign w:val="center"/>
+          </w:tcPr>
+          <w:p>
+            <w:pPr>
+              <w:spacing w:after="0" w:line="252" w:lineRule="auto"/>
+              <w:jc w:val="center"/>
+            </w:pPr>
+            <w:r/>
+            <w:r>
+              <w:rPr>
+                <w:rFonts w:ascii="Kaiti SC" w:hAnsi="Kaiti SC" w:eastAsia="Kaiti SC" w:cs="Kaiti SC"/>
+                <w:b w:val="0"/>
+                <w:sz w:val="19"/>
+              </w:rPr>
+              <w:t>SpaceX</w:t>
             </w:r>
           </w:p>
         </w:tc>
@@ -836,7 +1385,7 @@
                 <w:b w:val="0"/>
                 <w:sz w:val="19"/>
               </w:rPr>
-              <w:t>Blue Origin continues rebuilding LC-36, prepares testing alternatives for New Glenn second stage</w:t>
+              <w:t>SpaceX claims Starlink Mobile will be better than AT&amp;T, T-Mobile, and Verizon</w:t>
             </w:r>
           </w:p>
         </w:tc>
@@ -862,7 +1411,7 @@
                 <w:b w:val="0"/>
                 <w:sz w:val="19"/>
               </w:rPr>
-              <w:t>2026-07-31</w:t>
+              <w:t>2026-08-05</w:t>
             </w:r>
           </w:p>
         </w:tc>
@@ -883,7 +1432,7 @@
                 <w:b w:val="0"/>
                 <w:sz w:val="19"/>
               </w:rPr>
-              <w:t>中科宇航</w:t>
+              <w:t>SpaceX</w:t>
             </w:r>
           </w:p>
         </w:tc>
@@ -904,7 +1453,7 @@
                 <w:b w:val="0"/>
                 <w:sz w:val="19"/>
               </w:rPr>
-              <w:t>发射与任务</w:t>
+              <w:t>产品与技术</w:t>
             </w:r>
           </w:p>
         </w:tc>
@@ -924,7 +1473,7 @@
                 <w:b w:val="0"/>
                 <w:sz w:val="19"/>
               </w:rPr>
-              <w:t>力箭一号遥十八运载火箭顺利出厂 - 证券时报</w:t>
+              <w:t>SpaceX revenue jumps in debut results as satellite, AI businesses surge - Reuters</w:t>
             </w:r>
           </w:p>
         </w:tc>
@@ -950,183 +1499,7 @@
                 <w:b w:val="0"/>
                 <w:sz w:val="19"/>
               </w:rPr>
-              <w:t>2026-07-28</w:t>
-            </w:r>
-          </w:p>
-        </w:tc>
-        <w:tc>
-          <w:tcPr>
-            <w:tcW w:type="dxa" w:w="2075"/>
-            <w:vAlign w:val="center"/>
-          </w:tcPr>
-          <w:p>
-            <w:pPr>
-              <w:spacing w:after="0" w:line="252" w:lineRule="auto"/>
-              <w:jc w:val="center"/>
-            </w:pPr>
-            <w:r/>
-            <w:r>
-              <w:rPr>
-                <w:rFonts w:ascii="Kaiti SC" w:hAnsi="Kaiti SC" w:eastAsia="Kaiti SC" w:cs="Kaiti SC"/>
-                <w:b w:val="0"/>
-                <w:sz w:val="19"/>
-              </w:rPr>
-              <w:t>Blue Origin</w:t>
-            </w:r>
-          </w:p>
-        </w:tc>
-        <w:tc>
-          <w:tcPr>
-            <w:tcW w:type="dxa" w:w="2075"/>
-            <w:vAlign w:val="center"/>
-          </w:tcPr>
-          <w:p>
-            <w:pPr>
-              <w:spacing w:after="0" w:line="252" w:lineRule="auto"/>
-              <w:jc w:val="center"/>
-            </w:pPr>
-            <w:r/>
-            <w:r>
-              <w:rPr>
-                <w:rFonts w:ascii="Kaiti SC" w:hAnsi="Kaiti SC" w:eastAsia="Kaiti SC" w:cs="Kaiti SC"/>
-                <w:b w:val="0"/>
-                <w:sz w:val="19"/>
-              </w:rPr>
-              <w:t>发射与任务</w:t>
-            </w:r>
-          </w:p>
-        </w:tc>
-        <w:tc>
-          <w:tcPr>
-            <w:tcW w:type="dxa" w:w="2075"/>
-            <w:vAlign w:val="center"/>
-          </w:tcPr>
-          <w:p>
-            <w:pPr>
-              <w:spacing w:after="0" w:line="252" w:lineRule="auto"/>
-            </w:pPr>
-            <w:r/>
-            <w:r>
-              <w:rPr>
-                <w:rFonts w:ascii="Kaiti SC" w:hAnsi="Kaiti SC" w:eastAsia="Kaiti SC" w:cs="Kaiti SC"/>
-                <w:b w:val="0"/>
-                <w:sz w:val="19"/>
-              </w:rPr>
-              <w:t>Blue Origin to test New Glenn upper stages at Stennis</w:t>
-            </w:r>
-          </w:p>
-        </w:tc>
-      </w:tr>
-      <w:tr>
-        <w:trPr>
-          <w:cantSplit/>
-        </w:trPr>
-        <w:tc>
-          <w:tcPr>
-            <w:tcW w:type="dxa" w:w="2075"/>
-            <w:vAlign w:val="center"/>
-          </w:tcPr>
-          <w:p>
-            <w:pPr>
-              <w:spacing w:after="0" w:line="252" w:lineRule="auto"/>
-              <w:jc w:val="center"/>
-            </w:pPr>
-            <w:r/>
-            <w:r>
-              <w:rPr>
-                <w:rFonts w:ascii="Kaiti SC" w:hAnsi="Kaiti SC" w:eastAsia="Kaiti SC" w:cs="Kaiti SC"/>
-                <w:b w:val="0"/>
-                <w:sz w:val="19"/>
-              </w:rPr>
-              <w:t>2026-07-30</w:t>
-            </w:r>
-          </w:p>
-        </w:tc>
-        <w:tc>
-          <w:tcPr>
-            <w:tcW w:type="dxa" w:w="2075"/>
-            <w:vAlign w:val="center"/>
-          </w:tcPr>
-          <w:p>
-            <w:pPr>
-              <w:spacing w:after="0" w:line="252" w:lineRule="auto"/>
-              <w:jc w:val="center"/>
-            </w:pPr>
-            <w:r/>
-            <w:r>
-              <w:rPr>
-                <w:rFonts w:ascii="Kaiti SC" w:hAnsi="Kaiti SC" w:eastAsia="Kaiti SC" w:cs="Kaiti SC"/>
-                <w:b w:val="0"/>
-                <w:sz w:val="19"/>
-              </w:rPr>
-              <w:t>蓝箭鸿擎</w:t>
-            </w:r>
-          </w:p>
-        </w:tc>
-        <w:tc>
-          <w:tcPr>
-            <w:tcW w:type="dxa" w:w="2075"/>
-            <w:vAlign w:val="center"/>
-          </w:tcPr>
-          <w:p>
-            <w:pPr>
-              <w:spacing w:after="0" w:line="252" w:lineRule="auto"/>
-              <w:jc w:val="center"/>
-            </w:pPr>
-            <w:r/>
-            <w:r>
-              <w:rPr>
-                <w:rFonts w:ascii="Kaiti SC" w:hAnsi="Kaiti SC" w:eastAsia="Kaiti SC" w:cs="Kaiti SC"/>
-                <w:b w:val="0"/>
-                <w:sz w:val="19"/>
-              </w:rPr>
-              <w:t>其他动态</w:t>
-            </w:r>
-          </w:p>
-        </w:tc>
-        <w:tc>
-          <w:tcPr>
-            <w:tcW w:type="dxa" w:w="2075"/>
-            <w:vAlign w:val="center"/>
-          </w:tcPr>
-          <w:p>
-            <w:pPr>
-              <w:spacing w:after="0" w:line="252" w:lineRule="auto"/>
-            </w:pPr>
-            <w:r/>
-            <w:r>
-              <w:rPr>
-                <w:rFonts w:ascii="Kaiti SC" w:hAnsi="Kaiti SC" w:eastAsia="Kaiti SC" w:cs="Kaiti SC"/>
-                <w:b w:val="0"/>
-                <w:sz w:val="19"/>
-              </w:rPr>
-              <w:t>乾照光电联合发起产业基金投资鸿擎科技，深化卫星互联网产业链布局 - 投影时代</w:t>
-            </w:r>
-          </w:p>
-        </w:tc>
-      </w:tr>
-      <w:tr>
-        <w:trPr>
-          <w:cantSplit/>
-        </w:trPr>
-        <w:tc>
-          <w:tcPr>
-            <w:tcW w:type="dxa" w:w="2075"/>
-            <w:vAlign w:val="center"/>
-          </w:tcPr>
-          <w:p>
-            <w:pPr>
-              <w:spacing w:after="0" w:line="252" w:lineRule="auto"/>
-              <w:jc w:val="center"/>
-            </w:pPr>
-            <w:r/>
-            <w:r>
-              <w:rPr>
-                <w:rFonts w:ascii="Kaiti SC" w:hAnsi="Kaiti SC" w:eastAsia="Kaiti SC" w:cs="Kaiti SC"/>
-                <w:b w:val="0"/>
-                <w:sz w:val="19"/>
-              </w:rPr>
-              <w:t>2026-07-29</w:t>
+              <w:t>2026-08-04</w:t>
             </w:r>
           </w:p>
         </w:tc>
@@ -1188,7 +1561,7 @@
                 <w:b w:val="0"/>
                 <w:sz w:val="19"/>
               </w:rPr>
-              <w:t>乾照光电：旗下商业航天基金参与鸿擎科技Pre-B轮融资 - 新浪财经</w:t>
+              <w:t>乾照光电：旗下商业航天基金参与鸿擎科技Pre-B轮融资 - 东方财富</w:t>
             </w:r>
           </w:p>
         </w:tc>
@@ -1214,623 +1587,7 @@
                 <w:b w:val="0"/>
                 <w:sz w:val="19"/>
               </w:rPr>
-              <w:t>2026-07-31</w:t>
-            </w:r>
-          </w:p>
-        </w:tc>
-        <w:tc>
-          <w:tcPr>
-            <w:tcW w:type="dxa" w:w="2075"/>
-            <w:vAlign w:val="center"/>
-          </w:tcPr>
-          <w:p>
-            <w:pPr>
-              <w:spacing w:after="0" w:line="252" w:lineRule="auto"/>
-              <w:jc w:val="center"/>
-            </w:pPr>
-            <w:r/>
-            <w:r>
-              <w:rPr>
-                <w:rFonts w:ascii="Kaiti SC" w:hAnsi="Kaiti SC" w:eastAsia="Kaiti SC" w:cs="Kaiti SC"/>
-                <w:b w:val="0"/>
-                <w:sz w:val="19"/>
-              </w:rPr>
-              <w:t>Blue Origin</w:t>
-            </w:r>
-          </w:p>
-        </w:tc>
-        <w:tc>
-          <w:tcPr>
-            <w:tcW w:type="dxa" w:w="2075"/>
-            <w:vAlign w:val="center"/>
-          </w:tcPr>
-          <w:p>
-            <w:pPr>
-              <w:spacing w:after="0" w:line="252" w:lineRule="auto"/>
-              <w:jc w:val="center"/>
-            </w:pPr>
-            <w:r/>
-            <w:r>
-              <w:rPr>
-                <w:rFonts w:ascii="Kaiti SC" w:hAnsi="Kaiti SC" w:eastAsia="Kaiti SC" w:cs="Kaiti SC"/>
-                <w:b w:val="0"/>
-                <w:sz w:val="19"/>
-              </w:rPr>
-              <w:t>发射与任务</w:t>
-            </w:r>
-          </w:p>
-        </w:tc>
-        <w:tc>
-          <w:tcPr>
-            <w:tcW w:type="dxa" w:w="2075"/>
-            <w:vAlign w:val="center"/>
-          </w:tcPr>
-          <w:p>
-            <w:pPr>
-              <w:spacing w:after="0" w:line="252" w:lineRule="auto"/>
-            </w:pPr>
-            <w:r/>
-            <w:r>
-              <w:rPr>
-                <w:rFonts w:ascii="Kaiti SC" w:hAnsi="Kaiti SC" w:eastAsia="Kaiti SC" w:cs="Kaiti SC"/>
-                <w:b w:val="0"/>
-                <w:sz w:val="19"/>
-              </w:rPr>
-              <w:t>Blue Origin Blew Up Its Launch Pad, So NASA Will Invite Its Rockets Over For Testing - Jalopnik</w:t>
-            </w:r>
-          </w:p>
-        </w:tc>
-      </w:tr>
-      <w:tr>
-        <w:trPr>
-          <w:cantSplit/>
-        </w:trPr>
-        <w:tc>
-          <w:tcPr>
-            <w:tcW w:type="dxa" w:w="2075"/>
-            <w:vAlign w:val="center"/>
-          </w:tcPr>
-          <w:p>
-            <w:pPr>
-              <w:spacing w:after="0" w:line="252" w:lineRule="auto"/>
-              <w:jc w:val="center"/>
-            </w:pPr>
-            <w:r/>
-            <w:r>
-              <w:rPr>
-                <w:rFonts w:ascii="Kaiti SC" w:hAnsi="Kaiti SC" w:eastAsia="Kaiti SC" w:cs="Kaiti SC"/>
-                <w:b w:val="0"/>
-                <w:sz w:val="19"/>
-              </w:rPr>
-              <w:t>2026-07-31</w:t>
-            </w:r>
-          </w:p>
-        </w:tc>
-        <w:tc>
-          <w:tcPr>
-            <w:tcW w:type="dxa" w:w="2075"/>
-            <w:vAlign w:val="center"/>
-          </w:tcPr>
-          <w:p>
-            <w:pPr>
-              <w:spacing w:after="0" w:line="252" w:lineRule="auto"/>
-              <w:jc w:val="center"/>
-            </w:pPr>
-            <w:r/>
-            <w:r>
-              <w:rPr>
-                <w:rFonts w:ascii="Kaiti SC" w:hAnsi="Kaiti SC" w:eastAsia="Kaiti SC" w:cs="Kaiti SC"/>
-                <w:b w:val="0"/>
-                <w:sz w:val="19"/>
-              </w:rPr>
-              <w:t>SpaceX</w:t>
-            </w:r>
-          </w:p>
-        </w:tc>
-        <w:tc>
-          <w:tcPr>
-            <w:tcW w:type="dxa" w:w="2075"/>
-            <w:vAlign w:val="center"/>
-          </w:tcPr>
-          <w:p>
-            <w:pPr>
-              <w:spacing w:after="0" w:line="252" w:lineRule="auto"/>
-              <w:jc w:val="center"/>
-            </w:pPr>
-            <w:r/>
-            <w:r>
-              <w:rPr>
-                <w:rFonts w:ascii="Kaiti SC" w:hAnsi="Kaiti SC" w:eastAsia="Kaiti SC" w:cs="Kaiti SC"/>
-                <w:b w:val="0"/>
-                <w:sz w:val="19"/>
-              </w:rPr>
-              <w:t>其他动态</w:t>
-            </w:r>
-          </w:p>
-        </w:tc>
-        <w:tc>
-          <w:tcPr>
-            <w:tcW w:type="dxa" w:w="2075"/>
-            <w:vAlign w:val="center"/>
-          </w:tcPr>
-          <w:p>
-            <w:pPr>
-              <w:spacing w:after="0" w:line="252" w:lineRule="auto"/>
-            </w:pPr>
-            <w:r/>
-            <w:r>
-              <w:rPr>
-                <w:rFonts w:ascii="Kaiti SC" w:hAnsi="Kaiti SC" w:eastAsia="Kaiti SC" w:cs="Kaiti SC"/>
-                <w:b w:val="0"/>
-                <w:sz w:val="19"/>
-              </w:rPr>
-              <w:t>Billionaire Bill Ackman called SpaceX's Starlink a "near monopoly" in global satellite internet, but said he won't buy the stock</w:t>
-            </w:r>
-          </w:p>
-        </w:tc>
-      </w:tr>
-      <w:tr>
-        <w:trPr>
-          <w:cantSplit/>
-        </w:trPr>
-        <w:tc>
-          <w:tcPr>
-            <w:tcW w:type="dxa" w:w="2075"/>
-            <w:vAlign w:val="center"/>
-          </w:tcPr>
-          <w:p>
-            <w:pPr>
-              <w:spacing w:after="0" w:line="252" w:lineRule="auto"/>
-              <w:jc w:val="center"/>
-            </w:pPr>
-            <w:r/>
-            <w:r>
-              <w:rPr>
-                <w:rFonts w:ascii="Kaiti SC" w:hAnsi="Kaiti SC" w:eastAsia="Kaiti SC" w:cs="Kaiti SC"/>
-                <w:b w:val="0"/>
-                <w:sz w:val="19"/>
-              </w:rPr>
-              <w:t>2026-07-30</w:t>
-            </w:r>
-          </w:p>
-        </w:tc>
-        <w:tc>
-          <w:tcPr>
-            <w:tcW w:type="dxa" w:w="2075"/>
-            <w:vAlign w:val="center"/>
-          </w:tcPr>
-          <w:p>
-            <w:pPr>
-              <w:spacing w:after="0" w:line="252" w:lineRule="auto"/>
-              <w:jc w:val="center"/>
-            </w:pPr>
-            <w:r/>
-            <w:r>
-              <w:rPr>
-                <w:rFonts w:ascii="Kaiti SC" w:hAnsi="Kaiti SC" w:eastAsia="Kaiti SC" w:cs="Kaiti SC"/>
-                <w:b w:val="0"/>
-                <w:sz w:val="19"/>
-              </w:rPr>
-              <w:t>SpaceX</w:t>
-            </w:r>
-          </w:p>
-        </w:tc>
-        <w:tc>
-          <w:tcPr>
-            <w:tcW w:type="dxa" w:w="2075"/>
-            <w:vAlign w:val="center"/>
-          </w:tcPr>
-          <w:p>
-            <w:pPr>
-              <w:spacing w:after="0" w:line="252" w:lineRule="auto"/>
-              <w:jc w:val="center"/>
-            </w:pPr>
-            <w:r/>
-            <w:r>
-              <w:rPr>
-                <w:rFonts w:ascii="Kaiti SC" w:hAnsi="Kaiti SC" w:eastAsia="Kaiti SC" w:cs="Kaiti SC"/>
-                <w:b w:val="0"/>
-                <w:sz w:val="19"/>
-              </w:rPr>
-              <w:t>发射与任务</w:t>
-            </w:r>
-          </w:p>
-        </w:tc>
-        <w:tc>
-          <w:tcPr>
-            <w:tcW w:type="dxa" w:w="2075"/>
-            <w:vAlign w:val="center"/>
-          </w:tcPr>
-          <w:p>
-            <w:pPr>
-              <w:spacing w:after="0" w:line="252" w:lineRule="auto"/>
-            </w:pPr>
-            <w:r/>
-            <w:r>
-              <w:rPr>
-                <w:rFonts w:ascii="Kaiti SC" w:hAnsi="Kaiti SC" w:eastAsia="Kaiti SC" w:cs="Kaiti SC"/>
-                <w:b w:val="0"/>
-                <w:sz w:val="19"/>
-              </w:rPr>
-              <w:t>Recent photos show SpaceX Falcon 9 rocket launching in US - USA Today</w:t>
-            </w:r>
-          </w:p>
-        </w:tc>
-      </w:tr>
-      <w:tr>
-        <w:trPr>
-          <w:cantSplit/>
-        </w:trPr>
-        <w:tc>
-          <w:tcPr>
-            <w:tcW w:type="dxa" w:w="2075"/>
-            <w:vAlign w:val="center"/>
-          </w:tcPr>
-          <w:p>
-            <w:pPr>
-              <w:spacing w:after="0" w:line="252" w:lineRule="auto"/>
-              <w:jc w:val="center"/>
-            </w:pPr>
-            <w:r/>
-            <w:r>
-              <w:rPr>
-                <w:rFonts w:ascii="Kaiti SC" w:hAnsi="Kaiti SC" w:eastAsia="Kaiti SC" w:cs="Kaiti SC"/>
-                <w:b w:val="0"/>
-                <w:sz w:val="19"/>
-              </w:rPr>
-              <w:t>2026-08-01</w:t>
-            </w:r>
-          </w:p>
-        </w:tc>
-        <w:tc>
-          <w:tcPr>
-            <w:tcW w:type="dxa" w:w="2075"/>
-            <w:vAlign w:val="center"/>
-          </w:tcPr>
-          <w:p>
-            <w:pPr>
-              <w:spacing w:after="0" w:line="252" w:lineRule="auto"/>
-              <w:jc w:val="center"/>
-            </w:pPr>
-            <w:r/>
-            <w:r>
-              <w:rPr>
-                <w:rFonts w:ascii="Kaiti SC" w:hAnsi="Kaiti SC" w:eastAsia="Kaiti SC" w:cs="Kaiti SC"/>
-                <w:b w:val="0"/>
-                <w:sz w:val="19"/>
-              </w:rPr>
-              <w:t>SpaceX</w:t>
-            </w:r>
-          </w:p>
-        </w:tc>
-        <w:tc>
-          <w:tcPr>
-            <w:tcW w:type="dxa" w:w="2075"/>
-            <w:vAlign w:val="center"/>
-          </w:tcPr>
-          <w:p>
-            <w:pPr>
-              <w:spacing w:after="0" w:line="252" w:lineRule="auto"/>
-              <w:jc w:val="center"/>
-            </w:pPr>
-            <w:r/>
-            <w:r>
-              <w:rPr>
-                <w:rFonts w:ascii="Kaiti SC" w:hAnsi="Kaiti SC" w:eastAsia="Kaiti SC" w:cs="Kaiti SC"/>
-                <w:b w:val="0"/>
-                <w:sz w:val="19"/>
-              </w:rPr>
-              <w:t>其他动态</w:t>
-            </w:r>
-          </w:p>
-        </w:tc>
-        <w:tc>
-          <w:tcPr>
-            <w:tcW w:type="dxa" w:w="2075"/>
-            <w:vAlign w:val="center"/>
-          </w:tcPr>
-          <w:p>
-            <w:pPr>
-              <w:spacing w:after="0" w:line="252" w:lineRule="auto"/>
-            </w:pPr>
-            <w:r/>
-            <w:r>
-              <w:rPr>
-                <w:rFonts w:ascii="Kaiti SC" w:hAnsi="Kaiti SC" w:eastAsia="Kaiti SC" w:cs="Kaiti SC"/>
-                <w:b w:val="0"/>
-                <w:sz w:val="19"/>
-              </w:rPr>
-              <w:t>SpaceX's Starship seen in space by next-gen Starlink satellite (video) - space.com</w:t>
-            </w:r>
-          </w:p>
-        </w:tc>
-      </w:tr>
-      <w:tr>
-        <w:trPr>
-          <w:cantSplit/>
-        </w:trPr>
-        <w:tc>
-          <w:tcPr>
-            <w:tcW w:type="dxa" w:w="2075"/>
-            <w:vAlign w:val="center"/>
-          </w:tcPr>
-          <w:p>
-            <w:pPr>
-              <w:spacing w:after="0" w:line="252" w:lineRule="auto"/>
-              <w:jc w:val="center"/>
-            </w:pPr>
-            <w:r/>
-            <w:r>
-              <w:rPr>
-                <w:rFonts w:ascii="Kaiti SC" w:hAnsi="Kaiti SC" w:eastAsia="Kaiti SC" w:cs="Kaiti SC"/>
-                <w:b w:val="0"/>
-                <w:sz w:val="19"/>
-              </w:rPr>
-              <w:t>2026-07-28</w:t>
-            </w:r>
-          </w:p>
-        </w:tc>
-        <w:tc>
-          <w:tcPr>
-            <w:tcW w:type="dxa" w:w="2075"/>
-            <w:vAlign w:val="center"/>
-          </w:tcPr>
-          <w:p>
-            <w:pPr>
-              <w:spacing w:after="0" w:line="252" w:lineRule="auto"/>
-              <w:jc w:val="center"/>
-            </w:pPr>
-            <w:r/>
-            <w:r>
-              <w:rPr>
-                <w:rFonts w:ascii="Kaiti SC" w:hAnsi="Kaiti SC" w:eastAsia="Kaiti SC" w:cs="Kaiti SC"/>
-                <w:b w:val="0"/>
-                <w:sz w:val="19"/>
-              </w:rPr>
-              <w:t>中科宇航</w:t>
-            </w:r>
-          </w:p>
-        </w:tc>
-        <w:tc>
-          <w:tcPr>
-            <w:tcW w:type="dxa" w:w="2075"/>
-            <w:vAlign w:val="center"/>
-          </w:tcPr>
-          <w:p>
-            <w:pPr>
-              <w:spacing w:after="0" w:line="252" w:lineRule="auto"/>
-              <w:jc w:val="center"/>
-            </w:pPr>
-            <w:r/>
-            <w:r>
-              <w:rPr>
-                <w:rFonts w:ascii="Kaiti SC" w:hAnsi="Kaiti SC" w:eastAsia="Kaiti SC" w:cs="Kaiti SC"/>
-                <w:b w:val="0"/>
-                <w:sz w:val="19"/>
-              </w:rPr>
-              <w:t>发射与任务</w:t>
-            </w:r>
-          </w:p>
-        </w:tc>
-        <w:tc>
-          <w:tcPr>
-            <w:tcW w:type="dxa" w:w="2075"/>
-            <w:vAlign w:val="center"/>
-          </w:tcPr>
-          <w:p>
-            <w:pPr>
-              <w:spacing w:after="0" w:line="252" w:lineRule="auto"/>
-            </w:pPr>
-            <w:r/>
-            <w:r>
-              <w:rPr>
-                <w:rFonts w:ascii="Kaiti SC" w:hAnsi="Kaiti SC" w:eastAsia="Kaiti SC" w:cs="Kaiti SC"/>
-                <w:b w:val="0"/>
-                <w:sz w:val="19"/>
-              </w:rPr>
-              <w:t>中科宇航全面攻坚可复用运载器研发：力鸿二号年内完成回收首飞 - 新浪财经</w:t>
-            </w:r>
-          </w:p>
-        </w:tc>
-      </w:tr>
-      <w:tr>
-        <w:trPr>
-          <w:cantSplit/>
-        </w:trPr>
-        <w:tc>
-          <w:tcPr>
-            <w:tcW w:type="dxa" w:w="2075"/>
-            <w:vAlign w:val="center"/>
-          </w:tcPr>
-          <w:p>
-            <w:pPr>
-              <w:spacing w:after="0" w:line="252" w:lineRule="auto"/>
-              <w:jc w:val="center"/>
-            </w:pPr>
-            <w:r/>
-            <w:r>
-              <w:rPr>
-                <w:rFonts w:ascii="Kaiti SC" w:hAnsi="Kaiti SC" w:eastAsia="Kaiti SC" w:cs="Kaiti SC"/>
-                <w:b w:val="0"/>
-                <w:sz w:val="19"/>
-              </w:rPr>
-              <w:t>2026-07-28</w:t>
-            </w:r>
-          </w:p>
-        </w:tc>
-        <w:tc>
-          <w:tcPr>
-            <w:tcW w:type="dxa" w:w="2075"/>
-            <w:vAlign w:val="center"/>
-          </w:tcPr>
-          <w:p>
-            <w:pPr>
-              <w:spacing w:after="0" w:line="252" w:lineRule="auto"/>
-              <w:jc w:val="center"/>
-            </w:pPr>
-            <w:r/>
-            <w:r>
-              <w:rPr>
-                <w:rFonts w:ascii="Kaiti SC" w:hAnsi="Kaiti SC" w:eastAsia="Kaiti SC" w:cs="Kaiti SC"/>
-                <w:b w:val="0"/>
-                <w:sz w:val="19"/>
-              </w:rPr>
-              <w:t>中科宇航</w:t>
-            </w:r>
-          </w:p>
-        </w:tc>
-        <w:tc>
-          <w:tcPr>
-            <w:tcW w:type="dxa" w:w="2075"/>
-            <w:vAlign w:val="center"/>
-          </w:tcPr>
-          <w:p>
-            <w:pPr>
-              <w:spacing w:after="0" w:line="252" w:lineRule="auto"/>
-              <w:jc w:val="center"/>
-            </w:pPr>
-            <w:r/>
-            <w:r>
-              <w:rPr>
-                <w:rFonts w:ascii="Kaiti SC" w:hAnsi="Kaiti SC" w:eastAsia="Kaiti SC" w:cs="Kaiti SC"/>
-                <w:b w:val="0"/>
-                <w:sz w:val="19"/>
-              </w:rPr>
-              <w:t>发射与任务</w:t>
-            </w:r>
-          </w:p>
-        </w:tc>
-        <w:tc>
-          <w:tcPr>
-            <w:tcW w:type="dxa" w:w="2075"/>
-            <w:vAlign w:val="center"/>
-          </w:tcPr>
-          <w:p>
-            <w:pPr>
-              <w:spacing w:after="0" w:line="252" w:lineRule="auto"/>
-            </w:pPr>
-            <w:r/>
-            <w:r>
-              <w:rPr>
-                <w:rFonts w:ascii="Kaiti SC" w:hAnsi="Kaiti SC" w:eastAsia="Kaiti SC" w:cs="Kaiti SC"/>
-                <w:b w:val="0"/>
-                <w:sz w:val="19"/>
-              </w:rPr>
-              <w:t>中科宇航力鸿二号计划今年完成首飞及百公里级回收验证，将搭载太空旅游可穿戴监测设备 - 新浪财经</w:t>
-            </w:r>
-          </w:p>
-        </w:tc>
-      </w:tr>
-      <w:tr>
-        <w:trPr>
-          <w:cantSplit/>
-        </w:trPr>
-        <w:tc>
-          <w:tcPr>
-            <w:tcW w:type="dxa" w:w="2075"/>
-            <w:vAlign w:val="center"/>
-          </w:tcPr>
-          <w:p>
-            <w:pPr>
-              <w:spacing w:after="0" w:line="252" w:lineRule="auto"/>
-              <w:jc w:val="center"/>
-            </w:pPr>
-            <w:r/>
-            <w:r>
-              <w:rPr>
-                <w:rFonts w:ascii="Kaiti SC" w:hAnsi="Kaiti SC" w:eastAsia="Kaiti SC" w:cs="Kaiti SC"/>
-                <w:b w:val="0"/>
-                <w:sz w:val="19"/>
-              </w:rPr>
-              <w:t>2026-07-30</w:t>
-            </w:r>
-          </w:p>
-        </w:tc>
-        <w:tc>
-          <w:tcPr>
-            <w:tcW w:type="dxa" w:w="2075"/>
-            <w:vAlign w:val="center"/>
-          </w:tcPr>
-          <w:p>
-            <w:pPr>
-              <w:spacing w:after="0" w:line="252" w:lineRule="auto"/>
-              <w:jc w:val="center"/>
-            </w:pPr>
-            <w:r/>
-            <w:r>
-              <w:rPr>
-                <w:rFonts w:ascii="Kaiti SC" w:hAnsi="Kaiti SC" w:eastAsia="Kaiti SC" w:cs="Kaiti SC"/>
-                <w:b w:val="0"/>
-                <w:sz w:val="19"/>
-              </w:rPr>
-              <w:t>SpaceX</w:t>
-            </w:r>
-          </w:p>
-        </w:tc>
-        <w:tc>
-          <w:tcPr>
-            <w:tcW w:type="dxa" w:w="2075"/>
-            <w:vAlign w:val="center"/>
-          </w:tcPr>
-          <w:p>
-            <w:pPr>
-              <w:spacing w:after="0" w:line="252" w:lineRule="auto"/>
-              <w:jc w:val="center"/>
-            </w:pPr>
-            <w:r/>
-            <w:r>
-              <w:rPr>
-                <w:rFonts w:ascii="Kaiti SC" w:hAnsi="Kaiti SC" w:eastAsia="Kaiti SC" w:cs="Kaiti SC"/>
-                <w:b w:val="0"/>
-                <w:sz w:val="19"/>
-              </w:rPr>
-              <w:t>市场与股价</w:t>
-            </w:r>
-          </w:p>
-        </w:tc>
-        <w:tc>
-          <w:tcPr>
-            <w:tcW w:type="dxa" w:w="2075"/>
-            <w:vAlign w:val="center"/>
-          </w:tcPr>
-          <w:p>
-            <w:pPr>
-              <w:spacing w:after="0" w:line="252" w:lineRule="auto"/>
-            </w:pPr>
-            <w:r/>
-            <w:r>
-              <w:rPr>
-                <w:rFonts w:ascii="Kaiti SC" w:hAnsi="Kaiti SC" w:eastAsia="Kaiti SC" w:cs="Kaiti SC"/>
-                <w:b w:val="0"/>
-                <w:sz w:val="19"/>
-              </w:rPr>
-              <w:t>What a $1,000 Investment in SpaceX at IPO Would Be Worth Today and What Comes Next</w:t>
-            </w:r>
-          </w:p>
-        </w:tc>
-      </w:tr>
-      <w:tr>
-        <w:trPr>
-          <w:cantSplit/>
-        </w:trPr>
-        <w:tc>
-          <w:tcPr>
-            <w:tcW w:type="dxa" w:w="2075"/>
-            <w:vAlign w:val="center"/>
-          </w:tcPr>
-          <w:p>
-            <w:pPr>
-              <w:spacing w:after="0" w:line="252" w:lineRule="auto"/>
-              <w:jc w:val="center"/>
-            </w:pPr>
-            <w:r/>
-            <w:r>
-              <w:rPr>
-                <w:rFonts w:ascii="Kaiti SC" w:hAnsi="Kaiti SC" w:eastAsia="Kaiti SC" w:cs="Kaiti SC"/>
-                <w:b w:val="0"/>
-                <w:sz w:val="19"/>
-              </w:rPr>
-              <w:t>2026-08-02</w:t>
+              <w:t>2026-08-04</w:t>
             </w:r>
           </w:p>
         </w:tc>
@@ -1918,95 +1675,7 @@
                 <w:b w:val="0"/>
                 <w:sz w:val="19"/>
               </w:rPr>
-              <w:t>2026-08-01</w:t>
-            </w:r>
-          </w:p>
-        </w:tc>
-        <w:tc>
-          <w:tcPr>
-            <w:tcW w:type="dxa" w:w="2075"/>
-            <w:vAlign w:val="center"/>
-          </w:tcPr>
-          <w:p>
-            <w:pPr>
-              <w:spacing w:after="0" w:line="252" w:lineRule="auto"/>
-              <w:jc w:val="center"/>
-            </w:pPr>
-            <w:r/>
-            <w:r>
-              <w:rPr>
-                <w:rFonts w:ascii="Kaiti SC" w:hAnsi="Kaiti SC" w:eastAsia="Kaiti SC" w:cs="Kaiti SC"/>
-                <w:b w:val="0"/>
-                <w:sz w:val="19"/>
-              </w:rPr>
-              <w:t>垣信卫星</w:t>
-            </w:r>
-          </w:p>
-        </w:tc>
-        <w:tc>
-          <w:tcPr>
-            <w:tcW w:type="dxa" w:w="2075"/>
-            <w:vAlign w:val="center"/>
-          </w:tcPr>
-          <w:p>
-            <w:pPr>
-              <w:spacing w:after="0" w:line="252" w:lineRule="auto"/>
-              <w:jc w:val="center"/>
-            </w:pPr>
-            <w:r/>
-            <w:r>
-              <w:rPr>
-                <w:rFonts w:ascii="Kaiti SC" w:hAnsi="Kaiti SC" w:eastAsia="Kaiti SC" w:cs="Kaiti SC"/>
-                <w:b w:val="0"/>
-                <w:sz w:val="19"/>
-              </w:rPr>
-              <w:t>产品与技术</w:t>
-            </w:r>
-          </w:p>
-        </w:tc>
-        <w:tc>
-          <w:tcPr>
-            <w:tcW w:type="dxa" w:w="2075"/>
-            <w:vAlign w:val="center"/>
-          </w:tcPr>
-          <w:p>
-            <w:pPr>
-              <w:spacing w:after="0" w:line="252" w:lineRule="auto"/>
-            </w:pPr>
-            <w:r/>
-            <w:r>
-              <w:rPr>
-                <w:rFonts w:ascii="Kaiti SC" w:hAnsi="Kaiti SC" w:eastAsia="Kaiti SC" w:cs="Kaiti SC"/>
-                <w:b w:val="0"/>
-                <w:sz w:val="19"/>
-              </w:rPr>
-              <w:t>“千帆星座”卫星终端产品首次亮相，飞机乘客能看直播，手机能直连卫星通话 - eastmoney.com</w:t>
-            </w:r>
-          </w:p>
-        </w:tc>
-      </w:tr>
-      <w:tr>
-        <w:trPr>
-          <w:cantSplit/>
-        </w:trPr>
-        <w:tc>
-          <w:tcPr>
-            <w:tcW w:type="dxa" w:w="2075"/>
-            <w:vAlign w:val="center"/>
-          </w:tcPr>
-          <w:p>
-            <w:pPr>
-              <w:spacing w:after="0" w:line="252" w:lineRule="auto"/>
-              <w:jc w:val="center"/>
-            </w:pPr>
-            <w:r/>
-            <w:r>
-              <w:rPr>
-                <w:rFonts w:ascii="Kaiti SC" w:hAnsi="Kaiti SC" w:eastAsia="Kaiti SC" w:cs="Kaiti SC"/>
-                <w:b w:val="0"/>
-                <w:sz w:val="19"/>
-              </w:rPr>
-              <w:t>2026-08-01</w:t>
+              <w:t>2026-08-08</w:t>
             </w:r>
           </w:p>
         </w:tc>
@@ -2068,7 +1737,359 @@
                 <w:b w:val="0"/>
                 <w:sz w:val="19"/>
               </w:rPr>
-              <w:t>Rebuild after explosion: When we could see a Blue Origin launch from Florida's Space Coast - WESH</w:t>
+              <w:t>ULA working toward Vulcan return to flight as Blue Origin modifies the Rocket’s BE-4 engines</w:t>
+            </w:r>
+          </w:p>
+        </w:tc>
+      </w:tr>
+      <w:tr>
+        <w:trPr>
+          <w:cantSplit/>
+        </w:trPr>
+        <w:tc>
+          <w:tcPr>
+            <w:tcW w:type="dxa" w:w="2075"/>
+            <w:vAlign w:val="center"/>
+          </w:tcPr>
+          <w:p>
+            <w:pPr>
+              <w:spacing w:after="0" w:line="252" w:lineRule="auto"/>
+              <w:jc w:val="center"/>
+            </w:pPr>
+            <w:r/>
+            <w:r>
+              <w:rPr>
+                <w:rFonts w:ascii="Kaiti SC" w:hAnsi="Kaiti SC" w:eastAsia="Kaiti SC" w:cs="Kaiti SC"/>
+                <w:b w:val="0"/>
+                <w:sz w:val="19"/>
+              </w:rPr>
+              <w:t>2026-08-06</w:t>
+            </w:r>
+          </w:p>
+        </w:tc>
+        <w:tc>
+          <w:tcPr>
+            <w:tcW w:type="dxa" w:w="2075"/>
+            <w:vAlign w:val="center"/>
+          </w:tcPr>
+          <w:p>
+            <w:pPr>
+              <w:spacing w:after="0" w:line="252" w:lineRule="auto"/>
+              <w:jc w:val="center"/>
+            </w:pPr>
+            <w:r/>
+            <w:r>
+              <w:rPr>
+                <w:rFonts w:ascii="Kaiti SC" w:hAnsi="Kaiti SC" w:eastAsia="Kaiti SC" w:cs="Kaiti SC"/>
+                <w:b w:val="0"/>
+                <w:sz w:val="19"/>
+              </w:rPr>
+              <w:t>Blue Origin</w:t>
+            </w:r>
+          </w:p>
+        </w:tc>
+        <w:tc>
+          <w:tcPr>
+            <w:tcW w:type="dxa" w:w="2075"/>
+            <w:vAlign w:val="center"/>
+          </w:tcPr>
+          <w:p>
+            <w:pPr>
+              <w:spacing w:after="0" w:line="252" w:lineRule="auto"/>
+              <w:jc w:val="center"/>
+            </w:pPr>
+            <w:r/>
+            <w:r>
+              <w:rPr>
+                <w:rFonts w:ascii="Kaiti SC" w:hAnsi="Kaiti SC" w:eastAsia="Kaiti SC" w:cs="Kaiti SC"/>
+                <w:b w:val="0"/>
+                <w:sz w:val="19"/>
+              </w:rPr>
+              <w:t>发射与任务</w:t>
+            </w:r>
+          </w:p>
+        </w:tc>
+        <w:tc>
+          <w:tcPr>
+            <w:tcW w:type="dxa" w:w="2075"/>
+            <w:vAlign w:val="center"/>
+          </w:tcPr>
+          <w:p>
+            <w:pPr>
+              <w:spacing w:after="0" w:line="252" w:lineRule="auto"/>
+            </w:pPr>
+            <w:r/>
+            <w:r>
+              <w:rPr>
+                <w:rFonts w:ascii="Kaiti SC" w:hAnsi="Kaiti SC" w:eastAsia="Kaiti SC" w:cs="Kaiti SC"/>
+                <w:b w:val="0"/>
+                <w:sz w:val="19"/>
+              </w:rPr>
+              <w:t>Rocket engine valve ID’d as culprit for Blue Origin’s massive pad explosion, CEO says</w:t>
+            </w:r>
+          </w:p>
+        </w:tc>
+      </w:tr>
+      <w:tr>
+        <w:trPr>
+          <w:cantSplit/>
+        </w:trPr>
+        <w:tc>
+          <w:tcPr>
+            <w:tcW w:type="dxa" w:w="2075"/>
+            <w:vAlign w:val="center"/>
+          </w:tcPr>
+          <w:p>
+            <w:pPr>
+              <w:spacing w:after="0" w:line="252" w:lineRule="auto"/>
+              <w:jc w:val="center"/>
+            </w:pPr>
+            <w:r/>
+            <w:r>
+              <w:rPr>
+                <w:rFonts w:ascii="Kaiti SC" w:hAnsi="Kaiti SC" w:eastAsia="Kaiti SC" w:cs="Kaiti SC"/>
+                <w:b w:val="0"/>
+                <w:sz w:val="19"/>
+              </w:rPr>
+              <w:t>2026-08-05</w:t>
+            </w:r>
+          </w:p>
+        </w:tc>
+        <w:tc>
+          <w:tcPr>
+            <w:tcW w:type="dxa" w:w="2075"/>
+            <w:vAlign w:val="center"/>
+          </w:tcPr>
+          <w:p>
+            <w:pPr>
+              <w:spacing w:after="0" w:line="252" w:lineRule="auto"/>
+              <w:jc w:val="center"/>
+            </w:pPr>
+            <w:r/>
+            <w:r>
+              <w:rPr>
+                <w:rFonts w:ascii="Kaiti SC" w:hAnsi="Kaiti SC" w:eastAsia="Kaiti SC" w:cs="Kaiti SC"/>
+                <w:b w:val="0"/>
+                <w:sz w:val="19"/>
+              </w:rPr>
+              <w:t>SpaceX</w:t>
+            </w:r>
+          </w:p>
+        </w:tc>
+        <w:tc>
+          <w:tcPr>
+            <w:tcW w:type="dxa" w:w="2075"/>
+            <w:vAlign w:val="center"/>
+          </w:tcPr>
+          <w:p>
+            <w:pPr>
+              <w:spacing w:after="0" w:line="252" w:lineRule="auto"/>
+              <w:jc w:val="center"/>
+            </w:pPr>
+            <w:r/>
+            <w:r>
+              <w:rPr>
+                <w:rFonts w:ascii="Kaiti SC" w:hAnsi="Kaiti SC" w:eastAsia="Kaiti SC" w:cs="Kaiti SC"/>
+                <w:b w:val="0"/>
+                <w:sz w:val="19"/>
+              </w:rPr>
+              <w:t>其他动态</w:t>
+            </w:r>
+          </w:p>
+        </w:tc>
+        <w:tc>
+          <w:tcPr>
+            <w:tcW w:type="dxa" w:w="2075"/>
+            <w:vAlign w:val="center"/>
+          </w:tcPr>
+          <w:p>
+            <w:pPr>
+              <w:spacing w:after="0" w:line="252" w:lineRule="auto"/>
+            </w:pPr>
+            <w:r/>
+            <w:r>
+              <w:rPr>
+                <w:rFonts w:ascii="Kaiti SC" w:hAnsi="Kaiti SC" w:eastAsia="Kaiti SC" w:cs="Kaiti SC"/>
+                <w:b w:val="0"/>
+                <w:sz w:val="19"/>
+              </w:rPr>
+              <w:t>SpaceX stock’s first earnings expose a liability hiding behind Starlink growth</w:t>
+            </w:r>
+          </w:p>
+        </w:tc>
+      </w:tr>
+      <w:tr>
+        <w:trPr>
+          <w:cantSplit/>
+        </w:trPr>
+        <w:tc>
+          <w:tcPr>
+            <w:tcW w:type="dxa" w:w="2075"/>
+            <w:vAlign w:val="center"/>
+          </w:tcPr>
+          <w:p>
+            <w:pPr>
+              <w:spacing w:after="0" w:line="252" w:lineRule="auto"/>
+              <w:jc w:val="center"/>
+            </w:pPr>
+            <w:r/>
+            <w:r>
+              <w:rPr>
+                <w:rFonts w:ascii="Kaiti SC" w:hAnsi="Kaiti SC" w:eastAsia="Kaiti SC" w:cs="Kaiti SC"/>
+                <w:b w:val="0"/>
+                <w:sz w:val="19"/>
+              </w:rPr>
+              <w:t>2026-08-09</w:t>
+            </w:r>
+          </w:p>
+        </w:tc>
+        <w:tc>
+          <w:tcPr>
+            <w:tcW w:type="dxa" w:w="2075"/>
+            <w:vAlign w:val="center"/>
+          </w:tcPr>
+          <w:p>
+            <w:pPr>
+              <w:spacing w:after="0" w:line="252" w:lineRule="auto"/>
+              <w:jc w:val="center"/>
+            </w:pPr>
+            <w:r/>
+            <w:r>
+              <w:rPr>
+                <w:rFonts w:ascii="Kaiti SC" w:hAnsi="Kaiti SC" w:eastAsia="Kaiti SC" w:cs="Kaiti SC"/>
+                <w:b w:val="0"/>
+                <w:sz w:val="19"/>
+              </w:rPr>
+              <w:t>SpaceX</w:t>
+            </w:r>
+          </w:p>
+        </w:tc>
+        <w:tc>
+          <w:tcPr>
+            <w:tcW w:type="dxa" w:w="2075"/>
+            <w:vAlign w:val="center"/>
+          </w:tcPr>
+          <w:p>
+            <w:pPr>
+              <w:spacing w:after="0" w:line="252" w:lineRule="auto"/>
+              <w:jc w:val="center"/>
+            </w:pPr>
+            <w:r/>
+            <w:r>
+              <w:rPr>
+                <w:rFonts w:ascii="Kaiti SC" w:hAnsi="Kaiti SC" w:eastAsia="Kaiti SC" w:cs="Kaiti SC"/>
+                <w:b w:val="0"/>
+                <w:sz w:val="19"/>
+              </w:rPr>
+              <w:t>其他动态</w:t>
+            </w:r>
+          </w:p>
+        </w:tc>
+        <w:tc>
+          <w:tcPr>
+            <w:tcW w:type="dxa" w:w="2075"/>
+            <w:vAlign w:val="center"/>
+          </w:tcPr>
+          <w:p>
+            <w:pPr>
+              <w:spacing w:after="0" w:line="252" w:lineRule="auto"/>
+            </w:pPr>
+            <w:r/>
+            <w:r>
+              <w:rPr>
+                <w:rFonts w:ascii="Kaiti SC" w:hAnsi="Kaiti SC" w:eastAsia="Kaiti SC" w:cs="Kaiti SC"/>
+                <w:b w:val="0"/>
+                <w:sz w:val="19"/>
+              </w:rPr>
+              <w:t>Elon Musk envisions massive growth for SpaceX’s Starlink amid AI and robotics surge: 'It’s not out of the question that'</w:t>
+            </w:r>
+          </w:p>
+        </w:tc>
+      </w:tr>
+      <w:tr>
+        <w:trPr>
+          <w:cantSplit/>
+        </w:trPr>
+        <w:tc>
+          <w:tcPr>
+            <w:tcW w:type="dxa" w:w="2075"/>
+            <w:vAlign w:val="center"/>
+          </w:tcPr>
+          <w:p>
+            <w:pPr>
+              <w:spacing w:after="0" w:line="252" w:lineRule="auto"/>
+              <w:jc w:val="center"/>
+            </w:pPr>
+            <w:r/>
+            <w:r>
+              <w:rPr>
+                <w:rFonts w:ascii="Kaiti SC" w:hAnsi="Kaiti SC" w:eastAsia="Kaiti SC" w:cs="Kaiti SC"/>
+                <w:b w:val="0"/>
+                <w:sz w:val="19"/>
+              </w:rPr>
+              <w:t>2026-08-06</w:t>
+            </w:r>
+          </w:p>
+        </w:tc>
+        <w:tc>
+          <w:tcPr>
+            <w:tcW w:type="dxa" w:w="2075"/>
+            <w:vAlign w:val="center"/>
+          </w:tcPr>
+          <w:p>
+            <w:pPr>
+              <w:spacing w:after="0" w:line="252" w:lineRule="auto"/>
+              <w:jc w:val="center"/>
+            </w:pPr>
+            <w:r/>
+            <w:r>
+              <w:rPr>
+                <w:rFonts w:ascii="Kaiti SC" w:hAnsi="Kaiti SC" w:eastAsia="Kaiti SC" w:cs="Kaiti SC"/>
+                <w:b w:val="0"/>
+                <w:sz w:val="19"/>
+              </w:rPr>
+              <w:t>SpaceX</w:t>
+            </w:r>
+          </w:p>
+        </w:tc>
+        <w:tc>
+          <w:tcPr>
+            <w:tcW w:type="dxa" w:w="2075"/>
+            <w:vAlign w:val="center"/>
+          </w:tcPr>
+          <w:p>
+            <w:pPr>
+              <w:spacing w:after="0" w:line="252" w:lineRule="auto"/>
+              <w:jc w:val="center"/>
+            </w:pPr>
+            <w:r/>
+            <w:r>
+              <w:rPr>
+                <w:rFonts w:ascii="Kaiti SC" w:hAnsi="Kaiti SC" w:eastAsia="Kaiti SC" w:cs="Kaiti SC"/>
+                <w:b w:val="0"/>
+                <w:sz w:val="19"/>
+              </w:rPr>
+              <w:t>市场与股价</w:t>
+            </w:r>
+          </w:p>
+        </w:tc>
+        <w:tc>
+          <w:tcPr>
+            <w:tcW w:type="dxa" w:w="2075"/>
+            <w:vAlign w:val="center"/>
+          </w:tcPr>
+          <w:p>
+            <w:pPr>
+              <w:spacing w:after="0" w:line="252" w:lineRule="auto"/>
+            </w:pPr>
+            <w:r/>
+            <w:r>
+              <w:rPr>
+                <w:rFonts w:ascii="Kaiti SC" w:hAnsi="Kaiti SC" w:eastAsia="Kaiti SC" w:cs="Kaiti SC"/>
+                <w:b w:val="0"/>
+                <w:sz w:val="19"/>
+              </w:rPr>
+              <w:t>In first post-IPO earnings, Starlink drives SpaceX revenue as AI, launches lag - San Antonio Express-News</w:t>
             </w:r>
           </w:p>
         </w:tc>
@@ -2105,7 +2126,7 @@
           <w:rFonts w:ascii="Kaiti SC" w:hAnsi="Kaiti SC" w:eastAsia="Kaiti SC" w:cs="Kaiti SC"/>
           <w:sz w:val="21"/>
         </w:rPr>
-        <w:t>中科宇航：中科宇航与星际数链签署高轨发射意向合同 力箭二号运载火箭高轨发射任务启动 - 证券时报 （2026-08-02；DoNews、Jiemian.com、SOHU）</w:t>
+        <w:t>SpaceX：Live Coverage: SpaceX West Coast launch surge continues with Starlink mission （2026-08-09；Breakingthenews.net、Broadband Breakfast、FOX Weather）</w:t>
       </w:r>
     </w:p>
     <w:p>
@@ -2126,7 +2147,7 @@
           <w:rFonts w:ascii="Kaiti SC" w:hAnsi="Kaiti SC" w:eastAsia="Kaiti SC" w:cs="Kaiti SC"/>
           <w:sz w:val="21"/>
         </w:rPr>
-        <w:t>SpaceX：NASA, SpaceX Advance Wind Tunnel Tests for Starship Rocket （2026-08-02；Breakingthenews.net、Broadband Breakfast、Fox Business）</w:t>
+        <w:t>Blue Origin：Blue Origin Traces Cause of New Glenn’s Explosion, as the Company Targets a Return-to-Flight this Year （2026-08-07；Gizmodo、bing.com、spacewatch.global）</w:t>
       </w:r>
     </w:p>
     <w:p>
@@ -2147,7 +2168,7 @@
           <w:rFonts w:ascii="Kaiti SC" w:hAnsi="Kaiti SC" w:eastAsia="Kaiti SC" w:cs="Kaiti SC"/>
           <w:sz w:val="21"/>
         </w:rPr>
-        <w:t>中科宇航：力箭一号遥十八运载火箭顺利出厂 - 证券时报 （2026-07-31；凤凰网、凤凰网科技、观点网）</w:t>
+        <w:t>星河动力：可重复使用火箭新进展！星河动力航天将择机发射智神星一号 - 证券时报 （2026-08-05；eastmoney.com、finance.sina.com.cn、新浪财经）</w:t>
       </w:r>
     </w:p>
     <w:p>
@@ -2168,7 +2189,7 @@
           <w:rFonts w:ascii="Kaiti SC" w:hAnsi="Kaiti SC" w:eastAsia="Kaiti SC" w:cs="Kaiti SC"/>
           <w:sz w:val="21"/>
         </w:rPr>
-        <w:t>Blue Origin：Blue Origin to test New Glenn upper stages at Stennis （2026-07-28；SpaceNews、bing.com）</w:t>
+        <w:t>Blue Origin：ULA working toward Vulcan return to flight as Blue Origin modifies the Rocket’s BE-4 engines （2026-08-08；bing.com）</w:t>
       </w:r>
     </w:p>
     <w:p>
@@ -2189,7 +2210,7 @@
           <w:rFonts w:ascii="Kaiti SC" w:hAnsi="Kaiti SC" w:eastAsia="Kaiti SC" w:cs="Kaiti SC"/>
           <w:sz w:val="21"/>
         </w:rPr>
-        <w:t>Blue Origin：Blue Origin Blew Up Its Launch Pad, So NASA Will Invite Its Rockets Over For Testing - Jalopnik （2026-07-31；Jalopnik、Yahoo）</w:t>
+        <w:t>Blue Origin：Rocket engine valve ID’d as culprit for Blue Origin’s massive pad explosion, CEO says （2026-08-06；bing.com）</w:t>
       </w:r>
     </w:p>
     <w:p>
@@ -2210,7 +2231,7 @@
           <w:rFonts w:ascii="Kaiti SC" w:hAnsi="Kaiti SC" w:eastAsia="Kaiti SC" w:cs="Kaiti SC"/>
           <w:sz w:val="21"/>
         </w:rPr>
-        <w:t>SpaceX：Recent photos show SpaceX Falcon 9 rocket launching in US - USA Today （2026-07-30；The Desert Sun、USA Today）</w:t>
+        <w:t>Blue Origin：Elon Musk Has a Message for Jeff Bezos' Blue Origin After It Solved the New Glenn Mystery— 'Hope You...' （2026-08-06；bing.com）</w:t>
       </w:r>
     </w:p>
     <w:p>
@@ -2231,7 +2252,7 @@
           <w:rFonts w:ascii="Kaiti SC" w:hAnsi="Kaiti SC" w:eastAsia="Kaiti SC" w:cs="Kaiti SC"/>
           <w:sz w:val="21"/>
         </w:rPr>
-        <w:t>中科宇航：中科宇航全面攻坚可复用运载器研发：力鸿二号年内完成回收首飞 - 新浪财经 （2026-07-28；新浪财经）</w:t>
+        <w:t>Blue Origin：Blue Origin Reveals What Caused Rocket to Explode into Fireball on Launchpad - People.com （2026-08-07；People.com、bing.com）</w:t>
       </w:r>
     </w:p>
     <w:p>
@@ -2252,7 +2273,7 @@
           <w:rFonts w:ascii="Kaiti SC" w:hAnsi="Kaiti SC" w:eastAsia="Kaiti SC" w:cs="Kaiti SC"/>
           <w:sz w:val="21"/>
         </w:rPr>
-        <w:t>中科宇航：中科宇航力鸿二号计划今年完成首飞及百公里级回收验证，将搭载太空旅游可穿戴监测设备 - 新浪财经 （2026-07-28；新浪财经）</w:t>
+        <w:t>SpaceX：Is there a rocket launch today? When to see 1st SpaceX mission of August - The Desert Sun （2026-08-04；The Desert Sun、Ventura County Star、azcentral.com and The Arizona Republic）</w:t>
       </w:r>
     </w:p>
     <w:p>
@@ -2286,7 +2307,7 @@
           <w:rFonts w:ascii="Kaiti SC" w:hAnsi="Kaiti SC" w:eastAsia="Kaiti SC" w:cs="Kaiti SC"/>
           <w:sz w:val="21"/>
         </w:rPr>
-        <w:t>Blue Origin：U.S. Air Force expands Blue Origin rocket cargo contract （2026-08-02；SpaceNews）</w:t>
+        <w:t>Blue Origin：U.S. Air Force expands Blue Origin rocket cargo contract （2026-08-04；Payload Space、SpaceNews、Zamin.uz）</w:t>
       </w:r>
     </w:p>
     <w:p>
@@ -2320,7 +2341,91 @@
           <w:rFonts w:ascii="Kaiti SC" w:hAnsi="Kaiti SC" w:eastAsia="Kaiti SC" w:cs="Kaiti SC"/>
           <w:sz w:val="21"/>
         </w:rPr>
-        <w:t>蓝箭鸿擎：乾照光电：旗下商业航天基金参与鸿擎科技Pre-B轮融资 - 新浪财经 （2026-07-29；中证网、新浪财经）</w:t>
+        <w:t>蓝箭鸿擎：乾照光电：旗下商业航天基金参与鸿擎科技Pre-B轮融资 - 东方财富 （2026-08-04；东方财富、中证网、新浪网）</w:t>
+      </w:r>
+    </w:p>
+    <w:p>
+      <w:pPr>
+        <w:keepLines/>
+        <w:spacing w:after="60"/>
+        <w:ind w:left="369" w:hanging="227"/>
+      </w:pPr>
+      <w:r>
+        <w:rPr>
+          <w:rFonts w:ascii="Kaiti SC" w:hAnsi="Kaiti SC" w:eastAsia="Kaiti SC" w:cs="Kaiti SC"/>
+          <w:sz w:val="21"/>
+        </w:rPr>
+        <w:t xml:space="preserve">➢ </w:t>
+      </w:r>
+      <w:r>
+        <w:rPr>
+          <w:rFonts w:ascii="Kaiti SC" w:hAnsi="Kaiti SC" w:eastAsia="Kaiti SC" w:cs="Kaiti SC"/>
+          <w:sz w:val="21"/>
+        </w:rPr>
+        <w:t>星际荣耀：星际荣耀获 E 轮近 10 亿元首批融资 银行系产业资本加码商业航天赛道 - 品玩 （2026-08-05；xyxww.com.cn、品玩、搜狐网）</w:t>
+      </w:r>
+    </w:p>
+    <w:p>
+      <w:pPr>
+        <w:keepLines/>
+        <w:spacing w:after="60"/>
+        <w:ind w:left="369" w:hanging="227"/>
+      </w:pPr>
+      <w:r>
+        <w:rPr>
+          <w:rFonts w:ascii="Kaiti SC" w:hAnsi="Kaiti SC" w:eastAsia="Kaiti SC" w:cs="Kaiti SC"/>
+          <w:sz w:val="21"/>
+        </w:rPr>
+        <w:t xml:space="preserve">➢ </w:t>
+      </w:r>
+      <w:r>
+        <w:rPr>
+          <w:rFonts w:ascii="Kaiti SC" w:hAnsi="Kaiti SC" w:eastAsia="Kaiti SC" w:cs="Kaiti SC"/>
+          <w:sz w:val="21"/>
+        </w:rPr>
+        <w:t>星际荣耀：星际荣耀完成近10亿元E轮融资，布局可复用液氧甲烷火箭 - 新浪财经 （2026-08-05；eastmoney.com、东方财富、新浪财经）</w:t>
+      </w:r>
+    </w:p>
+    <w:p>
+      <w:pPr>
+        <w:keepLines/>
+        <w:spacing w:after="60"/>
+        <w:ind w:left="369" w:hanging="227"/>
+      </w:pPr>
+      <w:r>
+        <w:rPr>
+          <w:rFonts w:ascii="Kaiti SC" w:hAnsi="Kaiti SC" w:eastAsia="Kaiti SC" w:cs="Kaiti SC"/>
+          <w:sz w:val="21"/>
+        </w:rPr>
+        <w:t xml:space="preserve">➢ </w:t>
+      </w:r>
+      <w:r>
+        <w:rPr>
+          <w:rFonts w:ascii="Kaiti SC" w:hAnsi="Kaiti SC" w:eastAsia="Kaiti SC" w:cs="Kaiti SC"/>
+          <w:sz w:val="21"/>
+        </w:rPr>
+        <w:t>星际荣耀：星际荣耀完成E轮融资近10亿元首批交割 - laoyaoba.com （2026-08-05；laoyaoba.com、搜狐网）</w:t>
+      </w:r>
+    </w:p>
+    <w:p>
+      <w:pPr>
+        <w:keepLines/>
+        <w:spacing w:after="60"/>
+        <w:ind w:left="369" w:hanging="227"/>
+      </w:pPr>
+      <w:r>
+        <w:rPr>
+          <w:rFonts w:ascii="Kaiti SC" w:hAnsi="Kaiti SC" w:eastAsia="Kaiti SC" w:cs="Kaiti SC"/>
+          <w:sz w:val="21"/>
+        </w:rPr>
+        <w:t xml:space="preserve">➢ </w:t>
+      </w:r>
+      <w:r>
+        <w:rPr>
+          <w:rFonts w:ascii="Kaiti SC" w:hAnsi="Kaiti SC" w:eastAsia="Kaiti SC" w:cs="Kaiti SC"/>
+          <w:sz w:val="21"/>
+        </w:rPr>
+        <w:t>星际荣耀：星际荣耀拿下10亿E轮融资，商业航天进入重资产竞速 - 搜狐网 （2026-08-05；QQ News、搜狐网）</w:t>
       </w:r>
     </w:p>
     <w:p>
@@ -2354,7 +2459,7 @@
           <w:rFonts w:ascii="Kaiti SC" w:hAnsi="Kaiti SC" w:eastAsia="Kaiti SC" w:cs="Kaiti SC"/>
           <w:sz w:val="21"/>
         </w:rPr>
-        <w:t>SpaceX：What a $1,000 Investment in SpaceX at IPO Would Be Worth Today and What Comes Next （2026-07-30；bing.com）</w:t>
+        <w:t>SpaceX：SpaceX’s Future Plans Hinge Heavily on Starlink and Grok （2026-08-05；bing.com）</w:t>
       </w:r>
     </w:p>
     <w:p>
@@ -2375,28 +2480,7 @@
           <w:rFonts w:ascii="Kaiti SC" w:hAnsi="Kaiti SC" w:eastAsia="Kaiti SC" w:cs="Kaiti SC"/>
           <w:sz w:val="21"/>
         </w:rPr>
-        <w:t>SpaceX：As SpaceX Shares Continue To Plummet, One Analyst Says Now Is the Time To Buy With 110% Upside （2026-07-28；bing.com）</w:t>
-      </w:r>
-    </w:p>
-    <w:p>
-      <w:pPr>
-        <w:keepLines/>
-        <w:spacing w:after="60"/>
-        <w:ind w:left="369" w:hanging="227"/>
-      </w:pPr>
-      <w:r>
-        <w:rPr>
-          <w:rFonts w:ascii="Kaiti SC" w:hAnsi="Kaiti SC" w:eastAsia="Kaiti SC" w:cs="Kaiti SC"/>
-          <w:sz w:val="21"/>
-        </w:rPr>
-        <w:t xml:space="preserve">➢ </w:t>
-      </w:r>
-      <w:r>
-        <w:rPr>
-          <w:rFonts w:ascii="Kaiti SC" w:hAnsi="Kaiti SC" w:eastAsia="Kaiti SC" w:cs="Kaiti SC"/>
-          <w:sz w:val="21"/>
-        </w:rPr>
-        <w:t>SpaceX：SpaceX Demonstrates Starfall Capsule as Liquidity Event Accelerates In-Space Manufacturing Ventures （2026-08-02；satnews.com）</w:t>
+        <w:t>SpaceX：In first post-IPO earnings, Starlink drives SpaceX revenue as AI, launches lag - San Antonio Express-News （2026-08-06；San Antonio Express-News、bing.com、space.com）</w:t>
       </w:r>
     </w:p>
     <w:p>
@@ -2430,7 +2514,7 @@
           <w:rFonts w:ascii="Kaiti SC" w:hAnsi="Kaiti SC" w:eastAsia="Kaiti SC" w:cs="Kaiti SC"/>
           <w:sz w:val="21"/>
         </w:rPr>
-        <w:t>垣信卫星：“千帆星座”卫星终端产品首次亮相，飞机乘客能看直播，手机能直连卫星通话 - eastmoney.com （2026-08-01；eastmoney.com、东方财富）</w:t>
+        <w:t>SpaceX：SpaceX revenue jumps in debut results as satellite, AI businesses surge - Reuters （2026-08-05；Reuters、bing.com、thenationalnews.com）</w:t>
       </w:r>
     </w:p>
     <w:p>
@@ -2464,7 +2548,7 @@
           <w:rFonts w:ascii="Kaiti SC" w:hAnsi="Kaiti SC" w:eastAsia="Kaiti SC" w:cs="Kaiti SC"/>
           <w:sz w:val="21"/>
         </w:rPr>
-        <w:t>SpaceX：Jim Cramer Says ‘Never Count This Man Out’ as Elon Musk Calls Starlink V3 a ‘Gamechanger’ After SpaceX’s Next-Generation Satellites Reach Space （2026-08-01；Fortune、Latest news from Azerbaijan、Phys.org）</w:t>
+        <w:t>SpaceX：SpaceX Outlines Starlink Mobile Plans in First Earnings Report （2026-08-09；bing.com、satellitetoday.com）</w:t>
       </w:r>
     </w:p>
     <w:p>
@@ -2485,7 +2569,7 @@
           <w:rFonts w:ascii="Kaiti SC" w:hAnsi="Kaiti SC" w:eastAsia="Kaiti SC" w:cs="Kaiti SC"/>
           <w:sz w:val="21"/>
         </w:rPr>
-        <w:t>Blue Origin：Blue Origin continues rebuilding LC-36, prepares testing alternatives for New Glenn second stage （2026-07-31；425business.com、NASASpaceflight、autoevolution）</w:t>
+        <w:t>Blue Origin：New Glenn explosion linked to rocket engine valve （2026-08-07；Aviation Week、Central Florida Public Media、Hanford Sentinel）</w:t>
       </w:r>
     </w:p>
     <w:p>
@@ -2506,7 +2590,7 @@
           <w:rFonts w:ascii="Kaiti SC" w:hAnsi="Kaiti SC" w:eastAsia="Kaiti SC" w:cs="Kaiti SC"/>
           <w:sz w:val="21"/>
         </w:rPr>
-        <w:t>蓝箭鸿擎：乾照光电联合发起产业基金投资鸿擎科技，深化卫星互联网产业链布局 - 投影时代 （2026-07-30；finance.sina.com.cn、投影时代、新浪财经）</w:t>
+        <w:t>Blue Origin：Blue Origin reveals cause of Cape Canaveral rocket explosion - yahoo.com （2026-08-06；Florida Today、Reuters、TalkOfTitusville.com）</w:t>
       </w:r>
     </w:p>
     <w:p>
@@ -2527,7 +2611,7 @@
           <w:rFonts w:ascii="Kaiti SC" w:hAnsi="Kaiti SC" w:eastAsia="Kaiti SC" w:cs="Kaiti SC"/>
           <w:sz w:val="21"/>
         </w:rPr>
-        <w:t>SpaceX：Billionaire Bill Ackman called SpaceX's Starlink a "near monopoly" in global satellite internet, but said he won't buy the stock （2026-07-31；bing.com）</w:t>
+        <w:t>星际荣耀：商业火箭独角兽星际荣耀完成E轮近10亿元首批交割 - 东方财富 （2026-08-06；cls.cn、eastmoney.com、jiemian.com）</w:t>
       </w:r>
     </w:p>
     <w:p>
@@ -2548,7 +2632,7 @@
           <w:rFonts w:ascii="Kaiti SC" w:hAnsi="Kaiti SC" w:eastAsia="Kaiti SC" w:cs="Kaiti SC"/>
           <w:sz w:val="21"/>
         </w:rPr>
-        <w:t>SpaceX：SpaceX's Starship seen in space by next-gen Starlink satellite (video) - space.com （2026-08-01；Encyclopedia Britannica、space.com）</w:t>
+        <w:t>SpaceX：SpaceX’s Starlink Dominates Satellite Internet. Its 55-Year-Old Rival Just Filed for Bankruptcy （2026-08-05；Reuters、bing.com）</w:t>
       </w:r>
     </w:p>
     <w:p>
@@ -2569,7 +2653,49 @@
           <w:rFonts w:ascii="Kaiti SC" w:hAnsi="Kaiti SC" w:eastAsia="Kaiti SC" w:cs="Kaiti SC"/>
           <w:sz w:val="21"/>
         </w:rPr>
-        <w:t>宇石空间：极擎动力获宇石空间天使轮投资 - 东方财富 （2026-07-28；东方财富）</w:t>
+        <w:t>SpaceX：SpaceX claims Starlink Mobile will be better than AT&amp;T, T-Mobile, and Verizon （2026-08-05；bing.com）</w:t>
+      </w:r>
+    </w:p>
+    <w:p>
+      <w:pPr>
+        <w:keepLines/>
+        <w:spacing w:after="60"/>
+        <w:ind w:left="369" w:hanging="227"/>
+      </w:pPr>
+      <w:r>
+        <w:rPr>
+          <w:rFonts w:ascii="Kaiti SC" w:hAnsi="Kaiti SC" w:eastAsia="Kaiti SC" w:cs="Kaiti SC"/>
+          <w:sz w:val="21"/>
+        </w:rPr>
+        <w:t xml:space="preserve">➢ </w:t>
+      </w:r>
+      <w:r>
+        <w:rPr>
+          <w:rFonts w:ascii="Kaiti SC" w:hAnsi="Kaiti SC" w:eastAsia="Kaiti SC" w:cs="Kaiti SC"/>
+          <w:sz w:val="21"/>
+        </w:rPr>
+        <w:t>SpaceX：SpaceX stock’s first earnings expose a liability hiding behind Starlink growth （2026-08-05；Investor's Business Daily、bing.com）</w:t>
+      </w:r>
+    </w:p>
+    <w:p>
+      <w:pPr>
+        <w:keepLines/>
+        <w:spacing w:after="60"/>
+        <w:ind w:left="369" w:hanging="227"/>
+      </w:pPr>
+      <w:r>
+        <w:rPr>
+          <w:rFonts w:ascii="Kaiti SC" w:hAnsi="Kaiti SC" w:eastAsia="Kaiti SC" w:cs="Kaiti SC"/>
+          <w:sz w:val="21"/>
+        </w:rPr>
+        <w:t xml:space="preserve">➢ </w:t>
+      </w:r>
+      <w:r>
+        <w:rPr>
+          <w:rFonts w:ascii="Kaiti SC" w:hAnsi="Kaiti SC" w:eastAsia="Kaiti SC" w:cs="Kaiti SC"/>
+          <w:sz w:val="21"/>
+        </w:rPr>
+        <w:t>SpaceX：Elon Musk envisions massive growth for SpaceX’s Starlink amid AI and robotics surge: 'It’s not out of the question that' （2026-08-09；bing.com）</w:t>
       </w:r>
     </w:p>
     <w:p>
@@ -2728,7 +2854,7 @@
                 <w:b w:val="0"/>
                 <w:sz w:val="19"/>
               </w:rPr>
-              <w:t>75</w:t>
+              <w:t>223</w:t>
             </w:r>
           </w:p>
         </w:tc>
@@ -2749,7 +2875,7 @@
                 <w:b w:val="0"/>
                 <w:sz w:val="19"/>
               </w:rPr>
-              <w:t>发射与任务、市场与股价、其他动态</w:t>
+              <w:t>发射与任务、其他动态、市场与股价、产品与技术</w:t>
             </w:r>
           </w:p>
         </w:tc>
@@ -2769,7 +2895,7 @@
                 <w:b w:val="0"/>
                 <w:sz w:val="19"/>
               </w:rPr>
-              <w:t>NASA, SpaceX Advance Wind Tunnel Tests for Starship Rocket</w:t>
+              <w:t>Live Coverage: SpaceX West Coast launch surge continues with Starlink mission</w:t>
             </w:r>
           </w:p>
         </w:tc>
@@ -2815,7 +2941,7 @@
                 <w:b w:val="0"/>
                 <w:sz w:val="19"/>
               </w:rPr>
-              <w:t>33</w:t>
+              <w:t>105</w:t>
             </w:r>
           </w:p>
         </w:tc>
@@ -2836,7 +2962,7 @@
                 <w:b w:val="0"/>
                 <w:sz w:val="19"/>
               </w:rPr>
-              <w:t>订单与合作、其他动态、市场与股价、发射与任务</w:t>
+              <w:t>其他动态、发射与任务、融资与资本、订单与合作</w:t>
             </w:r>
           </w:p>
         </w:tc>
@@ -2856,7 +2982,7 @@
                 <w:b w:val="0"/>
                 <w:sz w:val="19"/>
               </w:rPr>
-              <w:t>U.S. Air Force expands Blue Origin rocket cargo contract</w:t>
+              <w:t>New Glenn explosion linked to rocket engine valve</w:t>
             </w:r>
           </w:p>
         </w:tc>
@@ -2881,7 +3007,7 @@
                 <w:b w:val="0"/>
                 <w:sz w:val="19"/>
               </w:rPr>
-              <w:t>中科宇航</w:t>
+              <w:t>星际荣耀</w:t>
             </w:r>
           </w:p>
         </w:tc>
@@ -2902,7 +3028,7 @@
                 <w:b w:val="0"/>
                 <w:sz w:val="19"/>
               </w:rPr>
-              <w:t>18</w:t>
+              <w:t>28</w:t>
             </w:r>
           </w:p>
         </w:tc>
@@ -2923,7 +3049,7 @@
                 <w:b w:val="0"/>
                 <w:sz w:val="19"/>
               </w:rPr>
-              <w:t>发射与任务、订单与合作</w:t>
+              <w:t>市场与股价、融资与资本、其他动态、发射与任务、产品与技术</w:t>
             </w:r>
           </w:p>
         </w:tc>
@@ -2943,7 +3069,7 @@
                 <w:b w:val="0"/>
                 <w:sz w:val="19"/>
               </w:rPr>
-              <w:t>中科宇航与星际数链签署高轨发射意向合同 力箭二号运载火箭高轨发射任务启动 - 证券时报</w:t>
+              <w:t>星际荣耀完成E轮近10亿首批交割，科创板IPO辅导报告已披露24期 - 搜狐网</w:t>
             </w:r>
           </w:p>
         </w:tc>
@@ -2989,7 +3115,7 @@
                 <w:b w:val="0"/>
                 <w:sz w:val="19"/>
               </w:rPr>
-              <w:t>7</w:t>
+              <w:t>5</w:t>
             </w:r>
           </w:p>
         </w:tc>
@@ -3010,7 +3136,7 @@
                 <w:b w:val="0"/>
                 <w:sz w:val="19"/>
               </w:rPr>
-              <w:t>产品与技术、市场与股价、其他动态</w:t>
+              <w:t>发射与任务、其他动态、市场与股价</w:t>
             </w:r>
           </w:p>
         </w:tc>
@@ -3030,7 +3156,181 @@
                 <w:b w:val="0"/>
                 <w:sz w:val="19"/>
               </w:rPr>
-              <w:t>“朱雀三号”亮相火箭大街 - 新浪财经</w:t>
+              <w:t>Chinese company Landspace targets Aug. 10 for historic rocket launch and landing attempt</w:t>
+            </w:r>
+          </w:p>
+        </w:tc>
+      </w:tr>
+      <w:tr>
+        <w:trPr>
+          <w:cantSplit/>
+        </w:trPr>
+        <w:tc>
+          <w:tcPr>
+            <w:tcW w:type="dxa" w:w="2075"/>
+            <w:vAlign w:val="center"/>
+          </w:tcPr>
+          <w:p>
+            <w:pPr>
+              <w:spacing w:after="0" w:line="252" w:lineRule="auto"/>
+            </w:pPr>
+            <w:r/>
+            <w:r>
+              <w:rPr>
+                <w:rFonts w:ascii="Kaiti SC" w:hAnsi="Kaiti SC" w:eastAsia="Kaiti SC" w:cs="Kaiti SC"/>
+                <w:b w:val="0"/>
+                <w:sz w:val="19"/>
+              </w:rPr>
+              <w:t>垣信卫星</w:t>
+            </w:r>
+          </w:p>
+        </w:tc>
+        <w:tc>
+          <w:tcPr>
+            <w:tcW w:type="dxa" w:w="2075"/>
+            <w:vAlign w:val="center"/>
+          </w:tcPr>
+          <w:p>
+            <w:pPr>
+              <w:spacing w:after="0" w:line="252" w:lineRule="auto"/>
+              <w:jc w:val="center"/>
+            </w:pPr>
+            <w:r/>
+            <w:r>
+              <w:rPr>
+                <w:rFonts w:ascii="Kaiti SC" w:hAnsi="Kaiti SC" w:eastAsia="Kaiti SC" w:cs="Kaiti SC"/>
+                <w:b w:val="0"/>
+                <w:sz w:val="19"/>
+              </w:rPr>
+              <w:t>3</w:t>
+            </w:r>
+          </w:p>
+        </w:tc>
+        <w:tc>
+          <w:tcPr>
+            <w:tcW w:type="dxa" w:w="2075"/>
+            <w:vAlign w:val="center"/>
+          </w:tcPr>
+          <w:p>
+            <w:pPr>
+              <w:spacing w:after="0" w:line="252" w:lineRule="auto"/>
+              <w:jc w:val="center"/>
+            </w:pPr>
+            <w:r/>
+            <w:r>
+              <w:rPr>
+                <w:rFonts w:ascii="Kaiti SC" w:hAnsi="Kaiti SC" w:eastAsia="Kaiti SC" w:cs="Kaiti SC"/>
+                <w:b w:val="0"/>
+                <w:sz w:val="19"/>
+              </w:rPr>
+              <w:t>发射与任务、其他动态</w:t>
+            </w:r>
+          </w:p>
+        </w:tc>
+        <w:tc>
+          <w:tcPr>
+            <w:tcW w:type="dxa" w:w="2075"/>
+            <w:vAlign w:val="center"/>
+          </w:tcPr>
+          <w:p>
+            <w:pPr>
+              <w:spacing w:after="0" w:line="252" w:lineRule="auto"/>
+            </w:pPr>
+            <w:r/>
+            <w:r>
+              <w:rPr>
+                <w:rFonts w:ascii="Kaiti SC" w:hAnsi="Kaiti SC" w:eastAsia="Kaiti SC" w:cs="Kaiti SC"/>
+                <w:b w:val="0"/>
+                <w:sz w:val="19"/>
+              </w:rPr>
+              <w:t>一箭18星！“千帆星座”第九批组网卫星成功发射_手机新浪网 - 新浪财经</w:t>
+            </w:r>
+          </w:p>
+        </w:tc>
+      </w:tr>
+      <w:tr>
+        <w:trPr>
+          <w:cantSplit/>
+        </w:trPr>
+        <w:tc>
+          <w:tcPr>
+            <w:tcW w:type="dxa" w:w="2075"/>
+            <w:vAlign w:val="center"/>
+          </w:tcPr>
+          <w:p>
+            <w:pPr>
+              <w:spacing w:after="0" w:line="252" w:lineRule="auto"/>
+            </w:pPr>
+            <w:r/>
+            <w:r>
+              <w:rPr>
+                <w:rFonts w:ascii="Kaiti SC" w:hAnsi="Kaiti SC" w:eastAsia="Kaiti SC" w:cs="Kaiti SC"/>
+                <w:b w:val="0"/>
+                <w:sz w:val="19"/>
+              </w:rPr>
+              <w:t>星河动力</w:t>
+            </w:r>
+          </w:p>
+        </w:tc>
+        <w:tc>
+          <w:tcPr>
+            <w:tcW w:type="dxa" w:w="2075"/>
+            <w:vAlign w:val="center"/>
+          </w:tcPr>
+          <w:p>
+            <w:pPr>
+              <w:spacing w:after="0" w:line="252" w:lineRule="auto"/>
+              <w:jc w:val="center"/>
+            </w:pPr>
+            <w:r/>
+            <w:r>
+              <w:rPr>
+                <w:rFonts w:ascii="Kaiti SC" w:hAnsi="Kaiti SC" w:eastAsia="Kaiti SC" w:cs="Kaiti SC"/>
+                <w:b w:val="0"/>
+                <w:sz w:val="19"/>
+              </w:rPr>
+              <w:t>3</w:t>
+            </w:r>
+          </w:p>
+        </w:tc>
+        <w:tc>
+          <w:tcPr>
+            <w:tcW w:type="dxa" w:w="2075"/>
+            <w:vAlign w:val="center"/>
+          </w:tcPr>
+          <w:p>
+            <w:pPr>
+              <w:spacing w:after="0" w:line="252" w:lineRule="auto"/>
+              <w:jc w:val="center"/>
+            </w:pPr>
+            <w:r/>
+            <w:r>
+              <w:rPr>
+                <w:rFonts w:ascii="Kaiti SC" w:hAnsi="Kaiti SC" w:eastAsia="Kaiti SC" w:cs="Kaiti SC"/>
+                <w:b w:val="0"/>
+                <w:sz w:val="19"/>
+              </w:rPr>
+              <w:t>发射与任务、其他动态</w:t>
+            </w:r>
+          </w:p>
+        </w:tc>
+        <w:tc>
+          <w:tcPr>
+            <w:tcW w:type="dxa" w:w="2075"/>
+            <w:vAlign w:val="center"/>
+          </w:tcPr>
+          <w:p>
+            <w:pPr>
+              <w:spacing w:after="0" w:line="252" w:lineRule="auto"/>
+            </w:pPr>
+            <w:r/>
+            <w:r>
+              <w:rPr>
+                <w:rFonts w:ascii="Kaiti SC" w:hAnsi="Kaiti SC" w:eastAsia="Kaiti SC" w:cs="Kaiti SC"/>
+                <w:b w:val="0"/>
+                <w:sz w:val="19"/>
+              </w:rPr>
+              <w:t>星河动力将实施智神星一号（遥一）商业运载火箭发射任务 - 上海证券报</w:t>
             </w:r>
           </w:p>
         </w:tc>
@@ -3076,7 +3376,7 @@
                 <w:b w:val="0"/>
                 <w:sz w:val="19"/>
               </w:rPr>
-              <w:t>7</w:t>
+              <w:t>2</w:t>
             </w:r>
           </w:p>
         </w:tc>
@@ -3097,7 +3397,7 @@
                 <w:b w:val="0"/>
                 <w:sz w:val="19"/>
               </w:rPr>
-              <w:t>其他动态、融资与资本</w:t>
+              <w:t>融资与资本、其他动态</w:t>
             </w:r>
           </w:p>
         </w:tc>
@@ -3117,7 +3417,7 @@
                 <w:b w:val="0"/>
                 <w:sz w:val="19"/>
               </w:rPr>
-              <w:t>乾照光电联合发起产业基金投资鸿擎科技，深化卫星互联网产业链布局 - 投影时代</w:t>
+              <w:t>乾照光电：旗下商业航天基金参与鸿擎科技Pre-B轮融资 - 东方财富</w:t>
             </w:r>
           </w:p>
         </w:tc>
@@ -3142,181 +3442,7 @@
                 <w:b w:val="0"/>
                 <w:sz w:val="19"/>
               </w:rPr>
-              <w:t>垣信卫星</w:t>
-            </w:r>
-          </w:p>
-        </w:tc>
-        <w:tc>
-          <w:tcPr>
-            <w:tcW w:type="dxa" w:w="2075"/>
-            <w:vAlign w:val="center"/>
-          </w:tcPr>
-          <w:p>
-            <w:pPr>
-              <w:spacing w:after="0" w:line="252" w:lineRule="auto"/>
-              <w:jc w:val="center"/>
-            </w:pPr>
-            <w:r/>
-            <w:r>
-              <w:rPr>
-                <w:rFonts w:ascii="Kaiti SC" w:hAnsi="Kaiti SC" w:eastAsia="Kaiti SC" w:cs="Kaiti SC"/>
-                <w:b w:val="0"/>
-                <w:sz w:val="19"/>
-              </w:rPr>
-              <w:t>2</w:t>
-            </w:r>
-          </w:p>
-        </w:tc>
-        <w:tc>
-          <w:tcPr>
-            <w:tcW w:type="dxa" w:w="2075"/>
-            <w:vAlign w:val="center"/>
-          </w:tcPr>
-          <w:p>
-            <w:pPr>
-              <w:spacing w:after="0" w:line="252" w:lineRule="auto"/>
-              <w:jc w:val="center"/>
-            </w:pPr>
-            <w:r/>
-            <w:r>
-              <w:rPr>
-                <w:rFonts w:ascii="Kaiti SC" w:hAnsi="Kaiti SC" w:eastAsia="Kaiti SC" w:cs="Kaiti SC"/>
-                <w:b w:val="0"/>
-                <w:sz w:val="19"/>
-              </w:rPr>
-              <w:t>产品与技术</w:t>
-            </w:r>
-          </w:p>
-        </w:tc>
-        <w:tc>
-          <w:tcPr>
-            <w:tcW w:type="dxa" w:w="2075"/>
-            <w:vAlign w:val="center"/>
-          </w:tcPr>
-          <w:p>
-            <w:pPr>
-              <w:spacing w:after="0" w:line="252" w:lineRule="auto"/>
-            </w:pPr>
-            <w:r/>
-            <w:r>
-              <w:rPr>
-                <w:rFonts w:ascii="Kaiti SC" w:hAnsi="Kaiti SC" w:eastAsia="Kaiti SC" w:cs="Kaiti SC"/>
-                <w:b w:val="0"/>
-                <w:sz w:val="19"/>
-              </w:rPr>
-              <w:t>“千帆星座”卫星终端产品首次亮相，飞机乘客能看直播，手机能直连卫星通话 - eastmoney.com</w:t>
-            </w:r>
-          </w:p>
-        </w:tc>
-      </w:tr>
-      <w:tr>
-        <w:trPr>
-          <w:cantSplit/>
-        </w:trPr>
-        <w:tc>
-          <w:tcPr>
-            <w:tcW w:type="dxa" w:w="2075"/>
-            <w:vAlign w:val="center"/>
-          </w:tcPr>
-          <w:p>
-            <w:pPr>
-              <w:spacing w:after="0" w:line="252" w:lineRule="auto"/>
-            </w:pPr>
-            <w:r/>
-            <w:r>
-              <w:rPr>
-                <w:rFonts w:ascii="Kaiti SC" w:hAnsi="Kaiti SC" w:eastAsia="Kaiti SC" w:cs="Kaiti SC"/>
-                <w:b w:val="0"/>
-                <w:sz w:val="19"/>
-              </w:rPr>
-              <w:t>星际荣耀</w:t>
-            </w:r>
-          </w:p>
-        </w:tc>
-        <w:tc>
-          <w:tcPr>
-            <w:tcW w:type="dxa" w:w="2075"/>
-            <w:vAlign w:val="center"/>
-          </w:tcPr>
-          <w:p>
-            <w:pPr>
-              <w:spacing w:after="0" w:line="252" w:lineRule="auto"/>
-              <w:jc w:val="center"/>
-            </w:pPr>
-            <w:r/>
-            <w:r>
-              <w:rPr>
-                <w:rFonts w:ascii="Kaiti SC" w:hAnsi="Kaiti SC" w:eastAsia="Kaiti SC" w:cs="Kaiti SC"/>
-                <w:b w:val="0"/>
-                <w:sz w:val="19"/>
-              </w:rPr>
-              <w:t>2</w:t>
-            </w:r>
-          </w:p>
-        </w:tc>
-        <w:tc>
-          <w:tcPr>
-            <w:tcW w:type="dxa" w:w="2075"/>
-            <w:vAlign w:val="center"/>
-          </w:tcPr>
-          <w:p>
-            <w:pPr>
-              <w:spacing w:after="0" w:line="252" w:lineRule="auto"/>
-              <w:jc w:val="center"/>
-            </w:pPr>
-            <w:r/>
-            <w:r>
-              <w:rPr>
-                <w:rFonts w:ascii="Kaiti SC" w:hAnsi="Kaiti SC" w:eastAsia="Kaiti SC" w:cs="Kaiti SC"/>
-                <w:b w:val="0"/>
-                <w:sz w:val="19"/>
-              </w:rPr>
-              <w:t>市场与股价、其他动态</w:t>
-            </w:r>
-          </w:p>
-        </w:tc>
-        <w:tc>
-          <w:tcPr>
-            <w:tcW w:type="dxa" w:w="2075"/>
-            <w:vAlign w:val="center"/>
-          </w:tcPr>
-          <w:p>
-            <w:pPr>
-              <w:spacing w:after="0" w:line="252" w:lineRule="auto"/>
-            </w:pPr>
-            <w:r/>
-            <w:r>
-              <w:rPr>
-                <w:rFonts w:ascii="Kaiti SC" w:hAnsi="Kaiti SC" w:eastAsia="Kaiti SC" w:cs="Kaiti SC"/>
-                <w:b w:val="0"/>
-                <w:sz w:val="19"/>
-              </w:rPr>
-              <w:t>星际荣耀近2000万股权被冻结，IPO辅导报告已披露24期 - 新浪财经</w:t>
-            </w:r>
-          </w:p>
-        </w:tc>
-      </w:tr>
-      <w:tr>
-        <w:trPr>
-          <w:cantSplit/>
-        </w:trPr>
-        <w:tc>
-          <w:tcPr>
-            <w:tcW w:type="dxa" w:w="2075"/>
-            <w:vAlign w:val="center"/>
-          </w:tcPr>
-          <w:p>
-            <w:pPr>
-              <w:spacing w:after="0" w:line="252" w:lineRule="auto"/>
-            </w:pPr>
-            <w:r/>
-            <w:r>
-              <w:rPr>
-                <w:rFonts w:ascii="Kaiti SC" w:hAnsi="Kaiti SC" w:eastAsia="Kaiti SC" w:cs="Kaiti SC"/>
-                <w:b w:val="0"/>
-                <w:sz w:val="19"/>
-              </w:rPr>
-              <w:t>天兵科技</w:t>
+              <w:t>银河航天</w:t>
             </w:r>
           </w:p>
         </w:tc>
@@ -3358,7 +3484,7 @@
                 <w:b w:val="0"/>
                 <w:sz w:val="19"/>
               </w:rPr>
-              <w:t>其他动态</w:t>
+              <w:t>订单与合作</w:t>
             </w:r>
           </w:p>
         </w:tc>
@@ -3378,181 +3504,7 @@
                 <w:b w:val="0"/>
                 <w:sz w:val="19"/>
               </w:rPr>
-              <w:t>太空飞船中科宇航、蓝箭航天、天兵科技、星河动力和探路者 - 东方财富</w:t>
-            </w:r>
-          </w:p>
-        </w:tc>
-      </w:tr>
-      <w:tr>
-        <w:trPr>
-          <w:cantSplit/>
-        </w:trPr>
-        <w:tc>
-          <w:tcPr>
-            <w:tcW w:type="dxa" w:w="2075"/>
-            <w:vAlign w:val="center"/>
-          </w:tcPr>
-          <w:p>
-            <w:pPr>
-              <w:spacing w:after="0" w:line="252" w:lineRule="auto"/>
-            </w:pPr>
-            <w:r/>
-            <w:r>
-              <w:rPr>
-                <w:rFonts w:ascii="Kaiti SC" w:hAnsi="Kaiti SC" w:eastAsia="Kaiti SC" w:cs="Kaiti SC"/>
-                <w:b w:val="0"/>
-                <w:sz w:val="19"/>
-              </w:rPr>
-              <w:t>宇石空间</w:t>
-            </w:r>
-          </w:p>
-        </w:tc>
-        <w:tc>
-          <w:tcPr>
-            <w:tcW w:type="dxa" w:w="2075"/>
-            <w:vAlign w:val="center"/>
-          </w:tcPr>
-          <w:p>
-            <w:pPr>
-              <w:spacing w:after="0" w:line="252" w:lineRule="auto"/>
-              <w:jc w:val="center"/>
-            </w:pPr>
-            <w:r/>
-            <w:r>
-              <w:rPr>
-                <w:rFonts w:ascii="Kaiti SC" w:hAnsi="Kaiti SC" w:eastAsia="Kaiti SC" w:cs="Kaiti SC"/>
-                <w:b w:val="0"/>
-                <w:sz w:val="19"/>
-              </w:rPr>
-              <w:t>1</w:t>
-            </w:r>
-          </w:p>
-        </w:tc>
-        <w:tc>
-          <w:tcPr>
-            <w:tcW w:type="dxa" w:w="2075"/>
-            <w:vAlign w:val="center"/>
-          </w:tcPr>
-          <w:p>
-            <w:pPr>
-              <w:spacing w:after="0" w:line="252" w:lineRule="auto"/>
-              <w:jc w:val="center"/>
-            </w:pPr>
-            <w:r/>
-            <w:r>
-              <w:rPr>
-                <w:rFonts w:ascii="Kaiti SC" w:hAnsi="Kaiti SC" w:eastAsia="Kaiti SC" w:cs="Kaiti SC"/>
-                <w:b w:val="0"/>
-                <w:sz w:val="19"/>
-              </w:rPr>
-              <w:t>其他动态</w:t>
-            </w:r>
-          </w:p>
-        </w:tc>
-        <w:tc>
-          <w:tcPr>
-            <w:tcW w:type="dxa" w:w="2075"/>
-            <w:vAlign w:val="center"/>
-          </w:tcPr>
-          <w:p>
-            <w:pPr>
-              <w:spacing w:after="0" w:line="252" w:lineRule="auto"/>
-            </w:pPr>
-            <w:r/>
-            <w:r>
-              <w:rPr>
-                <w:rFonts w:ascii="Kaiti SC" w:hAnsi="Kaiti SC" w:eastAsia="Kaiti SC" w:cs="Kaiti SC"/>
-                <w:b w:val="0"/>
-                <w:sz w:val="19"/>
-              </w:rPr>
-              <w:t>极擎动力获宇石空间天使轮投资 - 东方财富</w:t>
-            </w:r>
-          </w:p>
-        </w:tc>
-      </w:tr>
-      <w:tr>
-        <w:trPr>
-          <w:cantSplit/>
-        </w:trPr>
-        <w:tc>
-          <w:tcPr>
-            <w:tcW w:type="dxa" w:w="2075"/>
-            <w:vAlign w:val="center"/>
-          </w:tcPr>
-          <w:p>
-            <w:pPr>
-              <w:spacing w:after="0" w:line="252" w:lineRule="auto"/>
-            </w:pPr>
-            <w:r/>
-            <w:r>
-              <w:rPr>
-                <w:rFonts w:ascii="Kaiti SC" w:hAnsi="Kaiti SC" w:eastAsia="Kaiti SC" w:cs="Kaiti SC"/>
-                <w:b w:val="0"/>
-                <w:sz w:val="19"/>
-              </w:rPr>
-              <w:t>星河动力</w:t>
-            </w:r>
-          </w:p>
-        </w:tc>
-        <w:tc>
-          <w:tcPr>
-            <w:tcW w:type="dxa" w:w="2075"/>
-            <w:vAlign w:val="center"/>
-          </w:tcPr>
-          <w:p>
-            <w:pPr>
-              <w:spacing w:after="0" w:line="252" w:lineRule="auto"/>
-              <w:jc w:val="center"/>
-            </w:pPr>
-            <w:r/>
-            <w:r>
-              <w:rPr>
-                <w:rFonts w:ascii="Kaiti SC" w:hAnsi="Kaiti SC" w:eastAsia="Kaiti SC" w:cs="Kaiti SC"/>
-                <w:b w:val="0"/>
-                <w:sz w:val="19"/>
-              </w:rPr>
-              <w:t>1</w:t>
-            </w:r>
-          </w:p>
-        </w:tc>
-        <w:tc>
-          <w:tcPr>
-            <w:tcW w:type="dxa" w:w="2075"/>
-            <w:vAlign w:val="center"/>
-          </w:tcPr>
-          <w:p>
-            <w:pPr>
-              <w:spacing w:after="0" w:line="252" w:lineRule="auto"/>
-              <w:jc w:val="center"/>
-            </w:pPr>
-            <w:r/>
-            <w:r>
-              <w:rPr>
-                <w:rFonts w:ascii="Kaiti SC" w:hAnsi="Kaiti SC" w:eastAsia="Kaiti SC" w:cs="Kaiti SC"/>
-                <w:b w:val="0"/>
-                <w:sz w:val="19"/>
-              </w:rPr>
-              <w:t>其他动态</w:t>
-            </w:r>
-          </w:p>
-        </w:tc>
-        <w:tc>
-          <w:tcPr>
-            <w:tcW w:type="dxa" w:w="2075"/>
-            <w:vAlign w:val="center"/>
-          </w:tcPr>
-          <w:p>
-            <w:pPr>
-              <w:spacing w:after="0" w:line="252" w:lineRule="auto"/>
-            </w:pPr>
-            <w:r/>
-            <w:r>
-              <w:rPr>
-                <w:rFonts w:ascii="Kaiti SC" w:hAnsi="Kaiti SC" w:eastAsia="Kaiti SC" w:cs="Kaiti SC"/>
-                <w:b w:val="0"/>
-                <w:sz w:val="19"/>
-              </w:rPr>
-              <w:t>太空飞船中科宇航、蓝箭航天、天兵科技、星河动力和探路者 - 东方财富</w:t>
+              <w:t>“国家队”入局，商业航天资本化再添“硬核”大将！银河航天参股及合作公司曝光 - 新浪财经</w:t>
             </w:r>
           </w:p>
         </w:tc>
@@ -3589,7 +3541,7 @@
           <w:rFonts w:ascii="Kaiti SC" w:hAnsi="Kaiti SC" w:eastAsia="Kaiti SC" w:cs="Kaiti SC"/>
           <w:sz w:val="21"/>
         </w:rPr>
-        <w:t>Blue Origin：本周“Blue Origin continues rebuilding LC-36, prepares testing alternatives for New Glenn second stage”；关联回看 2026-07-25 的“Blue Origin to conduct New Glenn second stage hot fires on Stennis B-2 stand”。</w:t>
+        <w:t>SpaceX：本周“Live Coverage: SpaceX West Coast launch surge continues with Starlink mission”；关联回看 2026-04-15 的“West Coast SpaceX Falcon 9 mission launches 25 Starlink satellites - Spaceflight Now”。</w:t>
       </w:r>
     </w:p>
     <w:p>
@@ -3610,7 +3562,7 @@
           <w:rFonts w:ascii="Kaiti SC" w:hAnsi="Kaiti SC" w:eastAsia="Kaiti SC" w:cs="Kaiti SC"/>
           <w:sz w:val="21"/>
         </w:rPr>
-        <w:t>中科宇航：本周“力箭一号遥十八运载火箭顺利出厂 - 证券时报”；关联回看 2026-04-14 的“力箭一号遥十二运载火箭成功发射 开始实现航班化运行 - 新华网”。</w:t>
+        <w:t>Blue Origin：本周“New Glenn explosion linked to rocket engine valve”；关联回看 2026-07-23 的“Did the Blue Origin New Glenn rocket explosion burn this osprey? - Florida Today”。</w:t>
       </w:r>
     </w:p>
     <w:p>
@@ -3631,7 +3583,7 @@
           <w:rFonts w:ascii="Kaiti SC" w:hAnsi="Kaiti SC" w:eastAsia="Kaiti SC" w:cs="Kaiti SC"/>
           <w:sz w:val="21"/>
         </w:rPr>
-        <w:t>Blue Origin：本周“Blue Origin to test New Glenn upper stages at Stennis”；关联回看 2026-07-14 的“Blue Origin’s New Glenn rocket exploded during a ground test, gutting its launch pad”。</w:t>
+        <w:t>Blue Origin：本周“Blue Origin Traces Cause of New Glenn’s Explosion, as the Company Targets a Return-to-Flight this Year”；关联回看 2026-06-26 的“A month after the New Glenn rocket explosion, Blue Origin clears pad”。</w:t>
       </w:r>
     </w:p>
     <w:p>
@@ -3652,7 +3604,7 @@
           <w:rFonts w:ascii="Kaiti SC" w:hAnsi="Kaiti SC" w:eastAsia="Kaiti SC" w:cs="Kaiti SC"/>
           <w:sz w:val="21"/>
         </w:rPr>
-        <w:t>垣信卫星：本周““千帆星座”卫星终端产品首次亮相，飞机乘客能看直播，手机能直连卫星通话 - eastmoney.com”；关联回看 2026-06-29 的““千帆星座”卫星终端产品首次亮相 用户未来可用普通手机连接卫星通话 - 证券时报”。</w:t>
+        <w:t>星河动力：本周“可重复使用火箭新进展！星河动力航天将择机发射智神星一号 - 证券时报”；关联回看 2026-07-03 的“星河动力智神星一号可重复使用运载火箭将于近期首飞 - 证券时报”。</w:t>
       </w:r>
     </w:p>
     <w:p>
@@ -3673,7 +3625,7 @@
           <w:rFonts w:ascii="Kaiti SC" w:hAnsi="Kaiti SC" w:eastAsia="Kaiti SC" w:cs="Kaiti SC"/>
           <w:sz w:val="21"/>
         </w:rPr>
-        <w:t>SpaceX：本周“SpaceX plans late-night California rocket launch. Here's where to watch - Ventura County Star”；关联回看 2026-06-19 的“SpaceX plans Father's Day launch. Where to see rocket in California - Ventura County Star”。</w:t>
+        <w:t>SpaceX：本周“SpaceX claims Starlink Mobile will be better than AT&amp;T, T-Mobile, and Verizon”；关联回看 2026-06-30 的“SpaceX Eyes Starlink Mobile Service for Consumers, Challenging Verizon, AT&amp;T - TechRepublic”。</w:t>
       </w:r>
     </w:p>
     <w:p>
@@ -3694,7 +3646,7 @@
           <w:rFonts w:ascii="Kaiti SC" w:hAnsi="Kaiti SC" w:eastAsia="Kaiti SC" w:cs="Kaiti SC"/>
           <w:sz w:val="21"/>
         </w:rPr>
-        <w:t>Blue Origin：本周“New Glenn's Maiden Flight Plan Put Blue Origin's Reusability to the Test”；关联回看 2026-07-02 的“Blue Origin outlines new launch pad approach as it pushes to return New Glenn to flight”。</w:t>
+        <w:t>Blue Origin：本周“Elon Musk Has a Message for Jeff Bezos' Blue Origin After It Solved the New Glenn Mystery— 'Hope You...'”；关联回看 2026-06-15 的“Why Jeff Bezos’ Blue Origin Lags Behind Elon Musk’s SpaceX”。</w:t>
       </w:r>
     </w:p>
     <w:p>
@@ -3733,7 +3685,7 @@
           <w:rFonts w:ascii="Kaiti SC" w:hAnsi="Kaiti SC" w:eastAsia="Kaiti SC" w:cs="Kaiti SC"/>
           <w:sz w:val="21"/>
         </w:rPr>
-        <w:t>继续跟踪本周高频类别：发射与任务、其他动态、市场与股价。</w:t>
+        <w:t>继续跟踪本周高频类别：其他动态、发射与任务、融资与资本。</w:t>
       </w:r>
     </w:p>
     <w:p>
@@ -3796,7 +3748,7 @@
           <w:rFonts w:ascii="Kaiti SC" w:hAnsi="Kaiti SC" w:eastAsia="Kaiti SC" w:cs="Kaiti SC"/>
           <w:sz w:val="21"/>
         </w:rPr>
-        <w:t>关注 中科宇航 的后续披露与多来源交叉验证。</w:t>
+        <w:t>关注 星际荣耀 的后续披露与多来源交叉验证。</w:t>
       </w:r>
     </w:p>
     <w:p>
@@ -3838,7 +3790,7 @@
           <w:rFonts w:ascii="Kaiti SC" w:hAnsi="Kaiti SC" w:eastAsia="Kaiti SC" w:cs="Kaiti SC"/>
           <w:sz w:val="21"/>
         </w:rPr>
-        <w:t>关注 蓝箭鸿擎 的后续披露与多来源交叉验证。</w:t>
+        <w:t>关注 垣信卫星 的后续披露与多来源交叉验证。</w:t>
       </w:r>
     </w:p>
     <w:sectPr>

--- a/docs/data/reports/weekly/latest/weekly_report.docx
+++ b/docs/data/reports/weekly/latest/weekly_report.docx
@@ -26,7 +26,7 @@
           <w:rFonts w:ascii="Kaiti SC" w:hAnsi="Kaiti SC" w:eastAsia="Kaiti SC" w:cs="Kaiti SC"/>
           <w:sz w:val="21"/>
         </w:rPr>
-        <w:t>2026-08-04 至 2026-08-10</w:t>
+        <w:t>2026-08-11 至 2026-08-17</w:t>
       </w:r>
     </w:p>
     <w:tbl>
@@ -81,7 +81,7 @@
                 <w:b w:val="0"/>
                 <w:sz w:val="19"/>
               </w:rPr>
-              <w:t>2026-08-04 至 2026-08-10</w:t>
+              <w:t>2026-08-11 至 2026-08-17</w:t>
             </w:r>
           </w:p>
         </w:tc>
@@ -127,7 +127,7 @@
                 <w:b w:val="0"/>
                 <w:sz w:val="19"/>
               </w:rPr>
-              <w:t>370 条 / 84 个</w:t>
+              <w:t>262 条 / 56 个</w:t>
             </w:r>
           </w:p>
         </w:tc>
@@ -173,7 +173,7 @@
                 <w:b w:val="0"/>
                 <w:sz w:val="19"/>
               </w:rPr>
-              <w:t>8 家 / 73 个</w:t>
+              <w:t>8 家 / 65 个</w:t>
             </w:r>
           </w:p>
         </w:tc>
@@ -219,7 +219,7 @@
                 <w:b w:val="0"/>
                 <w:sz w:val="19"/>
               </w:rPr>
-              <w:t>2026-08-10</w:t>
+              <w:t>2026-08-17</w:t>
             </w:r>
           </w:p>
         </w:tc>
@@ -245,7 +245,7 @@
     </w:p>
     <w:p>
       <w:r>
-        <w:t>2026-08-04 至 2026-08-10 共归档 370 条新闻，形成 84 个事件，覆盖 8 家公司和 73 个来源。 新闻量较多的公司包括 SpaceX、Blue Origin、星际荣耀、蓝箭航天、垣信卫星。 其中 6 项动态可与更早的同公司同类事件关联回看。</w:t>
+        <w:t>2026-08-11 至 2026-08-17 共归档 262 条新闻，形成 56 个事件，覆盖 8 家公司和 65 个来源。 新闻量较多的公司包括 SpaceX、蓝箭航天、Blue Origin、星河动力、中科宇航。 其中 6 项动态可与更早的同公司同类事件关联回看。</w:t>
       </w:r>
     </w:p>
     <w:p>
@@ -266,7 +266,7 @@
           <w:rFonts w:ascii="Kaiti SC" w:hAnsi="Kaiti SC" w:eastAsia="Kaiti SC" w:cs="Kaiti SC"/>
           <w:sz w:val="21"/>
         </w:rPr>
-        <w:t>发射与任务：23 个事件。</w:t>
+        <w:t>发射与任务：24 个事件。</w:t>
       </w:r>
     </w:p>
     <w:p>
@@ -287,7 +287,7 @@
           <w:rFonts w:ascii="Kaiti SC" w:hAnsi="Kaiti SC" w:eastAsia="Kaiti SC" w:cs="Kaiti SC"/>
           <w:sz w:val="21"/>
         </w:rPr>
-        <w:t>订单与合作：2 个事件。</w:t>
+        <w:t>订单与合作：1 个事件。</w:t>
       </w:r>
     </w:p>
     <w:p>
@@ -308,7 +308,7 @@
           <w:rFonts w:ascii="Kaiti SC" w:hAnsi="Kaiti SC" w:eastAsia="Kaiti SC" w:cs="Kaiti SC"/>
           <w:sz w:val="21"/>
         </w:rPr>
-        <w:t>融资与资本：7 个事件。</w:t>
+        <w:t>融资与资本：2 个事件。</w:t>
       </w:r>
     </w:p>
     <w:p>
@@ -350,7 +350,7 @@
           <w:rFonts w:ascii="Kaiti SC" w:hAnsi="Kaiti SC" w:eastAsia="Kaiti SC" w:cs="Kaiti SC"/>
           <w:sz w:val="21"/>
         </w:rPr>
-        <w:t>市场与股价：9 个事件。</w:t>
+        <w:t>市场与股价：7 个事件。</w:t>
       </w:r>
     </w:p>
     <w:p>
@@ -371,7 +371,7 @@
           <w:rFonts w:ascii="Kaiti SC" w:hAnsi="Kaiti SC" w:eastAsia="Kaiti SC" w:cs="Kaiti SC"/>
           <w:sz w:val="21"/>
         </w:rPr>
-        <w:t>产品与技术：3 个事件。</w:t>
+        <w:t>产品与技术：1 个事件。</w:t>
       </w:r>
     </w:p>
     <w:p>
@@ -392,7 +392,7 @@
           <w:rFonts w:ascii="Kaiti SC" w:hAnsi="Kaiti SC" w:eastAsia="Kaiti SC" w:cs="Kaiti SC"/>
           <w:sz w:val="21"/>
         </w:rPr>
-        <w:t>其他动态：39 个事件。</w:t>
+        <w:t>其他动态：20 个事件。</w:t>
       </w:r>
     </w:p>
     <w:p>
@@ -531,7 +531,887 @@
                 <w:b w:val="0"/>
                 <w:sz w:val="19"/>
               </w:rPr>
-              <w:t>2026-08-09</w:t>
+              <w:t>2026-08-16</w:t>
+            </w:r>
+          </w:p>
+        </w:tc>
+        <w:tc>
+          <w:tcPr>
+            <w:tcW w:type="dxa" w:w="2075"/>
+            <w:vAlign w:val="center"/>
+          </w:tcPr>
+          <w:p>
+            <w:pPr>
+              <w:spacing w:after="0" w:line="252" w:lineRule="auto"/>
+              <w:jc w:val="center"/>
+            </w:pPr>
+            <w:r/>
+            <w:r>
+              <w:rPr>
+                <w:rFonts w:ascii="Kaiti SC" w:hAnsi="Kaiti SC" w:eastAsia="Kaiti SC" w:cs="Kaiti SC"/>
+                <w:b w:val="0"/>
+                <w:sz w:val="19"/>
+              </w:rPr>
+              <w:t>Blue Origin</w:t>
+            </w:r>
+          </w:p>
+        </w:tc>
+        <w:tc>
+          <w:tcPr>
+            <w:tcW w:type="dxa" w:w="2075"/>
+            <w:vAlign w:val="center"/>
+          </w:tcPr>
+          <w:p>
+            <w:pPr>
+              <w:spacing w:after="0" w:line="252" w:lineRule="auto"/>
+              <w:jc w:val="center"/>
+            </w:pPr>
+            <w:r/>
+            <w:r>
+              <w:rPr>
+                <w:rFonts w:ascii="Kaiti SC" w:hAnsi="Kaiti SC" w:eastAsia="Kaiti SC" w:cs="Kaiti SC"/>
+                <w:b w:val="0"/>
+                <w:sz w:val="19"/>
+              </w:rPr>
+              <w:t>发射与任务</w:t>
+            </w:r>
+          </w:p>
+        </w:tc>
+        <w:tc>
+          <w:tcPr>
+            <w:tcW w:type="dxa" w:w="2075"/>
+            <w:vAlign w:val="center"/>
+          </w:tcPr>
+          <w:p>
+            <w:pPr>
+              <w:spacing w:after="0" w:line="252" w:lineRule="auto"/>
+            </w:pPr>
+            <w:r/>
+            <w:r>
+              <w:rPr>
+                <w:rFonts w:ascii="Kaiti SC" w:hAnsi="Kaiti SC" w:eastAsia="Kaiti SC" w:cs="Kaiti SC"/>
+                <w:b w:val="0"/>
+                <w:sz w:val="19"/>
+              </w:rPr>
+              <w:t>Blue Origin overviews plan for dual pad ops at Cape Canaveral</w:t>
+            </w:r>
+          </w:p>
+        </w:tc>
+      </w:tr>
+      <w:tr>
+        <w:trPr>
+          <w:cantSplit/>
+        </w:trPr>
+        <w:tc>
+          <w:tcPr>
+            <w:tcW w:type="dxa" w:w="2075"/>
+            <w:vAlign w:val="center"/>
+          </w:tcPr>
+          <w:p>
+            <w:pPr>
+              <w:spacing w:after="0" w:line="252" w:lineRule="auto"/>
+              <w:jc w:val="center"/>
+            </w:pPr>
+            <w:r/>
+            <w:r>
+              <w:rPr>
+                <w:rFonts w:ascii="Kaiti SC" w:hAnsi="Kaiti SC" w:eastAsia="Kaiti SC" w:cs="Kaiti SC"/>
+                <w:b w:val="0"/>
+                <w:sz w:val="19"/>
+              </w:rPr>
+              <w:t>2026-08-15</w:t>
+            </w:r>
+          </w:p>
+        </w:tc>
+        <w:tc>
+          <w:tcPr>
+            <w:tcW w:type="dxa" w:w="2075"/>
+            <w:vAlign w:val="center"/>
+          </w:tcPr>
+          <w:p>
+            <w:pPr>
+              <w:spacing w:after="0" w:line="252" w:lineRule="auto"/>
+              <w:jc w:val="center"/>
+            </w:pPr>
+            <w:r/>
+            <w:r>
+              <w:rPr>
+                <w:rFonts w:ascii="Kaiti SC" w:hAnsi="Kaiti SC" w:eastAsia="Kaiti SC" w:cs="Kaiti SC"/>
+                <w:b w:val="0"/>
+                <w:sz w:val="19"/>
+              </w:rPr>
+              <w:t>星际荣耀</w:t>
+            </w:r>
+          </w:p>
+        </w:tc>
+        <w:tc>
+          <w:tcPr>
+            <w:tcW w:type="dxa" w:w="2075"/>
+            <w:vAlign w:val="center"/>
+          </w:tcPr>
+          <w:p>
+            <w:pPr>
+              <w:spacing w:after="0" w:line="252" w:lineRule="auto"/>
+              <w:jc w:val="center"/>
+            </w:pPr>
+            <w:r/>
+            <w:r>
+              <w:rPr>
+                <w:rFonts w:ascii="Kaiti SC" w:hAnsi="Kaiti SC" w:eastAsia="Kaiti SC" w:cs="Kaiti SC"/>
+                <w:b w:val="0"/>
+                <w:sz w:val="19"/>
+              </w:rPr>
+              <w:t>发射与任务</w:t>
+            </w:r>
+          </w:p>
+        </w:tc>
+        <w:tc>
+          <w:tcPr>
+            <w:tcW w:type="dxa" w:w="2075"/>
+            <w:vAlign w:val="center"/>
+          </w:tcPr>
+          <w:p>
+            <w:pPr>
+              <w:spacing w:after="0" w:line="252" w:lineRule="auto"/>
+            </w:pPr>
+            <w:r/>
+            <w:r>
+              <w:rPr>
+                <w:rFonts w:ascii="Kaiti SC" w:hAnsi="Kaiti SC" w:eastAsia="Kaiti SC" w:cs="Kaiti SC"/>
+                <w:b w:val="0"/>
+                <w:sz w:val="19"/>
+              </w:rPr>
+              <w:t>星际荣耀SQX-3运载火箭整流罩静力试验取得成功 - 证券时报</w:t>
+            </w:r>
+          </w:p>
+        </w:tc>
+      </w:tr>
+      <w:tr>
+        <w:trPr>
+          <w:cantSplit/>
+        </w:trPr>
+        <w:tc>
+          <w:tcPr>
+            <w:tcW w:type="dxa" w:w="2075"/>
+            <w:vAlign w:val="center"/>
+          </w:tcPr>
+          <w:p>
+            <w:pPr>
+              <w:spacing w:after="0" w:line="252" w:lineRule="auto"/>
+              <w:jc w:val="center"/>
+            </w:pPr>
+            <w:r/>
+            <w:r>
+              <w:rPr>
+                <w:rFonts w:ascii="Kaiti SC" w:hAnsi="Kaiti SC" w:eastAsia="Kaiti SC" w:cs="Kaiti SC"/>
+                <w:b w:val="0"/>
+                <w:sz w:val="19"/>
+              </w:rPr>
+              <w:t>2026-08-15</w:t>
+            </w:r>
+          </w:p>
+        </w:tc>
+        <w:tc>
+          <w:tcPr>
+            <w:tcW w:type="dxa" w:w="2075"/>
+            <w:vAlign w:val="center"/>
+          </w:tcPr>
+          <w:p>
+            <w:pPr>
+              <w:spacing w:after="0" w:line="252" w:lineRule="auto"/>
+              <w:jc w:val="center"/>
+            </w:pPr>
+            <w:r/>
+            <w:r>
+              <w:rPr>
+                <w:rFonts w:ascii="Kaiti SC" w:hAnsi="Kaiti SC" w:eastAsia="Kaiti SC" w:cs="Kaiti SC"/>
+                <w:b w:val="0"/>
+                <w:sz w:val="19"/>
+              </w:rPr>
+              <w:t>中科宇航</w:t>
+            </w:r>
+          </w:p>
+        </w:tc>
+        <w:tc>
+          <w:tcPr>
+            <w:tcW w:type="dxa" w:w="2075"/>
+            <w:vAlign w:val="center"/>
+          </w:tcPr>
+          <w:p>
+            <w:pPr>
+              <w:spacing w:after="0" w:line="252" w:lineRule="auto"/>
+              <w:jc w:val="center"/>
+            </w:pPr>
+            <w:r/>
+            <w:r>
+              <w:rPr>
+                <w:rFonts w:ascii="Kaiti SC" w:hAnsi="Kaiti SC" w:eastAsia="Kaiti SC" w:cs="Kaiti SC"/>
+                <w:b w:val="0"/>
+                <w:sz w:val="19"/>
+              </w:rPr>
+              <w:t>发射与任务</w:t>
+            </w:r>
+          </w:p>
+        </w:tc>
+        <w:tc>
+          <w:tcPr>
+            <w:tcW w:type="dxa" w:w="2075"/>
+            <w:vAlign w:val="center"/>
+          </w:tcPr>
+          <w:p>
+            <w:pPr>
+              <w:spacing w:after="0" w:line="252" w:lineRule="auto"/>
+            </w:pPr>
+            <w:r/>
+            <w:r>
+              <w:rPr>
+                <w:rFonts w:ascii="Kaiti SC" w:hAnsi="Kaiti SC" w:eastAsia="Kaiti SC" w:cs="Kaiti SC"/>
+                <w:b w:val="0"/>
+                <w:sz w:val="19"/>
+              </w:rPr>
+              <w:t>国防军工行业周报：力箭一号遥十七火箭拟近期在广东海域实施首次海上发射_行业研究_研报 - 证券之星</w:t>
+            </w:r>
+          </w:p>
+        </w:tc>
+      </w:tr>
+      <w:tr>
+        <w:trPr>
+          <w:cantSplit/>
+        </w:trPr>
+        <w:tc>
+          <w:tcPr>
+            <w:tcW w:type="dxa" w:w="2075"/>
+            <w:vAlign w:val="center"/>
+          </w:tcPr>
+          <w:p>
+            <w:pPr>
+              <w:spacing w:after="0" w:line="252" w:lineRule="auto"/>
+              <w:jc w:val="center"/>
+            </w:pPr>
+            <w:r/>
+            <w:r>
+              <w:rPr>
+                <w:rFonts w:ascii="Kaiti SC" w:hAnsi="Kaiti SC" w:eastAsia="Kaiti SC" w:cs="Kaiti SC"/>
+                <w:b w:val="0"/>
+                <w:sz w:val="19"/>
+              </w:rPr>
+              <w:t>2026-08-13</w:t>
+            </w:r>
+          </w:p>
+        </w:tc>
+        <w:tc>
+          <w:tcPr>
+            <w:tcW w:type="dxa" w:w="2075"/>
+            <w:vAlign w:val="center"/>
+          </w:tcPr>
+          <w:p>
+            <w:pPr>
+              <w:spacing w:after="0" w:line="252" w:lineRule="auto"/>
+              <w:jc w:val="center"/>
+            </w:pPr>
+            <w:r/>
+            <w:r>
+              <w:rPr>
+                <w:rFonts w:ascii="Kaiti SC" w:hAnsi="Kaiti SC" w:eastAsia="Kaiti SC" w:cs="Kaiti SC"/>
+                <w:b w:val="0"/>
+                <w:sz w:val="19"/>
+              </w:rPr>
+              <w:t>Blue Origin</w:t>
+            </w:r>
+          </w:p>
+        </w:tc>
+        <w:tc>
+          <w:tcPr>
+            <w:tcW w:type="dxa" w:w="2075"/>
+            <w:vAlign w:val="center"/>
+          </w:tcPr>
+          <w:p>
+            <w:pPr>
+              <w:spacing w:after="0" w:line="252" w:lineRule="auto"/>
+              <w:jc w:val="center"/>
+            </w:pPr>
+            <w:r/>
+            <w:r>
+              <w:rPr>
+                <w:rFonts w:ascii="Kaiti SC" w:hAnsi="Kaiti SC" w:eastAsia="Kaiti SC" w:cs="Kaiti SC"/>
+                <w:b w:val="0"/>
+                <w:sz w:val="19"/>
+              </w:rPr>
+              <w:t>其他动态</w:t>
+            </w:r>
+          </w:p>
+        </w:tc>
+        <w:tc>
+          <w:tcPr>
+            <w:tcW w:type="dxa" w:w="2075"/>
+            <w:vAlign w:val="center"/>
+          </w:tcPr>
+          <w:p>
+            <w:pPr>
+              <w:spacing w:after="0" w:line="252" w:lineRule="auto"/>
+            </w:pPr>
+            <w:r/>
+            <w:r>
+              <w:rPr>
+                <w:rFonts w:ascii="Kaiti SC" w:hAnsi="Kaiti SC" w:eastAsia="Kaiti SC" w:cs="Kaiti SC"/>
+                <w:b w:val="0"/>
+                <w:sz w:val="19"/>
+              </w:rPr>
+              <w:t>Blue Origin lays out Canaveral expansion amid post-explosion rebuild</w:t>
+            </w:r>
+          </w:p>
+        </w:tc>
+      </w:tr>
+      <w:tr>
+        <w:trPr>
+          <w:cantSplit/>
+        </w:trPr>
+        <w:tc>
+          <w:tcPr>
+            <w:tcW w:type="dxa" w:w="2075"/>
+            <w:vAlign w:val="center"/>
+          </w:tcPr>
+          <w:p>
+            <w:pPr>
+              <w:spacing w:after="0" w:line="252" w:lineRule="auto"/>
+              <w:jc w:val="center"/>
+            </w:pPr>
+            <w:r/>
+            <w:r>
+              <w:rPr>
+                <w:rFonts w:ascii="Kaiti SC" w:hAnsi="Kaiti SC" w:eastAsia="Kaiti SC" w:cs="Kaiti SC"/>
+                <w:b w:val="0"/>
+                <w:sz w:val="19"/>
+              </w:rPr>
+              <w:t>2026-08-13</w:t>
+            </w:r>
+          </w:p>
+        </w:tc>
+        <w:tc>
+          <w:tcPr>
+            <w:tcW w:type="dxa" w:w="2075"/>
+            <w:vAlign w:val="center"/>
+          </w:tcPr>
+          <w:p>
+            <w:pPr>
+              <w:spacing w:after="0" w:line="252" w:lineRule="auto"/>
+              <w:jc w:val="center"/>
+            </w:pPr>
+            <w:r/>
+            <w:r>
+              <w:rPr>
+                <w:rFonts w:ascii="Kaiti SC" w:hAnsi="Kaiti SC" w:eastAsia="Kaiti SC" w:cs="Kaiti SC"/>
+                <w:b w:val="0"/>
+                <w:sz w:val="19"/>
+              </w:rPr>
+              <w:t>SpaceX</w:t>
+            </w:r>
+          </w:p>
+        </w:tc>
+        <w:tc>
+          <w:tcPr>
+            <w:tcW w:type="dxa" w:w="2075"/>
+            <w:vAlign w:val="center"/>
+          </w:tcPr>
+          <w:p>
+            <w:pPr>
+              <w:spacing w:after="0" w:line="252" w:lineRule="auto"/>
+              <w:jc w:val="center"/>
+            </w:pPr>
+            <w:r/>
+            <w:r>
+              <w:rPr>
+                <w:rFonts w:ascii="Kaiti SC" w:hAnsi="Kaiti SC" w:eastAsia="Kaiti SC" w:cs="Kaiti SC"/>
+                <w:b w:val="0"/>
+                <w:sz w:val="19"/>
+              </w:rPr>
+              <w:t>发射与任务</w:t>
+            </w:r>
+          </w:p>
+        </w:tc>
+        <w:tc>
+          <w:tcPr>
+            <w:tcW w:type="dxa" w:w="2075"/>
+            <w:vAlign w:val="center"/>
+          </w:tcPr>
+          <w:p>
+            <w:pPr>
+              <w:spacing w:after="0" w:line="252" w:lineRule="auto"/>
+            </w:pPr>
+            <w:r/>
+            <w:r>
+              <w:rPr>
+                <w:rFonts w:ascii="Kaiti SC" w:hAnsi="Kaiti SC" w:eastAsia="Kaiti SC" w:cs="Kaiti SC"/>
+                <w:b w:val="0"/>
+                <w:sz w:val="19"/>
+              </w:rPr>
+              <w:t>Live coverage: SpaceX to launch 29 Starlink satellites on Falcon 9 rocket from Cape Canaveral</w:t>
+            </w:r>
+          </w:p>
+        </w:tc>
+      </w:tr>
+      <w:tr>
+        <w:trPr>
+          <w:cantSplit/>
+        </w:trPr>
+        <w:tc>
+          <w:tcPr>
+            <w:tcW w:type="dxa" w:w="2075"/>
+            <w:vAlign w:val="center"/>
+          </w:tcPr>
+          <w:p>
+            <w:pPr>
+              <w:spacing w:after="0" w:line="252" w:lineRule="auto"/>
+              <w:jc w:val="center"/>
+            </w:pPr>
+            <w:r/>
+            <w:r>
+              <w:rPr>
+                <w:rFonts w:ascii="Kaiti SC" w:hAnsi="Kaiti SC" w:eastAsia="Kaiti SC" w:cs="Kaiti SC"/>
+                <w:b w:val="0"/>
+                <w:sz w:val="19"/>
+              </w:rPr>
+              <w:t>2026-08-13</w:t>
+            </w:r>
+          </w:p>
+        </w:tc>
+        <w:tc>
+          <w:tcPr>
+            <w:tcW w:type="dxa" w:w="2075"/>
+            <w:vAlign w:val="center"/>
+          </w:tcPr>
+          <w:p>
+            <w:pPr>
+              <w:spacing w:after="0" w:line="252" w:lineRule="auto"/>
+              <w:jc w:val="center"/>
+            </w:pPr>
+            <w:r/>
+            <w:r>
+              <w:rPr>
+                <w:rFonts w:ascii="Kaiti SC" w:hAnsi="Kaiti SC" w:eastAsia="Kaiti SC" w:cs="Kaiti SC"/>
+                <w:b w:val="0"/>
+                <w:sz w:val="19"/>
+              </w:rPr>
+              <w:t>星河动力</w:t>
+            </w:r>
+          </w:p>
+        </w:tc>
+        <w:tc>
+          <w:tcPr>
+            <w:tcW w:type="dxa" w:w="2075"/>
+            <w:vAlign w:val="center"/>
+          </w:tcPr>
+          <w:p>
+            <w:pPr>
+              <w:spacing w:after="0" w:line="252" w:lineRule="auto"/>
+              <w:jc w:val="center"/>
+            </w:pPr>
+            <w:r/>
+            <w:r>
+              <w:rPr>
+                <w:rFonts w:ascii="Kaiti SC" w:hAnsi="Kaiti SC" w:eastAsia="Kaiti SC" w:cs="Kaiti SC"/>
+                <w:b w:val="0"/>
+                <w:sz w:val="19"/>
+              </w:rPr>
+              <w:t>发射与任务</w:t>
+            </w:r>
+          </w:p>
+        </w:tc>
+        <w:tc>
+          <w:tcPr>
+            <w:tcW w:type="dxa" w:w="2075"/>
+            <w:vAlign w:val="center"/>
+          </w:tcPr>
+          <w:p>
+            <w:pPr>
+              <w:spacing w:after="0" w:line="252" w:lineRule="auto"/>
+            </w:pPr>
+            <w:r/>
+            <w:r>
+              <w:rPr>
+                <w:rFonts w:ascii="Kaiti SC" w:hAnsi="Kaiti SC" w:eastAsia="Kaiti SC" w:cs="Kaiti SC"/>
+                <w:b w:val="0"/>
+                <w:sz w:val="19"/>
+              </w:rPr>
+              <w:t>央行继续实施好适度宽松的货币政策，谋划出台增量政策；上半年中国人形机器人出货量全球占比超97%；星河动力年产24发重复使用液体运载火箭产业化基地项目开工——《投资早参》 - 东方财富</w:t>
+            </w:r>
+          </w:p>
+        </w:tc>
+      </w:tr>
+      <w:tr>
+        <w:trPr>
+          <w:cantSplit/>
+        </w:trPr>
+        <w:tc>
+          <w:tcPr>
+            <w:tcW w:type="dxa" w:w="2075"/>
+            <w:vAlign w:val="center"/>
+          </w:tcPr>
+          <w:p>
+            <w:pPr>
+              <w:spacing w:after="0" w:line="252" w:lineRule="auto"/>
+              <w:jc w:val="center"/>
+            </w:pPr>
+            <w:r/>
+            <w:r>
+              <w:rPr>
+                <w:rFonts w:ascii="Kaiti SC" w:hAnsi="Kaiti SC" w:eastAsia="Kaiti SC" w:cs="Kaiti SC"/>
+                <w:b w:val="0"/>
+                <w:sz w:val="19"/>
+              </w:rPr>
+              <w:t>2026-08-12</w:t>
+            </w:r>
+          </w:p>
+        </w:tc>
+        <w:tc>
+          <w:tcPr>
+            <w:tcW w:type="dxa" w:w="2075"/>
+            <w:vAlign w:val="center"/>
+          </w:tcPr>
+          <w:p>
+            <w:pPr>
+              <w:spacing w:after="0" w:line="252" w:lineRule="auto"/>
+              <w:jc w:val="center"/>
+            </w:pPr>
+            <w:r/>
+            <w:r>
+              <w:rPr>
+                <w:rFonts w:ascii="Kaiti SC" w:hAnsi="Kaiti SC" w:eastAsia="Kaiti SC" w:cs="Kaiti SC"/>
+                <w:b w:val="0"/>
+                <w:sz w:val="19"/>
+              </w:rPr>
+              <w:t>SpaceX</w:t>
+            </w:r>
+          </w:p>
+        </w:tc>
+        <w:tc>
+          <w:tcPr>
+            <w:tcW w:type="dxa" w:w="2075"/>
+            <w:vAlign w:val="center"/>
+          </w:tcPr>
+          <w:p>
+            <w:pPr>
+              <w:spacing w:after="0" w:line="252" w:lineRule="auto"/>
+              <w:jc w:val="center"/>
+            </w:pPr>
+            <w:r/>
+            <w:r>
+              <w:rPr>
+                <w:rFonts w:ascii="Kaiti SC" w:hAnsi="Kaiti SC" w:eastAsia="Kaiti SC" w:cs="Kaiti SC"/>
+                <w:b w:val="0"/>
+                <w:sz w:val="19"/>
+              </w:rPr>
+              <w:t>发射与任务</w:t>
+            </w:r>
+          </w:p>
+        </w:tc>
+        <w:tc>
+          <w:tcPr>
+            <w:tcW w:type="dxa" w:w="2075"/>
+            <w:vAlign w:val="center"/>
+          </w:tcPr>
+          <w:p>
+            <w:pPr>
+              <w:spacing w:after="0" w:line="252" w:lineRule="auto"/>
+            </w:pPr>
+            <w:r/>
+            <w:r>
+              <w:rPr>
+                <w:rFonts w:ascii="Kaiti SC" w:hAnsi="Kaiti SC" w:eastAsia="Kaiti SC" w:cs="Kaiti SC"/>
+                <w:b w:val="0"/>
+                <w:sz w:val="19"/>
+              </w:rPr>
+              <w:t>Live coverage: SpaceX to launch 24 Starlink satellites on Falcon 9 rocket from Vandenberg SFB</w:t>
+            </w:r>
+          </w:p>
+        </w:tc>
+      </w:tr>
+      <w:tr>
+        <w:trPr>
+          <w:cantSplit/>
+        </w:trPr>
+        <w:tc>
+          <w:tcPr>
+            <w:tcW w:type="dxa" w:w="2075"/>
+            <w:vAlign w:val="center"/>
+          </w:tcPr>
+          <w:p>
+            <w:pPr>
+              <w:spacing w:after="0" w:line="252" w:lineRule="auto"/>
+              <w:jc w:val="center"/>
+            </w:pPr>
+            <w:r/>
+            <w:r>
+              <w:rPr>
+                <w:rFonts w:ascii="Kaiti SC" w:hAnsi="Kaiti SC" w:eastAsia="Kaiti SC" w:cs="Kaiti SC"/>
+                <w:b w:val="0"/>
+                <w:sz w:val="19"/>
+              </w:rPr>
+              <w:t>2026-08-12</w:t>
+            </w:r>
+          </w:p>
+        </w:tc>
+        <w:tc>
+          <w:tcPr>
+            <w:tcW w:type="dxa" w:w="2075"/>
+            <w:vAlign w:val="center"/>
+          </w:tcPr>
+          <w:p>
+            <w:pPr>
+              <w:spacing w:after="0" w:line="252" w:lineRule="auto"/>
+              <w:jc w:val="center"/>
+            </w:pPr>
+            <w:r/>
+            <w:r>
+              <w:rPr>
+                <w:rFonts w:ascii="Kaiti SC" w:hAnsi="Kaiti SC" w:eastAsia="Kaiti SC" w:cs="Kaiti SC"/>
+                <w:b w:val="0"/>
+                <w:sz w:val="19"/>
+              </w:rPr>
+              <w:t>蓝箭航天</w:t>
+            </w:r>
+          </w:p>
+        </w:tc>
+        <w:tc>
+          <w:tcPr>
+            <w:tcW w:type="dxa" w:w="2075"/>
+            <w:vAlign w:val="center"/>
+          </w:tcPr>
+          <w:p>
+            <w:pPr>
+              <w:spacing w:after="0" w:line="252" w:lineRule="auto"/>
+              <w:jc w:val="center"/>
+            </w:pPr>
+            <w:r/>
+            <w:r>
+              <w:rPr>
+                <w:rFonts w:ascii="Kaiti SC" w:hAnsi="Kaiti SC" w:eastAsia="Kaiti SC" w:cs="Kaiti SC"/>
+                <w:b w:val="0"/>
+                <w:sz w:val="19"/>
+              </w:rPr>
+              <w:t>市场与股价</w:t>
+            </w:r>
+          </w:p>
+        </w:tc>
+        <w:tc>
+          <w:tcPr>
+            <w:tcW w:type="dxa" w:w="2075"/>
+            <w:vAlign w:val="center"/>
+          </w:tcPr>
+          <w:p>
+            <w:pPr>
+              <w:spacing w:after="0" w:line="252" w:lineRule="auto"/>
+            </w:pPr>
+            <w:r/>
+            <w:r>
+              <w:rPr>
+                <w:rFonts w:ascii="Kaiti SC" w:hAnsi="Kaiti SC" w:eastAsia="Kaiti SC" w:cs="Kaiti SC"/>
+                <w:b w:val="0"/>
+                <w:sz w:val="19"/>
+              </w:rPr>
+              <w:t>LandSpace Zhuque-3 attempts land-based booster recovery, $1B IPO at stake</w:t>
+            </w:r>
+          </w:p>
+        </w:tc>
+      </w:tr>
+      <w:tr>
+        <w:trPr>
+          <w:cantSplit/>
+        </w:trPr>
+        <w:tc>
+          <w:tcPr>
+            <w:tcW w:type="dxa" w:w="2075"/>
+            <w:vAlign w:val="center"/>
+          </w:tcPr>
+          <w:p>
+            <w:pPr>
+              <w:spacing w:after="0" w:line="252" w:lineRule="auto"/>
+              <w:jc w:val="center"/>
+            </w:pPr>
+            <w:r/>
+            <w:r>
+              <w:rPr>
+                <w:rFonts w:ascii="Kaiti SC" w:hAnsi="Kaiti SC" w:eastAsia="Kaiti SC" w:cs="Kaiti SC"/>
+                <w:b w:val="0"/>
+                <w:sz w:val="19"/>
+              </w:rPr>
+              <w:t>2026-08-12</w:t>
+            </w:r>
+          </w:p>
+        </w:tc>
+        <w:tc>
+          <w:tcPr>
+            <w:tcW w:type="dxa" w:w="2075"/>
+            <w:vAlign w:val="center"/>
+          </w:tcPr>
+          <w:p>
+            <w:pPr>
+              <w:spacing w:after="0" w:line="252" w:lineRule="auto"/>
+              <w:jc w:val="center"/>
+            </w:pPr>
+            <w:r/>
+            <w:r>
+              <w:rPr>
+                <w:rFonts w:ascii="Kaiti SC" w:hAnsi="Kaiti SC" w:eastAsia="Kaiti SC" w:cs="Kaiti SC"/>
+                <w:b w:val="0"/>
+                <w:sz w:val="19"/>
+              </w:rPr>
+              <w:t>SpaceX</w:t>
+            </w:r>
+          </w:p>
+        </w:tc>
+        <w:tc>
+          <w:tcPr>
+            <w:tcW w:type="dxa" w:w="2075"/>
+            <w:vAlign w:val="center"/>
+          </w:tcPr>
+          <w:p>
+            <w:pPr>
+              <w:spacing w:after="0" w:line="252" w:lineRule="auto"/>
+              <w:jc w:val="center"/>
+            </w:pPr>
+            <w:r/>
+            <w:r>
+              <w:rPr>
+                <w:rFonts w:ascii="Kaiti SC" w:hAnsi="Kaiti SC" w:eastAsia="Kaiti SC" w:cs="Kaiti SC"/>
+                <w:b w:val="0"/>
+                <w:sz w:val="19"/>
+              </w:rPr>
+              <w:t>发射与任务</w:t>
+            </w:r>
+          </w:p>
+        </w:tc>
+        <w:tc>
+          <w:tcPr>
+            <w:tcW w:type="dxa" w:w="2075"/>
+            <w:vAlign w:val="center"/>
+          </w:tcPr>
+          <w:p>
+            <w:pPr>
+              <w:spacing w:after="0" w:line="252" w:lineRule="auto"/>
+            </w:pPr>
+            <w:r/>
+            <w:r>
+              <w:rPr>
+                <w:rFonts w:ascii="Kaiti SC" w:hAnsi="Kaiti SC" w:eastAsia="Kaiti SC" w:cs="Kaiti SC"/>
+                <w:b w:val="0"/>
+                <w:sz w:val="19"/>
+              </w:rPr>
+              <w:t>SpaceX Rises 5% on Fresh Starlink Launch, Intuitive Machines Gains 3% Ahead of Earnings</w:t>
+            </w:r>
+          </w:p>
+        </w:tc>
+      </w:tr>
+      <w:tr>
+        <w:trPr>
+          <w:cantSplit/>
+        </w:trPr>
+        <w:tc>
+          <w:tcPr>
+            <w:tcW w:type="dxa" w:w="2075"/>
+            <w:vAlign w:val="center"/>
+          </w:tcPr>
+          <w:p>
+            <w:pPr>
+              <w:spacing w:after="0" w:line="252" w:lineRule="auto"/>
+              <w:jc w:val="center"/>
+            </w:pPr>
+            <w:r/>
+            <w:r>
+              <w:rPr>
+                <w:rFonts w:ascii="Kaiti SC" w:hAnsi="Kaiti SC" w:eastAsia="Kaiti SC" w:cs="Kaiti SC"/>
+                <w:b w:val="0"/>
+                <w:sz w:val="19"/>
+              </w:rPr>
+              <w:t>2026-08-12</w:t>
+            </w:r>
+          </w:p>
+        </w:tc>
+        <w:tc>
+          <w:tcPr>
+            <w:tcW w:type="dxa" w:w="2075"/>
+            <w:vAlign w:val="center"/>
+          </w:tcPr>
+          <w:p>
+            <w:pPr>
+              <w:spacing w:after="0" w:line="252" w:lineRule="auto"/>
+              <w:jc w:val="center"/>
+            </w:pPr>
+            <w:r/>
+            <w:r>
+              <w:rPr>
+                <w:rFonts w:ascii="Kaiti SC" w:hAnsi="Kaiti SC" w:eastAsia="Kaiti SC" w:cs="Kaiti SC"/>
+                <w:b w:val="0"/>
+                <w:sz w:val="19"/>
+              </w:rPr>
+              <w:t>蓝箭航天</w:t>
+            </w:r>
+          </w:p>
+        </w:tc>
+        <w:tc>
+          <w:tcPr>
+            <w:tcW w:type="dxa" w:w="2075"/>
+            <w:vAlign w:val="center"/>
+          </w:tcPr>
+          <w:p>
+            <w:pPr>
+              <w:spacing w:after="0" w:line="252" w:lineRule="auto"/>
+              <w:jc w:val="center"/>
+            </w:pPr>
+            <w:r/>
+            <w:r>
+              <w:rPr>
+                <w:rFonts w:ascii="Kaiti SC" w:hAnsi="Kaiti SC" w:eastAsia="Kaiti SC" w:cs="Kaiti SC"/>
+                <w:b w:val="0"/>
+                <w:sz w:val="19"/>
+              </w:rPr>
+              <w:t>发射与任务</w:t>
+            </w:r>
+          </w:p>
+        </w:tc>
+        <w:tc>
+          <w:tcPr>
+            <w:tcW w:type="dxa" w:w="2075"/>
+            <w:vAlign w:val="center"/>
+          </w:tcPr>
+          <w:p>
+            <w:pPr>
+              <w:spacing w:after="0" w:line="252" w:lineRule="auto"/>
+            </w:pPr>
+            <w:r/>
+            <w:r>
+              <w:rPr>
+                <w:rFonts w:ascii="Kaiti SC" w:hAnsi="Kaiti SC" w:eastAsia="Kaiti SC" w:cs="Kaiti SC"/>
+                <w:b w:val="0"/>
+                <w:sz w:val="19"/>
+              </w:rPr>
+              <w:t>长征七号发射失败后朱雀三号推迟 分析：投资者情绪放大关联性 - 联合早报</w:t>
+            </w:r>
+          </w:p>
+        </w:tc>
+      </w:tr>
+      <w:tr>
+        <w:trPr>
+          <w:cantSplit/>
+        </w:trPr>
+        <w:tc>
+          <w:tcPr>
+            <w:tcW w:type="dxa" w:w="2075"/>
+            <w:vAlign w:val="center"/>
+          </w:tcPr>
+          <w:p>
+            <w:pPr>
+              <w:spacing w:after="0" w:line="252" w:lineRule="auto"/>
+              <w:jc w:val="center"/>
+            </w:pPr>
+            <w:r/>
+            <w:r>
+              <w:rPr>
+                <w:rFonts w:ascii="Kaiti SC" w:hAnsi="Kaiti SC" w:eastAsia="Kaiti SC" w:cs="Kaiti SC"/>
+                <w:b w:val="0"/>
+                <w:sz w:val="19"/>
+              </w:rPr>
+              <w:t>2026-08-14</w:t>
             </w:r>
           </w:p>
         </w:tc>
@@ -593,7 +1473,7 @@
                 <w:b w:val="0"/>
                 <w:sz w:val="19"/>
               </w:rPr>
-              <w:t>SpaceX Outlines Starlink Mobile Plans in First Earnings Report</w:t>
+              <w:t>SpaceX could buy T-Mobile - and turn Starlink into a global phone network</w:t>
             </w:r>
           </w:p>
         </w:tc>
@@ -619,7 +1499,183 @@
                 <w:b w:val="0"/>
                 <w:sz w:val="19"/>
               </w:rPr>
-              <w:t>2026-08-09</w:t>
+              <w:t>2026-08-13</w:t>
+            </w:r>
+          </w:p>
+        </w:tc>
+        <w:tc>
+          <w:tcPr>
+            <w:tcW w:type="dxa" w:w="2075"/>
+            <w:vAlign w:val="center"/>
+          </w:tcPr>
+          <w:p>
+            <w:pPr>
+              <w:spacing w:after="0" w:line="252" w:lineRule="auto"/>
+              <w:jc w:val="center"/>
+            </w:pPr>
+            <w:r/>
+            <w:r>
+              <w:rPr>
+                <w:rFonts w:ascii="Kaiti SC" w:hAnsi="Kaiti SC" w:eastAsia="Kaiti SC" w:cs="Kaiti SC"/>
+                <w:b w:val="0"/>
+                <w:sz w:val="19"/>
+              </w:rPr>
+              <w:t>SpaceX</w:t>
+            </w:r>
+          </w:p>
+        </w:tc>
+        <w:tc>
+          <w:tcPr>
+            <w:tcW w:type="dxa" w:w="2075"/>
+            <w:vAlign w:val="center"/>
+          </w:tcPr>
+          <w:p>
+            <w:pPr>
+              <w:spacing w:after="0" w:line="252" w:lineRule="auto"/>
+              <w:jc w:val="center"/>
+            </w:pPr>
+            <w:r/>
+            <w:r>
+              <w:rPr>
+                <w:rFonts w:ascii="Kaiti SC" w:hAnsi="Kaiti SC" w:eastAsia="Kaiti SC" w:cs="Kaiti SC"/>
+                <w:b w:val="0"/>
+                <w:sz w:val="19"/>
+              </w:rPr>
+              <w:t>订单与合作</w:t>
+            </w:r>
+          </w:p>
+        </w:tc>
+        <w:tc>
+          <w:tcPr>
+            <w:tcW w:type="dxa" w:w="2075"/>
+            <w:vAlign w:val="center"/>
+          </w:tcPr>
+          <w:p>
+            <w:pPr>
+              <w:spacing w:after="0" w:line="252" w:lineRule="auto"/>
+            </w:pPr>
+            <w:r/>
+            <w:r>
+              <w:rPr>
+                <w:rFonts w:ascii="Kaiti SC" w:hAnsi="Kaiti SC" w:eastAsia="Kaiti SC" w:cs="Kaiti SC"/>
+                <w:b w:val="0"/>
+                <w:sz w:val="19"/>
+              </w:rPr>
+              <w:t>SpaceX’s Starlink starts taking orders in Vietnam, on Hanoi’s terms</w:t>
+            </w:r>
+          </w:p>
+        </w:tc>
+      </w:tr>
+      <w:tr>
+        <w:trPr>
+          <w:cantSplit/>
+        </w:trPr>
+        <w:tc>
+          <w:tcPr>
+            <w:tcW w:type="dxa" w:w="2075"/>
+            <w:vAlign w:val="center"/>
+          </w:tcPr>
+          <w:p>
+            <w:pPr>
+              <w:spacing w:after="0" w:line="252" w:lineRule="auto"/>
+              <w:jc w:val="center"/>
+            </w:pPr>
+            <w:r/>
+            <w:r>
+              <w:rPr>
+                <w:rFonts w:ascii="Kaiti SC" w:hAnsi="Kaiti SC" w:eastAsia="Kaiti SC" w:cs="Kaiti SC"/>
+                <w:b w:val="0"/>
+                <w:sz w:val="19"/>
+              </w:rPr>
+              <w:t>2026-08-13</w:t>
+            </w:r>
+          </w:p>
+        </w:tc>
+        <w:tc>
+          <w:tcPr>
+            <w:tcW w:type="dxa" w:w="2075"/>
+            <w:vAlign w:val="center"/>
+          </w:tcPr>
+          <w:p>
+            <w:pPr>
+              <w:spacing w:after="0" w:line="252" w:lineRule="auto"/>
+              <w:jc w:val="center"/>
+            </w:pPr>
+            <w:r/>
+            <w:r>
+              <w:rPr>
+                <w:rFonts w:ascii="Kaiti SC" w:hAnsi="Kaiti SC" w:eastAsia="Kaiti SC" w:cs="Kaiti SC"/>
+                <w:b w:val="0"/>
+                <w:sz w:val="19"/>
+              </w:rPr>
+              <w:t>SpaceX</w:t>
+            </w:r>
+          </w:p>
+        </w:tc>
+        <w:tc>
+          <w:tcPr>
+            <w:tcW w:type="dxa" w:w="2075"/>
+            <w:vAlign w:val="center"/>
+          </w:tcPr>
+          <w:p>
+            <w:pPr>
+              <w:spacing w:after="0" w:line="252" w:lineRule="auto"/>
+              <w:jc w:val="center"/>
+            </w:pPr>
+            <w:r/>
+            <w:r>
+              <w:rPr>
+                <w:rFonts w:ascii="Kaiti SC" w:hAnsi="Kaiti SC" w:eastAsia="Kaiti SC" w:cs="Kaiti SC"/>
+                <w:b w:val="0"/>
+                <w:sz w:val="19"/>
+              </w:rPr>
+              <w:t>其他动态</w:t>
+            </w:r>
+          </w:p>
+        </w:tc>
+        <w:tc>
+          <w:tcPr>
+            <w:tcW w:type="dxa" w:w="2075"/>
+            <w:vAlign w:val="center"/>
+          </w:tcPr>
+          <w:p>
+            <w:pPr>
+              <w:spacing w:after="0" w:line="252" w:lineRule="auto"/>
+            </w:pPr>
+            <w:r/>
+            <w:r>
+              <w:rPr>
+                <w:rFonts w:ascii="Kaiti SC" w:hAnsi="Kaiti SC" w:eastAsia="Kaiti SC" w:cs="Kaiti SC"/>
+                <w:b w:val="0"/>
+                <w:sz w:val="19"/>
+              </w:rPr>
+              <w:t>SpaceX files plans for $7 million expansion at Starlink's Bastrop site</w:t>
+            </w:r>
+          </w:p>
+        </w:tc>
+      </w:tr>
+      <w:tr>
+        <w:trPr>
+          <w:cantSplit/>
+        </w:trPr>
+        <w:tc>
+          <w:tcPr>
+            <w:tcW w:type="dxa" w:w="2075"/>
+            <w:vAlign w:val="center"/>
+          </w:tcPr>
+          <w:p>
+            <w:pPr>
+              <w:spacing w:after="0" w:line="252" w:lineRule="auto"/>
+              <w:jc w:val="center"/>
+            </w:pPr>
+            <w:r/>
+            <w:r>
+              <w:rPr>
+                <w:rFonts w:ascii="Kaiti SC" w:hAnsi="Kaiti SC" w:eastAsia="Kaiti SC" w:cs="Kaiti SC"/>
+                <w:b w:val="0"/>
+                <w:sz w:val="19"/>
+              </w:rPr>
+              <w:t>2026-08-16</w:t>
             </w:r>
           </w:p>
         </w:tc>
@@ -681,7 +1737,7 @@
                 <w:b w:val="0"/>
                 <w:sz w:val="19"/>
               </w:rPr>
-              <w:t>Live Coverage: SpaceX West Coast launch surge continues with Starlink mission</w:t>
+              <w:t>SpaceX launches record-breaking back-to-back Falcon 9 rockets for Globalstar, U.S. Space Force - Spaceflight Now</w:t>
             </w:r>
           </w:p>
         </w:tc>
@@ -707,7 +1763,7 @@
                 <w:b w:val="0"/>
                 <w:sz w:val="19"/>
               </w:rPr>
-              <w:t>2026-08-07</w:t>
+              <w:t>2026-08-13</w:t>
             </w:r>
           </w:p>
         </w:tc>
@@ -728,7 +1784,7 @@
                 <w:b w:val="0"/>
                 <w:sz w:val="19"/>
               </w:rPr>
-              <w:t>Blue Origin</w:t>
+              <w:t>星河动力</w:t>
             </w:r>
           </w:p>
         </w:tc>
@@ -769,7 +1825,7 @@
                 <w:b w:val="0"/>
                 <w:sz w:val="19"/>
               </w:rPr>
-              <w:t>New Glenn explosion linked to rocket engine valve</w:t>
+              <w:t>星河动力年产24发可重复用液体火箭产业化基地项目在池州正式开工 - 搜狐网</w:t>
             </w:r>
           </w:p>
         </w:tc>
@@ -795,7 +1851,7 @@
                 <w:b w:val="0"/>
                 <w:sz w:val="19"/>
               </w:rPr>
-              <w:t>2026-08-07</w:t>
+              <w:t>2026-08-13</w:t>
             </w:r>
           </w:p>
         </w:tc>
@@ -857,7 +1913,7 @@
                 <w:b w:val="0"/>
                 <w:sz w:val="19"/>
               </w:rPr>
-              <w:t>Blue Origin Traces Cause of New Glenn’s Explosion, as the Company Targets a Return-to-Flight this Year</w:t>
+              <w:t>Kent-Based Blue Origin Returning Florida Launch Complex 36 to 2 Pads</w:t>
             </w:r>
           </w:p>
         </w:tc>
@@ -883,183 +1939,7 @@
                 <w:b w:val="0"/>
                 <w:sz w:val="19"/>
               </w:rPr>
-              <w:t>2026-08-06</w:t>
-            </w:r>
-          </w:p>
-        </w:tc>
-        <w:tc>
-          <w:tcPr>
-            <w:tcW w:type="dxa" w:w="2075"/>
-            <w:vAlign w:val="center"/>
-          </w:tcPr>
-          <w:p>
-            <w:pPr>
-              <w:spacing w:after="0" w:line="252" w:lineRule="auto"/>
-              <w:jc w:val="center"/>
-            </w:pPr>
-            <w:r/>
-            <w:r>
-              <w:rPr>
-                <w:rFonts w:ascii="Kaiti SC" w:hAnsi="Kaiti SC" w:eastAsia="Kaiti SC" w:cs="Kaiti SC"/>
-                <w:b w:val="0"/>
-                <w:sz w:val="19"/>
-              </w:rPr>
-              <w:t>Blue Origin</w:t>
-            </w:r>
-          </w:p>
-        </w:tc>
-        <w:tc>
-          <w:tcPr>
-            <w:tcW w:type="dxa" w:w="2075"/>
-            <w:vAlign w:val="center"/>
-          </w:tcPr>
-          <w:p>
-            <w:pPr>
-              <w:spacing w:after="0" w:line="252" w:lineRule="auto"/>
-              <w:jc w:val="center"/>
-            </w:pPr>
-            <w:r/>
-            <w:r>
-              <w:rPr>
-                <w:rFonts w:ascii="Kaiti SC" w:hAnsi="Kaiti SC" w:eastAsia="Kaiti SC" w:cs="Kaiti SC"/>
-                <w:b w:val="0"/>
-                <w:sz w:val="19"/>
-              </w:rPr>
-              <w:t>其他动态</w:t>
-            </w:r>
-          </w:p>
-        </w:tc>
-        <w:tc>
-          <w:tcPr>
-            <w:tcW w:type="dxa" w:w="2075"/>
-            <w:vAlign w:val="center"/>
-          </w:tcPr>
-          <w:p>
-            <w:pPr>
-              <w:spacing w:after="0" w:line="252" w:lineRule="auto"/>
-            </w:pPr>
-            <w:r/>
-            <w:r>
-              <w:rPr>
-                <w:rFonts w:ascii="Kaiti SC" w:hAnsi="Kaiti SC" w:eastAsia="Kaiti SC" w:cs="Kaiti SC"/>
-                <w:b w:val="0"/>
-                <w:sz w:val="19"/>
-              </w:rPr>
-              <w:t>Blue Origin reveals cause of Cape Canaveral rocket explosion - yahoo.com</w:t>
-            </w:r>
-          </w:p>
-        </w:tc>
-      </w:tr>
-      <w:tr>
-        <w:trPr>
-          <w:cantSplit/>
-        </w:trPr>
-        <w:tc>
-          <w:tcPr>
-            <w:tcW w:type="dxa" w:w="2075"/>
-            <w:vAlign w:val="center"/>
-          </w:tcPr>
-          <w:p>
-            <w:pPr>
-              <w:spacing w:after="0" w:line="252" w:lineRule="auto"/>
-              <w:jc w:val="center"/>
-            </w:pPr>
-            <w:r/>
-            <w:r>
-              <w:rPr>
-                <w:rFonts w:ascii="Kaiti SC" w:hAnsi="Kaiti SC" w:eastAsia="Kaiti SC" w:cs="Kaiti SC"/>
-                <w:b w:val="0"/>
-                <w:sz w:val="19"/>
-              </w:rPr>
-              <w:t>2026-08-06</w:t>
-            </w:r>
-          </w:p>
-        </w:tc>
-        <w:tc>
-          <w:tcPr>
-            <w:tcW w:type="dxa" w:w="2075"/>
-            <w:vAlign w:val="center"/>
-          </w:tcPr>
-          <w:p>
-            <w:pPr>
-              <w:spacing w:after="0" w:line="252" w:lineRule="auto"/>
-              <w:jc w:val="center"/>
-            </w:pPr>
-            <w:r/>
-            <w:r>
-              <w:rPr>
-                <w:rFonts w:ascii="Kaiti SC" w:hAnsi="Kaiti SC" w:eastAsia="Kaiti SC" w:cs="Kaiti SC"/>
-                <w:b w:val="0"/>
-                <w:sz w:val="19"/>
-              </w:rPr>
-              <w:t>星际荣耀</w:t>
-            </w:r>
-          </w:p>
-        </w:tc>
-        <w:tc>
-          <w:tcPr>
-            <w:tcW w:type="dxa" w:w="2075"/>
-            <w:vAlign w:val="center"/>
-          </w:tcPr>
-          <w:p>
-            <w:pPr>
-              <w:spacing w:after="0" w:line="252" w:lineRule="auto"/>
-              <w:jc w:val="center"/>
-            </w:pPr>
-            <w:r/>
-            <w:r>
-              <w:rPr>
-                <w:rFonts w:ascii="Kaiti SC" w:hAnsi="Kaiti SC" w:eastAsia="Kaiti SC" w:cs="Kaiti SC"/>
-                <w:b w:val="0"/>
-                <w:sz w:val="19"/>
-              </w:rPr>
-              <w:t>其他动态</w:t>
-            </w:r>
-          </w:p>
-        </w:tc>
-        <w:tc>
-          <w:tcPr>
-            <w:tcW w:type="dxa" w:w="2075"/>
-            <w:vAlign w:val="center"/>
-          </w:tcPr>
-          <w:p>
-            <w:pPr>
-              <w:spacing w:after="0" w:line="252" w:lineRule="auto"/>
-            </w:pPr>
-            <w:r/>
-            <w:r>
-              <w:rPr>
-                <w:rFonts w:ascii="Kaiti SC" w:hAnsi="Kaiti SC" w:eastAsia="Kaiti SC" w:cs="Kaiti SC"/>
-                <w:b w:val="0"/>
-                <w:sz w:val="19"/>
-              </w:rPr>
-              <w:t>商业火箭独角兽星际荣耀完成E轮近10亿元首批交割 - 东方财富</w:t>
-            </w:r>
-          </w:p>
-        </w:tc>
-      </w:tr>
-      <w:tr>
-        <w:trPr>
-          <w:cantSplit/>
-        </w:trPr>
-        <w:tc>
-          <w:tcPr>
-            <w:tcW w:type="dxa" w:w="2075"/>
-            <w:vAlign w:val="center"/>
-          </w:tcPr>
-          <w:p>
-            <w:pPr>
-              <w:spacing w:after="0" w:line="252" w:lineRule="auto"/>
-              <w:jc w:val="center"/>
-            </w:pPr>
-            <w:r/>
-            <w:r>
-              <w:rPr>
-                <w:rFonts w:ascii="Kaiti SC" w:hAnsi="Kaiti SC" w:eastAsia="Kaiti SC" w:cs="Kaiti SC"/>
-                <w:b w:val="0"/>
-                <w:sz w:val="19"/>
-              </w:rPr>
-              <w:t>2026-08-05</w:t>
+              <w:t>2026-08-13</w:t>
             </w:r>
           </w:p>
         </w:tc>
@@ -1101,7 +1981,7 @@
                 <w:b w:val="0"/>
                 <w:sz w:val="19"/>
               </w:rPr>
-              <w:t>其他动态</w:t>
+              <w:t>监管与政策</w:t>
             </w:r>
           </w:p>
         </w:tc>
@@ -1121,7 +2001,7 @@
                 <w:b w:val="0"/>
                 <w:sz w:val="19"/>
               </w:rPr>
-              <w:t>SpaceX’s Starlink Dominates Satellite Internet. Its 55-Year-Old Rival Just Filed for Bankruptcy</w:t>
+              <w:t>SpaceX Finalizes Regulatory Procedures to Close $60 Billion Acquisition of AI Platform Cursor</w:t>
             </w:r>
           </w:p>
         </w:tc>
@@ -1147,7 +2027,7 @@
                 <w:b w:val="0"/>
                 <w:sz w:val="19"/>
               </w:rPr>
-              <w:t>2026-08-05</w:t>
+              <w:t>2026-08-11</w:t>
             </w:r>
           </w:p>
         </w:tc>
@@ -1168,183 +2048,7 @@
                 <w:b w:val="0"/>
                 <w:sz w:val="19"/>
               </w:rPr>
-              <w:t>星河动力</w:t>
-            </w:r>
-          </w:p>
-        </w:tc>
-        <w:tc>
-          <w:tcPr>
-            <w:tcW w:type="dxa" w:w="2075"/>
-            <w:vAlign w:val="center"/>
-          </w:tcPr>
-          <w:p>
-            <w:pPr>
-              <w:spacing w:after="0" w:line="252" w:lineRule="auto"/>
-              <w:jc w:val="center"/>
-            </w:pPr>
-            <w:r/>
-            <w:r>
-              <w:rPr>
-                <w:rFonts w:ascii="Kaiti SC" w:hAnsi="Kaiti SC" w:eastAsia="Kaiti SC" w:cs="Kaiti SC"/>
-                <w:b w:val="0"/>
-                <w:sz w:val="19"/>
-              </w:rPr>
-              <w:t>发射与任务</w:t>
-            </w:r>
-          </w:p>
-        </w:tc>
-        <w:tc>
-          <w:tcPr>
-            <w:tcW w:type="dxa" w:w="2075"/>
-            <w:vAlign w:val="center"/>
-          </w:tcPr>
-          <w:p>
-            <w:pPr>
-              <w:spacing w:after="0" w:line="252" w:lineRule="auto"/>
-            </w:pPr>
-            <w:r/>
-            <w:r>
-              <w:rPr>
-                <w:rFonts w:ascii="Kaiti SC" w:hAnsi="Kaiti SC" w:eastAsia="Kaiti SC" w:cs="Kaiti SC"/>
-                <w:b w:val="0"/>
-                <w:sz w:val="19"/>
-              </w:rPr>
-              <w:t>可重复使用火箭新进展！星河动力航天将择机发射智神星一号 - 证券时报</w:t>
-            </w:r>
-          </w:p>
-        </w:tc>
-      </w:tr>
-      <w:tr>
-        <w:trPr>
-          <w:cantSplit/>
-        </w:trPr>
-        <w:tc>
-          <w:tcPr>
-            <w:tcW w:type="dxa" w:w="2075"/>
-            <w:vAlign w:val="center"/>
-          </w:tcPr>
-          <w:p>
-            <w:pPr>
-              <w:spacing w:after="0" w:line="252" w:lineRule="auto"/>
-              <w:jc w:val="center"/>
-            </w:pPr>
-            <w:r/>
-            <w:r>
-              <w:rPr>
-                <w:rFonts w:ascii="Kaiti SC" w:hAnsi="Kaiti SC" w:eastAsia="Kaiti SC" w:cs="Kaiti SC"/>
-                <w:b w:val="0"/>
-                <w:sz w:val="19"/>
-              </w:rPr>
-              <w:t>2026-08-05</w:t>
-            </w:r>
-          </w:p>
-        </w:tc>
-        <w:tc>
-          <w:tcPr>
-            <w:tcW w:type="dxa" w:w="2075"/>
-            <w:vAlign w:val="center"/>
-          </w:tcPr>
-          <w:p>
-            <w:pPr>
-              <w:spacing w:after="0" w:line="252" w:lineRule="auto"/>
-              <w:jc w:val="center"/>
-            </w:pPr>
-            <w:r/>
-            <w:r>
-              <w:rPr>
-                <w:rFonts w:ascii="Kaiti SC" w:hAnsi="Kaiti SC" w:eastAsia="Kaiti SC" w:cs="Kaiti SC"/>
-                <w:b w:val="0"/>
-                <w:sz w:val="19"/>
-              </w:rPr>
-              <w:t>SpaceX</w:t>
-            </w:r>
-          </w:p>
-        </w:tc>
-        <w:tc>
-          <w:tcPr>
-            <w:tcW w:type="dxa" w:w="2075"/>
-            <w:vAlign w:val="center"/>
-          </w:tcPr>
-          <w:p>
-            <w:pPr>
-              <w:spacing w:after="0" w:line="252" w:lineRule="auto"/>
-              <w:jc w:val="center"/>
-            </w:pPr>
-            <w:r/>
-            <w:r>
-              <w:rPr>
-                <w:rFonts w:ascii="Kaiti SC" w:hAnsi="Kaiti SC" w:eastAsia="Kaiti SC" w:cs="Kaiti SC"/>
-                <w:b w:val="0"/>
-                <w:sz w:val="19"/>
-              </w:rPr>
-              <w:t>市场与股价</w:t>
-            </w:r>
-          </w:p>
-        </w:tc>
-        <w:tc>
-          <w:tcPr>
-            <w:tcW w:type="dxa" w:w="2075"/>
-            <w:vAlign w:val="center"/>
-          </w:tcPr>
-          <w:p>
-            <w:pPr>
-              <w:spacing w:after="0" w:line="252" w:lineRule="auto"/>
-            </w:pPr>
-            <w:r/>
-            <w:r>
-              <w:rPr>
-                <w:rFonts w:ascii="Kaiti SC" w:hAnsi="Kaiti SC" w:eastAsia="Kaiti SC" w:cs="Kaiti SC"/>
-                <w:b w:val="0"/>
-                <w:sz w:val="19"/>
-              </w:rPr>
-              <w:t>SpaceX’s Future Plans Hinge Heavily on Starlink and Grok</w:t>
-            </w:r>
-          </w:p>
-        </w:tc>
-      </w:tr>
-      <w:tr>
-        <w:trPr>
-          <w:cantSplit/>
-        </w:trPr>
-        <w:tc>
-          <w:tcPr>
-            <w:tcW w:type="dxa" w:w="2075"/>
-            <w:vAlign w:val="center"/>
-          </w:tcPr>
-          <w:p>
-            <w:pPr>
-              <w:spacing w:after="0" w:line="252" w:lineRule="auto"/>
-              <w:jc w:val="center"/>
-            </w:pPr>
-            <w:r/>
-            <w:r>
-              <w:rPr>
-                <w:rFonts w:ascii="Kaiti SC" w:hAnsi="Kaiti SC" w:eastAsia="Kaiti SC" w:cs="Kaiti SC"/>
-                <w:b w:val="0"/>
-                <w:sz w:val="19"/>
-              </w:rPr>
-              <w:t>2026-08-05</w:t>
-            </w:r>
-          </w:p>
-        </w:tc>
-        <w:tc>
-          <w:tcPr>
-            <w:tcW w:type="dxa" w:w="2075"/>
-            <w:vAlign w:val="center"/>
-          </w:tcPr>
-          <w:p>
-            <w:pPr>
-              <w:spacing w:after="0" w:line="252" w:lineRule="auto"/>
-              <w:jc w:val="center"/>
-            </w:pPr>
-            <w:r/>
-            <w:r>
-              <w:rPr>
-                <w:rFonts w:ascii="Kaiti SC" w:hAnsi="Kaiti SC" w:eastAsia="Kaiti SC" w:cs="Kaiti SC"/>
-                <w:b w:val="0"/>
-                <w:sz w:val="19"/>
-              </w:rPr>
-              <w:t>SpaceX</w:t>
+              <w:t>蓝箭航天</w:t>
             </w:r>
           </w:p>
         </w:tc>
@@ -1385,711 +2089,7 @@
                 <w:b w:val="0"/>
                 <w:sz w:val="19"/>
               </w:rPr>
-              <w:t>SpaceX claims Starlink Mobile will be better than AT&amp;T, T-Mobile, and Verizon</w:t>
-            </w:r>
-          </w:p>
-        </w:tc>
-      </w:tr>
-      <w:tr>
-        <w:trPr>
-          <w:cantSplit/>
-        </w:trPr>
-        <w:tc>
-          <w:tcPr>
-            <w:tcW w:type="dxa" w:w="2075"/>
-            <w:vAlign w:val="center"/>
-          </w:tcPr>
-          <w:p>
-            <w:pPr>
-              <w:spacing w:after="0" w:line="252" w:lineRule="auto"/>
-              <w:jc w:val="center"/>
-            </w:pPr>
-            <w:r/>
-            <w:r>
-              <w:rPr>
-                <w:rFonts w:ascii="Kaiti SC" w:hAnsi="Kaiti SC" w:eastAsia="Kaiti SC" w:cs="Kaiti SC"/>
-                <w:b w:val="0"/>
-                <w:sz w:val="19"/>
-              </w:rPr>
-              <w:t>2026-08-05</w:t>
-            </w:r>
-          </w:p>
-        </w:tc>
-        <w:tc>
-          <w:tcPr>
-            <w:tcW w:type="dxa" w:w="2075"/>
-            <w:vAlign w:val="center"/>
-          </w:tcPr>
-          <w:p>
-            <w:pPr>
-              <w:spacing w:after="0" w:line="252" w:lineRule="auto"/>
-              <w:jc w:val="center"/>
-            </w:pPr>
-            <w:r/>
-            <w:r>
-              <w:rPr>
-                <w:rFonts w:ascii="Kaiti SC" w:hAnsi="Kaiti SC" w:eastAsia="Kaiti SC" w:cs="Kaiti SC"/>
-                <w:b w:val="0"/>
-                <w:sz w:val="19"/>
-              </w:rPr>
-              <w:t>SpaceX</w:t>
-            </w:r>
-          </w:p>
-        </w:tc>
-        <w:tc>
-          <w:tcPr>
-            <w:tcW w:type="dxa" w:w="2075"/>
-            <w:vAlign w:val="center"/>
-          </w:tcPr>
-          <w:p>
-            <w:pPr>
-              <w:spacing w:after="0" w:line="252" w:lineRule="auto"/>
-              <w:jc w:val="center"/>
-            </w:pPr>
-            <w:r/>
-            <w:r>
-              <w:rPr>
-                <w:rFonts w:ascii="Kaiti SC" w:hAnsi="Kaiti SC" w:eastAsia="Kaiti SC" w:cs="Kaiti SC"/>
-                <w:b w:val="0"/>
-                <w:sz w:val="19"/>
-              </w:rPr>
-              <w:t>产品与技术</w:t>
-            </w:r>
-          </w:p>
-        </w:tc>
-        <w:tc>
-          <w:tcPr>
-            <w:tcW w:type="dxa" w:w="2075"/>
-            <w:vAlign w:val="center"/>
-          </w:tcPr>
-          <w:p>
-            <w:pPr>
-              <w:spacing w:after="0" w:line="252" w:lineRule="auto"/>
-            </w:pPr>
-            <w:r/>
-            <w:r>
-              <w:rPr>
-                <w:rFonts w:ascii="Kaiti SC" w:hAnsi="Kaiti SC" w:eastAsia="Kaiti SC" w:cs="Kaiti SC"/>
-                <w:b w:val="0"/>
-                <w:sz w:val="19"/>
-              </w:rPr>
-              <w:t>SpaceX revenue jumps in debut results as satellite, AI businesses surge - Reuters</w:t>
-            </w:r>
-          </w:p>
-        </w:tc>
-      </w:tr>
-      <w:tr>
-        <w:trPr>
-          <w:cantSplit/>
-        </w:trPr>
-        <w:tc>
-          <w:tcPr>
-            <w:tcW w:type="dxa" w:w="2075"/>
-            <w:vAlign w:val="center"/>
-          </w:tcPr>
-          <w:p>
-            <w:pPr>
-              <w:spacing w:after="0" w:line="252" w:lineRule="auto"/>
-              <w:jc w:val="center"/>
-            </w:pPr>
-            <w:r/>
-            <w:r>
-              <w:rPr>
-                <w:rFonts w:ascii="Kaiti SC" w:hAnsi="Kaiti SC" w:eastAsia="Kaiti SC" w:cs="Kaiti SC"/>
-                <w:b w:val="0"/>
-                <w:sz w:val="19"/>
-              </w:rPr>
-              <w:t>2026-08-04</w:t>
-            </w:r>
-          </w:p>
-        </w:tc>
-        <w:tc>
-          <w:tcPr>
-            <w:tcW w:type="dxa" w:w="2075"/>
-            <w:vAlign w:val="center"/>
-          </w:tcPr>
-          <w:p>
-            <w:pPr>
-              <w:spacing w:after="0" w:line="252" w:lineRule="auto"/>
-              <w:jc w:val="center"/>
-            </w:pPr>
-            <w:r/>
-            <w:r>
-              <w:rPr>
-                <w:rFonts w:ascii="Kaiti SC" w:hAnsi="Kaiti SC" w:eastAsia="Kaiti SC" w:cs="Kaiti SC"/>
-                <w:b w:val="0"/>
-                <w:sz w:val="19"/>
-              </w:rPr>
-              <w:t>蓝箭鸿擎</w:t>
-            </w:r>
-          </w:p>
-        </w:tc>
-        <w:tc>
-          <w:tcPr>
-            <w:tcW w:type="dxa" w:w="2075"/>
-            <w:vAlign w:val="center"/>
-          </w:tcPr>
-          <w:p>
-            <w:pPr>
-              <w:spacing w:after="0" w:line="252" w:lineRule="auto"/>
-              <w:jc w:val="center"/>
-            </w:pPr>
-            <w:r/>
-            <w:r>
-              <w:rPr>
-                <w:rFonts w:ascii="Kaiti SC" w:hAnsi="Kaiti SC" w:eastAsia="Kaiti SC" w:cs="Kaiti SC"/>
-                <w:b w:val="0"/>
-                <w:sz w:val="19"/>
-              </w:rPr>
-              <w:t>融资与资本</w:t>
-            </w:r>
-          </w:p>
-        </w:tc>
-        <w:tc>
-          <w:tcPr>
-            <w:tcW w:type="dxa" w:w="2075"/>
-            <w:vAlign w:val="center"/>
-          </w:tcPr>
-          <w:p>
-            <w:pPr>
-              <w:spacing w:after="0" w:line="252" w:lineRule="auto"/>
-            </w:pPr>
-            <w:r/>
-            <w:r>
-              <w:rPr>
-                <w:rFonts w:ascii="Kaiti SC" w:hAnsi="Kaiti SC" w:eastAsia="Kaiti SC" w:cs="Kaiti SC"/>
-                <w:b w:val="0"/>
-                <w:sz w:val="19"/>
-              </w:rPr>
-              <w:t>乾照光电：旗下商业航天基金参与鸿擎科技Pre-B轮融资 - 东方财富</w:t>
-            </w:r>
-          </w:p>
-        </w:tc>
-      </w:tr>
-      <w:tr>
-        <w:trPr>
-          <w:cantSplit/>
-        </w:trPr>
-        <w:tc>
-          <w:tcPr>
-            <w:tcW w:type="dxa" w:w="2075"/>
-            <w:vAlign w:val="center"/>
-          </w:tcPr>
-          <w:p>
-            <w:pPr>
-              <w:spacing w:after="0" w:line="252" w:lineRule="auto"/>
-              <w:jc w:val="center"/>
-            </w:pPr>
-            <w:r/>
-            <w:r>
-              <w:rPr>
-                <w:rFonts w:ascii="Kaiti SC" w:hAnsi="Kaiti SC" w:eastAsia="Kaiti SC" w:cs="Kaiti SC"/>
-                <w:b w:val="0"/>
-                <w:sz w:val="19"/>
-              </w:rPr>
-              <w:t>2026-08-04</w:t>
-            </w:r>
-          </w:p>
-        </w:tc>
-        <w:tc>
-          <w:tcPr>
-            <w:tcW w:type="dxa" w:w="2075"/>
-            <w:vAlign w:val="center"/>
-          </w:tcPr>
-          <w:p>
-            <w:pPr>
-              <w:spacing w:after="0" w:line="252" w:lineRule="auto"/>
-              <w:jc w:val="center"/>
-            </w:pPr>
-            <w:r/>
-            <w:r>
-              <w:rPr>
-                <w:rFonts w:ascii="Kaiti SC" w:hAnsi="Kaiti SC" w:eastAsia="Kaiti SC" w:cs="Kaiti SC"/>
-                <w:b w:val="0"/>
-                <w:sz w:val="19"/>
-              </w:rPr>
-              <w:t>Blue Origin</w:t>
-            </w:r>
-          </w:p>
-        </w:tc>
-        <w:tc>
-          <w:tcPr>
-            <w:tcW w:type="dxa" w:w="2075"/>
-            <w:vAlign w:val="center"/>
-          </w:tcPr>
-          <w:p>
-            <w:pPr>
-              <w:spacing w:after="0" w:line="252" w:lineRule="auto"/>
-              <w:jc w:val="center"/>
-            </w:pPr>
-            <w:r/>
-            <w:r>
-              <w:rPr>
-                <w:rFonts w:ascii="Kaiti SC" w:hAnsi="Kaiti SC" w:eastAsia="Kaiti SC" w:cs="Kaiti SC"/>
-                <w:b w:val="0"/>
-                <w:sz w:val="19"/>
-              </w:rPr>
-              <w:t>订单与合作</w:t>
-            </w:r>
-          </w:p>
-        </w:tc>
-        <w:tc>
-          <w:tcPr>
-            <w:tcW w:type="dxa" w:w="2075"/>
-            <w:vAlign w:val="center"/>
-          </w:tcPr>
-          <w:p>
-            <w:pPr>
-              <w:spacing w:after="0" w:line="252" w:lineRule="auto"/>
-            </w:pPr>
-            <w:r/>
-            <w:r>
-              <w:rPr>
-                <w:rFonts w:ascii="Kaiti SC" w:hAnsi="Kaiti SC" w:eastAsia="Kaiti SC" w:cs="Kaiti SC"/>
-                <w:b w:val="0"/>
-                <w:sz w:val="19"/>
-              </w:rPr>
-              <w:t>U.S. Air Force expands Blue Origin rocket cargo contract</w:t>
-            </w:r>
-          </w:p>
-        </w:tc>
-      </w:tr>
-      <w:tr>
-        <w:trPr>
-          <w:cantSplit/>
-        </w:trPr>
-        <w:tc>
-          <w:tcPr>
-            <w:tcW w:type="dxa" w:w="2075"/>
-            <w:vAlign w:val="center"/>
-          </w:tcPr>
-          <w:p>
-            <w:pPr>
-              <w:spacing w:after="0" w:line="252" w:lineRule="auto"/>
-              <w:jc w:val="center"/>
-            </w:pPr>
-            <w:r/>
-            <w:r>
-              <w:rPr>
-                <w:rFonts w:ascii="Kaiti SC" w:hAnsi="Kaiti SC" w:eastAsia="Kaiti SC" w:cs="Kaiti SC"/>
-                <w:b w:val="0"/>
-                <w:sz w:val="19"/>
-              </w:rPr>
-              <w:t>2026-08-08</w:t>
-            </w:r>
-          </w:p>
-        </w:tc>
-        <w:tc>
-          <w:tcPr>
-            <w:tcW w:type="dxa" w:w="2075"/>
-            <w:vAlign w:val="center"/>
-          </w:tcPr>
-          <w:p>
-            <w:pPr>
-              <w:spacing w:after="0" w:line="252" w:lineRule="auto"/>
-              <w:jc w:val="center"/>
-            </w:pPr>
-            <w:r/>
-            <w:r>
-              <w:rPr>
-                <w:rFonts w:ascii="Kaiti SC" w:hAnsi="Kaiti SC" w:eastAsia="Kaiti SC" w:cs="Kaiti SC"/>
-                <w:b w:val="0"/>
-                <w:sz w:val="19"/>
-              </w:rPr>
-              <w:t>Blue Origin</w:t>
-            </w:r>
-          </w:p>
-        </w:tc>
-        <w:tc>
-          <w:tcPr>
-            <w:tcW w:type="dxa" w:w="2075"/>
-            <w:vAlign w:val="center"/>
-          </w:tcPr>
-          <w:p>
-            <w:pPr>
-              <w:spacing w:after="0" w:line="252" w:lineRule="auto"/>
-              <w:jc w:val="center"/>
-            </w:pPr>
-            <w:r/>
-            <w:r>
-              <w:rPr>
-                <w:rFonts w:ascii="Kaiti SC" w:hAnsi="Kaiti SC" w:eastAsia="Kaiti SC" w:cs="Kaiti SC"/>
-                <w:b w:val="0"/>
-                <w:sz w:val="19"/>
-              </w:rPr>
-              <w:t>发射与任务</w:t>
-            </w:r>
-          </w:p>
-        </w:tc>
-        <w:tc>
-          <w:tcPr>
-            <w:tcW w:type="dxa" w:w="2075"/>
-            <w:vAlign w:val="center"/>
-          </w:tcPr>
-          <w:p>
-            <w:pPr>
-              <w:spacing w:after="0" w:line="252" w:lineRule="auto"/>
-            </w:pPr>
-            <w:r/>
-            <w:r>
-              <w:rPr>
-                <w:rFonts w:ascii="Kaiti SC" w:hAnsi="Kaiti SC" w:eastAsia="Kaiti SC" w:cs="Kaiti SC"/>
-                <w:b w:val="0"/>
-                <w:sz w:val="19"/>
-              </w:rPr>
-              <w:t>ULA working toward Vulcan return to flight as Blue Origin modifies the Rocket’s BE-4 engines</w:t>
-            </w:r>
-          </w:p>
-        </w:tc>
-      </w:tr>
-      <w:tr>
-        <w:trPr>
-          <w:cantSplit/>
-        </w:trPr>
-        <w:tc>
-          <w:tcPr>
-            <w:tcW w:type="dxa" w:w="2075"/>
-            <w:vAlign w:val="center"/>
-          </w:tcPr>
-          <w:p>
-            <w:pPr>
-              <w:spacing w:after="0" w:line="252" w:lineRule="auto"/>
-              <w:jc w:val="center"/>
-            </w:pPr>
-            <w:r/>
-            <w:r>
-              <w:rPr>
-                <w:rFonts w:ascii="Kaiti SC" w:hAnsi="Kaiti SC" w:eastAsia="Kaiti SC" w:cs="Kaiti SC"/>
-                <w:b w:val="0"/>
-                <w:sz w:val="19"/>
-              </w:rPr>
-              <w:t>2026-08-06</w:t>
-            </w:r>
-          </w:p>
-        </w:tc>
-        <w:tc>
-          <w:tcPr>
-            <w:tcW w:type="dxa" w:w="2075"/>
-            <w:vAlign w:val="center"/>
-          </w:tcPr>
-          <w:p>
-            <w:pPr>
-              <w:spacing w:after="0" w:line="252" w:lineRule="auto"/>
-              <w:jc w:val="center"/>
-            </w:pPr>
-            <w:r/>
-            <w:r>
-              <w:rPr>
-                <w:rFonts w:ascii="Kaiti SC" w:hAnsi="Kaiti SC" w:eastAsia="Kaiti SC" w:cs="Kaiti SC"/>
-                <w:b w:val="0"/>
-                <w:sz w:val="19"/>
-              </w:rPr>
-              <w:t>Blue Origin</w:t>
-            </w:r>
-          </w:p>
-        </w:tc>
-        <w:tc>
-          <w:tcPr>
-            <w:tcW w:type="dxa" w:w="2075"/>
-            <w:vAlign w:val="center"/>
-          </w:tcPr>
-          <w:p>
-            <w:pPr>
-              <w:spacing w:after="0" w:line="252" w:lineRule="auto"/>
-              <w:jc w:val="center"/>
-            </w:pPr>
-            <w:r/>
-            <w:r>
-              <w:rPr>
-                <w:rFonts w:ascii="Kaiti SC" w:hAnsi="Kaiti SC" w:eastAsia="Kaiti SC" w:cs="Kaiti SC"/>
-                <w:b w:val="0"/>
-                <w:sz w:val="19"/>
-              </w:rPr>
-              <w:t>发射与任务</w:t>
-            </w:r>
-          </w:p>
-        </w:tc>
-        <w:tc>
-          <w:tcPr>
-            <w:tcW w:type="dxa" w:w="2075"/>
-            <w:vAlign w:val="center"/>
-          </w:tcPr>
-          <w:p>
-            <w:pPr>
-              <w:spacing w:after="0" w:line="252" w:lineRule="auto"/>
-            </w:pPr>
-            <w:r/>
-            <w:r>
-              <w:rPr>
-                <w:rFonts w:ascii="Kaiti SC" w:hAnsi="Kaiti SC" w:eastAsia="Kaiti SC" w:cs="Kaiti SC"/>
-                <w:b w:val="0"/>
-                <w:sz w:val="19"/>
-              </w:rPr>
-              <w:t>Rocket engine valve ID’d as culprit for Blue Origin’s massive pad explosion, CEO says</w:t>
-            </w:r>
-          </w:p>
-        </w:tc>
-      </w:tr>
-      <w:tr>
-        <w:trPr>
-          <w:cantSplit/>
-        </w:trPr>
-        <w:tc>
-          <w:tcPr>
-            <w:tcW w:type="dxa" w:w="2075"/>
-            <w:vAlign w:val="center"/>
-          </w:tcPr>
-          <w:p>
-            <w:pPr>
-              <w:spacing w:after="0" w:line="252" w:lineRule="auto"/>
-              <w:jc w:val="center"/>
-            </w:pPr>
-            <w:r/>
-            <w:r>
-              <w:rPr>
-                <w:rFonts w:ascii="Kaiti SC" w:hAnsi="Kaiti SC" w:eastAsia="Kaiti SC" w:cs="Kaiti SC"/>
-                <w:b w:val="0"/>
-                <w:sz w:val="19"/>
-              </w:rPr>
-              <w:t>2026-08-05</w:t>
-            </w:r>
-          </w:p>
-        </w:tc>
-        <w:tc>
-          <w:tcPr>
-            <w:tcW w:type="dxa" w:w="2075"/>
-            <w:vAlign w:val="center"/>
-          </w:tcPr>
-          <w:p>
-            <w:pPr>
-              <w:spacing w:after="0" w:line="252" w:lineRule="auto"/>
-              <w:jc w:val="center"/>
-            </w:pPr>
-            <w:r/>
-            <w:r>
-              <w:rPr>
-                <w:rFonts w:ascii="Kaiti SC" w:hAnsi="Kaiti SC" w:eastAsia="Kaiti SC" w:cs="Kaiti SC"/>
-                <w:b w:val="0"/>
-                <w:sz w:val="19"/>
-              </w:rPr>
-              <w:t>SpaceX</w:t>
-            </w:r>
-          </w:p>
-        </w:tc>
-        <w:tc>
-          <w:tcPr>
-            <w:tcW w:type="dxa" w:w="2075"/>
-            <w:vAlign w:val="center"/>
-          </w:tcPr>
-          <w:p>
-            <w:pPr>
-              <w:spacing w:after="0" w:line="252" w:lineRule="auto"/>
-              <w:jc w:val="center"/>
-            </w:pPr>
-            <w:r/>
-            <w:r>
-              <w:rPr>
-                <w:rFonts w:ascii="Kaiti SC" w:hAnsi="Kaiti SC" w:eastAsia="Kaiti SC" w:cs="Kaiti SC"/>
-                <w:b w:val="0"/>
-                <w:sz w:val="19"/>
-              </w:rPr>
-              <w:t>其他动态</w:t>
-            </w:r>
-          </w:p>
-        </w:tc>
-        <w:tc>
-          <w:tcPr>
-            <w:tcW w:type="dxa" w:w="2075"/>
-            <w:vAlign w:val="center"/>
-          </w:tcPr>
-          <w:p>
-            <w:pPr>
-              <w:spacing w:after="0" w:line="252" w:lineRule="auto"/>
-            </w:pPr>
-            <w:r/>
-            <w:r>
-              <w:rPr>
-                <w:rFonts w:ascii="Kaiti SC" w:hAnsi="Kaiti SC" w:eastAsia="Kaiti SC" w:cs="Kaiti SC"/>
-                <w:b w:val="0"/>
-                <w:sz w:val="19"/>
-              </w:rPr>
-              <w:t>SpaceX stock’s first earnings expose a liability hiding behind Starlink growth</w:t>
-            </w:r>
-          </w:p>
-        </w:tc>
-      </w:tr>
-      <w:tr>
-        <w:trPr>
-          <w:cantSplit/>
-        </w:trPr>
-        <w:tc>
-          <w:tcPr>
-            <w:tcW w:type="dxa" w:w="2075"/>
-            <w:vAlign w:val="center"/>
-          </w:tcPr>
-          <w:p>
-            <w:pPr>
-              <w:spacing w:after="0" w:line="252" w:lineRule="auto"/>
-              <w:jc w:val="center"/>
-            </w:pPr>
-            <w:r/>
-            <w:r>
-              <w:rPr>
-                <w:rFonts w:ascii="Kaiti SC" w:hAnsi="Kaiti SC" w:eastAsia="Kaiti SC" w:cs="Kaiti SC"/>
-                <w:b w:val="0"/>
-                <w:sz w:val="19"/>
-              </w:rPr>
-              <w:t>2026-08-09</w:t>
-            </w:r>
-          </w:p>
-        </w:tc>
-        <w:tc>
-          <w:tcPr>
-            <w:tcW w:type="dxa" w:w="2075"/>
-            <w:vAlign w:val="center"/>
-          </w:tcPr>
-          <w:p>
-            <w:pPr>
-              <w:spacing w:after="0" w:line="252" w:lineRule="auto"/>
-              <w:jc w:val="center"/>
-            </w:pPr>
-            <w:r/>
-            <w:r>
-              <w:rPr>
-                <w:rFonts w:ascii="Kaiti SC" w:hAnsi="Kaiti SC" w:eastAsia="Kaiti SC" w:cs="Kaiti SC"/>
-                <w:b w:val="0"/>
-                <w:sz w:val="19"/>
-              </w:rPr>
-              <w:t>SpaceX</w:t>
-            </w:r>
-          </w:p>
-        </w:tc>
-        <w:tc>
-          <w:tcPr>
-            <w:tcW w:type="dxa" w:w="2075"/>
-            <w:vAlign w:val="center"/>
-          </w:tcPr>
-          <w:p>
-            <w:pPr>
-              <w:spacing w:after="0" w:line="252" w:lineRule="auto"/>
-              <w:jc w:val="center"/>
-            </w:pPr>
-            <w:r/>
-            <w:r>
-              <w:rPr>
-                <w:rFonts w:ascii="Kaiti SC" w:hAnsi="Kaiti SC" w:eastAsia="Kaiti SC" w:cs="Kaiti SC"/>
-                <w:b w:val="0"/>
-                <w:sz w:val="19"/>
-              </w:rPr>
-              <w:t>其他动态</w:t>
-            </w:r>
-          </w:p>
-        </w:tc>
-        <w:tc>
-          <w:tcPr>
-            <w:tcW w:type="dxa" w:w="2075"/>
-            <w:vAlign w:val="center"/>
-          </w:tcPr>
-          <w:p>
-            <w:pPr>
-              <w:spacing w:after="0" w:line="252" w:lineRule="auto"/>
-            </w:pPr>
-            <w:r/>
-            <w:r>
-              <w:rPr>
-                <w:rFonts w:ascii="Kaiti SC" w:hAnsi="Kaiti SC" w:eastAsia="Kaiti SC" w:cs="Kaiti SC"/>
-                <w:b w:val="0"/>
-                <w:sz w:val="19"/>
-              </w:rPr>
-              <w:t>Elon Musk envisions massive growth for SpaceX’s Starlink amid AI and robotics surge: 'It’s not out of the question that'</w:t>
-            </w:r>
-          </w:p>
-        </w:tc>
-      </w:tr>
-      <w:tr>
-        <w:trPr>
-          <w:cantSplit/>
-        </w:trPr>
-        <w:tc>
-          <w:tcPr>
-            <w:tcW w:type="dxa" w:w="2075"/>
-            <w:vAlign w:val="center"/>
-          </w:tcPr>
-          <w:p>
-            <w:pPr>
-              <w:spacing w:after="0" w:line="252" w:lineRule="auto"/>
-              <w:jc w:val="center"/>
-            </w:pPr>
-            <w:r/>
-            <w:r>
-              <w:rPr>
-                <w:rFonts w:ascii="Kaiti SC" w:hAnsi="Kaiti SC" w:eastAsia="Kaiti SC" w:cs="Kaiti SC"/>
-                <w:b w:val="0"/>
-                <w:sz w:val="19"/>
-              </w:rPr>
-              <w:t>2026-08-06</w:t>
-            </w:r>
-          </w:p>
-        </w:tc>
-        <w:tc>
-          <w:tcPr>
-            <w:tcW w:type="dxa" w:w="2075"/>
-            <w:vAlign w:val="center"/>
-          </w:tcPr>
-          <w:p>
-            <w:pPr>
-              <w:spacing w:after="0" w:line="252" w:lineRule="auto"/>
-              <w:jc w:val="center"/>
-            </w:pPr>
-            <w:r/>
-            <w:r>
-              <w:rPr>
-                <w:rFonts w:ascii="Kaiti SC" w:hAnsi="Kaiti SC" w:eastAsia="Kaiti SC" w:cs="Kaiti SC"/>
-                <w:b w:val="0"/>
-                <w:sz w:val="19"/>
-              </w:rPr>
-              <w:t>SpaceX</w:t>
-            </w:r>
-          </w:p>
-        </w:tc>
-        <w:tc>
-          <w:tcPr>
-            <w:tcW w:type="dxa" w:w="2075"/>
-            <w:vAlign w:val="center"/>
-          </w:tcPr>
-          <w:p>
-            <w:pPr>
-              <w:spacing w:after="0" w:line="252" w:lineRule="auto"/>
-              <w:jc w:val="center"/>
-            </w:pPr>
-            <w:r/>
-            <w:r>
-              <w:rPr>
-                <w:rFonts w:ascii="Kaiti SC" w:hAnsi="Kaiti SC" w:eastAsia="Kaiti SC" w:cs="Kaiti SC"/>
-                <w:b w:val="0"/>
-                <w:sz w:val="19"/>
-              </w:rPr>
-              <w:t>市场与股价</w:t>
-            </w:r>
-          </w:p>
-        </w:tc>
-        <w:tc>
-          <w:tcPr>
-            <w:tcW w:type="dxa" w:w="2075"/>
-            <w:vAlign w:val="center"/>
-          </w:tcPr>
-          <w:p>
-            <w:pPr>
-              <w:spacing w:after="0" w:line="252" w:lineRule="auto"/>
-            </w:pPr>
-            <w:r/>
-            <w:r>
-              <w:rPr>
-                <w:rFonts w:ascii="Kaiti SC" w:hAnsi="Kaiti SC" w:eastAsia="Kaiti SC" w:cs="Kaiti SC"/>
-                <w:b w:val="0"/>
-                <w:sz w:val="19"/>
-              </w:rPr>
-              <w:t>In first post-IPO earnings, Starlink drives SpaceX revenue as AI, launches lag - San Antonio Express-News</w:t>
+              <w:t>朱雀三号“爽约” - 东方财富</w:t>
             </w:r>
           </w:p>
         </w:tc>
@@ -2126,7 +2126,7 @@
           <w:rFonts w:ascii="Kaiti SC" w:hAnsi="Kaiti SC" w:eastAsia="Kaiti SC" w:cs="Kaiti SC"/>
           <w:sz w:val="21"/>
         </w:rPr>
-        <w:t>SpaceX：Live Coverage: SpaceX West Coast launch surge continues with Starlink mission （2026-08-09；Breakingthenews.net、Broadband Breakfast、FOX Weather）</w:t>
+        <w:t>Blue Origin：Blue Origin overviews plan for dual pad ops at Cape Canaveral （2026-08-16；FOX 35 Orlando、NASASpaceflight、SpaceNews）</w:t>
       </w:r>
     </w:p>
     <w:p>
@@ -2147,7 +2147,7 @@
           <w:rFonts w:ascii="Kaiti SC" w:hAnsi="Kaiti SC" w:eastAsia="Kaiti SC" w:cs="Kaiti SC"/>
           <w:sz w:val="21"/>
         </w:rPr>
-        <w:t>Blue Origin：Blue Origin Traces Cause of New Glenn’s Explosion, as the Company Targets a Return-to-Flight this Year （2026-08-07；Gizmodo、bing.com、spacewatch.global）</w:t>
+        <w:t>星际荣耀：星际荣耀SQX-3运载火箭整流罩静力试验取得成功 - 证券时报 （2026-08-15；36 Kr、新浪财经、证券时报）</w:t>
       </w:r>
     </w:p>
     <w:p>
@@ -2168,7 +2168,7 @@
           <w:rFonts w:ascii="Kaiti SC" w:hAnsi="Kaiti SC" w:eastAsia="Kaiti SC" w:cs="Kaiti SC"/>
           <w:sz w:val="21"/>
         </w:rPr>
-        <w:t>星河动力：可重复使用火箭新进展！星河动力航天将择机发射智神星一号 - 证券时报 （2026-08-05；eastmoney.com、finance.sina.com.cn、新浪财经）</w:t>
+        <w:t>中科宇航：国防军工行业周报：力箭一号遥十七火箭拟近期在广东海域实施首次海上发射_行业研究_研报 - 证券之星 （2026-08-15；DoNews、Sohu、新浪网）</w:t>
       </w:r>
     </w:p>
     <w:p>
@@ -2189,7 +2189,7 @@
           <w:rFonts w:ascii="Kaiti SC" w:hAnsi="Kaiti SC" w:eastAsia="Kaiti SC" w:cs="Kaiti SC"/>
           <w:sz w:val="21"/>
         </w:rPr>
-        <w:t>Blue Origin：ULA working toward Vulcan return to flight as Blue Origin modifies the Rocket’s BE-4 engines （2026-08-08；bing.com）</w:t>
+        <w:t>SpaceX：Live coverage: SpaceX to launch 29 Starlink satellites on Falcon 9 rocket from Cape Canaveral （2026-08-13；ABC News - Breaking News, Latest News and Videos、AOL.com、Astronomy Magazine）</w:t>
       </w:r>
     </w:p>
     <w:p>
@@ -2210,7 +2210,7 @@
           <w:rFonts w:ascii="Kaiti SC" w:hAnsi="Kaiti SC" w:eastAsia="Kaiti SC" w:cs="Kaiti SC"/>
           <w:sz w:val="21"/>
         </w:rPr>
-        <w:t>Blue Origin：Rocket engine valve ID’d as culprit for Blue Origin’s massive pad explosion, CEO says （2026-08-06；bing.com）</w:t>
+        <w:t>星河动力：央行继续实施好适度宽松的货币政策，谋划出台增量政策；上半年中国人形机器人出货量全球占比超97%；星河动力年产24发重复使用液体运载火箭产业化基地项目开工——《投资早参》 - 东方财富 （2026-08-13；solarzoom.com、东方财富、新华丝路）</w:t>
       </w:r>
     </w:p>
     <w:p>
@@ -2231,7 +2231,7 @@
           <w:rFonts w:ascii="Kaiti SC" w:hAnsi="Kaiti SC" w:eastAsia="Kaiti SC" w:cs="Kaiti SC"/>
           <w:sz w:val="21"/>
         </w:rPr>
-        <w:t>Blue Origin：Elon Musk Has a Message for Jeff Bezos' Blue Origin After It Solved the New Glenn Mystery— 'Hope You...' （2026-08-06；bing.com）</w:t>
+        <w:t>SpaceX：Live coverage: SpaceX to launch 24 Starlink satellites on Falcon 9 rocket from Vandenberg SFB （2026-08-12；Florida Today、NY State of Politics、Space）</w:t>
       </w:r>
     </w:p>
     <w:p>
@@ -2252,7 +2252,7 @@
           <w:rFonts w:ascii="Kaiti SC" w:hAnsi="Kaiti SC" w:eastAsia="Kaiti SC" w:cs="Kaiti SC"/>
           <w:sz w:val="21"/>
         </w:rPr>
-        <w:t>Blue Origin：Blue Origin Reveals What Caused Rocket to Explode into Fireball on Launchpad - People.com （2026-08-07；People.com、bing.com）</w:t>
+        <w:t>SpaceX：SpaceX Rises 5% on Fresh Starlink Launch, Intuitive Machines Gains 3% Ahead of Earnings （2026-08-12；bing.com）</w:t>
       </w:r>
     </w:p>
     <w:p>
@@ -2273,7 +2273,7 @@
           <w:rFonts w:ascii="Kaiti SC" w:hAnsi="Kaiti SC" w:eastAsia="Kaiti SC" w:cs="Kaiti SC"/>
           <w:sz w:val="21"/>
         </w:rPr>
-        <w:t>SpaceX：Is there a rocket launch today? When to see 1st SpaceX mission of August - The Desert Sun （2026-08-04；The Desert Sun、Ventura County Star、azcentral.com and The Arizona Republic）</w:t>
+        <w:t>蓝箭航天：长征七号发射失败后朱雀三号推迟 分析：投资者情绪放大关联性 - 联合早报 （2026-08-12；Jiemian.com、Sin Chew Daily、Sohu）</w:t>
       </w:r>
     </w:p>
     <w:p>
@@ -2307,7 +2307,7 @@
           <w:rFonts w:ascii="Kaiti SC" w:hAnsi="Kaiti SC" w:eastAsia="Kaiti SC" w:cs="Kaiti SC"/>
           <w:sz w:val="21"/>
         </w:rPr>
-        <w:t>Blue Origin：U.S. Air Force expands Blue Origin rocket cargo contract （2026-08-04；Payload Space、SpaceNews、Zamin.uz）</w:t>
+        <w:t>SpaceX：SpaceX’s Starlink starts taking orders in Vietnam, on Hanoi’s terms （2026-08-13；bing.com）</w:t>
       </w:r>
     </w:p>
     <w:p>
@@ -2341,7 +2341,7 @@
           <w:rFonts w:ascii="Kaiti SC" w:hAnsi="Kaiti SC" w:eastAsia="Kaiti SC" w:cs="Kaiti SC"/>
           <w:sz w:val="21"/>
         </w:rPr>
-        <w:t>蓝箭鸿擎：乾照光电：旗下商业航天基金参与鸿擎科技Pre-B轮融资 - 东方财富 （2026-08-04；东方财富、中证网、新浪网）</w:t>
+        <w:t>星际荣耀：星际荣耀完成E轮近10亿元融资！航空航天ETF天弘（159241）标的指数收盘涨超1%，近30日净流入近3.5亿元 - 东方财富 （2026-08-13；东方财富）</w:t>
       </w:r>
     </w:p>
     <w:p>
@@ -2362,7 +2362,20 @@
           <w:rFonts w:ascii="Kaiti SC" w:hAnsi="Kaiti SC" w:eastAsia="Kaiti SC" w:cs="Kaiti SC"/>
           <w:sz w:val="21"/>
         </w:rPr>
-        <w:t>星际荣耀：星际荣耀获 E 轮近 10 亿元首批融资 银行系产业资本加码商业航天赛道 - 品玩 （2026-08-05；xyxww.com.cn、品玩、搜狐网）</w:t>
+        <w:t>星际荣耀：China’s iSpace raises first batch of series E funding for reusable rocketry （2026-08-12；23?ds=true&amp;seed=1786921541）</w:t>
+      </w:r>
+    </w:p>
+    <w:p>
+      <w:pPr>
+        <w:pStyle w:val="Heading1"/>
+      </w:pPr>
+      <w:r>
+        <w:rPr>
+          <w:rFonts w:ascii="Kaiti SC" w:hAnsi="Kaiti SC" w:eastAsia="Kaiti SC" w:cs="Kaiti SC"/>
+          <w:b/>
+          <w:sz w:val="21"/>
+        </w:rPr>
+        <w:t>6. 监管与政策</w:t>
       </w:r>
     </w:p>
     <w:p>
@@ -2383,7 +2396,20 @@
           <w:rFonts w:ascii="Kaiti SC" w:hAnsi="Kaiti SC" w:eastAsia="Kaiti SC" w:cs="Kaiti SC"/>
           <w:sz w:val="21"/>
         </w:rPr>
-        <w:t>星际荣耀：星际荣耀完成近10亿元E轮融资，布局可复用液氧甲烷火箭 - 新浪财经 （2026-08-05；eastmoney.com、东方财富、新浪财经）</w:t>
+        <w:t>SpaceX：SpaceX Finalizes Regulatory Procedures to Close $60 Billion Acquisition of AI Platform Cursor （2026-08-13；satnews.com）</w:t>
+      </w:r>
+    </w:p>
+    <w:p>
+      <w:pPr>
+        <w:pStyle w:val="Heading1"/>
+      </w:pPr>
+      <w:r>
+        <w:rPr>
+          <w:rFonts w:ascii="Kaiti SC" w:hAnsi="Kaiti SC" w:eastAsia="Kaiti SC" w:cs="Kaiti SC"/>
+          <w:b/>
+          <w:sz w:val="21"/>
+        </w:rPr>
+        <w:t>7. 市场与股价</w:t>
       </w:r>
     </w:p>
     <w:p>
@@ -2404,117 +2430,7 @@
           <w:rFonts w:ascii="Kaiti SC" w:hAnsi="Kaiti SC" w:eastAsia="Kaiti SC" w:cs="Kaiti SC"/>
           <w:sz w:val="21"/>
         </w:rPr>
-        <w:t>星际荣耀：星际荣耀完成E轮融资近10亿元首批交割 - laoyaoba.com （2026-08-05；laoyaoba.com、搜狐网）</w:t>
-      </w:r>
-    </w:p>
-    <w:p>
-      <w:pPr>
-        <w:keepLines/>
-        <w:spacing w:after="60"/>
-        <w:ind w:left="369" w:hanging="227"/>
-      </w:pPr>
-      <w:r>
-        <w:rPr>
-          <w:rFonts w:ascii="Kaiti SC" w:hAnsi="Kaiti SC" w:eastAsia="Kaiti SC" w:cs="Kaiti SC"/>
-          <w:sz w:val="21"/>
-        </w:rPr>
-        <w:t xml:space="preserve">➢ </w:t>
-      </w:r>
-      <w:r>
-        <w:rPr>
-          <w:rFonts w:ascii="Kaiti SC" w:hAnsi="Kaiti SC" w:eastAsia="Kaiti SC" w:cs="Kaiti SC"/>
-          <w:sz w:val="21"/>
-        </w:rPr>
-        <w:t>星际荣耀：星际荣耀拿下10亿E轮融资，商业航天进入重资产竞速 - 搜狐网 （2026-08-05；QQ News、搜狐网）</w:t>
-      </w:r>
-    </w:p>
-    <w:p>
-      <w:pPr>
-        <w:pStyle w:val="Heading1"/>
-      </w:pPr>
-      <w:r>
-        <w:rPr>
-          <w:rFonts w:ascii="Kaiti SC" w:hAnsi="Kaiti SC" w:eastAsia="Kaiti SC" w:cs="Kaiti SC"/>
-          <w:b/>
-          <w:sz w:val="21"/>
-        </w:rPr>
-        <w:t>6. 市场与股价</w:t>
-      </w:r>
-    </w:p>
-    <w:p>
-      <w:pPr>
-        <w:keepLines/>
-        <w:spacing w:after="60"/>
-        <w:ind w:left="369" w:hanging="227"/>
-      </w:pPr>
-      <w:r>
-        <w:rPr>
-          <w:rFonts w:ascii="Kaiti SC" w:hAnsi="Kaiti SC" w:eastAsia="Kaiti SC" w:cs="Kaiti SC"/>
-          <w:sz w:val="21"/>
-        </w:rPr>
-        <w:t xml:space="preserve">➢ </w:t>
-      </w:r>
-      <w:r>
-        <w:rPr>
-          <w:rFonts w:ascii="Kaiti SC" w:hAnsi="Kaiti SC" w:eastAsia="Kaiti SC" w:cs="Kaiti SC"/>
-          <w:sz w:val="21"/>
-        </w:rPr>
-        <w:t>SpaceX：SpaceX’s Future Plans Hinge Heavily on Starlink and Grok （2026-08-05；bing.com）</w:t>
-      </w:r>
-    </w:p>
-    <w:p>
-      <w:pPr>
-        <w:keepLines/>
-        <w:spacing w:after="60"/>
-        <w:ind w:left="369" w:hanging="227"/>
-      </w:pPr>
-      <w:r>
-        <w:rPr>
-          <w:rFonts w:ascii="Kaiti SC" w:hAnsi="Kaiti SC" w:eastAsia="Kaiti SC" w:cs="Kaiti SC"/>
-          <w:sz w:val="21"/>
-        </w:rPr>
-        <w:t xml:space="preserve">➢ </w:t>
-      </w:r>
-      <w:r>
-        <w:rPr>
-          <w:rFonts w:ascii="Kaiti SC" w:hAnsi="Kaiti SC" w:eastAsia="Kaiti SC" w:cs="Kaiti SC"/>
-          <w:sz w:val="21"/>
-        </w:rPr>
-        <w:t>SpaceX：In first post-IPO earnings, Starlink drives SpaceX revenue as AI, launches lag - San Antonio Express-News （2026-08-06；San Antonio Express-News、bing.com、space.com）</w:t>
-      </w:r>
-    </w:p>
-    <w:p>
-      <w:pPr>
-        <w:pStyle w:val="Heading1"/>
-      </w:pPr>
-      <w:r>
-        <w:rPr>
-          <w:rFonts w:ascii="Kaiti SC" w:hAnsi="Kaiti SC" w:eastAsia="Kaiti SC" w:cs="Kaiti SC"/>
-          <w:b/>
-          <w:sz w:val="21"/>
-        </w:rPr>
-        <w:t>7. 产品与技术</w:t>
-      </w:r>
-    </w:p>
-    <w:p>
-      <w:pPr>
-        <w:keepLines/>
-        <w:spacing w:after="60"/>
-        <w:ind w:left="369" w:hanging="227"/>
-      </w:pPr>
-      <w:r>
-        <w:rPr>
-          <w:rFonts w:ascii="Kaiti SC" w:hAnsi="Kaiti SC" w:eastAsia="Kaiti SC" w:cs="Kaiti SC"/>
-          <w:sz w:val="21"/>
-        </w:rPr>
-        <w:t xml:space="preserve">➢ </w:t>
-      </w:r>
-      <w:r>
-        <w:rPr>
-          <w:rFonts w:ascii="Kaiti SC" w:hAnsi="Kaiti SC" w:eastAsia="Kaiti SC" w:cs="Kaiti SC"/>
-          <w:sz w:val="21"/>
-        </w:rPr>
-        <w:t>SpaceX：SpaceX revenue jumps in debut results as satellite, AI businesses surge - Reuters （2026-08-05；Reuters、bing.com、thenationalnews.com）</w:t>
+        <w:t>蓝箭航天：LandSpace Zhuque-3 attempts land-based booster recovery, $1B IPO at stake （2026-08-12；bing.com）</w:t>
       </w:r>
     </w:p>
     <w:p>
@@ -2548,7 +2464,7 @@
           <w:rFonts w:ascii="Kaiti SC" w:hAnsi="Kaiti SC" w:eastAsia="Kaiti SC" w:cs="Kaiti SC"/>
           <w:sz w:val="21"/>
         </w:rPr>
-        <w:t>SpaceX：SpaceX Outlines Starlink Mobile Plans in First Earnings Report （2026-08-09；bing.com、satellitetoday.com）</w:t>
+        <w:t>Blue Origin：Blue Origin lays out Canaveral expansion amid post-explosion rebuild （2026-08-13；bing.com）</w:t>
       </w:r>
     </w:p>
     <w:p>
@@ -2569,7 +2485,7 @@
           <w:rFonts w:ascii="Kaiti SC" w:hAnsi="Kaiti SC" w:eastAsia="Kaiti SC" w:cs="Kaiti SC"/>
           <w:sz w:val="21"/>
         </w:rPr>
-        <w:t>Blue Origin：New Glenn explosion linked to rocket engine valve （2026-08-07；Aviation Week、Central Florida Public Media、Hanford Sentinel）</w:t>
+        <w:t>SpaceX：SpaceX could buy T-Mobile - and turn Starlink into a global phone network （2026-08-14；bing.com）</w:t>
       </w:r>
     </w:p>
     <w:p>
@@ -2590,7 +2506,7 @@
           <w:rFonts w:ascii="Kaiti SC" w:hAnsi="Kaiti SC" w:eastAsia="Kaiti SC" w:cs="Kaiti SC"/>
           <w:sz w:val="21"/>
         </w:rPr>
-        <w:t>Blue Origin：Blue Origin reveals cause of Cape Canaveral rocket explosion - yahoo.com （2026-08-06；Florida Today、Reuters、TalkOfTitusville.com）</w:t>
+        <w:t>SpaceX：SpaceX files plans for $7 million expansion at Starlink's Bastrop site （2026-08-13；bing.com）</w:t>
       </w:r>
     </w:p>
     <w:p>
@@ -2611,7 +2527,7 @@
           <w:rFonts w:ascii="Kaiti SC" w:hAnsi="Kaiti SC" w:eastAsia="Kaiti SC" w:cs="Kaiti SC"/>
           <w:sz w:val="21"/>
         </w:rPr>
-        <w:t>星际荣耀：商业火箭独角兽星际荣耀完成E轮近10亿元首批交割 - 东方财富 （2026-08-06；cls.cn、eastmoney.com、jiemian.com）</w:t>
+        <w:t>星河动力：星河动力年产24发可重复用液体火箭产业化基地项目在池州正式开工 - 搜狐网 （2026-08-13；搜狐网、维度网、见道网）</w:t>
       </w:r>
     </w:p>
     <w:p>
@@ -2632,70 +2548,7 @@
           <w:rFonts w:ascii="Kaiti SC" w:hAnsi="Kaiti SC" w:eastAsia="Kaiti SC" w:cs="Kaiti SC"/>
           <w:sz w:val="21"/>
         </w:rPr>
-        <w:t>SpaceX：SpaceX’s Starlink Dominates Satellite Internet. Its 55-Year-Old Rival Just Filed for Bankruptcy （2026-08-05；Reuters、bing.com）</w:t>
-      </w:r>
-    </w:p>
-    <w:p>
-      <w:pPr>
-        <w:keepLines/>
-        <w:spacing w:after="60"/>
-        <w:ind w:left="369" w:hanging="227"/>
-      </w:pPr>
-      <w:r>
-        <w:rPr>
-          <w:rFonts w:ascii="Kaiti SC" w:hAnsi="Kaiti SC" w:eastAsia="Kaiti SC" w:cs="Kaiti SC"/>
-          <w:sz w:val="21"/>
-        </w:rPr>
-        <w:t xml:space="preserve">➢ </w:t>
-      </w:r>
-      <w:r>
-        <w:rPr>
-          <w:rFonts w:ascii="Kaiti SC" w:hAnsi="Kaiti SC" w:eastAsia="Kaiti SC" w:cs="Kaiti SC"/>
-          <w:sz w:val="21"/>
-        </w:rPr>
-        <w:t>SpaceX：SpaceX claims Starlink Mobile will be better than AT&amp;T, T-Mobile, and Verizon （2026-08-05；bing.com）</w:t>
-      </w:r>
-    </w:p>
-    <w:p>
-      <w:pPr>
-        <w:keepLines/>
-        <w:spacing w:after="60"/>
-        <w:ind w:left="369" w:hanging="227"/>
-      </w:pPr>
-      <w:r>
-        <w:rPr>
-          <w:rFonts w:ascii="Kaiti SC" w:hAnsi="Kaiti SC" w:eastAsia="Kaiti SC" w:cs="Kaiti SC"/>
-          <w:sz w:val="21"/>
-        </w:rPr>
-        <w:t xml:space="preserve">➢ </w:t>
-      </w:r>
-      <w:r>
-        <w:rPr>
-          <w:rFonts w:ascii="Kaiti SC" w:hAnsi="Kaiti SC" w:eastAsia="Kaiti SC" w:cs="Kaiti SC"/>
-          <w:sz w:val="21"/>
-        </w:rPr>
-        <w:t>SpaceX：SpaceX stock’s first earnings expose a liability hiding behind Starlink growth （2026-08-05；Investor's Business Daily、bing.com）</w:t>
-      </w:r>
-    </w:p>
-    <w:p>
-      <w:pPr>
-        <w:keepLines/>
-        <w:spacing w:after="60"/>
-        <w:ind w:left="369" w:hanging="227"/>
-      </w:pPr>
-      <w:r>
-        <w:rPr>
-          <w:rFonts w:ascii="Kaiti SC" w:hAnsi="Kaiti SC" w:eastAsia="Kaiti SC" w:cs="Kaiti SC"/>
-          <w:sz w:val="21"/>
-        </w:rPr>
-        <w:t xml:space="preserve">➢ </w:t>
-      </w:r>
-      <w:r>
-        <w:rPr>
-          <w:rFonts w:ascii="Kaiti SC" w:hAnsi="Kaiti SC" w:eastAsia="Kaiti SC" w:cs="Kaiti SC"/>
-          <w:sz w:val="21"/>
-        </w:rPr>
-        <w:t>SpaceX：Elon Musk envisions massive growth for SpaceX’s Starlink amid AI and robotics surge: 'It’s not out of the question that' （2026-08-09；bing.com）</w:t>
+        <w:t>蓝箭航天：朱雀三号“爽约” - 东方财富 （2026-08-11；36 Kr、东方财富）</w:t>
       </w:r>
     </w:p>
     <w:p>
@@ -2854,7 +2707,7 @@
                 <w:b w:val="0"/>
                 <w:sz w:val="19"/>
               </w:rPr>
-              <w:t>223</w:t>
+              <w:t>142</w:t>
             </w:r>
           </w:p>
         </w:tc>
@@ -2875,7 +2728,7 @@
                 <w:b w:val="0"/>
                 <w:sz w:val="19"/>
               </w:rPr>
-              <w:t>发射与任务、其他动态、市场与股价、产品与技术</w:t>
+              <w:t>发射与任务、市场与股价、其他动态、监管与政策、订单与合作</w:t>
             </w:r>
           </w:p>
         </w:tc>
@@ -2895,7 +2748,94 @@
                 <w:b w:val="0"/>
                 <w:sz w:val="19"/>
               </w:rPr>
-              <w:t>Live Coverage: SpaceX West Coast launch surge continues with Starlink mission</w:t>
+              <w:t>Live coverage: SpaceX to launch satellite replenishment mission for Globalstar from Cape Canaveral</w:t>
+            </w:r>
+          </w:p>
+        </w:tc>
+      </w:tr>
+      <w:tr>
+        <w:trPr>
+          <w:cantSplit/>
+        </w:trPr>
+        <w:tc>
+          <w:tcPr>
+            <w:tcW w:type="dxa" w:w="2075"/>
+            <w:vAlign w:val="center"/>
+          </w:tcPr>
+          <w:p>
+            <w:pPr>
+              <w:spacing w:after="0" w:line="252" w:lineRule="auto"/>
+            </w:pPr>
+            <w:r/>
+            <w:r>
+              <w:rPr>
+                <w:rFonts w:ascii="Kaiti SC" w:hAnsi="Kaiti SC" w:eastAsia="Kaiti SC" w:cs="Kaiti SC"/>
+                <w:b w:val="0"/>
+                <w:sz w:val="19"/>
+              </w:rPr>
+              <w:t>蓝箭航天</w:t>
+            </w:r>
+          </w:p>
+        </w:tc>
+        <w:tc>
+          <w:tcPr>
+            <w:tcW w:type="dxa" w:w="2075"/>
+            <w:vAlign w:val="center"/>
+          </w:tcPr>
+          <w:p>
+            <w:pPr>
+              <w:spacing w:after="0" w:line="252" w:lineRule="auto"/>
+              <w:jc w:val="center"/>
+            </w:pPr>
+            <w:r/>
+            <w:r>
+              <w:rPr>
+                <w:rFonts w:ascii="Kaiti SC" w:hAnsi="Kaiti SC" w:eastAsia="Kaiti SC" w:cs="Kaiti SC"/>
+                <w:b w:val="0"/>
+                <w:sz w:val="19"/>
+              </w:rPr>
+              <w:t>46</w:t>
+            </w:r>
+          </w:p>
+        </w:tc>
+        <w:tc>
+          <w:tcPr>
+            <w:tcW w:type="dxa" w:w="2075"/>
+            <w:vAlign w:val="center"/>
+          </w:tcPr>
+          <w:p>
+            <w:pPr>
+              <w:spacing w:after="0" w:line="252" w:lineRule="auto"/>
+              <w:jc w:val="center"/>
+            </w:pPr>
+            <w:r/>
+            <w:r>
+              <w:rPr>
+                <w:rFonts w:ascii="Kaiti SC" w:hAnsi="Kaiti SC" w:eastAsia="Kaiti SC" w:cs="Kaiti SC"/>
+                <w:b w:val="0"/>
+                <w:sz w:val="19"/>
+              </w:rPr>
+              <w:t>市场与股价、发射与任务、其他动态</w:t>
+            </w:r>
+          </w:p>
+        </w:tc>
+        <w:tc>
+          <w:tcPr>
+            <w:tcW w:type="dxa" w:w="2075"/>
+            <w:vAlign w:val="center"/>
+          </w:tcPr>
+          <w:p>
+            <w:pPr>
+              <w:spacing w:after="0" w:line="252" w:lineRule="auto"/>
+            </w:pPr>
+            <w:r/>
+            <w:r>
+              <w:rPr>
+                <w:rFonts w:ascii="Kaiti SC" w:hAnsi="Kaiti SC" w:eastAsia="Kaiti SC" w:cs="Kaiti SC"/>
+                <w:b w:val="0"/>
+                <w:sz w:val="19"/>
+              </w:rPr>
+              <w:t>LandSpace Zhuque-3 attempts land-based booster recovery, $1B IPO at stake</w:t>
             </w:r>
           </w:p>
         </w:tc>
@@ -2941,7 +2881,7 @@
                 <w:b w:val="0"/>
                 <w:sz w:val="19"/>
               </w:rPr>
-              <w:t>105</w:t>
+              <w:t>33</w:t>
             </w:r>
           </w:p>
         </w:tc>
@@ -2962,7 +2902,7 @@
                 <w:b w:val="0"/>
                 <w:sz w:val="19"/>
               </w:rPr>
-              <w:t>其他动态、发射与任务、融资与资本、订单与合作</w:t>
+              <w:t>发射与任务、其他动态</w:t>
             </w:r>
           </w:p>
         </w:tc>
@@ -2982,7 +2922,181 @@
                 <w:b w:val="0"/>
                 <w:sz w:val="19"/>
               </w:rPr>
-              <w:t>New Glenn explosion linked to rocket engine valve</w:t>
+              <w:t>Blue Origin overviews plan for dual pad ops at Cape Canaveral</w:t>
+            </w:r>
+          </w:p>
+        </w:tc>
+      </w:tr>
+      <w:tr>
+        <w:trPr>
+          <w:cantSplit/>
+        </w:trPr>
+        <w:tc>
+          <w:tcPr>
+            <w:tcW w:type="dxa" w:w="2075"/>
+            <w:vAlign w:val="center"/>
+          </w:tcPr>
+          <w:p>
+            <w:pPr>
+              <w:spacing w:after="0" w:line="252" w:lineRule="auto"/>
+            </w:pPr>
+            <w:r/>
+            <w:r>
+              <w:rPr>
+                <w:rFonts w:ascii="Kaiti SC" w:hAnsi="Kaiti SC" w:eastAsia="Kaiti SC" w:cs="Kaiti SC"/>
+                <w:b w:val="0"/>
+                <w:sz w:val="19"/>
+              </w:rPr>
+              <w:t>星河动力</w:t>
+            </w:r>
+          </w:p>
+        </w:tc>
+        <w:tc>
+          <w:tcPr>
+            <w:tcW w:type="dxa" w:w="2075"/>
+            <w:vAlign w:val="center"/>
+          </w:tcPr>
+          <w:p>
+            <w:pPr>
+              <w:spacing w:after="0" w:line="252" w:lineRule="auto"/>
+              <w:jc w:val="center"/>
+            </w:pPr>
+            <w:r/>
+            <w:r>
+              <w:rPr>
+                <w:rFonts w:ascii="Kaiti SC" w:hAnsi="Kaiti SC" w:eastAsia="Kaiti SC" w:cs="Kaiti SC"/>
+                <w:b w:val="0"/>
+                <w:sz w:val="19"/>
+              </w:rPr>
+              <w:t>17</w:t>
+            </w:r>
+          </w:p>
+        </w:tc>
+        <w:tc>
+          <w:tcPr>
+            <w:tcW w:type="dxa" w:w="2075"/>
+            <w:vAlign w:val="center"/>
+          </w:tcPr>
+          <w:p>
+            <w:pPr>
+              <w:spacing w:after="0" w:line="252" w:lineRule="auto"/>
+              <w:jc w:val="center"/>
+            </w:pPr>
+            <w:r/>
+            <w:r>
+              <w:rPr>
+                <w:rFonts w:ascii="Kaiti SC" w:hAnsi="Kaiti SC" w:eastAsia="Kaiti SC" w:cs="Kaiti SC"/>
+                <w:b w:val="0"/>
+                <w:sz w:val="19"/>
+              </w:rPr>
+              <w:t>市场与股价、其他动态、产品与技术、发射与任务</w:t>
+            </w:r>
+          </w:p>
+        </w:tc>
+        <w:tc>
+          <w:tcPr>
+            <w:tcW w:type="dxa" w:w="2075"/>
+            <w:vAlign w:val="center"/>
+          </w:tcPr>
+          <w:p>
+            <w:pPr>
+              <w:spacing w:after="0" w:line="252" w:lineRule="auto"/>
+            </w:pPr>
+            <w:r/>
+            <w:r>
+              <w:rPr>
+                <w:rFonts w:ascii="Kaiti SC" w:hAnsi="Kaiti SC" w:eastAsia="Kaiti SC" w:cs="Kaiti SC"/>
+                <w:b w:val="0"/>
+                <w:sz w:val="19"/>
+              </w:rPr>
+              <w:t>影响市场重大事件：摩根士丹利对SpaceX惊人设想：股价能够冲击600美元；星河动力年产24发重复使用液体运载火箭产业化基地项目开工；上半年中国人形机器人出货量全球占比超97% - 东方财富</w:t>
+            </w:r>
+          </w:p>
+        </w:tc>
+      </w:tr>
+      <w:tr>
+        <w:trPr>
+          <w:cantSplit/>
+        </w:trPr>
+        <w:tc>
+          <w:tcPr>
+            <w:tcW w:type="dxa" w:w="2075"/>
+            <w:vAlign w:val="center"/>
+          </w:tcPr>
+          <w:p>
+            <w:pPr>
+              <w:spacing w:after="0" w:line="252" w:lineRule="auto"/>
+            </w:pPr>
+            <w:r/>
+            <w:r>
+              <w:rPr>
+                <w:rFonts w:ascii="Kaiti SC" w:hAnsi="Kaiti SC" w:eastAsia="Kaiti SC" w:cs="Kaiti SC"/>
+                <w:b w:val="0"/>
+                <w:sz w:val="19"/>
+              </w:rPr>
+              <w:t>中科宇航</w:t>
+            </w:r>
+          </w:p>
+        </w:tc>
+        <w:tc>
+          <w:tcPr>
+            <w:tcW w:type="dxa" w:w="2075"/>
+            <w:vAlign w:val="center"/>
+          </w:tcPr>
+          <w:p>
+            <w:pPr>
+              <w:spacing w:after="0" w:line="252" w:lineRule="auto"/>
+              <w:jc w:val="center"/>
+            </w:pPr>
+            <w:r/>
+            <w:r>
+              <w:rPr>
+                <w:rFonts w:ascii="Kaiti SC" w:hAnsi="Kaiti SC" w:eastAsia="Kaiti SC" w:cs="Kaiti SC"/>
+                <w:b w:val="0"/>
+                <w:sz w:val="19"/>
+              </w:rPr>
+              <w:t>13</w:t>
+            </w:r>
+          </w:p>
+        </w:tc>
+        <w:tc>
+          <w:tcPr>
+            <w:tcW w:type="dxa" w:w="2075"/>
+            <w:vAlign w:val="center"/>
+          </w:tcPr>
+          <w:p>
+            <w:pPr>
+              <w:spacing w:after="0" w:line="252" w:lineRule="auto"/>
+              <w:jc w:val="center"/>
+            </w:pPr>
+            <w:r/>
+            <w:r>
+              <w:rPr>
+                <w:rFonts w:ascii="Kaiti SC" w:hAnsi="Kaiti SC" w:eastAsia="Kaiti SC" w:cs="Kaiti SC"/>
+                <w:b w:val="0"/>
+                <w:sz w:val="19"/>
+              </w:rPr>
+              <w:t>发射与任务</w:t>
+            </w:r>
+          </w:p>
+        </w:tc>
+        <w:tc>
+          <w:tcPr>
+            <w:tcW w:type="dxa" w:w="2075"/>
+            <w:vAlign w:val="center"/>
+          </w:tcPr>
+          <w:p>
+            <w:pPr>
+              <w:spacing w:after="0" w:line="252" w:lineRule="auto"/>
+            </w:pPr>
+            <w:r/>
+            <w:r>
+              <w:rPr>
+                <w:rFonts w:ascii="Kaiti SC" w:hAnsi="Kaiti SC" w:eastAsia="Kaiti SC" w:cs="Kaiti SC"/>
+                <w:b w:val="0"/>
+                <w:sz w:val="19"/>
+              </w:rPr>
+              <w:t>国防军工行业周报：力箭一号遥十七火箭拟近期在广东海域实施首次海上发射_行业研究_研报 - 证券之星</w:t>
             </w:r>
           </w:p>
         </w:tc>
@@ -3028,7 +3142,7 @@
                 <w:b w:val="0"/>
                 <w:sz w:val="19"/>
               </w:rPr>
-              <w:t>28</w:t>
+              <w:t>7</w:t>
             </w:r>
           </w:p>
         </w:tc>
@@ -3049,7 +3163,7 @@
                 <w:b w:val="0"/>
                 <w:sz w:val="19"/>
               </w:rPr>
-              <w:t>市场与股价、融资与资本、其他动态、发射与任务、产品与技术</w:t>
+              <w:t>发射与任务、融资与资本</w:t>
             </w:r>
           </w:p>
         </w:tc>
@@ -3069,94 +3183,7 @@
                 <w:b w:val="0"/>
                 <w:sz w:val="19"/>
               </w:rPr>
-              <w:t>星际荣耀完成E轮近10亿首批交割，科创板IPO辅导报告已披露24期 - 搜狐网</w:t>
-            </w:r>
-          </w:p>
-        </w:tc>
-      </w:tr>
-      <w:tr>
-        <w:trPr>
-          <w:cantSplit/>
-        </w:trPr>
-        <w:tc>
-          <w:tcPr>
-            <w:tcW w:type="dxa" w:w="2075"/>
-            <w:vAlign w:val="center"/>
-          </w:tcPr>
-          <w:p>
-            <w:pPr>
-              <w:spacing w:after="0" w:line="252" w:lineRule="auto"/>
-            </w:pPr>
-            <w:r/>
-            <w:r>
-              <w:rPr>
-                <w:rFonts w:ascii="Kaiti SC" w:hAnsi="Kaiti SC" w:eastAsia="Kaiti SC" w:cs="Kaiti SC"/>
-                <w:b w:val="0"/>
-                <w:sz w:val="19"/>
-              </w:rPr>
-              <w:t>蓝箭航天</w:t>
-            </w:r>
-          </w:p>
-        </w:tc>
-        <w:tc>
-          <w:tcPr>
-            <w:tcW w:type="dxa" w:w="2075"/>
-            <w:vAlign w:val="center"/>
-          </w:tcPr>
-          <w:p>
-            <w:pPr>
-              <w:spacing w:after="0" w:line="252" w:lineRule="auto"/>
-              <w:jc w:val="center"/>
-            </w:pPr>
-            <w:r/>
-            <w:r>
-              <w:rPr>
-                <w:rFonts w:ascii="Kaiti SC" w:hAnsi="Kaiti SC" w:eastAsia="Kaiti SC" w:cs="Kaiti SC"/>
-                <w:b w:val="0"/>
-                <w:sz w:val="19"/>
-              </w:rPr>
-              <w:t>5</w:t>
-            </w:r>
-          </w:p>
-        </w:tc>
-        <w:tc>
-          <w:tcPr>
-            <w:tcW w:type="dxa" w:w="2075"/>
-            <w:vAlign w:val="center"/>
-          </w:tcPr>
-          <w:p>
-            <w:pPr>
-              <w:spacing w:after="0" w:line="252" w:lineRule="auto"/>
-              <w:jc w:val="center"/>
-            </w:pPr>
-            <w:r/>
-            <w:r>
-              <w:rPr>
-                <w:rFonts w:ascii="Kaiti SC" w:hAnsi="Kaiti SC" w:eastAsia="Kaiti SC" w:cs="Kaiti SC"/>
-                <w:b w:val="0"/>
-                <w:sz w:val="19"/>
-              </w:rPr>
-              <w:t>发射与任务、其他动态、市场与股价</w:t>
-            </w:r>
-          </w:p>
-        </w:tc>
-        <w:tc>
-          <w:tcPr>
-            <w:tcW w:type="dxa" w:w="2075"/>
-            <w:vAlign w:val="center"/>
-          </w:tcPr>
-          <w:p>
-            <w:pPr>
-              <w:spacing w:after="0" w:line="252" w:lineRule="auto"/>
-            </w:pPr>
-            <w:r/>
-            <w:r>
-              <w:rPr>
-                <w:rFonts w:ascii="Kaiti SC" w:hAnsi="Kaiti SC" w:eastAsia="Kaiti SC" w:cs="Kaiti SC"/>
-                <w:b w:val="0"/>
-                <w:sz w:val="19"/>
-              </w:rPr>
-              <w:t>Chinese company Landspace targets Aug. 10 for historic rocket launch and landing attempt</w:t>
+              <w:t>星际荣耀SQX-3运载火箭整流罩静力试验取得成功 - 证券时报</w:t>
             </w:r>
           </w:p>
         </w:tc>
@@ -3223,7 +3250,7 @@
                 <w:b w:val="0"/>
                 <w:sz w:val="19"/>
               </w:rPr>
-              <w:t>发射与任务、其他动态</w:t>
+              <w:t>其他动态</w:t>
             </w:r>
           </w:p>
         </w:tc>
@@ -3243,7 +3270,7 @@
                 <w:b w:val="0"/>
                 <w:sz w:val="19"/>
               </w:rPr>
-              <w:t>一箭18星！“千帆星座”第九批组网卫星成功发射_手机新浪网 - 新浪财经</w:t>
+              <w:t>东方明珠持有芯上微装3.4831%，上海微电子1.73261%,上海垣信卫星3.98933%，上海数据交易所5.3333%… - 财富号</w:t>
             </w:r>
           </w:p>
         </w:tc>
@@ -3268,181 +3295,7 @@
                 <w:b w:val="0"/>
                 <w:sz w:val="19"/>
               </w:rPr>
-              <w:t>星河动力</w:t>
-            </w:r>
-          </w:p>
-        </w:tc>
-        <w:tc>
-          <w:tcPr>
-            <w:tcW w:type="dxa" w:w="2075"/>
-            <w:vAlign w:val="center"/>
-          </w:tcPr>
-          <w:p>
-            <w:pPr>
-              <w:spacing w:after="0" w:line="252" w:lineRule="auto"/>
-              <w:jc w:val="center"/>
-            </w:pPr>
-            <w:r/>
-            <w:r>
-              <w:rPr>
-                <w:rFonts w:ascii="Kaiti SC" w:hAnsi="Kaiti SC" w:eastAsia="Kaiti SC" w:cs="Kaiti SC"/>
-                <w:b w:val="0"/>
-                <w:sz w:val="19"/>
-              </w:rPr>
-              <w:t>3</w:t>
-            </w:r>
-          </w:p>
-        </w:tc>
-        <w:tc>
-          <w:tcPr>
-            <w:tcW w:type="dxa" w:w="2075"/>
-            <w:vAlign w:val="center"/>
-          </w:tcPr>
-          <w:p>
-            <w:pPr>
-              <w:spacing w:after="0" w:line="252" w:lineRule="auto"/>
-              <w:jc w:val="center"/>
-            </w:pPr>
-            <w:r/>
-            <w:r>
-              <w:rPr>
-                <w:rFonts w:ascii="Kaiti SC" w:hAnsi="Kaiti SC" w:eastAsia="Kaiti SC" w:cs="Kaiti SC"/>
-                <w:b w:val="0"/>
-                <w:sz w:val="19"/>
-              </w:rPr>
-              <w:t>发射与任务、其他动态</w:t>
-            </w:r>
-          </w:p>
-        </w:tc>
-        <w:tc>
-          <w:tcPr>
-            <w:tcW w:type="dxa" w:w="2075"/>
-            <w:vAlign w:val="center"/>
-          </w:tcPr>
-          <w:p>
-            <w:pPr>
-              <w:spacing w:after="0" w:line="252" w:lineRule="auto"/>
-            </w:pPr>
-            <w:r/>
-            <w:r>
-              <w:rPr>
-                <w:rFonts w:ascii="Kaiti SC" w:hAnsi="Kaiti SC" w:eastAsia="Kaiti SC" w:cs="Kaiti SC"/>
-                <w:b w:val="0"/>
-                <w:sz w:val="19"/>
-              </w:rPr>
-              <w:t>星河动力将实施智神星一号（遥一）商业运载火箭发射任务 - 上海证券报</w:t>
-            </w:r>
-          </w:p>
-        </w:tc>
-      </w:tr>
-      <w:tr>
-        <w:trPr>
-          <w:cantSplit/>
-        </w:trPr>
-        <w:tc>
-          <w:tcPr>
-            <w:tcW w:type="dxa" w:w="2075"/>
-            <w:vAlign w:val="center"/>
-          </w:tcPr>
-          <w:p>
-            <w:pPr>
-              <w:spacing w:after="0" w:line="252" w:lineRule="auto"/>
-            </w:pPr>
-            <w:r/>
-            <w:r>
-              <w:rPr>
-                <w:rFonts w:ascii="Kaiti SC" w:hAnsi="Kaiti SC" w:eastAsia="Kaiti SC" w:cs="Kaiti SC"/>
-                <w:b w:val="0"/>
-                <w:sz w:val="19"/>
-              </w:rPr>
-              <w:t>蓝箭鸿擎</w:t>
-            </w:r>
-          </w:p>
-        </w:tc>
-        <w:tc>
-          <w:tcPr>
-            <w:tcW w:type="dxa" w:w="2075"/>
-            <w:vAlign w:val="center"/>
-          </w:tcPr>
-          <w:p>
-            <w:pPr>
-              <w:spacing w:after="0" w:line="252" w:lineRule="auto"/>
-              <w:jc w:val="center"/>
-            </w:pPr>
-            <w:r/>
-            <w:r>
-              <w:rPr>
-                <w:rFonts w:ascii="Kaiti SC" w:hAnsi="Kaiti SC" w:eastAsia="Kaiti SC" w:cs="Kaiti SC"/>
-                <w:b w:val="0"/>
-                <w:sz w:val="19"/>
-              </w:rPr>
-              <w:t>2</w:t>
-            </w:r>
-          </w:p>
-        </w:tc>
-        <w:tc>
-          <w:tcPr>
-            <w:tcW w:type="dxa" w:w="2075"/>
-            <w:vAlign w:val="center"/>
-          </w:tcPr>
-          <w:p>
-            <w:pPr>
-              <w:spacing w:after="0" w:line="252" w:lineRule="auto"/>
-              <w:jc w:val="center"/>
-            </w:pPr>
-            <w:r/>
-            <w:r>
-              <w:rPr>
-                <w:rFonts w:ascii="Kaiti SC" w:hAnsi="Kaiti SC" w:eastAsia="Kaiti SC" w:cs="Kaiti SC"/>
-                <w:b w:val="0"/>
-                <w:sz w:val="19"/>
-              </w:rPr>
-              <w:t>融资与资本、其他动态</w:t>
-            </w:r>
-          </w:p>
-        </w:tc>
-        <w:tc>
-          <w:tcPr>
-            <w:tcW w:type="dxa" w:w="2075"/>
-            <w:vAlign w:val="center"/>
-          </w:tcPr>
-          <w:p>
-            <w:pPr>
-              <w:spacing w:after="0" w:line="252" w:lineRule="auto"/>
-            </w:pPr>
-            <w:r/>
-            <w:r>
-              <w:rPr>
-                <w:rFonts w:ascii="Kaiti SC" w:hAnsi="Kaiti SC" w:eastAsia="Kaiti SC" w:cs="Kaiti SC"/>
-                <w:b w:val="0"/>
-                <w:sz w:val="19"/>
-              </w:rPr>
-              <w:t>乾照光电：旗下商业航天基金参与鸿擎科技Pre-B轮融资 - 东方财富</w:t>
-            </w:r>
-          </w:p>
-        </w:tc>
-      </w:tr>
-      <w:tr>
-        <w:trPr>
-          <w:cantSplit/>
-        </w:trPr>
-        <w:tc>
-          <w:tcPr>
-            <w:tcW w:type="dxa" w:w="2075"/>
-            <w:vAlign w:val="center"/>
-          </w:tcPr>
-          <w:p>
-            <w:pPr>
-              <w:spacing w:after="0" w:line="252" w:lineRule="auto"/>
-            </w:pPr>
-            <w:r/>
-            <w:r>
-              <w:rPr>
-                <w:rFonts w:ascii="Kaiti SC" w:hAnsi="Kaiti SC" w:eastAsia="Kaiti SC" w:cs="Kaiti SC"/>
-                <w:b w:val="0"/>
-                <w:sz w:val="19"/>
-              </w:rPr>
-              <w:t>银河航天</w:t>
+              <w:t>宇石空间</w:t>
             </w:r>
           </w:p>
         </w:tc>
@@ -3484,7 +3337,7 @@
                 <w:b w:val="0"/>
                 <w:sz w:val="19"/>
               </w:rPr>
-              <w:t>订单与合作</w:t>
+              <w:t>发射与任务</w:t>
             </w:r>
           </w:p>
         </w:tc>
@@ -3504,7 +3357,7 @@
                 <w:b w:val="0"/>
                 <w:sz w:val="19"/>
               </w:rPr>
-              <w:t>“国家队”入局，商业航天资本化再添“硬核”大将！银河航天参股及合作公司曝光 - 新浪财经</w:t>
+              <w:t>江苏：拟突破大运力和可重复使用火箭关键技术 强化发射回收验证能力建设 - 证券时报</w:t>
             </w:r>
           </w:p>
         </w:tc>
@@ -3541,7 +3394,7 @@
           <w:rFonts w:ascii="Kaiti SC" w:hAnsi="Kaiti SC" w:eastAsia="Kaiti SC" w:cs="Kaiti SC"/>
           <w:sz w:val="21"/>
         </w:rPr>
-        <w:t>SpaceX：本周“Live Coverage: SpaceX West Coast launch surge continues with Starlink mission”；关联回看 2026-04-15 的“West Coast SpaceX Falcon 9 mission launches 25 Starlink satellites - Spaceflight Now”。</w:t>
+        <w:t>星际荣耀：本周“星际荣耀SQX-3运载火箭整流罩静力试验取得成功 - 证券时报”；关联回看 2026-01-04 的“双曲线一号运载火箭φ1.6m整流罩分离试验取得圆满成功 - 未来天玑”。</w:t>
       </w:r>
     </w:p>
     <w:p>
@@ -3562,7 +3415,7 @@
           <w:rFonts w:ascii="Kaiti SC" w:hAnsi="Kaiti SC" w:eastAsia="Kaiti SC" w:cs="Kaiti SC"/>
           <w:sz w:val="21"/>
         </w:rPr>
-        <w:t>Blue Origin：本周“New Glenn explosion linked to rocket engine valve”；关联回看 2026-07-23 的“Did the Blue Origin New Glenn rocket explosion burn this osprey? - Florida Today”。</w:t>
+        <w:t>SpaceX：本周“Live coverage: SpaceX to launch 29 Starlink satellites on Falcon 9 rocket from Cape Canaveral”；关联回看 2026-02-27 的“SpaceX Falcon 9 launches from Cape Canaveral with 29 Starlink satellites - Spaceflight Now”。</w:t>
       </w:r>
     </w:p>
     <w:p>
@@ -3583,7 +3436,7 @@
           <w:rFonts w:ascii="Kaiti SC" w:hAnsi="Kaiti SC" w:eastAsia="Kaiti SC" w:cs="Kaiti SC"/>
           <w:sz w:val="21"/>
         </w:rPr>
-        <w:t>Blue Origin：本周“Blue Origin Traces Cause of New Glenn’s Explosion, as the Company Targets a Return-to-Flight this Year”；关联回看 2026-06-26 的“A month after the New Glenn rocket explosion, Blue Origin clears pad”。</w:t>
+        <w:t>SpaceX：本周“Live coverage: SpaceX to launch 24 Starlink satellites on Falcon 9 rocket from Vandenberg SFB”；关联回看 2026-05-06 的“SpaceX Falcon 9 rocket launch , Starlink satellites from Vandenberg , CA Space Force Base | May 5”。</w:t>
       </w:r>
     </w:p>
     <w:p>
@@ -3604,7 +3457,7 @@
           <w:rFonts w:ascii="Kaiti SC" w:hAnsi="Kaiti SC" w:eastAsia="Kaiti SC" w:cs="Kaiti SC"/>
           <w:sz w:val="21"/>
         </w:rPr>
-        <w:t>星河动力：本周“可重复使用火箭新进展！星河动力航天将择机发射智神星一号 - 证券时报”；关联回看 2026-07-03 的“星河动力智神星一号可重复使用运载火箭将于近期首飞 - 证券时报”。</w:t>
+        <w:t>SpaceX：本周“SpaceX files plans for $7 million expansion at Starlink's Bastrop site”；关联回看 2026-08-04 的“Hughes files for bankruptcy after GEO business loses ground to Starlink”。</w:t>
       </w:r>
     </w:p>
     <w:p>
@@ -3625,7 +3478,7 @@
           <w:rFonts w:ascii="Kaiti SC" w:hAnsi="Kaiti SC" w:eastAsia="Kaiti SC" w:cs="Kaiti SC"/>
           <w:sz w:val="21"/>
         </w:rPr>
-        <w:t>SpaceX：本周“SpaceX claims Starlink Mobile will be better than AT&amp;T, T-Mobile, and Verizon”；关联回看 2026-06-30 的“SpaceX Eyes Starlink Mobile Service for Consumers, Challenging Verizon, AT&amp;T - TechRepublic”。</w:t>
+        <w:t>SpaceX：本周“SpaceX launches record-breaking back-to-back Falcon 9 rockets for Globalstar, U.S. Space Force - Spaceflight Now”；关联回看 2026-03-13 的“SpaceX launches 25 Starlink satellites on Falcon 9 rocket from Vandenberg Space Force Base - Spaceflight Now”。</w:t>
       </w:r>
     </w:p>
     <w:p>
@@ -3646,7 +3499,7 @@
           <w:rFonts w:ascii="Kaiti SC" w:hAnsi="Kaiti SC" w:eastAsia="Kaiti SC" w:cs="Kaiti SC"/>
           <w:sz w:val="21"/>
         </w:rPr>
-        <w:t>Blue Origin：本周“Elon Musk Has a Message for Jeff Bezos' Blue Origin After It Solved the New Glenn Mystery— 'Hope You...'”；关联回看 2026-06-15 的“Why Jeff Bezos’ Blue Origin Lags Behind Elon Musk’s SpaceX”。</w:t>
+        <w:t>蓝箭航天：本周“朱雀三号“爽约” - 东方财富”；关联回看 2026-07-03 的“铌好……蓝箭航天…… - 东方财富”。</w:t>
       </w:r>
     </w:p>
     <w:p>
@@ -3685,7 +3538,7 @@
           <w:rFonts w:ascii="Kaiti SC" w:hAnsi="Kaiti SC" w:eastAsia="Kaiti SC" w:cs="Kaiti SC"/>
           <w:sz w:val="21"/>
         </w:rPr>
-        <w:t>继续跟踪本周高频类别：其他动态、发射与任务、融资与资本。</w:t>
+        <w:t>继续跟踪本周高频类别：发射与任务、其他动态、融资与资本。</w:t>
       </w:r>
     </w:p>
     <w:p>
@@ -3727,6 +3580,27 @@
           <w:rFonts w:ascii="Kaiti SC" w:hAnsi="Kaiti SC" w:eastAsia="Kaiti SC" w:cs="Kaiti SC"/>
           <w:sz w:val="21"/>
         </w:rPr>
+        <w:t>关注 蓝箭航天 的后续披露与多来源交叉验证。</w:t>
+      </w:r>
+    </w:p>
+    <w:p>
+      <w:pPr>
+        <w:keepLines/>
+        <w:spacing w:after="60"/>
+        <w:ind w:left="369" w:hanging="227"/>
+      </w:pPr>
+      <w:r>
+        <w:rPr>
+          <w:rFonts w:ascii="Kaiti SC" w:hAnsi="Kaiti SC" w:eastAsia="Kaiti SC" w:cs="Kaiti SC"/>
+          <w:sz w:val="21"/>
+        </w:rPr>
+        <w:t xml:space="preserve">✓ </w:t>
+      </w:r>
+      <w:r>
+        <w:rPr>
+          <w:rFonts w:ascii="Kaiti SC" w:hAnsi="Kaiti SC" w:eastAsia="Kaiti SC" w:cs="Kaiti SC"/>
+          <w:sz w:val="21"/>
+        </w:rPr>
         <w:t>关注 Blue Origin 的后续披露与多来源交叉验证。</w:t>
       </w:r>
     </w:p>
@@ -3748,7 +3622,7 @@
           <w:rFonts w:ascii="Kaiti SC" w:hAnsi="Kaiti SC" w:eastAsia="Kaiti SC" w:cs="Kaiti SC"/>
           <w:sz w:val="21"/>
         </w:rPr>
-        <w:t>关注 星际荣耀 的后续披露与多来源交叉验证。</w:t>
+        <w:t>关注 星河动力 的后续披露与多来源交叉验证。</w:t>
       </w:r>
     </w:p>
     <w:p>
@@ -3769,28 +3643,7 @@
           <w:rFonts w:ascii="Kaiti SC" w:hAnsi="Kaiti SC" w:eastAsia="Kaiti SC" w:cs="Kaiti SC"/>
           <w:sz w:val="21"/>
         </w:rPr>
-        <w:t>关注 蓝箭航天 的后续披露与多来源交叉验证。</w:t>
-      </w:r>
-    </w:p>
-    <w:p>
-      <w:pPr>
-        <w:keepLines/>
-        <w:spacing w:after="60"/>
-        <w:ind w:left="369" w:hanging="227"/>
-      </w:pPr>
-      <w:r>
-        <w:rPr>
-          <w:rFonts w:ascii="Kaiti SC" w:hAnsi="Kaiti SC" w:eastAsia="Kaiti SC" w:cs="Kaiti SC"/>
-          <w:sz w:val="21"/>
-        </w:rPr>
-        <w:t xml:space="preserve">✓ </w:t>
-      </w:r>
-      <w:r>
-        <w:rPr>
-          <w:rFonts w:ascii="Kaiti SC" w:hAnsi="Kaiti SC" w:eastAsia="Kaiti SC" w:cs="Kaiti SC"/>
-          <w:sz w:val="21"/>
-        </w:rPr>
-        <w:t>关注 垣信卫星 的后续披露与多来源交叉验证。</w:t>
+        <w:t>关注 中科宇航 的后续披露与多来源交叉验证。</w:t>
       </w:r>
     </w:p>
     <w:sectPr>

--- a/docs/data/reports/weekly/latest/weekly_report.docx
+++ b/docs/data/reports/weekly/latest/weekly_report.docx
@@ -26,7 +26,7 @@
           <w:rFonts w:ascii="Kaiti SC" w:hAnsi="Kaiti SC" w:eastAsia="Kaiti SC" w:cs="Kaiti SC"/>
           <w:sz w:val="21"/>
         </w:rPr>
-        <w:t>2026-08-11 至 2026-08-17</w:t>
+        <w:t>2026-08-18 至 2026-08-24</w:t>
       </w:r>
     </w:p>
     <w:tbl>
@@ -81,7 +81,7 @@
                 <w:b w:val="0"/>
                 <w:sz w:val="19"/>
               </w:rPr>
-              <w:t>2026-08-11 至 2026-08-17</w:t>
+              <w:t>2026-08-18 至 2026-08-24</w:t>
             </w:r>
           </w:p>
         </w:tc>
@@ -127,7 +127,7 @@
                 <w:b w:val="0"/>
                 <w:sz w:val="19"/>
               </w:rPr>
-              <w:t>262 条 / 56 个</w:t>
+              <w:t>499 条 / 128 个</w:t>
             </w:r>
           </w:p>
         </w:tc>
@@ -173,7 +173,7 @@
                 <w:b w:val="0"/>
                 <w:sz w:val="19"/>
               </w:rPr>
-              <w:t>8 家 / 65 个</w:t>
+              <w:t>9 家 / 107 个</w:t>
             </w:r>
           </w:p>
         </w:tc>
@@ -219,7 +219,7 @@
                 <w:b w:val="0"/>
                 <w:sz w:val="19"/>
               </w:rPr>
-              <w:t>2026-08-17</w:t>
+              <w:t>2026-08-24</w:t>
             </w:r>
           </w:p>
         </w:tc>
@@ -245,7 +245,7 @@
     </w:p>
     <w:p>
       <w:r>
-        <w:t>2026-08-11 至 2026-08-17 共归档 262 条新闻，形成 56 个事件，覆盖 8 家公司和 65 个来源。 新闻量较多的公司包括 SpaceX、蓝箭航天、Blue Origin、星河动力、中科宇航。 其中 6 项动态可与更早的同公司同类事件关联回看。</w:t>
+        <w:t>2026-08-18 至 2026-08-24 共归档 499 条新闻，形成 128 个事件，覆盖 9 家公司和 107 个来源。 新闻量较多的公司包括 蓝箭航天、SpaceX、垣信卫星、中科宇航、星河动力。 其中 5 项动态可与更早的同公司同类事件关联回看。</w:t>
       </w:r>
     </w:p>
     <w:p>
@@ -266,7 +266,7 @@
           <w:rFonts w:ascii="Kaiti SC" w:hAnsi="Kaiti SC" w:eastAsia="Kaiti SC" w:cs="Kaiti SC"/>
           <w:sz w:val="21"/>
         </w:rPr>
-        <w:t>发射与任务：24 个事件。</w:t>
+        <w:t>发射与任务：42 个事件。</w:t>
       </w:r>
     </w:p>
     <w:p>
@@ -287,7 +287,7 @@
           <w:rFonts w:ascii="Kaiti SC" w:hAnsi="Kaiti SC" w:eastAsia="Kaiti SC" w:cs="Kaiti SC"/>
           <w:sz w:val="21"/>
         </w:rPr>
-        <w:t>订单与合作：1 个事件。</w:t>
+        <w:t>订单与合作：5 个事件。</w:t>
       </w:r>
     </w:p>
     <w:p>
@@ -308,7 +308,7 @@
           <w:rFonts w:ascii="Kaiti SC" w:hAnsi="Kaiti SC" w:eastAsia="Kaiti SC" w:cs="Kaiti SC"/>
           <w:sz w:val="21"/>
         </w:rPr>
-        <w:t>融资与资本：2 个事件。</w:t>
+        <w:t>融资与资本：12 个事件。</w:t>
       </w:r>
     </w:p>
     <w:p>
@@ -329,7 +329,7 @@
           <w:rFonts w:ascii="Kaiti SC" w:hAnsi="Kaiti SC" w:eastAsia="Kaiti SC" w:cs="Kaiti SC"/>
           <w:sz w:val="21"/>
         </w:rPr>
-        <w:t>监管与政策：1 个事件。</w:t>
+        <w:t>市场与股价：14 个事件。</w:t>
       </w:r>
     </w:p>
     <w:p>
@@ -350,7 +350,7 @@
           <w:rFonts w:ascii="Kaiti SC" w:hAnsi="Kaiti SC" w:eastAsia="Kaiti SC" w:cs="Kaiti SC"/>
           <w:sz w:val="21"/>
         </w:rPr>
-        <w:t>市场与股价：7 个事件。</w:t>
+        <w:t>产品与技术：2 个事件。</w:t>
       </w:r>
     </w:p>
     <w:p>
@@ -371,28 +371,7 @@
           <w:rFonts w:ascii="Kaiti SC" w:hAnsi="Kaiti SC" w:eastAsia="Kaiti SC" w:cs="Kaiti SC"/>
           <w:sz w:val="21"/>
         </w:rPr>
-        <w:t>产品与技术：1 个事件。</w:t>
-      </w:r>
-    </w:p>
-    <w:p>
-      <w:pPr>
-        <w:keepLines/>
-        <w:spacing w:after="60"/>
-        <w:ind w:left="369" w:hanging="227"/>
-      </w:pPr>
-      <w:r>
-        <w:rPr>
-          <w:rFonts w:ascii="Kaiti SC" w:hAnsi="Kaiti SC" w:eastAsia="Kaiti SC" w:cs="Kaiti SC"/>
-          <w:sz w:val="21"/>
-        </w:rPr>
-        <w:t xml:space="preserve">✓ </w:t>
-      </w:r>
-      <w:r>
-        <w:rPr>
-          <w:rFonts w:ascii="Kaiti SC" w:hAnsi="Kaiti SC" w:eastAsia="Kaiti SC" w:cs="Kaiti SC"/>
-          <w:sz w:val="21"/>
-        </w:rPr>
-        <w:t>其他动态：20 个事件。</w:t>
+        <w:t>其他动态：53 个事件。</w:t>
       </w:r>
     </w:p>
     <w:p>
@@ -531,7 +510,1415 @@
                 <w:b w:val="0"/>
                 <w:sz w:val="19"/>
               </w:rPr>
-              <w:t>2026-08-16</w:t>
+              <w:t>2026-08-23</w:t>
+            </w:r>
+          </w:p>
+        </w:tc>
+        <w:tc>
+          <w:tcPr>
+            <w:tcW w:type="dxa" w:w="2075"/>
+            <w:vAlign w:val="center"/>
+          </w:tcPr>
+          <w:p>
+            <w:pPr>
+              <w:spacing w:after="0" w:line="252" w:lineRule="auto"/>
+              <w:jc w:val="center"/>
+            </w:pPr>
+            <w:r/>
+            <w:r>
+              <w:rPr>
+                <w:rFonts w:ascii="Kaiti SC" w:hAnsi="Kaiti SC" w:eastAsia="Kaiti SC" w:cs="Kaiti SC"/>
+                <w:b w:val="0"/>
+                <w:sz w:val="19"/>
+              </w:rPr>
+              <w:t>SpaceX</w:t>
+            </w:r>
+          </w:p>
+        </w:tc>
+        <w:tc>
+          <w:tcPr>
+            <w:tcW w:type="dxa" w:w="2075"/>
+            <w:vAlign w:val="center"/>
+          </w:tcPr>
+          <w:p>
+            <w:pPr>
+              <w:spacing w:after="0" w:line="252" w:lineRule="auto"/>
+              <w:jc w:val="center"/>
+            </w:pPr>
+            <w:r/>
+            <w:r>
+              <w:rPr>
+                <w:rFonts w:ascii="Kaiti SC" w:hAnsi="Kaiti SC" w:eastAsia="Kaiti SC" w:cs="Kaiti SC"/>
+                <w:b w:val="0"/>
+                <w:sz w:val="19"/>
+              </w:rPr>
+              <w:t>发射与任务</w:t>
+            </w:r>
+          </w:p>
+        </w:tc>
+        <w:tc>
+          <w:tcPr>
+            <w:tcW w:type="dxa" w:w="2075"/>
+            <w:vAlign w:val="center"/>
+          </w:tcPr>
+          <w:p>
+            <w:pPr>
+              <w:spacing w:after="0" w:line="252" w:lineRule="auto"/>
+            </w:pPr>
+            <w:r/>
+            <w:r>
+              <w:rPr>
+                <w:rFonts w:ascii="Kaiti SC" w:hAnsi="Kaiti SC" w:eastAsia="Kaiti SC" w:cs="Kaiti SC"/>
+                <w:b w:val="0"/>
+                <w:sz w:val="19"/>
+              </w:rPr>
+              <w:t>SpaceX stock rises as Starlink nears 11,000 satellites in orbit</w:t>
+            </w:r>
+          </w:p>
+        </w:tc>
+      </w:tr>
+      <w:tr>
+        <w:trPr>
+          <w:cantSplit/>
+        </w:trPr>
+        <w:tc>
+          <w:tcPr>
+            <w:tcW w:type="dxa" w:w="2075"/>
+            <w:vAlign w:val="center"/>
+          </w:tcPr>
+          <w:p>
+            <w:pPr>
+              <w:spacing w:after="0" w:line="252" w:lineRule="auto"/>
+              <w:jc w:val="center"/>
+            </w:pPr>
+            <w:r/>
+            <w:r>
+              <w:rPr>
+                <w:rFonts w:ascii="Kaiti SC" w:hAnsi="Kaiti SC" w:eastAsia="Kaiti SC" w:cs="Kaiti SC"/>
+                <w:b w:val="0"/>
+                <w:sz w:val="19"/>
+              </w:rPr>
+              <w:t>2026-08-23</w:t>
+            </w:r>
+          </w:p>
+        </w:tc>
+        <w:tc>
+          <w:tcPr>
+            <w:tcW w:type="dxa" w:w="2075"/>
+            <w:vAlign w:val="center"/>
+          </w:tcPr>
+          <w:p>
+            <w:pPr>
+              <w:spacing w:after="0" w:line="252" w:lineRule="auto"/>
+              <w:jc w:val="center"/>
+            </w:pPr>
+            <w:r/>
+            <w:r>
+              <w:rPr>
+                <w:rFonts w:ascii="Kaiti SC" w:hAnsi="Kaiti SC" w:eastAsia="Kaiti SC" w:cs="Kaiti SC"/>
+                <w:b w:val="0"/>
+                <w:sz w:val="19"/>
+              </w:rPr>
+              <w:t>蓝箭航天</w:t>
+            </w:r>
+          </w:p>
+        </w:tc>
+        <w:tc>
+          <w:tcPr>
+            <w:tcW w:type="dxa" w:w="2075"/>
+            <w:vAlign w:val="center"/>
+          </w:tcPr>
+          <w:p>
+            <w:pPr>
+              <w:spacing w:after="0" w:line="252" w:lineRule="auto"/>
+              <w:jc w:val="center"/>
+            </w:pPr>
+            <w:r/>
+            <w:r>
+              <w:rPr>
+                <w:rFonts w:ascii="Kaiti SC" w:hAnsi="Kaiti SC" w:eastAsia="Kaiti SC" w:cs="Kaiti SC"/>
+                <w:b w:val="0"/>
+                <w:sz w:val="19"/>
+              </w:rPr>
+              <w:t>其他动态</w:t>
+            </w:r>
+          </w:p>
+        </w:tc>
+        <w:tc>
+          <w:tcPr>
+            <w:tcW w:type="dxa" w:w="2075"/>
+            <w:vAlign w:val="center"/>
+          </w:tcPr>
+          <w:p>
+            <w:pPr>
+              <w:spacing w:after="0" w:line="252" w:lineRule="auto"/>
+            </w:pPr>
+            <w:r/>
+            <w:r>
+              <w:rPr>
+                <w:rFonts w:ascii="Kaiti SC" w:hAnsi="Kaiti SC" w:eastAsia="Kaiti SC" w:cs="Kaiti SC"/>
+                <w:b w:val="0"/>
+                <w:sz w:val="19"/>
+              </w:rPr>
+              <w:t>朱雀三号成功回收 中国商业航天为什么行？ - 闪电新闻</w:t>
+            </w:r>
+          </w:p>
+        </w:tc>
+      </w:tr>
+      <w:tr>
+        <w:trPr>
+          <w:cantSplit/>
+        </w:trPr>
+        <w:tc>
+          <w:tcPr>
+            <w:tcW w:type="dxa" w:w="2075"/>
+            <w:vAlign w:val="center"/>
+          </w:tcPr>
+          <w:p>
+            <w:pPr>
+              <w:spacing w:after="0" w:line="252" w:lineRule="auto"/>
+              <w:jc w:val="center"/>
+            </w:pPr>
+            <w:r/>
+            <w:r>
+              <w:rPr>
+                <w:rFonts w:ascii="Kaiti SC" w:hAnsi="Kaiti SC" w:eastAsia="Kaiti SC" w:cs="Kaiti SC"/>
+                <w:b w:val="0"/>
+                <w:sz w:val="19"/>
+              </w:rPr>
+              <w:t>2026-08-22</w:t>
+            </w:r>
+          </w:p>
+        </w:tc>
+        <w:tc>
+          <w:tcPr>
+            <w:tcW w:type="dxa" w:w="2075"/>
+            <w:vAlign w:val="center"/>
+          </w:tcPr>
+          <w:p>
+            <w:pPr>
+              <w:spacing w:after="0" w:line="252" w:lineRule="auto"/>
+              <w:jc w:val="center"/>
+            </w:pPr>
+            <w:r/>
+            <w:r>
+              <w:rPr>
+                <w:rFonts w:ascii="Kaiti SC" w:hAnsi="Kaiti SC" w:eastAsia="Kaiti SC" w:cs="Kaiti SC"/>
+                <w:b w:val="0"/>
+                <w:sz w:val="19"/>
+              </w:rPr>
+              <w:t>SpaceX</w:t>
+            </w:r>
+          </w:p>
+        </w:tc>
+        <w:tc>
+          <w:tcPr>
+            <w:tcW w:type="dxa" w:w="2075"/>
+            <w:vAlign w:val="center"/>
+          </w:tcPr>
+          <w:p>
+            <w:pPr>
+              <w:spacing w:after="0" w:line="252" w:lineRule="auto"/>
+              <w:jc w:val="center"/>
+            </w:pPr>
+            <w:r/>
+            <w:r>
+              <w:rPr>
+                <w:rFonts w:ascii="Kaiti SC" w:hAnsi="Kaiti SC" w:eastAsia="Kaiti SC" w:cs="Kaiti SC"/>
+                <w:b w:val="0"/>
+                <w:sz w:val="19"/>
+              </w:rPr>
+              <w:t>发射与任务</w:t>
+            </w:r>
+          </w:p>
+        </w:tc>
+        <w:tc>
+          <w:tcPr>
+            <w:tcW w:type="dxa" w:w="2075"/>
+            <w:vAlign w:val="center"/>
+          </w:tcPr>
+          <w:p>
+            <w:pPr>
+              <w:spacing w:after="0" w:line="252" w:lineRule="auto"/>
+            </w:pPr>
+            <w:r/>
+            <w:r>
+              <w:rPr>
+                <w:rFonts w:ascii="Kaiti SC" w:hAnsi="Kaiti SC" w:eastAsia="Kaiti SC" w:cs="Kaiti SC"/>
+                <w:b w:val="0"/>
+                <w:sz w:val="19"/>
+              </w:rPr>
+              <w:t>Live coverage: SpaceX to launch 100th orbital mission of 2026</w:t>
+            </w:r>
+          </w:p>
+        </w:tc>
+      </w:tr>
+      <w:tr>
+        <w:trPr>
+          <w:cantSplit/>
+        </w:trPr>
+        <w:tc>
+          <w:tcPr>
+            <w:tcW w:type="dxa" w:w="2075"/>
+            <w:vAlign w:val="center"/>
+          </w:tcPr>
+          <w:p>
+            <w:pPr>
+              <w:spacing w:after="0" w:line="252" w:lineRule="auto"/>
+              <w:jc w:val="center"/>
+            </w:pPr>
+            <w:r/>
+            <w:r>
+              <w:rPr>
+                <w:rFonts w:ascii="Kaiti SC" w:hAnsi="Kaiti SC" w:eastAsia="Kaiti SC" w:cs="Kaiti SC"/>
+                <w:b w:val="0"/>
+                <w:sz w:val="19"/>
+              </w:rPr>
+              <w:t>2026-08-22</w:t>
+            </w:r>
+          </w:p>
+        </w:tc>
+        <w:tc>
+          <w:tcPr>
+            <w:tcW w:type="dxa" w:w="2075"/>
+            <w:vAlign w:val="center"/>
+          </w:tcPr>
+          <w:p>
+            <w:pPr>
+              <w:spacing w:after="0" w:line="252" w:lineRule="auto"/>
+              <w:jc w:val="center"/>
+            </w:pPr>
+            <w:r/>
+            <w:r>
+              <w:rPr>
+                <w:rFonts w:ascii="Kaiti SC" w:hAnsi="Kaiti SC" w:eastAsia="Kaiti SC" w:cs="Kaiti SC"/>
+                <w:b w:val="0"/>
+                <w:sz w:val="19"/>
+              </w:rPr>
+              <w:t>SpaceX</w:t>
+            </w:r>
+          </w:p>
+        </w:tc>
+        <w:tc>
+          <w:tcPr>
+            <w:tcW w:type="dxa" w:w="2075"/>
+            <w:vAlign w:val="center"/>
+          </w:tcPr>
+          <w:p>
+            <w:pPr>
+              <w:spacing w:after="0" w:line="252" w:lineRule="auto"/>
+              <w:jc w:val="center"/>
+            </w:pPr>
+            <w:r/>
+            <w:r>
+              <w:rPr>
+                <w:rFonts w:ascii="Kaiti SC" w:hAnsi="Kaiti SC" w:eastAsia="Kaiti SC" w:cs="Kaiti SC"/>
+                <w:b w:val="0"/>
+                <w:sz w:val="19"/>
+              </w:rPr>
+              <w:t>发射与任务</w:t>
+            </w:r>
+          </w:p>
+        </w:tc>
+        <w:tc>
+          <w:tcPr>
+            <w:tcW w:type="dxa" w:w="2075"/>
+            <w:vAlign w:val="center"/>
+          </w:tcPr>
+          <w:p>
+            <w:pPr>
+              <w:spacing w:after="0" w:line="252" w:lineRule="auto"/>
+            </w:pPr>
+            <w:r/>
+            <w:r>
+              <w:rPr>
+                <w:rFonts w:ascii="Kaiti SC" w:hAnsi="Kaiti SC" w:eastAsia="Kaiti SC" w:cs="Kaiti SC"/>
+                <w:b w:val="0"/>
+                <w:sz w:val="19"/>
+              </w:rPr>
+              <w:t>SpaceX launches Starlink mission as Trump pushes for 1,000 annual launches</w:t>
+            </w:r>
+          </w:p>
+        </w:tc>
+      </w:tr>
+      <w:tr>
+        <w:trPr>
+          <w:cantSplit/>
+        </w:trPr>
+        <w:tc>
+          <w:tcPr>
+            <w:tcW w:type="dxa" w:w="2075"/>
+            <w:vAlign w:val="center"/>
+          </w:tcPr>
+          <w:p>
+            <w:pPr>
+              <w:spacing w:after="0" w:line="252" w:lineRule="auto"/>
+              <w:jc w:val="center"/>
+            </w:pPr>
+            <w:r/>
+            <w:r>
+              <w:rPr>
+                <w:rFonts w:ascii="Kaiti SC" w:hAnsi="Kaiti SC" w:eastAsia="Kaiti SC" w:cs="Kaiti SC"/>
+                <w:b w:val="0"/>
+                <w:sz w:val="19"/>
+              </w:rPr>
+              <w:t>2026-08-21</w:t>
+            </w:r>
+          </w:p>
+        </w:tc>
+        <w:tc>
+          <w:tcPr>
+            <w:tcW w:type="dxa" w:w="2075"/>
+            <w:vAlign w:val="center"/>
+          </w:tcPr>
+          <w:p>
+            <w:pPr>
+              <w:spacing w:after="0" w:line="252" w:lineRule="auto"/>
+              <w:jc w:val="center"/>
+            </w:pPr>
+            <w:r/>
+            <w:r>
+              <w:rPr>
+                <w:rFonts w:ascii="Kaiti SC" w:hAnsi="Kaiti SC" w:eastAsia="Kaiti SC" w:cs="Kaiti SC"/>
+                <w:b w:val="0"/>
+                <w:sz w:val="19"/>
+              </w:rPr>
+              <w:t>蓝箭航天</w:t>
+            </w:r>
+          </w:p>
+        </w:tc>
+        <w:tc>
+          <w:tcPr>
+            <w:tcW w:type="dxa" w:w="2075"/>
+            <w:vAlign w:val="center"/>
+          </w:tcPr>
+          <w:p>
+            <w:pPr>
+              <w:spacing w:after="0" w:line="252" w:lineRule="auto"/>
+              <w:jc w:val="center"/>
+            </w:pPr>
+            <w:r/>
+            <w:r>
+              <w:rPr>
+                <w:rFonts w:ascii="Kaiti SC" w:hAnsi="Kaiti SC" w:eastAsia="Kaiti SC" w:cs="Kaiti SC"/>
+                <w:b w:val="0"/>
+                <w:sz w:val="19"/>
+              </w:rPr>
+              <w:t>发射与任务</w:t>
+            </w:r>
+          </w:p>
+        </w:tc>
+        <w:tc>
+          <w:tcPr>
+            <w:tcW w:type="dxa" w:w="2075"/>
+            <w:vAlign w:val="center"/>
+          </w:tcPr>
+          <w:p>
+            <w:pPr>
+              <w:spacing w:after="0" w:line="252" w:lineRule="auto"/>
+            </w:pPr>
+            <w:r/>
+            <w:r>
+              <w:rPr>
+                <w:rFonts w:ascii="Kaiti SC" w:hAnsi="Kaiti SC" w:eastAsia="Kaiti SC" w:cs="Kaiti SC"/>
+                <w:b w:val="0"/>
+                <w:sz w:val="19"/>
+              </w:rPr>
+              <w:t>Landspace aims to refly recovered Zhuque-3 booster within six months</w:t>
+            </w:r>
+          </w:p>
+        </w:tc>
+      </w:tr>
+      <w:tr>
+        <w:trPr>
+          <w:cantSplit/>
+        </w:trPr>
+        <w:tc>
+          <w:tcPr>
+            <w:tcW w:type="dxa" w:w="2075"/>
+            <w:vAlign w:val="center"/>
+          </w:tcPr>
+          <w:p>
+            <w:pPr>
+              <w:spacing w:after="0" w:line="252" w:lineRule="auto"/>
+              <w:jc w:val="center"/>
+            </w:pPr>
+            <w:r/>
+            <w:r>
+              <w:rPr>
+                <w:rFonts w:ascii="Kaiti SC" w:hAnsi="Kaiti SC" w:eastAsia="Kaiti SC" w:cs="Kaiti SC"/>
+                <w:b w:val="0"/>
+                <w:sz w:val="19"/>
+              </w:rPr>
+              <w:t>2026-08-21</w:t>
+            </w:r>
+          </w:p>
+        </w:tc>
+        <w:tc>
+          <w:tcPr>
+            <w:tcW w:type="dxa" w:w="2075"/>
+            <w:vAlign w:val="center"/>
+          </w:tcPr>
+          <w:p>
+            <w:pPr>
+              <w:spacing w:after="0" w:line="252" w:lineRule="auto"/>
+              <w:jc w:val="center"/>
+            </w:pPr>
+            <w:r/>
+            <w:r>
+              <w:rPr>
+                <w:rFonts w:ascii="Kaiti SC" w:hAnsi="Kaiti SC" w:eastAsia="Kaiti SC" w:cs="Kaiti SC"/>
+                <w:b w:val="0"/>
+                <w:sz w:val="19"/>
+              </w:rPr>
+              <w:t>蓝箭鸿擎</w:t>
+            </w:r>
+          </w:p>
+        </w:tc>
+        <w:tc>
+          <w:tcPr>
+            <w:tcW w:type="dxa" w:w="2075"/>
+            <w:vAlign w:val="center"/>
+          </w:tcPr>
+          <w:p>
+            <w:pPr>
+              <w:spacing w:after="0" w:line="252" w:lineRule="auto"/>
+              <w:jc w:val="center"/>
+            </w:pPr>
+            <w:r/>
+            <w:r>
+              <w:rPr>
+                <w:rFonts w:ascii="Kaiti SC" w:hAnsi="Kaiti SC" w:eastAsia="Kaiti SC" w:cs="Kaiti SC"/>
+                <w:b w:val="0"/>
+                <w:sz w:val="19"/>
+              </w:rPr>
+              <w:t>发射与任务</w:t>
+            </w:r>
+          </w:p>
+        </w:tc>
+        <w:tc>
+          <w:tcPr>
+            <w:tcW w:type="dxa" w:w="2075"/>
+            <w:vAlign w:val="center"/>
+          </w:tcPr>
+          <w:p>
+            <w:pPr>
+              <w:spacing w:after="0" w:line="252" w:lineRule="auto"/>
+            </w:pPr>
+            <w:r/>
+            <w:r>
+              <w:rPr>
+                <w:rFonts w:ascii="Kaiti SC" w:hAnsi="Kaiti SC" w:eastAsia="Kaiti SC" w:cs="Kaiti SC"/>
+                <w:b w:val="0"/>
+                <w:sz w:val="19"/>
+              </w:rPr>
+              <w:t>火箭回收、卫星入轨，蓝箭航天首次展示星箭协同能力 - 财富号</w:t>
+            </w:r>
+          </w:p>
+        </w:tc>
+      </w:tr>
+      <w:tr>
+        <w:trPr>
+          <w:cantSplit/>
+        </w:trPr>
+        <w:tc>
+          <w:tcPr>
+            <w:tcW w:type="dxa" w:w="2075"/>
+            <w:vAlign w:val="center"/>
+          </w:tcPr>
+          <w:p>
+            <w:pPr>
+              <w:spacing w:after="0" w:line="252" w:lineRule="auto"/>
+              <w:jc w:val="center"/>
+            </w:pPr>
+            <w:r/>
+            <w:r>
+              <w:rPr>
+                <w:rFonts w:ascii="Kaiti SC" w:hAnsi="Kaiti SC" w:eastAsia="Kaiti SC" w:cs="Kaiti SC"/>
+                <w:b w:val="0"/>
+                <w:sz w:val="19"/>
+              </w:rPr>
+              <w:t>2026-08-21</w:t>
+            </w:r>
+          </w:p>
+        </w:tc>
+        <w:tc>
+          <w:tcPr>
+            <w:tcW w:type="dxa" w:w="2075"/>
+            <w:vAlign w:val="center"/>
+          </w:tcPr>
+          <w:p>
+            <w:pPr>
+              <w:spacing w:after="0" w:line="252" w:lineRule="auto"/>
+              <w:jc w:val="center"/>
+            </w:pPr>
+            <w:r/>
+            <w:r>
+              <w:rPr>
+                <w:rFonts w:ascii="Kaiti SC" w:hAnsi="Kaiti SC" w:eastAsia="Kaiti SC" w:cs="Kaiti SC"/>
+                <w:b w:val="0"/>
+                <w:sz w:val="19"/>
+              </w:rPr>
+              <w:t>蓝箭航天</w:t>
+            </w:r>
+          </w:p>
+        </w:tc>
+        <w:tc>
+          <w:tcPr>
+            <w:tcW w:type="dxa" w:w="2075"/>
+            <w:vAlign w:val="center"/>
+          </w:tcPr>
+          <w:p>
+            <w:pPr>
+              <w:spacing w:after="0" w:line="252" w:lineRule="auto"/>
+              <w:jc w:val="center"/>
+            </w:pPr>
+            <w:r/>
+            <w:r>
+              <w:rPr>
+                <w:rFonts w:ascii="Kaiti SC" w:hAnsi="Kaiti SC" w:eastAsia="Kaiti SC" w:cs="Kaiti SC"/>
+                <w:b w:val="0"/>
+                <w:sz w:val="19"/>
+              </w:rPr>
+              <w:t>其他动态</w:t>
+            </w:r>
+          </w:p>
+        </w:tc>
+        <w:tc>
+          <w:tcPr>
+            <w:tcW w:type="dxa" w:w="2075"/>
+            <w:vAlign w:val="center"/>
+          </w:tcPr>
+          <w:p>
+            <w:pPr>
+              <w:spacing w:after="0" w:line="252" w:lineRule="auto"/>
+            </w:pPr>
+            <w:r/>
+            <w:r>
+              <w:rPr>
+                <w:rFonts w:ascii="Kaiti SC" w:hAnsi="Kaiti SC" w:eastAsia="Kaiti SC" w:cs="Kaiti SC"/>
+                <w:b w:val="0"/>
+                <w:sz w:val="19"/>
+              </w:rPr>
+              <w:t>我国首次！朱雀三号，实现火箭陆地回收 - 证券时报</w:t>
+            </w:r>
+          </w:p>
+        </w:tc>
+      </w:tr>
+      <w:tr>
+        <w:trPr>
+          <w:cantSplit/>
+        </w:trPr>
+        <w:tc>
+          <w:tcPr>
+            <w:tcW w:type="dxa" w:w="2075"/>
+            <w:vAlign w:val="center"/>
+          </w:tcPr>
+          <w:p>
+            <w:pPr>
+              <w:spacing w:after="0" w:line="252" w:lineRule="auto"/>
+              <w:jc w:val="center"/>
+            </w:pPr>
+            <w:r/>
+            <w:r>
+              <w:rPr>
+                <w:rFonts w:ascii="Kaiti SC" w:hAnsi="Kaiti SC" w:eastAsia="Kaiti SC" w:cs="Kaiti SC"/>
+                <w:b w:val="0"/>
+                <w:sz w:val="19"/>
+              </w:rPr>
+              <w:t>2026-08-20</w:t>
+            </w:r>
+          </w:p>
+        </w:tc>
+        <w:tc>
+          <w:tcPr>
+            <w:tcW w:type="dxa" w:w="2075"/>
+            <w:vAlign w:val="center"/>
+          </w:tcPr>
+          <w:p>
+            <w:pPr>
+              <w:spacing w:after="0" w:line="252" w:lineRule="auto"/>
+              <w:jc w:val="center"/>
+            </w:pPr>
+            <w:r/>
+            <w:r>
+              <w:rPr>
+                <w:rFonts w:ascii="Kaiti SC" w:hAnsi="Kaiti SC" w:eastAsia="Kaiti SC" w:cs="Kaiti SC"/>
+                <w:b w:val="0"/>
+                <w:sz w:val="19"/>
+              </w:rPr>
+              <w:t>垣信卫星</w:t>
+            </w:r>
+          </w:p>
+        </w:tc>
+        <w:tc>
+          <w:tcPr>
+            <w:tcW w:type="dxa" w:w="2075"/>
+            <w:vAlign w:val="center"/>
+          </w:tcPr>
+          <w:p>
+            <w:pPr>
+              <w:spacing w:after="0" w:line="252" w:lineRule="auto"/>
+              <w:jc w:val="center"/>
+            </w:pPr>
+            <w:r/>
+            <w:r>
+              <w:rPr>
+                <w:rFonts w:ascii="Kaiti SC" w:hAnsi="Kaiti SC" w:eastAsia="Kaiti SC" w:cs="Kaiti SC"/>
+                <w:b w:val="0"/>
+                <w:sz w:val="19"/>
+              </w:rPr>
+              <w:t>融资与资本</w:t>
+            </w:r>
+          </w:p>
+        </w:tc>
+        <w:tc>
+          <w:tcPr>
+            <w:tcW w:type="dxa" w:w="2075"/>
+            <w:vAlign w:val="center"/>
+          </w:tcPr>
+          <w:p>
+            <w:pPr>
+              <w:spacing w:after="0" w:line="252" w:lineRule="auto"/>
+            </w:pPr>
+            <w:r/>
+            <w:r>
+              <w:rPr>
+                <w:rFonts w:ascii="Kaiti SC" w:hAnsi="Kaiti SC" w:eastAsia="Kaiti SC" w:cs="Kaiti SC"/>
+                <w:b w:val="0"/>
+                <w:sz w:val="19"/>
+              </w:rPr>
+              <w:t>SpaceSail Secures $1B Series B Funding for Qianfan Constellation - News and Statistics - IndexBox</w:t>
+            </w:r>
+          </w:p>
+        </w:tc>
+      </w:tr>
+      <w:tr>
+        <w:trPr>
+          <w:cantSplit/>
+        </w:trPr>
+        <w:tc>
+          <w:tcPr>
+            <w:tcW w:type="dxa" w:w="2075"/>
+            <w:vAlign w:val="center"/>
+          </w:tcPr>
+          <w:p>
+            <w:pPr>
+              <w:spacing w:after="0" w:line="252" w:lineRule="auto"/>
+              <w:jc w:val="center"/>
+            </w:pPr>
+            <w:r/>
+            <w:r>
+              <w:rPr>
+                <w:rFonts w:ascii="Kaiti SC" w:hAnsi="Kaiti SC" w:eastAsia="Kaiti SC" w:cs="Kaiti SC"/>
+                <w:b w:val="0"/>
+                <w:sz w:val="19"/>
+              </w:rPr>
+              <w:t>2026-08-20</w:t>
+            </w:r>
+          </w:p>
+        </w:tc>
+        <w:tc>
+          <w:tcPr>
+            <w:tcW w:type="dxa" w:w="2075"/>
+            <w:vAlign w:val="center"/>
+          </w:tcPr>
+          <w:p>
+            <w:pPr>
+              <w:spacing w:after="0" w:line="252" w:lineRule="auto"/>
+              <w:jc w:val="center"/>
+            </w:pPr>
+            <w:r/>
+            <w:r>
+              <w:rPr>
+                <w:rFonts w:ascii="Kaiti SC" w:hAnsi="Kaiti SC" w:eastAsia="Kaiti SC" w:cs="Kaiti SC"/>
+                <w:b w:val="0"/>
+                <w:sz w:val="19"/>
+              </w:rPr>
+              <w:t>蓝箭航天</w:t>
+            </w:r>
+          </w:p>
+        </w:tc>
+        <w:tc>
+          <w:tcPr>
+            <w:tcW w:type="dxa" w:w="2075"/>
+            <w:vAlign w:val="center"/>
+          </w:tcPr>
+          <w:p>
+            <w:pPr>
+              <w:spacing w:after="0" w:line="252" w:lineRule="auto"/>
+              <w:jc w:val="center"/>
+            </w:pPr>
+            <w:r/>
+            <w:r>
+              <w:rPr>
+                <w:rFonts w:ascii="Kaiti SC" w:hAnsi="Kaiti SC" w:eastAsia="Kaiti SC" w:cs="Kaiti SC"/>
+                <w:b w:val="0"/>
+                <w:sz w:val="19"/>
+              </w:rPr>
+              <w:t>发射与任务</w:t>
+            </w:r>
+          </w:p>
+        </w:tc>
+        <w:tc>
+          <w:tcPr>
+            <w:tcW w:type="dxa" w:w="2075"/>
+            <w:vAlign w:val="center"/>
+          </w:tcPr>
+          <w:p>
+            <w:pPr>
+              <w:spacing w:after="0" w:line="252" w:lineRule="auto"/>
+            </w:pPr>
+            <w:r/>
+            <w:r>
+              <w:rPr>
+                <w:rFonts w:ascii="Kaiti SC" w:hAnsi="Kaiti SC" w:eastAsia="Kaiti SC" w:cs="Kaiti SC"/>
+                <w:b w:val="0"/>
+                <w:sz w:val="19"/>
+              </w:rPr>
+              <w:t>朱雀三号遥二实现我国首次运载火箭一子级陆地支腿回收 - 中国科技网</w:t>
+            </w:r>
+          </w:p>
+        </w:tc>
+      </w:tr>
+      <w:tr>
+        <w:trPr>
+          <w:cantSplit/>
+        </w:trPr>
+        <w:tc>
+          <w:tcPr>
+            <w:tcW w:type="dxa" w:w="2075"/>
+            <w:vAlign w:val="center"/>
+          </w:tcPr>
+          <w:p>
+            <w:pPr>
+              <w:spacing w:after="0" w:line="252" w:lineRule="auto"/>
+              <w:jc w:val="center"/>
+            </w:pPr>
+            <w:r/>
+            <w:r>
+              <w:rPr>
+                <w:rFonts w:ascii="Kaiti SC" w:hAnsi="Kaiti SC" w:eastAsia="Kaiti SC" w:cs="Kaiti SC"/>
+                <w:b w:val="0"/>
+                <w:sz w:val="19"/>
+              </w:rPr>
+              <w:t>2026-08-20</w:t>
+            </w:r>
+          </w:p>
+        </w:tc>
+        <w:tc>
+          <w:tcPr>
+            <w:tcW w:type="dxa" w:w="2075"/>
+            <w:vAlign w:val="center"/>
+          </w:tcPr>
+          <w:p>
+            <w:pPr>
+              <w:spacing w:after="0" w:line="252" w:lineRule="auto"/>
+              <w:jc w:val="center"/>
+            </w:pPr>
+            <w:r/>
+            <w:r>
+              <w:rPr>
+                <w:rFonts w:ascii="Kaiti SC" w:hAnsi="Kaiti SC" w:eastAsia="Kaiti SC" w:cs="Kaiti SC"/>
+                <w:b w:val="0"/>
+                <w:sz w:val="19"/>
+              </w:rPr>
+              <w:t>SpaceX</w:t>
+            </w:r>
+          </w:p>
+        </w:tc>
+        <w:tc>
+          <w:tcPr>
+            <w:tcW w:type="dxa" w:w="2075"/>
+            <w:vAlign w:val="center"/>
+          </w:tcPr>
+          <w:p>
+            <w:pPr>
+              <w:spacing w:after="0" w:line="252" w:lineRule="auto"/>
+              <w:jc w:val="center"/>
+            </w:pPr>
+            <w:r/>
+            <w:r>
+              <w:rPr>
+                <w:rFonts w:ascii="Kaiti SC" w:hAnsi="Kaiti SC" w:eastAsia="Kaiti SC" w:cs="Kaiti SC"/>
+                <w:b w:val="0"/>
+                <w:sz w:val="19"/>
+              </w:rPr>
+              <w:t>发射与任务</w:t>
+            </w:r>
+          </w:p>
+        </w:tc>
+        <w:tc>
+          <w:tcPr>
+            <w:tcW w:type="dxa" w:w="2075"/>
+            <w:vAlign w:val="center"/>
+          </w:tcPr>
+          <w:p>
+            <w:pPr>
+              <w:spacing w:after="0" w:line="252" w:lineRule="auto"/>
+            </w:pPr>
+            <w:r/>
+            <w:r>
+              <w:rPr>
+                <w:rFonts w:ascii="Kaiti SC" w:hAnsi="Kaiti SC" w:eastAsia="Kaiti SC" w:cs="Kaiti SC"/>
+                <w:b w:val="0"/>
+                <w:sz w:val="19"/>
+              </w:rPr>
+              <w:t>WATCH LIVE: SpaceX Falcon 9 launches 29 Starlink satellites from Florida</w:t>
+            </w:r>
+          </w:p>
+        </w:tc>
+      </w:tr>
+      <w:tr>
+        <w:trPr>
+          <w:cantSplit/>
+        </w:trPr>
+        <w:tc>
+          <w:tcPr>
+            <w:tcW w:type="dxa" w:w="2075"/>
+            <w:vAlign w:val="center"/>
+          </w:tcPr>
+          <w:p>
+            <w:pPr>
+              <w:spacing w:after="0" w:line="252" w:lineRule="auto"/>
+              <w:jc w:val="center"/>
+            </w:pPr>
+            <w:r/>
+            <w:r>
+              <w:rPr>
+                <w:rFonts w:ascii="Kaiti SC" w:hAnsi="Kaiti SC" w:eastAsia="Kaiti SC" w:cs="Kaiti SC"/>
+                <w:b w:val="0"/>
+                <w:sz w:val="19"/>
+              </w:rPr>
+              <w:t>2026-08-20</w:t>
+            </w:r>
+          </w:p>
+        </w:tc>
+        <w:tc>
+          <w:tcPr>
+            <w:tcW w:type="dxa" w:w="2075"/>
+            <w:vAlign w:val="center"/>
+          </w:tcPr>
+          <w:p>
+            <w:pPr>
+              <w:spacing w:after="0" w:line="252" w:lineRule="auto"/>
+              <w:jc w:val="center"/>
+            </w:pPr>
+            <w:r/>
+            <w:r>
+              <w:rPr>
+                <w:rFonts w:ascii="Kaiti SC" w:hAnsi="Kaiti SC" w:eastAsia="Kaiti SC" w:cs="Kaiti SC"/>
+                <w:b w:val="0"/>
+                <w:sz w:val="19"/>
+              </w:rPr>
+              <w:t>蓝箭航天</w:t>
+            </w:r>
+          </w:p>
+        </w:tc>
+        <w:tc>
+          <w:tcPr>
+            <w:tcW w:type="dxa" w:w="2075"/>
+            <w:vAlign w:val="center"/>
+          </w:tcPr>
+          <w:p>
+            <w:pPr>
+              <w:spacing w:after="0" w:line="252" w:lineRule="auto"/>
+              <w:jc w:val="center"/>
+            </w:pPr>
+            <w:r/>
+            <w:r>
+              <w:rPr>
+                <w:rFonts w:ascii="Kaiti SC" w:hAnsi="Kaiti SC" w:eastAsia="Kaiti SC" w:cs="Kaiti SC"/>
+                <w:b w:val="0"/>
+                <w:sz w:val="19"/>
+              </w:rPr>
+              <w:t>发射与任务</w:t>
+            </w:r>
+          </w:p>
+        </w:tc>
+        <w:tc>
+          <w:tcPr>
+            <w:tcW w:type="dxa" w:w="2075"/>
+            <w:vAlign w:val="center"/>
+          </w:tcPr>
+          <w:p>
+            <w:pPr>
+              <w:spacing w:after="0" w:line="252" w:lineRule="auto"/>
+            </w:pPr>
+            <w:r/>
+            <w:r>
+              <w:rPr>
+                <w:rFonts w:ascii="Kaiti SC" w:hAnsi="Kaiti SC" w:eastAsia="Kaiti SC" w:cs="Kaiti SC"/>
+                <w:b w:val="0"/>
+                <w:sz w:val="19"/>
+              </w:rPr>
+              <w:t>LandSpace Successfully Recovers ‘Zhuque-3’ Booster, Diversifying China’s Reusable Rocket Ambitions</w:t>
+            </w:r>
+          </w:p>
+        </w:tc>
+      </w:tr>
+      <w:tr>
+        <w:trPr>
+          <w:cantSplit/>
+        </w:trPr>
+        <w:tc>
+          <w:tcPr>
+            <w:tcW w:type="dxa" w:w="2075"/>
+            <w:vAlign w:val="center"/>
+          </w:tcPr>
+          <w:p>
+            <w:pPr>
+              <w:spacing w:after="0" w:line="252" w:lineRule="auto"/>
+              <w:jc w:val="center"/>
+            </w:pPr>
+            <w:r/>
+            <w:r>
+              <w:rPr>
+                <w:rFonts w:ascii="Kaiti SC" w:hAnsi="Kaiti SC" w:eastAsia="Kaiti SC" w:cs="Kaiti SC"/>
+                <w:b w:val="0"/>
+                <w:sz w:val="19"/>
+              </w:rPr>
+              <w:t>2026-08-20</w:t>
+            </w:r>
+          </w:p>
+        </w:tc>
+        <w:tc>
+          <w:tcPr>
+            <w:tcW w:type="dxa" w:w="2075"/>
+            <w:vAlign w:val="center"/>
+          </w:tcPr>
+          <w:p>
+            <w:pPr>
+              <w:spacing w:after="0" w:line="252" w:lineRule="auto"/>
+              <w:jc w:val="center"/>
+            </w:pPr>
+            <w:r/>
+            <w:r>
+              <w:rPr>
+                <w:rFonts w:ascii="Kaiti SC" w:hAnsi="Kaiti SC" w:eastAsia="Kaiti SC" w:cs="Kaiti SC"/>
+                <w:b w:val="0"/>
+                <w:sz w:val="19"/>
+              </w:rPr>
+              <w:t>蓝箭航天</w:t>
+            </w:r>
+          </w:p>
+        </w:tc>
+        <w:tc>
+          <w:tcPr>
+            <w:tcW w:type="dxa" w:w="2075"/>
+            <w:vAlign w:val="center"/>
+          </w:tcPr>
+          <w:p>
+            <w:pPr>
+              <w:spacing w:after="0" w:line="252" w:lineRule="auto"/>
+              <w:jc w:val="center"/>
+            </w:pPr>
+            <w:r/>
+            <w:r>
+              <w:rPr>
+                <w:rFonts w:ascii="Kaiti SC" w:hAnsi="Kaiti SC" w:eastAsia="Kaiti SC" w:cs="Kaiti SC"/>
+                <w:b w:val="0"/>
+                <w:sz w:val="19"/>
+              </w:rPr>
+              <w:t>其他动态</w:t>
+            </w:r>
+          </w:p>
+        </w:tc>
+        <w:tc>
+          <w:tcPr>
+            <w:tcW w:type="dxa" w:w="2075"/>
+            <w:vAlign w:val="center"/>
+          </w:tcPr>
+          <w:p>
+            <w:pPr>
+              <w:spacing w:after="0" w:line="252" w:lineRule="auto"/>
+            </w:pPr>
+            <w:r/>
+            <w:r>
+              <w:rPr>
+                <w:rFonts w:ascii="Kaiti SC" w:hAnsi="Kaiti SC" w:eastAsia="Kaiti SC" w:cs="Kaiti SC"/>
+                <w:b w:val="0"/>
+                <w:sz w:val="19"/>
+              </w:rPr>
+              <w:t>朱雀三号完成一子级回收！关注航天修复反弹机遇 - Jiemian.com</w:t>
+            </w:r>
+          </w:p>
+        </w:tc>
+      </w:tr>
+      <w:tr>
+        <w:trPr>
+          <w:cantSplit/>
+        </w:trPr>
+        <w:tc>
+          <w:tcPr>
+            <w:tcW w:type="dxa" w:w="2075"/>
+            <w:vAlign w:val="center"/>
+          </w:tcPr>
+          <w:p>
+            <w:pPr>
+              <w:spacing w:after="0" w:line="252" w:lineRule="auto"/>
+              <w:jc w:val="center"/>
+            </w:pPr>
+            <w:r/>
+            <w:r>
+              <w:rPr>
+                <w:rFonts w:ascii="Kaiti SC" w:hAnsi="Kaiti SC" w:eastAsia="Kaiti SC" w:cs="Kaiti SC"/>
+                <w:b w:val="0"/>
+                <w:sz w:val="19"/>
+              </w:rPr>
+              <w:t>2026-08-20</w:t>
+            </w:r>
+          </w:p>
+        </w:tc>
+        <w:tc>
+          <w:tcPr>
+            <w:tcW w:type="dxa" w:w="2075"/>
+            <w:vAlign w:val="center"/>
+          </w:tcPr>
+          <w:p>
+            <w:pPr>
+              <w:spacing w:after="0" w:line="252" w:lineRule="auto"/>
+              <w:jc w:val="center"/>
+            </w:pPr>
+            <w:r/>
+            <w:r>
+              <w:rPr>
+                <w:rFonts w:ascii="Kaiti SC" w:hAnsi="Kaiti SC" w:eastAsia="Kaiti SC" w:cs="Kaiti SC"/>
+                <w:b w:val="0"/>
+                <w:sz w:val="19"/>
+              </w:rPr>
+              <w:t>垣信卫星</w:t>
+            </w:r>
+          </w:p>
+        </w:tc>
+        <w:tc>
+          <w:tcPr>
+            <w:tcW w:type="dxa" w:w="2075"/>
+            <w:vAlign w:val="center"/>
+          </w:tcPr>
+          <w:p>
+            <w:pPr>
+              <w:spacing w:after="0" w:line="252" w:lineRule="auto"/>
+              <w:jc w:val="center"/>
+            </w:pPr>
+            <w:r/>
+            <w:r>
+              <w:rPr>
+                <w:rFonts w:ascii="Kaiti SC" w:hAnsi="Kaiti SC" w:eastAsia="Kaiti SC" w:cs="Kaiti SC"/>
+                <w:b w:val="0"/>
+                <w:sz w:val="19"/>
+              </w:rPr>
+              <w:t>融资与资本</w:t>
+            </w:r>
+          </w:p>
+        </w:tc>
+        <w:tc>
+          <w:tcPr>
+            <w:tcW w:type="dxa" w:w="2075"/>
+            <w:vAlign w:val="center"/>
+          </w:tcPr>
+          <w:p>
+            <w:pPr>
+              <w:spacing w:after="0" w:line="252" w:lineRule="auto"/>
+            </w:pPr>
+            <w:r/>
+            <w:r>
+              <w:rPr>
+                <w:rFonts w:ascii="Kaiti SC" w:hAnsi="Kaiti SC" w:eastAsia="Kaiti SC" w:cs="Kaiti SC"/>
+                <w:b w:val="0"/>
+                <w:sz w:val="19"/>
+              </w:rPr>
+              <w:t>垣信卫星完成70亿元B轮融资 估值约500亿元 - 观点网</w:t>
+            </w:r>
+          </w:p>
+        </w:tc>
+      </w:tr>
+      <w:tr>
+        <w:trPr>
+          <w:cantSplit/>
+        </w:trPr>
+        <w:tc>
+          <w:tcPr>
+            <w:tcW w:type="dxa" w:w="2075"/>
+            <w:vAlign w:val="center"/>
+          </w:tcPr>
+          <w:p>
+            <w:pPr>
+              <w:spacing w:after="0" w:line="252" w:lineRule="auto"/>
+              <w:jc w:val="center"/>
+            </w:pPr>
+            <w:r/>
+            <w:r>
+              <w:rPr>
+                <w:rFonts w:ascii="Kaiti SC" w:hAnsi="Kaiti SC" w:eastAsia="Kaiti SC" w:cs="Kaiti SC"/>
+                <w:b w:val="0"/>
+                <w:sz w:val="19"/>
+              </w:rPr>
+              <w:t>2026-08-20</w:t>
+            </w:r>
+          </w:p>
+        </w:tc>
+        <w:tc>
+          <w:tcPr>
+            <w:tcW w:type="dxa" w:w="2075"/>
+            <w:vAlign w:val="center"/>
+          </w:tcPr>
+          <w:p>
+            <w:pPr>
+              <w:spacing w:after="0" w:line="252" w:lineRule="auto"/>
+              <w:jc w:val="center"/>
+            </w:pPr>
+            <w:r/>
+            <w:r>
+              <w:rPr>
+                <w:rFonts w:ascii="Kaiti SC" w:hAnsi="Kaiti SC" w:eastAsia="Kaiti SC" w:cs="Kaiti SC"/>
+                <w:b w:val="0"/>
+                <w:sz w:val="19"/>
+              </w:rPr>
+              <w:t>垣信卫星</w:t>
+            </w:r>
+          </w:p>
+        </w:tc>
+        <w:tc>
+          <w:tcPr>
+            <w:tcW w:type="dxa" w:w="2075"/>
+            <w:vAlign w:val="center"/>
+          </w:tcPr>
+          <w:p>
+            <w:pPr>
+              <w:spacing w:after="0" w:line="252" w:lineRule="auto"/>
+              <w:jc w:val="center"/>
+            </w:pPr>
+            <w:r/>
+            <w:r>
+              <w:rPr>
+                <w:rFonts w:ascii="Kaiti SC" w:hAnsi="Kaiti SC" w:eastAsia="Kaiti SC" w:cs="Kaiti SC"/>
+                <w:b w:val="0"/>
+                <w:sz w:val="19"/>
+              </w:rPr>
+              <w:t>融资与资本</w:t>
+            </w:r>
+          </w:p>
+        </w:tc>
+        <w:tc>
+          <w:tcPr>
+            <w:tcW w:type="dxa" w:w="2075"/>
+            <w:vAlign w:val="center"/>
+          </w:tcPr>
+          <w:p>
+            <w:pPr>
+              <w:spacing w:after="0" w:line="252" w:lineRule="auto"/>
+            </w:pPr>
+            <w:r/>
+            <w:r>
+              <w:rPr>
+                <w:rFonts w:ascii="Kaiti SC" w:hAnsi="Kaiti SC" w:eastAsia="Kaiti SC" w:cs="Kaiti SC"/>
+                <w:b w:val="0"/>
+                <w:sz w:val="19"/>
+              </w:rPr>
+              <w:t>垣信卫星完成70亿元B轮融资 卫星互联网规模化发展加速 - 证券时报</w:t>
+            </w:r>
+          </w:p>
+        </w:tc>
+      </w:tr>
+      <w:tr>
+        <w:trPr>
+          <w:cantSplit/>
+        </w:trPr>
+        <w:tc>
+          <w:tcPr>
+            <w:tcW w:type="dxa" w:w="2075"/>
+            <w:vAlign w:val="center"/>
+          </w:tcPr>
+          <w:p>
+            <w:pPr>
+              <w:spacing w:after="0" w:line="252" w:lineRule="auto"/>
+              <w:jc w:val="center"/>
+            </w:pPr>
+            <w:r/>
+            <w:r>
+              <w:rPr>
+                <w:rFonts w:ascii="Kaiti SC" w:hAnsi="Kaiti SC" w:eastAsia="Kaiti SC" w:cs="Kaiti SC"/>
+                <w:b w:val="0"/>
+                <w:sz w:val="19"/>
+              </w:rPr>
+              <w:t>2026-08-19</w:t>
+            </w:r>
+          </w:p>
+        </w:tc>
+        <w:tc>
+          <w:tcPr>
+            <w:tcW w:type="dxa" w:w="2075"/>
+            <w:vAlign w:val="center"/>
+          </w:tcPr>
+          <w:p>
+            <w:pPr>
+              <w:spacing w:after="0" w:line="252" w:lineRule="auto"/>
+              <w:jc w:val="center"/>
+            </w:pPr>
+            <w:r/>
+            <w:r>
+              <w:rPr>
+                <w:rFonts w:ascii="Kaiti SC" w:hAnsi="Kaiti SC" w:eastAsia="Kaiti SC" w:cs="Kaiti SC"/>
+                <w:b w:val="0"/>
+                <w:sz w:val="19"/>
+              </w:rPr>
+              <w:t>蓝箭航天</w:t>
+            </w:r>
+          </w:p>
+        </w:tc>
+        <w:tc>
+          <w:tcPr>
+            <w:tcW w:type="dxa" w:w="2075"/>
+            <w:vAlign w:val="center"/>
+          </w:tcPr>
+          <w:p>
+            <w:pPr>
+              <w:spacing w:after="0" w:line="252" w:lineRule="auto"/>
+              <w:jc w:val="center"/>
+            </w:pPr>
+            <w:r/>
+            <w:r>
+              <w:rPr>
+                <w:rFonts w:ascii="Kaiti SC" w:hAnsi="Kaiti SC" w:eastAsia="Kaiti SC" w:cs="Kaiti SC"/>
+                <w:b w:val="0"/>
+                <w:sz w:val="19"/>
+              </w:rPr>
+              <w:t>其他动态</w:t>
+            </w:r>
+          </w:p>
+        </w:tc>
+        <w:tc>
+          <w:tcPr>
+            <w:tcW w:type="dxa" w:w="2075"/>
+            <w:vAlign w:val="center"/>
+          </w:tcPr>
+          <w:p>
+            <w:pPr>
+              <w:spacing w:after="0" w:line="252" w:lineRule="auto"/>
+            </w:pPr>
+            <w:r/>
+            <w:r>
+              <w:rPr>
+                <w:rFonts w:ascii="Kaiti SC" w:hAnsi="Kaiti SC" w:eastAsia="Kaiti SC" w:cs="Kaiti SC"/>
+                <w:b w:val="0"/>
+                <w:sz w:val="19"/>
+              </w:rPr>
+              <w:t>China successfully lands its Zhuque-3 rocket, rivaling Blue Origin and SpaceX</w:t>
+            </w:r>
+          </w:p>
+        </w:tc>
+      </w:tr>
+      <w:tr>
+        <w:trPr>
+          <w:cantSplit/>
+        </w:trPr>
+        <w:tc>
+          <w:tcPr>
+            <w:tcW w:type="dxa" w:w="2075"/>
+            <w:vAlign w:val="center"/>
+          </w:tcPr>
+          <w:p>
+            <w:pPr>
+              <w:spacing w:after="0" w:line="252" w:lineRule="auto"/>
+              <w:jc w:val="center"/>
+            </w:pPr>
+            <w:r/>
+            <w:r>
+              <w:rPr>
+                <w:rFonts w:ascii="Kaiti SC" w:hAnsi="Kaiti SC" w:eastAsia="Kaiti SC" w:cs="Kaiti SC"/>
+                <w:b w:val="0"/>
+                <w:sz w:val="19"/>
+              </w:rPr>
+              <w:t>2026-08-19</w:t>
+            </w:r>
+          </w:p>
+        </w:tc>
+        <w:tc>
+          <w:tcPr>
+            <w:tcW w:type="dxa" w:w="2075"/>
+            <w:vAlign w:val="center"/>
+          </w:tcPr>
+          <w:p>
+            <w:pPr>
+              <w:spacing w:after="0" w:line="252" w:lineRule="auto"/>
+              <w:jc w:val="center"/>
+            </w:pPr>
+            <w:r/>
+            <w:r>
+              <w:rPr>
+                <w:rFonts w:ascii="Kaiti SC" w:hAnsi="Kaiti SC" w:eastAsia="Kaiti SC" w:cs="Kaiti SC"/>
+                <w:b w:val="0"/>
+                <w:sz w:val="19"/>
+              </w:rPr>
+              <w:t>蓝箭航天</w:t>
+            </w:r>
+          </w:p>
+        </w:tc>
+        <w:tc>
+          <w:tcPr>
+            <w:tcW w:type="dxa" w:w="2075"/>
+            <w:vAlign w:val="center"/>
+          </w:tcPr>
+          <w:p>
+            <w:pPr>
+              <w:spacing w:after="0" w:line="252" w:lineRule="auto"/>
+              <w:jc w:val="center"/>
+            </w:pPr>
+            <w:r/>
+            <w:r>
+              <w:rPr>
+                <w:rFonts w:ascii="Kaiti SC" w:hAnsi="Kaiti SC" w:eastAsia="Kaiti SC" w:cs="Kaiti SC"/>
+                <w:b w:val="0"/>
+                <w:sz w:val="19"/>
+              </w:rPr>
+              <w:t>发射与任务</w:t>
+            </w:r>
+          </w:p>
+        </w:tc>
+        <w:tc>
+          <w:tcPr>
+            <w:tcW w:type="dxa" w:w="2075"/>
+            <w:vAlign w:val="center"/>
+          </w:tcPr>
+          <w:p>
+            <w:pPr>
+              <w:spacing w:after="0" w:line="252" w:lineRule="auto"/>
+            </w:pPr>
+            <w:r/>
+            <w:r>
+              <w:rPr>
+                <w:rFonts w:ascii="Kaiti SC" w:hAnsi="Kaiti SC" w:eastAsia="Kaiti SC" w:cs="Kaiti SC"/>
+                <w:b w:val="0"/>
+                <w:sz w:val="19"/>
+              </w:rPr>
+              <w:t>中国首次实现运载火箭陆地回收！朱雀三号遥二一子级按预定程序成功软着陆 - thepaper.cn</w:t>
+            </w:r>
+          </w:p>
+        </w:tc>
+      </w:tr>
+      <w:tr>
+        <w:trPr>
+          <w:cantSplit/>
+        </w:trPr>
+        <w:tc>
+          <w:tcPr>
+            <w:tcW w:type="dxa" w:w="2075"/>
+            <w:vAlign w:val="center"/>
+          </w:tcPr>
+          <w:p>
+            <w:pPr>
+              <w:spacing w:after="0" w:line="252" w:lineRule="auto"/>
+              <w:jc w:val="center"/>
+            </w:pPr>
+            <w:r/>
+            <w:r>
+              <w:rPr>
+                <w:rFonts w:ascii="Kaiti SC" w:hAnsi="Kaiti SC" w:eastAsia="Kaiti SC" w:cs="Kaiti SC"/>
+                <w:b w:val="0"/>
+                <w:sz w:val="19"/>
+              </w:rPr>
+              <w:t>2026-08-19</w:t>
             </w:r>
           </w:p>
         </w:tc>
@@ -619,95 +2006,7 @@
                 <w:b w:val="0"/>
                 <w:sz w:val="19"/>
               </w:rPr>
-              <w:t>2026-08-15</w:t>
-            </w:r>
-          </w:p>
-        </w:tc>
-        <w:tc>
-          <w:tcPr>
-            <w:tcW w:type="dxa" w:w="2075"/>
-            <w:vAlign w:val="center"/>
-          </w:tcPr>
-          <w:p>
-            <w:pPr>
-              <w:spacing w:after="0" w:line="252" w:lineRule="auto"/>
-              <w:jc w:val="center"/>
-            </w:pPr>
-            <w:r/>
-            <w:r>
-              <w:rPr>
-                <w:rFonts w:ascii="Kaiti SC" w:hAnsi="Kaiti SC" w:eastAsia="Kaiti SC" w:cs="Kaiti SC"/>
-                <w:b w:val="0"/>
-                <w:sz w:val="19"/>
-              </w:rPr>
-              <w:t>星际荣耀</w:t>
-            </w:r>
-          </w:p>
-        </w:tc>
-        <w:tc>
-          <w:tcPr>
-            <w:tcW w:type="dxa" w:w="2075"/>
-            <w:vAlign w:val="center"/>
-          </w:tcPr>
-          <w:p>
-            <w:pPr>
-              <w:spacing w:after="0" w:line="252" w:lineRule="auto"/>
-              <w:jc w:val="center"/>
-            </w:pPr>
-            <w:r/>
-            <w:r>
-              <w:rPr>
-                <w:rFonts w:ascii="Kaiti SC" w:hAnsi="Kaiti SC" w:eastAsia="Kaiti SC" w:cs="Kaiti SC"/>
-                <w:b w:val="0"/>
-                <w:sz w:val="19"/>
-              </w:rPr>
-              <w:t>发射与任务</w:t>
-            </w:r>
-          </w:p>
-        </w:tc>
-        <w:tc>
-          <w:tcPr>
-            <w:tcW w:type="dxa" w:w="2075"/>
-            <w:vAlign w:val="center"/>
-          </w:tcPr>
-          <w:p>
-            <w:pPr>
-              <w:spacing w:after="0" w:line="252" w:lineRule="auto"/>
-            </w:pPr>
-            <w:r/>
-            <w:r>
-              <w:rPr>
-                <w:rFonts w:ascii="Kaiti SC" w:hAnsi="Kaiti SC" w:eastAsia="Kaiti SC" w:cs="Kaiti SC"/>
-                <w:b w:val="0"/>
-                <w:sz w:val="19"/>
-              </w:rPr>
-              <w:t>星际荣耀SQX-3运载火箭整流罩静力试验取得成功 - 证券时报</w:t>
-            </w:r>
-          </w:p>
-        </w:tc>
-      </w:tr>
-      <w:tr>
-        <w:trPr>
-          <w:cantSplit/>
-        </w:trPr>
-        <w:tc>
-          <w:tcPr>
-            <w:tcW w:type="dxa" w:w="2075"/>
-            <w:vAlign w:val="center"/>
-          </w:tcPr>
-          <w:p>
-            <w:pPr>
-              <w:spacing w:after="0" w:line="252" w:lineRule="auto"/>
-              <w:jc w:val="center"/>
-            </w:pPr>
-            <w:r/>
-            <w:r>
-              <w:rPr>
-                <w:rFonts w:ascii="Kaiti SC" w:hAnsi="Kaiti SC" w:eastAsia="Kaiti SC" w:cs="Kaiti SC"/>
-                <w:b w:val="0"/>
-                <w:sz w:val="19"/>
-              </w:rPr>
-              <w:t>2026-08-15</w:t>
+              <w:t>2026-08-19</w:t>
             </w:r>
           </w:p>
         </w:tc>
@@ -769,1327 +2068,7 @@
                 <w:b w:val="0"/>
                 <w:sz w:val="19"/>
               </w:rPr>
-              <w:t>国防军工行业周报：力箭一号遥十七火箭拟近期在广东海域实施首次海上发射_行业研究_研报 - 证券之星</w:t>
-            </w:r>
-          </w:p>
-        </w:tc>
-      </w:tr>
-      <w:tr>
-        <w:trPr>
-          <w:cantSplit/>
-        </w:trPr>
-        <w:tc>
-          <w:tcPr>
-            <w:tcW w:type="dxa" w:w="2075"/>
-            <w:vAlign w:val="center"/>
-          </w:tcPr>
-          <w:p>
-            <w:pPr>
-              <w:spacing w:after="0" w:line="252" w:lineRule="auto"/>
-              <w:jc w:val="center"/>
-            </w:pPr>
-            <w:r/>
-            <w:r>
-              <w:rPr>
-                <w:rFonts w:ascii="Kaiti SC" w:hAnsi="Kaiti SC" w:eastAsia="Kaiti SC" w:cs="Kaiti SC"/>
-                <w:b w:val="0"/>
-                <w:sz w:val="19"/>
-              </w:rPr>
-              <w:t>2026-08-13</w:t>
-            </w:r>
-          </w:p>
-        </w:tc>
-        <w:tc>
-          <w:tcPr>
-            <w:tcW w:type="dxa" w:w="2075"/>
-            <w:vAlign w:val="center"/>
-          </w:tcPr>
-          <w:p>
-            <w:pPr>
-              <w:spacing w:after="0" w:line="252" w:lineRule="auto"/>
-              <w:jc w:val="center"/>
-            </w:pPr>
-            <w:r/>
-            <w:r>
-              <w:rPr>
-                <w:rFonts w:ascii="Kaiti SC" w:hAnsi="Kaiti SC" w:eastAsia="Kaiti SC" w:cs="Kaiti SC"/>
-                <w:b w:val="0"/>
-                <w:sz w:val="19"/>
-              </w:rPr>
-              <w:t>Blue Origin</w:t>
-            </w:r>
-          </w:p>
-        </w:tc>
-        <w:tc>
-          <w:tcPr>
-            <w:tcW w:type="dxa" w:w="2075"/>
-            <w:vAlign w:val="center"/>
-          </w:tcPr>
-          <w:p>
-            <w:pPr>
-              <w:spacing w:after="0" w:line="252" w:lineRule="auto"/>
-              <w:jc w:val="center"/>
-            </w:pPr>
-            <w:r/>
-            <w:r>
-              <w:rPr>
-                <w:rFonts w:ascii="Kaiti SC" w:hAnsi="Kaiti SC" w:eastAsia="Kaiti SC" w:cs="Kaiti SC"/>
-                <w:b w:val="0"/>
-                <w:sz w:val="19"/>
-              </w:rPr>
-              <w:t>其他动态</w:t>
-            </w:r>
-          </w:p>
-        </w:tc>
-        <w:tc>
-          <w:tcPr>
-            <w:tcW w:type="dxa" w:w="2075"/>
-            <w:vAlign w:val="center"/>
-          </w:tcPr>
-          <w:p>
-            <w:pPr>
-              <w:spacing w:after="0" w:line="252" w:lineRule="auto"/>
-            </w:pPr>
-            <w:r/>
-            <w:r>
-              <w:rPr>
-                <w:rFonts w:ascii="Kaiti SC" w:hAnsi="Kaiti SC" w:eastAsia="Kaiti SC" w:cs="Kaiti SC"/>
-                <w:b w:val="0"/>
-                <w:sz w:val="19"/>
-              </w:rPr>
-              <w:t>Blue Origin lays out Canaveral expansion amid post-explosion rebuild</w:t>
-            </w:r>
-          </w:p>
-        </w:tc>
-      </w:tr>
-      <w:tr>
-        <w:trPr>
-          <w:cantSplit/>
-        </w:trPr>
-        <w:tc>
-          <w:tcPr>
-            <w:tcW w:type="dxa" w:w="2075"/>
-            <w:vAlign w:val="center"/>
-          </w:tcPr>
-          <w:p>
-            <w:pPr>
-              <w:spacing w:after="0" w:line="252" w:lineRule="auto"/>
-              <w:jc w:val="center"/>
-            </w:pPr>
-            <w:r/>
-            <w:r>
-              <w:rPr>
-                <w:rFonts w:ascii="Kaiti SC" w:hAnsi="Kaiti SC" w:eastAsia="Kaiti SC" w:cs="Kaiti SC"/>
-                <w:b w:val="0"/>
-                <w:sz w:val="19"/>
-              </w:rPr>
-              <w:t>2026-08-13</w:t>
-            </w:r>
-          </w:p>
-        </w:tc>
-        <w:tc>
-          <w:tcPr>
-            <w:tcW w:type="dxa" w:w="2075"/>
-            <w:vAlign w:val="center"/>
-          </w:tcPr>
-          <w:p>
-            <w:pPr>
-              <w:spacing w:after="0" w:line="252" w:lineRule="auto"/>
-              <w:jc w:val="center"/>
-            </w:pPr>
-            <w:r/>
-            <w:r>
-              <w:rPr>
-                <w:rFonts w:ascii="Kaiti SC" w:hAnsi="Kaiti SC" w:eastAsia="Kaiti SC" w:cs="Kaiti SC"/>
-                <w:b w:val="0"/>
-                <w:sz w:val="19"/>
-              </w:rPr>
-              <w:t>SpaceX</w:t>
-            </w:r>
-          </w:p>
-        </w:tc>
-        <w:tc>
-          <w:tcPr>
-            <w:tcW w:type="dxa" w:w="2075"/>
-            <w:vAlign w:val="center"/>
-          </w:tcPr>
-          <w:p>
-            <w:pPr>
-              <w:spacing w:after="0" w:line="252" w:lineRule="auto"/>
-              <w:jc w:val="center"/>
-            </w:pPr>
-            <w:r/>
-            <w:r>
-              <w:rPr>
-                <w:rFonts w:ascii="Kaiti SC" w:hAnsi="Kaiti SC" w:eastAsia="Kaiti SC" w:cs="Kaiti SC"/>
-                <w:b w:val="0"/>
-                <w:sz w:val="19"/>
-              </w:rPr>
-              <w:t>发射与任务</w:t>
-            </w:r>
-          </w:p>
-        </w:tc>
-        <w:tc>
-          <w:tcPr>
-            <w:tcW w:type="dxa" w:w="2075"/>
-            <w:vAlign w:val="center"/>
-          </w:tcPr>
-          <w:p>
-            <w:pPr>
-              <w:spacing w:after="0" w:line="252" w:lineRule="auto"/>
-            </w:pPr>
-            <w:r/>
-            <w:r>
-              <w:rPr>
-                <w:rFonts w:ascii="Kaiti SC" w:hAnsi="Kaiti SC" w:eastAsia="Kaiti SC" w:cs="Kaiti SC"/>
-                <w:b w:val="0"/>
-                <w:sz w:val="19"/>
-              </w:rPr>
-              <w:t>Live coverage: SpaceX to launch 29 Starlink satellites on Falcon 9 rocket from Cape Canaveral</w:t>
-            </w:r>
-          </w:p>
-        </w:tc>
-      </w:tr>
-      <w:tr>
-        <w:trPr>
-          <w:cantSplit/>
-        </w:trPr>
-        <w:tc>
-          <w:tcPr>
-            <w:tcW w:type="dxa" w:w="2075"/>
-            <w:vAlign w:val="center"/>
-          </w:tcPr>
-          <w:p>
-            <w:pPr>
-              <w:spacing w:after="0" w:line="252" w:lineRule="auto"/>
-              <w:jc w:val="center"/>
-            </w:pPr>
-            <w:r/>
-            <w:r>
-              <w:rPr>
-                <w:rFonts w:ascii="Kaiti SC" w:hAnsi="Kaiti SC" w:eastAsia="Kaiti SC" w:cs="Kaiti SC"/>
-                <w:b w:val="0"/>
-                <w:sz w:val="19"/>
-              </w:rPr>
-              <w:t>2026-08-13</w:t>
-            </w:r>
-          </w:p>
-        </w:tc>
-        <w:tc>
-          <w:tcPr>
-            <w:tcW w:type="dxa" w:w="2075"/>
-            <w:vAlign w:val="center"/>
-          </w:tcPr>
-          <w:p>
-            <w:pPr>
-              <w:spacing w:after="0" w:line="252" w:lineRule="auto"/>
-              <w:jc w:val="center"/>
-            </w:pPr>
-            <w:r/>
-            <w:r>
-              <w:rPr>
-                <w:rFonts w:ascii="Kaiti SC" w:hAnsi="Kaiti SC" w:eastAsia="Kaiti SC" w:cs="Kaiti SC"/>
-                <w:b w:val="0"/>
-                <w:sz w:val="19"/>
-              </w:rPr>
-              <w:t>星河动力</w:t>
-            </w:r>
-          </w:p>
-        </w:tc>
-        <w:tc>
-          <w:tcPr>
-            <w:tcW w:type="dxa" w:w="2075"/>
-            <w:vAlign w:val="center"/>
-          </w:tcPr>
-          <w:p>
-            <w:pPr>
-              <w:spacing w:after="0" w:line="252" w:lineRule="auto"/>
-              <w:jc w:val="center"/>
-            </w:pPr>
-            <w:r/>
-            <w:r>
-              <w:rPr>
-                <w:rFonts w:ascii="Kaiti SC" w:hAnsi="Kaiti SC" w:eastAsia="Kaiti SC" w:cs="Kaiti SC"/>
-                <w:b w:val="0"/>
-                <w:sz w:val="19"/>
-              </w:rPr>
-              <w:t>发射与任务</w:t>
-            </w:r>
-          </w:p>
-        </w:tc>
-        <w:tc>
-          <w:tcPr>
-            <w:tcW w:type="dxa" w:w="2075"/>
-            <w:vAlign w:val="center"/>
-          </w:tcPr>
-          <w:p>
-            <w:pPr>
-              <w:spacing w:after="0" w:line="252" w:lineRule="auto"/>
-            </w:pPr>
-            <w:r/>
-            <w:r>
-              <w:rPr>
-                <w:rFonts w:ascii="Kaiti SC" w:hAnsi="Kaiti SC" w:eastAsia="Kaiti SC" w:cs="Kaiti SC"/>
-                <w:b w:val="0"/>
-                <w:sz w:val="19"/>
-              </w:rPr>
-              <w:t>央行继续实施好适度宽松的货币政策，谋划出台增量政策；上半年中国人形机器人出货量全球占比超97%；星河动力年产24发重复使用液体运载火箭产业化基地项目开工——《投资早参》 - 东方财富</w:t>
-            </w:r>
-          </w:p>
-        </w:tc>
-      </w:tr>
-      <w:tr>
-        <w:trPr>
-          <w:cantSplit/>
-        </w:trPr>
-        <w:tc>
-          <w:tcPr>
-            <w:tcW w:type="dxa" w:w="2075"/>
-            <w:vAlign w:val="center"/>
-          </w:tcPr>
-          <w:p>
-            <w:pPr>
-              <w:spacing w:after="0" w:line="252" w:lineRule="auto"/>
-              <w:jc w:val="center"/>
-            </w:pPr>
-            <w:r/>
-            <w:r>
-              <w:rPr>
-                <w:rFonts w:ascii="Kaiti SC" w:hAnsi="Kaiti SC" w:eastAsia="Kaiti SC" w:cs="Kaiti SC"/>
-                <w:b w:val="0"/>
-                <w:sz w:val="19"/>
-              </w:rPr>
-              <w:t>2026-08-12</w:t>
-            </w:r>
-          </w:p>
-        </w:tc>
-        <w:tc>
-          <w:tcPr>
-            <w:tcW w:type="dxa" w:w="2075"/>
-            <w:vAlign w:val="center"/>
-          </w:tcPr>
-          <w:p>
-            <w:pPr>
-              <w:spacing w:after="0" w:line="252" w:lineRule="auto"/>
-              <w:jc w:val="center"/>
-            </w:pPr>
-            <w:r/>
-            <w:r>
-              <w:rPr>
-                <w:rFonts w:ascii="Kaiti SC" w:hAnsi="Kaiti SC" w:eastAsia="Kaiti SC" w:cs="Kaiti SC"/>
-                <w:b w:val="0"/>
-                <w:sz w:val="19"/>
-              </w:rPr>
-              <w:t>SpaceX</w:t>
-            </w:r>
-          </w:p>
-        </w:tc>
-        <w:tc>
-          <w:tcPr>
-            <w:tcW w:type="dxa" w:w="2075"/>
-            <w:vAlign w:val="center"/>
-          </w:tcPr>
-          <w:p>
-            <w:pPr>
-              <w:spacing w:after="0" w:line="252" w:lineRule="auto"/>
-              <w:jc w:val="center"/>
-            </w:pPr>
-            <w:r/>
-            <w:r>
-              <w:rPr>
-                <w:rFonts w:ascii="Kaiti SC" w:hAnsi="Kaiti SC" w:eastAsia="Kaiti SC" w:cs="Kaiti SC"/>
-                <w:b w:val="0"/>
-                <w:sz w:val="19"/>
-              </w:rPr>
-              <w:t>发射与任务</w:t>
-            </w:r>
-          </w:p>
-        </w:tc>
-        <w:tc>
-          <w:tcPr>
-            <w:tcW w:type="dxa" w:w="2075"/>
-            <w:vAlign w:val="center"/>
-          </w:tcPr>
-          <w:p>
-            <w:pPr>
-              <w:spacing w:after="0" w:line="252" w:lineRule="auto"/>
-            </w:pPr>
-            <w:r/>
-            <w:r>
-              <w:rPr>
-                <w:rFonts w:ascii="Kaiti SC" w:hAnsi="Kaiti SC" w:eastAsia="Kaiti SC" w:cs="Kaiti SC"/>
-                <w:b w:val="0"/>
-                <w:sz w:val="19"/>
-              </w:rPr>
-              <w:t>Live coverage: SpaceX to launch 24 Starlink satellites on Falcon 9 rocket from Vandenberg SFB</w:t>
-            </w:r>
-          </w:p>
-        </w:tc>
-      </w:tr>
-      <w:tr>
-        <w:trPr>
-          <w:cantSplit/>
-        </w:trPr>
-        <w:tc>
-          <w:tcPr>
-            <w:tcW w:type="dxa" w:w="2075"/>
-            <w:vAlign w:val="center"/>
-          </w:tcPr>
-          <w:p>
-            <w:pPr>
-              <w:spacing w:after="0" w:line="252" w:lineRule="auto"/>
-              <w:jc w:val="center"/>
-            </w:pPr>
-            <w:r/>
-            <w:r>
-              <w:rPr>
-                <w:rFonts w:ascii="Kaiti SC" w:hAnsi="Kaiti SC" w:eastAsia="Kaiti SC" w:cs="Kaiti SC"/>
-                <w:b w:val="0"/>
-                <w:sz w:val="19"/>
-              </w:rPr>
-              <w:t>2026-08-12</w:t>
-            </w:r>
-          </w:p>
-        </w:tc>
-        <w:tc>
-          <w:tcPr>
-            <w:tcW w:type="dxa" w:w="2075"/>
-            <w:vAlign w:val="center"/>
-          </w:tcPr>
-          <w:p>
-            <w:pPr>
-              <w:spacing w:after="0" w:line="252" w:lineRule="auto"/>
-              <w:jc w:val="center"/>
-            </w:pPr>
-            <w:r/>
-            <w:r>
-              <w:rPr>
-                <w:rFonts w:ascii="Kaiti SC" w:hAnsi="Kaiti SC" w:eastAsia="Kaiti SC" w:cs="Kaiti SC"/>
-                <w:b w:val="0"/>
-                <w:sz w:val="19"/>
-              </w:rPr>
-              <w:t>蓝箭航天</w:t>
-            </w:r>
-          </w:p>
-        </w:tc>
-        <w:tc>
-          <w:tcPr>
-            <w:tcW w:type="dxa" w:w="2075"/>
-            <w:vAlign w:val="center"/>
-          </w:tcPr>
-          <w:p>
-            <w:pPr>
-              <w:spacing w:after="0" w:line="252" w:lineRule="auto"/>
-              <w:jc w:val="center"/>
-            </w:pPr>
-            <w:r/>
-            <w:r>
-              <w:rPr>
-                <w:rFonts w:ascii="Kaiti SC" w:hAnsi="Kaiti SC" w:eastAsia="Kaiti SC" w:cs="Kaiti SC"/>
-                <w:b w:val="0"/>
-                <w:sz w:val="19"/>
-              </w:rPr>
-              <w:t>市场与股价</w:t>
-            </w:r>
-          </w:p>
-        </w:tc>
-        <w:tc>
-          <w:tcPr>
-            <w:tcW w:type="dxa" w:w="2075"/>
-            <w:vAlign w:val="center"/>
-          </w:tcPr>
-          <w:p>
-            <w:pPr>
-              <w:spacing w:after="0" w:line="252" w:lineRule="auto"/>
-            </w:pPr>
-            <w:r/>
-            <w:r>
-              <w:rPr>
-                <w:rFonts w:ascii="Kaiti SC" w:hAnsi="Kaiti SC" w:eastAsia="Kaiti SC" w:cs="Kaiti SC"/>
-                <w:b w:val="0"/>
-                <w:sz w:val="19"/>
-              </w:rPr>
-              <w:t>LandSpace Zhuque-3 attempts land-based booster recovery, $1B IPO at stake</w:t>
-            </w:r>
-          </w:p>
-        </w:tc>
-      </w:tr>
-      <w:tr>
-        <w:trPr>
-          <w:cantSplit/>
-        </w:trPr>
-        <w:tc>
-          <w:tcPr>
-            <w:tcW w:type="dxa" w:w="2075"/>
-            <w:vAlign w:val="center"/>
-          </w:tcPr>
-          <w:p>
-            <w:pPr>
-              <w:spacing w:after="0" w:line="252" w:lineRule="auto"/>
-              <w:jc w:val="center"/>
-            </w:pPr>
-            <w:r/>
-            <w:r>
-              <w:rPr>
-                <w:rFonts w:ascii="Kaiti SC" w:hAnsi="Kaiti SC" w:eastAsia="Kaiti SC" w:cs="Kaiti SC"/>
-                <w:b w:val="0"/>
-                <w:sz w:val="19"/>
-              </w:rPr>
-              <w:t>2026-08-12</w:t>
-            </w:r>
-          </w:p>
-        </w:tc>
-        <w:tc>
-          <w:tcPr>
-            <w:tcW w:type="dxa" w:w="2075"/>
-            <w:vAlign w:val="center"/>
-          </w:tcPr>
-          <w:p>
-            <w:pPr>
-              <w:spacing w:after="0" w:line="252" w:lineRule="auto"/>
-              <w:jc w:val="center"/>
-            </w:pPr>
-            <w:r/>
-            <w:r>
-              <w:rPr>
-                <w:rFonts w:ascii="Kaiti SC" w:hAnsi="Kaiti SC" w:eastAsia="Kaiti SC" w:cs="Kaiti SC"/>
-                <w:b w:val="0"/>
-                <w:sz w:val="19"/>
-              </w:rPr>
-              <w:t>SpaceX</w:t>
-            </w:r>
-          </w:p>
-        </w:tc>
-        <w:tc>
-          <w:tcPr>
-            <w:tcW w:type="dxa" w:w="2075"/>
-            <w:vAlign w:val="center"/>
-          </w:tcPr>
-          <w:p>
-            <w:pPr>
-              <w:spacing w:after="0" w:line="252" w:lineRule="auto"/>
-              <w:jc w:val="center"/>
-            </w:pPr>
-            <w:r/>
-            <w:r>
-              <w:rPr>
-                <w:rFonts w:ascii="Kaiti SC" w:hAnsi="Kaiti SC" w:eastAsia="Kaiti SC" w:cs="Kaiti SC"/>
-                <w:b w:val="0"/>
-                <w:sz w:val="19"/>
-              </w:rPr>
-              <w:t>发射与任务</w:t>
-            </w:r>
-          </w:p>
-        </w:tc>
-        <w:tc>
-          <w:tcPr>
-            <w:tcW w:type="dxa" w:w="2075"/>
-            <w:vAlign w:val="center"/>
-          </w:tcPr>
-          <w:p>
-            <w:pPr>
-              <w:spacing w:after="0" w:line="252" w:lineRule="auto"/>
-            </w:pPr>
-            <w:r/>
-            <w:r>
-              <w:rPr>
-                <w:rFonts w:ascii="Kaiti SC" w:hAnsi="Kaiti SC" w:eastAsia="Kaiti SC" w:cs="Kaiti SC"/>
-                <w:b w:val="0"/>
-                <w:sz w:val="19"/>
-              </w:rPr>
-              <w:t>SpaceX Rises 5% on Fresh Starlink Launch, Intuitive Machines Gains 3% Ahead of Earnings</w:t>
-            </w:r>
-          </w:p>
-        </w:tc>
-      </w:tr>
-      <w:tr>
-        <w:trPr>
-          <w:cantSplit/>
-        </w:trPr>
-        <w:tc>
-          <w:tcPr>
-            <w:tcW w:type="dxa" w:w="2075"/>
-            <w:vAlign w:val="center"/>
-          </w:tcPr>
-          <w:p>
-            <w:pPr>
-              <w:spacing w:after="0" w:line="252" w:lineRule="auto"/>
-              <w:jc w:val="center"/>
-            </w:pPr>
-            <w:r/>
-            <w:r>
-              <w:rPr>
-                <w:rFonts w:ascii="Kaiti SC" w:hAnsi="Kaiti SC" w:eastAsia="Kaiti SC" w:cs="Kaiti SC"/>
-                <w:b w:val="0"/>
-                <w:sz w:val="19"/>
-              </w:rPr>
-              <w:t>2026-08-12</w:t>
-            </w:r>
-          </w:p>
-        </w:tc>
-        <w:tc>
-          <w:tcPr>
-            <w:tcW w:type="dxa" w:w="2075"/>
-            <w:vAlign w:val="center"/>
-          </w:tcPr>
-          <w:p>
-            <w:pPr>
-              <w:spacing w:after="0" w:line="252" w:lineRule="auto"/>
-              <w:jc w:val="center"/>
-            </w:pPr>
-            <w:r/>
-            <w:r>
-              <w:rPr>
-                <w:rFonts w:ascii="Kaiti SC" w:hAnsi="Kaiti SC" w:eastAsia="Kaiti SC" w:cs="Kaiti SC"/>
-                <w:b w:val="0"/>
-                <w:sz w:val="19"/>
-              </w:rPr>
-              <w:t>蓝箭航天</w:t>
-            </w:r>
-          </w:p>
-        </w:tc>
-        <w:tc>
-          <w:tcPr>
-            <w:tcW w:type="dxa" w:w="2075"/>
-            <w:vAlign w:val="center"/>
-          </w:tcPr>
-          <w:p>
-            <w:pPr>
-              <w:spacing w:after="0" w:line="252" w:lineRule="auto"/>
-              <w:jc w:val="center"/>
-            </w:pPr>
-            <w:r/>
-            <w:r>
-              <w:rPr>
-                <w:rFonts w:ascii="Kaiti SC" w:hAnsi="Kaiti SC" w:eastAsia="Kaiti SC" w:cs="Kaiti SC"/>
-                <w:b w:val="0"/>
-                <w:sz w:val="19"/>
-              </w:rPr>
-              <w:t>发射与任务</w:t>
-            </w:r>
-          </w:p>
-        </w:tc>
-        <w:tc>
-          <w:tcPr>
-            <w:tcW w:type="dxa" w:w="2075"/>
-            <w:vAlign w:val="center"/>
-          </w:tcPr>
-          <w:p>
-            <w:pPr>
-              <w:spacing w:after="0" w:line="252" w:lineRule="auto"/>
-            </w:pPr>
-            <w:r/>
-            <w:r>
-              <w:rPr>
-                <w:rFonts w:ascii="Kaiti SC" w:hAnsi="Kaiti SC" w:eastAsia="Kaiti SC" w:cs="Kaiti SC"/>
-                <w:b w:val="0"/>
-                <w:sz w:val="19"/>
-              </w:rPr>
-              <w:t>长征七号发射失败后朱雀三号推迟 分析：投资者情绪放大关联性 - 联合早报</w:t>
-            </w:r>
-          </w:p>
-        </w:tc>
-      </w:tr>
-      <w:tr>
-        <w:trPr>
-          <w:cantSplit/>
-        </w:trPr>
-        <w:tc>
-          <w:tcPr>
-            <w:tcW w:type="dxa" w:w="2075"/>
-            <w:vAlign w:val="center"/>
-          </w:tcPr>
-          <w:p>
-            <w:pPr>
-              <w:spacing w:after="0" w:line="252" w:lineRule="auto"/>
-              <w:jc w:val="center"/>
-            </w:pPr>
-            <w:r/>
-            <w:r>
-              <w:rPr>
-                <w:rFonts w:ascii="Kaiti SC" w:hAnsi="Kaiti SC" w:eastAsia="Kaiti SC" w:cs="Kaiti SC"/>
-                <w:b w:val="0"/>
-                <w:sz w:val="19"/>
-              </w:rPr>
-              <w:t>2026-08-14</w:t>
-            </w:r>
-          </w:p>
-        </w:tc>
-        <w:tc>
-          <w:tcPr>
-            <w:tcW w:type="dxa" w:w="2075"/>
-            <w:vAlign w:val="center"/>
-          </w:tcPr>
-          <w:p>
-            <w:pPr>
-              <w:spacing w:after="0" w:line="252" w:lineRule="auto"/>
-              <w:jc w:val="center"/>
-            </w:pPr>
-            <w:r/>
-            <w:r>
-              <w:rPr>
-                <w:rFonts w:ascii="Kaiti SC" w:hAnsi="Kaiti SC" w:eastAsia="Kaiti SC" w:cs="Kaiti SC"/>
-                <w:b w:val="0"/>
-                <w:sz w:val="19"/>
-              </w:rPr>
-              <w:t>SpaceX</w:t>
-            </w:r>
-          </w:p>
-        </w:tc>
-        <w:tc>
-          <w:tcPr>
-            <w:tcW w:type="dxa" w:w="2075"/>
-            <w:vAlign w:val="center"/>
-          </w:tcPr>
-          <w:p>
-            <w:pPr>
-              <w:spacing w:after="0" w:line="252" w:lineRule="auto"/>
-              <w:jc w:val="center"/>
-            </w:pPr>
-            <w:r/>
-            <w:r>
-              <w:rPr>
-                <w:rFonts w:ascii="Kaiti SC" w:hAnsi="Kaiti SC" w:eastAsia="Kaiti SC" w:cs="Kaiti SC"/>
-                <w:b w:val="0"/>
-                <w:sz w:val="19"/>
-              </w:rPr>
-              <w:t>其他动态</w:t>
-            </w:r>
-          </w:p>
-        </w:tc>
-        <w:tc>
-          <w:tcPr>
-            <w:tcW w:type="dxa" w:w="2075"/>
-            <w:vAlign w:val="center"/>
-          </w:tcPr>
-          <w:p>
-            <w:pPr>
-              <w:spacing w:after="0" w:line="252" w:lineRule="auto"/>
-            </w:pPr>
-            <w:r/>
-            <w:r>
-              <w:rPr>
-                <w:rFonts w:ascii="Kaiti SC" w:hAnsi="Kaiti SC" w:eastAsia="Kaiti SC" w:cs="Kaiti SC"/>
-                <w:b w:val="0"/>
-                <w:sz w:val="19"/>
-              </w:rPr>
-              <w:t>SpaceX could buy T-Mobile - and turn Starlink into a global phone network</w:t>
-            </w:r>
-          </w:p>
-        </w:tc>
-      </w:tr>
-      <w:tr>
-        <w:trPr>
-          <w:cantSplit/>
-        </w:trPr>
-        <w:tc>
-          <w:tcPr>
-            <w:tcW w:type="dxa" w:w="2075"/>
-            <w:vAlign w:val="center"/>
-          </w:tcPr>
-          <w:p>
-            <w:pPr>
-              <w:spacing w:after="0" w:line="252" w:lineRule="auto"/>
-              <w:jc w:val="center"/>
-            </w:pPr>
-            <w:r/>
-            <w:r>
-              <w:rPr>
-                <w:rFonts w:ascii="Kaiti SC" w:hAnsi="Kaiti SC" w:eastAsia="Kaiti SC" w:cs="Kaiti SC"/>
-                <w:b w:val="0"/>
-                <w:sz w:val="19"/>
-              </w:rPr>
-              <w:t>2026-08-13</w:t>
-            </w:r>
-          </w:p>
-        </w:tc>
-        <w:tc>
-          <w:tcPr>
-            <w:tcW w:type="dxa" w:w="2075"/>
-            <w:vAlign w:val="center"/>
-          </w:tcPr>
-          <w:p>
-            <w:pPr>
-              <w:spacing w:after="0" w:line="252" w:lineRule="auto"/>
-              <w:jc w:val="center"/>
-            </w:pPr>
-            <w:r/>
-            <w:r>
-              <w:rPr>
-                <w:rFonts w:ascii="Kaiti SC" w:hAnsi="Kaiti SC" w:eastAsia="Kaiti SC" w:cs="Kaiti SC"/>
-                <w:b w:val="0"/>
-                <w:sz w:val="19"/>
-              </w:rPr>
-              <w:t>SpaceX</w:t>
-            </w:r>
-          </w:p>
-        </w:tc>
-        <w:tc>
-          <w:tcPr>
-            <w:tcW w:type="dxa" w:w="2075"/>
-            <w:vAlign w:val="center"/>
-          </w:tcPr>
-          <w:p>
-            <w:pPr>
-              <w:spacing w:after="0" w:line="252" w:lineRule="auto"/>
-              <w:jc w:val="center"/>
-            </w:pPr>
-            <w:r/>
-            <w:r>
-              <w:rPr>
-                <w:rFonts w:ascii="Kaiti SC" w:hAnsi="Kaiti SC" w:eastAsia="Kaiti SC" w:cs="Kaiti SC"/>
-                <w:b w:val="0"/>
-                <w:sz w:val="19"/>
-              </w:rPr>
-              <w:t>订单与合作</w:t>
-            </w:r>
-          </w:p>
-        </w:tc>
-        <w:tc>
-          <w:tcPr>
-            <w:tcW w:type="dxa" w:w="2075"/>
-            <w:vAlign w:val="center"/>
-          </w:tcPr>
-          <w:p>
-            <w:pPr>
-              <w:spacing w:after="0" w:line="252" w:lineRule="auto"/>
-            </w:pPr>
-            <w:r/>
-            <w:r>
-              <w:rPr>
-                <w:rFonts w:ascii="Kaiti SC" w:hAnsi="Kaiti SC" w:eastAsia="Kaiti SC" w:cs="Kaiti SC"/>
-                <w:b w:val="0"/>
-                <w:sz w:val="19"/>
-              </w:rPr>
-              <w:t>SpaceX’s Starlink starts taking orders in Vietnam, on Hanoi’s terms</w:t>
-            </w:r>
-          </w:p>
-        </w:tc>
-      </w:tr>
-      <w:tr>
-        <w:trPr>
-          <w:cantSplit/>
-        </w:trPr>
-        <w:tc>
-          <w:tcPr>
-            <w:tcW w:type="dxa" w:w="2075"/>
-            <w:vAlign w:val="center"/>
-          </w:tcPr>
-          <w:p>
-            <w:pPr>
-              <w:spacing w:after="0" w:line="252" w:lineRule="auto"/>
-              <w:jc w:val="center"/>
-            </w:pPr>
-            <w:r/>
-            <w:r>
-              <w:rPr>
-                <w:rFonts w:ascii="Kaiti SC" w:hAnsi="Kaiti SC" w:eastAsia="Kaiti SC" w:cs="Kaiti SC"/>
-                <w:b w:val="0"/>
-                <w:sz w:val="19"/>
-              </w:rPr>
-              <w:t>2026-08-13</w:t>
-            </w:r>
-          </w:p>
-        </w:tc>
-        <w:tc>
-          <w:tcPr>
-            <w:tcW w:type="dxa" w:w="2075"/>
-            <w:vAlign w:val="center"/>
-          </w:tcPr>
-          <w:p>
-            <w:pPr>
-              <w:spacing w:after="0" w:line="252" w:lineRule="auto"/>
-              <w:jc w:val="center"/>
-            </w:pPr>
-            <w:r/>
-            <w:r>
-              <w:rPr>
-                <w:rFonts w:ascii="Kaiti SC" w:hAnsi="Kaiti SC" w:eastAsia="Kaiti SC" w:cs="Kaiti SC"/>
-                <w:b w:val="0"/>
-                <w:sz w:val="19"/>
-              </w:rPr>
-              <w:t>SpaceX</w:t>
-            </w:r>
-          </w:p>
-        </w:tc>
-        <w:tc>
-          <w:tcPr>
-            <w:tcW w:type="dxa" w:w="2075"/>
-            <w:vAlign w:val="center"/>
-          </w:tcPr>
-          <w:p>
-            <w:pPr>
-              <w:spacing w:after="0" w:line="252" w:lineRule="auto"/>
-              <w:jc w:val="center"/>
-            </w:pPr>
-            <w:r/>
-            <w:r>
-              <w:rPr>
-                <w:rFonts w:ascii="Kaiti SC" w:hAnsi="Kaiti SC" w:eastAsia="Kaiti SC" w:cs="Kaiti SC"/>
-                <w:b w:val="0"/>
-                <w:sz w:val="19"/>
-              </w:rPr>
-              <w:t>其他动态</w:t>
-            </w:r>
-          </w:p>
-        </w:tc>
-        <w:tc>
-          <w:tcPr>
-            <w:tcW w:type="dxa" w:w="2075"/>
-            <w:vAlign w:val="center"/>
-          </w:tcPr>
-          <w:p>
-            <w:pPr>
-              <w:spacing w:after="0" w:line="252" w:lineRule="auto"/>
-            </w:pPr>
-            <w:r/>
-            <w:r>
-              <w:rPr>
-                <w:rFonts w:ascii="Kaiti SC" w:hAnsi="Kaiti SC" w:eastAsia="Kaiti SC" w:cs="Kaiti SC"/>
-                <w:b w:val="0"/>
-                <w:sz w:val="19"/>
-              </w:rPr>
-              <w:t>SpaceX files plans for $7 million expansion at Starlink's Bastrop site</w:t>
-            </w:r>
-          </w:p>
-        </w:tc>
-      </w:tr>
-      <w:tr>
-        <w:trPr>
-          <w:cantSplit/>
-        </w:trPr>
-        <w:tc>
-          <w:tcPr>
-            <w:tcW w:type="dxa" w:w="2075"/>
-            <w:vAlign w:val="center"/>
-          </w:tcPr>
-          <w:p>
-            <w:pPr>
-              <w:spacing w:after="0" w:line="252" w:lineRule="auto"/>
-              <w:jc w:val="center"/>
-            </w:pPr>
-            <w:r/>
-            <w:r>
-              <w:rPr>
-                <w:rFonts w:ascii="Kaiti SC" w:hAnsi="Kaiti SC" w:eastAsia="Kaiti SC" w:cs="Kaiti SC"/>
-                <w:b w:val="0"/>
-                <w:sz w:val="19"/>
-              </w:rPr>
-              <w:t>2026-08-16</w:t>
-            </w:r>
-          </w:p>
-        </w:tc>
-        <w:tc>
-          <w:tcPr>
-            <w:tcW w:type="dxa" w:w="2075"/>
-            <w:vAlign w:val="center"/>
-          </w:tcPr>
-          <w:p>
-            <w:pPr>
-              <w:spacing w:after="0" w:line="252" w:lineRule="auto"/>
-              <w:jc w:val="center"/>
-            </w:pPr>
-            <w:r/>
-            <w:r>
-              <w:rPr>
-                <w:rFonts w:ascii="Kaiti SC" w:hAnsi="Kaiti SC" w:eastAsia="Kaiti SC" w:cs="Kaiti SC"/>
-                <w:b w:val="0"/>
-                <w:sz w:val="19"/>
-              </w:rPr>
-              <w:t>SpaceX</w:t>
-            </w:r>
-          </w:p>
-        </w:tc>
-        <w:tc>
-          <w:tcPr>
-            <w:tcW w:type="dxa" w:w="2075"/>
-            <w:vAlign w:val="center"/>
-          </w:tcPr>
-          <w:p>
-            <w:pPr>
-              <w:spacing w:after="0" w:line="252" w:lineRule="auto"/>
-              <w:jc w:val="center"/>
-            </w:pPr>
-            <w:r/>
-            <w:r>
-              <w:rPr>
-                <w:rFonts w:ascii="Kaiti SC" w:hAnsi="Kaiti SC" w:eastAsia="Kaiti SC" w:cs="Kaiti SC"/>
-                <w:b w:val="0"/>
-                <w:sz w:val="19"/>
-              </w:rPr>
-              <w:t>发射与任务</w:t>
-            </w:r>
-          </w:p>
-        </w:tc>
-        <w:tc>
-          <w:tcPr>
-            <w:tcW w:type="dxa" w:w="2075"/>
-            <w:vAlign w:val="center"/>
-          </w:tcPr>
-          <w:p>
-            <w:pPr>
-              <w:spacing w:after="0" w:line="252" w:lineRule="auto"/>
-            </w:pPr>
-            <w:r/>
-            <w:r>
-              <w:rPr>
-                <w:rFonts w:ascii="Kaiti SC" w:hAnsi="Kaiti SC" w:eastAsia="Kaiti SC" w:cs="Kaiti SC"/>
-                <w:b w:val="0"/>
-                <w:sz w:val="19"/>
-              </w:rPr>
-              <w:t>SpaceX launches record-breaking back-to-back Falcon 9 rockets for Globalstar, U.S. Space Force - Spaceflight Now</w:t>
-            </w:r>
-          </w:p>
-        </w:tc>
-      </w:tr>
-      <w:tr>
-        <w:trPr>
-          <w:cantSplit/>
-        </w:trPr>
-        <w:tc>
-          <w:tcPr>
-            <w:tcW w:type="dxa" w:w="2075"/>
-            <w:vAlign w:val="center"/>
-          </w:tcPr>
-          <w:p>
-            <w:pPr>
-              <w:spacing w:after="0" w:line="252" w:lineRule="auto"/>
-              <w:jc w:val="center"/>
-            </w:pPr>
-            <w:r/>
-            <w:r>
-              <w:rPr>
-                <w:rFonts w:ascii="Kaiti SC" w:hAnsi="Kaiti SC" w:eastAsia="Kaiti SC" w:cs="Kaiti SC"/>
-                <w:b w:val="0"/>
-                <w:sz w:val="19"/>
-              </w:rPr>
-              <w:t>2026-08-13</w:t>
-            </w:r>
-          </w:p>
-        </w:tc>
-        <w:tc>
-          <w:tcPr>
-            <w:tcW w:type="dxa" w:w="2075"/>
-            <w:vAlign w:val="center"/>
-          </w:tcPr>
-          <w:p>
-            <w:pPr>
-              <w:spacing w:after="0" w:line="252" w:lineRule="auto"/>
-              <w:jc w:val="center"/>
-            </w:pPr>
-            <w:r/>
-            <w:r>
-              <w:rPr>
-                <w:rFonts w:ascii="Kaiti SC" w:hAnsi="Kaiti SC" w:eastAsia="Kaiti SC" w:cs="Kaiti SC"/>
-                <w:b w:val="0"/>
-                <w:sz w:val="19"/>
-              </w:rPr>
-              <w:t>星河动力</w:t>
-            </w:r>
-          </w:p>
-        </w:tc>
-        <w:tc>
-          <w:tcPr>
-            <w:tcW w:type="dxa" w:w="2075"/>
-            <w:vAlign w:val="center"/>
-          </w:tcPr>
-          <w:p>
-            <w:pPr>
-              <w:spacing w:after="0" w:line="252" w:lineRule="auto"/>
-              <w:jc w:val="center"/>
-            </w:pPr>
-            <w:r/>
-            <w:r>
-              <w:rPr>
-                <w:rFonts w:ascii="Kaiti SC" w:hAnsi="Kaiti SC" w:eastAsia="Kaiti SC" w:cs="Kaiti SC"/>
-                <w:b w:val="0"/>
-                <w:sz w:val="19"/>
-              </w:rPr>
-              <w:t>其他动态</w:t>
-            </w:r>
-          </w:p>
-        </w:tc>
-        <w:tc>
-          <w:tcPr>
-            <w:tcW w:type="dxa" w:w="2075"/>
-            <w:vAlign w:val="center"/>
-          </w:tcPr>
-          <w:p>
-            <w:pPr>
-              <w:spacing w:after="0" w:line="252" w:lineRule="auto"/>
-            </w:pPr>
-            <w:r/>
-            <w:r>
-              <w:rPr>
-                <w:rFonts w:ascii="Kaiti SC" w:hAnsi="Kaiti SC" w:eastAsia="Kaiti SC" w:cs="Kaiti SC"/>
-                <w:b w:val="0"/>
-                <w:sz w:val="19"/>
-              </w:rPr>
-              <w:t>星河动力年产24发可重复用液体火箭产业化基地项目在池州正式开工 - 搜狐网</w:t>
-            </w:r>
-          </w:p>
-        </w:tc>
-      </w:tr>
-      <w:tr>
-        <w:trPr>
-          <w:cantSplit/>
-        </w:trPr>
-        <w:tc>
-          <w:tcPr>
-            <w:tcW w:type="dxa" w:w="2075"/>
-            <w:vAlign w:val="center"/>
-          </w:tcPr>
-          <w:p>
-            <w:pPr>
-              <w:spacing w:after="0" w:line="252" w:lineRule="auto"/>
-              <w:jc w:val="center"/>
-            </w:pPr>
-            <w:r/>
-            <w:r>
-              <w:rPr>
-                <w:rFonts w:ascii="Kaiti SC" w:hAnsi="Kaiti SC" w:eastAsia="Kaiti SC" w:cs="Kaiti SC"/>
-                <w:b w:val="0"/>
-                <w:sz w:val="19"/>
-              </w:rPr>
-              <w:t>2026-08-13</w:t>
-            </w:r>
-          </w:p>
-        </w:tc>
-        <w:tc>
-          <w:tcPr>
-            <w:tcW w:type="dxa" w:w="2075"/>
-            <w:vAlign w:val="center"/>
-          </w:tcPr>
-          <w:p>
-            <w:pPr>
-              <w:spacing w:after="0" w:line="252" w:lineRule="auto"/>
-              <w:jc w:val="center"/>
-            </w:pPr>
-            <w:r/>
-            <w:r>
-              <w:rPr>
-                <w:rFonts w:ascii="Kaiti SC" w:hAnsi="Kaiti SC" w:eastAsia="Kaiti SC" w:cs="Kaiti SC"/>
-                <w:b w:val="0"/>
-                <w:sz w:val="19"/>
-              </w:rPr>
-              <w:t>Blue Origin</w:t>
-            </w:r>
-          </w:p>
-        </w:tc>
-        <w:tc>
-          <w:tcPr>
-            <w:tcW w:type="dxa" w:w="2075"/>
-            <w:vAlign w:val="center"/>
-          </w:tcPr>
-          <w:p>
-            <w:pPr>
-              <w:spacing w:after="0" w:line="252" w:lineRule="auto"/>
-              <w:jc w:val="center"/>
-            </w:pPr>
-            <w:r/>
-            <w:r>
-              <w:rPr>
-                <w:rFonts w:ascii="Kaiti SC" w:hAnsi="Kaiti SC" w:eastAsia="Kaiti SC" w:cs="Kaiti SC"/>
-                <w:b w:val="0"/>
-                <w:sz w:val="19"/>
-              </w:rPr>
-              <w:t>发射与任务</w:t>
-            </w:r>
-          </w:p>
-        </w:tc>
-        <w:tc>
-          <w:tcPr>
-            <w:tcW w:type="dxa" w:w="2075"/>
-            <w:vAlign w:val="center"/>
-          </w:tcPr>
-          <w:p>
-            <w:pPr>
-              <w:spacing w:after="0" w:line="252" w:lineRule="auto"/>
-            </w:pPr>
-            <w:r/>
-            <w:r>
-              <w:rPr>
-                <w:rFonts w:ascii="Kaiti SC" w:hAnsi="Kaiti SC" w:eastAsia="Kaiti SC" w:cs="Kaiti SC"/>
-                <w:b w:val="0"/>
-                <w:sz w:val="19"/>
-              </w:rPr>
-              <w:t>Kent-Based Blue Origin Returning Florida Launch Complex 36 to 2 Pads</w:t>
-            </w:r>
-          </w:p>
-        </w:tc>
-      </w:tr>
-      <w:tr>
-        <w:trPr>
-          <w:cantSplit/>
-        </w:trPr>
-        <w:tc>
-          <w:tcPr>
-            <w:tcW w:type="dxa" w:w="2075"/>
-            <w:vAlign w:val="center"/>
-          </w:tcPr>
-          <w:p>
-            <w:pPr>
-              <w:spacing w:after="0" w:line="252" w:lineRule="auto"/>
-              <w:jc w:val="center"/>
-            </w:pPr>
-            <w:r/>
-            <w:r>
-              <w:rPr>
-                <w:rFonts w:ascii="Kaiti SC" w:hAnsi="Kaiti SC" w:eastAsia="Kaiti SC" w:cs="Kaiti SC"/>
-                <w:b w:val="0"/>
-                <w:sz w:val="19"/>
-              </w:rPr>
-              <w:t>2026-08-13</w:t>
-            </w:r>
-          </w:p>
-        </w:tc>
-        <w:tc>
-          <w:tcPr>
-            <w:tcW w:type="dxa" w:w="2075"/>
-            <w:vAlign w:val="center"/>
-          </w:tcPr>
-          <w:p>
-            <w:pPr>
-              <w:spacing w:after="0" w:line="252" w:lineRule="auto"/>
-              <w:jc w:val="center"/>
-            </w:pPr>
-            <w:r/>
-            <w:r>
-              <w:rPr>
-                <w:rFonts w:ascii="Kaiti SC" w:hAnsi="Kaiti SC" w:eastAsia="Kaiti SC" w:cs="Kaiti SC"/>
-                <w:b w:val="0"/>
-                <w:sz w:val="19"/>
-              </w:rPr>
-              <w:t>SpaceX</w:t>
-            </w:r>
-          </w:p>
-        </w:tc>
-        <w:tc>
-          <w:tcPr>
-            <w:tcW w:type="dxa" w:w="2075"/>
-            <w:vAlign w:val="center"/>
-          </w:tcPr>
-          <w:p>
-            <w:pPr>
-              <w:spacing w:after="0" w:line="252" w:lineRule="auto"/>
-              <w:jc w:val="center"/>
-            </w:pPr>
-            <w:r/>
-            <w:r>
-              <w:rPr>
-                <w:rFonts w:ascii="Kaiti SC" w:hAnsi="Kaiti SC" w:eastAsia="Kaiti SC" w:cs="Kaiti SC"/>
-                <w:b w:val="0"/>
-                <w:sz w:val="19"/>
-              </w:rPr>
-              <w:t>监管与政策</w:t>
-            </w:r>
-          </w:p>
-        </w:tc>
-        <w:tc>
-          <w:tcPr>
-            <w:tcW w:type="dxa" w:w="2075"/>
-            <w:vAlign w:val="center"/>
-          </w:tcPr>
-          <w:p>
-            <w:pPr>
-              <w:spacing w:after="0" w:line="252" w:lineRule="auto"/>
-            </w:pPr>
-            <w:r/>
-            <w:r>
-              <w:rPr>
-                <w:rFonts w:ascii="Kaiti SC" w:hAnsi="Kaiti SC" w:eastAsia="Kaiti SC" w:cs="Kaiti SC"/>
-                <w:b w:val="0"/>
-                <w:sz w:val="19"/>
-              </w:rPr>
-              <w:t>SpaceX Finalizes Regulatory Procedures to Close $60 Billion Acquisition of AI Platform Cursor</w:t>
-            </w:r>
-          </w:p>
-        </w:tc>
-      </w:tr>
-      <w:tr>
-        <w:trPr>
-          <w:cantSplit/>
-        </w:trPr>
-        <w:tc>
-          <w:tcPr>
-            <w:tcW w:type="dxa" w:w="2075"/>
-            <w:vAlign w:val="center"/>
-          </w:tcPr>
-          <w:p>
-            <w:pPr>
-              <w:spacing w:after="0" w:line="252" w:lineRule="auto"/>
-              <w:jc w:val="center"/>
-            </w:pPr>
-            <w:r/>
-            <w:r>
-              <w:rPr>
-                <w:rFonts w:ascii="Kaiti SC" w:hAnsi="Kaiti SC" w:eastAsia="Kaiti SC" w:cs="Kaiti SC"/>
-                <w:b w:val="0"/>
-                <w:sz w:val="19"/>
-              </w:rPr>
-              <w:t>2026-08-11</w:t>
-            </w:r>
-          </w:p>
-        </w:tc>
-        <w:tc>
-          <w:tcPr>
-            <w:tcW w:type="dxa" w:w="2075"/>
-            <w:vAlign w:val="center"/>
-          </w:tcPr>
-          <w:p>
-            <w:pPr>
-              <w:spacing w:after="0" w:line="252" w:lineRule="auto"/>
-              <w:jc w:val="center"/>
-            </w:pPr>
-            <w:r/>
-            <w:r>
-              <w:rPr>
-                <w:rFonts w:ascii="Kaiti SC" w:hAnsi="Kaiti SC" w:eastAsia="Kaiti SC" w:cs="Kaiti SC"/>
-                <w:b w:val="0"/>
-                <w:sz w:val="19"/>
-              </w:rPr>
-              <w:t>蓝箭航天</w:t>
-            </w:r>
-          </w:p>
-        </w:tc>
-        <w:tc>
-          <w:tcPr>
-            <w:tcW w:type="dxa" w:w="2075"/>
-            <w:vAlign w:val="center"/>
-          </w:tcPr>
-          <w:p>
-            <w:pPr>
-              <w:spacing w:after="0" w:line="252" w:lineRule="auto"/>
-              <w:jc w:val="center"/>
-            </w:pPr>
-            <w:r/>
-            <w:r>
-              <w:rPr>
-                <w:rFonts w:ascii="Kaiti SC" w:hAnsi="Kaiti SC" w:eastAsia="Kaiti SC" w:cs="Kaiti SC"/>
-                <w:b w:val="0"/>
-                <w:sz w:val="19"/>
-              </w:rPr>
-              <w:t>其他动态</w:t>
-            </w:r>
-          </w:p>
-        </w:tc>
-        <w:tc>
-          <w:tcPr>
-            <w:tcW w:type="dxa" w:w="2075"/>
-            <w:vAlign w:val="center"/>
-          </w:tcPr>
-          <w:p>
-            <w:pPr>
-              <w:spacing w:after="0" w:line="252" w:lineRule="auto"/>
-            </w:pPr>
-            <w:r/>
-            <w:r>
-              <w:rPr>
-                <w:rFonts w:ascii="Kaiti SC" w:hAnsi="Kaiti SC" w:eastAsia="Kaiti SC" w:cs="Kaiti SC"/>
-                <w:b w:val="0"/>
-                <w:sz w:val="19"/>
-              </w:rPr>
-              <w:t>朱雀三号“爽约” - 东方财富</w:t>
+              <w:t>影响市场重大事件：中科宇航力巡一号动力试验收官拟2027年一季度首飞；垣信卫星完成近70亿元增资 - 东方财富</w:t>
             </w:r>
           </w:p>
         </w:tc>
@@ -2126,7 +2105,7 @@
           <w:rFonts w:ascii="Kaiti SC" w:hAnsi="Kaiti SC" w:eastAsia="Kaiti SC" w:cs="Kaiti SC"/>
           <w:sz w:val="21"/>
         </w:rPr>
-        <w:t>Blue Origin：Blue Origin overviews plan for dual pad ops at Cape Canaveral （2026-08-16；FOX 35 Orlando、NASASpaceflight、SpaceNews）</w:t>
+        <w:t>SpaceX：SpaceX stock rises as Starlink nears 11,000 satellites in orbit （2026-08-23；KeepTrack、Space、Space Coast Daily）</w:t>
       </w:r>
     </w:p>
     <w:p>
@@ -2147,7 +2126,7 @@
           <w:rFonts w:ascii="Kaiti SC" w:hAnsi="Kaiti SC" w:eastAsia="Kaiti SC" w:cs="Kaiti SC"/>
           <w:sz w:val="21"/>
         </w:rPr>
-        <w:t>星际荣耀：星际荣耀SQX-3运载火箭整流罩静力试验取得成功 - 证券时报 （2026-08-15；36 Kr、新浪财经、证券时报）</w:t>
+        <w:t>SpaceX：Live coverage: SpaceX to launch 100th orbital mission of 2026 （2026-08-22；FOX 35 Orlando、Florida Today、Spaceflight Now）</w:t>
       </w:r>
     </w:p>
     <w:p>
@@ -2168,7 +2147,7 @@
           <w:rFonts w:ascii="Kaiti SC" w:hAnsi="Kaiti SC" w:eastAsia="Kaiti SC" w:cs="Kaiti SC"/>
           <w:sz w:val="21"/>
         </w:rPr>
-        <w:t>中科宇航：国防军工行业周报：力箭一号遥十七火箭拟近期在广东海域实施首次海上发射_行业研究_研报 - 证券之星 （2026-08-15；DoNews、Sohu、新浪网）</w:t>
+        <w:t>SpaceX：SpaceX launches Starlink mission as Trump pushes for 1,000 annual launches （2026-08-22；Fox Business、Fox News、WKMG）</w:t>
       </w:r>
     </w:p>
     <w:p>
@@ -2189,7 +2168,7 @@
           <w:rFonts w:ascii="Kaiti SC" w:hAnsi="Kaiti SC" w:eastAsia="Kaiti SC" w:cs="Kaiti SC"/>
           <w:sz w:val="21"/>
         </w:rPr>
-        <w:t>SpaceX：Live coverage: SpaceX to launch 29 Starlink satellites on Falcon 9 rocket from Cape Canaveral （2026-08-13；ABC News - Breaking News, Latest News and Videos、AOL.com、Astronomy Magazine）</w:t>
+        <w:t>蓝箭航天：Landspace aims to refly recovered Zhuque-3 booster within six months （2026-08-21；1?ds=true&amp;seed=1787335214、Spaceflight Now、bing.com）</w:t>
       </w:r>
     </w:p>
     <w:p>
@@ -2210,7 +2189,7 @@
           <w:rFonts w:ascii="Kaiti SC" w:hAnsi="Kaiti SC" w:eastAsia="Kaiti SC" w:cs="Kaiti SC"/>
           <w:sz w:val="21"/>
         </w:rPr>
-        <w:t>星河动力：央行继续实施好适度宽松的货币政策，谋划出台增量政策；上半年中国人形机器人出货量全球占比超97%；星河动力年产24发重复使用液体运载火箭产业化基地项目开工——《投资早参》 - 东方财富 （2026-08-13；solarzoom.com、东方财富、新华丝路）</w:t>
+        <w:t>蓝箭鸿擎：火箭回收、卫星入轨，蓝箭航天首次展示星箭协同能力 - 财富号 （2026-08-21；finance.sina.com.cn、mycaijing.com、搜狐网）</w:t>
       </w:r>
     </w:p>
     <w:p>
@@ -2231,7 +2210,7 @@
           <w:rFonts w:ascii="Kaiti SC" w:hAnsi="Kaiti SC" w:eastAsia="Kaiti SC" w:cs="Kaiti SC"/>
           <w:sz w:val="21"/>
         </w:rPr>
-        <w:t>SpaceX：Live coverage: SpaceX to launch 24 Starlink satellites on Falcon 9 rocket from Vandenberg SFB （2026-08-12；Florida Today、NY State of Politics、Space）</w:t>
+        <w:t>蓝箭航天：朱雀三号遥二实现我国首次运载火箭一子级陆地支腿回收 - 中国科技网 （2026-08-20；Sin Chew Daily、finance.sina.com.cn、jnz.cs.com.cn）</w:t>
       </w:r>
     </w:p>
     <w:p>
@@ -2252,7 +2231,7 @@
           <w:rFonts w:ascii="Kaiti SC" w:hAnsi="Kaiti SC" w:eastAsia="Kaiti SC" w:cs="Kaiti SC"/>
           <w:sz w:val="21"/>
         </w:rPr>
-        <w:t>SpaceX：SpaceX Rises 5% on Fresh Starlink Launch, Intuitive Machines Gains 3% Ahead of Earnings （2026-08-12；bing.com）</w:t>
+        <w:t>SpaceX：WATCH LIVE: SpaceX Falcon 9 launches 29 Starlink satellites from Florida （2026-08-20；Moneycontrol.com、Space、Spectrum News 13）</w:t>
       </w:r>
     </w:p>
     <w:p>
@@ -2273,7 +2252,7 @@
           <w:rFonts w:ascii="Kaiti SC" w:hAnsi="Kaiti SC" w:eastAsia="Kaiti SC" w:cs="Kaiti SC"/>
           <w:sz w:val="21"/>
         </w:rPr>
-        <w:t>蓝箭航天：长征七号发射失败后朱雀三号推迟 分析：投资者情绪放大关联性 - 联合早报 （2026-08-12；Jiemian.com、Sin Chew Daily、Sohu）</w:t>
+        <w:t>蓝箭航天：LandSpace Successfully Recovers ‘Zhuque-3’ Booster, Diversifying China’s Reusable Rocket Ambitions （2026-08-20；23?ds=true&amp;seed=1787335214、SpaceNews、bing.com）</w:t>
       </w:r>
     </w:p>
     <w:p>
@@ -2307,7 +2286,7 @@
           <w:rFonts w:ascii="Kaiti SC" w:hAnsi="Kaiti SC" w:eastAsia="Kaiti SC" w:cs="Kaiti SC"/>
           <w:sz w:val="21"/>
         </w:rPr>
-        <w:t>SpaceX：SpaceX’s Starlink starts taking orders in Vietnam, on Hanoi’s terms （2026-08-13；bing.com）</w:t>
+        <w:t>中科宇航：中科宇航与飞书达成合作，探索商业航天数智协同新实践 - 未来天玑 （2026-08-18；Jiemian.com、东方财富、新浪财经）</w:t>
       </w:r>
     </w:p>
     <w:p>
@@ -2341,7 +2320,7 @@
           <w:rFonts w:ascii="Kaiti SC" w:hAnsi="Kaiti SC" w:eastAsia="Kaiti SC" w:cs="Kaiti SC"/>
           <w:sz w:val="21"/>
         </w:rPr>
-        <w:t>星际荣耀：星际荣耀完成E轮近10亿元融资！航空航天ETF天弘（159241）标的指数收盘涨超1%，近30日净流入近3.5亿元 - 东方财富 （2026-08-13；东方财富）</w:t>
+        <w:t>垣信卫星：SpaceSail Secures $1B Series B Funding for Qianfan Constellation - News and Statistics - IndexBox （2026-08-20；IndexBox、South China Morning Post、bing.com）</w:t>
       </w:r>
     </w:p>
     <w:p>
@@ -2362,20 +2341,7 @@
           <w:rFonts w:ascii="Kaiti SC" w:hAnsi="Kaiti SC" w:eastAsia="Kaiti SC" w:cs="Kaiti SC"/>
           <w:sz w:val="21"/>
         </w:rPr>
-        <w:t>星际荣耀：China’s iSpace raises first batch of series E funding for reusable rocketry （2026-08-12；23?ds=true&amp;seed=1786921541）</w:t>
-      </w:r>
-    </w:p>
-    <w:p>
-      <w:pPr>
-        <w:pStyle w:val="Heading1"/>
-      </w:pPr>
-      <w:r>
-        <w:rPr>
-          <w:rFonts w:ascii="Kaiti SC" w:hAnsi="Kaiti SC" w:eastAsia="Kaiti SC" w:cs="Kaiti SC"/>
-          <w:b/>
-          <w:sz w:val="21"/>
-        </w:rPr>
-        <w:t>6. 监管与政策</w:t>
+        <w:t>垣信卫星：垣信卫星完成70亿元B轮融资 估值约500亿元 - 观点网 （2026-08-20；guandian.cn、手机网易网、搜狐网）</w:t>
       </w:r>
     </w:p>
     <w:p>
@@ -2396,20 +2362,7 @@
           <w:rFonts w:ascii="Kaiti SC" w:hAnsi="Kaiti SC" w:eastAsia="Kaiti SC" w:cs="Kaiti SC"/>
           <w:sz w:val="21"/>
         </w:rPr>
-        <w:t>SpaceX：SpaceX Finalizes Regulatory Procedures to Close $60 Billion Acquisition of AI Platform Cursor （2026-08-13；satnews.com）</w:t>
-      </w:r>
-    </w:p>
-    <w:p>
-      <w:pPr>
-        <w:pStyle w:val="Heading1"/>
-      </w:pPr>
-      <w:r>
-        <w:rPr>
-          <w:rFonts w:ascii="Kaiti SC" w:hAnsi="Kaiti SC" w:eastAsia="Kaiti SC" w:cs="Kaiti SC"/>
-          <w:b/>
-          <w:sz w:val="21"/>
-        </w:rPr>
-        <w:t>7. 市场与股价</w:t>
+        <w:t>垣信卫星：垣信卫星完成70亿元B轮融资 卫星互联网规模化发展加速 - 证券时报 （2026-08-20；QQ News、api3.cls.cn、上海证券报·中国证券网）</w:t>
       </w:r>
     </w:p>
     <w:p>
@@ -2430,7 +2383,7 @@
           <w:rFonts w:ascii="Kaiti SC" w:hAnsi="Kaiti SC" w:eastAsia="Kaiti SC" w:cs="Kaiti SC"/>
           <w:sz w:val="21"/>
         </w:rPr>
-        <w:t>蓝箭航天：LandSpace Zhuque-3 attempts land-based booster recovery, $1B IPO at stake （2026-08-12；bing.com）</w:t>
+        <w:t>垣信卫星：SpaceSail raises $1B: China locks foreign capital out of its Starlink challenger （2026-08-18；bing.com）</w:t>
       </w:r>
     </w:p>
     <w:p>
@@ -2443,7 +2396,7 @@
           <w:b/>
           <w:sz w:val="21"/>
         </w:rPr>
-        <w:t>8. 其他动态</w:t>
+        <w:t>6. 市场与股价</w:t>
       </w:r>
     </w:p>
     <w:p>
@@ -2464,7 +2417,7 @@
           <w:rFonts w:ascii="Kaiti SC" w:hAnsi="Kaiti SC" w:eastAsia="Kaiti SC" w:cs="Kaiti SC"/>
           <w:sz w:val="21"/>
         </w:rPr>
-        <w:t>Blue Origin：Blue Origin lays out Canaveral expansion amid post-explosion rebuild （2026-08-13；bing.com）</w:t>
+        <w:t>蓝箭航天：朱雀三号遥二实现我国首次火箭陆地回收 蓝箭航天IPO增添重要筹码 - 21财经 （2026-08-20；21财经、新浪新闻_手机新浪网、新浪财经）</w:t>
       </w:r>
     </w:p>
     <w:p>
@@ -2485,7 +2438,7 @@
           <w:rFonts w:ascii="Kaiti SC" w:hAnsi="Kaiti SC" w:eastAsia="Kaiti SC" w:cs="Kaiti SC"/>
           <w:sz w:val="21"/>
         </w:rPr>
-        <w:t>SpaceX：SpaceX could buy T-Mobile - and turn Starlink into a global phone network （2026-08-14；bing.com）</w:t>
+        <w:t>蓝箭航天：朱雀三号成功回收背后：蓝箭航天冲刺科创板，75亿元加码可复用火箭产能 - 新浪财经 （2026-08-19；上观新闻、搜狐网、新浪财经）</w:t>
       </w:r>
     </w:p>
     <w:p>
@@ -2506,7 +2459,20 @@
           <w:rFonts w:ascii="Kaiti SC" w:hAnsi="Kaiti SC" w:eastAsia="Kaiti SC" w:cs="Kaiti SC"/>
           <w:sz w:val="21"/>
         </w:rPr>
-        <w:t>SpaceX：SpaceX files plans for $7 million expansion at Starlink's Bastrop site （2026-08-13；bing.com）</w:t>
+        <w:t>星河动力：智神星一号，能帮星河动力抢到IPO第三席吗？ - 新浪财经 （2026-08-18；新浪财经、虎嗅）</w:t>
+      </w:r>
+    </w:p>
+    <w:p>
+      <w:pPr>
+        <w:pStyle w:val="Heading1"/>
+      </w:pPr>
+      <w:r>
+        <w:rPr>
+          <w:rFonts w:ascii="Kaiti SC" w:hAnsi="Kaiti SC" w:eastAsia="Kaiti SC" w:cs="Kaiti SC"/>
+          <w:b/>
+          <w:sz w:val="21"/>
+        </w:rPr>
+        <w:t>7. 其他动态</w:t>
       </w:r>
     </w:p>
     <w:p>
@@ -2527,7 +2493,7 @@
           <w:rFonts w:ascii="Kaiti SC" w:hAnsi="Kaiti SC" w:eastAsia="Kaiti SC" w:cs="Kaiti SC"/>
           <w:sz w:val="21"/>
         </w:rPr>
-        <w:t>星河动力：星河动力年产24发可重复用液体火箭产业化基地项目在池州正式开工 - 搜狐网 （2026-08-13；搜狐网、维度网、见道网）</w:t>
+        <w:t>蓝箭航天：朱雀三号成功回收 中国商业航天为什么行？ - 闪电新闻 （2026-08-23；36Kr、Jiemian.com、finance.sina.com.cn）</w:t>
       </w:r>
     </w:p>
     <w:p>
@@ -2548,7 +2514,91 @@
           <w:rFonts w:ascii="Kaiti SC" w:hAnsi="Kaiti SC" w:eastAsia="Kaiti SC" w:cs="Kaiti SC"/>
           <w:sz w:val="21"/>
         </w:rPr>
-        <w:t>蓝箭航天：朱雀三号“爽约” - 东方财富 （2026-08-11；36 Kr、东方财富）</w:t>
+        <w:t>蓝箭航天：我国首次！朱雀三号，实现火箭陆地回收 - 证券时报 （2026-08-21；Jiemian.com、finance.sina.com.cn、jiemian.com）</w:t>
+      </w:r>
+    </w:p>
+    <w:p>
+      <w:pPr>
+        <w:keepLines/>
+        <w:spacing w:after="60"/>
+        <w:ind w:left="369" w:hanging="227"/>
+      </w:pPr>
+      <w:r>
+        <w:rPr>
+          <w:rFonts w:ascii="Kaiti SC" w:hAnsi="Kaiti SC" w:eastAsia="Kaiti SC" w:cs="Kaiti SC"/>
+          <w:sz w:val="21"/>
+        </w:rPr>
+        <w:t xml:space="preserve">➢ </w:t>
+      </w:r>
+      <w:r>
+        <w:rPr>
+          <w:rFonts w:ascii="Kaiti SC" w:hAnsi="Kaiti SC" w:eastAsia="Kaiti SC" w:cs="Kaiti SC"/>
+          <w:sz w:val="21"/>
+        </w:rPr>
+        <w:t>蓝箭航天：朱雀三号完成一子级回收！关注航天修复反弹机遇 - Jiemian.com （2026-08-20；Jiemian.com、guandian.cn、上海证券报·中国证券网）</w:t>
+      </w:r>
+    </w:p>
+    <w:p>
+      <w:pPr>
+        <w:keepLines/>
+        <w:spacing w:after="60"/>
+        <w:ind w:left="369" w:hanging="227"/>
+      </w:pPr>
+      <w:r>
+        <w:rPr>
+          <w:rFonts w:ascii="Kaiti SC" w:hAnsi="Kaiti SC" w:eastAsia="Kaiti SC" w:cs="Kaiti SC"/>
+          <w:sz w:val="21"/>
+        </w:rPr>
+        <w:t xml:space="preserve">➢ </w:t>
+      </w:r>
+      <w:r>
+        <w:rPr>
+          <w:rFonts w:ascii="Kaiti SC" w:hAnsi="Kaiti SC" w:eastAsia="Kaiti SC" w:cs="Kaiti SC"/>
+          <w:sz w:val="21"/>
+        </w:rPr>
+        <w:t>蓝箭航天：China successfully lands its Zhuque-3 rocket, rivaling Blue Origin and SpaceX （2026-08-19；A 90s Kid、Wccftech、bing.com）</w:t>
+      </w:r>
+    </w:p>
+    <w:p>
+      <w:pPr>
+        <w:keepLines/>
+        <w:spacing w:after="60"/>
+        <w:ind w:left="369" w:hanging="227"/>
+      </w:pPr>
+      <w:r>
+        <w:rPr>
+          <w:rFonts w:ascii="Kaiti SC" w:hAnsi="Kaiti SC" w:eastAsia="Kaiti SC" w:cs="Kaiti SC"/>
+          <w:sz w:val="21"/>
+        </w:rPr>
+        <w:t xml:space="preserve">➢ </w:t>
+      </w:r>
+      <w:r>
+        <w:rPr>
+          <w:rFonts w:ascii="Kaiti SC" w:hAnsi="Kaiti SC" w:eastAsia="Kaiti SC" w:cs="Kaiti SC"/>
+          <w:sz w:val="21"/>
+        </w:rPr>
+        <w:t>蓝箭航天：蓝箭航天朱雀三号总指挥戴政披露遥一回收失败原因：着陆点火出现异常燃烧，坠落在着陆场坪边缘 - 新浪财经 （2026-08-19；新浪财经）</w:t>
+      </w:r>
+    </w:p>
+    <w:p>
+      <w:pPr>
+        <w:keepLines/>
+        <w:spacing w:after="60"/>
+        <w:ind w:left="369" w:hanging="227"/>
+      </w:pPr>
+      <w:r>
+        <w:rPr>
+          <w:rFonts w:ascii="Kaiti SC" w:hAnsi="Kaiti SC" w:eastAsia="Kaiti SC" w:cs="Kaiti SC"/>
+          <w:sz w:val="21"/>
+        </w:rPr>
+        <w:t xml:space="preserve">➢ </w:t>
+      </w:r>
+      <w:r>
+        <w:rPr>
+          <w:rFonts w:ascii="Kaiti SC" w:hAnsi="Kaiti SC" w:eastAsia="Kaiti SC" w:cs="Kaiti SC"/>
+          <w:sz w:val="21"/>
+        </w:rPr>
+        <w:t>蓝箭鸿擎：鸿擎科技副总裁史耀中：将批量生产融入卫星前端设计 - 东方财富 （2026-08-21；jnzstatic.cs.com.cn、东方财富、中证网）</w:t>
       </w:r>
     </w:p>
     <w:p>
@@ -2561,7 +2611,7 @@
           <w:b/>
           <w:sz w:val="21"/>
         </w:rPr>
-        <w:t>9. 公司动态概览</w:t>
+        <w:t>8. 公司动态概览</w:t>
       </w:r>
     </w:p>
     <w:tbl>
@@ -2686,7 +2736,7 @@
                 <w:b w:val="0"/>
                 <w:sz w:val="19"/>
               </w:rPr>
-              <w:t>SpaceX</w:t>
+              <w:t>蓝箭航天</w:t>
             </w:r>
           </w:p>
         </w:tc>
@@ -2707,7 +2757,7 @@
                 <w:b w:val="0"/>
                 <w:sz w:val="19"/>
               </w:rPr>
-              <w:t>142</w:t>
+              <w:t>232</w:t>
             </w:r>
           </w:p>
         </w:tc>
@@ -2728,7 +2778,7 @@
                 <w:b w:val="0"/>
                 <w:sz w:val="19"/>
               </w:rPr>
-              <w:t>发射与任务、市场与股价、其他动态、监管与政策、订单与合作</w:t>
+              <w:t>融资与资本、其他动态、发射与任务、市场与股价、订单与合作</w:t>
             </w:r>
           </w:p>
         </w:tc>
@@ -2748,7 +2798,7 @@
                 <w:b w:val="0"/>
                 <w:sz w:val="19"/>
               </w:rPr>
-              <w:t>Live coverage: SpaceX to launch satellite replenishment mission for Globalstar from Cape Canaveral</w:t>
+              <w:t>朱雀三号回收成功！可复用火箭产业化元年将启多股获融资客关注(名单)_证券要闻 - 中金在线</w:t>
             </w:r>
           </w:p>
         </w:tc>
@@ -2773,7 +2823,7 @@
                 <w:b w:val="0"/>
                 <w:sz w:val="19"/>
               </w:rPr>
-              <w:t>蓝箭航天</w:t>
+              <w:t>SpaceX</w:t>
             </w:r>
           </w:p>
         </w:tc>
@@ -2794,7 +2844,7 @@
                 <w:b w:val="0"/>
                 <w:sz w:val="19"/>
               </w:rPr>
-              <w:t>46</w:t>
+              <w:t>147</w:t>
             </w:r>
           </w:p>
         </w:tc>
@@ -2815,7 +2865,7 @@
                 <w:b w:val="0"/>
                 <w:sz w:val="19"/>
               </w:rPr>
-              <w:t>市场与股价、发射与任务、其他动态</w:t>
+              <w:t>发射与任务、市场与股价、其他动态</w:t>
             </w:r>
           </w:p>
         </w:tc>
@@ -2835,7 +2885,7 @@
                 <w:b w:val="0"/>
                 <w:sz w:val="19"/>
               </w:rPr>
-              <w:t>LandSpace Zhuque-3 attempts land-based booster recovery, $1B IPO at stake</w:t>
+              <w:t>Live coverage: SpaceX to launch 100th orbital mission of 2026</w:t>
             </w:r>
           </w:p>
         </w:tc>
@@ -2860,7 +2910,7 @@
                 <w:b w:val="0"/>
                 <w:sz w:val="19"/>
               </w:rPr>
-              <w:t>Blue Origin</w:t>
+              <w:t>垣信卫星</w:t>
             </w:r>
           </w:p>
         </w:tc>
@@ -2881,7 +2931,7 @@
                 <w:b w:val="0"/>
                 <w:sz w:val="19"/>
               </w:rPr>
-              <w:t>33</w:t>
+              <w:t>70</w:t>
             </w:r>
           </w:p>
         </w:tc>
@@ -2902,7 +2952,7 @@
                 <w:b w:val="0"/>
                 <w:sz w:val="19"/>
               </w:rPr>
-              <w:t>发射与任务、其他动态</w:t>
+              <w:t>市场与股价、融资与资本、发射与任务、其他动态</w:t>
             </w:r>
           </w:p>
         </w:tc>
@@ -2922,7 +2972,94 @@
                 <w:b w:val="0"/>
                 <w:sz w:val="19"/>
               </w:rPr>
-              <w:t>Blue Origin overviews plan for dual pad ops at Cape Canaveral</w:t>
+              <w:t>垣信卫星完成69.75亿元B轮融资；宇树科技登陆科创板，最新市值为2719.66亿元丨全球投融资周报08.15-08.21 - 创业邦</w:t>
+            </w:r>
+          </w:p>
+        </w:tc>
+      </w:tr>
+      <w:tr>
+        <w:trPr>
+          <w:cantSplit/>
+        </w:trPr>
+        <w:tc>
+          <w:tcPr>
+            <w:tcW w:type="dxa" w:w="2075"/>
+            <w:vAlign w:val="center"/>
+          </w:tcPr>
+          <w:p>
+            <w:pPr>
+              <w:spacing w:after="0" w:line="252" w:lineRule="auto"/>
+            </w:pPr>
+            <w:r/>
+            <w:r>
+              <w:rPr>
+                <w:rFonts w:ascii="Kaiti SC" w:hAnsi="Kaiti SC" w:eastAsia="Kaiti SC" w:cs="Kaiti SC"/>
+                <w:b w:val="0"/>
+                <w:sz w:val="19"/>
+              </w:rPr>
+              <w:t>中科宇航</w:t>
+            </w:r>
+          </w:p>
+        </w:tc>
+        <w:tc>
+          <w:tcPr>
+            <w:tcW w:type="dxa" w:w="2075"/>
+            <w:vAlign w:val="center"/>
+          </w:tcPr>
+          <w:p>
+            <w:pPr>
+              <w:spacing w:after="0" w:line="252" w:lineRule="auto"/>
+              <w:jc w:val="center"/>
+            </w:pPr>
+            <w:r/>
+            <w:r>
+              <w:rPr>
+                <w:rFonts w:ascii="Kaiti SC" w:hAnsi="Kaiti SC" w:eastAsia="Kaiti SC" w:cs="Kaiti SC"/>
+                <w:b w:val="0"/>
+                <w:sz w:val="19"/>
+              </w:rPr>
+              <w:t>19</w:t>
+            </w:r>
+          </w:p>
+        </w:tc>
+        <w:tc>
+          <w:tcPr>
+            <w:tcW w:type="dxa" w:w="2075"/>
+            <w:vAlign w:val="center"/>
+          </w:tcPr>
+          <w:p>
+            <w:pPr>
+              <w:spacing w:after="0" w:line="252" w:lineRule="auto"/>
+              <w:jc w:val="center"/>
+            </w:pPr>
+            <w:r/>
+            <w:r>
+              <w:rPr>
+                <w:rFonts w:ascii="Kaiti SC" w:hAnsi="Kaiti SC" w:eastAsia="Kaiti SC" w:cs="Kaiti SC"/>
+                <w:b w:val="0"/>
+                <w:sz w:val="19"/>
+              </w:rPr>
+              <w:t>订单与合作、发射与任务、其他动态</w:t>
+            </w:r>
+          </w:p>
+        </w:tc>
+        <w:tc>
+          <w:tcPr>
+            <w:tcW w:type="dxa" w:w="2075"/>
+            <w:vAlign w:val="center"/>
+          </w:tcPr>
+          <w:p>
+            <w:pPr>
+              <w:spacing w:after="0" w:line="252" w:lineRule="auto"/>
+            </w:pPr>
+            <w:r/>
+            <w:r>
+              <w:rPr>
+                <w:rFonts w:ascii="Kaiti SC" w:hAnsi="Kaiti SC" w:eastAsia="Kaiti SC" w:cs="Kaiti SC"/>
+                <w:b w:val="0"/>
+                <w:sz w:val="19"/>
+              </w:rPr>
+              <w:t>公司问答丨三角防务：截至目前 公司未与星际荣耀、星河动力和中科宇航签订合作订单 - 新浪财经</w:t>
             </w:r>
           </w:p>
         </w:tc>
@@ -2968,7 +3105,7 @@
                 <w:b w:val="0"/>
                 <w:sz w:val="19"/>
               </w:rPr>
-              <w:t>17</w:t>
+              <w:t>9</w:t>
             </w:r>
           </w:p>
         </w:tc>
@@ -2989,7 +3126,7 @@
                 <w:b w:val="0"/>
                 <w:sz w:val="19"/>
               </w:rPr>
-              <w:t>市场与股价、其他动态、产品与技术、发射与任务</w:t>
+              <w:t>市场与股价、订单与合作、融资与资本、产品与技术</w:t>
             </w:r>
           </w:p>
         </w:tc>
@@ -3009,7 +3146,7 @@
                 <w:b w:val="0"/>
                 <w:sz w:val="19"/>
               </w:rPr>
-              <w:t>影响市场重大事件：摩根士丹利对SpaceX惊人设想：股价能够冲击600美元；星河动力年产24发重复使用液体运载火箭产业化基地项目开工；上半年中国人形机器人出货量全球占比超97% - 东方财富</w:t>
+              <w:t>智神星一号，能帮星河动力抢到IPO第三席吗？ - 新浪财经</w:t>
             </w:r>
           </w:p>
         </w:tc>
@@ -3034,7 +3171,7 @@
                 <w:b w:val="0"/>
                 <w:sz w:val="19"/>
               </w:rPr>
-              <w:t>中科宇航</w:t>
+              <w:t>蓝箭鸿擎</w:t>
             </w:r>
           </w:p>
         </w:tc>
@@ -3055,7 +3192,7 @@
                 <w:b w:val="0"/>
                 <w:sz w:val="19"/>
               </w:rPr>
-              <w:t>13</w:t>
+              <w:t>9</w:t>
             </w:r>
           </w:p>
         </w:tc>
@@ -3076,7 +3213,7 @@
                 <w:b w:val="0"/>
                 <w:sz w:val="19"/>
               </w:rPr>
-              <w:t>发射与任务</w:t>
+              <w:t>发射与任务、其他动态</w:t>
             </w:r>
           </w:p>
         </w:tc>
@@ -3096,7 +3233,7 @@
                 <w:b w:val="0"/>
                 <w:sz w:val="19"/>
               </w:rPr>
-              <w:t>国防军工行业周报：力箭一号遥十七火箭拟近期在广东海域实施首次海上发射_行业研究_研报 - 证券之星</w:t>
+              <w:t>火箭回收、卫星入轨，蓝箭航天首次展示星箭协同能力 - 财富号</w:t>
             </w:r>
           </w:p>
         </w:tc>
@@ -3163,7 +3300,7 @@
                 <w:b w:val="0"/>
                 <w:sz w:val="19"/>
               </w:rPr>
-              <w:t>发射与任务、融资与资本</w:t>
+              <w:t>发射与任务、订单与合作、其他动态、产品与技术</w:t>
             </w:r>
           </w:p>
         </w:tc>
@@ -3208,7 +3345,7 @@
                 <w:b w:val="0"/>
                 <w:sz w:val="19"/>
               </w:rPr>
-              <w:t>垣信卫星</w:t>
+              <w:t>Blue Origin</w:t>
             </w:r>
           </w:p>
         </w:tc>
@@ -3229,7 +3366,7 @@
                 <w:b w:val="0"/>
                 <w:sz w:val="19"/>
               </w:rPr>
-              <w:t>3</w:t>
+              <w:t>5</w:t>
             </w:r>
           </w:p>
         </w:tc>
@@ -3250,7 +3387,7 @@
                 <w:b w:val="0"/>
                 <w:sz w:val="19"/>
               </w:rPr>
-              <w:t>其他动态</w:t>
+              <w:t>发射与任务、其他动态</w:t>
             </w:r>
           </w:p>
         </w:tc>
@@ -3270,7 +3407,7 @@
                 <w:b w:val="0"/>
                 <w:sz w:val="19"/>
               </w:rPr>
-              <w:t>东方明珠持有芯上微装3.4831%，上海微电子1.73261%,上海垣信卫星3.98933%，上海数据交易所5.3333%… - 财富号</w:t>
+              <w:t>Blue Origin plots New Glenn expansion after massive rocket explosion damaged launch pad - Yahoo</w:t>
             </w:r>
           </w:p>
         </w:tc>
@@ -3337,7 +3474,7 @@
                 <w:b w:val="0"/>
                 <w:sz w:val="19"/>
               </w:rPr>
-              <w:t>发射与任务</w:t>
+              <w:t>其他动态</w:t>
             </w:r>
           </w:p>
         </w:tc>
@@ -3357,7 +3494,7 @@
                 <w:b w:val="0"/>
                 <w:sz w:val="19"/>
               </w:rPr>
-              <w:t>江苏：拟突破大运力和可重复使用火箭关键技术 强化发射回收验证能力建设 - 证券时报</w:t>
+              <w:t>朱雀三号成功“回巢” 国内可重复使用火箭迈向复飞验证 - 证券时报</w:t>
             </w:r>
           </w:p>
         </w:tc>
@@ -3373,7 +3510,7 @@
           <w:b/>
           <w:sz w:val="21"/>
         </w:rPr>
-        <w:t>10. 关联历史回看</w:t>
+        <w:t>9. 关联历史回看</w:t>
       </w:r>
     </w:p>
     <w:p>
@@ -3394,7 +3531,7 @@
           <w:rFonts w:ascii="Kaiti SC" w:hAnsi="Kaiti SC" w:eastAsia="Kaiti SC" w:cs="Kaiti SC"/>
           <w:sz w:val="21"/>
         </w:rPr>
-        <w:t>星际荣耀：本周“星际荣耀SQX-3运载火箭整流罩静力试验取得成功 - 证券时报”；关联回看 2026-01-04 的“双曲线一号运载火箭φ1.6m整流罩分离试验取得圆满成功 - 未来天玑”。</w:t>
+        <w:t>蓝箭航天：本周“朱雀三号成功回收 中国商业航天为什么行？ - 闪电新闻”；关联回看 2025-12-05 的“朱雀三号回收没成，为什么大家都说“还成”？ - thecover.cn”。</w:t>
       </w:r>
     </w:p>
     <w:p>
@@ -3415,7 +3552,7 @@
           <w:rFonts w:ascii="Kaiti SC" w:hAnsi="Kaiti SC" w:eastAsia="Kaiti SC" w:cs="Kaiti SC"/>
           <w:sz w:val="21"/>
         </w:rPr>
-        <w:t>SpaceX：本周“Live coverage: SpaceX to launch 29 Starlink satellites on Falcon 9 rocket from Cape Canaveral”；关联回看 2026-02-27 的“SpaceX Falcon 9 launches from Cape Canaveral with 29 Starlink satellites - Spaceflight Now”。</w:t>
+        <w:t>蓝箭航天：本周“LandSpace Successfully Recovers ‘Zhuque-3’ Booster, Diversifying China’s Reusable Rocket Ambitions”；关联回看 2025-10-28 的“China's Zhuque-3 reusable rocket passes key milestone”。</w:t>
       </w:r>
     </w:p>
     <w:p>
@@ -3436,7 +3573,7 @@
           <w:rFonts w:ascii="Kaiti SC" w:hAnsi="Kaiti SC" w:eastAsia="Kaiti SC" w:cs="Kaiti SC"/>
           <w:sz w:val="21"/>
         </w:rPr>
-        <w:t>SpaceX：本周“Live coverage: SpaceX to launch 24 Starlink satellites on Falcon 9 rocket from Vandenberg SFB”；关联回看 2026-05-06 的“SpaceX Falcon 9 rocket launch , Starlink satellites from Vandenberg , CA Space Force Base | May 5”。</w:t>
+        <w:t>SpaceX：本周“SpaceX mission flies with 2,000th Starlink launched this year”；关联回看 2026-06-28 的“How Many Starlink Satellites Can SpaceX Launch This Year? - The Motley Fool”。</w:t>
       </w:r>
     </w:p>
     <w:p>
@@ -3457,7 +3594,7 @@
           <w:rFonts w:ascii="Kaiti SC" w:hAnsi="Kaiti SC" w:eastAsia="Kaiti SC" w:cs="Kaiti SC"/>
           <w:sz w:val="21"/>
         </w:rPr>
-        <w:t>SpaceX：本周“SpaceX files plans for $7 million expansion at Starlink's Bastrop site”；关联回看 2026-08-04 的“Hughes files for bankruptcy after GEO business loses ground to Starlink”。</w:t>
+        <w:t>SpaceX：本周“SpaceX rocket launch from Florida. What time is Cape Canaveral liftoff? - Florida Today”；关联回看 2026-06-13 的“SpaceX launches Starlink mission from Cape Canaveral as stock trades on the Nasdaq for first time”。</w:t>
       </w:r>
     </w:p>
     <w:p>
@@ -3478,28 +3615,7 @@
           <w:rFonts w:ascii="Kaiti SC" w:hAnsi="Kaiti SC" w:eastAsia="Kaiti SC" w:cs="Kaiti SC"/>
           <w:sz w:val="21"/>
         </w:rPr>
-        <w:t>SpaceX：本周“SpaceX launches record-breaking back-to-back Falcon 9 rockets for Globalstar, U.S. Space Force - Spaceflight Now”；关联回看 2026-03-13 的“SpaceX launches 25 Starlink satellites on Falcon 9 rocket from Vandenberg Space Force Base - Spaceflight Now”。</w:t>
-      </w:r>
-    </w:p>
-    <w:p>
-      <w:pPr>
-        <w:keepLines/>
-        <w:spacing w:after="60"/>
-        <w:ind w:left="369" w:hanging="227"/>
-      </w:pPr>
-      <w:r>
-        <w:rPr>
-          <w:rFonts w:ascii="Kaiti SC" w:hAnsi="Kaiti SC" w:eastAsia="Kaiti SC" w:cs="Kaiti SC"/>
-          <w:sz w:val="21"/>
-        </w:rPr>
-        <w:t xml:space="preserve">✓ </w:t>
-      </w:r>
-      <w:r>
-        <w:rPr>
-          <w:rFonts w:ascii="Kaiti SC" w:hAnsi="Kaiti SC" w:eastAsia="Kaiti SC" w:cs="Kaiti SC"/>
-          <w:sz w:val="21"/>
-        </w:rPr>
-        <w:t>蓝箭航天：本周“朱雀三号“爽约” - 东方财富”；关联回看 2026-07-03 的“铌好……蓝箭航天…… - 东方财富”。</w:t>
+        <w:t>星河动力：本周“智神星一号，能帮星河动力抢到IPO第三席吗？ - 新浪财经”；关联回看 2025-10-23 的“星河动力，加入IPO梯队 - 新浪财经”。</w:t>
       </w:r>
     </w:p>
     <w:p>
@@ -3517,7 +3633,7 @@
           <w:b/>
           <w:sz w:val="21"/>
         </w:rPr>
-        <w:t>11. 下周关注</w:t>
+        <w:t>10. 下周关注</w:t>
       </w:r>
     </w:p>
     <w:p>
@@ -3559,6 +3675,27 @@
           <w:rFonts w:ascii="Kaiti SC" w:hAnsi="Kaiti SC" w:eastAsia="Kaiti SC" w:cs="Kaiti SC"/>
           <w:sz w:val="21"/>
         </w:rPr>
+        <w:t>关注 蓝箭航天 的后续披露与多来源交叉验证。</w:t>
+      </w:r>
+    </w:p>
+    <w:p>
+      <w:pPr>
+        <w:keepLines/>
+        <w:spacing w:after="60"/>
+        <w:ind w:left="369" w:hanging="227"/>
+      </w:pPr>
+      <w:r>
+        <w:rPr>
+          <w:rFonts w:ascii="Kaiti SC" w:hAnsi="Kaiti SC" w:eastAsia="Kaiti SC" w:cs="Kaiti SC"/>
+          <w:sz w:val="21"/>
+        </w:rPr>
+        <w:t xml:space="preserve">✓ </w:t>
+      </w:r>
+      <w:r>
+        <w:rPr>
+          <w:rFonts w:ascii="Kaiti SC" w:hAnsi="Kaiti SC" w:eastAsia="Kaiti SC" w:cs="Kaiti SC"/>
+          <w:sz w:val="21"/>
+        </w:rPr>
         <w:t>关注 SpaceX 的后续披露与多来源交叉验证。</w:t>
       </w:r>
     </w:p>
@@ -3580,7 +3717,7 @@
           <w:rFonts w:ascii="Kaiti SC" w:hAnsi="Kaiti SC" w:eastAsia="Kaiti SC" w:cs="Kaiti SC"/>
           <w:sz w:val="21"/>
         </w:rPr>
-        <w:t>关注 蓝箭航天 的后续披露与多来源交叉验证。</w:t>
+        <w:t>关注 垣信卫星 的后续披露与多来源交叉验证。</w:t>
       </w:r>
     </w:p>
     <w:p>
@@ -3601,7 +3738,7 @@
           <w:rFonts w:ascii="Kaiti SC" w:hAnsi="Kaiti SC" w:eastAsia="Kaiti SC" w:cs="Kaiti SC"/>
           <w:sz w:val="21"/>
         </w:rPr>
-        <w:t>关注 Blue Origin 的后续披露与多来源交叉验证。</w:t>
+        <w:t>关注 中科宇航 的后续披露与多来源交叉验证。</w:t>
       </w:r>
     </w:p>
     <w:p>
@@ -3623,27 +3760,6 @@
           <w:sz w:val="21"/>
         </w:rPr>
         <w:t>关注 星河动力 的后续披露与多来源交叉验证。</w:t>
-      </w:r>
-    </w:p>
-    <w:p>
-      <w:pPr>
-        <w:keepLines/>
-        <w:spacing w:after="60"/>
-        <w:ind w:left="369" w:hanging="227"/>
-      </w:pPr>
-      <w:r>
-        <w:rPr>
-          <w:rFonts w:ascii="Kaiti SC" w:hAnsi="Kaiti SC" w:eastAsia="Kaiti SC" w:cs="Kaiti SC"/>
-          <w:sz w:val="21"/>
-        </w:rPr>
-        <w:t xml:space="preserve">✓ </w:t>
-      </w:r>
-      <w:r>
-        <w:rPr>
-          <w:rFonts w:ascii="Kaiti SC" w:hAnsi="Kaiti SC" w:eastAsia="Kaiti SC" w:cs="Kaiti SC"/>
-          <w:sz w:val="21"/>
-        </w:rPr>
-        <w:t>关注 中科宇航 的后续披露与多来源交叉验证。</w:t>
       </w:r>
     </w:p>
     <w:sectPr>

--- a/docs/data/reports/weekly/latest/weekly_report.docx
+++ b/docs/data/reports/weekly/latest/weekly_report.docx
@@ -26,7 +26,7 @@
           <w:rFonts w:ascii="Kaiti SC" w:hAnsi="Kaiti SC" w:eastAsia="Kaiti SC" w:cs="Kaiti SC"/>
           <w:sz w:val="21"/>
         </w:rPr>
-        <w:t>2026-08-18 至 2026-08-24</w:t>
+        <w:t>2026-08-25 至 2026-08-31</w:t>
       </w:r>
     </w:p>
     <w:tbl>
@@ -81,7 +81,7 @@
                 <w:b w:val="0"/>
                 <w:sz w:val="19"/>
               </w:rPr>
-              <w:t>2026-08-18 至 2026-08-24</w:t>
+              <w:t>2026-08-25 至 2026-08-31</w:t>
             </w:r>
           </w:p>
         </w:tc>
@@ -127,7 +127,7 @@
                 <w:b w:val="0"/>
                 <w:sz w:val="19"/>
               </w:rPr>
-              <w:t>499 条 / 128 个</w:t>
+              <w:t>336 条 / 62 个</w:t>
             </w:r>
           </w:p>
         </w:tc>
@@ -173,7 +173,7 @@
                 <w:b w:val="0"/>
                 <w:sz w:val="19"/>
               </w:rPr>
-              <w:t>9 家 / 107 个</w:t>
+              <w:t>8 家 / 57 个</w:t>
             </w:r>
           </w:p>
         </w:tc>
@@ -219,7 +219,7 @@
                 <w:b w:val="0"/>
                 <w:sz w:val="19"/>
               </w:rPr>
-              <w:t>2026-08-24</w:t>
+              <w:t>2026-08-31</w:t>
             </w:r>
           </w:p>
         </w:tc>
@@ -245,7 +245,7 @@
     </w:p>
     <w:p>
       <w:r>
-        <w:t>2026-08-18 至 2026-08-24 共归档 499 条新闻，形成 128 个事件，覆盖 9 家公司和 107 个来源。 新闻量较多的公司包括 蓝箭航天、SpaceX、垣信卫星、中科宇航、星河动力。 其中 5 项动态可与更早的同公司同类事件关联回看。</w:t>
+        <w:t>2026-08-25 至 2026-08-31 共归档 336 条新闻，形成 62 个事件，覆盖 8 家公司和 57 个来源。 新闻量较多的公司包括 SpaceX、银河航天、中科宇航、Blue Origin、垣信卫星。 其中 6 项动态可与更早的同公司同类事件关联回看。</w:t>
       </w:r>
     </w:p>
     <w:p>
@@ -266,7 +266,7 @@
           <w:rFonts w:ascii="Kaiti SC" w:hAnsi="Kaiti SC" w:eastAsia="Kaiti SC" w:cs="Kaiti SC"/>
           <w:sz w:val="21"/>
         </w:rPr>
-        <w:t>发射与任务：42 个事件。</w:t>
+        <w:t>发射与任务：30 个事件。</w:t>
       </w:r>
     </w:p>
     <w:p>
@@ -287,7 +287,7 @@
           <w:rFonts w:ascii="Kaiti SC" w:hAnsi="Kaiti SC" w:eastAsia="Kaiti SC" w:cs="Kaiti SC"/>
           <w:sz w:val="21"/>
         </w:rPr>
-        <w:t>订单与合作：5 个事件。</w:t>
+        <w:t>订单与合作：3 个事件。</w:t>
       </w:r>
     </w:p>
     <w:p>
@@ -308,7 +308,7 @@
           <w:rFonts w:ascii="Kaiti SC" w:hAnsi="Kaiti SC" w:eastAsia="Kaiti SC" w:cs="Kaiti SC"/>
           <w:sz w:val="21"/>
         </w:rPr>
-        <w:t>融资与资本：12 个事件。</w:t>
+        <w:t>融资与资本：1 个事件。</w:t>
       </w:r>
     </w:p>
     <w:p>
@@ -329,7 +329,7 @@
           <w:rFonts w:ascii="Kaiti SC" w:hAnsi="Kaiti SC" w:eastAsia="Kaiti SC" w:cs="Kaiti SC"/>
           <w:sz w:val="21"/>
         </w:rPr>
-        <w:t>市场与股价：14 个事件。</w:t>
+        <w:t>监管与政策：1 个事件。</w:t>
       </w:r>
     </w:p>
     <w:p>
@@ -350,7 +350,7 @@
           <w:rFonts w:ascii="Kaiti SC" w:hAnsi="Kaiti SC" w:eastAsia="Kaiti SC" w:cs="Kaiti SC"/>
           <w:sz w:val="21"/>
         </w:rPr>
-        <w:t>产品与技术：2 个事件。</w:t>
+        <w:t>市场与股价：1 个事件。</w:t>
       </w:r>
     </w:p>
     <w:p>
@@ -371,7 +371,7 @@
           <w:rFonts w:ascii="Kaiti SC" w:hAnsi="Kaiti SC" w:eastAsia="Kaiti SC" w:cs="Kaiti SC"/>
           <w:sz w:val="21"/>
         </w:rPr>
-        <w:t>其他动态：53 个事件。</w:t>
+        <w:t>其他动态：26 个事件。</w:t>
       </w:r>
     </w:p>
     <w:p>
@@ -510,7 +510,7 @@
                 <w:b w:val="0"/>
                 <w:sz w:val="19"/>
               </w:rPr>
-              <w:t>2026-08-23</w:t>
+              <w:t>2026-08-30</w:t>
             </w:r>
           </w:p>
         </w:tc>
@@ -572,7 +572,7 @@
                 <w:b w:val="0"/>
                 <w:sz w:val="19"/>
               </w:rPr>
-              <w:t>SpaceX stock rises as Starlink nears 11,000 satellites in orbit</w:t>
+              <w:t>NASA, SpaceX set to launch the Nancy Grace Roman Space Telescope from Florida on Sunday</w:t>
             </w:r>
           </w:p>
         </w:tc>
@@ -598,7 +598,7 @@
                 <w:b w:val="0"/>
                 <w:sz w:val="19"/>
               </w:rPr>
-              <w:t>2026-08-23</w:t>
+              <w:t>2026-08-29</w:t>
             </w:r>
           </w:p>
         </w:tc>
@@ -619,7 +619,7 @@
                 <w:b w:val="0"/>
                 <w:sz w:val="19"/>
               </w:rPr>
-              <w:t>蓝箭航天</w:t>
+              <w:t>SpaceX</w:t>
             </w:r>
           </w:p>
         </w:tc>
@@ -640,7 +640,7 @@
                 <w:b w:val="0"/>
                 <w:sz w:val="19"/>
               </w:rPr>
-              <w:t>其他动态</w:t>
+              <w:t>监管与政策</w:t>
             </w:r>
           </w:p>
         </w:tc>
@@ -660,7 +660,7 @@
                 <w:b w:val="0"/>
                 <w:sz w:val="19"/>
               </w:rPr>
-              <w:t>朱雀三号成功回收 中国商业航天为什么行？ - 闪电新闻</w:t>
+              <w:t>SpaceX petitions FCC to block Viasat satellite over Starlink interference risk</w:t>
             </w:r>
           </w:p>
         </w:tc>
@@ -686,7 +686,7 @@
                 <w:b w:val="0"/>
                 <w:sz w:val="19"/>
               </w:rPr>
-              <w:t>2026-08-22</w:t>
+              <w:t>2026-08-28</w:t>
             </w:r>
           </w:p>
         </w:tc>
@@ -748,7 +748,7 @@
                 <w:b w:val="0"/>
                 <w:sz w:val="19"/>
               </w:rPr>
-              <w:t>Live coverage: SpaceX to launch 100th orbital mission of 2026</w:t>
+              <w:t>SpaceX Falcon 9 booster returns to Port Canaveral after final Florida Starlink launch - Florida Today</w:t>
             </w:r>
           </w:p>
         </w:tc>
@@ -774,7 +774,7 @@
                 <w:b w:val="0"/>
                 <w:sz w:val="19"/>
               </w:rPr>
-              <w:t>2026-08-22</w:t>
+              <w:t>2026-08-27</w:t>
             </w:r>
           </w:p>
         </w:tc>
@@ -836,7 +836,7 @@
                 <w:b w:val="0"/>
                 <w:sz w:val="19"/>
               </w:rPr>
-              <w:t>SpaceX launches Starlink mission as Trump pushes for 1,000 annual launches</w:t>
+              <w:t>Live coverage: SpaceX to launch Starlink mission on a Falcon booster’s record-breaking 37th flight</w:t>
             </w:r>
           </w:p>
         </w:tc>
@@ -862,7 +862,7 @@
                 <w:b w:val="0"/>
                 <w:sz w:val="19"/>
               </w:rPr>
-              <w:t>2026-08-21</w:t>
+              <w:t>2026-08-27</w:t>
             </w:r>
           </w:p>
         </w:tc>
@@ -883,7 +883,7 @@
                 <w:b w:val="0"/>
                 <w:sz w:val="19"/>
               </w:rPr>
-              <w:t>蓝箭航天</w:t>
+              <w:t>中科宇航</w:t>
             </w:r>
           </w:p>
         </w:tc>
@@ -924,7 +924,7 @@
                 <w:b w:val="0"/>
                 <w:sz w:val="19"/>
               </w:rPr>
-              <w:t>Landspace aims to refly recovered Zhuque-3 booster within six months</w:t>
+              <w:t>中科宇航力箭二号遥二运载火箭顺利出厂，拟于今年10月完成发射_手机新浪网 - finance.sina.com.cn</w:t>
             </w:r>
           </w:p>
         </w:tc>
@@ -950,7 +950,7 @@
                 <w:b w:val="0"/>
                 <w:sz w:val="19"/>
               </w:rPr>
-              <w:t>2026-08-21</w:t>
+              <w:t>2026-08-27</w:t>
             </w:r>
           </w:p>
         </w:tc>
@@ -971,7 +971,7 @@
                 <w:b w:val="0"/>
                 <w:sz w:val="19"/>
               </w:rPr>
-              <w:t>蓝箭鸿擎</w:t>
+              <w:t>银河航天</w:t>
             </w:r>
           </w:p>
         </w:tc>
@@ -1012,7 +1012,7 @@
                 <w:b w:val="0"/>
                 <w:sz w:val="19"/>
               </w:rPr>
-              <w:t>火箭回收、卫星入轨，蓝箭航天首次展示星箭协同能力 - 财富号</w:t>
+              <w:t>中国商业航天企业首次面向东南亚整星出口！银河航天三颗卫星发射成功SAR双星与泰国卫星同步入轨 - 财联社</w:t>
             </w:r>
           </w:p>
         </w:tc>
@@ -1038,7 +1038,7 @@
                 <w:b w:val="0"/>
                 <w:sz w:val="19"/>
               </w:rPr>
-              <w:t>2026-08-21</w:t>
+              <w:t>2026-08-26</w:t>
             </w:r>
           </w:p>
         </w:tc>
@@ -1059,7 +1059,7 @@
                 <w:b w:val="0"/>
                 <w:sz w:val="19"/>
               </w:rPr>
-              <w:t>蓝箭航天</w:t>
+              <w:t>SpaceX</w:t>
             </w:r>
           </w:p>
         </w:tc>
@@ -1080,7 +1080,7 @@
                 <w:b w:val="0"/>
                 <w:sz w:val="19"/>
               </w:rPr>
-              <w:t>其他动态</w:t>
+              <w:t>订单与合作</w:t>
             </w:r>
           </w:p>
         </w:tc>
@@ -1100,7 +1100,7 @@
                 <w:b w:val="0"/>
                 <w:sz w:val="19"/>
               </w:rPr>
-              <w:t>我国首次！朱雀三号，实现火箭陆地回收 - 证券时报</w:t>
+              <w:t>Space Force expands Starshield service for military aircraft</w:t>
             </w:r>
           </w:p>
         </w:tc>
@@ -1126,183 +1126,7 @@
                 <w:b w:val="0"/>
                 <w:sz w:val="19"/>
               </w:rPr>
-              <w:t>2026-08-20</w:t>
-            </w:r>
-          </w:p>
-        </w:tc>
-        <w:tc>
-          <w:tcPr>
-            <w:tcW w:type="dxa" w:w="2075"/>
-            <w:vAlign w:val="center"/>
-          </w:tcPr>
-          <w:p>
-            <w:pPr>
-              <w:spacing w:after="0" w:line="252" w:lineRule="auto"/>
-              <w:jc w:val="center"/>
-            </w:pPr>
-            <w:r/>
-            <w:r>
-              <w:rPr>
-                <w:rFonts w:ascii="Kaiti SC" w:hAnsi="Kaiti SC" w:eastAsia="Kaiti SC" w:cs="Kaiti SC"/>
-                <w:b w:val="0"/>
-                <w:sz w:val="19"/>
-              </w:rPr>
-              <w:t>垣信卫星</w:t>
-            </w:r>
-          </w:p>
-        </w:tc>
-        <w:tc>
-          <w:tcPr>
-            <w:tcW w:type="dxa" w:w="2075"/>
-            <w:vAlign w:val="center"/>
-          </w:tcPr>
-          <w:p>
-            <w:pPr>
-              <w:spacing w:after="0" w:line="252" w:lineRule="auto"/>
-              <w:jc w:val="center"/>
-            </w:pPr>
-            <w:r/>
-            <w:r>
-              <w:rPr>
-                <w:rFonts w:ascii="Kaiti SC" w:hAnsi="Kaiti SC" w:eastAsia="Kaiti SC" w:cs="Kaiti SC"/>
-                <w:b w:val="0"/>
-                <w:sz w:val="19"/>
-              </w:rPr>
-              <w:t>融资与资本</w:t>
-            </w:r>
-          </w:p>
-        </w:tc>
-        <w:tc>
-          <w:tcPr>
-            <w:tcW w:type="dxa" w:w="2075"/>
-            <w:vAlign w:val="center"/>
-          </w:tcPr>
-          <w:p>
-            <w:pPr>
-              <w:spacing w:after="0" w:line="252" w:lineRule="auto"/>
-            </w:pPr>
-            <w:r/>
-            <w:r>
-              <w:rPr>
-                <w:rFonts w:ascii="Kaiti SC" w:hAnsi="Kaiti SC" w:eastAsia="Kaiti SC" w:cs="Kaiti SC"/>
-                <w:b w:val="0"/>
-                <w:sz w:val="19"/>
-              </w:rPr>
-              <w:t>SpaceSail Secures $1B Series B Funding for Qianfan Constellation - News and Statistics - IndexBox</w:t>
-            </w:r>
-          </w:p>
-        </w:tc>
-      </w:tr>
-      <w:tr>
-        <w:trPr>
-          <w:cantSplit/>
-        </w:trPr>
-        <w:tc>
-          <w:tcPr>
-            <w:tcW w:type="dxa" w:w="2075"/>
-            <w:vAlign w:val="center"/>
-          </w:tcPr>
-          <w:p>
-            <w:pPr>
-              <w:spacing w:after="0" w:line="252" w:lineRule="auto"/>
-              <w:jc w:val="center"/>
-            </w:pPr>
-            <w:r/>
-            <w:r>
-              <w:rPr>
-                <w:rFonts w:ascii="Kaiti SC" w:hAnsi="Kaiti SC" w:eastAsia="Kaiti SC" w:cs="Kaiti SC"/>
-                <w:b w:val="0"/>
-                <w:sz w:val="19"/>
-              </w:rPr>
-              <w:t>2026-08-20</w:t>
-            </w:r>
-          </w:p>
-        </w:tc>
-        <w:tc>
-          <w:tcPr>
-            <w:tcW w:type="dxa" w:w="2075"/>
-            <w:vAlign w:val="center"/>
-          </w:tcPr>
-          <w:p>
-            <w:pPr>
-              <w:spacing w:after="0" w:line="252" w:lineRule="auto"/>
-              <w:jc w:val="center"/>
-            </w:pPr>
-            <w:r/>
-            <w:r>
-              <w:rPr>
-                <w:rFonts w:ascii="Kaiti SC" w:hAnsi="Kaiti SC" w:eastAsia="Kaiti SC" w:cs="Kaiti SC"/>
-                <w:b w:val="0"/>
-                <w:sz w:val="19"/>
-              </w:rPr>
-              <w:t>蓝箭航天</w:t>
-            </w:r>
-          </w:p>
-        </w:tc>
-        <w:tc>
-          <w:tcPr>
-            <w:tcW w:type="dxa" w:w="2075"/>
-            <w:vAlign w:val="center"/>
-          </w:tcPr>
-          <w:p>
-            <w:pPr>
-              <w:spacing w:after="0" w:line="252" w:lineRule="auto"/>
-              <w:jc w:val="center"/>
-            </w:pPr>
-            <w:r/>
-            <w:r>
-              <w:rPr>
-                <w:rFonts w:ascii="Kaiti SC" w:hAnsi="Kaiti SC" w:eastAsia="Kaiti SC" w:cs="Kaiti SC"/>
-                <w:b w:val="0"/>
-                <w:sz w:val="19"/>
-              </w:rPr>
-              <w:t>发射与任务</w:t>
-            </w:r>
-          </w:p>
-        </w:tc>
-        <w:tc>
-          <w:tcPr>
-            <w:tcW w:type="dxa" w:w="2075"/>
-            <w:vAlign w:val="center"/>
-          </w:tcPr>
-          <w:p>
-            <w:pPr>
-              <w:spacing w:after="0" w:line="252" w:lineRule="auto"/>
-            </w:pPr>
-            <w:r/>
-            <w:r>
-              <w:rPr>
-                <w:rFonts w:ascii="Kaiti SC" w:hAnsi="Kaiti SC" w:eastAsia="Kaiti SC" w:cs="Kaiti SC"/>
-                <w:b w:val="0"/>
-                <w:sz w:val="19"/>
-              </w:rPr>
-              <w:t>朱雀三号遥二实现我国首次运载火箭一子级陆地支腿回收 - 中国科技网</w:t>
-            </w:r>
-          </w:p>
-        </w:tc>
-      </w:tr>
-      <w:tr>
-        <w:trPr>
-          <w:cantSplit/>
-        </w:trPr>
-        <w:tc>
-          <w:tcPr>
-            <w:tcW w:type="dxa" w:w="2075"/>
-            <w:vAlign w:val="center"/>
-          </w:tcPr>
-          <w:p>
-            <w:pPr>
-              <w:spacing w:after="0" w:line="252" w:lineRule="auto"/>
-              <w:jc w:val="center"/>
-            </w:pPr>
-            <w:r/>
-            <w:r>
-              <w:rPr>
-                <w:rFonts w:ascii="Kaiti SC" w:hAnsi="Kaiti SC" w:eastAsia="Kaiti SC" w:cs="Kaiti SC"/>
-                <w:b w:val="0"/>
-                <w:sz w:val="19"/>
-              </w:rPr>
-              <w:t>2026-08-20</w:t>
+              <w:t>2026-08-26</w:t>
             </w:r>
           </w:p>
         </w:tc>
@@ -1364,7 +1188,7 @@
                 <w:b w:val="0"/>
                 <w:sz w:val="19"/>
               </w:rPr>
-              <w:t>WATCH LIVE: SpaceX Falcon 9 launches 29 Starlink satellites from Florida</w:t>
+              <w:t>Live coverage: SpaceX to launch 27 Starlink satellites on Falcon 9 rocket from Vandenberg</w:t>
             </w:r>
           </w:p>
         </w:tc>
@@ -1390,7 +1214,7 @@
                 <w:b w:val="0"/>
                 <w:sz w:val="19"/>
               </w:rPr>
-              <w:t>2026-08-20</w:t>
+              <w:t>2026-08-26</w:t>
             </w:r>
           </w:p>
         </w:tc>
@@ -1411,7 +1235,7 @@
                 <w:b w:val="0"/>
                 <w:sz w:val="19"/>
               </w:rPr>
-              <w:t>蓝箭航天</w:t>
+              <w:t>中科宇航</w:t>
             </w:r>
           </w:p>
         </w:tc>
@@ -1452,7 +1276,7 @@
                 <w:b w:val="0"/>
                 <w:sz w:val="19"/>
               </w:rPr>
-              <w:t>LandSpace Successfully Recovers ‘Zhuque-3’ Booster, Diversifying China’s Reusable Rocket Ambitions</w:t>
+              <w:t>完成合练！力箭一号首次海上发射进入倒计时 - 新浪财经</w:t>
             </w:r>
           </w:p>
         </w:tc>
@@ -1478,7 +1302,7 @@
                 <w:b w:val="0"/>
                 <w:sz w:val="19"/>
               </w:rPr>
-              <w:t>2026-08-20</w:t>
+              <w:t>2026-08-26</w:t>
             </w:r>
           </w:p>
         </w:tc>
@@ -1499,359 +1323,7 @@
                 <w:b w:val="0"/>
                 <w:sz w:val="19"/>
               </w:rPr>
-              <w:t>蓝箭航天</w:t>
-            </w:r>
-          </w:p>
-        </w:tc>
-        <w:tc>
-          <w:tcPr>
-            <w:tcW w:type="dxa" w:w="2075"/>
-            <w:vAlign w:val="center"/>
-          </w:tcPr>
-          <w:p>
-            <w:pPr>
-              <w:spacing w:after="0" w:line="252" w:lineRule="auto"/>
-              <w:jc w:val="center"/>
-            </w:pPr>
-            <w:r/>
-            <w:r>
-              <w:rPr>
-                <w:rFonts w:ascii="Kaiti SC" w:hAnsi="Kaiti SC" w:eastAsia="Kaiti SC" w:cs="Kaiti SC"/>
-                <w:b w:val="0"/>
-                <w:sz w:val="19"/>
-              </w:rPr>
-              <w:t>其他动态</w:t>
-            </w:r>
-          </w:p>
-        </w:tc>
-        <w:tc>
-          <w:tcPr>
-            <w:tcW w:type="dxa" w:w="2075"/>
-            <w:vAlign w:val="center"/>
-          </w:tcPr>
-          <w:p>
-            <w:pPr>
-              <w:spacing w:after="0" w:line="252" w:lineRule="auto"/>
-            </w:pPr>
-            <w:r/>
-            <w:r>
-              <w:rPr>
-                <w:rFonts w:ascii="Kaiti SC" w:hAnsi="Kaiti SC" w:eastAsia="Kaiti SC" w:cs="Kaiti SC"/>
-                <w:b w:val="0"/>
-                <w:sz w:val="19"/>
-              </w:rPr>
-              <w:t>朱雀三号完成一子级回收！关注航天修复反弹机遇 - Jiemian.com</w:t>
-            </w:r>
-          </w:p>
-        </w:tc>
-      </w:tr>
-      <w:tr>
-        <w:trPr>
-          <w:cantSplit/>
-        </w:trPr>
-        <w:tc>
-          <w:tcPr>
-            <w:tcW w:type="dxa" w:w="2075"/>
-            <w:vAlign w:val="center"/>
-          </w:tcPr>
-          <w:p>
-            <w:pPr>
-              <w:spacing w:after="0" w:line="252" w:lineRule="auto"/>
-              <w:jc w:val="center"/>
-            </w:pPr>
-            <w:r/>
-            <w:r>
-              <w:rPr>
-                <w:rFonts w:ascii="Kaiti SC" w:hAnsi="Kaiti SC" w:eastAsia="Kaiti SC" w:cs="Kaiti SC"/>
-                <w:b w:val="0"/>
-                <w:sz w:val="19"/>
-              </w:rPr>
-              <w:t>2026-08-20</w:t>
-            </w:r>
-          </w:p>
-        </w:tc>
-        <w:tc>
-          <w:tcPr>
-            <w:tcW w:type="dxa" w:w="2075"/>
-            <w:vAlign w:val="center"/>
-          </w:tcPr>
-          <w:p>
-            <w:pPr>
-              <w:spacing w:after="0" w:line="252" w:lineRule="auto"/>
-              <w:jc w:val="center"/>
-            </w:pPr>
-            <w:r/>
-            <w:r>
-              <w:rPr>
-                <w:rFonts w:ascii="Kaiti SC" w:hAnsi="Kaiti SC" w:eastAsia="Kaiti SC" w:cs="Kaiti SC"/>
-                <w:b w:val="0"/>
-                <w:sz w:val="19"/>
-              </w:rPr>
-              <w:t>垣信卫星</w:t>
-            </w:r>
-          </w:p>
-        </w:tc>
-        <w:tc>
-          <w:tcPr>
-            <w:tcW w:type="dxa" w:w="2075"/>
-            <w:vAlign w:val="center"/>
-          </w:tcPr>
-          <w:p>
-            <w:pPr>
-              <w:spacing w:after="0" w:line="252" w:lineRule="auto"/>
-              <w:jc w:val="center"/>
-            </w:pPr>
-            <w:r/>
-            <w:r>
-              <w:rPr>
-                <w:rFonts w:ascii="Kaiti SC" w:hAnsi="Kaiti SC" w:eastAsia="Kaiti SC" w:cs="Kaiti SC"/>
-                <w:b w:val="0"/>
-                <w:sz w:val="19"/>
-              </w:rPr>
-              <w:t>融资与资本</w:t>
-            </w:r>
-          </w:p>
-        </w:tc>
-        <w:tc>
-          <w:tcPr>
-            <w:tcW w:type="dxa" w:w="2075"/>
-            <w:vAlign w:val="center"/>
-          </w:tcPr>
-          <w:p>
-            <w:pPr>
-              <w:spacing w:after="0" w:line="252" w:lineRule="auto"/>
-            </w:pPr>
-            <w:r/>
-            <w:r>
-              <w:rPr>
-                <w:rFonts w:ascii="Kaiti SC" w:hAnsi="Kaiti SC" w:eastAsia="Kaiti SC" w:cs="Kaiti SC"/>
-                <w:b w:val="0"/>
-                <w:sz w:val="19"/>
-              </w:rPr>
-              <w:t>垣信卫星完成70亿元B轮融资 估值约500亿元 - 观点网</w:t>
-            </w:r>
-          </w:p>
-        </w:tc>
-      </w:tr>
-      <w:tr>
-        <w:trPr>
-          <w:cantSplit/>
-        </w:trPr>
-        <w:tc>
-          <w:tcPr>
-            <w:tcW w:type="dxa" w:w="2075"/>
-            <w:vAlign w:val="center"/>
-          </w:tcPr>
-          <w:p>
-            <w:pPr>
-              <w:spacing w:after="0" w:line="252" w:lineRule="auto"/>
-              <w:jc w:val="center"/>
-            </w:pPr>
-            <w:r/>
-            <w:r>
-              <w:rPr>
-                <w:rFonts w:ascii="Kaiti SC" w:hAnsi="Kaiti SC" w:eastAsia="Kaiti SC" w:cs="Kaiti SC"/>
-                <w:b w:val="0"/>
-                <w:sz w:val="19"/>
-              </w:rPr>
-              <w:t>2026-08-20</w:t>
-            </w:r>
-          </w:p>
-        </w:tc>
-        <w:tc>
-          <w:tcPr>
-            <w:tcW w:type="dxa" w:w="2075"/>
-            <w:vAlign w:val="center"/>
-          </w:tcPr>
-          <w:p>
-            <w:pPr>
-              <w:spacing w:after="0" w:line="252" w:lineRule="auto"/>
-              <w:jc w:val="center"/>
-            </w:pPr>
-            <w:r/>
-            <w:r>
-              <w:rPr>
-                <w:rFonts w:ascii="Kaiti SC" w:hAnsi="Kaiti SC" w:eastAsia="Kaiti SC" w:cs="Kaiti SC"/>
-                <w:b w:val="0"/>
-                <w:sz w:val="19"/>
-              </w:rPr>
-              <w:t>垣信卫星</w:t>
-            </w:r>
-          </w:p>
-        </w:tc>
-        <w:tc>
-          <w:tcPr>
-            <w:tcW w:type="dxa" w:w="2075"/>
-            <w:vAlign w:val="center"/>
-          </w:tcPr>
-          <w:p>
-            <w:pPr>
-              <w:spacing w:after="0" w:line="252" w:lineRule="auto"/>
-              <w:jc w:val="center"/>
-            </w:pPr>
-            <w:r/>
-            <w:r>
-              <w:rPr>
-                <w:rFonts w:ascii="Kaiti SC" w:hAnsi="Kaiti SC" w:eastAsia="Kaiti SC" w:cs="Kaiti SC"/>
-                <w:b w:val="0"/>
-                <w:sz w:val="19"/>
-              </w:rPr>
-              <w:t>融资与资本</w:t>
-            </w:r>
-          </w:p>
-        </w:tc>
-        <w:tc>
-          <w:tcPr>
-            <w:tcW w:type="dxa" w:w="2075"/>
-            <w:vAlign w:val="center"/>
-          </w:tcPr>
-          <w:p>
-            <w:pPr>
-              <w:spacing w:after="0" w:line="252" w:lineRule="auto"/>
-            </w:pPr>
-            <w:r/>
-            <w:r>
-              <w:rPr>
-                <w:rFonts w:ascii="Kaiti SC" w:hAnsi="Kaiti SC" w:eastAsia="Kaiti SC" w:cs="Kaiti SC"/>
-                <w:b w:val="0"/>
-                <w:sz w:val="19"/>
-              </w:rPr>
-              <w:t>垣信卫星完成70亿元B轮融资 卫星互联网规模化发展加速 - 证券时报</w:t>
-            </w:r>
-          </w:p>
-        </w:tc>
-      </w:tr>
-      <w:tr>
-        <w:trPr>
-          <w:cantSplit/>
-        </w:trPr>
-        <w:tc>
-          <w:tcPr>
-            <w:tcW w:type="dxa" w:w="2075"/>
-            <w:vAlign w:val="center"/>
-          </w:tcPr>
-          <w:p>
-            <w:pPr>
-              <w:spacing w:after="0" w:line="252" w:lineRule="auto"/>
-              <w:jc w:val="center"/>
-            </w:pPr>
-            <w:r/>
-            <w:r>
-              <w:rPr>
-                <w:rFonts w:ascii="Kaiti SC" w:hAnsi="Kaiti SC" w:eastAsia="Kaiti SC" w:cs="Kaiti SC"/>
-                <w:b w:val="0"/>
-                <w:sz w:val="19"/>
-              </w:rPr>
-              <w:t>2026-08-19</w:t>
-            </w:r>
-          </w:p>
-        </w:tc>
-        <w:tc>
-          <w:tcPr>
-            <w:tcW w:type="dxa" w:w="2075"/>
-            <w:vAlign w:val="center"/>
-          </w:tcPr>
-          <w:p>
-            <w:pPr>
-              <w:spacing w:after="0" w:line="252" w:lineRule="auto"/>
-              <w:jc w:val="center"/>
-            </w:pPr>
-            <w:r/>
-            <w:r>
-              <w:rPr>
-                <w:rFonts w:ascii="Kaiti SC" w:hAnsi="Kaiti SC" w:eastAsia="Kaiti SC" w:cs="Kaiti SC"/>
-                <w:b w:val="0"/>
-                <w:sz w:val="19"/>
-              </w:rPr>
-              <w:t>蓝箭航天</w:t>
-            </w:r>
-          </w:p>
-        </w:tc>
-        <w:tc>
-          <w:tcPr>
-            <w:tcW w:type="dxa" w:w="2075"/>
-            <w:vAlign w:val="center"/>
-          </w:tcPr>
-          <w:p>
-            <w:pPr>
-              <w:spacing w:after="0" w:line="252" w:lineRule="auto"/>
-              <w:jc w:val="center"/>
-            </w:pPr>
-            <w:r/>
-            <w:r>
-              <w:rPr>
-                <w:rFonts w:ascii="Kaiti SC" w:hAnsi="Kaiti SC" w:eastAsia="Kaiti SC" w:cs="Kaiti SC"/>
-                <w:b w:val="0"/>
-                <w:sz w:val="19"/>
-              </w:rPr>
-              <w:t>其他动态</w:t>
-            </w:r>
-          </w:p>
-        </w:tc>
-        <w:tc>
-          <w:tcPr>
-            <w:tcW w:type="dxa" w:w="2075"/>
-            <w:vAlign w:val="center"/>
-          </w:tcPr>
-          <w:p>
-            <w:pPr>
-              <w:spacing w:after="0" w:line="252" w:lineRule="auto"/>
-            </w:pPr>
-            <w:r/>
-            <w:r>
-              <w:rPr>
-                <w:rFonts w:ascii="Kaiti SC" w:hAnsi="Kaiti SC" w:eastAsia="Kaiti SC" w:cs="Kaiti SC"/>
-                <w:b w:val="0"/>
-                <w:sz w:val="19"/>
-              </w:rPr>
-              <w:t>China successfully lands its Zhuque-3 rocket, rivaling Blue Origin and SpaceX</w:t>
-            </w:r>
-          </w:p>
-        </w:tc>
-      </w:tr>
-      <w:tr>
-        <w:trPr>
-          <w:cantSplit/>
-        </w:trPr>
-        <w:tc>
-          <w:tcPr>
-            <w:tcW w:type="dxa" w:w="2075"/>
-            <w:vAlign w:val="center"/>
-          </w:tcPr>
-          <w:p>
-            <w:pPr>
-              <w:spacing w:after="0" w:line="252" w:lineRule="auto"/>
-              <w:jc w:val="center"/>
-            </w:pPr>
-            <w:r/>
-            <w:r>
-              <w:rPr>
-                <w:rFonts w:ascii="Kaiti SC" w:hAnsi="Kaiti SC" w:eastAsia="Kaiti SC" w:cs="Kaiti SC"/>
-                <w:b w:val="0"/>
-                <w:sz w:val="19"/>
-              </w:rPr>
-              <w:t>2026-08-19</w:t>
-            </w:r>
-          </w:p>
-        </w:tc>
-        <w:tc>
-          <w:tcPr>
-            <w:tcW w:type="dxa" w:w="2075"/>
-            <w:vAlign w:val="center"/>
-          </w:tcPr>
-          <w:p>
-            <w:pPr>
-              <w:spacing w:after="0" w:line="252" w:lineRule="auto"/>
-              <w:jc w:val="center"/>
-            </w:pPr>
-            <w:r/>
-            <w:r>
-              <w:rPr>
-                <w:rFonts w:ascii="Kaiti SC" w:hAnsi="Kaiti SC" w:eastAsia="Kaiti SC" w:cs="Kaiti SC"/>
-                <w:b w:val="0"/>
-                <w:sz w:val="19"/>
-              </w:rPr>
-              <w:t>蓝箭航天</w:t>
+              <w:t>银河航天</w:t>
             </w:r>
           </w:p>
         </w:tc>
@@ -1892,7 +1364,7 @@
                 <w:b w:val="0"/>
                 <w:sz w:val="19"/>
               </w:rPr>
-              <w:t>中国首次实现运载火箭陆地回收！朱雀三号遥二一子级按预定程序成功软着陆 - thepaper.cn</w:t>
+              <w:t>银河航天灵知09泰国立方星等顺利入轨 中国商业航天企业首次面向东南亚整星出口 - 上海证券报</w:t>
             </w:r>
           </w:p>
         </w:tc>
@@ -1918,7 +1390,7 @@
                 <w:b w:val="0"/>
                 <w:sz w:val="19"/>
               </w:rPr>
-              <w:t>2026-08-19</w:t>
+              <w:t>2026-08-26</w:t>
             </w:r>
           </w:p>
         </w:tc>
@@ -1980,7 +1452,7 @@
                 <w:b w:val="0"/>
                 <w:sz w:val="19"/>
               </w:rPr>
-              <w:t>Blue Origin overviews plan for dual pad ops at Cape Canaveral</w:t>
+              <w:t>As New Glenn rebuild continues, Blue Origin expands at Titusville airport | Exclusive</w:t>
             </w:r>
           </w:p>
         </w:tc>
@@ -2006,7 +1478,7 @@
                 <w:b w:val="0"/>
                 <w:sz w:val="19"/>
               </w:rPr>
-              <w:t>2026-08-19</w:t>
+              <w:t>2026-08-26</w:t>
             </w:r>
           </w:p>
         </w:tc>
@@ -2027,7 +1499,183 @@
                 <w:b w:val="0"/>
                 <w:sz w:val="19"/>
               </w:rPr>
-              <w:t>中科宇航</w:t>
+              <w:t>银河航天</w:t>
+            </w:r>
+          </w:p>
+        </w:tc>
+        <w:tc>
+          <w:tcPr>
+            <w:tcW w:type="dxa" w:w="2075"/>
+            <w:vAlign w:val="center"/>
+          </w:tcPr>
+          <w:p>
+            <w:pPr>
+              <w:spacing w:after="0" w:line="252" w:lineRule="auto"/>
+              <w:jc w:val="center"/>
+            </w:pPr>
+            <w:r/>
+            <w:r>
+              <w:rPr>
+                <w:rFonts w:ascii="Kaiti SC" w:hAnsi="Kaiti SC" w:eastAsia="Kaiti SC" w:cs="Kaiti SC"/>
+                <w:b w:val="0"/>
+                <w:sz w:val="19"/>
+              </w:rPr>
+              <w:t>其他动态</w:t>
+            </w:r>
+          </w:p>
+        </w:tc>
+        <w:tc>
+          <w:tcPr>
+            <w:tcW w:type="dxa" w:w="2075"/>
+            <w:vAlign w:val="center"/>
+          </w:tcPr>
+          <w:p>
+            <w:pPr>
+              <w:spacing w:after="0" w:line="252" w:lineRule="auto"/>
+            </w:pPr>
+            <w:r/>
+            <w:r>
+              <w:rPr>
+                <w:rFonts w:ascii="Kaiti SC" w:hAnsi="Kaiti SC" w:eastAsia="Kaiti SC" w:cs="Kaiti SC"/>
+                <w:b w:val="0"/>
+                <w:sz w:val="19"/>
+              </w:rPr>
+              <w:t>Omantel and GalaxySpace explore next-generation satellite connectivity - SatellitePro ME</w:t>
+            </w:r>
+          </w:p>
+        </w:tc>
+      </w:tr>
+      <w:tr>
+        <w:trPr>
+          <w:cantSplit/>
+        </w:trPr>
+        <w:tc>
+          <w:tcPr>
+            <w:tcW w:type="dxa" w:w="2075"/>
+            <w:vAlign w:val="center"/>
+          </w:tcPr>
+          <w:p>
+            <w:pPr>
+              <w:spacing w:after="0" w:line="252" w:lineRule="auto"/>
+              <w:jc w:val="center"/>
+            </w:pPr>
+            <w:r/>
+            <w:r>
+              <w:rPr>
+                <w:rFonts w:ascii="Kaiti SC" w:hAnsi="Kaiti SC" w:eastAsia="Kaiti SC" w:cs="Kaiti SC"/>
+                <w:b w:val="0"/>
+                <w:sz w:val="19"/>
+              </w:rPr>
+              <w:t>2026-08-26</w:t>
+            </w:r>
+          </w:p>
+        </w:tc>
+        <w:tc>
+          <w:tcPr>
+            <w:tcW w:type="dxa" w:w="2075"/>
+            <w:vAlign w:val="center"/>
+          </w:tcPr>
+          <w:p>
+            <w:pPr>
+              <w:spacing w:after="0" w:line="252" w:lineRule="auto"/>
+              <w:jc w:val="center"/>
+            </w:pPr>
+            <w:r/>
+            <w:r>
+              <w:rPr>
+                <w:rFonts w:ascii="Kaiti SC" w:hAnsi="Kaiti SC" w:eastAsia="Kaiti SC" w:cs="Kaiti SC"/>
+                <w:b w:val="0"/>
+                <w:sz w:val="19"/>
+              </w:rPr>
+              <w:t>银河航天</w:t>
+            </w:r>
+          </w:p>
+        </w:tc>
+        <w:tc>
+          <w:tcPr>
+            <w:tcW w:type="dxa" w:w="2075"/>
+            <w:vAlign w:val="center"/>
+          </w:tcPr>
+          <w:p>
+            <w:pPr>
+              <w:spacing w:after="0" w:line="252" w:lineRule="auto"/>
+              <w:jc w:val="center"/>
+            </w:pPr>
+            <w:r/>
+            <w:r>
+              <w:rPr>
+                <w:rFonts w:ascii="Kaiti SC" w:hAnsi="Kaiti SC" w:eastAsia="Kaiti SC" w:cs="Kaiti SC"/>
+                <w:b w:val="0"/>
+                <w:sz w:val="19"/>
+              </w:rPr>
+              <w:t>其他动态</w:t>
+            </w:r>
+          </w:p>
+        </w:tc>
+        <w:tc>
+          <w:tcPr>
+            <w:tcW w:type="dxa" w:w="2075"/>
+            <w:vAlign w:val="center"/>
+          </w:tcPr>
+          <w:p>
+            <w:pPr>
+              <w:spacing w:after="0" w:line="252" w:lineRule="auto"/>
+            </w:pPr>
+            <w:r/>
+            <w:r>
+              <w:rPr>
+                <w:rFonts w:ascii="Kaiti SC" w:hAnsi="Kaiti SC" w:eastAsia="Kaiti SC" w:cs="Kaiti SC"/>
+                <w:b w:val="0"/>
+                <w:sz w:val="19"/>
+              </w:rPr>
+              <w:t>银河航天实现首次面向东南亚整星出口 - 证券时报</w:t>
+            </w:r>
+          </w:p>
+        </w:tc>
+      </w:tr>
+      <w:tr>
+        <w:trPr>
+          <w:cantSplit/>
+        </w:trPr>
+        <w:tc>
+          <w:tcPr>
+            <w:tcW w:type="dxa" w:w="2075"/>
+            <w:vAlign w:val="center"/>
+          </w:tcPr>
+          <w:p>
+            <w:pPr>
+              <w:spacing w:after="0" w:line="252" w:lineRule="auto"/>
+              <w:jc w:val="center"/>
+            </w:pPr>
+            <w:r/>
+            <w:r>
+              <w:rPr>
+                <w:rFonts w:ascii="Kaiti SC" w:hAnsi="Kaiti SC" w:eastAsia="Kaiti SC" w:cs="Kaiti SC"/>
+                <w:b w:val="0"/>
+                <w:sz w:val="19"/>
+              </w:rPr>
+              <w:t>2026-08-26</w:t>
+            </w:r>
+          </w:p>
+        </w:tc>
+        <w:tc>
+          <w:tcPr>
+            <w:tcW w:type="dxa" w:w="2075"/>
+            <w:vAlign w:val="center"/>
+          </w:tcPr>
+          <w:p>
+            <w:pPr>
+              <w:spacing w:after="0" w:line="252" w:lineRule="auto"/>
+              <w:jc w:val="center"/>
+            </w:pPr>
+            <w:r/>
+            <w:r>
+              <w:rPr>
+                <w:rFonts w:ascii="Kaiti SC" w:hAnsi="Kaiti SC" w:eastAsia="Kaiti SC" w:cs="Kaiti SC"/>
+                <w:b w:val="0"/>
+                <w:sz w:val="19"/>
+              </w:rPr>
+              <w:t>银河航天</w:t>
             </w:r>
           </w:p>
         </w:tc>
@@ -2068,7 +1716,359 @@
                 <w:b w:val="0"/>
                 <w:sz w:val="19"/>
               </w:rPr>
-              <w:t>影响市场重大事件：中科宇航力巡一号动力试验收官拟2027年一季度首飞；垣信卫星完成近70亿元增资 - 东方财富</w:t>
+              <w:t>Omantel Explores Satellite Connectivity Opportunities with GalaxySpace</w:t>
+            </w:r>
+          </w:p>
+        </w:tc>
+      </w:tr>
+      <w:tr>
+        <w:trPr>
+          <w:cantSplit/>
+        </w:trPr>
+        <w:tc>
+          <w:tcPr>
+            <w:tcW w:type="dxa" w:w="2075"/>
+            <w:vAlign w:val="center"/>
+          </w:tcPr>
+          <w:p>
+            <w:pPr>
+              <w:spacing w:after="0" w:line="252" w:lineRule="auto"/>
+              <w:jc w:val="center"/>
+            </w:pPr>
+            <w:r/>
+            <w:r>
+              <w:rPr>
+                <w:rFonts w:ascii="Kaiti SC" w:hAnsi="Kaiti SC" w:eastAsia="Kaiti SC" w:cs="Kaiti SC"/>
+                <w:b w:val="0"/>
+                <w:sz w:val="19"/>
+              </w:rPr>
+              <w:t>2026-08-25</w:t>
+            </w:r>
+          </w:p>
+        </w:tc>
+        <w:tc>
+          <w:tcPr>
+            <w:tcW w:type="dxa" w:w="2075"/>
+            <w:vAlign w:val="center"/>
+          </w:tcPr>
+          <w:p>
+            <w:pPr>
+              <w:spacing w:after="0" w:line="252" w:lineRule="auto"/>
+              <w:jc w:val="center"/>
+            </w:pPr>
+            <w:r/>
+            <w:r>
+              <w:rPr>
+                <w:rFonts w:ascii="Kaiti SC" w:hAnsi="Kaiti SC" w:eastAsia="Kaiti SC" w:cs="Kaiti SC"/>
+                <w:b w:val="0"/>
+                <w:sz w:val="19"/>
+              </w:rPr>
+              <w:t>银河航天</w:t>
+            </w:r>
+          </w:p>
+        </w:tc>
+        <w:tc>
+          <w:tcPr>
+            <w:tcW w:type="dxa" w:w="2075"/>
+            <w:vAlign w:val="center"/>
+          </w:tcPr>
+          <w:p>
+            <w:pPr>
+              <w:spacing w:after="0" w:line="252" w:lineRule="auto"/>
+              <w:jc w:val="center"/>
+            </w:pPr>
+            <w:r/>
+            <w:r>
+              <w:rPr>
+                <w:rFonts w:ascii="Kaiti SC" w:hAnsi="Kaiti SC" w:eastAsia="Kaiti SC" w:cs="Kaiti SC"/>
+                <w:b w:val="0"/>
+                <w:sz w:val="19"/>
+              </w:rPr>
+              <w:t>发射与任务</w:t>
+            </w:r>
+          </w:p>
+        </w:tc>
+        <w:tc>
+          <w:tcPr>
+            <w:tcW w:type="dxa" w:w="2075"/>
+            <w:vAlign w:val="center"/>
+          </w:tcPr>
+          <w:p>
+            <w:pPr>
+              <w:spacing w:after="0" w:line="252" w:lineRule="auto"/>
+            </w:pPr>
+            <w:r/>
+            <w:r>
+              <w:rPr>
+                <w:rFonts w:ascii="Kaiti SC" w:hAnsi="Kaiti SC" w:eastAsia="Kaiti SC" w:cs="Kaiti SC"/>
+                <w:b w:val="0"/>
+                <w:sz w:val="19"/>
+              </w:rPr>
+              <w:t>China's GalaxySpace delivers first private turnkey satellite export to Southeast Asia</w:t>
+            </w:r>
+          </w:p>
+        </w:tc>
+      </w:tr>
+      <w:tr>
+        <w:trPr>
+          <w:cantSplit/>
+        </w:trPr>
+        <w:tc>
+          <w:tcPr>
+            <w:tcW w:type="dxa" w:w="2075"/>
+            <w:vAlign w:val="center"/>
+          </w:tcPr>
+          <w:p>
+            <w:pPr>
+              <w:spacing w:after="0" w:line="252" w:lineRule="auto"/>
+              <w:jc w:val="center"/>
+            </w:pPr>
+            <w:r/>
+            <w:r>
+              <w:rPr>
+                <w:rFonts w:ascii="Kaiti SC" w:hAnsi="Kaiti SC" w:eastAsia="Kaiti SC" w:cs="Kaiti SC"/>
+                <w:b w:val="0"/>
+                <w:sz w:val="19"/>
+              </w:rPr>
+              <w:t>2026-08-25</w:t>
+            </w:r>
+          </w:p>
+        </w:tc>
+        <w:tc>
+          <w:tcPr>
+            <w:tcW w:type="dxa" w:w="2075"/>
+            <w:vAlign w:val="center"/>
+          </w:tcPr>
+          <w:p>
+            <w:pPr>
+              <w:spacing w:after="0" w:line="252" w:lineRule="auto"/>
+              <w:jc w:val="center"/>
+            </w:pPr>
+            <w:r/>
+            <w:r>
+              <w:rPr>
+                <w:rFonts w:ascii="Kaiti SC" w:hAnsi="Kaiti SC" w:eastAsia="Kaiti SC" w:cs="Kaiti SC"/>
+                <w:b w:val="0"/>
+                <w:sz w:val="19"/>
+              </w:rPr>
+              <w:t>SpaceX</w:t>
+            </w:r>
+          </w:p>
+        </w:tc>
+        <w:tc>
+          <w:tcPr>
+            <w:tcW w:type="dxa" w:w="2075"/>
+            <w:vAlign w:val="center"/>
+          </w:tcPr>
+          <w:p>
+            <w:pPr>
+              <w:spacing w:after="0" w:line="252" w:lineRule="auto"/>
+              <w:jc w:val="center"/>
+            </w:pPr>
+            <w:r/>
+            <w:r>
+              <w:rPr>
+                <w:rFonts w:ascii="Kaiti SC" w:hAnsi="Kaiti SC" w:eastAsia="Kaiti SC" w:cs="Kaiti SC"/>
+                <w:b w:val="0"/>
+                <w:sz w:val="19"/>
+              </w:rPr>
+              <w:t>其他动态</w:t>
+            </w:r>
+          </w:p>
+        </w:tc>
+        <w:tc>
+          <w:tcPr>
+            <w:tcW w:type="dxa" w:w="2075"/>
+            <w:vAlign w:val="center"/>
+          </w:tcPr>
+          <w:p>
+            <w:pPr>
+              <w:spacing w:after="0" w:line="252" w:lineRule="auto"/>
+            </w:pPr>
+            <w:r/>
+            <w:r>
+              <w:rPr>
+                <w:rFonts w:ascii="Kaiti SC" w:hAnsi="Kaiti SC" w:eastAsia="Kaiti SC" w:cs="Kaiti SC"/>
+                <w:b w:val="0"/>
+                <w:sz w:val="19"/>
+              </w:rPr>
+              <w:t>SpaceX ends Falcon 9 Starlink flights from Florida to prioritize Starship</w:t>
+            </w:r>
+          </w:p>
+        </w:tc>
+      </w:tr>
+      <w:tr>
+        <w:trPr>
+          <w:cantSplit/>
+        </w:trPr>
+        <w:tc>
+          <w:tcPr>
+            <w:tcW w:type="dxa" w:w="2075"/>
+            <w:vAlign w:val="center"/>
+          </w:tcPr>
+          <w:p>
+            <w:pPr>
+              <w:spacing w:after="0" w:line="252" w:lineRule="auto"/>
+              <w:jc w:val="center"/>
+            </w:pPr>
+            <w:r/>
+            <w:r>
+              <w:rPr>
+                <w:rFonts w:ascii="Kaiti SC" w:hAnsi="Kaiti SC" w:eastAsia="Kaiti SC" w:cs="Kaiti SC"/>
+                <w:b w:val="0"/>
+                <w:sz w:val="19"/>
+              </w:rPr>
+              <w:t>2026-08-26</w:t>
+            </w:r>
+          </w:p>
+        </w:tc>
+        <w:tc>
+          <w:tcPr>
+            <w:tcW w:type="dxa" w:w="2075"/>
+            <w:vAlign w:val="center"/>
+          </w:tcPr>
+          <w:p>
+            <w:pPr>
+              <w:spacing w:after="0" w:line="252" w:lineRule="auto"/>
+              <w:jc w:val="center"/>
+            </w:pPr>
+            <w:r/>
+            <w:r>
+              <w:rPr>
+                <w:rFonts w:ascii="Kaiti SC" w:hAnsi="Kaiti SC" w:eastAsia="Kaiti SC" w:cs="Kaiti SC"/>
+                <w:b w:val="0"/>
+                <w:sz w:val="19"/>
+              </w:rPr>
+              <w:t>SpaceX</w:t>
+            </w:r>
+          </w:p>
+        </w:tc>
+        <w:tc>
+          <w:tcPr>
+            <w:tcW w:type="dxa" w:w="2075"/>
+            <w:vAlign w:val="center"/>
+          </w:tcPr>
+          <w:p>
+            <w:pPr>
+              <w:spacing w:after="0" w:line="252" w:lineRule="auto"/>
+              <w:jc w:val="center"/>
+            </w:pPr>
+            <w:r/>
+            <w:r>
+              <w:rPr>
+                <w:rFonts w:ascii="Kaiti SC" w:hAnsi="Kaiti SC" w:eastAsia="Kaiti SC" w:cs="Kaiti SC"/>
+                <w:b w:val="0"/>
+                <w:sz w:val="19"/>
+              </w:rPr>
+              <w:t>发射与任务</w:t>
+            </w:r>
+          </w:p>
+        </w:tc>
+        <w:tc>
+          <w:tcPr>
+            <w:tcW w:type="dxa" w:w="2075"/>
+            <w:vAlign w:val="center"/>
+          </w:tcPr>
+          <w:p>
+            <w:pPr>
+              <w:spacing w:after="0" w:line="252" w:lineRule="auto"/>
+            </w:pPr>
+            <w:r/>
+            <w:r>
+              <w:rPr>
+                <w:rFonts w:ascii="Kaiti SC" w:hAnsi="Kaiti SC" w:eastAsia="Kaiti SC" w:cs="Kaiti SC"/>
+                <w:b w:val="0"/>
+                <w:sz w:val="19"/>
+              </w:rPr>
+              <w:t>SpaceX Introduces New Louisiana Starbase</w:t>
+            </w:r>
+          </w:p>
+        </w:tc>
+      </w:tr>
+      <w:tr>
+        <w:trPr>
+          <w:cantSplit/>
+        </w:trPr>
+        <w:tc>
+          <w:tcPr>
+            <w:tcW w:type="dxa" w:w="2075"/>
+            <w:vAlign w:val="center"/>
+          </w:tcPr>
+          <w:p>
+            <w:pPr>
+              <w:spacing w:after="0" w:line="252" w:lineRule="auto"/>
+              <w:jc w:val="center"/>
+            </w:pPr>
+            <w:r/>
+            <w:r>
+              <w:rPr>
+                <w:rFonts w:ascii="Kaiti SC" w:hAnsi="Kaiti SC" w:eastAsia="Kaiti SC" w:cs="Kaiti SC"/>
+                <w:b w:val="0"/>
+                <w:sz w:val="19"/>
+              </w:rPr>
+              <w:t>2026-08-26</w:t>
+            </w:r>
+          </w:p>
+        </w:tc>
+        <w:tc>
+          <w:tcPr>
+            <w:tcW w:type="dxa" w:w="2075"/>
+            <w:vAlign w:val="center"/>
+          </w:tcPr>
+          <w:p>
+            <w:pPr>
+              <w:spacing w:after="0" w:line="252" w:lineRule="auto"/>
+              <w:jc w:val="center"/>
+            </w:pPr>
+            <w:r/>
+            <w:r>
+              <w:rPr>
+                <w:rFonts w:ascii="Kaiti SC" w:hAnsi="Kaiti SC" w:eastAsia="Kaiti SC" w:cs="Kaiti SC"/>
+                <w:b w:val="0"/>
+                <w:sz w:val="19"/>
+              </w:rPr>
+              <w:t>SpaceX</w:t>
+            </w:r>
+          </w:p>
+        </w:tc>
+        <w:tc>
+          <w:tcPr>
+            <w:tcW w:type="dxa" w:w="2075"/>
+            <w:vAlign w:val="center"/>
+          </w:tcPr>
+          <w:p>
+            <w:pPr>
+              <w:spacing w:after="0" w:line="252" w:lineRule="auto"/>
+              <w:jc w:val="center"/>
+            </w:pPr>
+            <w:r/>
+            <w:r>
+              <w:rPr>
+                <w:rFonts w:ascii="Kaiti SC" w:hAnsi="Kaiti SC" w:eastAsia="Kaiti SC" w:cs="Kaiti SC"/>
+                <w:b w:val="0"/>
+                <w:sz w:val="19"/>
+              </w:rPr>
+              <w:t>其他动态</w:t>
+            </w:r>
+          </w:p>
+        </w:tc>
+        <w:tc>
+          <w:tcPr>
+            <w:tcW w:type="dxa" w:w="2075"/>
+            <w:vAlign w:val="center"/>
+          </w:tcPr>
+          <w:p>
+            <w:pPr>
+              <w:spacing w:after="0" w:line="252" w:lineRule="auto"/>
+            </w:pPr>
+            <w:r/>
+            <w:r>
+              <w:rPr>
+                <w:rFonts w:ascii="Kaiti SC" w:hAnsi="Kaiti SC" w:eastAsia="Kaiti SC" w:cs="Kaiti SC"/>
+                <w:b w:val="0"/>
+                <w:sz w:val="19"/>
+              </w:rPr>
+              <w:t>SpaceX Is Adding 500,000-Plus Starlink Subscribers Every Month. Here's Why That's Critical for the Stock.</w:t>
             </w:r>
           </w:p>
         </w:tc>
@@ -2105,7 +2105,7 @@
           <w:rFonts w:ascii="Kaiti SC" w:hAnsi="Kaiti SC" w:eastAsia="Kaiti SC" w:cs="Kaiti SC"/>
           <w:sz w:val="21"/>
         </w:rPr>
-        <w:t>SpaceX：SpaceX stock rises as Starlink nears 11,000 satellites in orbit （2026-08-23；KeepTrack、Space、Space Coast Daily）</w:t>
+        <w:t>SpaceX：NASA, SpaceX set to launch the Nancy Grace Roman Space Telescope from Florida on Sunday （2026-08-30；NASA、NASASpaceflight、satellitetoday.com）</w:t>
       </w:r>
     </w:p>
     <w:p>
@@ -2126,7 +2126,7 @@
           <w:rFonts w:ascii="Kaiti SC" w:hAnsi="Kaiti SC" w:eastAsia="Kaiti SC" w:cs="Kaiti SC"/>
           <w:sz w:val="21"/>
         </w:rPr>
-        <w:t>SpaceX：Live coverage: SpaceX to launch 100th orbital mission of 2026 （2026-08-22；FOX 35 Orlando、Florida Today、Spaceflight Now）</w:t>
+        <w:t>SpaceX：SpaceX Falcon 9 booster returns to Port Canaveral after final Florida Starlink launch - Florida Today （2026-08-28；Florida Today、Space、WBAL News Radio）</w:t>
       </w:r>
     </w:p>
     <w:p>
@@ -2147,7 +2147,7 @@
           <w:rFonts w:ascii="Kaiti SC" w:hAnsi="Kaiti SC" w:eastAsia="Kaiti SC" w:cs="Kaiti SC"/>
           <w:sz w:val="21"/>
         </w:rPr>
-        <w:t>SpaceX：SpaceX launches Starlink mission as Trump pushes for 1,000 annual launches （2026-08-22；Fox Business、Fox News、WKMG）</w:t>
+        <w:t>SpaceX：Live coverage: SpaceX to launch Starlink mission on a Falcon booster’s record-breaking 37th flight （2026-08-27；FOX 35 Orlando、Florida Today、KeepTrack）</w:t>
       </w:r>
     </w:p>
     <w:p>
@@ -2168,7 +2168,7 @@
           <w:rFonts w:ascii="Kaiti SC" w:hAnsi="Kaiti SC" w:eastAsia="Kaiti SC" w:cs="Kaiti SC"/>
           <w:sz w:val="21"/>
         </w:rPr>
-        <w:t>蓝箭航天：Landspace aims to refly recovered Zhuque-3 booster within six months （2026-08-21；1?ds=true&amp;seed=1787335214、Spaceflight Now、bing.com）</w:t>
+        <w:t>中科宇航：中科宇航力箭二号遥二运载火箭顺利出厂，拟于今年10月完成发射_手机新浪网 - finance.sina.com.cn （2026-08-27；Jiemian.com、caiwennews.com、finance.sina.com.cn）</w:t>
       </w:r>
     </w:p>
     <w:p>
@@ -2189,7 +2189,7 @@
           <w:rFonts w:ascii="Kaiti SC" w:hAnsi="Kaiti SC" w:eastAsia="Kaiti SC" w:cs="Kaiti SC"/>
           <w:sz w:val="21"/>
         </w:rPr>
-        <w:t>蓝箭鸿擎：火箭回收、卫星入轨，蓝箭航天首次展示星箭协同能力 - 财富号 （2026-08-21；finance.sina.com.cn、mycaijing.com、搜狐网）</w:t>
+        <w:t>银河航天：中国商业航天企业首次面向东南亚整星出口！银河航天三颗卫星发射成功SAR双星与泰国卫星同步入轨 - 财联社 （2026-08-27；21财经、finance.sina.com.cn、thepaper.cn）</w:t>
       </w:r>
     </w:p>
     <w:p>
@@ -2210,7 +2210,7 @@
           <w:rFonts w:ascii="Kaiti SC" w:hAnsi="Kaiti SC" w:eastAsia="Kaiti SC" w:cs="Kaiti SC"/>
           <w:sz w:val="21"/>
         </w:rPr>
-        <w:t>蓝箭航天：朱雀三号遥二实现我国首次运载火箭一子级陆地支腿回收 - 中国科技网 （2026-08-20；Sin Chew Daily、finance.sina.com.cn、jnz.cs.com.cn）</w:t>
+        <w:t>SpaceX：Live coverage: SpaceX to launch 27 Starlink satellites on Falcon 9 rocket from Vandenberg （2026-08-26；Space、Spaceflight Now、bing.com）</w:t>
       </w:r>
     </w:p>
     <w:p>
@@ -2231,7 +2231,7 @@
           <w:rFonts w:ascii="Kaiti SC" w:hAnsi="Kaiti SC" w:eastAsia="Kaiti SC" w:cs="Kaiti SC"/>
           <w:sz w:val="21"/>
         </w:rPr>
-        <w:t>SpaceX：WATCH LIVE: SpaceX Falcon 9 launches 29 Starlink satellites from Florida （2026-08-20；Moneycontrol.com、Space、Spectrum News 13）</w:t>
+        <w:t>中科宇航：完成合练！力箭一号首次海上发射进入倒计时 - 新浪财经 （2026-08-26；finance.sina.com.cn、国际在线、新浪财经）</w:t>
       </w:r>
     </w:p>
     <w:p>
@@ -2252,7 +2252,7 @@
           <w:rFonts w:ascii="Kaiti SC" w:hAnsi="Kaiti SC" w:eastAsia="Kaiti SC" w:cs="Kaiti SC"/>
           <w:sz w:val="21"/>
         </w:rPr>
-        <w:t>蓝箭航天：LandSpace Successfully Recovers ‘Zhuque-3’ Booster, Diversifying China’s Reusable Rocket Ambitions （2026-08-20；23?ds=true&amp;seed=1787335214、SpaceNews、bing.com）</w:t>
+        <w:t>银河航天：银河航天灵知09泰国立方星等顺利入轨 中国商业航天企业首次面向东南亚整星出口 - 上海证券报 （2026-08-26；36 Kr、finance.sina.com.cn、上海证券报）</w:t>
       </w:r>
     </w:p>
     <w:p>
@@ -2286,7 +2286,7 @@
           <w:rFonts w:ascii="Kaiti SC" w:hAnsi="Kaiti SC" w:eastAsia="Kaiti SC" w:cs="Kaiti SC"/>
           <w:sz w:val="21"/>
         </w:rPr>
-        <w:t>中科宇航：中科宇航与飞书达成合作，探索商业航天数智协同新实践 - 未来天玑 （2026-08-18；Jiemian.com、东方财富、新浪财经）</w:t>
+        <w:t>SpaceX：Space Force expands Starshield service for military aircraft （2026-08-26；bing.com）</w:t>
       </w:r>
     </w:p>
     <w:p>
@@ -2320,7 +2320,20 @@
           <w:rFonts w:ascii="Kaiti SC" w:hAnsi="Kaiti SC" w:eastAsia="Kaiti SC" w:cs="Kaiti SC"/>
           <w:sz w:val="21"/>
         </w:rPr>
-        <w:t>垣信卫星：SpaceSail Secures $1B Series B Funding for Qianfan Constellation - News and Statistics - IndexBox （2026-08-20；IndexBox、South China Morning Post、bing.com）</w:t>
+        <w:t>垣信卫星：亿元战略投资垣信卫星！温州国投出资布局国家级“千帆星座” - 温州新闻网 （2026-08-30；温州新闻网）</w:t>
+      </w:r>
+    </w:p>
+    <w:p>
+      <w:pPr>
+        <w:pStyle w:val="Heading1"/>
+      </w:pPr>
+      <w:r>
+        <w:rPr>
+          <w:rFonts w:ascii="Kaiti SC" w:hAnsi="Kaiti SC" w:eastAsia="Kaiti SC" w:cs="Kaiti SC"/>
+          <w:b/>
+          <w:sz w:val="21"/>
+        </w:rPr>
+        <w:t>6. 监管与政策</w:t>
       </w:r>
     </w:p>
     <w:p>
@@ -2341,125 +2354,7 @@
           <w:rFonts w:ascii="Kaiti SC" w:hAnsi="Kaiti SC" w:eastAsia="Kaiti SC" w:cs="Kaiti SC"/>
           <w:sz w:val="21"/>
         </w:rPr>
-        <w:t>垣信卫星：垣信卫星完成70亿元B轮融资 估值约500亿元 - 观点网 （2026-08-20；guandian.cn、手机网易网、搜狐网）</w:t>
-      </w:r>
-    </w:p>
-    <w:p>
-      <w:pPr>
-        <w:keepLines/>
-        <w:spacing w:after="60"/>
-        <w:ind w:left="369" w:hanging="227"/>
-      </w:pPr>
-      <w:r>
-        <w:rPr>
-          <w:rFonts w:ascii="Kaiti SC" w:hAnsi="Kaiti SC" w:eastAsia="Kaiti SC" w:cs="Kaiti SC"/>
-          <w:sz w:val="21"/>
-        </w:rPr>
-        <w:t xml:space="preserve">➢ </w:t>
-      </w:r>
-      <w:r>
-        <w:rPr>
-          <w:rFonts w:ascii="Kaiti SC" w:hAnsi="Kaiti SC" w:eastAsia="Kaiti SC" w:cs="Kaiti SC"/>
-          <w:sz w:val="21"/>
-        </w:rPr>
-        <w:t>垣信卫星：垣信卫星完成70亿元B轮融资 卫星互联网规模化发展加速 - 证券时报 （2026-08-20；QQ News、api3.cls.cn、上海证券报·中国证券网）</w:t>
-      </w:r>
-    </w:p>
-    <w:p>
-      <w:pPr>
-        <w:keepLines/>
-        <w:spacing w:after="60"/>
-        <w:ind w:left="369" w:hanging="227"/>
-      </w:pPr>
-      <w:r>
-        <w:rPr>
-          <w:rFonts w:ascii="Kaiti SC" w:hAnsi="Kaiti SC" w:eastAsia="Kaiti SC" w:cs="Kaiti SC"/>
-          <w:sz w:val="21"/>
-        </w:rPr>
-        <w:t xml:space="preserve">➢ </w:t>
-      </w:r>
-      <w:r>
-        <w:rPr>
-          <w:rFonts w:ascii="Kaiti SC" w:hAnsi="Kaiti SC" w:eastAsia="Kaiti SC" w:cs="Kaiti SC"/>
-          <w:sz w:val="21"/>
-        </w:rPr>
-        <w:t>垣信卫星：SpaceSail raises $1B: China locks foreign capital out of its Starlink challenger （2026-08-18；bing.com）</w:t>
-      </w:r>
-    </w:p>
-    <w:p>
-      <w:pPr>
-        <w:pStyle w:val="Heading1"/>
-      </w:pPr>
-      <w:r>
-        <w:rPr>
-          <w:rFonts w:ascii="Kaiti SC" w:hAnsi="Kaiti SC" w:eastAsia="Kaiti SC" w:cs="Kaiti SC"/>
-          <w:b/>
-          <w:sz w:val="21"/>
-        </w:rPr>
-        <w:t>6. 市场与股价</w:t>
-      </w:r>
-    </w:p>
-    <w:p>
-      <w:pPr>
-        <w:keepLines/>
-        <w:spacing w:after="60"/>
-        <w:ind w:left="369" w:hanging="227"/>
-      </w:pPr>
-      <w:r>
-        <w:rPr>
-          <w:rFonts w:ascii="Kaiti SC" w:hAnsi="Kaiti SC" w:eastAsia="Kaiti SC" w:cs="Kaiti SC"/>
-          <w:sz w:val="21"/>
-        </w:rPr>
-        <w:t xml:space="preserve">➢ </w:t>
-      </w:r>
-      <w:r>
-        <w:rPr>
-          <w:rFonts w:ascii="Kaiti SC" w:hAnsi="Kaiti SC" w:eastAsia="Kaiti SC" w:cs="Kaiti SC"/>
-          <w:sz w:val="21"/>
-        </w:rPr>
-        <w:t>蓝箭航天：朱雀三号遥二实现我国首次火箭陆地回收 蓝箭航天IPO增添重要筹码 - 21财经 （2026-08-20；21财经、新浪新闻_手机新浪网、新浪财经）</w:t>
-      </w:r>
-    </w:p>
-    <w:p>
-      <w:pPr>
-        <w:keepLines/>
-        <w:spacing w:after="60"/>
-        <w:ind w:left="369" w:hanging="227"/>
-      </w:pPr>
-      <w:r>
-        <w:rPr>
-          <w:rFonts w:ascii="Kaiti SC" w:hAnsi="Kaiti SC" w:eastAsia="Kaiti SC" w:cs="Kaiti SC"/>
-          <w:sz w:val="21"/>
-        </w:rPr>
-        <w:t xml:space="preserve">➢ </w:t>
-      </w:r>
-      <w:r>
-        <w:rPr>
-          <w:rFonts w:ascii="Kaiti SC" w:hAnsi="Kaiti SC" w:eastAsia="Kaiti SC" w:cs="Kaiti SC"/>
-          <w:sz w:val="21"/>
-        </w:rPr>
-        <w:t>蓝箭航天：朱雀三号成功回收背后：蓝箭航天冲刺科创板，75亿元加码可复用火箭产能 - 新浪财经 （2026-08-19；上观新闻、搜狐网、新浪财经）</w:t>
-      </w:r>
-    </w:p>
-    <w:p>
-      <w:pPr>
-        <w:keepLines/>
-        <w:spacing w:after="60"/>
-        <w:ind w:left="369" w:hanging="227"/>
-      </w:pPr>
-      <w:r>
-        <w:rPr>
-          <w:rFonts w:ascii="Kaiti SC" w:hAnsi="Kaiti SC" w:eastAsia="Kaiti SC" w:cs="Kaiti SC"/>
-          <w:sz w:val="21"/>
-        </w:rPr>
-        <w:t xml:space="preserve">➢ </w:t>
-      </w:r>
-      <w:r>
-        <w:rPr>
-          <w:rFonts w:ascii="Kaiti SC" w:hAnsi="Kaiti SC" w:eastAsia="Kaiti SC" w:cs="Kaiti SC"/>
-          <w:sz w:val="21"/>
-        </w:rPr>
-        <w:t>星河动力：智神星一号，能帮星河动力抢到IPO第三席吗？ - 新浪财经 （2026-08-18；新浪财经、虎嗅）</w:t>
+        <w:t>SpaceX：SpaceX petitions FCC to block Viasat satellite over Starlink interference risk （2026-08-29；bing.com）</w:t>
       </w:r>
     </w:p>
     <w:p>
@@ -2493,7 +2388,7 @@
           <w:rFonts w:ascii="Kaiti SC" w:hAnsi="Kaiti SC" w:eastAsia="Kaiti SC" w:cs="Kaiti SC"/>
           <w:sz w:val="21"/>
         </w:rPr>
-        <w:t>蓝箭航天：朱雀三号成功回收 中国商业航天为什么行？ - 闪电新闻 （2026-08-23；36Kr、Jiemian.com、finance.sina.com.cn）</w:t>
+        <w:t>银河航天：Omantel and GalaxySpace explore next-generation satellite connectivity - SatellitePro ME （2026-08-26；Muscat Daily、Oman Observer、SatellitePro ME）</w:t>
       </w:r>
     </w:p>
     <w:p>
@@ -2514,7 +2409,7 @@
           <w:rFonts w:ascii="Kaiti SC" w:hAnsi="Kaiti SC" w:eastAsia="Kaiti SC" w:cs="Kaiti SC"/>
           <w:sz w:val="21"/>
         </w:rPr>
-        <w:t>蓝箭航天：我国首次！朱雀三号，实现火箭陆地回收 - 证券时报 （2026-08-21；Jiemian.com、finance.sina.com.cn、jiemian.com）</w:t>
+        <w:t>银河航天：银河航天实现首次面向东南亚整星出口 - 证券时报 （2026-08-26；finance.sina.com.cn、新浪财经、证券时报）</w:t>
       </w:r>
     </w:p>
     <w:p>
@@ -2535,7 +2430,7 @@
           <w:rFonts w:ascii="Kaiti SC" w:hAnsi="Kaiti SC" w:eastAsia="Kaiti SC" w:cs="Kaiti SC"/>
           <w:sz w:val="21"/>
         </w:rPr>
-        <w:t>蓝箭航天：朱雀三号完成一子级回收！关注航天修复反弹机遇 - Jiemian.com （2026-08-20；Jiemian.com、guandian.cn、上海证券报·中国证券网）</w:t>
+        <w:t>SpaceX：SpaceX ends Falcon 9 Starlink flights from Florida to prioritize Starship （2026-08-25；bing.com）</w:t>
       </w:r>
     </w:p>
     <w:p>
@@ -2556,7 +2451,7 @@
           <w:rFonts w:ascii="Kaiti SC" w:hAnsi="Kaiti SC" w:eastAsia="Kaiti SC" w:cs="Kaiti SC"/>
           <w:sz w:val="21"/>
         </w:rPr>
-        <w:t>蓝箭航天：China successfully lands its Zhuque-3 rocket, rivaling Blue Origin and SpaceX （2026-08-19；A 90s Kid、Wccftech、bing.com）</w:t>
+        <w:t>SpaceX：SpaceX Is Adding 500,000-Plus Starlink Subscribers Every Month. Here's Why That's Critical for the Stock. （2026-08-26；bing.com）</w:t>
       </w:r>
     </w:p>
     <w:p>
@@ -2577,7 +2472,7 @@
           <w:rFonts w:ascii="Kaiti SC" w:hAnsi="Kaiti SC" w:eastAsia="Kaiti SC" w:cs="Kaiti SC"/>
           <w:sz w:val="21"/>
         </w:rPr>
-        <w:t>蓝箭航天：蓝箭航天朱雀三号总指挥戴政披露遥一回收失败原因：着陆点火出现异常燃烧，坠落在着陆场坪边缘 - 新浪财经 （2026-08-19；新浪财经）</w:t>
+        <w:t>微纳星空：【企业风采】吉隆口岸灾情应急：微纳星空联合环天智慧共享多景卫星影像支援救灾研判 - finance.sina.com.cn （2026-08-29；eeo.com.cn、finance.sina.com.cn、新浪财经）</w:t>
       </w:r>
     </w:p>
     <w:p>
@@ -2598,7 +2493,49 @@
           <w:rFonts w:ascii="Kaiti SC" w:hAnsi="Kaiti SC" w:eastAsia="Kaiti SC" w:cs="Kaiti SC"/>
           <w:sz w:val="21"/>
         </w:rPr>
-        <w:t>蓝箭鸿擎：鸿擎科技副总裁史耀中：将批量生产融入卫星前端设计 - 东方财富 （2026-08-21；jnzstatic.cs.com.cn、东方财富、中证网）</w:t>
+        <w:t>垣信卫星：SpaceSail captó US$1.000 millones y acelera su desembarco en Brasil （2026-08-25；bing.com）</w:t>
+      </w:r>
+    </w:p>
+    <w:p>
+      <w:pPr>
+        <w:keepLines/>
+        <w:spacing w:after="60"/>
+        <w:ind w:left="369" w:hanging="227"/>
+      </w:pPr>
+      <w:r>
+        <w:rPr>
+          <w:rFonts w:ascii="Kaiti SC" w:hAnsi="Kaiti SC" w:eastAsia="Kaiti SC" w:cs="Kaiti SC"/>
+          <w:sz w:val="21"/>
+        </w:rPr>
+        <w:t xml:space="preserve">➢ </w:t>
+      </w:r>
+      <w:r>
+        <w:rPr>
+          <w:rFonts w:ascii="Kaiti SC" w:hAnsi="Kaiti SC" w:eastAsia="Kaiti SC" w:cs="Kaiti SC"/>
+          <w:sz w:val="21"/>
+        </w:rPr>
+        <w:t>星河动力：国内首个：星河动力航天爱神星一号留轨平台顺利机动离轨 - finance.sina.com.cn （2026-08-26；finance.sina.com.cn、新浪财经）</w:t>
+      </w:r>
+    </w:p>
+    <w:p>
+      <w:pPr>
+        <w:keepLines/>
+        <w:spacing w:after="60"/>
+        <w:ind w:left="369" w:hanging="227"/>
+      </w:pPr>
+      <w:r>
+        <w:rPr>
+          <w:rFonts w:ascii="Kaiti SC" w:hAnsi="Kaiti SC" w:eastAsia="Kaiti SC" w:cs="Kaiti SC"/>
+          <w:sz w:val="21"/>
+        </w:rPr>
+        <w:t xml:space="preserve">➢ </w:t>
+      </w:r>
+      <w:r>
+        <w:rPr>
+          <w:rFonts w:ascii="Kaiti SC" w:hAnsi="Kaiti SC" w:eastAsia="Kaiti SC" w:cs="Kaiti SC"/>
+          <w:sz w:val="21"/>
+        </w:rPr>
+        <w:t>银河航天：银河航天：出海先锋重塑全球太空新基建格局 - 新华网客户端 （2026-08-25；新华网、新华网客户端）</w:t>
       </w:r>
     </w:p>
     <w:p>
@@ -2736,7 +2673,7 @@
                 <w:b w:val="0"/>
                 <w:sz w:val="19"/>
               </w:rPr>
-              <w:t>蓝箭航天</w:t>
+              <w:t>SpaceX</w:t>
             </w:r>
           </w:p>
         </w:tc>
@@ -2757,7 +2694,7 @@
                 <w:b w:val="0"/>
                 <w:sz w:val="19"/>
               </w:rPr>
-              <w:t>232</w:t>
+              <w:t>161</w:t>
             </w:r>
           </w:p>
         </w:tc>
@@ -2778,7 +2715,7 @@
                 <w:b w:val="0"/>
                 <w:sz w:val="19"/>
               </w:rPr>
-              <w:t>融资与资本、其他动态、发射与任务、市场与股价、订单与合作</w:t>
+              <w:t>发射与任务、市场与股价、其他动态、监管与政策、订单与合作</w:t>
             </w:r>
           </w:p>
         </w:tc>
@@ -2798,7 +2735,7 @@
                 <w:b w:val="0"/>
                 <w:sz w:val="19"/>
               </w:rPr>
-              <w:t>朱雀三号回收成功！可复用火箭产业化元年将启多股获融资客关注(名单)_证券要闻 - 中金在线</w:t>
+              <w:t>NASA, SpaceX set to launch the Nancy Grace Roman Space Telescope from Florida on Sunday</w:t>
             </w:r>
           </w:p>
         </w:tc>
@@ -2823,7 +2760,7 @@
                 <w:b w:val="0"/>
                 <w:sz w:val="19"/>
               </w:rPr>
-              <w:t>SpaceX</w:t>
+              <w:t>银河航天</w:t>
             </w:r>
           </w:p>
         </w:tc>
@@ -2844,7 +2781,7 @@
                 <w:b w:val="0"/>
                 <w:sz w:val="19"/>
               </w:rPr>
-              <w:t>147</w:t>
+              <w:t>107</w:t>
             </w:r>
           </w:p>
         </w:tc>
@@ -2865,7 +2802,7 @@
                 <w:b w:val="0"/>
                 <w:sz w:val="19"/>
               </w:rPr>
-              <w:t>发射与任务、市场与股价、其他动态</w:t>
+              <w:t>其他动态、发射与任务、订单与合作</w:t>
             </w:r>
           </w:p>
         </w:tc>
@@ -2885,7 +2822,181 @@
                 <w:b w:val="0"/>
                 <w:sz w:val="19"/>
               </w:rPr>
-              <w:t>Live coverage: SpaceX to launch 100th orbital mission of 2026</w:t>
+              <w:t>Omantel and GalaxySpace explore next-generation satellite connectivity - SatellitePro ME</w:t>
+            </w:r>
+          </w:p>
+        </w:tc>
+      </w:tr>
+      <w:tr>
+        <w:trPr>
+          <w:cantSplit/>
+        </w:trPr>
+        <w:tc>
+          <w:tcPr>
+            <w:tcW w:type="dxa" w:w="2075"/>
+            <w:vAlign w:val="center"/>
+          </w:tcPr>
+          <w:p>
+            <w:pPr>
+              <w:spacing w:after="0" w:line="252" w:lineRule="auto"/>
+            </w:pPr>
+            <w:r/>
+            <w:r>
+              <w:rPr>
+                <w:rFonts w:ascii="Kaiti SC" w:hAnsi="Kaiti SC" w:eastAsia="Kaiti SC" w:cs="Kaiti SC"/>
+                <w:b w:val="0"/>
+                <w:sz w:val="19"/>
+              </w:rPr>
+              <w:t>中科宇航</w:t>
+            </w:r>
+          </w:p>
+        </w:tc>
+        <w:tc>
+          <w:tcPr>
+            <w:tcW w:type="dxa" w:w="2075"/>
+            <w:vAlign w:val="center"/>
+          </w:tcPr>
+          <w:p>
+            <w:pPr>
+              <w:spacing w:after="0" w:line="252" w:lineRule="auto"/>
+              <w:jc w:val="center"/>
+            </w:pPr>
+            <w:r/>
+            <w:r>
+              <w:rPr>
+                <w:rFonts w:ascii="Kaiti SC" w:hAnsi="Kaiti SC" w:eastAsia="Kaiti SC" w:cs="Kaiti SC"/>
+                <w:b w:val="0"/>
+                <w:sz w:val="19"/>
+              </w:rPr>
+              <w:t>23</w:t>
+            </w:r>
+          </w:p>
+        </w:tc>
+        <w:tc>
+          <w:tcPr>
+            <w:tcW w:type="dxa" w:w="2075"/>
+            <w:vAlign w:val="center"/>
+          </w:tcPr>
+          <w:p>
+            <w:pPr>
+              <w:spacing w:after="0" w:line="252" w:lineRule="auto"/>
+              <w:jc w:val="center"/>
+            </w:pPr>
+            <w:r/>
+            <w:r>
+              <w:rPr>
+                <w:rFonts w:ascii="Kaiti SC" w:hAnsi="Kaiti SC" w:eastAsia="Kaiti SC" w:cs="Kaiti SC"/>
+                <w:b w:val="0"/>
+                <w:sz w:val="19"/>
+              </w:rPr>
+              <w:t>发射与任务</w:t>
+            </w:r>
+          </w:p>
+        </w:tc>
+        <w:tc>
+          <w:tcPr>
+            <w:tcW w:type="dxa" w:w="2075"/>
+            <w:vAlign w:val="center"/>
+          </w:tcPr>
+          <w:p>
+            <w:pPr>
+              <w:spacing w:after="0" w:line="252" w:lineRule="auto"/>
+            </w:pPr>
+            <w:r/>
+            <w:r>
+              <w:rPr>
+                <w:rFonts w:ascii="Kaiti SC" w:hAnsi="Kaiti SC" w:eastAsia="Kaiti SC" w:cs="Kaiti SC"/>
+                <w:b w:val="0"/>
+                <w:sz w:val="19"/>
+              </w:rPr>
+              <w:t>中科宇航力箭二号遥二运载火箭顺利出厂，拟于今年10月完成发射_手机新浪网 - finance.sina.com.cn</w:t>
+            </w:r>
+          </w:p>
+        </w:tc>
+      </w:tr>
+      <w:tr>
+        <w:trPr>
+          <w:cantSplit/>
+        </w:trPr>
+        <w:tc>
+          <w:tcPr>
+            <w:tcW w:type="dxa" w:w="2075"/>
+            <w:vAlign w:val="center"/>
+          </w:tcPr>
+          <w:p>
+            <w:pPr>
+              <w:spacing w:after="0" w:line="252" w:lineRule="auto"/>
+            </w:pPr>
+            <w:r/>
+            <w:r>
+              <w:rPr>
+                <w:rFonts w:ascii="Kaiti SC" w:hAnsi="Kaiti SC" w:eastAsia="Kaiti SC" w:cs="Kaiti SC"/>
+                <w:b w:val="0"/>
+                <w:sz w:val="19"/>
+              </w:rPr>
+              <w:t>Blue Origin</w:t>
+            </w:r>
+          </w:p>
+        </w:tc>
+        <w:tc>
+          <w:tcPr>
+            <w:tcW w:type="dxa" w:w="2075"/>
+            <w:vAlign w:val="center"/>
+          </w:tcPr>
+          <w:p>
+            <w:pPr>
+              <w:spacing w:after="0" w:line="252" w:lineRule="auto"/>
+              <w:jc w:val="center"/>
+            </w:pPr>
+            <w:r/>
+            <w:r>
+              <w:rPr>
+                <w:rFonts w:ascii="Kaiti SC" w:hAnsi="Kaiti SC" w:eastAsia="Kaiti SC" w:cs="Kaiti SC"/>
+                <w:b w:val="0"/>
+                <w:sz w:val="19"/>
+              </w:rPr>
+              <w:t>22</w:t>
+            </w:r>
+          </w:p>
+        </w:tc>
+        <w:tc>
+          <w:tcPr>
+            <w:tcW w:type="dxa" w:w="2075"/>
+            <w:vAlign w:val="center"/>
+          </w:tcPr>
+          <w:p>
+            <w:pPr>
+              <w:spacing w:after="0" w:line="252" w:lineRule="auto"/>
+              <w:jc w:val="center"/>
+            </w:pPr>
+            <w:r/>
+            <w:r>
+              <w:rPr>
+                <w:rFonts w:ascii="Kaiti SC" w:hAnsi="Kaiti SC" w:eastAsia="Kaiti SC" w:cs="Kaiti SC"/>
+                <w:b w:val="0"/>
+                <w:sz w:val="19"/>
+              </w:rPr>
+              <w:t>发射与任务、其他动态</w:t>
+            </w:r>
+          </w:p>
+        </w:tc>
+        <w:tc>
+          <w:tcPr>
+            <w:tcW w:type="dxa" w:w="2075"/>
+            <w:vAlign w:val="center"/>
+          </w:tcPr>
+          <w:p>
+            <w:pPr>
+              <w:spacing w:after="0" w:line="252" w:lineRule="auto"/>
+            </w:pPr>
+            <w:r/>
+            <w:r>
+              <w:rPr>
+                <w:rFonts w:ascii="Kaiti SC" w:hAnsi="Kaiti SC" w:eastAsia="Kaiti SC" w:cs="Kaiti SC"/>
+                <w:b w:val="0"/>
+                <w:sz w:val="19"/>
+              </w:rPr>
+              <w:t>Space Force plans new launch complex at Cape Canaveral following Blue Origin explosion - The Business Journals</w:t>
             </w:r>
           </w:p>
         </w:tc>
@@ -2931,7 +3042,7 @@
                 <w:b w:val="0"/>
                 <w:sz w:val="19"/>
               </w:rPr>
-              <w:t>70</w:t>
+              <w:t>7</w:t>
             </w:r>
           </w:p>
         </w:tc>
@@ -2952,7 +3063,7 @@
                 <w:b w:val="0"/>
                 <w:sz w:val="19"/>
               </w:rPr>
-              <w:t>市场与股价、融资与资本、发射与任务、其他动态</w:t>
+              <w:t>融资与资本、其他动态</w:t>
             </w:r>
           </w:p>
         </w:tc>
@@ -2972,7 +3083,7 @@
                 <w:b w:val="0"/>
                 <w:sz w:val="19"/>
               </w:rPr>
-              <w:t>垣信卫星完成69.75亿元B轮融资；宇树科技登陆科创板，最新市值为2719.66亿元丨全球投融资周报08.15-08.21 - 创业邦</w:t>
+              <w:t>亿元战略投资垣信卫星！温州国投出资布局国家级“千帆星座” - 温州新闻网</w:t>
             </w:r>
           </w:p>
         </w:tc>
@@ -2997,7 +3108,7 @@
                 <w:b w:val="0"/>
                 <w:sz w:val="19"/>
               </w:rPr>
-              <w:t>中科宇航</w:t>
+              <w:t>蓝箭航天</w:t>
             </w:r>
           </w:p>
         </w:tc>
@@ -3018,7 +3129,7 @@
                 <w:b w:val="0"/>
                 <w:sz w:val="19"/>
               </w:rPr>
-              <w:t>19</w:t>
+              <w:t>6</w:t>
             </w:r>
           </w:p>
         </w:tc>
@@ -3039,7 +3150,7 @@
                 <w:b w:val="0"/>
                 <w:sz w:val="19"/>
               </w:rPr>
-              <w:t>订单与合作、发射与任务、其他动态</w:t>
+              <w:t>其他动态</w:t>
             </w:r>
           </w:p>
         </w:tc>
@@ -3059,7 +3170,94 @@
                 <w:b w:val="0"/>
                 <w:sz w:val="19"/>
               </w:rPr>
-              <w:t>公司问答丨三角防务：截至目前 公司未与星际荣耀、星河动力和中科宇航签订合作订单 - 新浪财经</w:t>
+              <w:t>LandSpace eyes Zhuque-3 refly within 6 months</w:t>
+            </w:r>
+          </w:p>
+        </w:tc>
+      </w:tr>
+      <w:tr>
+        <w:trPr>
+          <w:cantSplit/>
+        </w:trPr>
+        <w:tc>
+          <w:tcPr>
+            <w:tcW w:type="dxa" w:w="2075"/>
+            <w:vAlign w:val="center"/>
+          </w:tcPr>
+          <w:p>
+            <w:pPr>
+              <w:spacing w:after="0" w:line="252" w:lineRule="auto"/>
+            </w:pPr>
+            <w:r/>
+            <w:r>
+              <w:rPr>
+                <w:rFonts w:ascii="Kaiti SC" w:hAnsi="Kaiti SC" w:eastAsia="Kaiti SC" w:cs="Kaiti SC"/>
+                <w:b w:val="0"/>
+                <w:sz w:val="19"/>
+              </w:rPr>
+              <w:t>微纳星空</w:t>
+            </w:r>
+          </w:p>
+        </w:tc>
+        <w:tc>
+          <w:tcPr>
+            <w:tcW w:type="dxa" w:w="2075"/>
+            <w:vAlign w:val="center"/>
+          </w:tcPr>
+          <w:p>
+            <w:pPr>
+              <w:spacing w:after="0" w:line="252" w:lineRule="auto"/>
+              <w:jc w:val="center"/>
+            </w:pPr>
+            <w:r/>
+            <w:r>
+              <w:rPr>
+                <w:rFonts w:ascii="Kaiti SC" w:hAnsi="Kaiti SC" w:eastAsia="Kaiti SC" w:cs="Kaiti SC"/>
+                <w:b w:val="0"/>
+                <w:sz w:val="19"/>
+              </w:rPr>
+              <w:t>5</w:t>
+            </w:r>
+          </w:p>
+        </w:tc>
+        <w:tc>
+          <w:tcPr>
+            <w:tcW w:type="dxa" w:w="2075"/>
+            <w:vAlign w:val="center"/>
+          </w:tcPr>
+          <w:p>
+            <w:pPr>
+              <w:spacing w:after="0" w:line="252" w:lineRule="auto"/>
+              <w:jc w:val="center"/>
+            </w:pPr>
+            <w:r/>
+            <w:r>
+              <w:rPr>
+                <w:rFonts w:ascii="Kaiti SC" w:hAnsi="Kaiti SC" w:eastAsia="Kaiti SC" w:cs="Kaiti SC"/>
+                <w:b w:val="0"/>
+                <w:sz w:val="19"/>
+              </w:rPr>
+              <w:t>其他动态</w:t>
+            </w:r>
+          </w:p>
+        </w:tc>
+        <w:tc>
+          <w:tcPr>
+            <w:tcW w:type="dxa" w:w="2075"/>
+            <w:vAlign w:val="center"/>
+          </w:tcPr>
+          <w:p>
+            <w:pPr>
+              <w:spacing w:after="0" w:line="252" w:lineRule="auto"/>
+            </w:pPr>
+            <w:r/>
+            <w:r>
+              <w:rPr>
+                <w:rFonts w:ascii="Kaiti SC" w:hAnsi="Kaiti SC" w:eastAsia="Kaiti SC" w:cs="Kaiti SC"/>
+                <w:b w:val="0"/>
+                <w:sz w:val="19"/>
+              </w:rPr>
+              <w:t>【企业风采】吉隆口岸灾情应急：微纳星空联合环天智慧共享多景卫星影像支援救灾研判 - finance.sina.com.cn</w:t>
             </w:r>
           </w:p>
         </w:tc>
@@ -3085,267 +3283,6 @@
                 <w:sz w:val="19"/>
               </w:rPr>
               <w:t>星河动力</w:t>
-            </w:r>
-          </w:p>
-        </w:tc>
-        <w:tc>
-          <w:tcPr>
-            <w:tcW w:type="dxa" w:w="2075"/>
-            <w:vAlign w:val="center"/>
-          </w:tcPr>
-          <w:p>
-            <w:pPr>
-              <w:spacing w:after="0" w:line="252" w:lineRule="auto"/>
-              <w:jc w:val="center"/>
-            </w:pPr>
-            <w:r/>
-            <w:r>
-              <w:rPr>
-                <w:rFonts w:ascii="Kaiti SC" w:hAnsi="Kaiti SC" w:eastAsia="Kaiti SC" w:cs="Kaiti SC"/>
-                <w:b w:val="0"/>
-                <w:sz w:val="19"/>
-              </w:rPr>
-              <w:t>9</w:t>
-            </w:r>
-          </w:p>
-        </w:tc>
-        <w:tc>
-          <w:tcPr>
-            <w:tcW w:type="dxa" w:w="2075"/>
-            <w:vAlign w:val="center"/>
-          </w:tcPr>
-          <w:p>
-            <w:pPr>
-              <w:spacing w:after="0" w:line="252" w:lineRule="auto"/>
-              <w:jc w:val="center"/>
-            </w:pPr>
-            <w:r/>
-            <w:r>
-              <w:rPr>
-                <w:rFonts w:ascii="Kaiti SC" w:hAnsi="Kaiti SC" w:eastAsia="Kaiti SC" w:cs="Kaiti SC"/>
-                <w:b w:val="0"/>
-                <w:sz w:val="19"/>
-              </w:rPr>
-              <w:t>市场与股价、订单与合作、融资与资本、产品与技术</w:t>
-            </w:r>
-          </w:p>
-        </w:tc>
-        <w:tc>
-          <w:tcPr>
-            <w:tcW w:type="dxa" w:w="2075"/>
-            <w:vAlign w:val="center"/>
-          </w:tcPr>
-          <w:p>
-            <w:pPr>
-              <w:spacing w:after="0" w:line="252" w:lineRule="auto"/>
-            </w:pPr>
-            <w:r/>
-            <w:r>
-              <w:rPr>
-                <w:rFonts w:ascii="Kaiti SC" w:hAnsi="Kaiti SC" w:eastAsia="Kaiti SC" w:cs="Kaiti SC"/>
-                <w:b w:val="0"/>
-                <w:sz w:val="19"/>
-              </w:rPr>
-              <w:t>智神星一号，能帮星河动力抢到IPO第三席吗？ - 新浪财经</w:t>
-            </w:r>
-          </w:p>
-        </w:tc>
-      </w:tr>
-      <w:tr>
-        <w:trPr>
-          <w:cantSplit/>
-        </w:trPr>
-        <w:tc>
-          <w:tcPr>
-            <w:tcW w:type="dxa" w:w="2075"/>
-            <w:vAlign w:val="center"/>
-          </w:tcPr>
-          <w:p>
-            <w:pPr>
-              <w:spacing w:after="0" w:line="252" w:lineRule="auto"/>
-            </w:pPr>
-            <w:r/>
-            <w:r>
-              <w:rPr>
-                <w:rFonts w:ascii="Kaiti SC" w:hAnsi="Kaiti SC" w:eastAsia="Kaiti SC" w:cs="Kaiti SC"/>
-                <w:b w:val="0"/>
-                <w:sz w:val="19"/>
-              </w:rPr>
-              <w:t>蓝箭鸿擎</w:t>
-            </w:r>
-          </w:p>
-        </w:tc>
-        <w:tc>
-          <w:tcPr>
-            <w:tcW w:type="dxa" w:w="2075"/>
-            <w:vAlign w:val="center"/>
-          </w:tcPr>
-          <w:p>
-            <w:pPr>
-              <w:spacing w:after="0" w:line="252" w:lineRule="auto"/>
-              <w:jc w:val="center"/>
-            </w:pPr>
-            <w:r/>
-            <w:r>
-              <w:rPr>
-                <w:rFonts w:ascii="Kaiti SC" w:hAnsi="Kaiti SC" w:eastAsia="Kaiti SC" w:cs="Kaiti SC"/>
-                <w:b w:val="0"/>
-                <w:sz w:val="19"/>
-              </w:rPr>
-              <w:t>9</w:t>
-            </w:r>
-          </w:p>
-        </w:tc>
-        <w:tc>
-          <w:tcPr>
-            <w:tcW w:type="dxa" w:w="2075"/>
-            <w:vAlign w:val="center"/>
-          </w:tcPr>
-          <w:p>
-            <w:pPr>
-              <w:spacing w:after="0" w:line="252" w:lineRule="auto"/>
-              <w:jc w:val="center"/>
-            </w:pPr>
-            <w:r/>
-            <w:r>
-              <w:rPr>
-                <w:rFonts w:ascii="Kaiti SC" w:hAnsi="Kaiti SC" w:eastAsia="Kaiti SC" w:cs="Kaiti SC"/>
-                <w:b w:val="0"/>
-                <w:sz w:val="19"/>
-              </w:rPr>
-              <w:t>发射与任务、其他动态</w:t>
-            </w:r>
-          </w:p>
-        </w:tc>
-        <w:tc>
-          <w:tcPr>
-            <w:tcW w:type="dxa" w:w="2075"/>
-            <w:vAlign w:val="center"/>
-          </w:tcPr>
-          <w:p>
-            <w:pPr>
-              <w:spacing w:after="0" w:line="252" w:lineRule="auto"/>
-            </w:pPr>
-            <w:r/>
-            <w:r>
-              <w:rPr>
-                <w:rFonts w:ascii="Kaiti SC" w:hAnsi="Kaiti SC" w:eastAsia="Kaiti SC" w:cs="Kaiti SC"/>
-                <w:b w:val="0"/>
-                <w:sz w:val="19"/>
-              </w:rPr>
-              <w:t>火箭回收、卫星入轨，蓝箭航天首次展示星箭协同能力 - 财富号</w:t>
-            </w:r>
-          </w:p>
-        </w:tc>
-      </w:tr>
-      <w:tr>
-        <w:trPr>
-          <w:cantSplit/>
-        </w:trPr>
-        <w:tc>
-          <w:tcPr>
-            <w:tcW w:type="dxa" w:w="2075"/>
-            <w:vAlign w:val="center"/>
-          </w:tcPr>
-          <w:p>
-            <w:pPr>
-              <w:spacing w:after="0" w:line="252" w:lineRule="auto"/>
-            </w:pPr>
-            <w:r/>
-            <w:r>
-              <w:rPr>
-                <w:rFonts w:ascii="Kaiti SC" w:hAnsi="Kaiti SC" w:eastAsia="Kaiti SC" w:cs="Kaiti SC"/>
-                <w:b w:val="0"/>
-                <w:sz w:val="19"/>
-              </w:rPr>
-              <w:t>星际荣耀</w:t>
-            </w:r>
-          </w:p>
-        </w:tc>
-        <w:tc>
-          <w:tcPr>
-            <w:tcW w:type="dxa" w:w="2075"/>
-            <w:vAlign w:val="center"/>
-          </w:tcPr>
-          <w:p>
-            <w:pPr>
-              <w:spacing w:after="0" w:line="252" w:lineRule="auto"/>
-              <w:jc w:val="center"/>
-            </w:pPr>
-            <w:r/>
-            <w:r>
-              <w:rPr>
-                <w:rFonts w:ascii="Kaiti SC" w:hAnsi="Kaiti SC" w:eastAsia="Kaiti SC" w:cs="Kaiti SC"/>
-                <w:b w:val="0"/>
-                <w:sz w:val="19"/>
-              </w:rPr>
-              <w:t>7</w:t>
-            </w:r>
-          </w:p>
-        </w:tc>
-        <w:tc>
-          <w:tcPr>
-            <w:tcW w:type="dxa" w:w="2075"/>
-            <w:vAlign w:val="center"/>
-          </w:tcPr>
-          <w:p>
-            <w:pPr>
-              <w:spacing w:after="0" w:line="252" w:lineRule="auto"/>
-              <w:jc w:val="center"/>
-            </w:pPr>
-            <w:r/>
-            <w:r>
-              <w:rPr>
-                <w:rFonts w:ascii="Kaiti SC" w:hAnsi="Kaiti SC" w:eastAsia="Kaiti SC" w:cs="Kaiti SC"/>
-                <w:b w:val="0"/>
-                <w:sz w:val="19"/>
-              </w:rPr>
-              <w:t>发射与任务、订单与合作、其他动态、产品与技术</w:t>
-            </w:r>
-          </w:p>
-        </w:tc>
-        <w:tc>
-          <w:tcPr>
-            <w:tcW w:type="dxa" w:w="2075"/>
-            <w:vAlign w:val="center"/>
-          </w:tcPr>
-          <w:p>
-            <w:pPr>
-              <w:spacing w:after="0" w:line="252" w:lineRule="auto"/>
-            </w:pPr>
-            <w:r/>
-            <w:r>
-              <w:rPr>
-                <w:rFonts w:ascii="Kaiti SC" w:hAnsi="Kaiti SC" w:eastAsia="Kaiti SC" w:cs="Kaiti SC"/>
-                <w:b w:val="0"/>
-                <w:sz w:val="19"/>
-              </w:rPr>
-              <w:t>星际荣耀SQX-3运载火箭整流罩静力试验取得成功 - 证券时报</w:t>
-            </w:r>
-          </w:p>
-        </w:tc>
-      </w:tr>
-      <w:tr>
-        <w:trPr>
-          <w:cantSplit/>
-        </w:trPr>
-        <w:tc>
-          <w:tcPr>
-            <w:tcW w:type="dxa" w:w="2075"/>
-            <w:vAlign w:val="center"/>
-          </w:tcPr>
-          <w:p>
-            <w:pPr>
-              <w:spacing w:after="0" w:line="252" w:lineRule="auto"/>
-            </w:pPr>
-            <w:r/>
-            <w:r>
-              <w:rPr>
-                <w:rFonts w:ascii="Kaiti SC" w:hAnsi="Kaiti SC" w:eastAsia="Kaiti SC" w:cs="Kaiti SC"/>
-                <w:b w:val="0"/>
-                <w:sz w:val="19"/>
-              </w:rPr>
-              <w:t>Blue Origin</w:t>
             </w:r>
           </w:p>
         </w:tc>
@@ -3407,94 +3344,7 @@
                 <w:b w:val="0"/>
                 <w:sz w:val="19"/>
               </w:rPr>
-              <w:t>Blue Origin plots New Glenn expansion after massive rocket explosion damaged launch pad - Yahoo</w:t>
-            </w:r>
-          </w:p>
-        </w:tc>
-      </w:tr>
-      <w:tr>
-        <w:trPr>
-          <w:cantSplit/>
-        </w:trPr>
-        <w:tc>
-          <w:tcPr>
-            <w:tcW w:type="dxa" w:w="2075"/>
-            <w:vAlign w:val="center"/>
-          </w:tcPr>
-          <w:p>
-            <w:pPr>
-              <w:spacing w:after="0" w:line="252" w:lineRule="auto"/>
-            </w:pPr>
-            <w:r/>
-            <w:r>
-              <w:rPr>
-                <w:rFonts w:ascii="Kaiti SC" w:hAnsi="Kaiti SC" w:eastAsia="Kaiti SC" w:cs="Kaiti SC"/>
-                <w:b w:val="0"/>
-                <w:sz w:val="19"/>
-              </w:rPr>
-              <w:t>宇石空间</w:t>
-            </w:r>
-          </w:p>
-        </w:tc>
-        <w:tc>
-          <w:tcPr>
-            <w:tcW w:type="dxa" w:w="2075"/>
-            <w:vAlign w:val="center"/>
-          </w:tcPr>
-          <w:p>
-            <w:pPr>
-              <w:spacing w:after="0" w:line="252" w:lineRule="auto"/>
-              <w:jc w:val="center"/>
-            </w:pPr>
-            <w:r/>
-            <w:r>
-              <w:rPr>
-                <w:rFonts w:ascii="Kaiti SC" w:hAnsi="Kaiti SC" w:eastAsia="Kaiti SC" w:cs="Kaiti SC"/>
-                <w:b w:val="0"/>
-                <w:sz w:val="19"/>
-              </w:rPr>
-              <w:t>1</w:t>
-            </w:r>
-          </w:p>
-        </w:tc>
-        <w:tc>
-          <w:tcPr>
-            <w:tcW w:type="dxa" w:w="2075"/>
-            <w:vAlign w:val="center"/>
-          </w:tcPr>
-          <w:p>
-            <w:pPr>
-              <w:spacing w:after="0" w:line="252" w:lineRule="auto"/>
-              <w:jc w:val="center"/>
-            </w:pPr>
-            <w:r/>
-            <w:r>
-              <w:rPr>
-                <w:rFonts w:ascii="Kaiti SC" w:hAnsi="Kaiti SC" w:eastAsia="Kaiti SC" w:cs="Kaiti SC"/>
-                <w:b w:val="0"/>
-                <w:sz w:val="19"/>
-              </w:rPr>
-              <w:t>其他动态</w:t>
-            </w:r>
-          </w:p>
-        </w:tc>
-        <w:tc>
-          <w:tcPr>
-            <w:tcW w:type="dxa" w:w="2075"/>
-            <w:vAlign w:val="center"/>
-          </w:tcPr>
-          <w:p>
-            <w:pPr>
-              <w:spacing w:after="0" w:line="252" w:lineRule="auto"/>
-            </w:pPr>
-            <w:r/>
-            <w:r>
-              <w:rPr>
-                <w:rFonts w:ascii="Kaiti SC" w:hAnsi="Kaiti SC" w:eastAsia="Kaiti SC" w:cs="Kaiti SC"/>
-                <w:b w:val="0"/>
-                <w:sz w:val="19"/>
-              </w:rPr>
-              <w:t>朱雀三号成功“回巢” 国内可重复使用火箭迈向复飞验证 - 证券时报</w:t>
+              <w:t>Rocket Report: Europe splashes some cash on launch startups; Pallas-1 nears debut</w:t>
             </w:r>
           </w:p>
         </w:tc>
@@ -3531,7 +3381,7 @@
           <w:rFonts w:ascii="Kaiti SC" w:hAnsi="Kaiti SC" w:eastAsia="Kaiti SC" w:cs="Kaiti SC"/>
           <w:sz w:val="21"/>
         </w:rPr>
-        <w:t>蓝箭航天：本周“朱雀三号成功回收 中国商业航天为什么行？ - 闪电新闻”；关联回看 2025-12-05 的“朱雀三号回收没成，为什么大家都说“还成”？ - thecover.cn”。</w:t>
+        <w:t>SpaceX：本周“NASA, SpaceX set to launch the Nancy Grace Roman Space Telescope from Florida on Sunday”；关联回看 2026-08-24 的“NASA Roman Space Telescope Passes Flight Readiness Review Ahead of SpaceX Falcon Heavy Launch”。</w:t>
       </w:r>
     </w:p>
     <w:p>
@@ -3552,7 +3402,7 @@
           <w:rFonts w:ascii="Kaiti SC" w:hAnsi="Kaiti SC" w:eastAsia="Kaiti SC" w:cs="Kaiti SC"/>
           <w:sz w:val="21"/>
         </w:rPr>
-        <w:t>蓝箭航天：本周“LandSpace Successfully Recovers ‘Zhuque-3’ Booster, Diversifying China’s Reusable Rocket Ambitions”；关联回看 2025-10-28 的“China's Zhuque-3 reusable rocket passes key milestone”。</w:t>
+        <w:t>SpaceX：本周“SpaceX Falcon 9 booster returns to Port Canaveral after final Florida Starlink launch - Florida Today”；关联回看 2026-08-13 的“Live coverage: SpaceX to launch 29 Starlink satellites on Falcon 9 rocket from Cape Canaveral”。</w:t>
       </w:r>
     </w:p>
     <w:p>
@@ -3573,7 +3423,7 @@
           <w:rFonts w:ascii="Kaiti SC" w:hAnsi="Kaiti SC" w:eastAsia="Kaiti SC" w:cs="Kaiti SC"/>
           <w:sz w:val="21"/>
         </w:rPr>
-        <w:t>SpaceX：本周“SpaceX mission flies with 2,000th Starlink launched this year”；关联回看 2026-06-28 的“How Many Starlink Satellites Can SpaceX Launch This Year? - The Motley Fool”。</w:t>
+        <w:t>SpaceX：本周“Live coverage: SpaceX to launch Starlink mission on a Falcon booster’s record-breaking 37th flight”；关联回看 2026-06-08 的“SpaceX launches Falcon 9 rocket booster on record-breaking 35th flight”。</w:t>
       </w:r>
     </w:p>
     <w:p>
@@ -3594,7 +3444,7 @@
           <w:rFonts w:ascii="Kaiti SC" w:hAnsi="Kaiti SC" w:eastAsia="Kaiti SC" w:cs="Kaiti SC"/>
           <w:sz w:val="21"/>
         </w:rPr>
-        <w:t>SpaceX：本周“SpaceX rocket launch from Florida. What time is Cape Canaveral liftoff? - Florida Today”；关联回看 2026-06-13 的“SpaceX launches Starlink mission from Cape Canaveral as stock trades on the Nasdaq for first time”。</w:t>
+        <w:t>中科宇航：本周“中科宇航力箭二号遥二运载火箭顺利出厂，拟于今年10月完成发射_手机新浪网 - finance.sina.com.cn”；关联回看 2026-07-31 的“力箭一号遥十八运载火箭顺利出厂 - 证券时报”。</w:t>
       </w:r>
     </w:p>
     <w:p>
@@ -3615,7 +3465,28 @@
           <w:rFonts w:ascii="Kaiti SC" w:hAnsi="Kaiti SC" w:eastAsia="Kaiti SC" w:cs="Kaiti SC"/>
           <w:sz w:val="21"/>
         </w:rPr>
-        <w:t>星河动力：本周“智神星一号，能帮星河动力抢到IPO第三席吗？ - 新浪财经”；关联回看 2025-10-23 的“星河动力，加入IPO梯队 - 新浪财经”。</w:t>
+        <w:t>SpaceX：本周“Live coverage: SpaceX to launch 27 Starlink satellites on Falcon 9 rocket from Vandenberg”；关联回看 2026-08-12 的“Live coverage: SpaceX to launch 24 Starlink satellites on Falcon 9 rocket from Vandenberg SFB”。</w:t>
+      </w:r>
+    </w:p>
+    <w:p>
+      <w:pPr>
+        <w:keepLines/>
+        <w:spacing w:after="60"/>
+        <w:ind w:left="369" w:hanging="227"/>
+      </w:pPr>
+      <w:r>
+        <w:rPr>
+          <w:rFonts w:ascii="Kaiti SC" w:hAnsi="Kaiti SC" w:eastAsia="Kaiti SC" w:cs="Kaiti SC"/>
+          <w:sz w:val="21"/>
+        </w:rPr>
+        <w:t xml:space="preserve">✓ </w:t>
+      </w:r>
+      <w:r>
+        <w:rPr>
+          <w:rFonts w:ascii="Kaiti SC" w:hAnsi="Kaiti SC" w:eastAsia="Kaiti SC" w:cs="Kaiti SC"/>
+          <w:sz w:val="21"/>
+        </w:rPr>
+        <w:t>SpaceX：本周“SpaceX test-fires Starship Super Heavy booster ahead of critical Flight 14 (video)”；关联回看 2026-08-22 的“SpaceX fires up Starship ahead of megarocket’s 1st orbital flight (video)”。</w:t>
       </w:r>
     </w:p>
     <w:p>
@@ -3654,28 +3525,7 @@
           <w:rFonts w:ascii="Kaiti SC" w:hAnsi="Kaiti SC" w:eastAsia="Kaiti SC" w:cs="Kaiti SC"/>
           <w:sz w:val="21"/>
         </w:rPr>
-        <w:t>继续跟踪本周高频类别：发射与任务、其他动态、融资与资本。</w:t>
-      </w:r>
-    </w:p>
-    <w:p>
-      <w:pPr>
-        <w:keepLines/>
-        <w:spacing w:after="60"/>
-        <w:ind w:left="369" w:hanging="227"/>
-      </w:pPr>
-      <w:r>
-        <w:rPr>
-          <w:rFonts w:ascii="Kaiti SC" w:hAnsi="Kaiti SC" w:eastAsia="Kaiti SC" w:cs="Kaiti SC"/>
-          <w:sz w:val="21"/>
-        </w:rPr>
-        <w:t xml:space="preserve">✓ </w:t>
-      </w:r>
-      <w:r>
-        <w:rPr>
-          <w:rFonts w:ascii="Kaiti SC" w:hAnsi="Kaiti SC" w:eastAsia="Kaiti SC" w:cs="Kaiti SC"/>
-          <w:sz w:val="21"/>
-        </w:rPr>
-        <w:t>关注 蓝箭航天 的后续披露与多来源交叉验证。</w:t>
+        <w:t>继续跟踪本周高频类别：发射与任务、其他动态、监管与政策。</w:t>
       </w:r>
     </w:p>
     <w:p>
@@ -3717,7 +3567,7 @@
           <w:rFonts w:ascii="Kaiti SC" w:hAnsi="Kaiti SC" w:eastAsia="Kaiti SC" w:cs="Kaiti SC"/>
           <w:sz w:val="21"/>
         </w:rPr>
-        <w:t>关注 垣信卫星 的后续披露与多来源交叉验证。</w:t>
+        <w:t>关注 银河航天 的后续披露与多来源交叉验证。</w:t>
       </w:r>
     </w:p>
     <w:p>
@@ -3759,7 +3609,28 @@
           <w:rFonts w:ascii="Kaiti SC" w:hAnsi="Kaiti SC" w:eastAsia="Kaiti SC" w:cs="Kaiti SC"/>
           <w:sz w:val="21"/>
         </w:rPr>
-        <w:t>关注 星河动力 的后续披露与多来源交叉验证。</w:t>
+        <w:t>关注 Blue Origin 的后续披露与多来源交叉验证。</w:t>
+      </w:r>
+    </w:p>
+    <w:p>
+      <w:pPr>
+        <w:keepLines/>
+        <w:spacing w:after="60"/>
+        <w:ind w:left="369" w:hanging="227"/>
+      </w:pPr>
+      <w:r>
+        <w:rPr>
+          <w:rFonts w:ascii="Kaiti SC" w:hAnsi="Kaiti SC" w:eastAsia="Kaiti SC" w:cs="Kaiti SC"/>
+          <w:sz w:val="21"/>
+        </w:rPr>
+        <w:t xml:space="preserve">✓ </w:t>
+      </w:r>
+      <w:r>
+        <w:rPr>
+          <w:rFonts w:ascii="Kaiti SC" w:hAnsi="Kaiti SC" w:eastAsia="Kaiti SC" w:cs="Kaiti SC"/>
+          <w:sz w:val="21"/>
+        </w:rPr>
+        <w:t>关注 垣信卫星 的后续披露与多来源交叉验证。</w:t>
       </w:r>
     </w:p>
     <w:sectPr>

--- a/docs/data/reports/weekly/latest/weekly_report.docx
+++ b/docs/data/reports/weekly/latest/weekly_report.docx
@@ -26,7 +26,7 @@
           <w:rFonts w:ascii="Kaiti SC" w:hAnsi="Kaiti SC" w:eastAsia="Kaiti SC" w:cs="Kaiti SC"/>
           <w:sz w:val="21"/>
         </w:rPr>
-        <w:t>2026-08-25 至 2026-08-31</w:t>
+        <w:t>2026-09-01 至 2026-09-07</w:t>
       </w:r>
     </w:p>
     <w:tbl>
@@ -81,7 +81,7 @@
                 <w:b w:val="0"/>
                 <w:sz w:val="19"/>
               </w:rPr>
-              <w:t>2026-08-25 至 2026-08-31</w:t>
+              <w:t>2026-09-01 至 2026-09-07</w:t>
             </w:r>
           </w:p>
         </w:tc>
@@ -127,7 +127,7 @@
                 <w:b w:val="0"/>
                 <w:sz w:val="19"/>
               </w:rPr>
-              <w:t>336 条 / 62 个</w:t>
+              <w:t>473 条 / 73 个</w:t>
             </w:r>
           </w:p>
         </w:tc>
@@ -173,7 +173,7 @@
                 <w:b w:val="0"/>
                 <w:sz w:val="19"/>
               </w:rPr>
-              <w:t>8 家 / 57 个</w:t>
+              <w:t>8 家 / 96 个</w:t>
             </w:r>
           </w:p>
         </w:tc>
@@ -219,7 +219,7 @@
                 <w:b w:val="0"/>
                 <w:sz w:val="19"/>
               </w:rPr>
-              <w:t>2026-08-31</w:t>
+              <w:t>2026-09-07</w:t>
             </w:r>
           </w:p>
         </w:tc>
@@ -245,7 +245,7 @@
     </w:p>
     <w:p>
       <w:r>
-        <w:t>2026-08-25 至 2026-08-31 共归档 336 条新闻，形成 62 个事件，覆盖 8 家公司和 57 个来源。 新闻量较多的公司包括 SpaceX、银河航天、中科宇航、Blue Origin、垣信卫星。 其中 6 项动态可与更早的同公司同类事件关联回看。</w:t>
+        <w:t>2026-09-01 至 2026-09-07 共归档 473 条新闻，形成 73 个事件，覆盖 8 家公司和 96 个来源。 新闻量较多的公司包括 星河动力、Blue Origin、SpaceX、垣信卫星、蓝箭航天。 其中 6 项动态可与更早的同公司同类事件关联回看。</w:t>
       </w:r>
     </w:p>
     <w:p>
@@ -266,7 +266,7 @@
           <w:rFonts w:ascii="Kaiti SC" w:hAnsi="Kaiti SC" w:eastAsia="Kaiti SC" w:cs="Kaiti SC"/>
           <w:sz w:val="21"/>
         </w:rPr>
-        <w:t>发射与任务：30 个事件。</w:t>
+        <w:t>发射与任务：32 个事件。</w:t>
       </w:r>
     </w:p>
     <w:p>
@@ -287,7 +287,7 @@
           <w:rFonts w:ascii="Kaiti SC" w:hAnsi="Kaiti SC" w:eastAsia="Kaiti SC" w:cs="Kaiti SC"/>
           <w:sz w:val="21"/>
         </w:rPr>
-        <w:t>订单与合作：3 个事件。</w:t>
+        <w:t>订单与合作：2 个事件。</w:t>
       </w:r>
     </w:p>
     <w:p>
@@ -308,7 +308,7 @@
           <w:rFonts w:ascii="Kaiti SC" w:hAnsi="Kaiti SC" w:eastAsia="Kaiti SC" w:cs="Kaiti SC"/>
           <w:sz w:val="21"/>
         </w:rPr>
-        <w:t>融资与资本：1 个事件。</w:t>
+        <w:t>融资与资本：2 个事件。</w:t>
       </w:r>
     </w:p>
     <w:p>
@@ -329,7 +329,7 @@
           <w:rFonts w:ascii="Kaiti SC" w:hAnsi="Kaiti SC" w:eastAsia="Kaiti SC" w:cs="Kaiti SC"/>
           <w:sz w:val="21"/>
         </w:rPr>
-        <w:t>监管与政策：1 个事件。</w:t>
+        <w:t>监管与政策：2 个事件。</w:t>
       </w:r>
     </w:p>
     <w:p>
@@ -350,7 +350,7 @@
           <w:rFonts w:ascii="Kaiti SC" w:hAnsi="Kaiti SC" w:eastAsia="Kaiti SC" w:cs="Kaiti SC"/>
           <w:sz w:val="21"/>
         </w:rPr>
-        <w:t>市场与股价：1 个事件。</w:t>
+        <w:t>市场与股价：3 个事件。</w:t>
       </w:r>
     </w:p>
     <w:p>
@@ -371,7 +371,28 @@
           <w:rFonts w:ascii="Kaiti SC" w:hAnsi="Kaiti SC" w:eastAsia="Kaiti SC" w:cs="Kaiti SC"/>
           <w:sz w:val="21"/>
         </w:rPr>
-        <w:t>其他动态：26 个事件。</w:t>
+        <w:t>产品与技术：4 个事件。</w:t>
+      </w:r>
+    </w:p>
+    <w:p>
+      <w:pPr>
+        <w:keepLines/>
+        <w:spacing w:after="60"/>
+        <w:ind w:left="369" w:hanging="227"/>
+      </w:pPr>
+      <w:r>
+        <w:rPr>
+          <w:rFonts w:ascii="Kaiti SC" w:hAnsi="Kaiti SC" w:eastAsia="Kaiti SC" w:cs="Kaiti SC"/>
+          <w:sz w:val="21"/>
+        </w:rPr>
+        <w:t xml:space="preserve">✓ </w:t>
+      </w:r>
+      <w:r>
+        <w:rPr>
+          <w:rFonts w:ascii="Kaiti SC" w:hAnsi="Kaiti SC" w:eastAsia="Kaiti SC" w:cs="Kaiti SC"/>
+          <w:sz w:val="21"/>
+        </w:rPr>
+        <w:t>其他动态：28 个事件。</w:t>
       </w:r>
     </w:p>
     <w:p>
@@ -510,7 +531,1063 @@
                 <w:b w:val="0"/>
                 <w:sz w:val="19"/>
               </w:rPr>
-              <w:t>2026-08-30</w:t>
+              <w:t>2026-09-07</w:t>
+            </w:r>
+          </w:p>
+        </w:tc>
+        <w:tc>
+          <w:tcPr>
+            <w:tcW w:type="dxa" w:w="2075"/>
+            <w:vAlign w:val="center"/>
+          </w:tcPr>
+          <w:p>
+            <w:pPr>
+              <w:spacing w:after="0" w:line="252" w:lineRule="auto"/>
+              <w:jc w:val="center"/>
+            </w:pPr>
+            <w:r/>
+            <w:r>
+              <w:rPr>
+                <w:rFonts w:ascii="Kaiti SC" w:hAnsi="Kaiti SC" w:eastAsia="Kaiti SC" w:cs="Kaiti SC"/>
+                <w:b w:val="0"/>
+                <w:sz w:val="19"/>
+              </w:rPr>
+              <w:t>垣信卫星</w:t>
+            </w:r>
+          </w:p>
+        </w:tc>
+        <w:tc>
+          <w:tcPr>
+            <w:tcW w:type="dxa" w:w="2075"/>
+            <w:vAlign w:val="center"/>
+          </w:tcPr>
+          <w:p>
+            <w:pPr>
+              <w:spacing w:after="0" w:line="252" w:lineRule="auto"/>
+              <w:jc w:val="center"/>
+            </w:pPr>
+            <w:r/>
+            <w:r>
+              <w:rPr>
+                <w:rFonts w:ascii="Kaiti SC" w:hAnsi="Kaiti SC" w:eastAsia="Kaiti SC" w:cs="Kaiti SC"/>
+                <w:b w:val="0"/>
+                <w:sz w:val="19"/>
+              </w:rPr>
+              <w:t>其他动态</w:t>
+            </w:r>
+          </w:p>
+        </w:tc>
+        <w:tc>
+          <w:tcPr>
+            <w:tcW w:type="dxa" w:w="2075"/>
+            <w:vAlign w:val="center"/>
+          </w:tcPr>
+          <w:p>
+            <w:pPr>
+              <w:spacing w:after="0" w:line="252" w:lineRule="auto"/>
+            </w:pPr>
+            <w:r/>
+            <w:r>
+              <w:rPr>
+                <w:rFonts w:ascii="Kaiti SC" w:hAnsi="Kaiti SC" w:eastAsia="Kaiti SC" w:cs="Kaiti SC"/>
+                <w:b w:val="0"/>
+                <w:sz w:val="19"/>
+              </w:rPr>
+              <w:t>财政部将发行特别国债支持8家中央金融企业补充资本；阿里巴巴成功入局低轨卫星星座独角兽“千帆星座”；中东航线运费大幅跳涨一舱难求——《投资早参》 - mrjjxw.com</w:t>
+            </w:r>
+          </w:p>
+        </w:tc>
+      </w:tr>
+      <w:tr>
+        <w:trPr>
+          <w:cantSplit/>
+        </w:trPr>
+        <w:tc>
+          <w:tcPr>
+            <w:tcW w:type="dxa" w:w="2075"/>
+            <w:vAlign w:val="center"/>
+          </w:tcPr>
+          <w:p>
+            <w:pPr>
+              <w:spacing w:after="0" w:line="252" w:lineRule="auto"/>
+              <w:jc w:val="center"/>
+            </w:pPr>
+            <w:r/>
+            <w:r>
+              <w:rPr>
+                <w:rFonts w:ascii="Kaiti SC" w:hAnsi="Kaiti SC" w:eastAsia="Kaiti SC" w:cs="Kaiti SC"/>
+                <w:b w:val="0"/>
+                <w:sz w:val="19"/>
+              </w:rPr>
+              <w:t>2026-09-07</w:t>
+            </w:r>
+          </w:p>
+        </w:tc>
+        <w:tc>
+          <w:tcPr>
+            <w:tcW w:type="dxa" w:w="2075"/>
+            <w:vAlign w:val="center"/>
+          </w:tcPr>
+          <w:p>
+            <w:pPr>
+              <w:spacing w:after="0" w:line="252" w:lineRule="auto"/>
+              <w:jc w:val="center"/>
+            </w:pPr>
+            <w:r/>
+            <w:r>
+              <w:rPr>
+                <w:rFonts w:ascii="Kaiti SC" w:hAnsi="Kaiti SC" w:eastAsia="Kaiti SC" w:cs="Kaiti SC"/>
+                <w:b w:val="0"/>
+                <w:sz w:val="19"/>
+              </w:rPr>
+              <w:t>SpaceX</w:t>
+            </w:r>
+          </w:p>
+        </w:tc>
+        <w:tc>
+          <w:tcPr>
+            <w:tcW w:type="dxa" w:w="2075"/>
+            <w:vAlign w:val="center"/>
+          </w:tcPr>
+          <w:p>
+            <w:pPr>
+              <w:spacing w:after="0" w:line="252" w:lineRule="auto"/>
+              <w:jc w:val="center"/>
+            </w:pPr>
+            <w:r/>
+            <w:r>
+              <w:rPr>
+                <w:rFonts w:ascii="Kaiti SC" w:hAnsi="Kaiti SC" w:eastAsia="Kaiti SC" w:cs="Kaiti SC"/>
+                <w:b w:val="0"/>
+                <w:sz w:val="19"/>
+              </w:rPr>
+              <w:t>发射与任务</w:t>
+            </w:r>
+          </w:p>
+        </w:tc>
+        <w:tc>
+          <w:tcPr>
+            <w:tcW w:type="dxa" w:w="2075"/>
+            <w:vAlign w:val="center"/>
+          </w:tcPr>
+          <w:p>
+            <w:pPr>
+              <w:spacing w:after="0" w:line="252" w:lineRule="auto"/>
+            </w:pPr>
+            <w:r/>
+            <w:r>
+              <w:rPr>
+                <w:rFonts w:ascii="Kaiti SC" w:hAnsi="Kaiti SC" w:eastAsia="Kaiti SC" w:cs="Kaiti SC"/>
+                <w:b w:val="0"/>
+                <w:sz w:val="19"/>
+              </w:rPr>
+              <w:t>Live coverage: SpaceX to launch 80th Starlink mission of 2026</w:t>
+            </w:r>
+          </w:p>
+        </w:tc>
+      </w:tr>
+      <w:tr>
+        <w:trPr>
+          <w:cantSplit/>
+        </w:trPr>
+        <w:tc>
+          <w:tcPr>
+            <w:tcW w:type="dxa" w:w="2075"/>
+            <w:vAlign w:val="center"/>
+          </w:tcPr>
+          <w:p>
+            <w:pPr>
+              <w:spacing w:after="0" w:line="252" w:lineRule="auto"/>
+              <w:jc w:val="center"/>
+            </w:pPr>
+            <w:r/>
+            <w:r>
+              <w:rPr>
+                <w:rFonts w:ascii="Kaiti SC" w:hAnsi="Kaiti SC" w:eastAsia="Kaiti SC" w:cs="Kaiti SC"/>
+                <w:b w:val="0"/>
+                <w:sz w:val="19"/>
+              </w:rPr>
+              <w:t>2026-09-06</w:t>
+            </w:r>
+          </w:p>
+        </w:tc>
+        <w:tc>
+          <w:tcPr>
+            <w:tcW w:type="dxa" w:w="2075"/>
+            <w:vAlign w:val="center"/>
+          </w:tcPr>
+          <w:p>
+            <w:pPr>
+              <w:spacing w:after="0" w:line="252" w:lineRule="auto"/>
+              <w:jc w:val="center"/>
+            </w:pPr>
+            <w:r/>
+            <w:r>
+              <w:rPr>
+                <w:rFonts w:ascii="Kaiti SC" w:hAnsi="Kaiti SC" w:eastAsia="Kaiti SC" w:cs="Kaiti SC"/>
+                <w:b w:val="0"/>
+                <w:sz w:val="19"/>
+              </w:rPr>
+              <w:t>SpaceX</w:t>
+            </w:r>
+          </w:p>
+        </w:tc>
+        <w:tc>
+          <w:tcPr>
+            <w:tcW w:type="dxa" w:w="2075"/>
+            <w:vAlign w:val="center"/>
+          </w:tcPr>
+          <w:p>
+            <w:pPr>
+              <w:spacing w:after="0" w:line="252" w:lineRule="auto"/>
+              <w:jc w:val="center"/>
+            </w:pPr>
+            <w:r/>
+            <w:r>
+              <w:rPr>
+                <w:rFonts w:ascii="Kaiti SC" w:hAnsi="Kaiti SC" w:eastAsia="Kaiti SC" w:cs="Kaiti SC"/>
+                <w:b w:val="0"/>
+                <w:sz w:val="19"/>
+              </w:rPr>
+              <w:t>发射与任务</w:t>
+            </w:r>
+          </w:p>
+        </w:tc>
+        <w:tc>
+          <w:tcPr>
+            <w:tcW w:type="dxa" w:w="2075"/>
+            <w:vAlign w:val="center"/>
+          </w:tcPr>
+          <w:p>
+            <w:pPr>
+              <w:spacing w:after="0" w:line="252" w:lineRule="auto"/>
+            </w:pPr>
+            <w:r/>
+            <w:r>
+              <w:rPr>
+                <w:rFonts w:ascii="Kaiti SC" w:hAnsi="Kaiti SC" w:eastAsia="Kaiti SC" w:cs="Kaiti SC"/>
+                <w:b w:val="0"/>
+                <w:sz w:val="19"/>
+              </w:rPr>
+              <w:t>SpaceX rocket launch should be visible in Phoenix this weekend - Phoenix New Times</w:t>
+            </w:r>
+          </w:p>
+        </w:tc>
+      </w:tr>
+      <w:tr>
+        <w:trPr>
+          <w:cantSplit/>
+        </w:trPr>
+        <w:tc>
+          <w:tcPr>
+            <w:tcW w:type="dxa" w:w="2075"/>
+            <w:vAlign w:val="center"/>
+          </w:tcPr>
+          <w:p>
+            <w:pPr>
+              <w:spacing w:after="0" w:line="252" w:lineRule="auto"/>
+              <w:jc w:val="center"/>
+            </w:pPr>
+            <w:r/>
+            <w:r>
+              <w:rPr>
+                <w:rFonts w:ascii="Kaiti SC" w:hAnsi="Kaiti SC" w:eastAsia="Kaiti SC" w:cs="Kaiti SC"/>
+                <w:b w:val="0"/>
+                <w:sz w:val="19"/>
+              </w:rPr>
+              <w:t>2026-09-05</w:t>
+            </w:r>
+          </w:p>
+        </w:tc>
+        <w:tc>
+          <w:tcPr>
+            <w:tcW w:type="dxa" w:w="2075"/>
+            <w:vAlign w:val="center"/>
+          </w:tcPr>
+          <w:p>
+            <w:pPr>
+              <w:spacing w:after="0" w:line="252" w:lineRule="auto"/>
+              <w:jc w:val="center"/>
+            </w:pPr>
+            <w:r/>
+            <w:r>
+              <w:rPr>
+                <w:rFonts w:ascii="Kaiti SC" w:hAnsi="Kaiti SC" w:eastAsia="Kaiti SC" w:cs="Kaiti SC"/>
+                <w:b w:val="0"/>
+                <w:sz w:val="19"/>
+              </w:rPr>
+              <w:t>Blue Origin</w:t>
+            </w:r>
+          </w:p>
+        </w:tc>
+        <w:tc>
+          <w:tcPr>
+            <w:tcW w:type="dxa" w:w="2075"/>
+            <w:vAlign w:val="center"/>
+          </w:tcPr>
+          <w:p>
+            <w:pPr>
+              <w:spacing w:after="0" w:line="252" w:lineRule="auto"/>
+              <w:jc w:val="center"/>
+            </w:pPr>
+            <w:r/>
+            <w:r>
+              <w:rPr>
+                <w:rFonts w:ascii="Kaiti SC" w:hAnsi="Kaiti SC" w:eastAsia="Kaiti SC" w:cs="Kaiti SC"/>
+                <w:b w:val="0"/>
+                <w:sz w:val="19"/>
+              </w:rPr>
+              <w:t>其他动态</w:t>
+            </w:r>
+          </w:p>
+        </w:tc>
+        <w:tc>
+          <w:tcPr>
+            <w:tcW w:type="dxa" w:w="2075"/>
+            <w:vAlign w:val="center"/>
+          </w:tcPr>
+          <w:p>
+            <w:pPr>
+              <w:spacing w:after="0" w:line="252" w:lineRule="auto"/>
+            </w:pPr>
+            <w:r/>
+            <w:r>
+              <w:rPr>
+                <w:rFonts w:ascii="Kaiti SC" w:hAnsi="Kaiti SC" w:eastAsia="Kaiti SC" w:cs="Kaiti SC"/>
+                <w:b w:val="0"/>
+                <w:sz w:val="19"/>
+              </w:rPr>
+              <w:t>Jeff Bezos' Blue Origin Hires 47 Amazon Satellite Engineers To Build Rival TeraWave Network This Year</w:t>
+            </w:r>
+          </w:p>
+        </w:tc>
+      </w:tr>
+      <w:tr>
+        <w:trPr>
+          <w:cantSplit/>
+        </w:trPr>
+        <w:tc>
+          <w:tcPr>
+            <w:tcW w:type="dxa" w:w="2075"/>
+            <w:vAlign w:val="center"/>
+          </w:tcPr>
+          <w:p>
+            <w:pPr>
+              <w:spacing w:after="0" w:line="252" w:lineRule="auto"/>
+              <w:jc w:val="center"/>
+            </w:pPr>
+            <w:r/>
+            <w:r>
+              <w:rPr>
+                <w:rFonts w:ascii="Kaiti SC" w:hAnsi="Kaiti SC" w:eastAsia="Kaiti SC" w:cs="Kaiti SC"/>
+                <w:b w:val="0"/>
+                <w:sz w:val="19"/>
+              </w:rPr>
+              <w:t>2026-09-05</w:t>
+            </w:r>
+          </w:p>
+        </w:tc>
+        <w:tc>
+          <w:tcPr>
+            <w:tcW w:type="dxa" w:w="2075"/>
+            <w:vAlign w:val="center"/>
+          </w:tcPr>
+          <w:p>
+            <w:pPr>
+              <w:spacing w:after="0" w:line="252" w:lineRule="auto"/>
+              <w:jc w:val="center"/>
+            </w:pPr>
+            <w:r/>
+            <w:r>
+              <w:rPr>
+                <w:rFonts w:ascii="Kaiti SC" w:hAnsi="Kaiti SC" w:eastAsia="Kaiti SC" w:cs="Kaiti SC"/>
+                <w:b w:val="0"/>
+                <w:sz w:val="19"/>
+              </w:rPr>
+              <w:t>星河动力</w:t>
+            </w:r>
+          </w:p>
+        </w:tc>
+        <w:tc>
+          <w:tcPr>
+            <w:tcW w:type="dxa" w:w="2075"/>
+            <w:vAlign w:val="center"/>
+          </w:tcPr>
+          <w:p>
+            <w:pPr>
+              <w:spacing w:after="0" w:line="252" w:lineRule="auto"/>
+              <w:jc w:val="center"/>
+            </w:pPr>
+            <w:r/>
+            <w:r>
+              <w:rPr>
+                <w:rFonts w:ascii="Kaiti SC" w:hAnsi="Kaiti SC" w:eastAsia="Kaiti SC" w:cs="Kaiti SC"/>
+                <w:b w:val="0"/>
+                <w:sz w:val="19"/>
+              </w:rPr>
+              <w:t>发射与任务</w:t>
+            </w:r>
+          </w:p>
+        </w:tc>
+        <w:tc>
+          <w:tcPr>
+            <w:tcW w:type="dxa" w:w="2075"/>
+            <w:vAlign w:val="center"/>
+          </w:tcPr>
+          <w:p>
+            <w:pPr>
+              <w:spacing w:after="0" w:line="252" w:lineRule="auto"/>
+            </w:pPr>
+            <w:r/>
+            <w:r>
+              <w:rPr>
+                <w:rFonts w:ascii="Kaiti SC" w:hAnsi="Kaiti SC" w:eastAsia="Kaiti SC" w:cs="Kaiti SC"/>
+                <w:b w:val="0"/>
+                <w:sz w:val="19"/>
+              </w:rPr>
+              <w:t>国防军工行业周报：遥智神星一号遥一首飞成功入轨_行业研究_研报 - 证券之星</w:t>
+            </w:r>
+          </w:p>
+        </w:tc>
+      </w:tr>
+      <w:tr>
+        <w:trPr>
+          <w:cantSplit/>
+        </w:trPr>
+        <w:tc>
+          <w:tcPr>
+            <w:tcW w:type="dxa" w:w="2075"/>
+            <w:vAlign w:val="center"/>
+          </w:tcPr>
+          <w:p>
+            <w:pPr>
+              <w:spacing w:after="0" w:line="252" w:lineRule="auto"/>
+              <w:jc w:val="center"/>
+            </w:pPr>
+            <w:r/>
+            <w:r>
+              <w:rPr>
+                <w:rFonts w:ascii="Kaiti SC" w:hAnsi="Kaiti SC" w:eastAsia="Kaiti SC" w:cs="Kaiti SC"/>
+                <w:b w:val="0"/>
+                <w:sz w:val="19"/>
+              </w:rPr>
+              <w:t>2026-09-05</w:t>
+            </w:r>
+          </w:p>
+        </w:tc>
+        <w:tc>
+          <w:tcPr>
+            <w:tcW w:type="dxa" w:w="2075"/>
+            <w:vAlign w:val="center"/>
+          </w:tcPr>
+          <w:p>
+            <w:pPr>
+              <w:spacing w:after="0" w:line="252" w:lineRule="auto"/>
+              <w:jc w:val="center"/>
+            </w:pPr>
+            <w:r/>
+            <w:r>
+              <w:rPr>
+                <w:rFonts w:ascii="Kaiti SC" w:hAnsi="Kaiti SC" w:eastAsia="Kaiti SC" w:cs="Kaiti SC"/>
+                <w:b w:val="0"/>
+                <w:sz w:val="19"/>
+              </w:rPr>
+              <w:t>Blue Origin</w:t>
+            </w:r>
+          </w:p>
+        </w:tc>
+        <w:tc>
+          <w:tcPr>
+            <w:tcW w:type="dxa" w:w="2075"/>
+            <w:vAlign w:val="center"/>
+          </w:tcPr>
+          <w:p>
+            <w:pPr>
+              <w:spacing w:after="0" w:line="252" w:lineRule="auto"/>
+              <w:jc w:val="center"/>
+            </w:pPr>
+            <w:r/>
+            <w:r>
+              <w:rPr>
+                <w:rFonts w:ascii="Kaiti SC" w:hAnsi="Kaiti SC" w:eastAsia="Kaiti SC" w:cs="Kaiti SC"/>
+                <w:b w:val="0"/>
+                <w:sz w:val="19"/>
+              </w:rPr>
+              <w:t>发射与任务</w:t>
+            </w:r>
+          </w:p>
+        </w:tc>
+        <w:tc>
+          <w:tcPr>
+            <w:tcW w:type="dxa" w:w="2075"/>
+            <w:vAlign w:val="center"/>
+          </w:tcPr>
+          <w:p>
+            <w:pPr>
+              <w:spacing w:after="0" w:line="252" w:lineRule="auto"/>
+            </w:pPr>
+            <w:r/>
+            <w:r>
+              <w:rPr>
+                <w:rFonts w:ascii="Kaiti SC" w:hAnsi="Kaiti SC" w:eastAsia="Kaiti SC" w:cs="Kaiti SC"/>
+                <w:b w:val="0"/>
+                <w:sz w:val="19"/>
+              </w:rPr>
+              <w:t>Blue Origin Nets NASA Mars Orbiter Contract</w:t>
+            </w:r>
+          </w:p>
+        </w:tc>
+      </w:tr>
+      <w:tr>
+        <w:trPr>
+          <w:cantSplit/>
+        </w:trPr>
+        <w:tc>
+          <w:tcPr>
+            <w:tcW w:type="dxa" w:w="2075"/>
+            <w:vAlign w:val="center"/>
+          </w:tcPr>
+          <w:p>
+            <w:pPr>
+              <w:spacing w:after="0" w:line="252" w:lineRule="auto"/>
+              <w:jc w:val="center"/>
+            </w:pPr>
+            <w:r/>
+            <w:r>
+              <w:rPr>
+                <w:rFonts w:ascii="Kaiti SC" w:hAnsi="Kaiti SC" w:eastAsia="Kaiti SC" w:cs="Kaiti SC"/>
+                <w:b w:val="0"/>
+                <w:sz w:val="19"/>
+              </w:rPr>
+              <w:t>2026-09-04</w:t>
+            </w:r>
+          </w:p>
+        </w:tc>
+        <w:tc>
+          <w:tcPr>
+            <w:tcW w:type="dxa" w:w="2075"/>
+            <w:vAlign w:val="center"/>
+          </w:tcPr>
+          <w:p>
+            <w:pPr>
+              <w:spacing w:after="0" w:line="252" w:lineRule="auto"/>
+              <w:jc w:val="center"/>
+            </w:pPr>
+            <w:r/>
+            <w:r>
+              <w:rPr>
+                <w:rFonts w:ascii="Kaiti SC" w:hAnsi="Kaiti SC" w:eastAsia="Kaiti SC" w:cs="Kaiti SC"/>
+                <w:b w:val="0"/>
+                <w:sz w:val="19"/>
+              </w:rPr>
+              <w:t>Blue Origin</w:t>
+            </w:r>
+          </w:p>
+        </w:tc>
+        <w:tc>
+          <w:tcPr>
+            <w:tcW w:type="dxa" w:w="2075"/>
+            <w:vAlign w:val="center"/>
+          </w:tcPr>
+          <w:p>
+            <w:pPr>
+              <w:spacing w:after="0" w:line="252" w:lineRule="auto"/>
+              <w:jc w:val="center"/>
+            </w:pPr>
+            <w:r/>
+            <w:r>
+              <w:rPr>
+                <w:rFonts w:ascii="Kaiti SC" w:hAnsi="Kaiti SC" w:eastAsia="Kaiti SC" w:cs="Kaiti SC"/>
+                <w:b w:val="0"/>
+                <w:sz w:val="19"/>
+              </w:rPr>
+              <w:t>发射与任务</w:t>
+            </w:r>
+          </w:p>
+        </w:tc>
+        <w:tc>
+          <w:tcPr>
+            <w:tcW w:type="dxa" w:w="2075"/>
+            <w:vAlign w:val="center"/>
+          </w:tcPr>
+          <w:p>
+            <w:pPr>
+              <w:spacing w:after="0" w:line="252" w:lineRule="auto"/>
+            </w:pPr>
+            <w:r/>
+            <w:r>
+              <w:rPr>
+                <w:rFonts w:ascii="Kaiti SC" w:hAnsi="Kaiti SC" w:eastAsia="Kaiti SC" w:cs="Kaiti SC"/>
+                <w:b w:val="0"/>
+                <w:sz w:val="19"/>
+              </w:rPr>
+              <w:t>Blue Origin to build a 'game changer' satellite before humans reach Mars</w:t>
+            </w:r>
+          </w:p>
+        </w:tc>
+      </w:tr>
+      <w:tr>
+        <w:trPr>
+          <w:cantSplit/>
+        </w:trPr>
+        <w:tc>
+          <w:tcPr>
+            <w:tcW w:type="dxa" w:w="2075"/>
+            <w:vAlign w:val="center"/>
+          </w:tcPr>
+          <w:p>
+            <w:pPr>
+              <w:spacing w:after="0" w:line="252" w:lineRule="auto"/>
+              <w:jc w:val="center"/>
+            </w:pPr>
+            <w:r/>
+            <w:r>
+              <w:rPr>
+                <w:rFonts w:ascii="Kaiti SC" w:hAnsi="Kaiti SC" w:eastAsia="Kaiti SC" w:cs="Kaiti SC"/>
+                <w:b w:val="0"/>
+                <w:sz w:val="19"/>
+              </w:rPr>
+              <w:t>2026-09-04</w:t>
+            </w:r>
+          </w:p>
+        </w:tc>
+        <w:tc>
+          <w:tcPr>
+            <w:tcW w:type="dxa" w:w="2075"/>
+            <w:vAlign w:val="center"/>
+          </w:tcPr>
+          <w:p>
+            <w:pPr>
+              <w:spacing w:after="0" w:line="252" w:lineRule="auto"/>
+              <w:jc w:val="center"/>
+            </w:pPr>
+            <w:r/>
+            <w:r>
+              <w:rPr>
+                <w:rFonts w:ascii="Kaiti SC" w:hAnsi="Kaiti SC" w:eastAsia="Kaiti SC" w:cs="Kaiti SC"/>
+                <w:b w:val="0"/>
+                <w:sz w:val="19"/>
+              </w:rPr>
+              <w:t>SpaceX</w:t>
+            </w:r>
+          </w:p>
+        </w:tc>
+        <w:tc>
+          <w:tcPr>
+            <w:tcW w:type="dxa" w:w="2075"/>
+            <w:vAlign w:val="center"/>
+          </w:tcPr>
+          <w:p>
+            <w:pPr>
+              <w:spacing w:after="0" w:line="252" w:lineRule="auto"/>
+              <w:jc w:val="center"/>
+            </w:pPr>
+            <w:r/>
+            <w:r>
+              <w:rPr>
+                <w:rFonts w:ascii="Kaiti SC" w:hAnsi="Kaiti SC" w:eastAsia="Kaiti SC" w:cs="Kaiti SC"/>
+                <w:b w:val="0"/>
+                <w:sz w:val="19"/>
+              </w:rPr>
+              <w:t>其他动态</w:t>
+            </w:r>
+          </w:p>
+        </w:tc>
+        <w:tc>
+          <w:tcPr>
+            <w:tcW w:type="dxa" w:w="2075"/>
+            <w:vAlign w:val="center"/>
+          </w:tcPr>
+          <w:p>
+            <w:pPr>
+              <w:spacing w:after="0" w:line="252" w:lineRule="auto"/>
+            </w:pPr>
+            <w:r/>
+            <w:r>
+              <w:rPr>
+                <w:rFonts w:ascii="Kaiti SC" w:hAnsi="Kaiti SC" w:eastAsia="Kaiti SC" w:cs="Kaiti SC"/>
+                <w:b w:val="0"/>
+                <w:sz w:val="19"/>
+              </w:rPr>
+              <w:t>Is Russia's rival to Starlink failing? Here's what we know.</w:t>
+            </w:r>
+          </w:p>
+        </w:tc>
+      </w:tr>
+      <w:tr>
+        <w:trPr>
+          <w:cantSplit/>
+        </w:trPr>
+        <w:tc>
+          <w:tcPr>
+            <w:tcW w:type="dxa" w:w="2075"/>
+            <w:vAlign w:val="center"/>
+          </w:tcPr>
+          <w:p>
+            <w:pPr>
+              <w:spacing w:after="0" w:line="252" w:lineRule="auto"/>
+              <w:jc w:val="center"/>
+            </w:pPr>
+            <w:r/>
+            <w:r>
+              <w:rPr>
+                <w:rFonts w:ascii="Kaiti SC" w:hAnsi="Kaiti SC" w:eastAsia="Kaiti SC" w:cs="Kaiti SC"/>
+                <w:b w:val="0"/>
+                <w:sz w:val="19"/>
+              </w:rPr>
+              <w:t>2026-09-04</w:t>
+            </w:r>
+          </w:p>
+        </w:tc>
+        <w:tc>
+          <w:tcPr>
+            <w:tcW w:type="dxa" w:w="2075"/>
+            <w:vAlign w:val="center"/>
+          </w:tcPr>
+          <w:p>
+            <w:pPr>
+              <w:spacing w:after="0" w:line="252" w:lineRule="auto"/>
+              <w:jc w:val="center"/>
+            </w:pPr>
+            <w:r/>
+            <w:r>
+              <w:rPr>
+                <w:rFonts w:ascii="Kaiti SC" w:hAnsi="Kaiti SC" w:eastAsia="Kaiti SC" w:cs="Kaiti SC"/>
+                <w:b w:val="0"/>
+                <w:sz w:val="19"/>
+              </w:rPr>
+              <w:t>Blue Origin</w:t>
+            </w:r>
+          </w:p>
+        </w:tc>
+        <w:tc>
+          <w:tcPr>
+            <w:tcW w:type="dxa" w:w="2075"/>
+            <w:vAlign w:val="center"/>
+          </w:tcPr>
+          <w:p>
+            <w:pPr>
+              <w:spacing w:after="0" w:line="252" w:lineRule="auto"/>
+              <w:jc w:val="center"/>
+            </w:pPr>
+            <w:r/>
+            <w:r>
+              <w:rPr>
+                <w:rFonts w:ascii="Kaiti SC" w:hAnsi="Kaiti SC" w:eastAsia="Kaiti SC" w:cs="Kaiti SC"/>
+                <w:b w:val="0"/>
+                <w:sz w:val="19"/>
+              </w:rPr>
+              <w:t>订单与合作</w:t>
+            </w:r>
+          </w:p>
+        </w:tc>
+        <w:tc>
+          <w:tcPr>
+            <w:tcW w:type="dxa" w:w="2075"/>
+            <w:vAlign w:val="center"/>
+          </w:tcPr>
+          <w:p>
+            <w:pPr>
+              <w:spacing w:after="0" w:line="252" w:lineRule="auto"/>
+            </w:pPr>
+            <w:r/>
+            <w:r>
+              <w:rPr>
+                <w:rFonts w:ascii="Kaiti SC" w:hAnsi="Kaiti SC" w:eastAsia="Kaiti SC" w:cs="Kaiti SC"/>
+                <w:b w:val="0"/>
+                <w:sz w:val="19"/>
+              </w:rPr>
+              <w:t>NASA awards Blue Origin $700 million Mars relay contract for not-yet-operational platform</w:t>
+            </w:r>
+          </w:p>
+        </w:tc>
+      </w:tr>
+      <w:tr>
+        <w:trPr>
+          <w:cantSplit/>
+        </w:trPr>
+        <w:tc>
+          <w:tcPr>
+            <w:tcW w:type="dxa" w:w="2075"/>
+            <w:vAlign w:val="center"/>
+          </w:tcPr>
+          <w:p>
+            <w:pPr>
+              <w:spacing w:after="0" w:line="252" w:lineRule="auto"/>
+              <w:jc w:val="center"/>
+            </w:pPr>
+            <w:r/>
+            <w:r>
+              <w:rPr>
+                <w:rFonts w:ascii="Kaiti SC" w:hAnsi="Kaiti SC" w:eastAsia="Kaiti SC" w:cs="Kaiti SC"/>
+                <w:b w:val="0"/>
+                <w:sz w:val="19"/>
+              </w:rPr>
+              <w:t>2026-09-04</w:t>
+            </w:r>
+          </w:p>
+        </w:tc>
+        <w:tc>
+          <w:tcPr>
+            <w:tcW w:type="dxa" w:w="2075"/>
+            <w:vAlign w:val="center"/>
+          </w:tcPr>
+          <w:p>
+            <w:pPr>
+              <w:spacing w:after="0" w:line="252" w:lineRule="auto"/>
+              <w:jc w:val="center"/>
+            </w:pPr>
+            <w:r/>
+            <w:r>
+              <w:rPr>
+                <w:rFonts w:ascii="Kaiti SC" w:hAnsi="Kaiti SC" w:eastAsia="Kaiti SC" w:cs="Kaiti SC"/>
+                <w:b w:val="0"/>
+                <w:sz w:val="19"/>
+              </w:rPr>
+              <w:t>星河动力</w:t>
+            </w:r>
+          </w:p>
+        </w:tc>
+        <w:tc>
+          <w:tcPr>
+            <w:tcW w:type="dxa" w:w="2075"/>
+            <w:vAlign w:val="center"/>
+          </w:tcPr>
+          <w:p>
+            <w:pPr>
+              <w:spacing w:after="0" w:line="252" w:lineRule="auto"/>
+              <w:jc w:val="center"/>
+            </w:pPr>
+            <w:r/>
+            <w:r>
+              <w:rPr>
+                <w:rFonts w:ascii="Kaiti SC" w:hAnsi="Kaiti SC" w:eastAsia="Kaiti SC" w:cs="Kaiti SC"/>
+                <w:b w:val="0"/>
+                <w:sz w:val="19"/>
+              </w:rPr>
+              <w:t>发射与任务</w:t>
+            </w:r>
+          </w:p>
+        </w:tc>
+        <w:tc>
+          <w:tcPr>
+            <w:tcW w:type="dxa" w:w="2075"/>
+            <w:vAlign w:val="center"/>
+          </w:tcPr>
+          <w:p>
+            <w:pPr>
+              <w:spacing w:after="0" w:line="252" w:lineRule="auto"/>
+            </w:pPr>
+            <w:r/>
+            <w:r>
+              <w:rPr>
+                <w:rFonts w:ascii="Kaiti SC" w:hAnsi="Kaiti SC" w:eastAsia="Kaiti SC" w:cs="Kaiti SC"/>
+                <w:b w:val="0"/>
+                <w:sz w:val="19"/>
+              </w:rPr>
+              <w:t>China's private, reusable Pallas-1 rocket aces debut launch (video)</w:t>
+            </w:r>
+          </w:p>
+        </w:tc>
+      </w:tr>
+      <w:tr>
+        <w:trPr>
+          <w:cantSplit/>
+        </w:trPr>
+        <w:tc>
+          <w:tcPr>
+            <w:tcW w:type="dxa" w:w="2075"/>
+            <w:vAlign w:val="center"/>
+          </w:tcPr>
+          <w:p>
+            <w:pPr>
+              <w:spacing w:after="0" w:line="252" w:lineRule="auto"/>
+              <w:jc w:val="center"/>
+            </w:pPr>
+            <w:r/>
+            <w:r>
+              <w:rPr>
+                <w:rFonts w:ascii="Kaiti SC" w:hAnsi="Kaiti SC" w:eastAsia="Kaiti SC" w:cs="Kaiti SC"/>
+                <w:b w:val="0"/>
+                <w:sz w:val="19"/>
+              </w:rPr>
+              <w:t>2026-09-03</w:t>
+            </w:r>
+          </w:p>
+        </w:tc>
+        <w:tc>
+          <w:tcPr>
+            <w:tcW w:type="dxa" w:w="2075"/>
+            <w:vAlign w:val="center"/>
+          </w:tcPr>
+          <w:p>
+            <w:pPr>
+              <w:spacing w:after="0" w:line="252" w:lineRule="auto"/>
+              <w:jc w:val="center"/>
+            </w:pPr>
+            <w:r/>
+            <w:r>
+              <w:rPr>
+                <w:rFonts w:ascii="Kaiti SC" w:hAnsi="Kaiti SC" w:eastAsia="Kaiti SC" w:cs="Kaiti SC"/>
+                <w:b w:val="0"/>
+                <w:sz w:val="19"/>
+              </w:rPr>
+              <w:t>Blue Origin</w:t>
+            </w:r>
+          </w:p>
+        </w:tc>
+        <w:tc>
+          <w:tcPr>
+            <w:tcW w:type="dxa" w:w="2075"/>
+            <w:vAlign w:val="center"/>
+          </w:tcPr>
+          <w:p>
+            <w:pPr>
+              <w:spacing w:after="0" w:line="252" w:lineRule="auto"/>
+              <w:jc w:val="center"/>
+            </w:pPr>
+            <w:r/>
+            <w:r>
+              <w:rPr>
+                <w:rFonts w:ascii="Kaiti SC" w:hAnsi="Kaiti SC" w:eastAsia="Kaiti SC" w:cs="Kaiti SC"/>
+                <w:b w:val="0"/>
+                <w:sz w:val="19"/>
+              </w:rPr>
+              <w:t>其他动态</w:t>
+            </w:r>
+          </w:p>
+        </w:tc>
+        <w:tc>
+          <w:tcPr>
+            <w:tcW w:type="dxa" w:w="2075"/>
+            <w:vAlign w:val="center"/>
+          </w:tcPr>
+          <w:p>
+            <w:pPr>
+              <w:spacing w:after="0" w:line="252" w:lineRule="auto"/>
+            </w:pPr>
+            <w:r/>
+            <w:r>
+              <w:rPr>
+                <w:rFonts w:ascii="Kaiti SC" w:hAnsi="Kaiti SC" w:eastAsia="Kaiti SC" w:cs="Kaiti SC"/>
+                <w:b w:val="0"/>
+                <w:sz w:val="19"/>
+              </w:rPr>
+              <w:t>Bezos’ Blue Origin Has Poached Dozens of Amazon Satellite Engineers</w:t>
+            </w:r>
+          </w:p>
+        </w:tc>
+      </w:tr>
+      <w:tr>
+        <w:trPr>
+          <w:cantSplit/>
+        </w:trPr>
+        <w:tc>
+          <w:tcPr>
+            <w:tcW w:type="dxa" w:w="2075"/>
+            <w:vAlign w:val="center"/>
+          </w:tcPr>
+          <w:p>
+            <w:pPr>
+              <w:spacing w:after="0" w:line="252" w:lineRule="auto"/>
+              <w:jc w:val="center"/>
+            </w:pPr>
+            <w:r/>
+            <w:r>
+              <w:rPr>
+                <w:rFonts w:ascii="Kaiti SC" w:hAnsi="Kaiti SC" w:eastAsia="Kaiti SC" w:cs="Kaiti SC"/>
+                <w:b w:val="0"/>
+                <w:sz w:val="19"/>
+              </w:rPr>
+              <w:t>2026-09-02</w:t>
+            </w:r>
+          </w:p>
+        </w:tc>
+        <w:tc>
+          <w:tcPr>
+            <w:tcW w:type="dxa" w:w="2075"/>
+            <w:vAlign w:val="center"/>
+          </w:tcPr>
+          <w:p>
+            <w:pPr>
+              <w:spacing w:after="0" w:line="252" w:lineRule="auto"/>
+              <w:jc w:val="center"/>
+            </w:pPr>
+            <w:r/>
+            <w:r>
+              <w:rPr>
+                <w:rFonts w:ascii="Kaiti SC" w:hAnsi="Kaiti SC" w:eastAsia="Kaiti SC" w:cs="Kaiti SC"/>
+                <w:b w:val="0"/>
+                <w:sz w:val="19"/>
+              </w:rPr>
+              <w:t>Blue Origin</w:t>
+            </w:r>
+          </w:p>
+        </w:tc>
+        <w:tc>
+          <w:tcPr>
+            <w:tcW w:type="dxa" w:w="2075"/>
+            <w:vAlign w:val="center"/>
+          </w:tcPr>
+          <w:p>
+            <w:pPr>
+              <w:spacing w:after="0" w:line="252" w:lineRule="auto"/>
+              <w:jc w:val="center"/>
+            </w:pPr>
+            <w:r/>
+            <w:r>
+              <w:rPr>
+                <w:rFonts w:ascii="Kaiti SC" w:hAnsi="Kaiti SC" w:eastAsia="Kaiti SC" w:cs="Kaiti SC"/>
+                <w:b w:val="0"/>
+                <w:sz w:val="19"/>
+              </w:rPr>
+              <w:t>订单与合作</w:t>
+            </w:r>
+          </w:p>
+        </w:tc>
+        <w:tc>
+          <w:tcPr>
+            <w:tcW w:type="dxa" w:w="2075"/>
+            <w:vAlign w:val="center"/>
+          </w:tcPr>
+          <w:p>
+            <w:pPr>
+              <w:spacing w:after="0" w:line="252" w:lineRule="auto"/>
+            </w:pPr>
+            <w:r/>
+            <w:r>
+              <w:rPr>
+                <w:rFonts w:ascii="Kaiti SC" w:hAnsi="Kaiti SC" w:eastAsia="Kaiti SC" w:cs="Kaiti SC"/>
+                <w:b w:val="0"/>
+                <w:sz w:val="19"/>
+              </w:rPr>
+              <w:t>Blue Origin breaks ground on new Cape Canaveral facility ordered up by Space Force</w:t>
+            </w:r>
+          </w:p>
+        </w:tc>
+      </w:tr>
+      <w:tr>
+        <w:trPr>
+          <w:cantSplit/>
+        </w:trPr>
+        <w:tc>
+          <w:tcPr>
+            <w:tcW w:type="dxa" w:w="2075"/>
+            <w:vAlign w:val="center"/>
+          </w:tcPr>
+          <w:p>
+            <w:pPr>
+              <w:spacing w:after="0" w:line="252" w:lineRule="auto"/>
+              <w:jc w:val="center"/>
+            </w:pPr>
+            <w:r/>
+            <w:r>
+              <w:rPr>
+                <w:rFonts w:ascii="Kaiti SC" w:hAnsi="Kaiti SC" w:eastAsia="Kaiti SC" w:cs="Kaiti SC"/>
+                <w:b w:val="0"/>
+                <w:sz w:val="19"/>
+              </w:rPr>
+              <w:t>2026-09-02</w:t>
             </w:r>
           </w:p>
         </w:tc>
@@ -598,7 +1675,7 @@
                 <w:b w:val="0"/>
                 <w:sz w:val="19"/>
               </w:rPr>
-              <w:t>2026-08-29</w:t>
+              <w:t>2026-09-02</w:t>
             </w:r>
           </w:p>
         </w:tc>
@@ -619,7 +1696,7 @@
                 <w:b w:val="0"/>
                 <w:sz w:val="19"/>
               </w:rPr>
-              <w:t>SpaceX</w:t>
+              <w:t>垣信卫星</w:t>
             </w:r>
           </w:p>
         </w:tc>
@@ -640,7 +1717,7 @@
                 <w:b w:val="0"/>
                 <w:sz w:val="19"/>
               </w:rPr>
-              <w:t>监管与政策</w:t>
+              <w:t>其他动态</w:t>
             </w:r>
           </w:p>
         </w:tc>
@@ -660,7 +1737,7 @@
                 <w:b w:val="0"/>
                 <w:sz w:val="19"/>
               </w:rPr>
-              <w:t>SpaceX petitions FCC to block Viasat satellite over Starlink interference risk</w:t>
+              <w:t>阿里巴巴、上汽集团入股低轨卫星星座运营商垣信卫星 - 证券之星</w:t>
             </w:r>
           </w:p>
         </w:tc>
@@ -686,711 +1763,7 @@
                 <w:b w:val="0"/>
                 <w:sz w:val="19"/>
               </w:rPr>
-              <w:t>2026-08-28</w:t>
-            </w:r>
-          </w:p>
-        </w:tc>
-        <w:tc>
-          <w:tcPr>
-            <w:tcW w:type="dxa" w:w="2075"/>
-            <w:vAlign w:val="center"/>
-          </w:tcPr>
-          <w:p>
-            <w:pPr>
-              <w:spacing w:after="0" w:line="252" w:lineRule="auto"/>
-              <w:jc w:val="center"/>
-            </w:pPr>
-            <w:r/>
-            <w:r>
-              <w:rPr>
-                <w:rFonts w:ascii="Kaiti SC" w:hAnsi="Kaiti SC" w:eastAsia="Kaiti SC" w:cs="Kaiti SC"/>
-                <w:b w:val="0"/>
-                <w:sz w:val="19"/>
-              </w:rPr>
-              <w:t>SpaceX</w:t>
-            </w:r>
-          </w:p>
-        </w:tc>
-        <w:tc>
-          <w:tcPr>
-            <w:tcW w:type="dxa" w:w="2075"/>
-            <w:vAlign w:val="center"/>
-          </w:tcPr>
-          <w:p>
-            <w:pPr>
-              <w:spacing w:after="0" w:line="252" w:lineRule="auto"/>
-              <w:jc w:val="center"/>
-            </w:pPr>
-            <w:r/>
-            <w:r>
-              <w:rPr>
-                <w:rFonts w:ascii="Kaiti SC" w:hAnsi="Kaiti SC" w:eastAsia="Kaiti SC" w:cs="Kaiti SC"/>
-                <w:b w:val="0"/>
-                <w:sz w:val="19"/>
-              </w:rPr>
-              <w:t>发射与任务</w:t>
-            </w:r>
-          </w:p>
-        </w:tc>
-        <w:tc>
-          <w:tcPr>
-            <w:tcW w:type="dxa" w:w="2075"/>
-            <w:vAlign w:val="center"/>
-          </w:tcPr>
-          <w:p>
-            <w:pPr>
-              <w:spacing w:after="0" w:line="252" w:lineRule="auto"/>
-            </w:pPr>
-            <w:r/>
-            <w:r>
-              <w:rPr>
-                <w:rFonts w:ascii="Kaiti SC" w:hAnsi="Kaiti SC" w:eastAsia="Kaiti SC" w:cs="Kaiti SC"/>
-                <w:b w:val="0"/>
-                <w:sz w:val="19"/>
-              </w:rPr>
-              <w:t>SpaceX Falcon 9 booster returns to Port Canaveral after final Florida Starlink launch - Florida Today</w:t>
-            </w:r>
-          </w:p>
-        </w:tc>
-      </w:tr>
-      <w:tr>
-        <w:trPr>
-          <w:cantSplit/>
-        </w:trPr>
-        <w:tc>
-          <w:tcPr>
-            <w:tcW w:type="dxa" w:w="2075"/>
-            <w:vAlign w:val="center"/>
-          </w:tcPr>
-          <w:p>
-            <w:pPr>
-              <w:spacing w:after="0" w:line="252" w:lineRule="auto"/>
-              <w:jc w:val="center"/>
-            </w:pPr>
-            <w:r/>
-            <w:r>
-              <w:rPr>
-                <w:rFonts w:ascii="Kaiti SC" w:hAnsi="Kaiti SC" w:eastAsia="Kaiti SC" w:cs="Kaiti SC"/>
-                <w:b w:val="0"/>
-                <w:sz w:val="19"/>
-              </w:rPr>
-              <w:t>2026-08-27</w:t>
-            </w:r>
-          </w:p>
-        </w:tc>
-        <w:tc>
-          <w:tcPr>
-            <w:tcW w:type="dxa" w:w="2075"/>
-            <w:vAlign w:val="center"/>
-          </w:tcPr>
-          <w:p>
-            <w:pPr>
-              <w:spacing w:after="0" w:line="252" w:lineRule="auto"/>
-              <w:jc w:val="center"/>
-            </w:pPr>
-            <w:r/>
-            <w:r>
-              <w:rPr>
-                <w:rFonts w:ascii="Kaiti SC" w:hAnsi="Kaiti SC" w:eastAsia="Kaiti SC" w:cs="Kaiti SC"/>
-                <w:b w:val="0"/>
-                <w:sz w:val="19"/>
-              </w:rPr>
-              <w:t>SpaceX</w:t>
-            </w:r>
-          </w:p>
-        </w:tc>
-        <w:tc>
-          <w:tcPr>
-            <w:tcW w:type="dxa" w:w="2075"/>
-            <w:vAlign w:val="center"/>
-          </w:tcPr>
-          <w:p>
-            <w:pPr>
-              <w:spacing w:after="0" w:line="252" w:lineRule="auto"/>
-              <w:jc w:val="center"/>
-            </w:pPr>
-            <w:r/>
-            <w:r>
-              <w:rPr>
-                <w:rFonts w:ascii="Kaiti SC" w:hAnsi="Kaiti SC" w:eastAsia="Kaiti SC" w:cs="Kaiti SC"/>
-                <w:b w:val="0"/>
-                <w:sz w:val="19"/>
-              </w:rPr>
-              <w:t>发射与任务</w:t>
-            </w:r>
-          </w:p>
-        </w:tc>
-        <w:tc>
-          <w:tcPr>
-            <w:tcW w:type="dxa" w:w="2075"/>
-            <w:vAlign w:val="center"/>
-          </w:tcPr>
-          <w:p>
-            <w:pPr>
-              <w:spacing w:after="0" w:line="252" w:lineRule="auto"/>
-            </w:pPr>
-            <w:r/>
-            <w:r>
-              <w:rPr>
-                <w:rFonts w:ascii="Kaiti SC" w:hAnsi="Kaiti SC" w:eastAsia="Kaiti SC" w:cs="Kaiti SC"/>
-                <w:b w:val="0"/>
-                <w:sz w:val="19"/>
-              </w:rPr>
-              <w:t>Live coverage: SpaceX to launch Starlink mission on a Falcon booster’s record-breaking 37th flight</w:t>
-            </w:r>
-          </w:p>
-        </w:tc>
-      </w:tr>
-      <w:tr>
-        <w:trPr>
-          <w:cantSplit/>
-        </w:trPr>
-        <w:tc>
-          <w:tcPr>
-            <w:tcW w:type="dxa" w:w="2075"/>
-            <w:vAlign w:val="center"/>
-          </w:tcPr>
-          <w:p>
-            <w:pPr>
-              <w:spacing w:after="0" w:line="252" w:lineRule="auto"/>
-              <w:jc w:val="center"/>
-            </w:pPr>
-            <w:r/>
-            <w:r>
-              <w:rPr>
-                <w:rFonts w:ascii="Kaiti SC" w:hAnsi="Kaiti SC" w:eastAsia="Kaiti SC" w:cs="Kaiti SC"/>
-                <w:b w:val="0"/>
-                <w:sz w:val="19"/>
-              </w:rPr>
-              <w:t>2026-08-27</w:t>
-            </w:r>
-          </w:p>
-        </w:tc>
-        <w:tc>
-          <w:tcPr>
-            <w:tcW w:type="dxa" w:w="2075"/>
-            <w:vAlign w:val="center"/>
-          </w:tcPr>
-          <w:p>
-            <w:pPr>
-              <w:spacing w:after="0" w:line="252" w:lineRule="auto"/>
-              <w:jc w:val="center"/>
-            </w:pPr>
-            <w:r/>
-            <w:r>
-              <w:rPr>
-                <w:rFonts w:ascii="Kaiti SC" w:hAnsi="Kaiti SC" w:eastAsia="Kaiti SC" w:cs="Kaiti SC"/>
-                <w:b w:val="0"/>
-                <w:sz w:val="19"/>
-              </w:rPr>
-              <w:t>中科宇航</w:t>
-            </w:r>
-          </w:p>
-        </w:tc>
-        <w:tc>
-          <w:tcPr>
-            <w:tcW w:type="dxa" w:w="2075"/>
-            <w:vAlign w:val="center"/>
-          </w:tcPr>
-          <w:p>
-            <w:pPr>
-              <w:spacing w:after="0" w:line="252" w:lineRule="auto"/>
-              <w:jc w:val="center"/>
-            </w:pPr>
-            <w:r/>
-            <w:r>
-              <w:rPr>
-                <w:rFonts w:ascii="Kaiti SC" w:hAnsi="Kaiti SC" w:eastAsia="Kaiti SC" w:cs="Kaiti SC"/>
-                <w:b w:val="0"/>
-                <w:sz w:val="19"/>
-              </w:rPr>
-              <w:t>发射与任务</w:t>
-            </w:r>
-          </w:p>
-        </w:tc>
-        <w:tc>
-          <w:tcPr>
-            <w:tcW w:type="dxa" w:w="2075"/>
-            <w:vAlign w:val="center"/>
-          </w:tcPr>
-          <w:p>
-            <w:pPr>
-              <w:spacing w:after="0" w:line="252" w:lineRule="auto"/>
-            </w:pPr>
-            <w:r/>
-            <w:r>
-              <w:rPr>
-                <w:rFonts w:ascii="Kaiti SC" w:hAnsi="Kaiti SC" w:eastAsia="Kaiti SC" w:cs="Kaiti SC"/>
-                <w:b w:val="0"/>
-                <w:sz w:val="19"/>
-              </w:rPr>
-              <w:t>中科宇航力箭二号遥二运载火箭顺利出厂，拟于今年10月完成发射_手机新浪网 - finance.sina.com.cn</w:t>
-            </w:r>
-          </w:p>
-        </w:tc>
-      </w:tr>
-      <w:tr>
-        <w:trPr>
-          <w:cantSplit/>
-        </w:trPr>
-        <w:tc>
-          <w:tcPr>
-            <w:tcW w:type="dxa" w:w="2075"/>
-            <w:vAlign w:val="center"/>
-          </w:tcPr>
-          <w:p>
-            <w:pPr>
-              <w:spacing w:after="0" w:line="252" w:lineRule="auto"/>
-              <w:jc w:val="center"/>
-            </w:pPr>
-            <w:r/>
-            <w:r>
-              <w:rPr>
-                <w:rFonts w:ascii="Kaiti SC" w:hAnsi="Kaiti SC" w:eastAsia="Kaiti SC" w:cs="Kaiti SC"/>
-                <w:b w:val="0"/>
-                <w:sz w:val="19"/>
-              </w:rPr>
-              <w:t>2026-08-27</w:t>
-            </w:r>
-          </w:p>
-        </w:tc>
-        <w:tc>
-          <w:tcPr>
-            <w:tcW w:type="dxa" w:w="2075"/>
-            <w:vAlign w:val="center"/>
-          </w:tcPr>
-          <w:p>
-            <w:pPr>
-              <w:spacing w:after="0" w:line="252" w:lineRule="auto"/>
-              <w:jc w:val="center"/>
-            </w:pPr>
-            <w:r/>
-            <w:r>
-              <w:rPr>
-                <w:rFonts w:ascii="Kaiti SC" w:hAnsi="Kaiti SC" w:eastAsia="Kaiti SC" w:cs="Kaiti SC"/>
-                <w:b w:val="0"/>
-                <w:sz w:val="19"/>
-              </w:rPr>
-              <w:t>银河航天</w:t>
-            </w:r>
-          </w:p>
-        </w:tc>
-        <w:tc>
-          <w:tcPr>
-            <w:tcW w:type="dxa" w:w="2075"/>
-            <w:vAlign w:val="center"/>
-          </w:tcPr>
-          <w:p>
-            <w:pPr>
-              <w:spacing w:after="0" w:line="252" w:lineRule="auto"/>
-              <w:jc w:val="center"/>
-            </w:pPr>
-            <w:r/>
-            <w:r>
-              <w:rPr>
-                <w:rFonts w:ascii="Kaiti SC" w:hAnsi="Kaiti SC" w:eastAsia="Kaiti SC" w:cs="Kaiti SC"/>
-                <w:b w:val="0"/>
-                <w:sz w:val="19"/>
-              </w:rPr>
-              <w:t>发射与任务</w:t>
-            </w:r>
-          </w:p>
-        </w:tc>
-        <w:tc>
-          <w:tcPr>
-            <w:tcW w:type="dxa" w:w="2075"/>
-            <w:vAlign w:val="center"/>
-          </w:tcPr>
-          <w:p>
-            <w:pPr>
-              <w:spacing w:after="0" w:line="252" w:lineRule="auto"/>
-            </w:pPr>
-            <w:r/>
-            <w:r>
-              <w:rPr>
-                <w:rFonts w:ascii="Kaiti SC" w:hAnsi="Kaiti SC" w:eastAsia="Kaiti SC" w:cs="Kaiti SC"/>
-                <w:b w:val="0"/>
-                <w:sz w:val="19"/>
-              </w:rPr>
-              <w:t>中国商业航天企业首次面向东南亚整星出口！银河航天三颗卫星发射成功SAR双星与泰国卫星同步入轨 - 财联社</w:t>
-            </w:r>
-          </w:p>
-        </w:tc>
-      </w:tr>
-      <w:tr>
-        <w:trPr>
-          <w:cantSplit/>
-        </w:trPr>
-        <w:tc>
-          <w:tcPr>
-            <w:tcW w:type="dxa" w:w="2075"/>
-            <w:vAlign w:val="center"/>
-          </w:tcPr>
-          <w:p>
-            <w:pPr>
-              <w:spacing w:after="0" w:line="252" w:lineRule="auto"/>
-              <w:jc w:val="center"/>
-            </w:pPr>
-            <w:r/>
-            <w:r>
-              <w:rPr>
-                <w:rFonts w:ascii="Kaiti SC" w:hAnsi="Kaiti SC" w:eastAsia="Kaiti SC" w:cs="Kaiti SC"/>
-                <w:b w:val="0"/>
-                <w:sz w:val="19"/>
-              </w:rPr>
-              <w:t>2026-08-26</w:t>
-            </w:r>
-          </w:p>
-        </w:tc>
-        <w:tc>
-          <w:tcPr>
-            <w:tcW w:type="dxa" w:w="2075"/>
-            <w:vAlign w:val="center"/>
-          </w:tcPr>
-          <w:p>
-            <w:pPr>
-              <w:spacing w:after="0" w:line="252" w:lineRule="auto"/>
-              <w:jc w:val="center"/>
-            </w:pPr>
-            <w:r/>
-            <w:r>
-              <w:rPr>
-                <w:rFonts w:ascii="Kaiti SC" w:hAnsi="Kaiti SC" w:eastAsia="Kaiti SC" w:cs="Kaiti SC"/>
-                <w:b w:val="0"/>
-                <w:sz w:val="19"/>
-              </w:rPr>
-              <w:t>SpaceX</w:t>
-            </w:r>
-          </w:p>
-        </w:tc>
-        <w:tc>
-          <w:tcPr>
-            <w:tcW w:type="dxa" w:w="2075"/>
-            <w:vAlign w:val="center"/>
-          </w:tcPr>
-          <w:p>
-            <w:pPr>
-              <w:spacing w:after="0" w:line="252" w:lineRule="auto"/>
-              <w:jc w:val="center"/>
-            </w:pPr>
-            <w:r/>
-            <w:r>
-              <w:rPr>
-                <w:rFonts w:ascii="Kaiti SC" w:hAnsi="Kaiti SC" w:eastAsia="Kaiti SC" w:cs="Kaiti SC"/>
-                <w:b w:val="0"/>
-                <w:sz w:val="19"/>
-              </w:rPr>
-              <w:t>订单与合作</w:t>
-            </w:r>
-          </w:p>
-        </w:tc>
-        <w:tc>
-          <w:tcPr>
-            <w:tcW w:type="dxa" w:w="2075"/>
-            <w:vAlign w:val="center"/>
-          </w:tcPr>
-          <w:p>
-            <w:pPr>
-              <w:spacing w:after="0" w:line="252" w:lineRule="auto"/>
-            </w:pPr>
-            <w:r/>
-            <w:r>
-              <w:rPr>
-                <w:rFonts w:ascii="Kaiti SC" w:hAnsi="Kaiti SC" w:eastAsia="Kaiti SC" w:cs="Kaiti SC"/>
-                <w:b w:val="0"/>
-                <w:sz w:val="19"/>
-              </w:rPr>
-              <w:t>Space Force expands Starshield service for military aircraft</w:t>
-            </w:r>
-          </w:p>
-        </w:tc>
-      </w:tr>
-      <w:tr>
-        <w:trPr>
-          <w:cantSplit/>
-        </w:trPr>
-        <w:tc>
-          <w:tcPr>
-            <w:tcW w:type="dxa" w:w="2075"/>
-            <w:vAlign w:val="center"/>
-          </w:tcPr>
-          <w:p>
-            <w:pPr>
-              <w:spacing w:after="0" w:line="252" w:lineRule="auto"/>
-              <w:jc w:val="center"/>
-            </w:pPr>
-            <w:r/>
-            <w:r>
-              <w:rPr>
-                <w:rFonts w:ascii="Kaiti SC" w:hAnsi="Kaiti SC" w:eastAsia="Kaiti SC" w:cs="Kaiti SC"/>
-                <w:b w:val="0"/>
-                <w:sz w:val="19"/>
-              </w:rPr>
-              <w:t>2026-08-26</w:t>
-            </w:r>
-          </w:p>
-        </w:tc>
-        <w:tc>
-          <w:tcPr>
-            <w:tcW w:type="dxa" w:w="2075"/>
-            <w:vAlign w:val="center"/>
-          </w:tcPr>
-          <w:p>
-            <w:pPr>
-              <w:spacing w:after="0" w:line="252" w:lineRule="auto"/>
-              <w:jc w:val="center"/>
-            </w:pPr>
-            <w:r/>
-            <w:r>
-              <w:rPr>
-                <w:rFonts w:ascii="Kaiti SC" w:hAnsi="Kaiti SC" w:eastAsia="Kaiti SC" w:cs="Kaiti SC"/>
-                <w:b w:val="0"/>
-                <w:sz w:val="19"/>
-              </w:rPr>
-              <w:t>SpaceX</w:t>
-            </w:r>
-          </w:p>
-        </w:tc>
-        <w:tc>
-          <w:tcPr>
-            <w:tcW w:type="dxa" w:w="2075"/>
-            <w:vAlign w:val="center"/>
-          </w:tcPr>
-          <w:p>
-            <w:pPr>
-              <w:spacing w:after="0" w:line="252" w:lineRule="auto"/>
-              <w:jc w:val="center"/>
-            </w:pPr>
-            <w:r/>
-            <w:r>
-              <w:rPr>
-                <w:rFonts w:ascii="Kaiti SC" w:hAnsi="Kaiti SC" w:eastAsia="Kaiti SC" w:cs="Kaiti SC"/>
-                <w:b w:val="0"/>
-                <w:sz w:val="19"/>
-              </w:rPr>
-              <w:t>发射与任务</w:t>
-            </w:r>
-          </w:p>
-        </w:tc>
-        <w:tc>
-          <w:tcPr>
-            <w:tcW w:type="dxa" w:w="2075"/>
-            <w:vAlign w:val="center"/>
-          </w:tcPr>
-          <w:p>
-            <w:pPr>
-              <w:spacing w:after="0" w:line="252" w:lineRule="auto"/>
-            </w:pPr>
-            <w:r/>
-            <w:r>
-              <w:rPr>
-                <w:rFonts w:ascii="Kaiti SC" w:hAnsi="Kaiti SC" w:eastAsia="Kaiti SC" w:cs="Kaiti SC"/>
-                <w:b w:val="0"/>
-                <w:sz w:val="19"/>
-              </w:rPr>
-              <w:t>Live coverage: SpaceX to launch 27 Starlink satellites on Falcon 9 rocket from Vandenberg</w:t>
-            </w:r>
-          </w:p>
-        </w:tc>
-      </w:tr>
-      <w:tr>
-        <w:trPr>
-          <w:cantSplit/>
-        </w:trPr>
-        <w:tc>
-          <w:tcPr>
-            <w:tcW w:type="dxa" w:w="2075"/>
-            <w:vAlign w:val="center"/>
-          </w:tcPr>
-          <w:p>
-            <w:pPr>
-              <w:spacing w:after="0" w:line="252" w:lineRule="auto"/>
-              <w:jc w:val="center"/>
-            </w:pPr>
-            <w:r/>
-            <w:r>
-              <w:rPr>
-                <w:rFonts w:ascii="Kaiti SC" w:hAnsi="Kaiti SC" w:eastAsia="Kaiti SC" w:cs="Kaiti SC"/>
-                <w:b w:val="0"/>
-                <w:sz w:val="19"/>
-              </w:rPr>
-              <w:t>2026-08-26</w:t>
-            </w:r>
-          </w:p>
-        </w:tc>
-        <w:tc>
-          <w:tcPr>
-            <w:tcW w:type="dxa" w:w="2075"/>
-            <w:vAlign w:val="center"/>
-          </w:tcPr>
-          <w:p>
-            <w:pPr>
-              <w:spacing w:after="0" w:line="252" w:lineRule="auto"/>
-              <w:jc w:val="center"/>
-            </w:pPr>
-            <w:r/>
-            <w:r>
-              <w:rPr>
-                <w:rFonts w:ascii="Kaiti SC" w:hAnsi="Kaiti SC" w:eastAsia="Kaiti SC" w:cs="Kaiti SC"/>
-                <w:b w:val="0"/>
-                <w:sz w:val="19"/>
-              </w:rPr>
-              <w:t>中科宇航</w:t>
-            </w:r>
-          </w:p>
-        </w:tc>
-        <w:tc>
-          <w:tcPr>
-            <w:tcW w:type="dxa" w:w="2075"/>
-            <w:vAlign w:val="center"/>
-          </w:tcPr>
-          <w:p>
-            <w:pPr>
-              <w:spacing w:after="0" w:line="252" w:lineRule="auto"/>
-              <w:jc w:val="center"/>
-            </w:pPr>
-            <w:r/>
-            <w:r>
-              <w:rPr>
-                <w:rFonts w:ascii="Kaiti SC" w:hAnsi="Kaiti SC" w:eastAsia="Kaiti SC" w:cs="Kaiti SC"/>
-                <w:b w:val="0"/>
-                <w:sz w:val="19"/>
-              </w:rPr>
-              <w:t>发射与任务</w:t>
-            </w:r>
-          </w:p>
-        </w:tc>
-        <w:tc>
-          <w:tcPr>
-            <w:tcW w:type="dxa" w:w="2075"/>
-            <w:vAlign w:val="center"/>
-          </w:tcPr>
-          <w:p>
-            <w:pPr>
-              <w:spacing w:after="0" w:line="252" w:lineRule="auto"/>
-            </w:pPr>
-            <w:r/>
-            <w:r>
-              <w:rPr>
-                <w:rFonts w:ascii="Kaiti SC" w:hAnsi="Kaiti SC" w:eastAsia="Kaiti SC" w:cs="Kaiti SC"/>
-                <w:b w:val="0"/>
-                <w:sz w:val="19"/>
-              </w:rPr>
-              <w:t>完成合练！力箭一号首次海上发射进入倒计时 - 新浪财经</w:t>
-            </w:r>
-          </w:p>
-        </w:tc>
-      </w:tr>
-      <w:tr>
-        <w:trPr>
-          <w:cantSplit/>
-        </w:trPr>
-        <w:tc>
-          <w:tcPr>
-            <w:tcW w:type="dxa" w:w="2075"/>
-            <w:vAlign w:val="center"/>
-          </w:tcPr>
-          <w:p>
-            <w:pPr>
-              <w:spacing w:after="0" w:line="252" w:lineRule="auto"/>
-              <w:jc w:val="center"/>
-            </w:pPr>
-            <w:r/>
-            <w:r>
-              <w:rPr>
-                <w:rFonts w:ascii="Kaiti SC" w:hAnsi="Kaiti SC" w:eastAsia="Kaiti SC" w:cs="Kaiti SC"/>
-                <w:b w:val="0"/>
-                <w:sz w:val="19"/>
-              </w:rPr>
-              <w:t>2026-08-26</w:t>
-            </w:r>
-          </w:p>
-        </w:tc>
-        <w:tc>
-          <w:tcPr>
-            <w:tcW w:type="dxa" w:w="2075"/>
-            <w:vAlign w:val="center"/>
-          </w:tcPr>
-          <w:p>
-            <w:pPr>
-              <w:spacing w:after="0" w:line="252" w:lineRule="auto"/>
-              <w:jc w:val="center"/>
-            </w:pPr>
-            <w:r/>
-            <w:r>
-              <w:rPr>
-                <w:rFonts w:ascii="Kaiti SC" w:hAnsi="Kaiti SC" w:eastAsia="Kaiti SC" w:cs="Kaiti SC"/>
-                <w:b w:val="0"/>
-                <w:sz w:val="19"/>
-              </w:rPr>
-              <w:t>银河航天</w:t>
-            </w:r>
-          </w:p>
-        </w:tc>
-        <w:tc>
-          <w:tcPr>
-            <w:tcW w:type="dxa" w:w="2075"/>
-            <w:vAlign w:val="center"/>
-          </w:tcPr>
-          <w:p>
-            <w:pPr>
-              <w:spacing w:after="0" w:line="252" w:lineRule="auto"/>
-              <w:jc w:val="center"/>
-            </w:pPr>
-            <w:r/>
-            <w:r>
-              <w:rPr>
-                <w:rFonts w:ascii="Kaiti SC" w:hAnsi="Kaiti SC" w:eastAsia="Kaiti SC" w:cs="Kaiti SC"/>
-                <w:b w:val="0"/>
-                <w:sz w:val="19"/>
-              </w:rPr>
-              <w:t>发射与任务</w:t>
-            </w:r>
-          </w:p>
-        </w:tc>
-        <w:tc>
-          <w:tcPr>
-            <w:tcW w:type="dxa" w:w="2075"/>
-            <w:vAlign w:val="center"/>
-          </w:tcPr>
-          <w:p>
-            <w:pPr>
-              <w:spacing w:after="0" w:line="252" w:lineRule="auto"/>
-            </w:pPr>
-            <w:r/>
-            <w:r>
-              <w:rPr>
-                <w:rFonts w:ascii="Kaiti SC" w:hAnsi="Kaiti SC" w:eastAsia="Kaiti SC" w:cs="Kaiti SC"/>
-                <w:b w:val="0"/>
-                <w:sz w:val="19"/>
-              </w:rPr>
-              <w:t>银河航天灵知09泰国立方星等顺利入轨 中国商业航天企业首次面向东南亚整星出口 - 上海证券报</w:t>
-            </w:r>
-          </w:p>
-        </w:tc>
-      </w:tr>
-      <w:tr>
-        <w:trPr>
-          <w:cantSplit/>
-        </w:trPr>
-        <w:tc>
-          <w:tcPr>
-            <w:tcW w:type="dxa" w:w="2075"/>
-            <w:vAlign w:val="center"/>
-          </w:tcPr>
-          <w:p>
-            <w:pPr>
-              <w:spacing w:after="0" w:line="252" w:lineRule="auto"/>
-              <w:jc w:val="center"/>
-            </w:pPr>
-            <w:r/>
-            <w:r>
-              <w:rPr>
-                <w:rFonts w:ascii="Kaiti SC" w:hAnsi="Kaiti SC" w:eastAsia="Kaiti SC" w:cs="Kaiti SC"/>
-                <w:b w:val="0"/>
-                <w:sz w:val="19"/>
-              </w:rPr>
-              <w:t>2026-08-26</w:t>
+              <w:t>2026-09-01</w:t>
             </w:r>
           </w:p>
         </w:tc>
@@ -1452,7 +1825,7 @@
                 <w:b w:val="0"/>
                 <w:sz w:val="19"/>
               </w:rPr>
-              <w:t>As New Glenn rebuild continues, Blue Origin expands at Titusville airport | Exclusive</w:t>
+              <w:t>Blue Origin's New Glenn just exploded on the launch pad - and it's not a pretty sight</w:t>
             </w:r>
           </w:p>
         </w:tc>
@@ -1478,7 +1851,7 @@
                 <w:b w:val="0"/>
                 <w:sz w:val="19"/>
               </w:rPr>
-              <w:t>2026-08-26</w:t>
+              <w:t>2026-09-01</w:t>
             </w:r>
           </w:p>
         </w:tc>
@@ -1499,7 +1872,7 @@
                 <w:b w:val="0"/>
                 <w:sz w:val="19"/>
               </w:rPr>
-              <w:t>银河航天</w:t>
+              <w:t>星河动力</w:t>
             </w:r>
           </w:p>
         </w:tc>
@@ -1520,7 +1893,7 @@
                 <w:b w:val="0"/>
                 <w:sz w:val="19"/>
               </w:rPr>
-              <w:t>其他动态</w:t>
+              <w:t>产品与技术</w:t>
             </w:r>
           </w:p>
         </w:tc>
@@ -1540,7 +1913,7 @@
                 <w:b w:val="0"/>
                 <w:sz w:val="19"/>
               </w:rPr>
-              <w:t>Omantel and GalaxySpace explore next-generation satellite connectivity - SatellitePro ME</w:t>
+              <w:t>Pallas 1 rocket makes successful debut flight</w:t>
             </w:r>
           </w:p>
         </w:tc>
@@ -1566,7 +1939,7 @@
                 <w:b w:val="0"/>
                 <w:sz w:val="19"/>
               </w:rPr>
-              <w:t>2026-08-26</w:t>
+              <w:t>2026-09-01</w:t>
             </w:r>
           </w:p>
         </w:tc>
@@ -1587,95 +1960,7 @@
                 <w:b w:val="0"/>
                 <w:sz w:val="19"/>
               </w:rPr>
-              <w:t>银河航天</w:t>
-            </w:r>
-          </w:p>
-        </w:tc>
-        <w:tc>
-          <w:tcPr>
-            <w:tcW w:type="dxa" w:w="2075"/>
-            <w:vAlign w:val="center"/>
-          </w:tcPr>
-          <w:p>
-            <w:pPr>
-              <w:spacing w:after="0" w:line="252" w:lineRule="auto"/>
-              <w:jc w:val="center"/>
-            </w:pPr>
-            <w:r/>
-            <w:r>
-              <w:rPr>
-                <w:rFonts w:ascii="Kaiti SC" w:hAnsi="Kaiti SC" w:eastAsia="Kaiti SC" w:cs="Kaiti SC"/>
-                <w:b w:val="0"/>
-                <w:sz w:val="19"/>
-              </w:rPr>
-              <w:t>其他动态</w:t>
-            </w:r>
-          </w:p>
-        </w:tc>
-        <w:tc>
-          <w:tcPr>
-            <w:tcW w:type="dxa" w:w="2075"/>
-            <w:vAlign w:val="center"/>
-          </w:tcPr>
-          <w:p>
-            <w:pPr>
-              <w:spacing w:after="0" w:line="252" w:lineRule="auto"/>
-            </w:pPr>
-            <w:r/>
-            <w:r>
-              <w:rPr>
-                <w:rFonts w:ascii="Kaiti SC" w:hAnsi="Kaiti SC" w:eastAsia="Kaiti SC" w:cs="Kaiti SC"/>
-                <w:b w:val="0"/>
-                <w:sz w:val="19"/>
-              </w:rPr>
-              <w:t>银河航天实现首次面向东南亚整星出口 - 证券时报</w:t>
-            </w:r>
-          </w:p>
-        </w:tc>
-      </w:tr>
-      <w:tr>
-        <w:trPr>
-          <w:cantSplit/>
-        </w:trPr>
-        <w:tc>
-          <w:tcPr>
-            <w:tcW w:type="dxa" w:w="2075"/>
-            <w:vAlign w:val="center"/>
-          </w:tcPr>
-          <w:p>
-            <w:pPr>
-              <w:spacing w:after="0" w:line="252" w:lineRule="auto"/>
-              <w:jc w:val="center"/>
-            </w:pPr>
-            <w:r/>
-            <w:r>
-              <w:rPr>
-                <w:rFonts w:ascii="Kaiti SC" w:hAnsi="Kaiti SC" w:eastAsia="Kaiti SC" w:cs="Kaiti SC"/>
-                <w:b w:val="0"/>
-                <w:sz w:val="19"/>
-              </w:rPr>
-              <w:t>2026-08-26</w:t>
-            </w:r>
-          </w:p>
-        </w:tc>
-        <w:tc>
-          <w:tcPr>
-            <w:tcW w:type="dxa" w:w="2075"/>
-            <w:vAlign w:val="center"/>
-          </w:tcPr>
-          <w:p>
-            <w:pPr>
-              <w:spacing w:after="0" w:line="252" w:lineRule="auto"/>
-              <w:jc w:val="center"/>
-            </w:pPr>
-            <w:r/>
-            <w:r>
-              <w:rPr>
-                <w:rFonts w:ascii="Kaiti SC" w:hAnsi="Kaiti SC" w:eastAsia="Kaiti SC" w:cs="Kaiti SC"/>
-                <w:b w:val="0"/>
-                <w:sz w:val="19"/>
-              </w:rPr>
-              <w:t>银河航天</w:t>
+              <w:t>星河动力</w:t>
             </w:r>
           </w:p>
         </w:tc>
@@ -1716,7 +2001,7 @@
                 <w:b w:val="0"/>
                 <w:sz w:val="19"/>
               </w:rPr>
-              <w:t>Omantel Explores Satellite Connectivity Opportunities with GalaxySpace</w:t>
+              <w:t>星河动力中大型可重复使用液体运载火箭首飞成功 - 新浪财经</w:t>
             </w:r>
           </w:p>
         </w:tc>
@@ -1742,7 +2027,7 @@
                 <w:b w:val="0"/>
                 <w:sz w:val="19"/>
               </w:rPr>
-              <w:t>2026-08-25</w:t>
+              <w:t>2026-09-01</w:t>
             </w:r>
           </w:p>
         </w:tc>
@@ -1763,7 +2048,7 @@
                 <w:b w:val="0"/>
                 <w:sz w:val="19"/>
               </w:rPr>
-              <w:t>银河航天</w:t>
+              <w:t>星河动力</w:t>
             </w:r>
           </w:p>
         </w:tc>
@@ -1804,271 +2089,7 @@
                 <w:b w:val="0"/>
                 <w:sz w:val="19"/>
               </w:rPr>
-              <w:t>China's GalaxySpace delivers first private turnkey satellite export to Southeast Asia</w:t>
-            </w:r>
-          </w:p>
-        </w:tc>
-      </w:tr>
-      <w:tr>
-        <w:trPr>
-          <w:cantSplit/>
-        </w:trPr>
-        <w:tc>
-          <w:tcPr>
-            <w:tcW w:type="dxa" w:w="2075"/>
-            <w:vAlign w:val="center"/>
-          </w:tcPr>
-          <w:p>
-            <w:pPr>
-              <w:spacing w:after="0" w:line="252" w:lineRule="auto"/>
-              <w:jc w:val="center"/>
-            </w:pPr>
-            <w:r/>
-            <w:r>
-              <w:rPr>
-                <w:rFonts w:ascii="Kaiti SC" w:hAnsi="Kaiti SC" w:eastAsia="Kaiti SC" w:cs="Kaiti SC"/>
-                <w:b w:val="0"/>
-                <w:sz w:val="19"/>
-              </w:rPr>
-              <w:t>2026-08-25</w:t>
-            </w:r>
-          </w:p>
-        </w:tc>
-        <w:tc>
-          <w:tcPr>
-            <w:tcW w:type="dxa" w:w="2075"/>
-            <w:vAlign w:val="center"/>
-          </w:tcPr>
-          <w:p>
-            <w:pPr>
-              <w:spacing w:after="0" w:line="252" w:lineRule="auto"/>
-              <w:jc w:val="center"/>
-            </w:pPr>
-            <w:r/>
-            <w:r>
-              <w:rPr>
-                <w:rFonts w:ascii="Kaiti SC" w:hAnsi="Kaiti SC" w:eastAsia="Kaiti SC" w:cs="Kaiti SC"/>
-                <w:b w:val="0"/>
-                <w:sz w:val="19"/>
-              </w:rPr>
-              <w:t>SpaceX</w:t>
-            </w:r>
-          </w:p>
-        </w:tc>
-        <w:tc>
-          <w:tcPr>
-            <w:tcW w:type="dxa" w:w="2075"/>
-            <w:vAlign w:val="center"/>
-          </w:tcPr>
-          <w:p>
-            <w:pPr>
-              <w:spacing w:after="0" w:line="252" w:lineRule="auto"/>
-              <w:jc w:val="center"/>
-            </w:pPr>
-            <w:r/>
-            <w:r>
-              <w:rPr>
-                <w:rFonts w:ascii="Kaiti SC" w:hAnsi="Kaiti SC" w:eastAsia="Kaiti SC" w:cs="Kaiti SC"/>
-                <w:b w:val="0"/>
-                <w:sz w:val="19"/>
-              </w:rPr>
-              <w:t>其他动态</w:t>
-            </w:r>
-          </w:p>
-        </w:tc>
-        <w:tc>
-          <w:tcPr>
-            <w:tcW w:type="dxa" w:w="2075"/>
-            <w:vAlign w:val="center"/>
-          </w:tcPr>
-          <w:p>
-            <w:pPr>
-              <w:spacing w:after="0" w:line="252" w:lineRule="auto"/>
-            </w:pPr>
-            <w:r/>
-            <w:r>
-              <w:rPr>
-                <w:rFonts w:ascii="Kaiti SC" w:hAnsi="Kaiti SC" w:eastAsia="Kaiti SC" w:cs="Kaiti SC"/>
-                <w:b w:val="0"/>
-                <w:sz w:val="19"/>
-              </w:rPr>
-              <w:t>SpaceX ends Falcon 9 Starlink flights from Florida to prioritize Starship</w:t>
-            </w:r>
-          </w:p>
-        </w:tc>
-      </w:tr>
-      <w:tr>
-        <w:trPr>
-          <w:cantSplit/>
-        </w:trPr>
-        <w:tc>
-          <w:tcPr>
-            <w:tcW w:type="dxa" w:w="2075"/>
-            <w:vAlign w:val="center"/>
-          </w:tcPr>
-          <w:p>
-            <w:pPr>
-              <w:spacing w:after="0" w:line="252" w:lineRule="auto"/>
-              <w:jc w:val="center"/>
-            </w:pPr>
-            <w:r/>
-            <w:r>
-              <w:rPr>
-                <w:rFonts w:ascii="Kaiti SC" w:hAnsi="Kaiti SC" w:eastAsia="Kaiti SC" w:cs="Kaiti SC"/>
-                <w:b w:val="0"/>
-                <w:sz w:val="19"/>
-              </w:rPr>
-              <w:t>2026-08-26</w:t>
-            </w:r>
-          </w:p>
-        </w:tc>
-        <w:tc>
-          <w:tcPr>
-            <w:tcW w:type="dxa" w:w="2075"/>
-            <w:vAlign w:val="center"/>
-          </w:tcPr>
-          <w:p>
-            <w:pPr>
-              <w:spacing w:after="0" w:line="252" w:lineRule="auto"/>
-              <w:jc w:val="center"/>
-            </w:pPr>
-            <w:r/>
-            <w:r>
-              <w:rPr>
-                <w:rFonts w:ascii="Kaiti SC" w:hAnsi="Kaiti SC" w:eastAsia="Kaiti SC" w:cs="Kaiti SC"/>
-                <w:b w:val="0"/>
-                <w:sz w:val="19"/>
-              </w:rPr>
-              <w:t>SpaceX</w:t>
-            </w:r>
-          </w:p>
-        </w:tc>
-        <w:tc>
-          <w:tcPr>
-            <w:tcW w:type="dxa" w:w="2075"/>
-            <w:vAlign w:val="center"/>
-          </w:tcPr>
-          <w:p>
-            <w:pPr>
-              <w:spacing w:after="0" w:line="252" w:lineRule="auto"/>
-              <w:jc w:val="center"/>
-            </w:pPr>
-            <w:r/>
-            <w:r>
-              <w:rPr>
-                <w:rFonts w:ascii="Kaiti SC" w:hAnsi="Kaiti SC" w:eastAsia="Kaiti SC" w:cs="Kaiti SC"/>
-                <w:b w:val="0"/>
-                <w:sz w:val="19"/>
-              </w:rPr>
-              <w:t>发射与任务</w:t>
-            </w:r>
-          </w:p>
-        </w:tc>
-        <w:tc>
-          <w:tcPr>
-            <w:tcW w:type="dxa" w:w="2075"/>
-            <w:vAlign w:val="center"/>
-          </w:tcPr>
-          <w:p>
-            <w:pPr>
-              <w:spacing w:after="0" w:line="252" w:lineRule="auto"/>
-            </w:pPr>
-            <w:r/>
-            <w:r>
-              <w:rPr>
-                <w:rFonts w:ascii="Kaiti SC" w:hAnsi="Kaiti SC" w:eastAsia="Kaiti SC" w:cs="Kaiti SC"/>
-                <w:b w:val="0"/>
-                <w:sz w:val="19"/>
-              </w:rPr>
-              <w:t>SpaceX Introduces New Louisiana Starbase</w:t>
-            </w:r>
-          </w:p>
-        </w:tc>
-      </w:tr>
-      <w:tr>
-        <w:trPr>
-          <w:cantSplit/>
-        </w:trPr>
-        <w:tc>
-          <w:tcPr>
-            <w:tcW w:type="dxa" w:w="2075"/>
-            <w:vAlign w:val="center"/>
-          </w:tcPr>
-          <w:p>
-            <w:pPr>
-              <w:spacing w:after="0" w:line="252" w:lineRule="auto"/>
-              <w:jc w:val="center"/>
-            </w:pPr>
-            <w:r/>
-            <w:r>
-              <w:rPr>
-                <w:rFonts w:ascii="Kaiti SC" w:hAnsi="Kaiti SC" w:eastAsia="Kaiti SC" w:cs="Kaiti SC"/>
-                <w:b w:val="0"/>
-                <w:sz w:val="19"/>
-              </w:rPr>
-              <w:t>2026-08-26</w:t>
-            </w:r>
-          </w:p>
-        </w:tc>
-        <w:tc>
-          <w:tcPr>
-            <w:tcW w:type="dxa" w:w="2075"/>
-            <w:vAlign w:val="center"/>
-          </w:tcPr>
-          <w:p>
-            <w:pPr>
-              <w:spacing w:after="0" w:line="252" w:lineRule="auto"/>
-              <w:jc w:val="center"/>
-            </w:pPr>
-            <w:r/>
-            <w:r>
-              <w:rPr>
-                <w:rFonts w:ascii="Kaiti SC" w:hAnsi="Kaiti SC" w:eastAsia="Kaiti SC" w:cs="Kaiti SC"/>
-                <w:b w:val="0"/>
-                <w:sz w:val="19"/>
-              </w:rPr>
-              <w:t>SpaceX</w:t>
-            </w:r>
-          </w:p>
-        </w:tc>
-        <w:tc>
-          <w:tcPr>
-            <w:tcW w:type="dxa" w:w="2075"/>
-            <w:vAlign w:val="center"/>
-          </w:tcPr>
-          <w:p>
-            <w:pPr>
-              <w:spacing w:after="0" w:line="252" w:lineRule="auto"/>
-              <w:jc w:val="center"/>
-            </w:pPr>
-            <w:r/>
-            <w:r>
-              <w:rPr>
-                <w:rFonts w:ascii="Kaiti SC" w:hAnsi="Kaiti SC" w:eastAsia="Kaiti SC" w:cs="Kaiti SC"/>
-                <w:b w:val="0"/>
-                <w:sz w:val="19"/>
-              </w:rPr>
-              <w:t>其他动态</w:t>
-            </w:r>
-          </w:p>
-        </w:tc>
-        <w:tc>
-          <w:tcPr>
-            <w:tcW w:type="dxa" w:w="2075"/>
-            <w:vAlign w:val="center"/>
-          </w:tcPr>
-          <w:p>
-            <w:pPr>
-              <w:spacing w:after="0" w:line="252" w:lineRule="auto"/>
-            </w:pPr>
-            <w:r/>
-            <w:r>
-              <w:rPr>
-                <w:rFonts w:ascii="Kaiti SC" w:hAnsi="Kaiti SC" w:eastAsia="Kaiti SC" w:cs="Kaiti SC"/>
-                <w:b w:val="0"/>
-                <w:sz w:val="19"/>
-              </w:rPr>
-              <w:t>SpaceX Is Adding 500,000-Plus Starlink Subscribers Every Month. Here's Why That's Critical for the Stock.</w:t>
+              <w:t>智神星一号首飞告捷：国内民营首个七机并联火箭问世 星河动力入局液体大中型火箭竞赛 - 财联社</w:t>
             </w:r>
           </w:p>
         </w:tc>
@@ -2105,7 +2126,7 @@
           <w:rFonts w:ascii="Kaiti SC" w:hAnsi="Kaiti SC" w:eastAsia="Kaiti SC" w:cs="Kaiti SC"/>
           <w:sz w:val="21"/>
         </w:rPr>
-        <w:t>SpaceX：NASA, SpaceX set to launch the Nancy Grace Roman Space Telescope from Florida on Sunday （2026-08-30；NASA、NASASpaceflight、satellitetoday.com）</w:t>
+        <w:t>SpaceX：Live coverage: SpaceX to launch 80th Starlink mission of 2026 （2026-09-07；Advanced Television、BASENOR - Tesla Accessories、Fox Business）</w:t>
       </w:r>
     </w:p>
     <w:p>
@@ -2126,7 +2147,7 @@
           <w:rFonts w:ascii="Kaiti SC" w:hAnsi="Kaiti SC" w:eastAsia="Kaiti SC" w:cs="Kaiti SC"/>
           <w:sz w:val="21"/>
         </w:rPr>
-        <w:t>SpaceX：SpaceX Falcon 9 booster returns to Port Canaveral after final Florida Starlink launch - Florida Today （2026-08-28；Florida Today、Space、WBAL News Radio）</w:t>
+        <w:t>SpaceX：SpaceX rocket launch should be visible in Phoenix this weekend - Phoenix New Times （2026-09-06；Phoenix New Times、The Desert Sun、Ventura County Star）</w:t>
       </w:r>
     </w:p>
     <w:p>
@@ -2147,7 +2168,7 @@
           <w:rFonts w:ascii="Kaiti SC" w:hAnsi="Kaiti SC" w:eastAsia="Kaiti SC" w:cs="Kaiti SC"/>
           <w:sz w:val="21"/>
         </w:rPr>
-        <w:t>SpaceX：Live coverage: SpaceX to launch Starlink mission on a Falcon booster’s record-breaking 37th flight （2026-08-27；FOX 35 Orlando、Florida Today、KeepTrack）</w:t>
+        <w:t>星河动力：国防军工行业周报：遥智神星一号遥一首飞成功入轨_行业研究_研报 - 证券之星 （2026-09-05；21财经、CCTV、Sohu）</w:t>
       </w:r>
     </w:p>
     <w:p>
@@ -2168,7 +2189,7 @@
           <w:rFonts w:ascii="Kaiti SC" w:hAnsi="Kaiti SC" w:eastAsia="Kaiti SC" w:cs="Kaiti SC"/>
           <w:sz w:val="21"/>
         </w:rPr>
-        <w:t>中科宇航：中科宇航力箭二号遥二运载火箭顺利出厂，拟于今年10月完成发射_手机新浪网 - finance.sina.com.cn （2026-08-27；Jiemian.com、caiwennews.com、finance.sina.com.cn）</w:t>
+        <w:t>Blue Origin：Blue Origin Nets NASA Mars Orbiter Contract （2026-09-05；GeekWire、Space Scout、bing.com）</w:t>
       </w:r>
     </w:p>
     <w:p>
@@ -2189,7 +2210,7 @@
           <w:rFonts w:ascii="Kaiti SC" w:hAnsi="Kaiti SC" w:eastAsia="Kaiti SC" w:cs="Kaiti SC"/>
           <w:sz w:val="21"/>
         </w:rPr>
-        <w:t>银河航天：中国商业航天企业首次面向东南亚整星出口！银河航天三颗卫星发射成功SAR双星与泰国卫星同步入轨 - 财联社 （2026-08-27；21财经、finance.sina.com.cn、thepaper.cn）</w:t>
+        <w:t>Blue Origin：Blue Origin to build a 'game changer' satellite before humans reach Mars （2026-09-04；bing.com）</w:t>
       </w:r>
     </w:p>
     <w:p>
@@ -2210,7 +2231,7 @@
           <w:rFonts w:ascii="Kaiti SC" w:hAnsi="Kaiti SC" w:eastAsia="Kaiti SC" w:cs="Kaiti SC"/>
           <w:sz w:val="21"/>
         </w:rPr>
-        <w:t>SpaceX：Live coverage: SpaceX to launch 27 Starlink satellites on Falcon 9 rocket from Vandenberg （2026-08-26；Space、Spaceflight Now、bing.com）</w:t>
+        <w:t>星河动力：China's private, reusable Pallas-1 rocket aces debut launch (video) （2026-09-04；bing.com、space.com、spacewatch.global）</w:t>
       </w:r>
     </w:p>
     <w:p>
@@ -2231,7 +2252,7 @@
           <w:rFonts w:ascii="Kaiti SC" w:hAnsi="Kaiti SC" w:eastAsia="Kaiti SC" w:cs="Kaiti SC"/>
           <w:sz w:val="21"/>
         </w:rPr>
-        <w:t>中科宇航：完成合练！力箭一号首次海上发射进入倒计时 - 新浪财经 （2026-08-26；finance.sina.com.cn、国际在线、新浪财经）</w:t>
+        <w:t>SpaceX：NASA, SpaceX set to launch the Nancy Grace Roman Space Telescope from Florida on Sunday （2026-09-02；AccuWeather、NASA、NASASpaceflight）</w:t>
       </w:r>
     </w:p>
     <w:p>
@@ -2252,7 +2273,7 @@
           <w:rFonts w:ascii="Kaiti SC" w:hAnsi="Kaiti SC" w:eastAsia="Kaiti SC" w:cs="Kaiti SC"/>
           <w:sz w:val="21"/>
         </w:rPr>
-        <w:t>银河航天：银河航天灵知09泰国立方星等顺利入轨 中国商业航天企业首次面向东南亚整星出口 - 上海证券报 （2026-08-26；36 Kr、finance.sina.com.cn、上海证券报）</w:t>
+        <w:t>Blue Origin：Blue Origin's New Glenn just exploded on the launch pad - and it's not a pretty sight （2026-09-01；bing.com）</w:t>
       </w:r>
     </w:p>
     <w:p>
@@ -2286,7 +2307,28 @@
           <w:rFonts w:ascii="Kaiti SC" w:hAnsi="Kaiti SC" w:eastAsia="Kaiti SC" w:cs="Kaiti SC"/>
           <w:sz w:val="21"/>
         </w:rPr>
-        <w:t>SpaceX：Space Force expands Starshield service for military aircraft （2026-08-26；bing.com）</w:t>
+        <w:t>Blue Origin：NASA awards Blue Origin $700 million Mars relay contract for not-yet-operational platform （2026-09-04；The Daily Upside、bing.com、satellitetoday.com）</w:t>
+      </w:r>
+    </w:p>
+    <w:p>
+      <w:pPr>
+        <w:keepLines/>
+        <w:spacing w:after="60"/>
+        <w:ind w:left="369" w:hanging="227"/>
+      </w:pPr>
+      <w:r>
+        <w:rPr>
+          <w:rFonts w:ascii="Kaiti SC" w:hAnsi="Kaiti SC" w:eastAsia="Kaiti SC" w:cs="Kaiti SC"/>
+          <w:sz w:val="21"/>
+        </w:rPr>
+        <w:t xml:space="preserve">➢ </w:t>
+      </w:r>
+      <w:r>
+        <w:rPr>
+          <w:rFonts w:ascii="Kaiti SC" w:hAnsi="Kaiti SC" w:eastAsia="Kaiti SC" w:cs="Kaiti SC"/>
+          <w:sz w:val="21"/>
+        </w:rPr>
+        <w:t>Blue Origin：Blue Origin breaks ground on new Cape Canaveral facility ordered up by Space Force （2026-09-02；bing.com）</w:t>
       </w:r>
     </w:p>
     <w:p>
@@ -2320,7 +2362,7 @@
           <w:rFonts w:ascii="Kaiti SC" w:hAnsi="Kaiti SC" w:eastAsia="Kaiti SC" w:cs="Kaiti SC"/>
           <w:sz w:val="21"/>
         </w:rPr>
-        <w:t>垣信卫星：亿元战略投资垣信卫星！温州国投出资布局国家级“千帆星座” - 温州新闻网 （2026-08-30；温州新闻网）</w:t>
+        <w:t>垣信卫星：卫网君：垣信卫星近70亿增资投资人全解析；商业航天下半场：从“把卫星送上天”到“把卫星变成生意”；马斯克亲自下场铸造燃气轮机叶片 - Sohu （2026-09-06；Sohu）</w:t>
       </w:r>
     </w:p>
     <w:p>
@@ -2354,7 +2396,7 @@
           <w:rFonts w:ascii="Kaiti SC" w:hAnsi="Kaiti SC" w:eastAsia="Kaiti SC" w:cs="Kaiti SC"/>
           <w:sz w:val="21"/>
         </w:rPr>
-        <w:t>SpaceX：SpaceX petitions FCC to block Viasat satellite over Starlink interference risk （2026-08-29；bing.com）</w:t>
+        <w:t>SpaceX：SpaceX Petitions FCC to Block Viasat Satellite Authorization Over Starlink Interference Concerns （2026-09-01；bing.com、satnews.com）</w:t>
       </w:r>
     </w:p>
     <w:p>
@@ -2367,7 +2409,7 @@
           <w:b/>
           <w:sz w:val="21"/>
         </w:rPr>
-        <w:t>7. 其他动态</w:t>
+        <w:t>7. 产品与技术</w:t>
       </w:r>
     </w:p>
     <w:p>
@@ -2388,7 +2430,20 @@
           <w:rFonts w:ascii="Kaiti SC" w:hAnsi="Kaiti SC" w:eastAsia="Kaiti SC" w:cs="Kaiti SC"/>
           <w:sz w:val="21"/>
         </w:rPr>
-        <w:t>银河航天：Omantel and GalaxySpace explore next-generation satellite connectivity - SatellitePro ME （2026-08-26；Muscat Daily、Oman Observer、SatellitePro ME）</w:t>
+        <w:t>星河动力：Pallas 1 rocket makes successful debut flight （2026-09-01；China Daily Global Edition、bing.com）</w:t>
+      </w:r>
+    </w:p>
+    <w:p>
+      <w:pPr>
+        <w:pStyle w:val="Heading1"/>
+      </w:pPr>
+      <w:r>
+        <w:rPr>
+          <w:rFonts w:ascii="Kaiti SC" w:hAnsi="Kaiti SC" w:eastAsia="Kaiti SC" w:cs="Kaiti SC"/>
+          <w:b/>
+          <w:sz w:val="21"/>
+        </w:rPr>
+        <w:t>8. 其他动态</w:t>
       </w:r>
     </w:p>
     <w:p>
@@ -2409,7 +2464,7 @@
           <w:rFonts w:ascii="Kaiti SC" w:hAnsi="Kaiti SC" w:eastAsia="Kaiti SC" w:cs="Kaiti SC"/>
           <w:sz w:val="21"/>
         </w:rPr>
-        <w:t>银河航天：银河航天实现首次面向东南亚整星出口 - 证券时报 （2026-08-26；finance.sina.com.cn、新浪财经、证券时报）</w:t>
+        <w:t>垣信卫星：财政部将发行特别国债支持8家中央金融企业补充资本；阿里巴巴成功入局低轨卫星星座独角兽“千帆星座”；中东航线运费大幅跳涨一舱难求——《投资早参》 - mrjjxw.com （2026-09-07；21财经、DoNews、Sohu）</w:t>
       </w:r>
     </w:p>
     <w:p>
@@ -2430,7 +2485,7 @@
           <w:rFonts w:ascii="Kaiti SC" w:hAnsi="Kaiti SC" w:eastAsia="Kaiti SC" w:cs="Kaiti SC"/>
           <w:sz w:val="21"/>
         </w:rPr>
-        <w:t>SpaceX：SpaceX ends Falcon 9 Starlink flights from Florida to prioritize Starship （2026-08-25；bing.com）</w:t>
+        <w:t>Blue Origin：Jeff Bezos' Blue Origin Hires 47 Amazon Satellite Engineers To Build Rival TeraWave Network This Year （2026-09-05；bing.com）</w:t>
       </w:r>
     </w:p>
     <w:p>
@@ -2451,7 +2506,7 @@
           <w:rFonts w:ascii="Kaiti SC" w:hAnsi="Kaiti SC" w:eastAsia="Kaiti SC" w:cs="Kaiti SC"/>
           <w:sz w:val="21"/>
         </w:rPr>
-        <w:t>SpaceX：SpaceX Is Adding 500,000-Plus Starlink Subscribers Every Month. Here's Why That's Critical for the Stock. （2026-08-26；bing.com）</w:t>
+        <w:t>SpaceX：Is Russia's rival to Starlink failing? Here's what we know. （2026-09-04；arstechnica.com、bing.com）</w:t>
       </w:r>
     </w:p>
     <w:p>
@@ -2472,7 +2527,7 @@
           <w:rFonts w:ascii="Kaiti SC" w:hAnsi="Kaiti SC" w:eastAsia="Kaiti SC" w:cs="Kaiti SC"/>
           <w:sz w:val="21"/>
         </w:rPr>
-        <w:t>微纳星空：【企业风采】吉隆口岸灾情应急：微纳星空联合环天智慧共享多景卫星影像支援救灾研判 - finance.sina.com.cn （2026-08-29；eeo.com.cn、finance.sina.com.cn、新浪财经）</w:t>
+        <w:t>Blue Origin：Bezos’ Blue Origin Has Poached Dozens of Amazon Satellite Engineers （2026-09-03；bing.com）</w:t>
       </w:r>
     </w:p>
     <w:p>
@@ -2493,7 +2548,7 @@
           <w:rFonts w:ascii="Kaiti SC" w:hAnsi="Kaiti SC" w:eastAsia="Kaiti SC" w:cs="Kaiti SC"/>
           <w:sz w:val="21"/>
         </w:rPr>
-        <w:t>垣信卫星：SpaceSail captó US$1.000 millones y acelera su desembarco en Brasil （2026-08-25；bing.com）</w:t>
+        <w:t>垣信卫星：阿里巴巴、上汽集团入股低轨卫星星座运营商垣信卫星 - 证券之星 （2026-09-02；36 Kr、Moomoo、Sohu）</w:t>
       </w:r>
     </w:p>
     <w:p>
@@ -2514,7 +2569,7 @@
           <w:rFonts w:ascii="Kaiti SC" w:hAnsi="Kaiti SC" w:eastAsia="Kaiti SC" w:cs="Kaiti SC"/>
           <w:sz w:val="21"/>
         </w:rPr>
-        <w:t>星河动力：国内首个：星河动力航天爱神星一号留轨平台顺利机动离轨 - finance.sina.com.cn （2026-08-26；finance.sina.com.cn、新浪财经）</w:t>
+        <w:t>Blue Origin：Blue Origin rocket explosion was roughly as powerful as Chernobyl blast, sent sound waves 1,000 miles across the US - Yahoo （2026-09-05；Live Science、Yahoo、bing.com）</w:t>
       </w:r>
     </w:p>
     <w:p>
@@ -2535,7 +2590,28 @@
           <w:rFonts w:ascii="Kaiti SC" w:hAnsi="Kaiti SC" w:eastAsia="Kaiti SC" w:cs="Kaiti SC"/>
           <w:sz w:val="21"/>
         </w:rPr>
-        <w:t>银河航天：银河航天：出海先锋重塑全球太空新基建格局 - 新华网客户端 （2026-08-25；新华网、新华网客户端）</w:t>
+        <w:t>垣信卫星：中国版SpaceX！阿里入局千帆星座：正式登记为恒信卫星股东 - 驱动之家 （2026-09-05；t.cj.sina.cn、财联社、驱动之家）</w:t>
+      </w:r>
+    </w:p>
+    <w:p>
+      <w:pPr>
+        <w:keepLines/>
+        <w:spacing w:after="60"/>
+        <w:ind w:left="369" w:hanging="227"/>
+      </w:pPr>
+      <w:r>
+        <w:rPr>
+          <w:rFonts w:ascii="Kaiti SC" w:hAnsi="Kaiti SC" w:eastAsia="Kaiti SC" w:cs="Kaiti SC"/>
+          <w:sz w:val="21"/>
+        </w:rPr>
+        <w:t xml:space="preserve">➢ </w:t>
+      </w:r>
+      <w:r>
+        <w:rPr>
+          <w:rFonts w:ascii="Kaiti SC" w:hAnsi="Kaiti SC" w:eastAsia="Kaiti SC" w:cs="Kaiti SC"/>
+          <w:sz w:val="21"/>
+        </w:rPr>
+        <w:t>垣信卫星：阿里，投了垣信卫星 - thepaper.cn （2026-09-05；news.pedaily.cn、thepaper.cn、新浪网）</w:t>
       </w:r>
     </w:p>
     <w:p>
@@ -2548,7 +2624,7 @@
           <w:b/>
           <w:sz w:val="21"/>
         </w:rPr>
-        <w:t>8. 公司动态概览</w:t>
+        <w:t>9. 公司动态概览</w:t>
       </w:r>
     </w:p>
     <w:tbl>
@@ -2673,6 +2749,180 @@
                 <w:b w:val="0"/>
                 <w:sz w:val="19"/>
               </w:rPr>
+              <w:t>星河动力</w:t>
+            </w:r>
+          </w:p>
+        </w:tc>
+        <w:tc>
+          <w:tcPr>
+            <w:tcW w:type="dxa" w:w="2075"/>
+            <w:vAlign w:val="center"/>
+          </w:tcPr>
+          <w:p>
+            <w:pPr>
+              <w:spacing w:after="0" w:line="252" w:lineRule="auto"/>
+              <w:jc w:val="center"/>
+            </w:pPr>
+            <w:r/>
+            <w:r>
+              <w:rPr>
+                <w:rFonts w:ascii="Kaiti SC" w:hAnsi="Kaiti SC" w:eastAsia="Kaiti SC" w:cs="Kaiti SC"/>
+                <w:b w:val="0"/>
+                <w:sz w:val="19"/>
+              </w:rPr>
+              <w:t>189</w:t>
+            </w:r>
+          </w:p>
+        </w:tc>
+        <w:tc>
+          <w:tcPr>
+            <w:tcW w:type="dxa" w:w="2075"/>
+            <w:vAlign w:val="center"/>
+          </w:tcPr>
+          <w:p>
+            <w:pPr>
+              <w:spacing w:after="0" w:line="252" w:lineRule="auto"/>
+              <w:jc w:val="center"/>
+            </w:pPr>
+            <w:r/>
+            <w:r>
+              <w:rPr>
+                <w:rFonts w:ascii="Kaiti SC" w:hAnsi="Kaiti SC" w:eastAsia="Kaiti SC" w:cs="Kaiti SC"/>
+                <w:b w:val="0"/>
+                <w:sz w:val="19"/>
+              </w:rPr>
+              <w:t>发射与任务、市场与股价、融资与资本、其他动态、产品与技术</w:t>
+            </w:r>
+          </w:p>
+        </w:tc>
+        <w:tc>
+          <w:tcPr>
+            <w:tcW w:type="dxa" w:w="2075"/>
+            <w:vAlign w:val="center"/>
+          </w:tcPr>
+          <w:p>
+            <w:pPr>
+              <w:spacing w:after="0" w:line="252" w:lineRule="auto"/>
+            </w:pPr>
+            <w:r/>
+            <w:r>
+              <w:rPr>
+                <w:rFonts w:ascii="Kaiti SC" w:hAnsi="Kaiti SC" w:eastAsia="Kaiti SC" w:cs="Kaiti SC"/>
+                <w:b w:val="0"/>
+                <w:sz w:val="19"/>
+              </w:rPr>
+              <w:t>国防军工行业周报：遥智神星一号遥一首飞成功入轨_行业研究_研报 - 证券之星</w:t>
+            </w:r>
+          </w:p>
+        </w:tc>
+      </w:tr>
+      <w:tr>
+        <w:trPr>
+          <w:cantSplit/>
+        </w:trPr>
+        <w:tc>
+          <w:tcPr>
+            <w:tcW w:type="dxa" w:w="2075"/>
+            <w:vAlign w:val="center"/>
+          </w:tcPr>
+          <w:p>
+            <w:pPr>
+              <w:spacing w:after="0" w:line="252" w:lineRule="auto"/>
+            </w:pPr>
+            <w:r/>
+            <w:r>
+              <w:rPr>
+                <w:rFonts w:ascii="Kaiti SC" w:hAnsi="Kaiti SC" w:eastAsia="Kaiti SC" w:cs="Kaiti SC"/>
+                <w:b w:val="0"/>
+                <w:sz w:val="19"/>
+              </w:rPr>
+              <w:t>Blue Origin</w:t>
+            </w:r>
+          </w:p>
+        </w:tc>
+        <w:tc>
+          <w:tcPr>
+            <w:tcW w:type="dxa" w:w="2075"/>
+            <w:vAlign w:val="center"/>
+          </w:tcPr>
+          <w:p>
+            <w:pPr>
+              <w:spacing w:after="0" w:line="252" w:lineRule="auto"/>
+              <w:jc w:val="center"/>
+            </w:pPr>
+            <w:r/>
+            <w:r>
+              <w:rPr>
+                <w:rFonts w:ascii="Kaiti SC" w:hAnsi="Kaiti SC" w:eastAsia="Kaiti SC" w:cs="Kaiti SC"/>
+                <w:b w:val="0"/>
+                <w:sz w:val="19"/>
+              </w:rPr>
+              <w:t>129</w:t>
+            </w:r>
+          </w:p>
+        </w:tc>
+        <w:tc>
+          <w:tcPr>
+            <w:tcW w:type="dxa" w:w="2075"/>
+            <w:vAlign w:val="center"/>
+          </w:tcPr>
+          <w:p>
+            <w:pPr>
+              <w:spacing w:after="0" w:line="252" w:lineRule="auto"/>
+              <w:jc w:val="center"/>
+            </w:pPr>
+            <w:r/>
+            <w:r>
+              <w:rPr>
+                <w:rFonts w:ascii="Kaiti SC" w:hAnsi="Kaiti SC" w:eastAsia="Kaiti SC" w:cs="Kaiti SC"/>
+                <w:b w:val="0"/>
+                <w:sz w:val="19"/>
+              </w:rPr>
+              <w:t>发射与任务、其他动态、订单与合作</w:t>
+            </w:r>
+          </w:p>
+        </w:tc>
+        <w:tc>
+          <w:tcPr>
+            <w:tcW w:type="dxa" w:w="2075"/>
+            <w:vAlign w:val="center"/>
+          </w:tcPr>
+          <w:p>
+            <w:pPr>
+              <w:spacing w:after="0" w:line="252" w:lineRule="auto"/>
+            </w:pPr>
+            <w:r/>
+            <w:r>
+              <w:rPr>
+                <w:rFonts w:ascii="Kaiti SC" w:hAnsi="Kaiti SC" w:eastAsia="Kaiti SC" w:cs="Kaiti SC"/>
+                <w:b w:val="0"/>
+                <w:sz w:val="19"/>
+              </w:rPr>
+              <w:t>Blue Origin expands test and launch sites across the Cape</w:t>
+            </w:r>
+          </w:p>
+        </w:tc>
+      </w:tr>
+      <w:tr>
+        <w:trPr>
+          <w:cantSplit/>
+        </w:trPr>
+        <w:tc>
+          <w:tcPr>
+            <w:tcW w:type="dxa" w:w="2075"/>
+            <w:vAlign w:val="center"/>
+          </w:tcPr>
+          <w:p>
+            <w:pPr>
+              <w:spacing w:after="0" w:line="252" w:lineRule="auto"/>
+            </w:pPr>
+            <w:r/>
+            <w:r>
+              <w:rPr>
+                <w:rFonts w:ascii="Kaiti SC" w:hAnsi="Kaiti SC" w:eastAsia="Kaiti SC" w:cs="Kaiti SC"/>
+                <w:b w:val="0"/>
+                <w:sz w:val="19"/>
+              </w:rPr>
               <w:t>SpaceX</w:t>
             </w:r>
           </w:p>
@@ -2694,7 +2944,7 @@
                 <w:b w:val="0"/>
                 <w:sz w:val="19"/>
               </w:rPr>
-              <w:t>161</w:t>
+              <w:t>99</w:t>
             </w:r>
           </w:p>
         </w:tc>
@@ -2715,7 +2965,7 @@
                 <w:b w:val="0"/>
                 <w:sz w:val="19"/>
               </w:rPr>
-              <w:t>发射与任务、市场与股价、其他动态、监管与政策、订单与合作</w:t>
+              <w:t>发射与任务、市场与股价、其他动态、监管与政策、产品与技术</w:t>
             </w:r>
           </w:p>
         </w:tc>
@@ -2735,7 +2985,355 @@
                 <w:b w:val="0"/>
                 <w:sz w:val="19"/>
               </w:rPr>
-              <w:t>NASA, SpaceX set to launch the Nancy Grace Roman Space Telescope from Florida on Sunday</w:t>
+              <w:t>Starbase Infrastructure Advances Toward Flight 14</w:t>
+            </w:r>
+          </w:p>
+        </w:tc>
+      </w:tr>
+      <w:tr>
+        <w:trPr>
+          <w:cantSplit/>
+        </w:trPr>
+        <w:tc>
+          <w:tcPr>
+            <w:tcW w:type="dxa" w:w="2075"/>
+            <w:vAlign w:val="center"/>
+          </w:tcPr>
+          <w:p>
+            <w:pPr>
+              <w:spacing w:after="0" w:line="252" w:lineRule="auto"/>
+            </w:pPr>
+            <w:r/>
+            <w:r>
+              <w:rPr>
+                <w:rFonts w:ascii="Kaiti SC" w:hAnsi="Kaiti SC" w:eastAsia="Kaiti SC" w:cs="Kaiti SC"/>
+                <w:b w:val="0"/>
+                <w:sz w:val="19"/>
+              </w:rPr>
+              <w:t>垣信卫星</w:t>
+            </w:r>
+          </w:p>
+        </w:tc>
+        <w:tc>
+          <w:tcPr>
+            <w:tcW w:type="dxa" w:w="2075"/>
+            <w:vAlign w:val="center"/>
+          </w:tcPr>
+          <w:p>
+            <w:pPr>
+              <w:spacing w:after="0" w:line="252" w:lineRule="auto"/>
+              <w:jc w:val="center"/>
+            </w:pPr>
+            <w:r/>
+            <w:r>
+              <w:rPr>
+                <w:rFonts w:ascii="Kaiti SC" w:hAnsi="Kaiti SC" w:eastAsia="Kaiti SC" w:cs="Kaiti SC"/>
+                <w:b w:val="0"/>
+                <w:sz w:val="19"/>
+              </w:rPr>
+              <w:t>40</w:t>
+            </w:r>
+          </w:p>
+        </w:tc>
+        <w:tc>
+          <w:tcPr>
+            <w:tcW w:type="dxa" w:w="2075"/>
+            <w:vAlign w:val="center"/>
+          </w:tcPr>
+          <w:p>
+            <w:pPr>
+              <w:spacing w:after="0" w:line="252" w:lineRule="auto"/>
+              <w:jc w:val="center"/>
+            </w:pPr>
+            <w:r/>
+            <w:r>
+              <w:rPr>
+                <w:rFonts w:ascii="Kaiti SC" w:hAnsi="Kaiti SC" w:eastAsia="Kaiti SC" w:cs="Kaiti SC"/>
+                <w:b w:val="0"/>
+                <w:sz w:val="19"/>
+              </w:rPr>
+              <w:t>其他动态、融资与资本、产品与技术、发射与任务</w:t>
+            </w:r>
+          </w:p>
+        </w:tc>
+        <w:tc>
+          <w:tcPr>
+            <w:tcW w:type="dxa" w:w="2075"/>
+            <w:vAlign w:val="center"/>
+          </w:tcPr>
+          <w:p>
+            <w:pPr>
+              <w:spacing w:after="0" w:line="252" w:lineRule="auto"/>
+            </w:pPr>
+            <w:r/>
+            <w:r>
+              <w:rPr>
+                <w:rFonts w:ascii="Kaiti SC" w:hAnsi="Kaiti SC" w:eastAsia="Kaiti SC" w:cs="Kaiti SC"/>
+                <w:b w:val="0"/>
+                <w:sz w:val="19"/>
+              </w:rPr>
+              <w:t>中国版SpaceX！阿里入局千帆星座：正式登记为恒信卫星股东 - 驱动之家</w:t>
+            </w:r>
+          </w:p>
+        </w:tc>
+      </w:tr>
+      <w:tr>
+        <w:trPr>
+          <w:cantSplit/>
+        </w:trPr>
+        <w:tc>
+          <w:tcPr>
+            <w:tcW w:type="dxa" w:w="2075"/>
+            <w:vAlign w:val="center"/>
+          </w:tcPr>
+          <w:p>
+            <w:pPr>
+              <w:spacing w:after="0" w:line="252" w:lineRule="auto"/>
+            </w:pPr>
+            <w:r/>
+            <w:r>
+              <w:rPr>
+                <w:rFonts w:ascii="Kaiti SC" w:hAnsi="Kaiti SC" w:eastAsia="Kaiti SC" w:cs="Kaiti SC"/>
+                <w:b w:val="0"/>
+                <w:sz w:val="19"/>
+              </w:rPr>
+              <w:t>蓝箭航天</w:t>
+            </w:r>
+          </w:p>
+        </w:tc>
+        <w:tc>
+          <w:tcPr>
+            <w:tcW w:type="dxa" w:w="2075"/>
+            <w:vAlign w:val="center"/>
+          </w:tcPr>
+          <w:p>
+            <w:pPr>
+              <w:spacing w:after="0" w:line="252" w:lineRule="auto"/>
+              <w:jc w:val="center"/>
+            </w:pPr>
+            <w:r/>
+            <w:r>
+              <w:rPr>
+                <w:rFonts w:ascii="Kaiti SC" w:hAnsi="Kaiti SC" w:eastAsia="Kaiti SC" w:cs="Kaiti SC"/>
+                <w:b w:val="0"/>
+                <w:sz w:val="19"/>
+              </w:rPr>
+              <w:t>10</w:t>
+            </w:r>
+          </w:p>
+        </w:tc>
+        <w:tc>
+          <w:tcPr>
+            <w:tcW w:type="dxa" w:w="2075"/>
+            <w:vAlign w:val="center"/>
+          </w:tcPr>
+          <w:p>
+            <w:pPr>
+              <w:spacing w:after="0" w:line="252" w:lineRule="auto"/>
+              <w:jc w:val="center"/>
+            </w:pPr>
+            <w:r/>
+            <w:r>
+              <w:rPr>
+                <w:rFonts w:ascii="Kaiti SC" w:hAnsi="Kaiti SC" w:eastAsia="Kaiti SC" w:cs="Kaiti SC"/>
+                <w:b w:val="0"/>
+                <w:sz w:val="19"/>
+              </w:rPr>
+              <w:t>发射与任务、其他动态</w:t>
+            </w:r>
+          </w:p>
+        </w:tc>
+        <w:tc>
+          <w:tcPr>
+            <w:tcW w:type="dxa" w:w="2075"/>
+            <w:vAlign w:val="center"/>
+          </w:tcPr>
+          <w:p>
+            <w:pPr>
+              <w:spacing w:after="0" w:line="252" w:lineRule="auto"/>
+            </w:pPr>
+            <w:r/>
+            <w:r>
+              <w:rPr>
+                <w:rFonts w:ascii="Kaiti SC" w:hAnsi="Kaiti SC" w:eastAsia="Kaiti SC" w:cs="Kaiti SC"/>
+                <w:b w:val="0"/>
+                <w:sz w:val="19"/>
+              </w:rPr>
+              <w:t>中国又一民营可重复使用火箭首飞成功 - 证券时报</w:t>
+            </w:r>
+          </w:p>
+        </w:tc>
+      </w:tr>
+      <w:tr>
+        <w:trPr>
+          <w:cantSplit/>
+        </w:trPr>
+        <w:tc>
+          <w:tcPr>
+            <w:tcW w:type="dxa" w:w="2075"/>
+            <w:vAlign w:val="center"/>
+          </w:tcPr>
+          <w:p>
+            <w:pPr>
+              <w:spacing w:after="0" w:line="252" w:lineRule="auto"/>
+            </w:pPr>
+            <w:r/>
+            <w:r>
+              <w:rPr>
+                <w:rFonts w:ascii="Kaiti SC" w:hAnsi="Kaiti SC" w:eastAsia="Kaiti SC" w:cs="Kaiti SC"/>
+                <w:b w:val="0"/>
+                <w:sz w:val="19"/>
+              </w:rPr>
+              <w:t>中科宇航</w:t>
+            </w:r>
+          </w:p>
+        </w:tc>
+        <w:tc>
+          <w:tcPr>
+            <w:tcW w:type="dxa" w:w="2075"/>
+            <w:vAlign w:val="center"/>
+          </w:tcPr>
+          <w:p>
+            <w:pPr>
+              <w:spacing w:after="0" w:line="252" w:lineRule="auto"/>
+              <w:jc w:val="center"/>
+            </w:pPr>
+            <w:r/>
+            <w:r>
+              <w:rPr>
+                <w:rFonts w:ascii="Kaiti SC" w:hAnsi="Kaiti SC" w:eastAsia="Kaiti SC" w:cs="Kaiti SC"/>
+                <w:b w:val="0"/>
+                <w:sz w:val="19"/>
+              </w:rPr>
+              <w:t>3</w:t>
+            </w:r>
+          </w:p>
+        </w:tc>
+        <w:tc>
+          <w:tcPr>
+            <w:tcW w:type="dxa" w:w="2075"/>
+            <w:vAlign w:val="center"/>
+          </w:tcPr>
+          <w:p>
+            <w:pPr>
+              <w:spacing w:after="0" w:line="252" w:lineRule="auto"/>
+              <w:jc w:val="center"/>
+            </w:pPr>
+            <w:r/>
+            <w:r>
+              <w:rPr>
+                <w:rFonts w:ascii="Kaiti SC" w:hAnsi="Kaiti SC" w:eastAsia="Kaiti SC" w:cs="Kaiti SC"/>
+                <w:b w:val="0"/>
+                <w:sz w:val="19"/>
+              </w:rPr>
+              <w:t>发射与任务、其他动态、产品与技术</w:t>
+            </w:r>
+          </w:p>
+        </w:tc>
+        <w:tc>
+          <w:tcPr>
+            <w:tcW w:type="dxa" w:w="2075"/>
+            <w:vAlign w:val="center"/>
+          </w:tcPr>
+          <w:p>
+            <w:pPr>
+              <w:spacing w:after="0" w:line="252" w:lineRule="auto"/>
+            </w:pPr>
+            <w:r/>
+            <w:r>
+              <w:rPr>
+                <w:rFonts w:ascii="Kaiti SC" w:hAnsi="Kaiti SC" w:eastAsia="Kaiti SC" w:cs="Kaiti SC"/>
+                <w:b w:val="0"/>
+                <w:sz w:val="19"/>
+              </w:rPr>
+              <w:t>中科宇航力箭二号遥二运载火箭拟于今年10月完成发射 - 东方财富</w:t>
+            </w:r>
+          </w:p>
+        </w:tc>
+      </w:tr>
+      <w:tr>
+        <w:trPr>
+          <w:cantSplit/>
+        </w:trPr>
+        <w:tc>
+          <w:tcPr>
+            <w:tcW w:type="dxa" w:w="2075"/>
+            <w:vAlign w:val="center"/>
+          </w:tcPr>
+          <w:p>
+            <w:pPr>
+              <w:spacing w:after="0" w:line="252" w:lineRule="auto"/>
+            </w:pPr>
+            <w:r/>
+            <w:r>
+              <w:rPr>
+                <w:rFonts w:ascii="Kaiti SC" w:hAnsi="Kaiti SC" w:eastAsia="Kaiti SC" w:cs="Kaiti SC"/>
+                <w:b w:val="0"/>
+                <w:sz w:val="19"/>
+              </w:rPr>
+              <w:t>星际荣耀</w:t>
+            </w:r>
+          </w:p>
+        </w:tc>
+        <w:tc>
+          <w:tcPr>
+            <w:tcW w:type="dxa" w:w="2075"/>
+            <w:vAlign w:val="center"/>
+          </w:tcPr>
+          <w:p>
+            <w:pPr>
+              <w:spacing w:after="0" w:line="252" w:lineRule="auto"/>
+              <w:jc w:val="center"/>
+            </w:pPr>
+            <w:r/>
+            <w:r>
+              <w:rPr>
+                <w:rFonts w:ascii="Kaiti SC" w:hAnsi="Kaiti SC" w:eastAsia="Kaiti SC" w:cs="Kaiti SC"/>
+                <w:b w:val="0"/>
+                <w:sz w:val="19"/>
+              </w:rPr>
+              <w:t>2</w:t>
+            </w:r>
+          </w:p>
+        </w:tc>
+        <w:tc>
+          <w:tcPr>
+            <w:tcW w:type="dxa" w:w="2075"/>
+            <w:vAlign w:val="center"/>
+          </w:tcPr>
+          <w:p>
+            <w:pPr>
+              <w:spacing w:after="0" w:line="252" w:lineRule="auto"/>
+              <w:jc w:val="center"/>
+            </w:pPr>
+            <w:r/>
+            <w:r>
+              <w:rPr>
+                <w:rFonts w:ascii="Kaiti SC" w:hAnsi="Kaiti SC" w:eastAsia="Kaiti SC" w:cs="Kaiti SC"/>
+                <w:b w:val="0"/>
+                <w:sz w:val="19"/>
+              </w:rPr>
+              <w:t>发射与任务、其他动态</w:t>
+            </w:r>
+          </w:p>
+        </w:tc>
+        <w:tc>
+          <w:tcPr>
+            <w:tcW w:type="dxa" w:w="2075"/>
+            <w:vAlign w:val="center"/>
+          </w:tcPr>
+          <w:p>
+            <w:pPr>
+              <w:spacing w:after="0" w:line="252" w:lineRule="auto"/>
+            </w:pPr>
+            <w:r/>
+            <w:r>
+              <w:rPr>
+                <w:rFonts w:ascii="Kaiti SC" w:hAnsi="Kaiti SC" w:eastAsia="Kaiti SC" w:cs="Kaiti SC"/>
+                <w:b w:val="0"/>
+                <w:sz w:val="19"/>
+              </w:rPr>
+              <w:t>科技昨夜今晨：优德88电竞 星际荣耀成功发射 勇士公司公布卫星计划 - 体坛</w:t>
             </w:r>
           </w:p>
         </w:tc>
@@ -2781,94 +3379,7 @@
                 <w:b w:val="0"/>
                 <w:sz w:val="19"/>
               </w:rPr>
-              <w:t>107</w:t>
-            </w:r>
-          </w:p>
-        </w:tc>
-        <w:tc>
-          <w:tcPr>
-            <w:tcW w:type="dxa" w:w="2075"/>
-            <w:vAlign w:val="center"/>
-          </w:tcPr>
-          <w:p>
-            <w:pPr>
-              <w:spacing w:after="0" w:line="252" w:lineRule="auto"/>
-              <w:jc w:val="center"/>
-            </w:pPr>
-            <w:r/>
-            <w:r>
-              <w:rPr>
-                <w:rFonts w:ascii="Kaiti SC" w:hAnsi="Kaiti SC" w:eastAsia="Kaiti SC" w:cs="Kaiti SC"/>
-                <w:b w:val="0"/>
-                <w:sz w:val="19"/>
-              </w:rPr>
-              <w:t>其他动态、发射与任务、订单与合作</w:t>
-            </w:r>
-          </w:p>
-        </w:tc>
-        <w:tc>
-          <w:tcPr>
-            <w:tcW w:type="dxa" w:w="2075"/>
-            <w:vAlign w:val="center"/>
-          </w:tcPr>
-          <w:p>
-            <w:pPr>
-              <w:spacing w:after="0" w:line="252" w:lineRule="auto"/>
-            </w:pPr>
-            <w:r/>
-            <w:r>
-              <w:rPr>
-                <w:rFonts w:ascii="Kaiti SC" w:hAnsi="Kaiti SC" w:eastAsia="Kaiti SC" w:cs="Kaiti SC"/>
-                <w:b w:val="0"/>
-                <w:sz w:val="19"/>
-              </w:rPr>
-              <w:t>Omantel and GalaxySpace explore next-generation satellite connectivity - SatellitePro ME</w:t>
-            </w:r>
-          </w:p>
-        </w:tc>
-      </w:tr>
-      <w:tr>
-        <w:trPr>
-          <w:cantSplit/>
-        </w:trPr>
-        <w:tc>
-          <w:tcPr>
-            <w:tcW w:type="dxa" w:w="2075"/>
-            <w:vAlign w:val="center"/>
-          </w:tcPr>
-          <w:p>
-            <w:pPr>
-              <w:spacing w:after="0" w:line="252" w:lineRule="auto"/>
-            </w:pPr>
-            <w:r/>
-            <w:r>
-              <w:rPr>
-                <w:rFonts w:ascii="Kaiti SC" w:hAnsi="Kaiti SC" w:eastAsia="Kaiti SC" w:cs="Kaiti SC"/>
-                <w:b w:val="0"/>
-                <w:sz w:val="19"/>
-              </w:rPr>
-              <w:t>中科宇航</w:t>
-            </w:r>
-          </w:p>
-        </w:tc>
-        <w:tc>
-          <w:tcPr>
-            <w:tcW w:type="dxa" w:w="2075"/>
-            <w:vAlign w:val="center"/>
-          </w:tcPr>
-          <w:p>
-            <w:pPr>
-              <w:spacing w:after="0" w:line="252" w:lineRule="auto"/>
-              <w:jc w:val="center"/>
-            </w:pPr>
-            <w:r/>
-            <w:r>
-              <w:rPr>
-                <w:rFonts w:ascii="Kaiti SC" w:hAnsi="Kaiti SC" w:eastAsia="Kaiti SC" w:cs="Kaiti SC"/>
-                <w:b w:val="0"/>
-                <w:sz w:val="19"/>
-              </w:rPr>
-              <w:t>23</w:t>
+              <w:t>1</w:t>
             </w:r>
           </w:p>
         </w:tc>
@@ -2909,442 +3420,7 @@
                 <w:b w:val="0"/>
                 <w:sz w:val="19"/>
               </w:rPr>
-              <w:t>中科宇航力箭二号遥二运载火箭顺利出厂，拟于今年10月完成发射_手机新浪网 - finance.sina.com.cn</w:t>
-            </w:r>
-          </w:p>
-        </w:tc>
-      </w:tr>
-      <w:tr>
-        <w:trPr>
-          <w:cantSplit/>
-        </w:trPr>
-        <w:tc>
-          <w:tcPr>
-            <w:tcW w:type="dxa" w:w="2075"/>
-            <w:vAlign w:val="center"/>
-          </w:tcPr>
-          <w:p>
-            <w:pPr>
-              <w:spacing w:after="0" w:line="252" w:lineRule="auto"/>
-            </w:pPr>
-            <w:r/>
-            <w:r>
-              <w:rPr>
-                <w:rFonts w:ascii="Kaiti SC" w:hAnsi="Kaiti SC" w:eastAsia="Kaiti SC" w:cs="Kaiti SC"/>
-                <w:b w:val="0"/>
-                <w:sz w:val="19"/>
-              </w:rPr>
-              <w:t>Blue Origin</w:t>
-            </w:r>
-          </w:p>
-        </w:tc>
-        <w:tc>
-          <w:tcPr>
-            <w:tcW w:type="dxa" w:w="2075"/>
-            <w:vAlign w:val="center"/>
-          </w:tcPr>
-          <w:p>
-            <w:pPr>
-              <w:spacing w:after="0" w:line="252" w:lineRule="auto"/>
-              <w:jc w:val="center"/>
-            </w:pPr>
-            <w:r/>
-            <w:r>
-              <w:rPr>
-                <w:rFonts w:ascii="Kaiti SC" w:hAnsi="Kaiti SC" w:eastAsia="Kaiti SC" w:cs="Kaiti SC"/>
-                <w:b w:val="0"/>
-                <w:sz w:val="19"/>
-              </w:rPr>
-              <w:t>22</w:t>
-            </w:r>
-          </w:p>
-        </w:tc>
-        <w:tc>
-          <w:tcPr>
-            <w:tcW w:type="dxa" w:w="2075"/>
-            <w:vAlign w:val="center"/>
-          </w:tcPr>
-          <w:p>
-            <w:pPr>
-              <w:spacing w:after="0" w:line="252" w:lineRule="auto"/>
-              <w:jc w:val="center"/>
-            </w:pPr>
-            <w:r/>
-            <w:r>
-              <w:rPr>
-                <w:rFonts w:ascii="Kaiti SC" w:hAnsi="Kaiti SC" w:eastAsia="Kaiti SC" w:cs="Kaiti SC"/>
-                <w:b w:val="0"/>
-                <w:sz w:val="19"/>
-              </w:rPr>
-              <w:t>发射与任务、其他动态</w:t>
-            </w:r>
-          </w:p>
-        </w:tc>
-        <w:tc>
-          <w:tcPr>
-            <w:tcW w:type="dxa" w:w="2075"/>
-            <w:vAlign w:val="center"/>
-          </w:tcPr>
-          <w:p>
-            <w:pPr>
-              <w:spacing w:after="0" w:line="252" w:lineRule="auto"/>
-            </w:pPr>
-            <w:r/>
-            <w:r>
-              <w:rPr>
-                <w:rFonts w:ascii="Kaiti SC" w:hAnsi="Kaiti SC" w:eastAsia="Kaiti SC" w:cs="Kaiti SC"/>
-                <w:b w:val="0"/>
-                <w:sz w:val="19"/>
-              </w:rPr>
-              <w:t>Space Force plans new launch complex at Cape Canaveral following Blue Origin explosion - The Business Journals</w:t>
-            </w:r>
-          </w:p>
-        </w:tc>
-      </w:tr>
-      <w:tr>
-        <w:trPr>
-          <w:cantSplit/>
-        </w:trPr>
-        <w:tc>
-          <w:tcPr>
-            <w:tcW w:type="dxa" w:w="2075"/>
-            <w:vAlign w:val="center"/>
-          </w:tcPr>
-          <w:p>
-            <w:pPr>
-              <w:spacing w:after="0" w:line="252" w:lineRule="auto"/>
-            </w:pPr>
-            <w:r/>
-            <w:r>
-              <w:rPr>
-                <w:rFonts w:ascii="Kaiti SC" w:hAnsi="Kaiti SC" w:eastAsia="Kaiti SC" w:cs="Kaiti SC"/>
-                <w:b w:val="0"/>
-                <w:sz w:val="19"/>
-              </w:rPr>
-              <w:t>垣信卫星</w:t>
-            </w:r>
-          </w:p>
-        </w:tc>
-        <w:tc>
-          <w:tcPr>
-            <w:tcW w:type="dxa" w:w="2075"/>
-            <w:vAlign w:val="center"/>
-          </w:tcPr>
-          <w:p>
-            <w:pPr>
-              <w:spacing w:after="0" w:line="252" w:lineRule="auto"/>
-              <w:jc w:val="center"/>
-            </w:pPr>
-            <w:r/>
-            <w:r>
-              <w:rPr>
-                <w:rFonts w:ascii="Kaiti SC" w:hAnsi="Kaiti SC" w:eastAsia="Kaiti SC" w:cs="Kaiti SC"/>
-                <w:b w:val="0"/>
-                <w:sz w:val="19"/>
-              </w:rPr>
-              <w:t>7</w:t>
-            </w:r>
-          </w:p>
-        </w:tc>
-        <w:tc>
-          <w:tcPr>
-            <w:tcW w:type="dxa" w:w="2075"/>
-            <w:vAlign w:val="center"/>
-          </w:tcPr>
-          <w:p>
-            <w:pPr>
-              <w:spacing w:after="0" w:line="252" w:lineRule="auto"/>
-              <w:jc w:val="center"/>
-            </w:pPr>
-            <w:r/>
-            <w:r>
-              <w:rPr>
-                <w:rFonts w:ascii="Kaiti SC" w:hAnsi="Kaiti SC" w:eastAsia="Kaiti SC" w:cs="Kaiti SC"/>
-                <w:b w:val="0"/>
-                <w:sz w:val="19"/>
-              </w:rPr>
-              <w:t>融资与资本、其他动态</w:t>
-            </w:r>
-          </w:p>
-        </w:tc>
-        <w:tc>
-          <w:tcPr>
-            <w:tcW w:type="dxa" w:w="2075"/>
-            <w:vAlign w:val="center"/>
-          </w:tcPr>
-          <w:p>
-            <w:pPr>
-              <w:spacing w:after="0" w:line="252" w:lineRule="auto"/>
-            </w:pPr>
-            <w:r/>
-            <w:r>
-              <w:rPr>
-                <w:rFonts w:ascii="Kaiti SC" w:hAnsi="Kaiti SC" w:eastAsia="Kaiti SC" w:cs="Kaiti SC"/>
-                <w:b w:val="0"/>
-                <w:sz w:val="19"/>
-              </w:rPr>
-              <w:t>亿元战略投资垣信卫星！温州国投出资布局国家级“千帆星座” - 温州新闻网</w:t>
-            </w:r>
-          </w:p>
-        </w:tc>
-      </w:tr>
-      <w:tr>
-        <w:trPr>
-          <w:cantSplit/>
-        </w:trPr>
-        <w:tc>
-          <w:tcPr>
-            <w:tcW w:type="dxa" w:w="2075"/>
-            <w:vAlign w:val="center"/>
-          </w:tcPr>
-          <w:p>
-            <w:pPr>
-              <w:spacing w:after="0" w:line="252" w:lineRule="auto"/>
-            </w:pPr>
-            <w:r/>
-            <w:r>
-              <w:rPr>
-                <w:rFonts w:ascii="Kaiti SC" w:hAnsi="Kaiti SC" w:eastAsia="Kaiti SC" w:cs="Kaiti SC"/>
-                <w:b w:val="0"/>
-                <w:sz w:val="19"/>
-              </w:rPr>
-              <w:t>蓝箭航天</w:t>
-            </w:r>
-          </w:p>
-        </w:tc>
-        <w:tc>
-          <w:tcPr>
-            <w:tcW w:type="dxa" w:w="2075"/>
-            <w:vAlign w:val="center"/>
-          </w:tcPr>
-          <w:p>
-            <w:pPr>
-              <w:spacing w:after="0" w:line="252" w:lineRule="auto"/>
-              <w:jc w:val="center"/>
-            </w:pPr>
-            <w:r/>
-            <w:r>
-              <w:rPr>
-                <w:rFonts w:ascii="Kaiti SC" w:hAnsi="Kaiti SC" w:eastAsia="Kaiti SC" w:cs="Kaiti SC"/>
-                <w:b w:val="0"/>
-                <w:sz w:val="19"/>
-              </w:rPr>
-              <w:t>6</w:t>
-            </w:r>
-          </w:p>
-        </w:tc>
-        <w:tc>
-          <w:tcPr>
-            <w:tcW w:type="dxa" w:w="2075"/>
-            <w:vAlign w:val="center"/>
-          </w:tcPr>
-          <w:p>
-            <w:pPr>
-              <w:spacing w:after="0" w:line="252" w:lineRule="auto"/>
-              <w:jc w:val="center"/>
-            </w:pPr>
-            <w:r/>
-            <w:r>
-              <w:rPr>
-                <w:rFonts w:ascii="Kaiti SC" w:hAnsi="Kaiti SC" w:eastAsia="Kaiti SC" w:cs="Kaiti SC"/>
-                <w:b w:val="0"/>
-                <w:sz w:val="19"/>
-              </w:rPr>
-              <w:t>其他动态</w:t>
-            </w:r>
-          </w:p>
-        </w:tc>
-        <w:tc>
-          <w:tcPr>
-            <w:tcW w:type="dxa" w:w="2075"/>
-            <w:vAlign w:val="center"/>
-          </w:tcPr>
-          <w:p>
-            <w:pPr>
-              <w:spacing w:after="0" w:line="252" w:lineRule="auto"/>
-            </w:pPr>
-            <w:r/>
-            <w:r>
-              <w:rPr>
-                <w:rFonts w:ascii="Kaiti SC" w:hAnsi="Kaiti SC" w:eastAsia="Kaiti SC" w:cs="Kaiti SC"/>
-                <w:b w:val="0"/>
-                <w:sz w:val="19"/>
-              </w:rPr>
-              <w:t>LandSpace eyes Zhuque-3 refly within 6 months</w:t>
-            </w:r>
-          </w:p>
-        </w:tc>
-      </w:tr>
-      <w:tr>
-        <w:trPr>
-          <w:cantSplit/>
-        </w:trPr>
-        <w:tc>
-          <w:tcPr>
-            <w:tcW w:type="dxa" w:w="2075"/>
-            <w:vAlign w:val="center"/>
-          </w:tcPr>
-          <w:p>
-            <w:pPr>
-              <w:spacing w:after="0" w:line="252" w:lineRule="auto"/>
-            </w:pPr>
-            <w:r/>
-            <w:r>
-              <w:rPr>
-                <w:rFonts w:ascii="Kaiti SC" w:hAnsi="Kaiti SC" w:eastAsia="Kaiti SC" w:cs="Kaiti SC"/>
-                <w:b w:val="0"/>
-                <w:sz w:val="19"/>
-              </w:rPr>
-              <w:t>微纳星空</w:t>
-            </w:r>
-          </w:p>
-        </w:tc>
-        <w:tc>
-          <w:tcPr>
-            <w:tcW w:type="dxa" w:w="2075"/>
-            <w:vAlign w:val="center"/>
-          </w:tcPr>
-          <w:p>
-            <w:pPr>
-              <w:spacing w:after="0" w:line="252" w:lineRule="auto"/>
-              <w:jc w:val="center"/>
-            </w:pPr>
-            <w:r/>
-            <w:r>
-              <w:rPr>
-                <w:rFonts w:ascii="Kaiti SC" w:hAnsi="Kaiti SC" w:eastAsia="Kaiti SC" w:cs="Kaiti SC"/>
-                <w:b w:val="0"/>
-                <w:sz w:val="19"/>
-              </w:rPr>
-              <w:t>5</w:t>
-            </w:r>
-          </w:p>
-        </w:tc>
-        <w:tc>
-          <w:tcPr>
-            <w:tcW w:type="dxa" w:w="2075"/>
-            <w:vAlign w:val="center"/>
-          </w:tcPr>
-          <w:p>
-            <w:pPr>
-              <w:spacing w:after="0" w:line="252" w:lineRule="auto"/>
-              <w:jc w:val="center"/>
-            </w:pPr>
-            <w:r/>
-            <w:r>
-              <w:rPr>
-                <w:rFonts w:ascii="Kaiti SC" w:hAnsi="Kaiti SC" w:eastAsia="Kaiti SC" w:cs="Kaiti SC"/>
-                <w:b w:val="0"/>
-                <w:sz w:val="19"/>
-              </w:rPr>
-              <w:t>其他动态</w:t>
-            </w:r>
-          </w:p>
-        </w:tc>
-        <w:tc>
-          <w:tcPr>
-            <w:tcW w:type="dxa" w:w="2075"/>
-            <w:vAlign w:val="center"/>
-          </w:tcPr>
-          <w:p>
-            <w:pPr>
-              <w:spacing w:after="0" w:line="252" w:lineRule="auto"/>
-            </w:pPr>
-            <w:r/>
-            <w:r>
-              <w:rPr>
-                <w:rFonts w:ascii="Kaiti SC" w:hAnsi="Kaiti SC" w:eastAsia="Kaiti SC" w:cs="Kaiti SC"/>
-                <w:b w:val="0"/>
-                <w:sz w:val="19"/>
-              </w:rPr>
-              <w:t>【企业风采】吉隆口岸灾情应急：微纳星空联合环天智慧共享多景卫星影像支援救灾研判 - finance.sina.com.cn</w:t>
-            </w:r>
-          </w:p>
-        </w:tc>
-      </w:tr>
-      <w:tr>
-        <w:trPr>
-          <w:cantSplit/>
-        </w:trPr>
-        <w:tc>
-          <w:tcPr>
-            <w:tcW w:type="dxa" w:w="2075"/>
-            <w:vAlign w:val="center"/>
-          </w:tcPr>
-          <w:p>
-            <w:pPr>
-              <w:spacing w:after="0" w:line="252" w:lineRule="auto"/>
-            </w:pPr>
-            <w:r/>
-            <w:r>
-              <w:rPr>
-                <w:rFonts w:ascii="Kaiti SC" w:hAnsi="Kaiti SC" w:eastAsia="Kaiti SC" w:cs="Kaiti SC"/>
-                <w:b w:val="0"/>
-                <w:sz w:val="19"/>
-              </w:rPr>
-              <w:t>星河动力</w:t>
-            </w:r>
-          </w:p>
-        </w:tc>
-        <w:tc>
-          <w:tcPr>
-            <w:tcW w:type="dxa" w:w="2075"/>
-            <w:vAlign w:val="center"/>
-          </w:tcPr>
-          <w:p>
-            <w:pPr>
-              <w:spacing w:after="0" w:line="252" w:lineRule="auto"/>
-              <w:jc w:val="center"/>
-            </w:pPr>
-            <w:r/>
-            <w:r>
-              <w:rPr>
-                <w:rFonts w:ascii="Kaiti SC" w:hAnsi="Kaiti SC" w:eastAsia="Kaiti SC" w:cs="Kaiti SC"/>
-                <w:b w:val="0"/>
-                <w:sz w:val="19"/>
-              </w:rPr>
-              <w:t>5</w:t>
-            </w:r>
-          </w:p>
-        </w:tc>
-        <w:tc>
-          <w:tcPr>
-            <w:tcW w:type="dxa" w:w="2075"/>
-            <w:vAlign w:val="center"/>
-          </w:tcPr>
-          <w:p>
-            <w:pPr>
-              <w:spacing w:after="0" w:line="252" w:lineRule="auto"/>
-              <w:jc w:val="center"/>
-            </w:pPr>
-            <w:r/>
-            <w:r>
-              <w:rPr>
-                <w:rFonts w:ascii="Kaiti SC" w:hAnsi="Kaiti SC" w:eastAsia="Kaiti SC" w:cs="Kaiti SC"/>
-                <w:b w:val="0"/>
-                <w:sz w:val="19"/>
-              </w:rPr>
-              <w:t>发射与任务、其他动态</w:t>
-            </w:r>
-          </w:p>
-        </w:tc>
-        <w:tc>
-          <w:tcPr>
-            <w:tcW w:type="dxa" w:w="2075"/>
-            <w:vAlign w:val="center"/>
-          </w:tcPr>
-          <w:p>
-            <w:pPr>
-              <w:spacing w:after="0" w:line="252" w:lineRule="auto"/>
-            </w:pPr>
-            <w:r/>
-            <w:r>
-              <w:rPr>
-                <w:rFonts w:ascii="Kaiti SC" w:hAnsi="Kaiti SC" w:eastAsia="Kaiti SC" w:cs="Kaiti SC"/>
-                <w:b w:val="0"/>
-                <w:sz w:val="19"/>
-              </w:rPr>
-              <w:t>Rocket Report: Europe splashes some cash on launch startups; Pallas-1 nears debut</w:t>
+              <w:t>银河航天三颗卫星成功发射，祝贺艾可萨的老铁客户 - 财富号</w:t>
             </w:r>
           </w:p>
         </w:tc>
@@ -3360,7 +3436,28 @@
           <w:b/>
           <w:sz w:val="21"/>
         </w:rPr>
-        <w:t>9. 关联历史回看</w:t>
+        <w:t>10. 关联历史回看</w:t>
+      </w:r>
+    </w:p>
+    <w:p>
+      <w:pPr>
+        <w:keepLines/>
+        <w:spacing w:after="60"/>
+        <w:ind w:left="369" w:hanging="227"/>
+      </w:pPr>
+      <w:r>
+        <w:rPr>
+          <w:rFonts w:ascii="Kaiti SC" w:hAnsi="Kaiti SC" w:eastAsia="Kaiti SC" w:cs="Kaiti SC"/>
+          <w:sz w:val="21"/>
+        </w:rPr>
+        <w:t xml:space="preserve">✓ </w:t>
+      </w:r>
+      <w:r>
+        <w:rPr>
+          <w:rFonts w:ascii="Kaiti SC" w:hAnsi="Kaiti SC" w:eastAsia="Kaiti SC" w:cs="Kaiti SC"/>
+          <w:sz w:val="21"/>
+        </w:rPr>
+        <w:t>SpaceX：本周“SpaceX rocket launch should be visible in Phoenix this weekend - Phoenix New Times”；关联回看 2026-06-29 的“SpaceX rocket launch should be visible in Phoenix this week - Phoenix New Times”。</w:t>
       </w:r>
     </w:p>
     <w:p>
@@ -3402,7 +3499,7 @@
           <w:rFonts w:ascii="Kaiti SC" w:hAnsi="Kaiti SC" w:eastAsia="Kaiti SC" w:cs="Kaiti SC"/>
           <w:sz w:val="21"/>
         </w:rPr>
-        <w:t>SpaceX：本周“SpaceX Falcon 9 booster returns to Port Canaveral after final Florida Starlink launch - Florida Today”；关联回看 2026-08-13 的“Live coverage: SpaceX to launch 29 Starlink satellites on Falcon 9 rocket from Cape Canaveral”。</w:t>
+        <w:t>Blue Origin：本周“Blue Origin's New Glenn just exploded on the launch pad - and it's not a pretty sight”；关联回看 2026-08-24 的“Blue Origin's New Glenn just exploded on the launch pad - and it's not a pretty sight”。</w:t>
       </w:r>
     </w:p>
     <w:p>
@@ -3423,7 +3520,7 @@
           <w:rFonts w:ascii="Kaiti SC" w:hAnsi="Kaiti SC" w:eastAsia="Kaiti SC" w:cs="Kaiti SC"/>
           <w:sz w:val="21"/>
         </w:rPr>
-        <w:t>SpaceX：本周“Live coverage: SpaceX to launch Starlink mission on a Falcon booster’s record-breaking 37th flight”；关联回看 2026-06-08 的“SpaceX launches Falcon 9 rocket booster on record-breaking 35th flight”。</w:t>
+        <w:t>星河动力：本周“星河动力中大型可重复使用液体运载火箭首飞成功 - 新浪财经”；关联回看 2026-07-06 的“星河动力航天智神星一号中大型可重复使用液体运载火箭将迎首飞，以苍穹-50 为主动力系统 - finance.sina.com.cn”。</w:t>
       </w:r>
     </w:p>
     <w:p>
@@ -3444,7 +3541,7 @@
           <w:rFonts w:ascii="Kaiti SC" w:hAnsi="Kaiti SC" w:eastAsia="Kaiti SC" w:cs="Kaiti SC"/>
           <w:sz w:val="21"/>
         </w:rPr>
-        <w:t>中科宇航：本周“中科宇航力箭二号遥二运载火箭顺利出厂，拟于今年10月完成发射_手机新浪网 - finance.sina.com.cn”；关联回看 2026-07-31 的“力箭一号遥十八运载火箭顺利出厂 - 证券时报”。</w:t>
+        <w:t>SpaceX：本周“SpaceX rocket launch to light up California skies tonight - Ventura County Star”；关联回看 2026-07-07 的“After the July 4 holiday, SpaceX to light up skies again with launch - Ventura County Star”。</w:t>
       </w:r>
     </w:p>
     <w:p>
@@ -3465,7 +3562,46 @@
           <w:rFonts w:ascii="Kaiti SC" w:hAnsi="Kaiti SC" w:eastAsia="Kaiti SC" w:cs="Kaiti SC"/>
           <w:sz w:val="21"/>
         </w:rPr>
-        <w:t>SpaceX：本周“Live coverage: SpaceX to launch 27 Starlink satellites on Falcon 9 rocket from Vandenberg”；关联回看 2026-08-12 的“Live coverage: SpaceX to launch 24 Starlink satellites on Falcon 9 rocket from Vandenberg SFB”。</w:t>
+        <w:t>SpaceX：本周“SpaceX's next rocket launch from Vandenberg. Track liftoff, scrub updates - Ventura County Star”；关联回看 2026-07-31 的“SpaceX plans late-night California rocket launch. Here's where to watch - Ventura County Star”。</w:t>
+      </w:r>
+    </w:p>
+    <w:p>
+      <w:r>
+        <w:t>说明：以上按同公司、同事件类别及标题主题相近建立线索，仅供连续观察，不代表已确认因果关系。</w:t>
+      </w:r>
+    </w:p>
+    <w:p>
+      <w:pPr>
+        <w:pStyle w:val="Heading1"/>
+      </w:pPr>
+      <w:r>
+        <w:rPr>
+          <w:rFonts w:ascii="Kaiti SC" w:hAnsi="Kaiti SC" w:eastAsia="Kaiti SC" w:cs="Kaiti SC"/>
+          <w:b/>
+          <w:sz w:val="21"/>
+        </w:rPr>
+        <w:t>11. 下周关注</w:t>
+      </w:r>
+    </w:p>
+    <w:p>
+      <w:pPr>
+        <w:keepLines/>
+        <w:spacing w:after="60"/>
+        <w:ind w:left="369" w:hanging="227"/>
+      </w:pPr>
+      <w:r>
+        <w:rPr>
+          <w:rFonts w:ascii="Kaiti SC" w:hAnsi="Kaiti SC" w:eastAsia="Kaiti SC" w:cs="Kaiti SC"/>
+          <w:sz w:val="21"/>
+        </w:rPr>
+        <w:t xml:space="preserve">➢ </w:t>
+      </w:r>
+      <w:r>
+        <w:rPr>
+          <w:rFonts w:ascii="Kaiti SC" w:hAnsi="Kaiti SC" w:eastAsia="Kaiti SC" w:cs="Kaiti SC"/>
+          <w:sz w:val="21"/>
+        </w:rPr>
+        <w:t>继续跟踪本周高频类别：发射与任务、其他动态、订单与合作。</w:t>
       </w:r>
     </w:p>
     <w:p>
@@ -3486,25 +3622,7 @@
           <w:rFonts w:ascii="Kaiti SC" w:hAnsi="Kaiti SC" w:eastAsia="Kaiti SC" w:cs="Kaiti SC"/>
           <w:sz w:val="21"/>
         </w:rPr>
-        <w:t>SpaceX：本周“SpaceX test-fires Starship Super Heavy booster ahead of critical Flight 14 (video)”；关联回看 2026-08-22 的“SpaceX fires up Starship ahead of megarocket’s 1st orbital flight (video)”。</w:t>
-      </w:r>
-    </w:p>
-    <w:p>
-      <w:r>
-        <w:t>说明：以上按同公司、同事件类别及标题主题相近建立线索，仅供连续观察，不代表已确认因果关系。</w:t>
-      </w:r>
-    </w:p>
-    <w:p>
-      <w:pPr>
-        <w:pStyle w:val="Heading1"/>
-      </w:pPr>
-      <w:r>
-        <w:rPr>
-          <w:rFonts w:ascii="Kaiti SC" w:hAnsi="Kaiti SC" w:eastAsia="Kaiti SC" w:cs="Kaiti SC"/>
-          <w:b/>
-          <w:sz w:val="21"/>
-        </w:rPr>
-        <w:t>10. 下周关注</w:t>
+        <w:t>关注 星河动力 的后续披露与多来源交叉验证。</w:t>
       </w:r>
     </w:p>
     <w:p>
@@ -3518,14 +3636,14 @@
           <w:rFonts w:ascii="Kaiti SC" w:hAnsi="Kaiti SC" w:eastAsia="Kaiti SC" w:cs="Kaiti SC"/>
           <w:sz w:val="21"/>
         </w:rPr>
-        <w:t xml:space="preserve">➢ </w:t>
+        <w:t xml:space="preserve">✓ </w:t>
       </w:r>
       <w:r>
         <w:rPr>
           <w:rFonts w:ascii="Kaiti SC" w:hAnsi="Kaiti SC" w:eastAsia="Kaiti SC" w:cs="Kaiti SC"/>
           <w:sz w:val="21"/>
         </w:rPr>
-        <w:t>继续跟踪本周高频类别：发射与任务、其他动态、监管与政策。</w:t>
+        <w:t>关注 Blue Origin 的后续披露与多来源交叉验证。</w:t>
       </w:r>
     </w:p>
     <w:p>
@@ -3567,7 +3685,7 @@
           <w:rFonts w:ascii="Kaiti SC" w:hAnsi="Kaiti SC" w:eastAsia="Kaiti SC" w:cs="Kaiti SC"/>
           <w:sz w:val="21"/>
         </w:rPr>
-        <w:t>关注 银河航天 的后续披露与多来源交叉验证。</w:t>
+        <w:t>关注 垣信卫星 的后续披露与多来源交叉验证。</w:t>
       </w:r>
     </w:p>
     <w:p>
@@ -3588,49 +3706,7 @@
           <w:rFonts w:ascii="Kaiti SC" w:hAnsi="Kaiti SC" w:eastAsia="Kaiti SC" w:cs="Kaiti SC"/>
           <w:sz w:val="21"/>
         </w:rPr>
-        <w:t>关注 中科宇航 的后续披露与多来源交叉验证。</w:t>
-      </w:r>
-    </w:p>
-    <w:p>
-      <w:pPr>
-        <w:keepLines/>
-        <w:spacing w:after="60"/>
-        <w:ind w:left="369" w:hanging="227"/>
-      </w:pPr>
-      <w:r>
-        <w:rPr>
-          <w:rFonts w:ascii="Kaiti SC" w:hAnsi="Kaiti SC" w:eastAsia="Kaiti SC" w:cs="Kaiti SC"/>
-          <w:sz w:val="21"/>
-        </w:rPr>
-        <w:t xml:space="preserve">✓ </w:t>
-      </w:r>
-      <w:r>
-        <w:rPr>
-          <w:rFonts w:ascii="Kaiti SC" w:hAnsi="Kaiti SC" w:eastAsia="Kaiti SC" w:cs="Kaiti SC"/>
-          <w:sz w:val="21"/>
-        </w:rPr>
-        <w:t>关注 Blue Origin 的后续披露与多来源交叉验证。</w:t>
-      </w:r>
-    </w:p>
-    <w:p>
-      <w:pPr>
-        <w:keepLines/>
-        <w:spacing w:after="60"/>
-        <w:ind w:left="369" w:hanging="227"/>
-      </w:pPr>
-      <w:r>
-        <w:rPr>
-          <w:rFonts w:ascii="Kaiti SC" w:hAnsi="Kaiti SC" w:eastAsia="Kaiti SC" w:cs="Kaiti SC"/>
-          <w:sz w:val="21"/>
-        </w:rPr>
-        <w:t xml:space="preserve">✓ </w:t>
-      </w:r>
-      <w:r>
-        <w:rPr>
-          <w:rFonts w:ascii="Kaiti SC" w:hAnsi="Kaiti SC" w:eastAsia="Kaiti SC" w:cs="Kaiti SC"/>
-          <w:sz w:val="21"/>
-        </w:rPr>
-        <w:t>关注 垣信卫星 的后续披露与多来源交叉验证。</w:t>
+        <w:t>关注 蓝箭航天 的后续披露与多来源交叉验证。</w:t>
       </w:r>
     </w:p>
     <w:sectPr>
